--- a/backend/templates/task/CDOGS-TDR-TEMPLATE-v1.docx
+++ b/backend/templates/task/CDOGS-TDR-TEMPLATE-v1.docx
@@ -4,16 +4,422 @@
   <w:body>
     <w:p>
       <w:pPr>
+        <w:jc w:val="center"/>
         <w:rPr>
           <w:rFonts w:ascii="Comic Sans MS" w:hAnsi="Comic Sans MS"/>
+          <w:b/>
+          <w:bCs/>
+          <w:color w:val="EE0000"/>
         </w:rPr>
       </w:pPr>
       <w:r>
         <w:rPr>
           <w:rFonts w:ascii="Comic Sans MS" w:hAnsi="Comic Sans MS"/>
+          <w:b/>
+          <w:bCs/>
+          <w:color w:val="EE0000"/>
         </w:rPr>
-        <w:t>TASK DEFINITION REPORT</w:t>
+        <w:t>TASK DETAIL FORM (TDF)</w:t>
       </w:r>
+    </w:p>
+    <w:tbl>
+      <w:tblPr>
+        <w:tblStyle w:val="TableGrid"/>
+        <w:tblW w:w="0" w:type="auto"/>
+        <w:tblLook w:val="04A0" w:firstRow="1" w:lastRow="0" w:firstColumn="1" w:lastColumn="0" w:noHBand="0" w:noVBand="1"/>
+      </w:tblPr>
+      <w:tblGrid>
+        <w:gridCol w:w="2695"/>
+        <w:gridCol w:w="6655"/>
+      </w:tblGrid>
+      <w:tr>
+        <w:tc>
+          <w:tcPr>
+            <w:tcW w:w="2695" w:type="dxa"/>
+            <w:shd w:val="clear" w:color="auto" w:fill="00B050"/>
+          </w:tcPr>
+          <w:p>
+            <w:pPr>
+              <w:rPr>
+                <w:rFonts w:ascii="Comic Sans MS" w:hAnsi="Comic Sans MS"/>
+                <w:b/>
+                <w:bCs/>
+                <w:color w:val="000000" w:themeColor="text1"/>
+              </w:rPr>
+            </w:pPr>
+            <w:r>
+              <w:rPr>
+                <w:rFonts w:ascii="Comic Sans MS" w:hAnsi="Comic Sans MS"/>
+                <w:b/>
+                <w:bCs/>
+                <w:color w:val="000000" w:themeColor="text1"/>
+              </w:rPr>
+              <w:t>Investigation number</w:t>
+            </w:r>
+          </w:p>
+        </w:tc>
+        <w:tc>
+          <w:tcPr>
+            <w:tcW w:w="6655" w:type="dxa"/>
+            <w:shd w:val="clear" w:color="auto" w:fill="EE0000"/>
+          </w:tcPr>
+          <w:p>
+            <w:pPr>
+              <w:rPr>
+                <w:color w:val="000000" w:themeColor="text1"/>
+              </w:rPr>
+            </w:pPr>
+            <w:r>
+              <w:rPr>
+                <w:color w:val="000000" w:themeColor="text1"/>
+              </w:rPr>
+              <w:t>{d.investigationIdentifier}</w:t>
+            </w:r>
+          </w:p>
+        </w:tc>
+      </w:tr>
+      <w:tr>
+        <w:tc>
+          <w:tcPr>
+            <w:tcW w:w="2695" w:type="dxa"/>
+            <w:shd w:val="clear" w:color="auto" w:fill="00B050"/>
+          </w:tcPr>
+          <w:p>
+            <w:pPr>
+              <w:rPr>
+                <w:rFonts w:ascii="Comic Sans MS" w:hAnsi="Comic Sans MS"/>
+                <w:b/>
+                <w:bCs/>
+                <w:color w:val="000000" w:themeColor="text1"/>
+              </w:rPr>
+            </w:pPr>
+            <w:r>
+              <w:rPr>
+                <w:rFonts w:ascii="Comic Sans MS" w:hAnsi="Comic Sans MS"/>
+                <w:b/>
+                <w:bCs/>
+                <w:color w:val="000000" w:themeColor="text1"/>
+              </w:rPr>
+              <w:t>Task number</w:t>
+            </w:r>
+          </w:p>
+        </w:tc>
+        <w:tc>
+          <w:tcPr>
+            <w:tcW w:w="6655" w:type="dxa"/>
+            <w:shd w:val="clear" w:color="auto" w:fill="FFFF00"/>
+          </w:tcPr>
+          <w:p>
+            <w:pPr>
+              <w:rPr>
+                <w:color w:val="000000" w:themeColor="text1"/>
+              </w:rPr>
+            </w:pPr>
+            <w:r>
+              <w:rPr>
+                <w:color w:val="000000" w:themeColor="text1"/>
+              </w:rPr>
+              <w:t>{d.taskNumber}</w:t>
+            </w:r>
+          </w:p>
+        </w:tc>
+      </w:tr>
+      <w:tr>
+        <w:tc>
+          <w:tcPr>
+            <w:tcW w:w="2695" w:type="dxa"/>
+            <w:shd w:val="clear" w:color="auto" w:fill="00B050"/>
+          </w:tcPr>
+          <w:p>
+            <w:pPr>
+              <w:rPr>
+                <w:rFonts w:ascii="Comic Sans MS" w:hAnsi="Comic Sans MS"/>
+                <w:b/>
+                <w:bCs/>
+                <w:color w:val="000000" w:themeColor="text1"/>
+              </w:rPr>
+            </w:pPr>
+            <w:r>
+              <w:rPr>
+                <w:rFonts w:ascii="Comic Sans MS" w:hAnsi="Comic Sans MS"/>
+                <w:b/>
+                <w:bCs/>
+                <w:color w:val="000000" w:themeColor="text1"/>
+              </w:rPr>
+              <w:t>Task category</w:t>
+            </w:r>
+          </w:p>
+        </w:tc>
+        <w:tc>
+          <w:tcPr>
+            <w:tcW w:w="6655" w:type="dxa"/>
+            <w:shd w:val="clear" w:color="auto" w:fill="EE0000"/>
+          </w:tcPr>
+          <w:p>
+            <w:pPr>
+              <w:rPr>
+                <w:color w:val="000000" w:themeColor="text1"/>
+              </w:rPr>
+            </w:pPr>
+            <w:r>
+              <w:rPr>
+                <w:color w:val="000000" w:themeColor="text1"/>
+              </w:rPr>
+              <w:t>{d.taskCategoryTypeCode}</w:t>
+            </w:r>
+          </w:p>
+        </w:tc>
+      </w:tr>
+      <w:tr>
+        <w:tc>
+          <w:tcPr>
+            <w:tcW w:w="2695" w:type="dxa"/>
+            <w:shd w:val="clear" w:color="auto" w:fill="00B050"/>
+          </w:tcPr>
+          <w:p>
+            <w:pPr>
+              <w:rPr>
+                <w:rFonts w:ascii="Comic Sans MS" w:hAnsi="Comic Sans MS"/>
+                <w:b/>
+                <w:bCs/>
+                <w:color w:val="000000" w:themeColor="text1"/>
+              </w:rPr>
+            </w:pPr>
+            <w:r>
+              <w:rPr>
+                <w:rFonts w:ascii="Comic Sans MS" w:hAnsi="Comic Sans MS"/>
+                <w:b/>
+                <w:bCs/>
+                <w:color w:val="000000" w:themeColor="text1"/>
+              </w:rPr>
+              <w:t>Task sub category</w:t>
+            </w:r>
+          </w:p>
+        </w:tc>
+        <w:tc>
+          <w:tcPr>
+            <w:tcW w:w="6655" w:type="dxa"/>
+            <w:shd w:val="clear" w:color="auto" w:fill="FFFF00"/>
+          </w:tcPr>
+          <w:p>
+            <w:pPr>
+              <w:rPr>
+                <w:color w:val="000000" w:themeColor="text1"/>
+              </w:rPr>
+            </w:pPr>
+            <w:r>
+              <w:rPr>
+                <w:color w:val="000000" w:themeColor="text1"/>
+              </w:rPr>
+              <w:t>{d.taskTypeCode}</w:t>
+            </w:r>
+          </w:p>
+        </w:tc>
+      </w:tr>
+      <w:tr>
+        <w:tc>
+          <w:tcPr>
+            <w:tcW w:w="2695" w:type="dxa"/>
+            <w:shd w:val="clear" w:color="auto" w:fill="00B050"/>
+          </w:tcPr>
+          <w:p>
+            <w:pPr>
+              <w:rPr>
+                <w:rFonts w:ascii="Comic Sans MS" w:hAnsi="Comic Sans MS"/>
+                <w:b/>
+                <w:bCs/>
+                <w:color w:val="000000" w:themeColor="text1"/>
+              </w:rPr>
+            </w:pPr>
+            <w:r>
+              <w:rPr>
+                <w:rFonts w:ascii="Comic Sans MS" w:hAnsi="Comic Sans MS"/>
+                <w:b/>
+                <w:bCs/>
+                <w:color w:val="000000" w:themeColor="text1"/>
+              </w:rPr>
+              <w:t>Remarks</w:t>
+            </w:r>
+          </w:p>
+        </w:tc>
+        <w:tc>
+          <w:tcPr>
+            <w:tcW w:w="6655" w:type="dxa"/>
+            <w:shd w:val="clear" w:color="auto" w:fill="EE0000"/>
+          </w:tcPr>
+          <w:p>
+            <w:pPr>
+              <w:rPr>
+                <w:color w:val="000000" w:themeColor="text1"/>
+              </w:rPr>
+            </w:pPr>
+            <w:r>
+              <w:rPr>
+                <w:color w:val="000000" w:themeColor="text1"/>
+              </w:rPr>
+              <w:t>{d.remarks}</w:t>
+            </w:r>
+          </w:p>
+        </w:tc>
+      </w:tr>
+      <w:tr>
+        <w:tc>
+          <w:tcPr>
+            <w:tcW w:w="2695" w:type="dxa"/>
+            <w:shd w:val="clear" w:color="auto" w:fill="00B050"/>
+          </w:tcPr>
+          <w:p>
+            <w:pPr>
+              <w:rPr>
+                <w:rFonts w:ascii="Comic Sans MS" w:hAnsi="Comic Sans MS"/>
+                <w:b/>
+                <w:bCs/>
+                <w:color w:val="000000" w:themeColor="text1"/>
+              </w:rPr>
+            </w:pPr>
+            <w:r>
+              <w:rPr>
+                <w:rFonts w:ascii="Comic Sans MS" w:hAnsi="Comic Sans MS"/>
+                <w:b/>
+                <w:bCs/>
+                <w:color w:val="000000" w:themeColor="text1"/>
+              </w:rPr>
+              <w:t>Officer assigned</w:t>
+            </w:r>
+          </w:p>
+        </w:tc>
+        <w:tc>
+          <w:tcPr>
+            <w:tcW w:w="6655" w:type="dxa"/>
+            <w:shd w:val="clear" w:color="auto" w:fill="FFFF00"/>
+          </w:tcPr>
+          <w:p>
+            <w:pPr>
+              <w:rPr>
+                <w:color w:val="000000" w:themeColor="text1"/>
+              </w:rPr>
+            </w:pPr>
+            <w:r>
+              <w:rPr>
+                <w:color w:val="000000" w:themeColor="text1"/>
+              </w:rPr>
+              <w:t>{d.assignedUserIdentifier}</w:t>
+            </w:r>
+          </w:p>
+        </w:tc>
+      </w:tr>
+      <w:tr>
+        <w:tc>
+          <w:tcPr>
+            <w:tcW w:w="2695" w:type="dxa"/>
+            <w:shd w:val="clear" w:color="auto" w:fill="00B050"/>
+          </w:tcPr>
+          <w:p>
+            <w:pPr>
+              <w:rPr>
+                <w:rFonts w:ascii="Comic Sans MS" w:hAnsi="Comic Sans MS"/>
+                <w:b/>
+                <w:bCs/>
+                <w:color w:val="000000" w:themeColor="text1"/>
+              </w:rPr>
+            </w:pPr>
+            <w:r>
+              <w:rPr>
+                <w:rFonts w:ascii="Comic Sans MS" w:hAnsi="Comic Sans MS"/>
+                <w:b/>
+                <w:bCs/>
+                <w:color w:val="000000" w:themeColor="text1"/>
+              </w:rPr>
+              <w:t>Due date</w:t>
+            </w:r>
+          </w:p>
+        </w:tc>
+        <w:tc>
+          <w:tcPr>
+            <w:tcW w:w="6655" w:type="dxa"/>
+            <w:shd w:val="clear" w:color="auto" w:fill="EE0000"/>
+          </w:tcPr>
+          <w:p>
+            <w:pPr>
+              <w:rPr>
+                <w:color w:val="000000" w:themeColor="text1"/>
+              </w:rPr>
+            </w:pPr>
+            <w:r>
+              <w:rPr>
+                <w:color w:val="000000" w:themeColor="text1"/>
+              </w:rPr>
+              <w:t>{d.dueDate}</w:t>
+            </w:r>
+          </w:p>
+        </w:tc>
+      </w:tr>
+      <w:tr>
+        <w:tc>
+          <w:tcPr>
+            <w:tcW w:w="2695" w:type="dxa"/>
+            <w:shd w:val="clear" w:color="auto" w:fill="00B050"/>
+          </w:tcPr>
+          <w:p>
+            <w:pPr>
+              <w:rPr>
+                <w:rFonts w:ascii="Comic Sans MS" w:hAnsi="Comic Sans MS"/>
+                <w:b/>
+                <w:bCs/>
+                <w:color w:val="000000" w:themeColor="text1"/>
+              </w:rPr>
+            </w:pPr>
+            <w:r>
+              <w:rPr>
+                <w:rFonts w:ascii="Comic Sans MS" w:hAnsi="Comic Sans MS"/>
+                <w:b/>
+                <w:bCs/>
+                <w:color w:val="000000" w:themeColor="text1"/>
+              </w:rPr>
+              <w:t>Task details</w:t>
+            </w:r>
+          </w:p>
+        </w:tc>
+        <w:tc>
+          <w:tcPr>
+            <w:tcW w:w="6655" w:type="dxa"/>
+            <w:shd w:val="clear" w:color="auto" w:fill="FFFF00"/>
+          </w:tcPr>
+          <w:p>
+            <w:pPr>
+              <w:rPr>
+                <w:color w:val="000000" w:themeColor="text1"/>
+              </w:rPr>
+            </w:pPr>
+            <w:r>
+              <w:rPr>
+                <w:color w:val="000000" w:themeColor="text1"/>
+              </w:rPr>
+              <w:t>{d.</w:t>
+            </w:r>
+            <w:r>
+              <w:rPr>
+                <w:color w:val="000000" w:themeColor="text1"/>
+              </w:rPr>
+              <w:t>description</w:t>
+            </w:r>
+            <w:r>
+              <w:rPr>
+                <w:color w:val="000000" w:themeColor="text1"/>
+              </w:rPr>
+              <w:t>}</w:t>
+            </w:r>
+          </w:p>
+        </w:tc>
+      </w:tr>
+    </w:tbl>
+    <w:p>
+      <w:pPr>
+        <w:jc w:val="center"/>
+        <w:rPr>
+          <w:color w:val="EE0000"/>
+        </w:rPr>
+      </w:pPr>
     </w:p>
     <w:sectPr>
       <w:pgSz w:w="12240" w:h="15840"/>
@@ -628,7 +1034,6 @@
   <w:style w:type="character" w:default="1" w:styleId="DefaultParagraphFont">
     <w:name w:val="Default Paragraph Font"/>
     <w:uiPriority w:val="1"/>
-    <w:semiHidden/>
     <w:unhideWhenUsed/>
   </w:style>
   <w:style w:type="table" w:default="1" w:styleId="TableNormal">
@@ -941,6 +1346,25 @@
       <w:color w:val="0F4761" w:themeColor="accent1" w:themeShade="BF"/>
       <w:spacing w:val="5"/>
     </w:rPr>
+  </w:style>
+  <w:style w:type="table" w:styleId="TableGrid">
+    <w:name w:val="Table Grid"/>
+    <w:basedOn w:val="TableNormal"/>
+    <w:uiPriority w:val="39"/>
+    <w:rsid w:val="008E5E0C"/>
+    <w:pPr>
+      <w:spacing w:after="0" w:line="240" w:lineRule="auto"/>
+    </w:pPr>
+    <w:tblPr>
+      <w:tblBorders>
+        <w:top w:val="single" w:sz="4" w:space="0" w:color="auto"/>
+        <w:left w:val="single" w:sz="4" w:space="0" w:color="auto"/>
+        <w:bottom w:val="single" w:sz="4" w:space="0" w:color="auto"/>
+        <w:right w:val="single" w:sz="4" w:space="0" w:color="auto"/>
+        <w:insideH w:val="single" w:sz="4" w:space="0" w:color="auto"/>
+        <w:insideV w:val="single" w:sz="4" w:space="0" w:color="auto"/>
+      </w:tblBorders>
+    </w:tblPr>
   </w:style>
 </w:styles>
 </file>

--- a/backend/templates/task/CDOGS-TDR-TEMPLATE-v1.docx
+++ b/backend/templates/task/CDOGS-TDR-TEMPLATE-v1.docx
@@ -4,408 +4,221 @@
   <w:body>
     <w:p>
       <w:pPr>
-        <w:jc w:val="center"/>
         <w:rPr>
-          <w:rFonts w:ascii="Comic Sans MS" w:hAnsi="Comic Sans MS"/>
+          <w:rFonts w:ascii="BC Sans" w:hAnsi="BC Sans"/>
           <w:b/>
           <w:bCs/>
-          <w:color w:val="EE0000"/>
+          <w:sz w:val="32"/>
+          <w:szCs w:val="32"/>
+          <w:lang w:val="en-CA"/>
         </w:rPr>
       </w:pPr>
       <w:r>
         <w:rPr>
-          <w:rFonts w:ascii="Comic Sans MS" w:hAnsi="Comic Sans MS"/>
+          <w:rFonts w:ascii="BC Sans" w:hAnsi="BC Sans"/>
           <w:b/>
           <w:bCs/>
-          <w:color w:val="EE0000"/>
+          <w:sz w:val="32"/>
+          <w:szCs w:val="32"/>
+          <w:lang w:val="en-CA"/>
         </w:rPr>
-        <w:t>TASK DETAIL FORM (TDF)</w:t>
+        <w:t>Task Detail Form (TDF)</w:t>
       </w:r>
     </w:p>
     <w:tbl>
       <w:tblPr>
-        <w:tblStyle w:val="TableGrid"/>
-        <w:tblW w:w="0" w:type="auto"/>
-        <w:tblLook w:val="04A0" w:firstRow="1" w:lastRow="0" w:firstColumn="1" w:lastColumn="0" w:noHBand="0" w:noVBand="1"/>
+        <w:tblStyle w:val="PlainTable4"/>
+        <w:tblW w:w="10980" w:type="dxa"/>
+        <w:tblLayout w:type="fixed"/>
+        <w:tblLook w:val="06A0" w:firstRow="1" w:lastRow="0" w:firstColumn="1" w:lastColumn="0" w:noHBand="1" w:noVBand="1"/>
       </w:tblPr>
       <w:tblGrid>
-        <w:gridCol w:w="2695"/>
-        <w:gridCol w:w="6655"/>
+        <w:gridCol w:w="7380"/>
+        <w:gridCol w:w="3600"/>
       </w:tblGrid>
       <w:tr>
+        <w:trPr>
+          <w:cnfStyle w:val="100000000000" w:firstRow="1" w:lastRow="0" w:firstColumn="0" w:lastColumn="0" w:oddVBand="0" w:evenVBand="0" w:oddHBand="0" w:evenHBand="0" w:firstRowFirstColumn="0" w:firstRowLastColumn="0" w:lastRowFirstColumn="0" w:lastRowLastColumn="0"/>
+          <w:trHeight w:val="300"/>
+        </w:trPr>
         <w:tc>
           <w:tcPr>
-            <w:tcW w:w="2695" w:type="dxa"/>
-            <w:shd w:val="clear" w:color="auto" w:fill="00B050"/>
+            <w:cnfStyle w:val="001000000000" w:firstRow="0" w:lastRow="0" w:firstColumn="1" w:lastColumn="0" w:oddVBand="0" w:evenVBand="0" w:oddHBand="0" w:evenHBand="0" w:firstRowFirstColumn="0" w:firstRowLastColumn="0" w:lastRowFirstColumn="0" w:lastRowLastColumn="0"/>
+            <w:tcW w:w="7380" w:type="dxa"/>
           </w:tcPr>
           <w:p>
             <w:pPr>
               <w:rPr>
-                <w:rFonts w:ascii="Comic Sans MS" w:hAnsi="Comic Sans MS"/>
-                <w:b/>
-                <w:bCs/>
-                <w:color w:val="000000" w:themeColor="text1"/>
+                <w:rFonts w:ascii="BC Sans" w:eastAsia="Times New Roman" w:hAnsi="BC Sans" w:cs="Times New Roman"/>
+                <w:b w:val="0"/>
+                <w:bCs w:val="0"/>
+                <w:color w:val="000000" w:themeColor="text1"/>
+                <w:sz w:val="20"/>
+                <w:szCs w:val="20"/>
               </w:rPr>
             </w:pPr>
             <w:r>
               <w:rPr>
-                <w:rFonts w:ascii="Comic Sans MS" w:hAnsi="Comic Sans MS"/>
-                <w:b/>
-                <w:bCs/>
-                <w:color w:val="000000" w:themeColor="text1"/>
-              </w:rPr>
-              <w:t>Investigation number</w:t>
+                <w:rFonts w:ascii="BC Sans" w:eastAsia="Times New Roman" w:hAnsi="BC Sans" w:cs="Times New Roman"/>
+                <w:b w:val="0"/>
+                <w:bCs w:val="0"/>
+                <w:color w:val="000000" w:themeColor="text1"/>
+                <w:sz w:val="20"/>
+                <w:szCs w:val="20"/>
+              </w:rPr>
+              <w:t>Investigation</w:t>
+            </w:r>
+            <w:r>
+              <w:rPr>
+                <w:rFonts w:ascii="BC Sans" w:eastAsia="Times New Roman" w:hAnsi="BC Sans" w:cs="Times New Roman"/>
+                <w:b w:val="0"/>
+                <w:bCs w:val="0"/>
+                <w:color w:val="000000" w:themeColor="text1"/>
+                <w:sz w:val="20"/>
+                <w:szCs w:val="20"/>
+              </w:rPr>
+              <w:t>:</w:t>
+            </w:r>
+            <w:r>
+              <w:rPr>
+                <w:rFonts w:ascii="BC Sans" w:eastAsia="Times New Roman" w:hAnsi="BC Sans" w:cs="Times New Roman"/>
+                <w:b w:val="0"/>
+                <w:bCs w:val="0"/>
+                <w:color w:val="000000" w:themeColor="text1"/>
+                <w:sz w:val="20"/>
+                <w:szCs w:val="20"/>
+              </w:rPr>
+              <w:t xml:space="preserve"> </w:t>
+            </w:r>
+            <w:r>
+              <w:rPr>
+                <w:rFonts w:ascii="BC Sans" w:eastAsia="Times New Roman" w:hAnsi="BC Sans" w:cs="Times New Roman"/>
+                <w:b w:val="0"/>
+                <w:bCs w:val="0"/>
+                <w:color w:val="000000" w:themeColor="text1"/>
+                <w:sz w:val="20"/>
+                <w:szCs w:val="20"/>
+              </w:rPr>
+              <w:t>{</w:t>
+            </w:r>
+            <w:proofErr w:type="spellStart"/>
+            <w:r>
+              <w:rPr>
+                <w:rFonts w:ascii="BC Sans" w:eastAsia="Times New Roman" w:hAnsi="BC Sans" w:cs="Times New Roman"/>
+                <w:b w:val="0"/>
+                <w:bCs w:val="0"/>
+                <w:color w:val="000000" w:themeColor="text1"/>
+                <w:sz w:val="20"/>
+                <w:szCs w:val="20"/>
+              </w:rPr>
+              <w:t>d</w:t>
+            </w:r>
+            <w:r>
+              <w:rPr>
+                <w:rFonts w:ascii="BC Sans" w:eastAsia="BC Sans" w:hAnsi="BC Sans" w:cs="BC Sans"/>
+                <w:sz w:val="18"/>
+                <w:szCs w:val="18"/>
+              </w:rPr>
+              <w:t>.</w:t>
+            </w:r>
+            <w:r>
+              <w:rPr>
+                <w:rFonts w:ascii="BC Sans" w:eastAsia="Times New Roman" w:hAnsi="BC Sans" w:cs="Times New Roman"/>
+                <w:b w:val="0"/>
+                <w:bCs w:val="0"/>
+                <w:color w:val="000000" w:themeColor="text1"/>
+                <w:sz w:val="20"/>
+                <w:szCs w:val="20"/>
+              </w:rPr>
+              <w:t>investigationIdentifier</w:t>
+            </w:r>
+            <w:proofErr w:type="spellEnd"/>
+            <w:r>
+              <w:rPr>
+                <w:rFonts w:ascii="BC Sans" w:eastAsia="Times New Roman" w:hAnsi="BC Sans" w:cs="Times New Roman"/>
+                <w:b w:val="0"/>
+                <w:bCs w:val="0"/>
+                <w:color w:val="000000" w:themeColor="text1"/>
+                <w:sz w:val="20"/>
+                <w:szCs w:val="20"/>
+              </w:rPr>
+              <w:t>}</w:t>
             </w:r>
           </w:p>
         </w:tc>
         <w:tc>
           <w:tcPr>
-            <w:tcW w:w="6655" w:type="dxa"/>
-            <w:shd w:val="clear" w:color="auto" w:fill="EE0000"/>
+            <w:tcW w:w="3600" w:type="dxa"/>
           </w:tcPr>
           <w:p>
             <w:pPr>
-              <w:rPr>
-                <w:color w:val="000000" w:themeColor="text1"/>
-              </w:rPr>
+              <w:jc w:val="right"/>
+              <w:cnfStyle w:val="100000000000" w:firstRow="1" w:lastRow="0" w:firstColumn="0" w:lastColumn="0" w:oddVBand="0" w:evenVBand="0" w:oddHBand="0" w:evenHBand="0" w:firstRowFirstColumn="0" w:firstRowLastColumn="0" w:lastRowFirstColumn="0" w:lastRowLastColumn="0"/>
             </w:pPr>
             <w:r>
               <w:rPr>
-                <w:color w:val="000000" w:themeColor="text1"/>
-              </w:rPr>
-              <w:t>{d.investigationIdentifier}</w:t>
-            </w:r>
-          </w:p>
-        </w:tc>
-      </w:tr>
-      <w:tr>
-        <w:tc>
-          <w:tcPr>
-            <w:tcW w:w="2695" w:type="dxa"/>
-            <w:shd w:val="clear" w:color="auto" w:fill="00B050"/>
-          </w:tcPr>
-          <w:p>
-            <w:pPr>
-              <w:rPr>
-                <w:rFonts w:ascii="Comic Sans MS" w:hAnsi="Comic Sans MS"/>
-                <w:b/>
-                <w:bCs/>
-                <w:color w:val="000000" w:themeColor="text1"/>
-              </w:rPr>
-            </w:pPr>
-            <w:r>
-              <w:rPr>
-                <w:rFonts w:ascii="Comic Sans MS" w:hAnsi="Comic Sans MS"/>
-                <w:b/>
-                <w:bCs/>
-                <w:color w:val="000000" w:themeColor="text1"/>
+                <w:rFonts w:ascii="BC Sans" w:eastAsia="Times New Roman" w:hAnsi="BC Sans" w:cs="Times New Roman"/>
+                <w:b w:val="0"/>
+                <w:bCs w:val="0"/>
+                <w:color w:val="000000" w:themeColor="text1"/>
+                <w:sz w:val="20"/>
+                <w:szCs w:val="20"/>
               </w:rPr>
               <w:t>Task number</w:t>
             </w:r>
-          </w:p>
-        </w:tc>
-        <w:tc>
-          <w:tcPr>
-            <w:tcW w:w="6655" w:type="dxa"/>
-            <w:shd w:val="clear" w:color="auto" w:fill="FFFF00"/>
-          </w:tcPr>
-          <w:p>
-            <w:pPr>
-              <w:rPr>
-                <w:color w:val="000000" w:themeColor="text1"/>
-              </w:rPr>
-            </w:pPr>
-            <w:r>
-              <w:rPr>
-                <w:color w:val="000000" w:themeColor="text1"/>
-              </w:rPr>
-              <w:t>{d.taskNumber}</w:t>
-            </w:r>
-          </w:p>
-        </w:tc>
-      </w:tr>
-      <w:tr>
-        <w:tc>
-          <w:tcPr>
-            <w:tcW w:w="2695" w:type="dxa"/>
-            <w:shd w:val="clear" w:color="auto" w:fill="00B050"/>
-          </w:tcPr>
-          <w:p>
-            <w:pPr>
-              <w:rPr>
-                <w:rFonts w:ascii="Comic Sans MS" w:hAnsi="Comic Sans MS"/>
-                <w:b/>
-                <w:bCs/>
-                <w:color w:val="000000" w:themeColor="text1"/>
-              </w:rPr>
-            </w:pPr>
-            <w:r>
-              <w:rPr>
-                <w:rFonts w:ascii="Comic Sans MS" w:hAnsi="Comic Sans MS"/>
-                <w:b/>
-                <w:bCs/>
-                <w:color w:val="000000" w:themeColor="text1"/>
-              </w:rPr>
-              <w:t>Task category</w:t>
-            </w:r>
-          </w:p>
-        </w:tc>
-        <w:tc>
-          <w:tcPr>
-            <w:tcW w:w="6655" w:type="dxa"/>
-            <w:shd w:val="clear" w:color="auto" w:fill="EE0000"/>
-          </w:tcPr>
-          <w:p>
-            <w:pPr>
-              <w:rPr>
-                <w:color w:val="000000" w:themeColor="text1"/>
-              </w:rPr>
-            </w:pPr>
-            <w:r>
-              <w:rPr>
-                <w:color w:val="000000" w:themeColor="text1"/>
-              </w:rPr>
-              <w:t>{d.taskCategoryTypeCode}</w:t>
-            </w:r>
-          </w:p>
-        </w:tc>
-      </w:tr>
-      <w:tr>
-        <w:tc>
-          <w:tcPr>
-            <w:tcW w:w="2695" w:type="dxa"/>
-            <w:shd w:val="clear" w:color="auto" w:fill="00B050"/>
-          </w:tcPr>
-          <w:p>
-            <w:pPr>
-              <w:rPr>
-                <w:rFonts w:ascii="Comic Sans MS" w:hAnsi="Comic Sans MS"/>
-                <w:b/>
-                <w:bCs/>
-                <w:color w:val="000000" w:themeColor="text1"/>
-              </w:rPr>
-            </w:pPr>
-            <w:r>
-              <w:rPr>
-                <w:rFonts w:ascii="Comic Sans MS" w:hAnsi="Comic Sans MS"/>
-                <w:b/>
-                <w:bCs/>
-                <w:color w:val="000000" w:themeColor="text1"/>
-              </w:rPr>
-              <w:t>Task sub category</w:t>
-            </w:r>
-          </w:p>
-        </w:tc>
-        <w:tc>
-          <w:tcPr>
-            <w:tcW w:w="6655" w:type="dxa"/>
-            <w:shd w:val="clear" w:color="auto" w:fill="FFFF00"/>
-          </w:tcPr>
-          <w:p>
-            <w:pPr>
-              <w:rPr>
-                <w:color w:val="000000" w:themeColor="text1"/>
-              </w:rPr>
-            </w:pPr>
-            <w:r>
-              <w:rPr>
-                <w:color w:val="000000" w:themeColor="text1"/>
-              </w:rPr>
-              <w:t>{d.taskTypeCode}</w:t>
-            </w:r>
-          </w:p>
-        </w:tc>
-      </w:tr>
-      <w:tr>
-        <w:tc>
-          <w:tcPr>
-            <w:tcW w:w="2695" w:type="dxa"/>
-            <w:shd w:val="clear" w:color="auto" w:fill="00B050"/>
-          </w:tcPr>
-          <w:p>
-            <w:pPr>
-              <w:rPr>
-                <w:rFonts w:ascii="Comic Sans MS" w:hAnsi="Comic Sans MS"/>
-                <w:b/>
-                <w:bCs/>
-                <w:color w:val="000000" w:themeColor="text1"/>
-              </w:rPr>
-            </w:pPr>
-            <w:r>
-              <w:rPr>
-                <w:rFonts w:ascii="Comic Sans MS" w:hAnsi="Comic Sans MS"/>
-                <w:b/>
-                <w:bCs/>
-                <w:color w:val="000000" w:themeColor="text1"/>
-              </w:rPr>
-              <w:t>Remarks</w:t>
-            </w:r>
-          </w:p>
-        </w:tc>
-        <w:tc>
-          <w:tcPr>
-            <w:tcW w:w="6655" w:type="dxa"/>
-            <w:shd w:val="clear" w:color="auto" w:fill="EE0000"/>
-          </w:tcPr>
-          <w:p>
-            <w:pPr>
-              <w:rPr>
-                <w:color w:val="000000" w:themeColor="text1"/>
-              </w:rPr>
-            </w:pPr>
-            <w:r>
-              <w:rPr>
-                <w:color w:val="000000" w:themeColor="text1"/>
-              </w:rPr>
-              <w:t>{d.remarks}</w:t>
-            </w:r>
-          </w:p>
-        </w:tc>
-      </w:tr>
-      <w:tr>
-        <w:tc>
-          <w:tcPr>
-            <w:tcW w:w="2695" w:type="dxa"/>
-            <w:shd w:val="clear" w:color="auto" w:fill="00B050"/>
-          </w:tcPr>
-          <w:p>
-            <w:pPr>
-              <w:rPr>
-                <w:rFonts w:ascii="Comic Sans MS" w:hAnsi="Comic Sans MS"/>
-                <w:b/>
-                <w:bCs/>
-                <w:color w:val="000000" w:themeColor="text1"/>
-              </w:rPr>
-            </w:pPr>
-            <w:r>
-              <w:rPr>
-                <w:rFonts w:ascii="Comic Sans MS" w:hAnsi="Comic Sans MS"/>
-                <w:b/>
-                <w:bCs/>
-                <w:color w:val="000000" w:themeColor="text1"/>
-              </w:rPr>
-              <w:t>Officer assigned</w:t>
-            </w:r>
-          </w:p>
-        </w:tc>
-        <w:tc>
-          <w:tcPr>
-            <w:tcW w:w="6655" w:type="dxa"/>
-            <w:shd w:val="clear" w:color="auto" w:fill="FFFF00"/>
-          </w:tcPr>
-          <w:p>
-            <w:pPr>
-              <w:rPr>
-                <w:color w:val="000000" w:themeColor="text1"/>
-              </w:rPr>
-            </w:pPr>
-            <w:r>
-              <w:rPr>
-                <w:color w:val="000000" w:themeColor="text1"/>
-              </w:rPr>
-              <w:t>{d.assignedUserIdentifier}</w:t>
-            </w:r>
-          </w:p>
-        </w:tc>
-      </w:tr>
-      <w:tr>
-        <w:tc>
-          <w:tcPr>
-            <w:tcW w:w="2695" w:type="dxa"/>
-            <w:shd w:val="clear" w:color="auto" w:fill="00B050"/>
-          </w:tcPr>
-          <w:p>
-            <w:pPr>
-              <w:rPr>
-                <w:rFonts w:ascii="Comic Sans MS" w:hAnsi="Comic Sans MS"/>
-                <w:b/>
-                <w:bCs/>
-                <w:color w:val="000000" w:themeColor="text1"/>
-              </w:rPr>
-            </w:pPr>
-            <w:r>
-              <w:rPr>
-                <w:rFonts w:ascii="Comic Sans MS" w:hAnsi="Comic Sans MS"/>
-                <w:b/>
-                <w:bCs/>
-                <w:color w:val="000000" w:themeColor="text1"/>
-              </w:rPr>
-              <w:t>Due date</w:t>
-            </w:r>
-          </w:p>
-        </w:tc>
-        <w:tc>
-          <w:tcPr>
-            <w:tcW w:w="6655" w:type="dxa"/>
-            <w:shd w:val="clear" w:color="auto" w:fill="EE0000"/>
-          </w:tcPr>
-          <w:p>
-            <w:pPr>
-              <w:rPr>
-                <w:color w:val="000000" w:themeColor="text1"/>
-              </w:rPr>
-            </w:pPr>
-            <w:r>
-              <w:rPr>
-                <w:color w:val="000000" w:themeColor="text1"/>
-              </w:rPr>
-              <w:t>{d.dueDate}</w:t>
-            </w:r>
-          </w:p>
-        </w:tc>
-      </w:tr>
-      <w:tr>
-        <w:tc>
-          <w:tcPr>
-            <w:tcW w:w="2695" w:type="dxa"/>
-            <w:shd w:val="clear" w:color="auto" w:fill="00B050"/>
-          </w:tcPr>
-          <w:p>
-            <w:pPr>
-              <w:rPr>
-                <w:rFonts w:ascii="Comic Sans MS" w:hAnsi="Comic Sans MS"/>
-                <w:b/>
-                <w:bCs/>
-                <w:color w:val="000000" w:themeColor="text1"/>
-              </w:rPr>
-            </w:pPr>
-            <w:r>
-              <w:rPr>
-                <w:rFonts w:ascii="Comic Sans MS" w:hAnsi="Comic Sans MS"/>
-                <w:b/>
-                <w:bCs/>
-                <w:color w:val="000000" w:themeColor="text1"/>
-              </w:rPr>
-              <w:t>Task details</w:t>
-            </w:r>
-          </w:p>
-        </w:tc>
-        <w:tc>
-          <w:tcPr>
-            <w:tcW w:w="6655" w:type="dxa"/>
-            <w:shd w:val="clear" w:color="auto" w:fill="FFFF00"/>
-          </w:tcPr>
-          <w:p>
-            <w:pPr>
-              <w:rPr>
-                <w:color w:val="000000" w:themeColor="text1"/>
-              </w:rPr>
-            </w:pPr>
-            <w:r>
-              <w:rPr>
-                <w:color w:val="000000" w:themeColor="text1"/>
-              </w:rPr>
-              <w:t>{d.</w:t>
-            </w:r>
-            <w:r>
-              <w:rPr>
-                <w:color w:val="000000" w:themeColor="text1"/>
-              </w:rPr>
-              <w:t>description</w:t>
-            </w:r>
-            <w:r>
-              <w:rPr>
-                <w:color w:val="000000" w:themeColor="text1"/>
+            <w:r>
+              <w:rPr>
+                <w:rFonts w:ascii="BC Sans" w:eastAsia="Times New Roman" w:hAnsi="BC Sans" w:cs="Times New Roman"/>
+                <w:b w:val="0"/>
+                <w:bCs w:val="0"/>
+                <w:color w:val="000000" w:themeColor="text1"/>
+                <w:sz w:val="20"/>
+                <w:szCs w:val="20"/>
+              </w:rPr>
+              <w:t>: {</w:t>
+            </w:r>
+            <w:proofErr w:type="spellStart"/>
+            <w:r>
+              <w:rPr>
+                <w:rFonts w:ascii="BC Sans" w:eastAsia="Times New Roman" w:hAnsi="BC Sans" w:cs="Times New Roman"/>
+                <w:b w:val="0"/>
+                <w:bCs w:val="0"/>
+                <w:color w:val="000000" w:themeColor="text1"/>
+                <w:sz w:val="20"/>
+                <w:szCs w:val="20"/>
+              </w:rPr>
+              <w:t>d</w:t>
+            </w:r>
+            <w:r>
+              <w:rPr>
+                <w:rFonts w:ascii="BC Sans" w:eastAsia="BC Sans" w:hAnsi="BC Sans" w:cs="BC Sans"/>
+                <w:b w:val="0"/>
+                <w:bCs w:val="0"/>
+                <w:sz w:val="18"/>
+                <w:szCs w:val="18"/>
+              </w:rPr>
+              <w:t>.</w:t>
+            </w:r>
+            <w:r>
+              <w:rPr>
+                <w:rFonts w:ascii="BC Sans" w:eastAsia="Times New Roman" w:hAnsi="BC Sans" w:cs="Times New Roman"/>
+                <w:b w:val="0"/>
+                <w:bCs w:val="0"/>
+                <w:color w:val="000000" w:themeColor="text1"/>
+                <w:sz w:val="20"/>
+                <w:szCs w:val="20"/>
+              </w:rPr>
+              <w:t>taskNumber</w:t>
+            </w:r>
+            <w:proofErr w:type="spellEnd"/>
+            <w:r>
+              <w:rPr>
+                <w:rFonts w:ascii="BC Sans" w:eastAsia="Times New Roman" w:hAnsi="BC Sans" w:cs="Times New Roman"/>
+                <w:b w:val="0"/>
+                <w:bCs w:val="0"/>
+                <w:color w:val="000000" w:themeColor="text1"/>
+                <w:sz w:val="20"/>
+                <w:szCs w:val="20"/>
               </w:rPr>
               <w:t>}</w:t>
             </w:r>
@@ -415,20 +228,2798 @@
     </w:tbl>
     <w:p>
       <w:pPr>
-        <w:jc w:val="center"/>
+        <w:spacing w:after="0" w:line="240" w:lineRule="auto"/>
+        <w:textAlignment w:val="baseline"/>
         <w:rPr>
-          <w:color w:val="EE0000"/>
+          <w:rFonts w:ascii="BC Sans" w:eastAsia="Times New Roman" w:hAnsi="BC Sans" w:cs="Segoe UI"/>
+          <w:color w:val="000000"/>
+          <w:kern w:val="0"/>
+          <w:sz w:val="20"/>
+          <w:szCs w:val="20"/>
+          <w:lang w:eastAsia="en-CA"/>
+          <w14:ligatures w14:val="none"/>
+        </w:rPr>
+      </w:pPr>
+    </w:p>
+    <w:tbl>
+      <w:tblPr>
+        <w:tblStyle w:val="PlainTable3"/>
+        <w:tblW w:w="10916" w:type="dxa"/>
+        <w:tblLook w:val="04A0" w:firstRow="1" w:lastRow="0" w:firstColumn="1" w:lastColumn="0" w:noHBand="0" w:noVBand="1"/>
+      </w:tblPr>
+      <w:tblGrid>
+        <w:gridCol w:w="2700"/>
+        <w:gridCol w:w="8216"/>
+      </w:tblGrid>
+      <w:tr>
+        <w:trPr>
+          <w:cnfStyle w:val="100000000000" w:firstRow="1" w:lastRow="0" w:firstColumn="0" w:lastColumn="0" w:oddVBand="0" w:evenVBand="0" w:oddHBand="0" w:evenHBand="0" w:firstRowFirstColumn="0" w:firstRowLastColumn="0" w:lastRowFirstColumn="0" w:lastRowLastColumn="0"/>
+          <w:trHeight w:val="360"/>
+        </w:trPr>
+        <w:tc>
+          <w:tcPr>
+            <w:cnfStyle w:val="001000000100" w:firstRow="0" w:lastRow="0" w:firstColumn="1" w:lastColumn="0" w:oddVBand="0" w:evenVBand="0" w:oddHBand="0" w:evenHBand="0" w:firstRowFirstColumn="1" w:firstRowLastColumn="0" w:lastRowFirstColumn="0" w:lastRowLastColumn="0"/>
+            <w:tcW w:w="2700" w:type="dxa"/>
+            <w:noWrap/>
+            <w:vAlign w:val="center"/>
+          </w:tcPr>
+          <w:p>
+            <w:pPr>
+              <w:rPr>
+                <w:rFonts w:ascii="BC Sans" w:eastAsia="Times New Roman" w:hAnsi="BC Sans" w:cs="Times New Roman"/>
+                <w:color w:val="000000"/>
+                <w:kern w:val="0"/>
+                <w:sz w:val="20"/>
+                <w:szCs w:val="20"/>
+                <w14:ligatures w14:val="none"/>
+              </w:rPr>
+            </w:pPr>
+            <w:r>
+              <w:rPr>
+                <w:rFonts w:ascii="BC Sans" w:eastAsia="Times New Roman" w:hAnsi="BC Sans" w:cs="Times New Roman"/>
+                <w:caps w:val="0"/>
+                <w:color w:val="000000"/>
+                <w:kern w:val="0"/>
+                <w:sz w:val="20"/>
+                <w:szCs w:val="20"/>
+                <w14:ligatures w14:val="none"/>
+              </w:rPr>
+              <w:t>Task</w:t>
+            </w:r>
+            <w:r>
+              <w:rPr>
+                <w:rFonts w:ascii="BC Sans" w:eastAsia="Times New Roman" w:hAnsi="BC Sans" w:cs="Times New Roman"/>
+                <w:caps w:val="0"/>
+                <w:color w:val="000000"/>
+                <w:kern w:val="0"/>
+                <w:sz w:val="20"/>
+                <w:szCs w:val="20"/>
+                <w14:ligatures w14:val="none"/>
+              </w:rPr>
+              <w:t xml:space="preserve"> details</w:t>
+            </w:r>
+          </w:p>
+        </w:tc>
+        <w:tc>
+          <w:tcPr>
+            <w:tcW w:w="8216" w:type="dxa"/>
+            <w:noWrap/>
+            <w:vAlign w:val="center"/>
+          </w:tcPr>
+          <w:p>
+            <w:pPr>
+              <w:cnfStyle w:val="100000000000" w:firstRow="1" w:lastRow="0" w:firstColumn="0" w:lastColumn="0" w:oddVBand="0" w:evenVBand="0" w:oddHBand="0" w:evenHBand="0" w:firstRowFirstColumn="0" w:firstRowLastColumn="0" w:lastRowFirstColumn="0" w:lastRowLastColumn="0"/>
+              <w:rPr>
+                <w:rFonts w:ascii="BC Sans" w:eastAsia="Times New Roman" w:hAnsi="BC Sans" w:cs="Times New Roman"/>
+                <w:color w:val="000000"/>
+                <w:kern w:val="0"/>
+                <w:sz w:val="20"/>
+                <w:szCs w:val="20"/>
+                <w14:ligatures w14:val="none"/>
+              </w:rPr>
+            </w:pPr>
+          </w:p>
+        </w:tc>
+      </w:tr>
+      <w:tr>
+        <w:trPr>
+          <w:cnfStyle w:val="000000100000" w:firstRow="0" w:lastRow="0" w:firstColumn="0" w:lastColumn="0" w:oddVBand="0" w:evenVBand="0" w:oddHBand="1" w:evenHBand="0" w:firstRowFirstColumn="0" w:firstRowLastColumn="0" w:lastRowFirstColumn="0" w:lastRowLastColumn="0"/>
+          <w:trHeight w:val="360"/>
+        </w:trPr>
+        <w:tc>
+          <w:tcPr>
+            <w:cnfStyle w:val="001000000000" w:firstRow="0" w:lastRow="0" w:firstColumn="1" w:lastColumn="0" w:oddVBand="0" w:evenVBand="0" w:oddHBand="0" w:evenHBand="0" w:firstRowFirstColumn="0" w:firstRowLastColumn="0" w:lastRowFirstColumn="0" w:lastRowLastColumn="0"/>
+            <w:tcW w:w="2700" w:type="dxa"/>
+            <w:noWrap/>
+            <w:vAlign w:val="center"/>
+          </w:tcPr>
+          <w:p>
+            <w:pPr>
+              <w:spacing w:line="259" w:lineRule="auto"/>
+              <w:rPr>
+                <w:rFonts w:ascii="BC Sans" w:hAnsi="BC Sans"/>
+                <w:b w:val="0"/>
+                <w:bCs w:val="0"/>
+                <w:caps w:val="0"/>
+                <w:sz w:val="20"/>
+                <w:szCs w:val="20"/>
+              </w:rPr>
+            </w:pPr>
+            <w:r>
+              <w:rPr>
+                <w:rFonts w:ascii="BC Sans" w:hAnsi="BC Sans"/>
+                <w:b w:val="0"/>
+                <w:bCs w:val="0"/>
+                <w:caps w:val="0"/>
+                <w:sz w:val="20"/>
+                <w:szCs w:val="20"/>
+              </w:rPr>
+              <w:t>Task category</w:t>
+            </w:r>
+          </w:p>
+        </w:tc>
+        <w:tc>
+          <w:tcPr>
+            <w:tcW w:w="8216" w:type="dxa"/>
+            <w:noWrap/>
+            <w:vAlign w:val="center"/>
+          </w:tcPr>
+          <w:p>
+            <w:pPr>
+              <w:spacing w:line="259" w:lineRule="auto"/>
+              <w:cnfStyle w:val="000000100000" w:firstRow="0" w:lastRow="0" w:firstColumn="0" w:lastColumn="0" w:oddVBand="0" w:evenVBand="0" w:oddHBand="1" w:evenHBand="0" w:firstRowFirstColumn="0" w:firstRowLastColumn="0" w:lastRowFirstColumn="0" w:lastRowLastColumn="0"/>
+              <w:rPr>
+                <w:rFonts w:ascii="BC Sans" w:eastAsia="Times New Roman" w:hAnsi="BC Sans" w:cs="Times New Roman"/>
+                <w:color w:val="000000" w:themeColor="text1"/>
+                <w:sz w:val="18"/>
+                <w:szCs w:val="18"/>
+              </w:rPr>
+            </w:pPr>
+            <w:r>
+              <w:rPr>
+                <w:rFonts w:ascii="BC Sans" w:eastAsia="Times New Roman" w:hAnsi="BC Sans" w:cs="Times New Roman"/>
+                <w:color w:val="000000" w:themeColor="text1"/>
+                <w:sz w:val="20"/>
+                <w:szCs w:val="20"/>
+              </w:rPr>
+              <w:t>{</w:t>
+            </w:r>
+            <w:proofErr w:type="spellStart"/>
+            <w:r>
+              <w:rPr>
+                <w:rFonts w:ascii="BC Sans" w:eastAsia="Times New Roman" w:hAnsi="BC Sans" w:cs="Times New Roman"/>
+                <w:color w:val="000000" w:themeColor="text1"/>
+                <w:sz w:val="20"/>
+                <w:szCs w:val="20"/>
+              </w:rPr>
+              <w:t>d</w:t>
+            </w:r>
+            <w:r>
+              <w:rPr>
+                <w:rFonts w:ascii="BC Sans" w:eastAsia="Times New Roman" w:hAnsi="BC Sans" w:cs="Times New Roman"/>
+                <w:color w:val="000000" w:themeColor="text1"/>
+                <w:sz w:val="20"/>
+                <w:szCs w:val="20"/>
+              </w:rPr>
+              <w:t>.</w:t>
+            </w:r>
+            <w:r>
+              <w:rPr>
+                <w:rFonts w:ascii="BC Sans" w:eastAsia="Times New Roman" w:hAnsi="BC Sans" w:cs="Times New Roman"/>
+                <w:color w:val="000000" w:themeColor="text1"/>
+                <w:sz w:val="20"/>
+                <w:szCs w:val="20"/>
+              </w:rPr>
+              <w:t>taskType.category.longDescription</w:t>
+            </w:r>
+            <w:proofErr w:type="spellEnd"/>
+            <w:r>
+              <w:rPr>
+                <w:rFonts w:ascii="BC Sans" w:eastAsia="Times New Roman" w:hAnsi="BC Sans" w:cs="Times New Roman"/>
+                <w:color w:val="000000" w:themeColor="text1"/>
+                <w:sz w:val="20"/>
+                <w:szCs w:val="20"/>
+              </w:rPr>
+              <w:t>}</w:t>
+            </w:r>
+          </w:p>
+        </w:tc>
+      </w:tr>
+      <w:tr>
+        <w:trPr>
+          <w:trHeight w:val="360"/>
+        </w:trPr>
+        <w:tc>
+          <w:tcPr>
+            <w:cnfStyle w:val="001000000000" w:firstRow="0" w:lastRow="0" w:firstColumn="1" w:lastColumn="0" w:oddVBand="0" w:evenVBand="0" w:oddHBand="0" w:evenHBand="0" w:firstRowFirstColumn="0" w:firstRowLastColumn="0" w:lastRowFirstColumn="0" w:lastRowLastColumn="0"/>
+            <w:tcW w:w="2700" w:type="dxa"/>
+            <w:noWrap/>
+            <w:vAlign w:val="center"/>
+          </w:tcPr>
+          <w:p>
+            <w:pPr>
+              <w:rPr>
+                <w:rFonts w:ascii="BC Sans" w:hAnsi="BC Sans"/>
+                <w:b w:val="0"/>
+                <w:bCs w:val="0"/>
+                <w:caps w:val="0"/>
+                <w:sz w:val="20"/>
+                <w:szCs w:val="20"/>
+              </w:rPr>
+            </w:pPr>
+            <w:r>
+              <w:rPr>
+                <w:rFonts w:ascii="BC Sans" w:hAnsi="BC Sans"/>
+                <w:b w:val="0"/>
+                <w:bCs w:val="0"/>
+                <w:caps w:val="0"/>
+                <w:sz w:val="20"/>
+                <w:szCs w:val="20"/>
+              </w:rPr>
+              <w:t>Task sub category</w:t>
+            </w:r>
+          </w:p>
+        </w:tc>
+        <w:tc>
+          <w:tcPr>
+            <w:tcW w:w="8216" w:type="dxa"/>
+            <w:noWrap/>
+            <w:vAlign w:val="center"/>
+          </w:tcPr>
+          <w:p>
+            <w:pPr>
+              <w:cnfStyle w:val="000000000000" w:firstRow="0" w:lastRow="0" w:firstColumn="0" w:lastColumn="0" w:oddVBand="0" w:evenVBand="0" w:oddHBand="0" w:evenHBand="0" w:firstRowFirstColumn="0" w:firstRowLastColumn="0" w:lastRowFirstColumn="0" w:lastRowLastColumn="0"/>
+              <w:rPr>
+                <w:rFonts w:ascii="BC Sans" w:eastAsia="Times New Roman" w:hAnsi="BC Sans" w:cs="Times New Roman"/>
+                <w:color w:val="000000" w:themeColor="text1"/>
+                <w:sz w:val="20"/>
+                <w:szCs w:val="20"/>
+              </w:rPr>
+            </w:pPr>
+            <w:r>
+              <w:rPr>
+                <w:rFonts w:ascii="BC Sans" w:eastAsia="Times New Roman" w:hAnsi="BC Sans" w:cs="Times New Roman"/>
+                <w:color w:val="000000" w:themeColor="text1"/>
+                <w:sz w:val="20"/>
+                <w:szCs w:val="20"/>
+              </w:rPr>
+              <w:t>{</w:t>
+            </w:r>
+            <w:r>
+              <w:rPr>
+                <w:rFonts w:ascii="BC Sans" w:eastAsia="Times New Roman" w:hAnsi="BC Sans" w:cs="Times New Roman"/>
+                <w:color w:val="000000" w:themeColor="text1"/>
+                <w:sz w:val="20"/>
+                <w:szCs w:val="20"/>
+              </w:rPr>
+              <w:t>d</w:t>
+            </w:r>
+            <w:r>
+              <w:rPr>
+                <w:rFonts w:ascii="BC Sans" w:eastAsia="Times New Roman" w:hAnsi="BC Sans" w:cs="Times New Roman"/>
+                <w:color w:val="000000" w:themeColor="text1"/>
+                <w:sz w:val="20"/>
+                <w:szCs w:val="20"/>
+              </w:rPr>
+              <w:t>.</w:t>
+            </w:r>
+            <w:proofErr w:type="spellStart"/>
+            <w:r>
+              <w:rPr>
+                <w:rFonts w:ascii="BC Sans" w:eastAsia="Times New Roman" w:hAnsi="BC Sans" w:cs="Times New Roman"/>
+                <w:color w:val="000000" w:themeColor="text1"/>
+                <w:sz w:val="20"/>
+                <w:szCs w:val="20"/>
+                <w:lang w:val="en-CA"/>
+              </w:rPr>
+              <w:t>taskType.type.longDescription</w:t>
+            </w:r>
+            <w:proofErr w:type="spellEnd"/>
+            <w:r>
+              <w:rPr>
+                <w:rFonts w:ascii="BC Sans" w:hAnsi="BC Sans"/>
+                <w:sz w:val="20"/>
+                <w:szCs w:val="20"/>
+              </w:rPr>
+              <w:t>}</w:t>
+            </w:r>
+          </w:p>
+        </w:tc>
+      </w:tr>
+      <w:tr>
+        <w:trPr>
+          <w:cnfStyle w:val="000000100000" w:firstRow="0" w:lastRow="0" w:firstColumn="0" w:lastColumn="0" w:oddVBand="0" w:evenVBand="0" w:oddHBand="1" w:evenHBand="0" w:firstRowFirstColumn="0" w:firstRowLastColumn="0" w:lastRowFirstColumn="0" w:lastRowLastColumn="0"/>
+          <w:trHeight w:val="360"/>
+        </w:trPr>
+        <w:tc>
+          <w:tcPr>
+            <w:cnfStyle w:val="001000000000" w:firstRow="0" w:lastRow="0" w:firstColumn="1" w:lastColumn="0" w:oddVBand="0" w:evenVBand="0" w:oddHBand="0" w:evenHBand="0" w:firstRowFirstColumn="0" w:firstRowLastColumn="0" w:lastRowFirstColumn="0" w:lastRowLastColumn="0"/>
+            <w:tcW w:w="2700" w:type="dxa"/>
+            <w:noWrap/>
+            <w:vAlign w:val="center"/>
+          </w:tcPr>
+          <w:p>
+            <w:pPr>
+              <w:spacing w:line="259" w:lineRule="auto"/>
+              <w:rPr>
+                <w:rFonts w:ascii="BC Sans" w:hAnsi="BC Sans"/>
+                <w:b w:val="0"/>
+                <w:bCs w:val="0"/>
+                <w:caps w:val="0"/>
+                <w:sz w:val="18"/>
+                <w:szCs w:val="18"/>
+              </w:rPr>
+            </w:pPr>
+            <w:r>
+              <w:rPr>
+                <w:rFonts w:ascii="BC Sans" w:hAnsi="BC Sans"/>
+                <w:b w:val="0"/>
+                <w:bCs w:val="0"/>
+                <w:caps w:val="0"/>
+                <w:sz w:val="20"/>
+                <w:szCs w:val="20"/>
+              </w:rPr>
+              <w:t>Remarks</w:t>
+            </w:r>
+          </w:p>
+        </w:tc>
+        <w:tc>
+          <w:tcPr>
+            <w:tcW w:w="8216" w:type="dxa"/>
+            <w:noWrap/>
+            <w:vAlign w:val="center"/>
+          </w:tcPr>
+          <w:p>
+            <w:pPr>
+              <w:spacing w:line="259" w:lineRule="auto"/>
+              <w:cnfStyle w:val="000000100000" w:firstRow="0" w:lastRow="0" w:firstColumn="0" w:lastColumn="0" w:oddVBand="0" w:evenVBand="0" w:oddHBand="1" w:evenHBand="0" w:firstRowFirstColumn="0" w:firstRowLastColumn="0" w:lastRowFirstColumn="0" w:lastRowLastColumn="0"/>
+              <w:rPr>
+                <w:rFonts w:ascii="BC Sans" w:eastAsia="Times New Roman" w:hAnsi="BC Sans" w:cs="Times New Roman"/>
+                <w:color w:val="000000" w:themeColor="text1"/>
+                <w:sz w:val="18"/>
+                <w:szCs w:val="18"/>
+              </w:rPr>
+            </w:pPr>
+            <w:r>
+              <w:rPr>
+                <w:rFonts w:ascii="BC Sans" w:eastAsia="Times New Roman" w:hAnsi="BC Sans" w:cs="Times New Roman"/>
+                <w:color w:val="000000" w:themeColor="text1"/>
+                <w:sz w:val="20"/>
+                <w:szCs w:val="20"/>
+              </w:rPr>
+              <w:t>{</w:t>
+            </w:r>
+            <w:proofErr w:type="spellStart"/>
+            <w:r>
+              <w:rPr>
+                <w:rFonts w:ascii="BC Sans" w:eastAsia="Times New Roman" w:hAnsi="BC Sans" w:cs="Times New Roman"/>
+                <w:color w:val="000000" w:themeColor="text1"/>
+                <w:sz w:val="20"/>
+                <w:szCs w:val="20"/>
+              </w:rPr>
+              <w:t>d</w:t>
+            </w:r>
+            <w:r>
+              <w:rPr>
+                <w:rFonts w:ascii="BC Sans" w:eastAsia="Times New Roman" w:hAnsi="BC Sans" w:cs="Times New Roman"/>
+                <w:color w:val="000000" w:themeColor="text1"/>
+                <w:sz w:val="20"/>
+                <w:szCs w:val="20"/>
+              </w:rPr>
+              <w:t>.</w:t>
+            </w:r>
+            <w:r>
+              <w:rPr>
+                <w:rFonts w:ascii="BC Sans" w:eastAsia="Times New Roman" w:hAnsi="BC Sans" w:cs="Times New Roman"/>
+                <w:color w:val="000000" w:themeColor="text1"/>
+                <w:sz w:val="20"/>
+                <w:szCs w:val="20"/>
+              </w:rPr>
+              <w:t>remarks</w:t>
+            </w:r>
+            <w:proofErr w:type="spellEnd"/>
+            <w:r>
+              <w:rPr>
+                <w:rFonts w:ascii="BC Sans" w:eastAsia="Times New Roman" w:hAnsi="BC Sans" w:cs="Times New Roman"/>
+                <w:color w:val="000000" w:themeColor="text1"/>
+                <w:sz w:val="20"/>
+                <w:szCs w:val="20"/>
+              </w:rPr>
+              <w:t>}</w:t>
+            </w:r>
+          </w:p>
+        </w:tc>
+      </w:tr>
+      <w:tr>
+        <w:trPr>
+          <w:trHeight w:val="360"/>
+        </w:trPr>
+        <w:tc>
+          <w:tcPr>
+            <w:cnfStyle w:val="001000000000" w:firstRow="0" w:lastRow="0" w:firstColumn="1" w:lastColumn="0" w:oddVBand="0" w:evenVBand="0" w:oddHBand="0" w:evenHBand="0" w:firstRowFirstColumn="0" w:firstRowLastColumn="0" w:lastRowFirstColumn="0" w:lastRowLastColumn="0"/>
+            <w:tcW w:w="2700" w:type="dxa"/>
+            <w:noWrap/>
+            <w:vAlign w:val="center"/>
+            <w:hideMark/>
+          </w:tcPr>
+          <w:p>
+            <w:r>
+              <w:rPr>
+                <w:rFonts w:ascii="BC Sans" w:hAnsi="BC Sans"/>
+                <w:b w:val="0"/>
+                <w:bCs w:val="0"/>
+                <w:caps w:val="0"/>
+                <w:sz w:val="20"/>
+                <w:szCs w:val="20"/>
+              </w:rPr>
+              <w:t>Officer assigned</w:t>
+            </w:r>
+          </w:p>
+        </w:tc>
+        <w:tc>
+          <w:tcPr>
+            <w:tcW w:w="8216" w:type="dxa"/>
+            <w:noWrap/>
+            <w:vAlign w:val="center"/>
+            <w:hideMark/>
+          </w:tcPr>
+          <w:p>
+            <w:pPr>
+              <w:cnfStyle w:val="000000000000" w:firstRow="0" w:lastRow="0" w:firstColumn="0" w:lastColumn="0" w:oddVBand="0" w:evenVBand="0" w:oddHBand="0" w:evenHBand="0" w:firstRowFirstColumn="0" w:firstRowLastColumn="0" w:lastRowFirstColumn="0" w:lastRowLastColumn="0"/>
+              <w:rPr>
+                <w:rFonts w:ascii="BC Sans" w:eastAsia="Times New Roman" w:hAnsi="BC Sans" w:cs="Times New Roman"/>
+                <w:color w:val="000000"/>
+                <w:kern w:val="0"/>
+                <w:sz w:val="20"/>
+                <w:szCs w:val="20"/>
+                <w14:ligatures w14:val="none"/>
+              </w:rPr>
+            </w:pPr>
+            <w:r>
+              <w:rPr>
+                <w:rFonts w:ascii="BC Sans" w:eastAsia="Times New Roman" w:hAnsi="BC Sans" w:cs="Times New Roman"/>
+                <w:color w:val="000000"/>
+                <w:kern w:val="0"/>
+                <w:sz w:val="20"/>
+                <w:szCs w:val="20"/>
+                <w14:ligatures w14:val="none"/>
+              </w:rPr>
+              <w:t>{</w:t>
+            </w:r>
+            <w:proofErr w:type="spellStart"/>
+            <w:r>
+              <w:rPr>
+                <w:rFonts w:ascii="BC Sans" w:eastAsia="Times New Roman" w:hAnsi="BC Sans" w:cs="Times New Roman"/>
+                <w:color w:val="000000"/>
+                <w:kern w:val="0"/>
+                <w:sz w:val="20"/>
+                <w:szCs w:val="20"/>
+                <w14:ligatures w14:val="none"/>
+              </w:rPr>
+              <w:t>d</w:t>
+            </w:r>
+            <w:r>
+              <w:rPr>
+                <w:rFonts w:ascii="BC Sans" w:eastAsia="Times New Roman" w:hAnsi="BC Sans" w:cs="Times New Roman"/>
+                <w:color w:val="000000" w:themeColor="text1"/>
+                <w:sz w:val="20"/>
+                <w:szCs w:val="20"/>
+              </w:rPr>
+              <w:t>.</w:t>
+            </w:r>
+            <w:r>
+              <w:rPr>
+                <w:rFonts w:ascii="BC Sans" w:eastAsia="Times New Roman" w:hAnsi="BC Sans" w:cs="Times New Roman"/>
+                <w:color w:val="000000" w:themeColor="text1"/>
+                <w:sz w:val="20"/>
+                <w:szCs w:val="20"/>
+              </w:rPr>
+              <w:t>assignedUser.lastName</w:t>
+            </w:r>
+            <w:proofErr w:type="spellEnd"/>
+            <w:r>
+              <w:rPr>
+                <w:rFonts w:ascii="BC Sans" w:eastAsia="Times New Roman" w:hAnsi="BC Sans" w:cs="Times New Roman"/>
+                <w:color w:val="000000"/>
+                <w:kern w:val="0"/>
+                <w:sz w:val="20"/>
+                <w:szCs w:val="20"/>
+                <w14:ligatures w14:val="none"/>
+              </w:rPr>
+              <w:t>}</w:t>
+            </w:r>
+            <w:r>
+              <w:rPr>
+                <w:rFonts w:ascii="BC Sans" w:eastAsia="Times New Roman" w:hAnsi="BC Sans" w:cs="Times New Roman"/>
+                <w:color w:val="000000"/>
+                <w:kern w:val="0"/>
+                <w:sz w:val="20"/>
+                <w:szCs w:val="20"/>
+                <w14:ligatures w14:val="none"/>
+              </w:rPr>
+              <w:t>, {</w:t>
+            </w:r>
+            <w:proofErr w:type="spellStart"/>
+            <w:r>
+              <w:rPr>
+                <w:rFonts w:ascii="BC Sans" w:eastAsia="Times New Roman" w:hAnsi="BC Sans" w:cs="Times New Roman"/>
+                <w:color w:val="000000"/>
+                <w:kern w:val="0"/>
+                <w:sz w:val="20"/>
+                <w:szCs w:val="20"/>
+                <w14:ligatures w14:val="none"/>
+              </w:rPr>
+              <w:t>d.assignedUser.firstName</w:t>
+            </w:r>
+            <w:proofErr w:type="spellEnd"/>
+            <w:r>
+              <w:rPr>
+                <w:rFonts w:ascii="BC Sans" w:eastAsia="Times New Roman" w:hAnsi="BC Sans" w:cs="Times New Roman"/>
+                <w:color w:val="000000"/>
+                <w:kern w:val="0"/>
+                <w:sz w:val="20"/>
+                <w:szCs w:val="20"/>
+                <w14:ligatures w14:val="none"/>
+              </w:rPr>
+              <w:t>}</w:t>
+            </w:r>
+          </w:p>
+        </w:tc>
+      </w:tr>
+      <w:tr>
+        <w:trPr>
+          <w:cnfStyle w:val="000000100000" w:firstRow="0" w:lastRow="0" w:firstColumn="0" w:lastColumn="0" w:oddVBand="0" w:evenVBand="0" w:oddHBand="1" w:evenHBand="0" w:firstRowFirstColumn="0" w:firstRowLastColumn="0" w:lastRowFirstColumn="0" w:lastRowLastColumn="0"/>
+          <w:trHeight w:val="360"/>
+        </w:trPr>
+        <w:tc>
+          <w:tcPr>
+            <w:cnfStyle w:val="001000000000" w:firstRow="0" w:lastRow="0" w:firstColumn="1" w:lastColumn="0" w:oddVBand="0" w:evenVBand="0" w:oddHBand="0" w:evenHBand="0" w:firstRowFirstColumn="0" w:firstRowLastColumn="0" w:lastRowFirstColumn="0" w:lastRowLastColumn="0"/>
+            <w:tcW w:w="2700" w:type="dxa"/>
+            <w:noWrap/>
+            <w:vAlign w:val="center"/>
+            <w:hideMark/>
+          </w:tcPr>
+          <w:p>
+            <w:pPr>
+              <w:spacing w:line="259" w:lineRule="auto"/>
+              <w:rPr>
+                <w:rFonts w:ascii="BC Sans" w:hAnsi="BC Sans"/>
+                <w:b w:val="0"/>
+                <w:bCs w:val="0"/>
+                <w:caps w:val="0"/>
+                <w:sz w:val="18"/>
+                <w:szCs w:val="18"/>
+              </w:rPr>
+            </w:pPr>
+            <w:r>
+              <w:rPr>
+                <w:rFonts w:ascii="BC Sans" w:hAnsi="BC Sans"/>
+                <w:b w:val="0"/>
+                <w:bCs w:val="0"/>
+                <w:caps w:val="0"/>
+                <w:sz w:val="20"/>
+                <w:szCs w:val="20"/>
+              </w:rPr>
+              <w:t>Due date</w:t>
+            </w:r>
+          </w:p>
+        </w:tc>
+        <w:tc>
+          <w:tcPr>
+            <w:tcW w:w="8216" w:type="dxa"/>
+            <w:noWrap/>
+            <w:vAlign w:val="center"/>
+            <w:hideMark/>
+          </w:tcPr>
+          <w:p>
+            <w:pPr>
+              <w:spacing w:line="259" w:lineRule="auto"/>
+              <w:cnfStyle w:val="000000100000" w:firstRow="0" w:lastRow="0" w:firstColumn="0" w:lastColumn="0" w:oddVBand="0" w:evenVBand="0" w:oddHBand="1" w:evenHBand="0" w:firstRowFirstColumn="0" w:firstRowLastColumn="0" w:lastRowFirstColumn="0" w:lastRowLastColumn="0"/>
+              <w:rPr>
+                <w:rFonts w:ascii="BC Sans" w:eastAsia="Times New Roman" w:hAnsi="BC Sans" w:cs="Times New Roman"/>
+                <w:color w:val="000000" w:themeColor="text1"/>
+                <w:sz w:val="18"/>
+                <w:szCs w:val="18"/>
+              </w:rPr>
+            </w:pPr>
+            <w:r>
+              <w:rPr>
+                <w:rFonts w:ascii="BC Sans" w:hAnsi="BC Sans" w:cs="BC Sans Light"/>
+                <w:sz w:val="20"/>
+                <w:szCs w:val="20"/>
+              </w:rPr>
+              <w:t>{</w:t>
+            </w:r>
+            <w:proofErr w:type="spellStart"/>
+            <w:r>
+              <w:rPr>
+                <w:rFonts w:ascii="BC Sans" w:hAnsi="BC Sans" w:cs="BC Sans Light"/>
+                <w:sz w:val="20"/>
+                <w:szCs w:val="20"/>
+              </w:rPr>
+              <w:t>d.dueDate</w:t>
+            </w:r>
+            <w:proofErr w:type="spellEnd"/>
+            <w:r>
+              <w:rPr>
+                <w:rFonts w:ascii="BC Sans" w:hAnsi="BC Sans" w:cs="BC Sans Light"/>
+                <w:sz w:val="20"/>
+                <w:szCs w:val="20"/>
+              </w:rPr>
+              <w:t>}</w:t>
+            </w:r>
+          </w:p>
+        </w:tc>
+      </w:tr>
+      <w:tr>
+        <w:trPr>
+          <w:trHeight w:val="360"/>
+        </w:trPr>
+        <w:tc>
+          <w:tcPr>
+            <w:cnfStyle w:val="001000000000" w:firstRow="0" w:lastRow="0" w:firstColumn="1" w:lastColumn="0" w:oddVBand="0" w:evenVBand="0" w:oddHBand="0" w:evenHBand="0" w:firstRowFirstColumn="0" w:firstRowLastColumn="0" w:lastRowFirstColumn="0" w:lastRowLastColumn="0"/>
+            <w:tcW w:w="2700" w:type="dxa"/>
+            <w:noWrap/>
+            <w:vAlign w:val="center"/>
+          </w:tcPr>
+          <w:p>
+            <w:pPr>
+              <w:rPr>
+                <w:rFonts w:ascii="BC Sans" w:hAnsi="BC Sans"/>
+                <w:sz w:val="20"/>
+                <w:szCs w:val="20"/>
+              </w:rPr>
+            </w:pPr>
+            <w:r>
+              <w:rPr>
+                <w:rFonts w:ascii="BC Sans" w:hAnsi="BC Sans"/>
+                <w:b w:val="0"/>
+                <w:bCs w:val="0"/>
+                <w:caps w:val="0"/>
+                <w:sz w:val="20"/>
+                <w:szCs w:val="20"/>
+              </w:rPr>
+              <w:t>Task detail</w:t>
+            </w:r>
+          </w:p>
+        </w:tc>
+        <w:tc>
+          <w:tcPr>
+            <w:tcW w:w="8216" w:type="dxa"/>
+            <w:noWrap/>
+            <w:vAlign w:val="center"/>
+          </w:tcPr>
+          <w:p>
+            <w:pPr>
+              <w:cnfStyle w:val="000000000000" w:firstRow="0" w:lastRow="0" w:firstColumn="0" w:lastColumn="0" w:oddVBand="0" w:evenVBand="0" w:oddHBand="0" w:evenHBand="0" w:firstRowFirstColumn="0" w:firstRowLastColumn="0" w:lastRowFirstColumn="0" w:lastRowLastColumn="0"/>
+              <w:rPr>
+                <w:rFonts w:ascii="BC Sans" w:hAnsi="BC Sans" w:cs="BC Sans Light"/>
+                <w:sz w:val="20"/>
+                <w:szCs w:val="20"/>
+              </w:rPr>
+            </w:pPr>
+            <w:r>
+              <w:rPr>
+                <w:rFonts w:ascii="BC Sans" w:hAnsi="BC Sans" w:cs="BC Sans Light"/>
+                <w:sz w:val="20"/>
+                <w:szCs w:val="20"/>
+              </w:rPr>
+              <w:t>{</w:t>
+            </w:r>
+            <w:proofErr w:type="spellStart"/>
+            <w:r>
+              <w:rPr>
+                <w:rFonts w:ascii="BC Sans" w:hAnsi="BC Sans" w:cs="BC Sans Light"/>
+                <w:sz w:val="20"/>
+                <w:szCs w:val="20"/>
+              </w:rPr>
+              <w:t>d.description</w:t>
+            </w:r>
+            <w:proofErr w:type="spellEnd"/>
+            <w:r>
+              <w:rPr>
+                <w:rFonts w:ascii="BC Sans" w:hAnsi="BC Sans" w:cs="BC Sans Light"/>
+                <w:sz w:val="20"/>
+                <w:szCs w:val="20"/>
+              </w:rPr>
+              <w:t>}</w:t>
+            </w:r>
+          </w:p>
+        </w:tc>
+      </w:tr>
+    </w:tbl>
+    <w:p>
+      <w:pPr>
+        <w:spacing w:after="0"/>
+        <w:rPr>
+          <w:rFonts w:ascii="BC Sans" w:hAnsi="BC Sans"/>
+          <w:sz w:val="20"/>
+          <w:szCs w:val="20"/>
+        </w:rPr>
+      </w:pPr>
+    </w:p>
+    <w:p>
+      <w:pPr>
+        <w:spacing w:after="0"/>
+        <w:rPr>
+          <w:rFonts w:ascii="BC Sans" w:hAnsi="BC Sans"/>
+          <w:b/>
+          <w:bCs/>
+          <w:sz w:val="20"/>
+          <w:szCs w:val="20"/>
+        </w:rPr>
+      </w:pPr>
+      <w:r>
+        <w:rPr>
+          <w:rFonts w:ascii="BC Sans" w:hAnsi="BC Sans"/>
+          <w:b/>
+          <w:bCs/>
+          <w:sz w:val="20"/>
+          <w:szCs w:val="20"/>
+        </w:rPr>
+        <w:t xml:space="preserve">  </w:t>
+      </w:r>
+      <w:r>
+        <w:rPr>
+          <w:rFonts w:ascii="BC Sans" w:hAnsi="BC Sans"/>
+          <w:b/>
+          <w:bCs/>
+          <w:sz w:val="20"/>
+          <w:szCs w:val="20"/>
+        </w:rPr>
+        <w:t>Diary dates</w:t>
+      </w:r>
+    </w:p>
+    <w:tbl>
+      <w:tblPr>
+        <w:tblStyle w:val="PlainTable3"/>
+        <w:tblW w:w="10916" w:type="dxa"/>
+        <w:tblLook w:val="04A0" w:firstRow="1" w:lastRow="0" w:firstColumn="1" w:lastColumn="0" w:noHBand="0" w:noVBand="1"/>
+      </w:tblPr>
+      <w:tblGrid>
+        <w:gridCol w:w="2700"/>
+        <w:gridCol w:w="8216"/>
+      </w:tblGrid>
+      <w:tr>
+        <w:trPr>
+          <w:cnfStyle w:val="100000000000" w:firstRow="1" w:lastRow="0" w:firstColumn="0" w:lastColumn="0" w:oddVBand="0" w:evenVBand="0" w:oddHBand="0" w:evenHBand="0" w:firstRowFirstColumn="0" w:firstRowLastColumn="0" w:lastRowFirstColumn="0" w:lastRowLastColumn="0"/>
+          <w:trHeight w:val="360"/>
+        </w:trPr>
+        <w:tc>
+          <w:tcPr>
+            <w:cnfStyle w:val="001000000100" w:firstRow="0" w:lastRow="0" w:firstColumn="1" w:lastColumn="0" w:oddVBand="0" w:evenVBand="0" w:oddHBand="0" w:evenHBand="0" w:firstRowFirstColumn="1" w:firstRowLastColumn="0" w:lastRowFirstColumn="0" w:lastRowLastColumn="0"/>
+            <w:tcW w:w="2700" w:type="dxa"/>
+          </w:tcPr>
+          <w:p>
+            <w:pPr>
+              <w:rPr>
+                <w:rFonts w:ascii="BC Sans" w:eastAsia="Times New Roman" w:hAnsi="BC Sans" w:cs="Times New Roman"/>
+                <w:caps w:val="0"/>
+                <w:color w:val="000000"/>
+                <w:kern w:val="0"/>
+                <w:sz w:val="20"/>
+                <w:szCs w:val="20"/>
+                <w14:ligatures w14:val="none"/>
+              </w:rPr>
+            </w:pPr>
+            <w:r>
+              <w:rPr>
+                <w:rFonts w:ascii="BC Sans" w:eastAsia="Times New Roman" w:hAnsi="BC Sans" w:cs="Times New Roman"/>
+                <w:caps w:val="0"/>
+                <w:color w:val="000000"/>
+                <w:kern w:val="0"/>
+                <w:sz w:val="20"/>
+                <w:szCs w:val="20"/>
+                <w14:ligatures w14:val="none"/>
+              </w:rPr>
+              <w:t>Due Date</w:t>
+            </w:r>
+          </w:p>
+        </w:tc>
+        <w:tc>
+          <w:tcPr>
+            <w:tcW w:w="8216" w:type="dxa"/>
+          </w:tcPr>
+          <w:p>
+            <w:pPr>
+              <w:cnfStyle w:val="100000000000" w:firstRow="1" w:lastRow="0" w:firstColumn="0" w:lastColumn="0" w:oddVBand="0" w:evenVBand="0" w:oddHBand="0" w:evenHBand="0" w:firstRowFirstColumn="0" w:firstRowLastColumn="0" w:lastRowFirstColumn="0" w:lastRowLastColumn="0"/>
+              <w:rPr>
+                <w:rFonts w:ascii="BC Sans" w:eastAsia="Times New Roman" w:hAnsi="BC Sans" w:cs="Times New Roman"/>
+                <w:caps w:val="0"/>
+                <w:color w:val="000000"/>
+                <w:kern w:val="0"/>
+                <w:sz w:val="20"/>
+                <w:szCs w:val="20"/>
+                <w14:ligatures w14:val="none"/>
+              </w:rPr>
+            </w:pPr>
+            <w:r>
+              <w:rPr>
+                <w:rFonts w:ascii="BC Sans" w:eastAsia="Times New Roman" w:hAnsi="BC Sans" w:cs="Times New Roman"/>
+                <w:caps w:val="0"/>
+                <w:color w:val="000000"/>
+                <w:kern w:val="0"/>
+                <w:sz w:val="20"/>
+                <w:szCs w:val="20"/>
+                <w14:ligatures w14:val="none"/>
+              </w:rPr>
+              <w:t>Description</w:t>
+            </w:r>
+          </w:p>
+        </w:tc>
+      </w:tr>
+      <w:tr>
+        <w:trPr>
+          <w:cnfStyle w:val="000000100000" w:firstRow="0" w:lastRow="0" w:firstColumn="0" w:lastColumn="0" w:oddVBand="0" w:evenVBand="0" w:oddHBand="1" w:evenHBand="0" w:firstRowFirstColumn="0" w:firstRowLastColumn="0" w:lastRowFirstColumn="0" w:lastRowLastColumn="0"/>
+          <w:trHeight w:val="360"/>
+        </w:trPr>
+        <w:tc>
+          <w:tcPr>
+            <w:cnfStyle w:val="001000000000" w:firstRow="0" w:lastRow="0" w:firstColumn="1" w:lastColumn="0" w:oddVBand="0" w:evenVBand="0" w:oddHBand="0" w:evenHBand="0" w:firstRowFirstColumn="0" w:firstRowLastColumn="0" w:lastRowFirstColumn="0" w:lastRowLastColumn="0"/>
+            <w:tcW w:w="2700" w:type="dxa"/>
+            <w:noWrap/>
+            <w:vAlign w:val="center"/>
+          </w:tcPr>
+          <w:p>
+            <w:pPr>
+              <w:spacing w:line="259" w:lineRule="auto"/>
+              <w:rPr>
+                <w:rFonts w:ascii="BC Sans" w:hAnsi="BC Sans"/>
+                <w:b w:val="0"/>
+                <w:bCs w:val="0"/>
+                <w:caps w:val="0"/>
+                <w:sz w:val="20"/>
+                <w:szCs w:val="20"/>
+              </w:rPr>
+            </w:pPr>
+            <w:r>
+              <w:rPr>
+                <w:rFonts w:ascii="BC Sans" w:hAnsi="BC Sans"/>
+                <w:b w:val="0"/>
+                <w:bCs w:val="0"/>
+                <w:caps w:val="0"/>
+                <w:sz w:val="20"/>
+                <w:szCs w:val="20"/>
+              </w:rPr>
+              <w:t>{</w:t>
+            </w:r>
+            <w:proofErr w:type="spellStart"/>
+            <w:r>
+              <w:rPr>
+                <w:rFonts w:ascii="BC Sans" w:hAnsi="BC Sans"/>
+                <w:b w:val="0"/>
+                <w:bCs w:val="0"/>
+                <w:caps w:val="0"/>
+                <w:sz w:val="20"/>
+                <w:szCs w:val="20"/>
+              </w:rPr>
+              <w:t>d.diaryDates</w:t>
+            </w:r>
+            <w:proofErr w:type="spellEnd"/>
+            <w:r>
+              <w:rPr>
+                <w:rFonts w:ascii="BC Sans" w:hAnsi="BC Sans"/>
+                <w:b w:val="0"/>
+                <w:bCs w:val="0"/>
+                <w:caps w:val="0"/>
+                <w:sz w:val="20"/>
+                <w:szCs w:val="20"/>
+              </w:rPr>
+              <w:t>[</w:t>
+            </w:r>
+            <w:proofErr w:type="spellStart"/>
+            <w:r>
+              <w:rPr>
+                <w:rFonts w:ascii="BC Sans" w:hAnsi="BC Sans"/>
+                <w:b w:val="0"/>
+                <w:bCs w:val="0"/>
+                <w:caps w:val="0"/>
+                <w:sz w:val="20"/>
+                <w:szCs w:val="20"/>
+              </w:rPr>
+              <w:t>i</w:t>
+            </w:r>
+            <w:proofErr w:type="spellEnd"/>
+            <w:r>
+              <w:rPr>
+                <w:rFonts w:ascii="BC Sans" w:hAnsi="BC Sans"/>
+                <w:b w:val="0"/>
+                <w:bCs w:val="0"/>
+                <w:caps w:val="0"/>
+                <w:sz w:val="20"/>
+                <w:szCs w:val="20"/>
+              </w:rPr>
+              <w:t>].</w:t>
+            </w:r>
+            <w:proofErr w:type="spellStart"/>
+            <w:r>
+              <w:rPr>
+                <w:rFonts w:ascii="BC Sans" w:hAnsi="BC Sans"/>
+                <w:b w:val="0"/>
+                <w:bCs w:val="0"/>
+                <w:caps w:val="0"/>
+                <w:sz w:val="20"/>
+                <w:szCs w:val="20"/>
+              </w:rPr>
+              <w:t>dueDate</w:t>
+            </w:r>
+            <w:proofErr w:type="spellEnd"/>
+            <w:r>
+              <w:rPr>
+                <w:rFonts w:ascii="BC Sans" w:hAnsi="BC Sans"/>
+                <w:b w:val="0"/>
+                <w:bCs w:val="0"/>
+                <w:caps w:val="0"/>
+                <w:sz w:val="20"/>
+                <w:szCs w:val="20"/>
+              </w:rPr>
+              <w:t>}</w:t>
+            </w:r>
+          </w:p>
+        </w:tc>
+        <w:tc>
+          <w:tcPr>
+            <w:tcW w:w="8216" w:type="dxa"/>
+            <w:noWrap/>
+            <w:vAlign w:val="center"/>
+          </w:tcPr>
+          <w:p>
+            <w:pPr>
+              <w:spacing w:line="259" w:lineRule="auto"/>
+              <w:cnfStyle w:val="000000100000" w:firstRow="0" w:lastRow="0" w:firstColumn="0" w:lastColumn="0" w:oddVBand="0" w:evenVBand="0" w:oddHBand="1" w:evenHBand="0" w:firstRowFirstColumn="0" w:firstRowLastColumn="0" w:lastRowFirstColumn="0" w:lastRowLastColumn="0"/>
+              <w:rPr>
+                <w:rFonts w:ascii="BC Sans" w:eastAsia="Times New Roman" w:hAnsi="BC Sans" w:cs="Times New Roman"/>
+                <w:color w:val="000000" w:themeColor="text1"/>
+                <w:sz w:val="18"/>
+                <w:szCs w:val="18"/>
+              </w:rPr>
+            </w:pPr>
+            <w:r>
+              <w:rPr>
+                <w:rFonts w:ascii="BC Sans" w:eastAsia="Times New Roman" w:hAnsi="BC Sans" w:cs="Times New Roman"/>
+                <w:color w:val="000000" w:themeColor="text1"/>
+                <w:sz w:val="18"/>
+                <w:szCs w:val="18"/>
+              </w:rPr>
+              <w:t>{</w:t>
+            </w:r>
+            <w:proofErr w:type="spellStart"/>
+            <w:r>
+              <w:rPr>
+                <w:rFonts w:ascii="BC Sans" w:eastAsia="Times New Roman" w:hAnsi="BC Sans" w:cs="Times New Roman"/>
+                <w:color w:val="000000" w:themeColor="text1"/>
+                <w:sz w:val="18"/>
+                <w:szCs w:val="18"/>
+              </w:rPr>
+              <w:t>d.diaryDates</w:t>
+            </w:r>
+            <w:proofErr w:type="spellEnd"/>
+            <w:r>
+              <w:rPr>
+                <w:rFonts w:ascii="BC Sans" w:eastAsia="Times New Roman" w:hAnsi="BC Sans" w:cs="Times New Roman"/>
+                <w:color w:val="000000" w:themeColor="text1"/>
+                <w:sz w:val="18"/>
+                <w:szCs w:val="18"/>
+              </w:rPr>
+              <w:t>[</w:t>
+            </w:r>
+            <w:proofErr w:type="spellStart"/>
+            <w:r>
+              <w:rPr>
+                <w:rFonts w:ascii="BC Sans" w:eastAsia="Times New Roman" w:hAnsi="BC Sans" w:cs="Times New Roman"/>
+                <w:color w:val="000000" w:themeColor="text1"/>
+                <w:sz w:val="18"/>
+                <w:szCs w:val="18"/>
+              </w:rPr>
+              <w:t>i</w:t>
+            </w:r>
+            <w:proofErr w:type="spellEnd"/>
+            <w:r>
+              <w:rPr>
+                <w:rFonts w:ascii="BC Sans" w:eastAsia="Times New Roman" w:hAnsi="BC Sans" w:cs="Times New Roman"/>
+                <w:color w:val="000000" w:themeColor="text1"/>
+                <w:sz w:val="18"/>
+                <w:szCs w:val="18"/>
+              </w:rPr>
+              <w:t>].description}</w:t>
+            </w:r>
+          </w:p>
+        </w:tc>
+      </w:tr>
+      <w:tr>
+        <w:trPr>
+          <w:trHeight w:val="360"/>
+        </w:trPr>
+        <w:tc>
+          <w:tcPr>
+            <w:cnfStyle w:val="001000000000" w:firstRow="0" w:lastRow="0" w:firstColumn="1" w:lastColumn="0" w:oddVBand="0" w:evenVBand="0" w:oddHBand="0" w:evenHBand="0" w:firstRowFirstColumn="0" w:firstRowLastColumn="0" w:lastRowFirstColumn="0" w:lastRowLastColumn="0"/>
+            <w:tcW w:w="2700" w:type="dxa"/>
+            <w:noWrap/>
+            <w:vAlign w:val="center"/>
+          </w:tcPr>
+          <w:p>
+            <w:pPr>
+              <w:rPr>
+                <w:rFonts w:ascii="BC Sans" w:hAnsi="BC Sans"/>
+                <w:b w:val="0"/>
+                <w:bCs w:val="0"/>
+                <w:caps w:val="0"/>
+                <w:sz w:val="20"/>
+                <w:szCs w:val="20"/>
+              </w:rPr>
+            </w:pPr>
+            <w:r>
+              <w:rPr>
+                <w:rFonts w:ascii="BC Sans" w:hAnsi="BC Sans"/>
+                <w:b w:val="0"/>
+                <w:bCs w:val="0"/>
+                <w:caps w:val="0"/>
+                <w:sz w:val="20"/>
+                <w:szCs w:val="20"/>
+              </w:rPr>
+              <w:t>{</w:t>
+            </w:r>
+            <w:proofErr w:type="spellStart"/>
+            <w:r>
+              <w:rPr>
+                <w:rFonts w:ascii="BC Sans" w:hAnsi="BC Sans"/>
+                <w:b w:val="0"/>
+                <w:bCs w:val="0"/>
+                <w:caps w:val="0"/>
+                <w:sz w:val="20"/>
+                <w:szCs w:val="20"/>
+              </w:rPr>
+              <w:t>d.diaryDates</w:t>
+            </w:r>
+            <w:proofErr w:type="spellEnd"/>
+            <w:r>
+              <w:rPr>
+                <w:rFonts w:ascii="BC Sans" w:hAnsi="BC Sans"/>
+                <w:b w:val="0"/>
+                <w:bCs w:val="0"/>
+                <w:caps w:val="0"/>
+                <w:sz w:val="20"/>
+                <w:szCs w:val="20"/>
+              </w:rPr>
+              <w:t>[i+1].</w:t>
+            </w:r>
+            <w:proofErr w:type="spellStart"/>
+            <w:r>
+              <w:rPr>
+                <w:rFonts w:ascii="BC Sans" w:hAnsi="BC Sans"/>
+                <w:b w:val="0"/>
+                <w:bCs w:val="0"/>
+                <w:caps w:val="0"/>
+                <w:sz w:val="20"/>
+                <w:szCs w:val="20"/>
+              </w:rPr>
+              <w:t>dueDate</w:t>
+            </w:r>
+            <w:proofErr w:type="spellEnd"/>
+            <w:r>
+              <w:rPr>
+                <w:rFonts w:ascii="BC Sans" w:hAnsi="BC Sans"/>
+                <w:b w:val="0"/>
+                <w:bCs w:val="0"/>
+                <w:caps w:val="0"/>
+                <w:sz w:val="20"/>
+                <w:szCs w:val="20"/>
+              </w:rPr>
+              <w:t>}</w:t>
+            </w:r>
+          </w:p>
+        </w:tc>
+        <w:tc>
+          <w:tcPr>
+            <w:tcW w:w="8216" w:type="dxa"/>
+            <w:noWrap/>
+            <w:vAlign w:val="center"/>
+          </w:tcPr>
+          <w:p>
+            <w:pPr>
+              <w:cnfStyle w:val="000000000000" w:firstRow="0" w:lastRow="0" w:firstColumn="0" w:lastColumn="0" w:oddVBand="0" w:evenVBand="0" w:oddHBand="0" w:evenHBand="0" w:firstRowFirstColumn="0" w:firstRowLastColumn="0" w:lastRowFirstColumn="0" w:lastRowLastColumn="0"/>
+              <w:rPr>
+                <w:rFonts w:ascii="BC Sans" w:eastAsia="Times New Roman" w:hAnsi="BC Sans" w:cs="Times New Roman"/>
+                <w:color w:val="000000" w:themeColor="text1"/>
+                <w:sz w:val="20"/>
+                <w:szCs w:val="20"/>
+              </w:rPr>
+            </w:pPr>
+            <w:r>
+              <w:rPr>
+                <w:rFonts w:ascii="BC Sans" w:eastAsia="Times New Roman" w:hAnsi="BC Sans" w:cs="Times New Roman"/>
+                <w:color w:val="000000" w:themeColor="text1"/>
+                <w:sz w:val="18"/>
+                <w:szCs w:val="18"/>
+              </w:rPr>
+              <w:t>{</w:t>
+            </w:r>
+            <w:proofErr w:type="spellStart"/>
+            <w:r>
+              <w:rPr>
+                <w:rFonts w:ascii="BC Sans" w:eastAsia="Times New Roman" w:hAnsi="BC Sans" w:cs="Times New Roman"/>
+                <w:color w:val="000000" w:themeColor="text1"/>
+                <w:sz w:val="18"/>
+                <w:szCs w:val="18"/>
+              </w:rPr>
+              <w:t>d.diaryDates</w:t>
+            </w:r>
+            <w:proofErr w:type="spellEnd"/>
+            <w:r>
+              <w:rPr>
+                <w:rFonts w:ascii="BC Sans" w:eastAsia="Times New Roman" w:hAnsi="BC Sans" w:cs="Times New Roman"/>
+                <w:color w:val="000000" w:themeColor="text1"/>
+                <w:sz w:val="18"/>
+                <w:szCs w:val="18"/>
+              </w:rPr>
+              <w:t>[i+1].description}</w:t>
+            </w:r>
+          </w:p>
+        </w:tc>
+      </w:tr>
+    </w:tbl>
+    <w:p>
+      <w:pPr>
+        <w:spacing w:after="0"/>
+        <w:rPr>
+          <w:rFonts w:ascii="BC Sans" w:hAnsi="BC Sans"/>
+          <w:sz w:val="20"/>
+          <w:szCs w:val="20"/>
+        </w:rPr>
+      </w:pPr>
+    </w:p>
+    <w:p>
+      <w:pPr>
+        <w:spacing w:after="0"/>
+        <w:rPr>
+          <w:rFonts w:ascii="BC Sans" w:hAnsi="BC Sans"/>
+          <w:b/>
+          <w:bCs/>
+          <w:sz w:val="20"/>
+          <w:szCs w:val="20"/>
+        </w:rPr>
+      </w:pPr>
+      <w:r>
+        <w:rPr>
+          <w:rFonts w:ascii="BC Sans" w:hAnsi="BC Sans"/>
+          <w:b/>
+          <w:bCs/>
+          <w:sz w:val="20"/>
+          <w:szCs w:val="20"/>
+        </w:rPr>
+        <w:t xml:space="preserve">  Task actions</w:t>
+      </w:r>
+    </w:p>
+    <w:tbl>
+      <w:tblPr>
+        <w:tblStyle w:val="PlainTable3"/>
+        <w:tblW w:w="10800" w:type="dxa"/>
+        <w:tblLook w:val="04A0" w:firstRow="1" w:lastRow="0" w:firstColumn="1" w:lastColumn="0" w:noHBand="0" w:noVBand="1"/>
+      </w:tblPr>
+      <w:tblGrid>
+        <w:gridCol w:w="5040"/>
+        <w:gridCol w:w="3690"/>
+        <w:gridCol w:w="2070"/>
+      </w:tblGrid>
+      <w:tr>
+        <w:trPr>
+          <w:cnfStyle w:val="100000000000" w:firstRow="1" w:lastRow="0" w:firstColumn="0" w:lastColumn="0" w:oddVBand="0" w:evenVBand="0" w:oddHBand="0" w:evenHBand="0" w:firstRowFirstColumn="0" w:firstRowLastColumn="0" w:lastRowFirstColumn="0" w:lastRowLastColumn="0"/>
+          <w:trHeight w:val="360"/>
+        </w:trPr>
+        <w:tc>
+          <w:tcPr>
+            <w:cnfStyle w:val="001000000100" w:firstRow="0" w:lastRow="0" w:firstColumn="1" w:lastColumn="0" w:oddVBand="0" w:evenVBand="0" w:oddHBand="0" w:evenHBand="0" w:firstRowFirstColumn="1" w:firstRowLastColumn="0" w:lastRowFirstColumn="0" w:lastRowLastColumn="0"/>
+            <w:tcW w:w="5040" w:type="dxa"/>
+          </w:tcPr>
+          <w:p>
+            <w:pPr>
+              <w:rPr>
+                <w:rFonts w:ascii="BC Sans" w:eastAsia="Times New Roman" w:hAnsi="BC Sans" w:cs="Times New Roman"/>
+                <w:caps w:val="0"/>
+                <w:color w:val="000000"/>
+                <w:kern w:val="0"/>
+                <w:sz w:val="20"/>
+                <w:szCs w:val="20"/>
+                <w14:ligatures w14:val="none"/>
+              </w:rPr>
+            </w:pPr>
+            <w:r>
+              <w:rPr>
+                <w:rFonts w:ascii="BC Sans" w:eastAsia="Times New Roman" w:hAnsi="BC Sans" w:cs="Times New Roman"/>
+                <w:caps w:val="0"/>
+                <w:color w:val="000000"/>
+                <w:kern w:val="0"/>
+                <w:sz w:val="20"/>
+                <w:szCs w:val="20"/>
+                <w14:ligatures w14:val="none"/>
+              </w:rPr>
+              <w:t>Action</w:t>
+            </w:r>
+          </w:p>
+        </w:tc>
+        <w:tc>
+          <w:tcPr>
+            <w:tcW w:w="3690" w:type="dxa"/>
+          </w:tcPr>
+          <w:p>
+            <w:pPr>
+              <w:cnfStyle w:val="100000000000" w:firstRow="1" w:lastRow="0" w:firstColumn="0" w:lastColumn="0" w:oddVBand="0" w:evenVBand="0" w:oddHBand="0" w:evenHBand="0" w:firstRowFirstColumn="0" w:firstRowLastColumn="0" w:lastRowFirstColumn="0" w:lastRowLastColumn="0"/>
+              <w:rPr>
+                <w:rFonts w:ascii="BC Sans" w:eastAsia="Times New Roman" w:hAnsi="BC Sans" w:cs="Times New Roman"/>
+                <w:caps w:val="0"/>
+                <w:color w:val="000000"/>
+                <w:kern w:val="0"/>
+                <w:sz w:val="20"/>
+                <w:szCs w:val="20"/>
+                <w14:ligatures w14:val="none"/>
+              </w:rPr>
+            </w:pPr>
+            <w:r>
+              <w:rPr>
+                <w:rFonts w:ascii="BC Sans" w:eastAsia="Times New Roman" w:hAnsi="BC Sans" w:cs="Times New Roman"/>
+                <w:caps w:val="0"/>
+                <w:color w:val="000000"/>
+                <w:kern w:val="0"/>
+                <w:sz w:val="20"/>
+                <w:szCs w:val="20"/>
+                <w14:ligatures w14:val="none"/>
+              </w:rPr>
+              <w:t>Date/time actioned</w:t>
+            </w:r>
+          </w:p>
+        </w:tc>
+        <w:tc>
+          <w:tcPr>
+            <w:tcW w:w="2070" w:type="dxa"/>
+          </w:tcPr>
+          <w:p>
+            <w:pPr>
+              <w:cnfStyle w:val="100000000000" w:firstRow="1" w:lastRow="0" w:firstColumn="0" w:lastColumn="0" w:oddVBand="0" w:evenVBand="0" w:oddHBand="0" w:evenHBand="0" w:firstRowFirstColumn="0" w:firstRowLastColumn="0" w:lastRowFirstColumn="0" w:lastRowLastColumn="0"/>
+              <w:rPr>
+                <w:rFonts w:ascii="BC Sans" w:eastAsia="Times New Roman" w:hAnsi="BC Sans" w:cs="Times New Roman"/>
+                <w:caps w:val="0"/>
+                <w:color w:val="000000"/>
+                <w:kern w:val="0"/>
+                <w:sz w:val="20"/>
+                <w:szCs w:val="20"/>
+                <w14:ligatures w14:val="none"/>
+              </w:rPr>
+            </w:pPr>
+            <w:r>
+              <w:rPr>
+                <w:rFonts w:ascii="BC Sans" w:eastAsia="Times New Roman" w:hAnsi="BC Sans" w:cs="Times New Roman"/>
+                <w:caps w:val="0"/>
+                <w:color w:val="000000"/>
+                <w:kern w:val="0"/>
+                <w:sz w:val="20"/>
+                <w:szCs w:val="20"/>
+                <w14:ligatures w14:val="none"/>
+              </w:rPr>
+              <w:t>Officer</w:t>
+            </w:r>
+          </w:p>
+        </w:tc>
+      </w:tr>
+      <w:tr>
+        <w:trPr>
+          <w:cnfStyle w:val="000000100000" w:firstRow="0" w:lastRow="0" w:firstColumn="0" w:lastColumn="0" w:oddVBand="0" w:evenVBand="0" w:oddHBand="1" w:evenHBand="0" w:firstRowFirstColumn="0" w:firstRowLastColumn="0" w:lastRowFirstColumn="0" w:lastRowLastColumn="0"/>
+          <w:trHeight w:val="360"/>
+        </w:trPr>
+        <w:tc>
+          <w:tcPr>
+            <w:cnfStyle w:val="001000000000" w:firstRow="0" w:lastRow="0" w:firstColumn="1" w:lastColumn="0" w:oddVBand="0" w:evenVBand="0" w:oddHBand="0" w:evenHBand="0" w:firstRowFirstColumn="0" w:firstRowLastColumn="0" w:lastRowFirstColumn="0" w:lastRowLastColumn="0"/>
+            <w:tcW w:w="5040" w:type="dxa"/>
+            <w:noWrap/>
+            <w:vAlign w:val="center"/>
+          </w:tcPr>
+          <w:p>
+            <w:pPr>
+              <w:spacing w:line="259" w:lineRule="auto"/>
+              <w:rPr>
+                <w:rFonts w:ascii="BC Sans" w:hAnsi="BC Sans"/>
+                <w:b w:val="0"/>
+                <w:bCs w:val="0"/>
+                <w:caps w:val="0"/>
+                <w:sz w:val="20"/>
+                <w:szCs w:val="20"/>
+              </w:rPr>
+            </w:pPr>
+            <w:r>
+              <w:rPr>
+                <w:rFonts w:ascii="BC Sans" w:hAnsi="BC Sans"/>
+                <w:b w:val="0"/>
+                <w:bCs w:val="0"/>
+                <w:caps w:val="0"/>
+                <w:sz w:val="20"/>
+                <w:szCs w:val="20"/>
+              </w:rPr>
+              <w:t>{</w:t>
+            </w:r>
+            <w:proofErr w:type="spellStart"/>
+            <w:r>
+              <w:rPr>
+                <w:rFonts w:ascii="BC Sans" w:hAnsi="BC Sans"/>
+                <w:b w:val="0"/>
+                <w:bCs w:val="0"/>
+                <w:caps w:val="0"/>
+                <w:sz w:val="20"/>
+                <w:szCs w:val="20"/>
+              </w:rPr>
+              <w:t>d.activityNotes</w:t>
+            </w:r>
+            <w:proofErr w:type="spellEnd"/>
+            <w:r>
+              <w:rPr>
+                <w:rFonts w:ascii="BC Sans" w:hAnsi="BC Sans"/>
+                <w:b w:val="0"/>
+                <w:bCs w:val="0"/>
+                <w:caps w:val="0"/>
+                <w:sz w:val="20"/>
+                <w:szCs w:val="20"/>
+              </w:rPr>
+              <w:t>[</w:t>
+            </w:r>
+            <w:proofErr w:type="spellStart"/>
+            <w:r>
+              <w:rPr>
+                <w:rFonts w:ascii="BC Sans" w:hAnsi="BC Sans"/>
+                <w:b w:val="0"/>
+                <w:bCs w:val="0"/>
+                <w:caps w:val="0"/>
+                <w:sz w:val="20"/>
+                <w:szCs w:val="20"/>
+              </w:rPr>
+              <w:t>i</w:t>
+            </w:r>
+            <w:proofErr w:type="spellEnd"/>
+            <w:r>
+              <w:rPr>
+                <w:rFonts w:ascii="BC Sans" w:hAnsi="BC Sans"/>
+                <w:b w:val="0"/>
+                <w:bCs w:val="0"/>
+                <w:caps w:val="0"/>
+                <w:sz w:val="20"/>
+                <w:szCs w:val="20"/>
+              </w:rPr>
+              <w:t>].</w:t>
+            </w:r>
+            <w:proofErr w:type="spellStart"/>
+            <w:r>
+              <w:rPr>
+                <w:rFonts w:ascii="BC Sans" w:hAnsi="BC Sans"/>
+                <w:b w:val="0"/>
+                <w:bCs w:val="0"/>
+                <w:caps w:val="0"/>
+                <w:sz w:val="20"/>
+                <w:szCs w:val="20"/>
+              </w:rPr>
+              <w:t>contentText</w:t>
+            </w:r>
+            <w:proofErr w:type="spellEnd"/>
+            <w:r>
+              <w:rPr>
+                <w:rFonts w:ascii="BC Sans" w:hAnsi="BC Sans"/>
+                <w:b w:val="0"/>
+                <w:bCs w:val="0"/>
+                <w:caps w:val="0"/>
+                <w:sz w:val="20"/>
+                <w:szCs w:val="20"/>
+              </w:rPr>
+              <w:t>}</w:t>
+            </w:r>
+          </w:p>
+        </w:tc>
+        <w:tc>
+          <w:tcPr>
+            <w:tcW w:w="3690" w:type="dxa"/>
+            <w:tcBorders>
+              <w:right w:val="single" w:sz="4" w:space="0" w:color="7F7F7F" w:themeColor="text1" w:themeTint="80"/>
+            </w:tcBorders>
+            <w:noWrap/>
+            <w:vAlign w:val="center"/>
+          </w:tcPr>
+          <w:p>
+            <w:pPr>
+              <w:spacing w:line="259" w:lineRule="auto"/>
+              <w:cnfStyle w:val="000000100000" w:firstRow="0" w:lastRow="0" w:firstColumn="0" w:lastColumn="0" w:oddVBand="0" w:evenVBand="0" w:oddHBand="1" w:evenHBand="0" w:firstRowFirstColumn="0" w:firstRowLastColumn="0" w:lastRowFirstColumn="0" w:lastRowLastColumn="0"/>
+              <w:rPr>
+                <w:rFonts w:ascii="BC Sans" w:eastAsia="Times New Roman" w:hAnsi="BC Sans" w:cs="Times New Roman"/>
+                <w:color w:val="000000" w:themeColor="text1"/>
+                <w:sz w:val="18"/>
+                <w:szCs w:val="18"/>
+              </w:rPr>
+            </w:pPr>
+            <w:r>
+              <w:rPr>
+                <w:rFonts w:ascii="BC Sans" w:eastAsia="Times New Roman" w:hAnsi="BC Sans" w:cs="Times New Roman"/>
+                <w:color w:val="000000" w:themeColor="text1"/>
+                <w:sz w:val="18"/>
+                <w:szCs w:val="18"/>
+              </w:rPr>
+              <w:t>{</w:t>
+            </w:r>
+            <w:proofErr w:type="spellStart"/>
+            <w:r>
+              <w:rPr>
+                <w:rFonts w:ascii="BC Sans" w:eastAsia="Times New Roman" w:hAnsi="BC Sans" w:cs="Times New Roman"/>
+                <w:color w:val="000000" w:themeColor="text1"/>
+                <w:sz w:val="18"/>
+                <w:szCs w:val="18"/>
+              </w:rPr>
+              <w:t>d.activityNotes</w:t>
+            </w:r>
+            <w:proofErr w:type="spellEnd"/>
+            <w:r>
+              <w:rPr>
+                <w:rFonts w:ascii="BC Sans" w:eastAsia="Times New Roman" w:hAnsi="BC Sans" w:cs="Times New Roman"/>
+                <w:color w:val="000000" w:themeColor="text1"/>
+                <w:sz w:val="18"/>
+                <w:szCs w:val="18"/>
+              </w:rPr>
+              <w:t>[</w:t>
+            </w:r>
+            <w:proofErr w:type="spellStart"/>
+            <w:r>
+              <w:rPr>
+                <w:rFonts w:ascii="BC Sans" w:eastAsia="Times New Roman" w:hAnsi="BC Sans" w:cs="Times New Roman"/>
+                <w:color w:val="000000" w:themeColor="text1"/>
+                <w:sz w:val="18"/>
+                <w:szCs w:val="18"/>
+              </w:rPr>
+              <w:t>i</w:t>
+            </w:r>
+            <w:proofErr w:type="spellEnd"/>
+            <w:r>
+              <w:rPr>
+                <w:rFonts w:ascii="BC Sans" w:eastAsia="Times New Roman" w:hAnsi="BC Sans" w:cs="Times New Roman"/>
+                <w:color w:val="000000" w:themeColor="text1"/>
+                <w:sz w:val="18"/>
+                <w:szCs w:val="18"/>
+              </w:rPr>
+              <w:t>].</w:t>
+            </w:r>
+            <w:proofErr w:type="spellStart"/>
+            <w:r>
+              <w:rPr>
+                <w:rFonts w:ascii="BC Sans" w:eastAsia="Times New Roman" w:hAnsi="BC Sans" w:cs="Times New Roman"/>
+                <w:color w:val="000000" w:themeColor="text1"/>
+                <w:sz w:val="18"/>
+                <w:szCs w:val="18"/>
+              </w:rPr>
+              <w:t>actionedDate</w:t>
+            </w:r>
+            <w:proofErr w:type="spellEnd"/>
+            <w:r>
+              <w:rPr>
+                <w:rFonts w:ascii="BC Sans" w:eastAsia="Times New Roman" w:hAnsi="BC Sans" w:cs="Times New Roman"/>
+                <w:color w:val="000000" w:themeColor="text1"/>
+                <w:sz w:val="18"/>
+                <w:szCs w:val="18"/>
+              </w:rPr>
+              <w:t>}</w:t>
+            </w:r>
+          </w:p>
+        </w:tc>
+        <w:tc>
+          <w:tcPr>
+            <w:tcW w:w="2070" w:type="dxa"/>
+            <w:tcBorders>
+              <w:left w:val="single" w:sz="4" w:space="0" w:color="7F7F7F" w:themeColor="text1" w:themeTint="80"/>
+            </w:tcBorders>
+          </w:tcPr>
+          <w:p>
+            <w:pPr>
+              <w:cnfStyle w:val="000000100000" w:firstRow="0" w:lastRow="0" w:firstColumn="0" w:lastColumn="0" w:oddVBand="0" w:evenVBand="0" w:oddHBand="1" w:evenHBand="0" w:firstRowFirstColumn="0" w:firstRowLastColumn="0" w:lastRowFirstColumn="0" w:lastRowLastColumn="0"/>
+              <w:rPr>
+                <w:rFonts w:ascii="BC Sans" w:eastAsia="Times New Roman" w:hAnsi="BC Sans" w:cs="Times New Roman"/>
+                <w:color w:val="000000" w:themeColor="text1"/>
+                <w:sz w:val="18"/>
+                <w:szCs w:val="18"/>
+              </w:rPr>
+            </w:pPr>
+            <w:r>
+              <w:rPr>
+                <w:rFonts w:ascii="BC Sans" w:eastAsia="Times New Roman" w:hAnsi="BC Sans" w:cs="Times New Roman"/>
+                <w:color w:val="000000" w:themeColor="text1"/>
+                <w:sz w:val="18"/>
+                <w:szCs w:val="18"/>
+              </w:rPr>
+              <w:t>{</w:t>
+            </w:r>
+            <w:proofErr w:type="spellStart"/>
+            <w:r>
+              <w:rPr>
+                <w:rFonts w:ascii="BC Sans" w:eastAsia="Times New Roman" w:hAnsi="BC Sans" w:cs="Times New Roman"/>
+                <w:color w:val="000000" w:themeColor="text1"/>
+                <w:sz w:val="18"/>
+                <w:szCs w:val="18"/>
+              </w:rPr>
+              <w:t>d.activityNotes</w:t>
+            </w:r>
+            <w:proofErr w:type="spellEnd"/>
+            <w:r>
+              <w:rPr>
+                <w:rFonts w:ascii="BC Sans" w:eastAsia="Times New Roman" w:hAnsi="BC Sans" w:cs="Times New Roman"/>
+                <w:color w:val="000000" w:themeColor="text1"/>
+                <w:sz w:val="18"/>
+                <w:szCs w:val="18"/>
+              </w:rPr>
+              <w:t>[</w:t>
+            </w:r>
+            <w:proofErr w:type="spellStart"/>
+            <w:r>
+              <w:rPr>
+                <w:rFonts w:ascii="BC Sans" w:eastAsia="Times New Roman" w:hAnsi="BC Sans" w:cs="Times New Roman"/>
+                <w:color w:val="000000" w:themeColor="text1"/>
+                <w:sz w:val="18"/>
+                <w:szCs w:val="18"/>
+              </w:rPr>
+              <w:t>i</w:t>
+            </w:r>
+            <w:proofErr w:type="spellEnd"/>
+            <w:r>
+              <w:rPr>
+                <w:rFonts w:ascii="BC Sans" w:eastAsia="Times New Roman" w:hAnsi="BC Sans" w:cs="Times New Roman"/>
+                <w:color w:val="000000" w:themeColor="text1"/>
+                <w:sz w:val="18"/>
+                <w:szCs w:val="18"/>
+              </w:rPr>
+              <w:t>].</w:t>
+            </w:r>
+            <w:r>
+              <w:rPr>
+                <w:rFonts w:ascii="Consolas" w:eastAsia="Times New Roman" w:hAnsi="Consolas" w:cs="Times New Roman"/>
+                <w:color w:val="9CDCFE"/>
+                <w:kern w:val="0"/>
+                <w:sz w:val="21"/>
+                <w:szCs w:val="21"/>
+                <w14:ligatures w14:val="none"/>
+              </w:rPr>
+              <w:t xml:space="preserve"> </w:t>
+            </w:r>
+            <w:proofErr w:type="spellStart"/>
+            <w:r>
+              <w:rPr>
+                <w:rFonts w:ascii="BC Sans" w:eastAsia="Times New Roman" w:hAnsi="BC Sans" w:cs="Times New Roman"/>
+                <w:color w:val="000000" w:themeColor="text1"/>
+                <w:sz w:val="18"/>
+                <w:szCs w:val="18"/>
+              </w:rPr>
+              <w:t>actionedBy</w:t>
+            </w:r>
+            <w:r>
+              <w:rPr>
+                <w:rFonts w:ascii="BC Sans" w:eastAsia="Times New Roman" w:hAnsi="BC Sans" w:cs="Times New Roman"/>
+                <w:color w:val="000000" w:themeColor="text1"/>
+                <w:sz w:val="18"/>
+                <w:szCs w:val="18"/>
+              </w:rPr>
+              <w:t>.lastName</w:t>
+            </w:r>
+            <w:proofErr w:type="spellEnd"/>
+            <w:r>
+              <w:rPr>
+                <w:rFonts w:ascii="BC Sans" w:eastAsia="Times New Roman" w:hAnsi="BC Sans" w:cs="Times New Roman"/>
+                <w:color w:val="000000" w:themeColor="text1"/>
+                <w:sz w:val="18"/>
+                <w:szCs w:val="18"/>
+              </w:rPr>
+              <w:t>}, {</w:t>
+            </w:r>
+            <w:proofErr w:type="spellStart"/>
+            <w:r>
+              <w:rPr>
+                <w:rFonts w:ascii="BC Sans" w:eastAsia="Times New Roman" w:hAnsi="BC Sans" w:cs="Times New Roman"/>
+                <w:color w:val="000000" w:themeColor="text1"/>
+                <w:sz w:val="18"/>
+                <w:szCs w:val="18"/>
+              </w:rPr>
+              <w:t>d.activityNotes</w:t>
+            </w:r>
+            <w:proofErr w:type="spellEnd"/>
+            <w:r>
+              <w:rPr>
+                <w:rFonts w:ascii="BC Sans" w:eastAsia="Times New Roman" w:hAnsi="BC Sans" w:cs="Times New Roman"/>
+                <w:color w:val="000000" w:themeColor="text1"/>
+                <w:sz w:val="18"/>
+                <w:szCs w:val="18"/>
+              </w:rPr>
+              <w:t>[</w:t>
+            </w:r>
+            <w:proofErr w:type="spellStart"/>
+            <w:r>
+              <w:rPr>
+                <w:rFonts w:ascii="BC Sans" w:eastAsia="Times New Roman" w:hAnsi="BC Sans" w:cs="Times New Roman"/>
+                <w:color w:val="000000" w:themeColor="text1"/>
+                <w:sz w:val="18"/>
+                <w:szCs w:val="18"/>
+              </w:rPr>
+              <w:t>i</w:t>
+            </w:r>
+            <w:proofErr w:type="spellEnd"/>
+            <w:r>
+              <w:rPr>
+                <w:rFonts w:ascii="BC Sans" w:eastAsia="Times New Roman" w:hAnsi="BC Sans" w:cs="Times New Roman"/>
+                <w:color w:val="000000" w:themeColor="text1"/>
+                <w:sz w:val="18"/>
+                <w:szCs w:val="18"/>
+              </w:rPr>
+              <w:t>].</w:t>
+            </w:r>
+            <w:r>
+              <w:rPr>
+                <w:rFonts w:ascii="Consolas" w:eastAsia="Times New Roman" w:hAnsi="Consolas" w:cs="Times New Roman"/>
+                <w:color w:val="9CDCFE"/>
+                <w:kern w:val="0"/>
+                <w:sz w:val="21"/>
+                <w:szCs w:val="21"/>
+                <w14:ligatures w14:val="none"/>
+              </w:rPr>
+              <w:t xml:space="preserve"> </w:t>
+            </w:r>
+            <w:proofErr w:type="spellStart"/>
+            <w:r>
+              <w:rPr>
+                <w:rFonts w:ascii="BC Sans" w:eastAsia="Times New Roman" w:hAnsi="BC Sans" w:cs="Times New Roman"/>
+                <w:color w:val="000000" w:themeColor="text1"/>
+                <w:sz w:val="18"/>
+                <w:szCs w:val="18"/>
+              </w:rPr>
+              <w:t>actionedBy</w:t>
+            </w:r>
+            <w:r>
+              <w:rPr>
+                <w:rFonts w:ascii="BC Sans" w:eastAsia="Times New Roman" w:hAnsi="BC Sans" w:cs="Times New Roman"/>
+                <w:color w:val="000000" w:themeColor="text1"/>
+                <w:sz w:val="18"/>
+                <w:szCs w:val="18"/>
+              </w:rPr>
+              <w:t>.firstName</w:t>
+            </w:r>
+            <w:proofErr w:type="spellEnd"/>
+            <w:r>
+              <w:rPr>
+                <w:rFonts w:ascii="BC Sans" w:eastAsia="Times New Roman" w:hAnsi="BC Sans" w:cs="Times New Roman"/>
+                <w:color w:val="000000" w:themeColor="text1"/>
+                <w:sz w:val="18"/>
+                <w:szCs w:val="18"/>
+              </w:rPr>
+              <w:t>}</w:t>
+            </w:r>
+          </w:p>
+        </w:tc>
+      </w:tr>
+      <w:tr>
+        <w:trPr>
+          <w:trHeight w:val="360"/>
+        </w:trPr>
+        <w:tc>
+          <w:tcPr>
+            <w:cnfStyle w:val="001000000000" w:firstRow="0" w:lastRow="0" w:firstColumn="1" w:lastColumn="0" w:oddVBand="0" w:evenVBand="0" w:oddHBand="0" w:evenHBand="0" w:firstRowFirstColumn="0" w:firstRowLastColumn="0" w:lastRowFirstColumn="0" w:lastRowLastColumn="0"/>
+            <w:tcW w:w="5040" w:type="dxa"/>
+            <w:noWrap/>
+            <w:vAlign w:val="center"/>
+          </w:tcPr>
+          <w:p>
+            <w:pPr>
+              <w:rPr>
+                <w:rFonts w:ascii="BC Sans" w:hAnsi="BC Sans"/>
+                <w:b w:val="0"/>
+                <w:bCs w:val="0"/>
+                <w:caps w:val="0"/>
+                <w:sz w:val="20"/>
+                <w:szCs w:val="20"/>
+              </w:rPr>
+            </w:pPr>
+            <w:r>
+              <w:rPr>
+                <w:rFonts w:ascii="BC Sans" w:hAnsi="BC Sans"/>
+                <w:b w:val="0"/>
+                <w:bCs w:val="0"/>
+                <w:caps w:val="0"/>
+                <w:sz w:val="20"/>
+                <w:szCs w:val="20"/>
+              </w:rPr>
+              <w:t>{</w:t>
+            </w:r>
+            <w:proofErr w:type="spellStart"/>
+            <w:r>
+              <w:rPr>
+                <w:rFonts w:ascii="BC Sans" w:hAnsi="BC Sans"/>
+                <w:b w:val="0"/>
+                <w:bCs w:val="0"/>
+                <w:caps w:val="0"/>
+                <w:sz w:val="20"/>
+                <w:szCs w:val="20"/>
+              </w:rPr>
+              <w:t>d.activityNotes</w:t>
+            </w:r>
+            <w:proofErr w:type="spellEnd"/>
+            <w:r>
+              <w:rPr>
+                <w:rFonts w:ascii="BC Sans" w:hAnsi="BC Sans"/>
+                <w:b w:val="0"/>
+                <w:bCs w:val="0"/>
+                <w:caps w:val="0"/>
+                <w:sz w:val="20"/>
+                <w:szCs w:val="20"/>
+              </w:rPr>
+              <w:t>[i+1].</w:t>
+            </w:r>
+            <w:proofErr w:type="spellStart"/>
+            <w:r>
+              <w:rPr>
+                <w:rFonts w:ascii="BC Sans" w:hAnsi="BC Sans"/>
+                <w:b w:val="0"/>
+                <w:bCs w:val="0"/>
+                <w:caps w:val="0"/>
+                <w:sz w:val="20"/>
+                <w:szCs w:val="20"/>
+              </w:rPr>
+              <w:t>contentText</w:t>
+            </w:r>
+            <w:proofErr w:type="spellEnd"/>
+            <w:r>
+              <w:rPr>
+                <w:rFonts w:ascii="BC Sans" w:hAnsi="BC Sans"/>
+                <w:b w:val="0"/>
+                <w:bCs w:val="0"/>
+                <w:caps w:val="0"/>
+                <w:sz w:val="20"/>
+                <w:szCs w:val="20"/>
+              </w:rPr>
+              <w:t>}</w:t>
+            </w:r>
+          </w:p>
+        </w:tc>
+        <w:tc>
+          <w:tcPr>
+            <w:tcW w:w="3690" w:type="dxa"/>
+            <w:tcBorders>
+              <w:right w:val="single" w:sz="4" w:space="0" w:color="7F7F7F" w:themeColor="text1" w:themeTint="80"/>
+            </w:tcBorders>
+            <w:noWrap/>
+            <w:vAlign w:val="center"/>
+          </w:tcPr>
+          <w:p>
+            <w:pPr>
+              <w:cnfStyle w:val="000000000000" w:firstRow="0" w:lastRow="0" w:firstColumn="0" w:lastColumn="0" w:oddVBand="0" w:evenVBand="0" w:oddHBand="0" w:evenHBand="0" w:firstRowFirstColumn="0" w:firstRowLastColumn="0" w:lastRowFirstColumn="0" w:lastRowLastColumn="0"/>
+              <w:rPr>
+                <w:rFonts w:ascii="BC Sans" w:eastAsia="Times New Roman" w:hAnsi="BC Sans" w:cs="Times New Roman"/>
+                <w:color w:val="000000" w:themeColor="text1"/>
+                <w:sz w:val="20"/>
+                <w:szCs w:val="20"/>
+              </w:rPr>
+            </w:pPr>
+            <w:r>
+              <w:rPr>
+                <w:rFonts w:ascii="BC Sans" w:eastAsia="Times New Roman" w:hAnsi="BC Sans" w:cs="Times New Roman"/>
+                <w:color w:val="000000" w:themeColor="text1"/>
+                <w:sz w:val="18"/>
+                <w:szCs w:val="18"/>
+              </w:rPr>
+              <w:t>{</w:t>
+            </w:r>
+            <w:proofErr w:type="spellStart"/>
+            <w:r>
+              <w:rPr>
+                <w:rFonts w:ascii="BC Sans" w:eastAsia="Times New Roman" w:hAnsi="BC Sans" w:cs="Times New Roman"/>
+                <w:color w:val="000000" w:themeColor="text1"/>
+                <w:sz w:val="18"/>
+                <w:szCs w:val="18"/>
+              </w:rPr>
+              <w:t>d.activityNotes</w:t>
+            </w:r>
+            <w:proofErr w:type="spellEnd"/>
+            <w:r>
+              <w:rPr>
+                <w:rFonts w:ascii="BC Sans" w:eastAsia="Times New Roman" w:hAnsi="BC Sans" w:cs="Times New Roman"/>
+                <w:color w:val="000000" w:themeColor="text1"/>
+                <w:sz w:val="18"/>
+                <w:szCs w:val="18"/>
+              </w:rPr>
+              <w:t>[i+1].</w:t>
+            </w:r>
+            <w:proofErr w:type="spellStart"/>
+            <w:r>
+              <w:rPr>
+                <w:rFonts w:ascii="BC Sans" w:eastAsia="Times New Roman" w:hAnsi="BC Sans" w:cs="Times New Roman"/>
+                <w:color w:val="000000" w:themeColor="text1"/>
+                <w:sz w:val="18"/>
+                <w:szCs w:val="18"/>
+              </w:rPr>
+              <w:t>actionedDate</w:t>
+            </w:r>
+            <w:proofErr w:type="spellEnd"/>
+            <w:r>
+              <w:rPr>
+                <w:rFonts w:ascii="BC Sans" w:eastAsia="Times New Roman" w:hAnsi="BC Sans" w:cs="Times New Roman"/>
+                <w:color w:val="000000" w:themeColor="text1"/>
+                <w:sz w:val="18"/>
+                <w:szCs w:val="18"/>
+              </w:rPr>
+              <w:t>}</w:t>
+            </w:r>
+          </w:p>
+        </w:tc>
+        <w:tc>
+          <w:tcPr>
+            <w:tcW w:w="2070" w:type="dxa"/>
+            <w:tcBorders>
+              <w:left w:val="single" w:sz="4" w:space="0" w:color="7F7F7F" w:themeColor="text1" w:themeTint="80"/>
+            </w:tcBorders>
+          </w:tcPr>
+          <w:p>
+            <w:pPr>
+              <w:cnfStyle w:val="000000000000" w:firstRow="0" w:lastRow="0" w:firstColumn="0" w:lastColumn="0" w:oddVBand="0" w:evenVBand="0" w:oddHBand="0" w:evenHBand="0" w:firstRowFirstColumn="0" w:firstRowLastColumn="0" w:lastRowFirstColumn="0" w:lastRowLastColumn="0"/>
+              <w:rPr>
+                <w:rFonts w:ascii="BC Sans" w:eastAsia="Times New Roman" w:hAnsi="BC Sans" w:cs="Times New Roman"/>
+                <w:color w:val="000000" w:themeColor="text1"/>
+                <w:sz w:val="18"/>
+                <w:szCs w:val="18"/>
+              </w:rPr>
+            </w:pPr>
+            <w:r>
+              <w:rPr>
+                <w:rFonts w:ascii="BC Sans" w:eastAsia="Times New Roman" w:hAnsi="BC Sans" w:cs="Times New Roman"/>
+                <w:color w:val="000000" w:themeColor="text1"/>
+                <w:sz w:val="18"/>
+                <w:szCs w:val="18"/>
+              </w:rPr>
+              <w:t>{</w:t>
+            </w:r>
+            <w:proofErr w:type="spellStart"/>
+            <w:r>
+              <w:rPr>
+                <w:rFonts w:ascii="BC Sans" w:eastAsia="Times New Roman" w:hAnsi="BC Sans" w:cs="Times New Roman"/>
+                <w:color w:val="000000" w:themeColor="text1"/>
+                <w:sz w:val="18"/>
+                <w:szCs w:val="18"/>
+              </w:rPr>
+              <w:t>d.activityNotes</w:t>
+            </w:r>
+            <w:proofErr w:type="spellEnd"/>
+            <w:r>
+              <w:rPr>
+                <w:rFonts w:ascii="BC Sans" w:eastAsia="Times New Roman" w:hAnsi="BC Sans" w:cs="Times New Roman"/>
+                <w:color w:val="000000" w:themeColor="text1"/>
+                <w:sz w:val="18"/>
+                <w:szCs w:val="18"/>
+              </w:rPr>
+              <w:t>[i+1].</w:t>
+            </w:r>
+            <w:r>
+              <w:rPr>
+                <w:rFonts w:ascii="Consolas" w:eastAsia="Times New Roman" w:hAnsi="Consolas" w:cs="Times New Roman"/>
+                <w:color w:val="9CDCFE"/>
+                <w:kern w:val="0"/>
+                <w:sz w:val="21"/>
+                <w:szCs w:val="21"/>
+                <w14:ligatures w14:val="none"/>
+              </w:rPr>
+              <w:t xml:space="preserve"> </w:t>
+            </w:r>
+            <w:proofErr w:type="spellStart"/>
+            <w:r>
+              <w:rPr>
+                <w:rFonts w:ascii="BC Sans" w:eastAsia="Times New Roman" w:hAnsi="BC Sans" w:cs="Times New Roman"/>
+                <w:color w:val="000000" w:themeColor="text1"/>
+                <w:sz w:val="18"/>
+                <w:szCs w:val="18"/>
+              </w:rPr>
+              <w:t>actionedBy</w:t>
+            </w:r>
+            <w:r>
+              <w:rPr>
+                <w:rFonts w:ascii="BC Sans" w:eastAsia="Times New Roman" w:hAnsi="BC Sans" w:cs="Times New Roman"/>
+                <w:color w:val="000000" w:themeColor="text1"/>
+                <w:sz w:val="18"/>
+                <w:szCs w:val="18"/>
+              </w:rPr>
+              <w:t>.lastName</w:t>
+            </w:r>
+            <w:proofErr w:type="spellEnd"/>
+            <w:r>
+              <w:rPr>
+                <w:rFonts w:ascii="BC Sans" w:eastAsia="Times New Roman" w:hAnsi="BC Sans" w:cs="Times New Roman"/>
+                <w:color w:val="000000" w:themeColor="text1"/>
+                <w:sz w:val="18"/>
+                <w:szCs w:val="18"/>
+              </w:rPr>
+              <w:t>}, {</w:t>
+            </w:r>
+            <w:proofErr w:type="spellStart"/>
+            <w:r>
+              <w:rPr>
+                <w:rFonts w:ascii="BC Sans" w:eastAsia="Times New Roman" w:hAnsi="BC Sans" w:cs="Times New Roman"/>
+                <w:color w:val="000000" w:themeColor="text1"/>
+                <w:sz w:val="18"/>
+                <w:szCs w:val="18"/>
+              </w:rPr>
+              <w:t>d.activityNotes</w:t>
+            </w:r>
+            <w:proofErr w:type="spellEnd"/>
+            <w:r>
+              <w:rPr>
+                <w:rFonts w:ascii="BC Sans" w:eastAsia="Times New Roman" w:hAnsi="BC Sans" w:cs="Times New Roman"/>
+                <w:color w:val="000000" w:themeColor="text1"/>
+                <w:sz w:val="18"/>
+                <w:szCs w:val="18"/>
+              </w:rPr>
+              <w:t>[i+1].</w:t>
+            </w:r>
+            <w:r>
+              <w:rPr>
+                <w:rFonts w:ascii="Consolas" w:eastAsia="Times New Roman" w:hAnsi="Consolas" w:cs="Times New Roman"/>
+                <w:color w:val="9CDCFE"/>
+                <w:kern w:val="0"/>
+                <w:sz w:val="21"/>
+                <w:szCs w:val="21"/>
+                <w14:ligatures w14:val="none"/>
+              </w:rPr>
+              <w:t xml:space="preserve"> </w:t>
+            </w:r>
+            <w:proofErr w:type="spellStart"/>
+            <w:r>
+              <w:rPr>
+                <w:rFonts w:ascii="BC Sans" w:eastAsia="Times New Roman" w:hAnsi="BC Sans" w:cs="Times New Roman"/>
+                <w:color w:val="000000" w:themeColor="text1"/>
+                <w:sz w:val="18"/>
+                <w:szCs w:val="18"/>
+              </w:rPr>
+              <w:t>actionedBy</w:t>
+            </w:r>
+            <w:r>
+              <w:rPr>
+                <w:rFonts w:ascii="BC Sans" w:eastAsia="Times New Roman" w:hAnsi="BC Sans" w:cs="Times New Roman"/>
+                <w:color w:val="000000" w:themeColor="text1"/>
+                <w:sz w:val="18"/>
+                <w:szCs w:val="18"/>
+              </w:rPr>
+              <w:t>.firstName</w:t>
+            </w:r>
+            <w:proofErr w:type="spellEnd"/>
+            <w:r>
+              <w:rPr>
+                <w:rFonts w:ascii="BC Sans" w:eastAsia="Times New Roman" w:hAnsi="BC Sans" w:cs="Times New Roman"/>
+                <w:color w:val="000000" w:themeColor="text1"/>
+                <w:sz w:val="18"/>
+                <w:szCs w:val="18"/>
+              </w:rPr>
+              <w:t>}</w:t>
+            </w:r>
+          </w:p>
+        </w:tc>
+      </w:tr>
+    </w:tbl>
+    <w:p>
+      <w:pPr>
+        <w:spacing w:after="0"/>
+        <w:rPr>
+          <w:rFonts w:ascii="BC Sans" w:hAnsi="BC Sans"/>
+          <w:sz w:val="20"/>
+          <w:szCs w:val="20"/>
+        </w:rPr>
+      </w:pPr>
+    </w:p>
+    <w:tbl>
+      <w:tblPr>
+        <w:tblW w:w="10800" w:type="dxa"/>
+        <w:tblBorders>
+          <w:top w:val="outset" w:sz="6" w:space="0" w:color="auto"/>
+          <w:left w:val="outset" w:sz="6" w:space="0" w:color="auto"/>
+          <w:bottom w:val="outset" w:sz="6" w:space="0" w:color="auto"/>
+          <w:right w:val="outset" w:sz="6" w:space="0" w:color="auto"/>
+        </w:tblBorders>
+        <w:tblLook w:val="04A0" w:firstRow="1" w:lastRow="0" w:firstColumn="1" w:lastColumn="0" w:noHBand="0" w:noVBand="1"/>
+      </w:tblPr>
+      <w:tblGrid>
+        <w:gridCol w:w="2700"/>
+        <w:gridCol w:w="8100"/>
+      </w:tblGrid>
+      <w:tr>
+        <w:trPr>
+          <w:trHeight w:val="300"/>
+        </w:trPr>
+        <w:tc>
+          <w:tcPr>
+            <w:tcW w:w="10800" w:type="dxa"/>
+            <w:gridSpan w:val="2"/>
+            <w:tcBorders>
+              <w:top w:val="nil"/>
+              <w:left w:val="nil"/>
+              <w:bottom w:val="single" w:sz="6" w:space="0" w:color="7F7F7F"/>
+              <w:right w:val="nil"/>
+            </w:tcBorders>
+            <w:hideMark/>
+          </w:tcPr>
+          <w:p>
+            <w:pPr>
+              <w:spacing w:after="0"/>
+              <w:rPr>
+                <w:rFonts w:ascii="BC Sans" w:hAnsi="BC Sans"/>
+                <w:b/>
+                <w:bCs/>
+                <w:sz w:val="20"/>
+                <w:szCs w:val="20"/>
+                <w:lang w:val="en-CA"/>
+              </w:rPr>
+            </w:pPr>
+            <w:r>
+              <w:rPr>
+                <w:rFonts w:ascii="BC Sans" w:hAnsi="BC Sans"/>
+                <w:b/>
+                <w:bCs/>
+                <w:sz w:val="20"/>
+                <w:szCs w:val="20"/>
+              </w:rPr>
+              <w:t>Exhibit #{d.exhibits[i].exhibitNumber}</w:t>
+            </w:r>
+          </w:p>
+        </w:tc>
+      </w:tr>
+      <w:tr>
+        <w:trPr>
+          <w:trHeight w:val="300"/>
+        </w:trPr>
+        <w:tc>
+          <w:tcPr>
+            <w:tcW w:w="2700" w:type="dxa"/>
+            <w:tcBorders>
+              <w:top w:val="nil"/>
+              <w:left w:val="nil"/>
+              <w:bottom w:val="nil"/>
+              <w:right w:val="single" w:sz="6" w:space="0" w:color="7F7F7F"/>
+            </w:tcBorders>
+            <w:shd w:val="clear" w:color="auto" w:fill="F2F2F2"/>
+            <w:hideMark/>
+          </w:tcPr>
+          <w:p>
+            <w:pPr>
+              <w:spacing w:after="0"/>
+              <w:rPr>
+                <w:rFonts w:ascii="BC Sans" w:hAnsi="BC Sans"/>
+                <w:sz w:val="20"/>
+                <w:szCs w:val="20"/>
+                <w:lang w:val="en-CA"/>
+              </w:rPr>
+            </w:pPr>
+            <w:r>
+              <w:rPr>
+                <w:rFonts w:ascii="BC Sans" w:hAnsi="BC Sans"/>
+                <w:sz w:val="20"/>
+                <w:szCs w:val="20"/>
+                <w:lang w:val="en-CA"/>
+              </w:rPr>
+              <w:t>Description</w:t>
+            </w:r>
+          </w:p>
+        </w:tc>
+        <w:tc>
+          <w:tcPr>
+            <w:tcW w:w="8100" w:type="dxa"/>
+            <w:tcBorders>
+              <w:top w:val="nil"/>
+              <w:left w:val="nil"/>
+              <w:bottom w:val="nil"/>
+              <w:right w:val="nil"/>
+            </w:tcBorders>
+            <w:shd w:val="clear" w:color="auto" w:fill="F2F2F2"/>
+            <w:hideMark/>
+          </w:tcPr>
+          <w:p>
+            <w:pPr>
+              <w:spacing w:after="0"/>
+              <w:rPr>
+                <w:rFonts w:ascii="BC Sans" w:hAnsi="BC Sans"/>
+                <w:sz w:val="20"/>
+                <w:szCs w:val="20"/>
+                <w:lang w:val="en-CA"/>
+              </w:rPr>
+            </w:pPr>
+            <w:r>
+              <w:rPr>
+                <w:rFonts w:ascii="BC Sans" w:hAnsi="BC Sans"/>
+                <w:sz w:val="20"/>
+                <w:szCs w:val="20"/>
+                <w:lang w:val="en-CA"/>
+              </w:rPr>
+              <w:t>{</w:t>
+            </w:r>
+            <w:proofErr w:type="spellStart"/>
+            <w:r>
+              <w:rPr>
+                <w:rFonts w:ascii="BC Sans" w:hAnsi="BC Sans"/>
+                <w:sz w:val="20"/>
+                <w:szCs w:val="20"/>
+                <w:lang w:val="en-CA"/>
+              </w:rPr>
+              <w:t>d.exhibits</w:t>
+            </w:r>
+            <w:proofErr w:type="spellEnd"/>
+            <w:r>
+              <w:rPr>
+                <w:rFonts w:ascii="BC Sans" w:hAnsi="BC Sans"/>
+                <w:sz w:val="20"/>
+                <w:szCs w:val="20"/>
+                <w:lang w:val="en-CA"/>
+              </w:rPr>
+              <w:t>[</w:t>
+            </w:r>
+            <w:proofErr w:type="spellStart"/>
+            <w:r>
+              <w:rPr>
+                <w:rFonts w:ascii="BC Sans" w:hAnsi="BC Sans"/>
+                <w:sz w:val="20"/>
+                <w:szCs w:val="20"/>
+                <w:lang w:val="en-CA"/>
+              </w:rPr>
+              <w:t>i</w:t>
+            </w:r>
+            <w:proofErr w:type="spellEnd"/>
+            <w:r>
+              <w:rPr>
+                <w:rFonts w:ascii="BC Sans" w:hAnsi="BC Sans"/>
+                <w:sz w:val="20"/>
+                <w:szCs w:val="20"/>
+                <w:lang w:val="en-CA"/>
+              </w:rPr>
+              <w:t>].description}</w:t>
+            </w:r>
+          </w:p>
+        </w:tc>
+      </w:tr>
+      <w:tr>
+        <w:trPr>
+          <w:trHeight w:val="300"/>
+        </w:trPr>
+        <w:tc>
+          <w:tcPr>
+            <w:tcW w:w="2700" w:type="dxa"/>
+            <w:tcBorders>
+              <w:top w:val="nil"/>
+              <w:left w:val="nil"/>
+              <w:bottom w:val="nil"/>
+              <w:right w:val="single" w:sz="6" w:space="0" w:color="7F7F7F"/>
+            </w:tcBorders>
+            <w:hideMark/>
+          </w:tcPr>
+          <w:p>
+            <w:pPr>
+              <w:spacing w:after="0"/>
+              <w:rPr>
+                <w:rFonts w:ascii="BC Sans" w:hAnsi="BC Sans"/>
+                <w:sz w:val="20"/>
+                <w:szCs w:val="20"/>
+                <w:lang w:val="en-CA"/>
+              </w:rPr>
+            </w:pPr>
+            <w:r>
+              <w:rPr>
+                <w:rFonts w:ascii="BC Sans" w:hAnsi="BC Sans"/>
+                <w:sz w:val="20"/>
+                <w:szCs w:val="20"/>
+                <w:lang w:val="en-CA"/>
+              </w:rPr>
+              <w:t>Date collected</w:t>
+            </w:r>
+          </w:p>
+        </w:tc>
+        <w:tc>
+          <w:tcPr>
+            <w:tcW w:w="8100" w:type="dxa"/>
+            <w:tcBorders>
+              <w:top w:val="nil"/>
+              <w:left w:val="nil"/>
+              <w:bottom w:val="nil"/>
+              <w:right w:val="nil"/>
+            </w:tcBorders>
+            <w:hideMark/>
+          </w:tcPr>
+          <w:p>
+            <w:pPr>
+              <w:spacing w:after="0"/>
+              <w:rPr>
+                <w:rFonts w:ascii="BC Sans" w:hAnsi="BC Sans"/>
+                <w:sz w:val="20"/>
+                <w:szCs w:val="20"/>
+                <w:lang w:val="en-CA"/>
+              </w:rPr>
+            </w:pPr>
+            <w:r>
+              <w:rPr>
+                <w:rFonts w:ascii="BC Sans" w:hAnsi="BC Sans"/>
+                <w:sz w:val="20"/>
+                <w:szCs w:val="20"/>
+                <w:lang w:val="en-CA"/>
+              </w:rPr>
+              <w:t>{</w:t>
+            </w:r>
+            <w:proofErr w:type="spellStart"/>
+            <w:r>
+              <w:rPr>
+                <w:rFonts w:ascii="BC Sans" w:hAnsi="BC Sans"/>
+                <w:sz w:val="20"/>
+                <w:szCs w:val="20"/>
+                <w:lang w:val="en-CA"/>
+              </w:rPr>
+              <w:t>d.exhibits</w:t>
+            </w:r>
+            <w:proofErr w:type="spellEnd"/>
+            <w:r>
+              <w:rPr>
+                <w:rFonts w:ascii="BC Sans" w:hAnsi="BC Sans"/>
+                <w:sz w:val="20"/>
+                <w:szCs w:val="20"/>
+                <w:lang w:val="en-CA"/>
+              </w:rPr>
+              <w:t>[</w:t>
+            </w:r>
+            <w:proofErr w:type="spellStart"/>
+            <w:r>
+              <w:rPr>
+                <w:rFonts w:ascii="BC Sans" w:hAnsi="BC Sans"/>
+                <w:sz w:val="20"/>
+                <w:szCs w:val="20"/>
+                <w:lang w:val="en-CA"/>
+              </w:rPr>
+              <w:t>i</w:t>
+            </w:r>
+            <w:proofErr w:type="spellEnd"/>
+            <w:r>
+              <w:rPr>
+                <w:rFonts w:ascii="BC Sans" w:hAnsi="BC Sans"/>
+                <w:sz w:val="20"/>
+                <w:szCs w:val="20"/>
+                <w:lang w:val="en-CA"/>
+              </w:rPr>
+              <w:t>].</w:t>
+            </w:r>
+            <w:proofErr w:type="spellStart"/>
+            <w:r>
+              <w:rPr>
+                <w:rFonts w:ascii="BC Sans" w:hAnsi="BC Sans"/>
+                <w:sz w:val="20"/>
+                <w:szCs w:val="20"/>
+                <w:lang w:val="en-CA"/>
+              </w:rPr>
+              <w:t>dateCollected</w:t>
+            </w:r>
+            <w:proofErr w:type="spellEnd"/>
+            <w:r>
+              <w:rPr>
+                <w:rFonts w:ascii="BC Sans" w:hAnsi="BC Sans"/>
+                <w:sz w:val="20"/>
+                <w:szCs w:val="20"/>
+                <w:lang w:val="en-CA"/>
+              </w:rPr>
+              <w:t>}</w:t>
+            </w:r>
+          </w:p>
+        </w:tc>
+      </w:tr>
+      <w:tr>
+        <w:trPr>
+          <w:trHeight w:val="300"/>
+        </w:trPr>
+        <w:tc>
+          <w:tcPr>
+            <w:tcW w:w="2700" w:type="dxa"/>
+            <w:tcBorders>
+              <w:top w:val="nil"/>
+              <w:left w:val="nil"/>
+              <w:bottom w:val="nil"/>
+              <w:right w:val="single" w:sz="6" w:space="0" w:color="7F7F7F"/>
+            </w:tcBorders>
+            <w:shd w:val="clear" w:color="auto" w:fill="F2F2F2"/>
+            <w:hideMark/>
+          </w:tcPr>
+          <w:p>
+            <w:pPr>
+              <w:spacing w:after="0"/>
+              <w:rPr>
+                <w:rFonts w:ascii="BC Sans" w:hAnsi="BC Sans"/>
+                <w:sz w:val="20"/>
+                <w:szCs w:val="20"/>
+                <w:lang w:val="en-CA"/>
+              </w:rPr>
+            </w:pPr>
+            <w:r>
+              <w:rPr>
+                <w:rFonts w:ascii="BC Sans" w:hAnsi="BC Sans"/>
+                <w:sz w:val="20"/>
+                <w:szCs w:val="20"/>
+                <w:lang w:val="en-CA"/>
+              </w:rPr>
+              <w:t>Officer collected</w:t>
+            </w:r>
+          </w:p>
+        </w:tc>
+        <w:tc>
+          <w:tcPr>
+            <w:tcW w:w="8100" w:type="dxa"/>
+            <w:tcBorders>
+              <w:top w:val="nil"/>
+              <w:left w:val="nil"/>
+              <w:bottom w:val="nil"/>
+              <w:right w:val="nil"/>
+            </w:tcBorders>
+            <w:shd w:val="clear" w:color="auto" w:fill="F2F2F2"/>
+            <w:hideMark/>
+          </w:tcPr>
+          <w:p>
+            <w:pPr>
+              <w:spacing w:after="0"/>
+              <w:rPr>
+                <w:rFonts w:ascii="BC Sans" w:hAnsi="BC Sans"/>
+                <w:sz w:val="20"/>
+                <w:szCs w:val="20"/>
+                <w:lang w:val="en-CA"/>
+              </w:rPr>
+            </w:pPr>
+            <w:r>
+              <w:rPr>
+                <w:rFonts w:ascii="BC Sans" w:hAnsi="BC Sans"/>
+                <w:sz w:val="20"/>
+                <w:szCs w:val="20"/>
+                <w:lang w:val="en-CA"/>
+              </w:rPr>
+              <w:t>{</w:t>
+            </w:r>
+            <w:proofErr w:type="spellStart"/>
+            <w:r>
+              <w:rPr>
+                <w:rFonts w:ascii="BC Sans" w:hAnsi="BC Sans"/>
+                <w:sz w:val="20"/>
+                <w:szCs w:val="20"/>
+                <w:lang w:val="en-CA"/>
+              </w:rPr>
+              <w:t>d.exhibits</w:t>
+            </w:r>
+            <w:proofErr w:type="spellEnd"/>
+            <w:r>
+              <w:rPr>
+                <w:rFonts w:ascii="BC Sans" w:hAnsi="BC Sans"/>
+                <w:sz w:val="20"/>
+                <w:szCs w:val="20"/>
+                <w:lang w:val="en-CA"/>
+              </w:rPr>
+              <w:t>[</w:t>
+            </w:r>
+            <w:proofErr w:type="spellStart"/>
+            <w:r>
+              <w:rPr>
+                <w:rFonts w:ascii="BC Sans" w:hAnsi="BC Sans"/>
+                <w:sz w:val="20"/>
+                <w:szCs w:val="20"/>
+                <w:lang w:val="en-CA"/>
+              </w:rPr>
+              <w:t>i</w:t>
+            </w:r>
+            <w:proofErr w:type="spellEnd"/>
+            <w:r>
+              <w:rPr>
+                <w:rFonts w:ascii="BC Sans" w:hAnsi="BC Sans"/>
+                <w:sz w:val="20"/>
+                <w:szCs w:val="20"/>
+                <w:lang w:val="en-CA"/>
+              </w:rPr>
+              <w:t>].</w:t>
+            </w:r>
+            <w:proofErr w:type="spellStart"/>
+            <w:r>
+              <w:rPr>
+                <w:rFonts w:ascii="BC Sans" w:hAnsi="BC Sans"/>
+                <w:sz w:val="20"/>
+                <w:szCs w:val="20"/>
+                <w:lang w:val="en-CA"/>
+              </w:rPr>
+              <w:t>collectedBy.lastName</w:t>
+            </w:r>
+            <w:proofErr w:type="spellEnd"/>
+            <w:r>
+              <w:rPr>
+                <w:rFonts w:ascii="BC Sans" w:hAnsi="BC Sans"/>
+                <w:sz w:val="20"/>
+                <w:szCs w:val="20"/>
+                <w:lang w:val="en-CA"/>
+              </w:rPr>
+              <w:t>}, {</w:t>
+            </w:r>
+            <w:proofErr w:type="spellStart"/>
+            <w:r>
+              <w:rPr>
+                <w:rFonts w:ascii="BC Sans" w:hAnsi="BC Sans"/>
+                <w:sz w:val="20"/>
+                <w:szCs w:val="20"/>
+                <w:lang w:val="en-CA"/>
+              </w:rPr>
+              <w:t>d.exhibits</w:t>
+            </w:r>
+            <w:proofErr w:type="spellEnd"/>
+            <w:r>
+              <w:rPr>
+                <w:rFonts w:ascii="BC Sans" w:hAnsi="BC Sans"/>
+                <w:sz w:val="20"/>
+                <w:szCs w:val="20"/>
+                <w:lang w:val="en-CA"/>
+              </w:rPr>
+              <w:t>[</w:t>
+            </w:r>
+            <w:proofErr w:type="spellStart"/>
+            <w:r>
+              <w:rPr>
+                <w:rFonts w:ascii="BC Sans" w:hAnsi="BC Sans"/>
+                <w:sz w:val="20"/>
+                <w:szCs w:val="20"/>
+                <w:lang w:val="en-CA"/>
+              </w:rPr>
+              <w:t>i</w:t>
+            </w:r>
+            <w:proofErr w:type="spellEnd"/>
+            <w:r>
+              <w:rPr>
+                <w:rFonts w:ascii="BC Sans" w:hAnsi="BC Sans"/>
+                <w:sz w:val="20"/>
+                <w:szCs w:val="20"/>
+                <w:lang w:val="en-CA"/>
+              </w:rPr>
+              <w:t>].</w:t>
+            </w:r>
+            <w:proofErr w:type="spellStart"/>
+            <w:r>
+              <w:rPr>
+                <w:rFonts w:ascii="BC Sans" w:hAnsi="BC Sans"/>
+                <w:sz w:val="20"/>
+                <w:szCs w:val="20"/>
+                <w:lang w:val="en-CA"/>
+              </w:rPr>
+              <w:t>collectedBy.firstName</w:t>
+            </w:r>
+            <w:proofErr w:type="spellEnd"/>
+            <w:r>
+              <w:rPr>
+                <w:rFonts w:ascii="BC Sans" w:hAnsi="BC Sans"/>
+                <w:sz w:val="20"/>
+                <w:szCs w:val="20"/>
+                <w:lang w:val="en-CA"/>
+              </w:rPr>
+              <w:t>}</w:t>
+            </w:r>
+          </w:p>
+        </w:tc>
+      </w:tr>
+    </w:tbl>
+    <w:p>
+      <w:pPr>
+        <w:spacing w:after="0"/>
+        <w:rPr>
+          <w:rFonts w:ascii="BC Sans" w:hAnsi="BC Sans"/>
+          <w:sz w:val="20"/>
+          <w:szCs w:val="20"/>
+        </w:rPr>
+      </w:pPr>
+    </w:p>
+    <w:p>
+      <w:pPr>
+        <w:spacing w:after="0"/>
+        <w:rPr>
+          <w:rFonts w:ascii="BC Sans" w:hAnsi="BC Sans"/>
+          <w:sz w:val="20"/>
+          <w:szCs w:val="20"/>
+        </w:rPr>
+      </w:pPr>
+      <w:r>
+        <w:rPr>
+          <w:rFonts w:ascii="BC Sans" w:hAnsi="BC Sans"/>
+          <w:sz w:val="20"/>
+          <w:szCs w:val="20"/>
+        </w:rPr>
+        <w:t>{</w:t>
+      </w:r>
+      <w:proofErr w:type="spellStart"/>
+      <w:r>
+        <w:rPr>
+          <w:rFonts w:ascii="BC Sans" w:hAnsi="BC Sans"/>
+          <w:sz w:val="20"/>
+          <w:szCs w:val="20"/>
+        </w:rPr>
+        <w:t>d.</w:t>
+      </w:r>
+      <w:r>
+        <w:rPr>
+          <w:rFonts w:ascii="BC Sans" w:hAnsi="BC Sans"/>
+          <w:sz w:val="20"/>
+          <w:szCs w:val="20"/>
+        </w:rPr>
+        <w:t>exhibits</w:t>
+      </w:r>
+      <w:proofErr w:type="spellEnd"/>
+      <w:r>
+        <w:rPr>
+          <w:rFonts w:ascii="BC Sans" w:hAnsi="BC Sans"/>
+          <w:sz w:val="20"/>
+          <w:szCs w:val="20"/>
+        </w:rPr>
+        <w:t>[i+1]</w:t>
+      </w:r>
+      <w:r>
+        <w:rPr>
+          <w:rFonts w:ascii="BC Sans" w:hAnsi="BC Sans"/>
+          <w:sz w:val="20"/>
+          <w:szCs w:val="20"/>
+        </w:rPr>
+        <w:t>.</w:t>
+      </w:r>
+      <w:proofErr w:type="spellStart"/>
+      <w:r>
+        <w:rPr>
+          <w:rFonts w:ascii="BC Sans" w:hAnsi="BC Sans"/>
+          <w:sz w:val="20"/>
+          <w:szCs w:val="20"/>
+        </w:rPr>
+        <w:t>exhibitNumber</w:t>
+      </w:r>
+      <w:proofErr w:type="spellEnd"/>
+      <w:r>
+        <w:rPr>
+          <w:rFonts w:ascii="BC Sans" w:hAnsi="BC Sans"/>
+          <w:sz w:val="20"/>
+          <w:szCs w:val="20"/>
+        </w:rPr>
+        <w:t>}</w:t>
+      </w:r>
+    </w:p>
+    <w:p>
+      <w:pPr>
+        <w:spacing w:after="0"/>
+        <w:rPr>
+          <w:rFonts w:ascii="BC Sans" w:hAnsi="BC Sans"/>
+          <w:sz w:val="20"/>
+          <w:szCs w:val="20"/>
+        </w:rPr>
+      </w:pPr>
+    </w:p>
+    <w:p>
+      <w:pPr>
+        <w:spacing w:after="0"/>
+        <w:rPr>
+          <w:rFonts w:ascii="BC Sans" w:hAnsi="BC Sans"/>
+          <w:sz w:val="20"/>
+          <w:szCs w:val="20"/>
         </w:rPr>
       </w:pPr>
     </w:p>
     <w:sectPr>
+      <w:headerReference w:type="default" r:id="rId9"/>
+      <w:footerReference w:type="default" r:id="rId10"/>
       <w:pgSz w:w="12240" w:h="15840"/>
-      <w:pgMar w:top="1440" w:right="1440" w:bottom="1440" w:left="1440" w:header="720" w:footer="720" w:gutter="0"/>
-      <w:cols w:space="720"/>
+      <w:pgMar w:top="720" w:right="720" w:bottom="720" w:left="720" w:header="708" w:footer="708" w:gutter="0"/>
+      <w:cols w:space="708"/>
       <w:docGrid w:linePitch="360"/>
     </w:sectPr>
   </w:body>
 </w:document>
+</file>
+
+<file path=word/endnotes.xml><?xml version="1.0" encoding="utf-8"?>
+<w:endnotes xmlns:wpc="http://schemas.microsoft.com/office/word/2010/wordprocessingCanvas" xmlns:cx="http://schemas.microsoft.com/office/drawing/2014/chartex" xmlns:cx1="http://schemas.microsoft.com/office/drawing/2015/9/8/chartex" xmlns:cx2="http://schemas.microsoft.com/office/drawing/2015/10/21/chartex" xmlns:cx3="http://schemas.microsoft.com/office/drawing/2016/5/9/chartex" xmlns:cx4="http://schemas.microsoft.com/office/drawing/2016/5/10/chartex" xmlns:cx5="http://schemas.microsoft.com/office/drawing/2016/5/11/chartex" xmlns:cx6="http://schemas.microsoft.com/office/drawing/2016/5/12/chartex" xmlns:cx7="http://schemas.microsoft.com/office/drawing/2016/5/13/chartex" xmlns:cx8="http://schemas.microsoft.com/office/drawing/2016/5/14/chartex" xmlns:mc="http://schemas.openxmlformats.org/markup-compatibility/2006" xmlns:aink="http://schemas.microsoft.com/office/drawing/2016/ink" xmlns:am3d="http://schemas.microsoft.com/office/drawing/2017/model3d" xmlns:o="urn:schemas-microsoft-com:office:office" xmlns:oel="http://schemas.microsoft.com/office/2019/extlst" xmlns:r="http://schemas.openxmlformats.org/officeDocument/2006/relationships" xmlns:m="http://schemas.openxmlformats.org/officeDocument/2006/math" xmlns:v="urn:schemas-microsoft-com:vml" xmlns:wp14="http://schemas.microsoft.com/office/word/2010/wordprocessingDrawing" xmlns:wp="http://schemas.openxmlformats.org/drawingml/2006/wordprocessingDrawing" xmlns:w10="urn:schemas-microsoft-com:office:word" xmlns:w="http://schemas.openxmlformats.org/wordprocessingml/2006/main" xmlns:w14="http://schemas.microsoft.com/office/word/2010/wordml" xmlns:w15="http://schemas.microsoft.com/office/word/2012/wordml" xmlns:w16cex="http://schemas.microsoft.com/office/word/2018/wordml/cex" xmlns:w16cid="http://schemas.microsoft.com/office/word/2016/wordml/cid" xmlns:w16="http://schemas.microsoft.com/office/word/2018/wordml" xmlns:w16du="http://schemas.microsoft.com/office/word/2023/wordml/word16du" xmlns:w16sdtdh="http://schemas.microsoft.com/office/word/2020/wordml/sdtdatahash" xmlns:w16sdtfl="http://schemas.microsoft.com/office/word/2024/wordml/sdtformatlock" xmlns:w16se="http://schemas.microsoft.com/office/word/2015/wordml/symex" xmlns:wpg="http://schemas.microsoft.com/office/word/2010/wordprocessingGroup" xmlns:wpi="http://schemas.microsoft.com/office/word/2010/wordprocessingInk" xmlns:wne="http://schemas.microsoft.com/office/word/2006/wordml" xmlns:wps="http://schemas.microsoft.com/office/word/2010/wordprocessingShape" mc:Ignorable="w14 w15 w16se w16cid w16 w16cex w16sdtdh w16sdtfl w16du wp14">
+  <w:endnote w:type="separator" w:id="-1">
+    <w:p>
+      <w:pPr>
+        <w:spacing w:after="0" w:line="240" w:lineRule="auto"/>
+      </w:pPr>
+      <w:r>
+        <w:separator/>
+      </w:r>
+    </w:p>
+  </w:endnote>
+  <w:endnote w:type="continuationSeparator" w:id="0">
+    <w:p>
+      <w:pPr>
+        <w:spacing w:after="0" w:line="240" w:lineRule="auto"/>
+      </w:pPr>
+      <w:r>
+        <w:continuationSeparator/>
+      </w:r>
+    </w:p>
+  </w:endnote>
+</w:endnotes>
+</file>
+
+<file path=word/footer1.xml><?xml version="1.0" encoding="utf-8"?>
+<w:ftr xmlns:wpc="http://schemas.microsoft.com/office/word/2010/wordprocessingCanvas" xmlns:cx="http://schemas.microsoft.com/office/drawing/2014/chartex" xmlns:cx1="http://schemas.microsoft.com/office/drawing/2015/9/8/chartex" xmlns:cx2="http://schemas.microsoft.com/office/drawing/2015/10/21/chartex" xmlns:cx3="http://schemas.microsoft.com/office/drawing/2016/5/9/chartex" xmlns:cx4="http://schemas.microsoft.com/office/drawing/2016/5/10/chartex" xmlns:cx5="http://schemas.microsoft.com/office/drawing/2016/5/11/chartex" xmlns:cx6="http://schemas.microsoft.com/office/drawing/2016/5/12/chartex" xmlns:cx7="http://schemas.microsoft.com/office/drawing/2016/5/13/chartex" xmlns:cx8="http://schemas.microsoft.com/office/drawing/2016/5/14/chartex" xmlns:mc="http://schemas.openxmlformats.org/markup-compatibility/2006" xmlns:aink="http://schemas.microsoft.com/office/drawing/2016/ink" xmlns:am3d="http://schemas.microsoft.com/office/drawing/2017/model3d" xmlns:o="urn:schemas-microsoft-com:office:office" xmlns:oel="http://schemas.microsoft.com/office/2019/extlst" xmlns:r="http://schemas.openxmlformats.org/officeDocument/2006/relationships" xmlns:m="http://schemas.openxmlformats.org/officeDocument/2006/math" xmlns:v="urn:schemas-microsoft-com:vml" xmlns:wp14="http://schemas.microsoft.com/office/word/2010/wordprocessingDrawing" xmlns:wp="http://schemas.openxmlformats.org/drawingml/2006/wordprocessingDrawing" xmlns:w10="urn:schemas-microsoft-com:office:word" xmlns:w="http://schemas.openxmlformats.org/wordprocessingml/2006/main" xmlns:w14="http://schemas.microsoft.com/office/word/2010/wordml" xmlns:w15="http://schemas.microsoft.com/office/word/2012/wordml" xmlns:w16cex="http://schemas.microsoft.com/office/word/2018/wordml/cex" xmlns:w16cid="http://schemas.microsoft.com/office/word/2016/wordml/cid" xmlns:w16="http://schemas.microsoft.com/office/word/2018/wordml" xmlns:w16du="http://schemas.microsoft.com/office/word/2023/wordml/word16du" xmlns:w16sdtdh="http://schemas.microsoft.com/office/word/2020/wordml/sdtdatahash" xmlns:w16sdtfl="http://schemas.microsoft.com/office/word/2024/wordml/sdtformatlock" xmlns:w16se="http://schemas.microsoft.com/office/word/2015/wordml/symex" xmlns:wpg="http://schemas.microsoft.com/office/word/2010/wordprocessingGroup" xmlns:wpi="http://schemas.microsoft.com/office/word/2010/wordprocessingInk" xmlns:wne="http://schemas.microsoft.com/office/word/2006/wordml" xmlns:wps="http://schemas.microsoft.com/office/word/2010/wordprocessingShape" mc:Ignorable="w14 w15 w16se w16cid w16 w16cex w16sdtdh w16sdtfl w16du wp14">
+  <w:tbl>
+    <w:tblPr>
+      <w:tblW w:w="0" w:type="auto"/>
+      <w:tblLayout w:type="fixed"/>
+      <w:tblLook w:val="06A0" w:firstRow="1" w:lastRow="0" w:firstColumn="1" w:lastColumn="0" w:noHBand="1" w:noVBand="1"/>
+    </w:tblPr>
+    <w:tblGrid>
+      <w:gridCol w:w="3120"/>
+      <w:gridCol w:w="3120"/>
+      <w:gridCol w:w="3120"/>
+    </w:tblGrid>
+    <w:tr>
+      <w:trPr>
+        <w:trHeight w:val="300"/>
+      </w:trPr>
+      <w:tc>
+        <w:tcPr>
+          <w:tcW w:w="3120" w:type="dxa"/>
+        </w:tcPr>
+        <w:p>
+          <w:pPr>
+            <w:pStyle w:val="Header"/>
+            <w:ind w:left="-115"/>
+          </w:pPr>
+        </w:p>
+      </w:tc>
+      <w:tc>
+        <w:tcPr>
+          <w:tcW w:w="3120" w:type="dxa"/>
+        </w:tcPr>
+        <w:p>
+          <w:pPr>
+            <w:pStyle w:val="Header"/>
+            <w:jc w:val="center"/>
+          </w:pPr>
+        </w:p>
+      </w:tc>
+      <w:tc>
+        <w:tcPr>
+          <w:tcW w:w="3120" w:type="dxa"/>
+        </w:tcPr>
+        <w:p>
+          <w:pPr>
+            <w:pStyle w:val="Header"/>
+            <w:ind w:right="-115"/>
+            <w:jc w:val="right"/>
+          </w:pPr>
+        </w:p>
+      </w:tc>
+    </w:tr>
+  </w:tbl>
+  <w:p>
+    <w:pPr>
+      <w:pStyle w:val="Footer"/>
+    </w:pPr>
+  </w:p>
+</w:ftr>
+</file>
+
+<file path=word/footnotes.xml><?xml version="1.0" encoding="utf-8"?>
+<w:footnotes xmlns:wpc="http://schemas.microsoft.com/office/word/2010/wordprocessingCanvas" xmlns:cx="http://schemas.microsoft.com/office/drawing/2014/chartex" xmlns:cx1="http://schemas.microsoft.com/office/drawing/2015/9/8/chartex" xmlns:cx2="http://schemas.microsoft.com/office/drawing/2015/10/21/chartex" xmlns:cx3="http://schemas.microsoft.com/office/drawing/2016/5/9/chartex" xmlns:cx4="http://schemas.microsoft.com/office/drawing/2016/5/10/chartex" xmlns:cx5="http://schemas.microsoft.com/office/drawing/2016/5/11/chartex" xmlns:cx6="http://schemas.microsoft.com/office/drawing/2016/5/12/chartex" xmlns:cx7="http://schemas.microsoft.com/office/drawing/2016/5/13/chartex" xmlns:cx8="http://schemas.microsoft.com/office/drawing/2016/5/14/chartex" xmlns:mc="http://schemas.openxmlformats.org/markup-compatibility/2006" xmlns:aink="http://schemas.microsoft.com/office/drawing/2016/ink" xmlns:am3d="http://schemas.microsoft.com/office/drawing/2017/model3d" xmlns:o="urn:schemas-microsoft-com:office:office" xmlns:oel="http://schemas.microsoft.com/office/2019/extlst" xmlns:r="http://schemas.openxmlformats.org/officeDocument/2006/relationships" xmlns:m="http://schemas.openxmlformats.org/officeDocument/2006/math" xmlns:v="urn:schemas-microsoft-com:vml" xmlns:wp14="http://schemas.microsoft.com/office/word/2010/wordprocessingDrawing" xmlns:wp="http://schemas.openxmlformats.org/drawingml/2006/wordprocessingDrawing" xmlns:w10="urn:schemas-microsoft-com:office:word" xmlns:w="http://schemas.openxmlformats.org/wordprocessingml/2006/main" xmlns:w14="http://schemas.microsoft.com/office/word/2010/wordml" xmlns:w15="http://schemas.microsoft.com/office/word/2012/wordml" xmlns:w16cex="http://schemas.microsoft.com/office/word/2018/wordml/cex" xmlns:w16cid="http://schemas.microsoft.com/office/word/2016/wordml/cid" xmlns:w16="http://schemas.microsoft.com/office/word/2018/wordml" xmlns:w16du="http://schemas.microsoft.com/office/word/2023/wordml/word16du" xmlns:w16sdtdh="http://schemas.microsoft.com/office/word/2020/wordml/sdtdatahash" xmlns:w16sdtfl="http://schemas.microsoft.com/office/word/2024/wordml/sdtformatlock" xmlns:w16se="http://schemas.microsoft.com/office/word/2015/wordml/symex" xmlns:wpg="http://schemas.microsoft.com/office/word/2010/wordprocessingGroup" xmlns:wpi="http://schemas.microsoft.com/office/word/2010/wordprocessingInk" xmlns:wne="http://schemas.microsoft.com/office/word/2006/wordml" xmlns:wps="http://schemas.microsoft.com/office/word/2010/wordprocessingShape" mc:Ignorable="w14 w15 w16se w16cid w16 w16cex w16sdtdh w16sdtfl w16du wp14">
+  <w:footnote w:type="separator" w:id="-1">
+    <w:p>
+      <w:pPr>
+        <w:spacing w:after="0" w:line="240" w:lineRule="auto"/>
+      </w:pPr>
+      <w:r>
+        <w:separator/>
+      </w:r>
+    </w:p>
+  </w:footnote>
+  <w:footnote w:type="continuationSeparator" w:id="0">
+    <w:p>
+      <w:pPr>
+        <w:spacing w:after="0" w:line="240" w:lineRule="auto"/>
+      </w:pPr>
+      <w:r>
+        <w:continuationSeparator/>
+      </w:r>
+    </w:p>
+  </w:footnote>
+</w:footnotes>
+</file>
+
+<file path=word/header1.xml><?xml version="1.0" encoding="utf-8"?>
+<w:hdr xmlns:wpc="http://schemas.microsoft.com/office/word/2010/wordprocessingCanvas" xmlns:cx="http://schemas.microsoft.com/office/drawing/2014/chartex" xmlns:cx1="http://schemas.microsoft.com/office/drawing/2015/9/8/chartex" xmlns:cx2="http://schemas.microsoft.com/office/drawing/2015/10/21/chartex" xmlns:cx3="http://schemas.microsoft.com/office/drawing/2016/5/9/chartex" xmlns:cx4="http://schemas.microsoft.com/office/drawing/2016/5/10/chartex" xmlns:cx5="http://schemas.microsoft.com/office/drawing/2016/5/11/chartex" xmlns:cx6="http://schemas.microsoft.com/office/drawing/2016/5/12/chartex" xmlns:cx7="http://schemas.microsoft.com/office/drawing/2016/5/13/chartex" xmlns:cx8="http://schemas.microsoft.com/office/drawing/2016/5/14/chartex" xmlns:mc="http://schemas.openxmlformats.org/markup-compatibility/2006" xmlns:aink="http://schemas.microsoft.com/office/drawing/2016/ink" xmlns:am3d="http://schemas.microsoft.com/office/drawing/2017/model3d" xmlns:o="urn:schemas-microsoft-com:office:office" xmlns:oel="http://schemas.microsoft.com/office/2019/extlst" xmlns:r="http://schemas.openxmlformats.org/officeDocument/2006/relationships" xmlns:m="http://schemas.openxmlformats.org/officeDocument/2006/math" xmlns:v="urn:schemas-microsoft-com:vml" xmlns:wp14="http://schemas.microsoft.com/office/word/2010/wordprocessingDrawing" xmlns:wp="http://schemas.openxmlformats.org/drawingml/2006/wordprocessingDrawing" xmlns:w10="urn:schemas-microsoft-com:office:word" xmlns:w="http://schemas.openxmlformats.org/wordprocessingml/2006/main" xmlns:w14="http://schemas.microsoft.com/office/word/2010/wordml" xmlns:w15="http://schemas.microsoft.com/office/word/2012/wordml" xmlns:w16cex="http://schemas.microsoft.com/office/word/2018/wordml/cex" xmlns:w16cid="http://schemas.microsoft.com/office/word/2016/wordml/cid" xmlns:w16="http://schemas.microsoft.com/office/word/2018/wordml" xmlns:w16du="http://schemas.microsoft.com/office/word/2023/wordml/word16du" xmlns:w16sdtdh="http://schemas.microsoft.com/office/word/2020/wordml/sdtdatahash" xmlns:w16sdtfl="http://schemas.microsoft.com/office/word/2024/wordml/sdtformatlock" xmlns:w16se="http://schemas.microsoft.com/office/word/2015/wordml/symex" xmlns:wpg="http://schemas.microsoft.com/office/word/2010/wordprocessingGroup" xmlns:wpi="http://schemas.microsoft.com/office/word/2010/wordprocessingInk" xmlns:wne="http://schemas.microsoft.com/office/word/2006/wordml" xmlns:wps="http://schemas.microsoft.com/office/word/2010/wordprocessingShape" mc:Ignorable="w14 w15 w16se w16cid w16 w16cex w16sdtdh w16sdtfl w16du wp14">
+  <w:tbl>
+    <w:tblPr>
+      <w:tblW w:w="10802" w:type="dxa"/>
+      <w:tblLayout w:type="fixed"/>
+      <w:tblLook w:val="06A0" w:firstRow="1" w:lastRow="0" w:firstColumn="1" w:lastColumn="0" w:noHBand="1" w:noVBand="1"/>
+    </w:tblPr>
+    <w:tblGrid>
+      <w:gridCol w:w="4110"/>
+      <w:gridCol w:w="2130"/>
+      <w:gridCol w:w="4562"/>
+    </w:tblGrid>
+    <w:tr>
+      <w:trPr>
+        <w:trHeight w:val="300"/>
+      </w:trPr>
+      <w:tc>
+        <w:tcPr>
+          <w:tcW w:w="4110" w:type="dxa"/>
+        </w:tcPr>
+        <w:p>
+          <w:pPr>
+            <w:pStyle w:val="Header"/>
+            <w:ind w:left="-115"/>
+          </w:pPr>
+        </w:p>
+      </w:tc>
+      <w:tc>
+        <w:tcPr>
+          <w:tcW w:w="2130" w:type="dxa"/>
+        </w:tcPr>
+        <w:p>
+          <w:pPr>
+            <w:pStyle w:val="Header"/>
+            <w:jc w:val="center"/>
+          </w:pPr>
+        </w:p>
+      </w:tc>
+      <w:tc>
+        <w:tcPr>
+          <w:tcW w:w="4562" w:type="dxa"/>
+          <w:vAlign w:val="center"/>
+        </w:tcPr>
+        <w:p>
+          <w:pPr>
+            <w:pStyle w:val="Header"/>
+            <w:ind w:right="-115"/>
+            <w:jc w:val="right"/>
+            <w:rPr>
+              <w:rFonts w:ascii="BC Sans" w:eastAsia="BC Sans" w:hAnsi="BC Sans" w:cs="BC Sans"/>
+              <w:sz w:val="18"/>
+              <w:szCs w:val="18"/>
+            </w:rPr>
+          </w:pPr>
+          <w:r>
+            <w:rPr>
+              <w:rFonts w:ascii="BC Sans" w:eastAsia="BC Sans" w:hAnsi="BC Sans" w:cs="BC Sans"/>
+              <w:sz w:val="18"/>
+              <w:szCs w:val="18"/>
+            </w:rPr>
+            <w:t>Report printed on {</w:t>
+          </w:r>
+          <w:proofErr w:type="spellStart"/>
+          <w:r>
+            <w:rPr>
+              <w:rFonts w:ascii="BC Sans" w:eastAsia="BC Sans" w:hAnsi="BC Sans" w:cs="BC Sans"/>
+              <w:sz w:val="18"/>
+              <w:szCs w:val="18"/>
+            </w:rPr>
+            <w:t>d</w:t>
+          </w:r>
+          <w:r>
+            <w:rPr>
+              <w:rFonts w:ascii="BC Sans" w:eastAsia="BC Sans" w:hAnsi="BC Sans" w:cs="BC Sans"/>
+              <w:sz w:val="18"/>
+              <w:szCs w:val="18"/>
+            </w:rPr>
+            <w:t>.</w:t>
+          </w:r>
+          <w:r>
+            <w:rPr>
+              <w:rFonts w:ascii="BC Sans" w:eastAsia="BC Sans" w:hAnsi="BC Sans" w:cs="BC Sans"/>
+              <w:sz w:val="18"/>
+              <w:szCs w:val="18"/>
+            </w:rPr>
+            <w:t>generatedOn</w:t>
+          </w:r>
+          <w:proofErr w:type="spellEnd"/>
+          <w:r>
+            <w:rPr>
+              <w:rFonts w:ascii="BC Sans" w:eastAsia="BC Sans" w:hAnsi="BC Sans" w:cs="BC Sans"/>
+              <w:sz w:val="18"/>
+              <w:szCs w:val="18"/>
+            </w:rPr>
+            <w:t>}</w:t>
+          </w:r>
+        </w:p>
+      </w:tc>
+    </w:tr>
+  </w:tbl>
+  <w:p>
+    <w:pPr>
+      <w:pStyle w:val="Header"/>
+    </w:pPr>
+  </w:p>
+</w:hdr>
 </file>
 
 <file path=word/styles.xml><?xml version="1.0" encoding="utf-8"?>
@@ -438,15 +3029,15 @@
       <w:rPr>
         <w:rFonts w:asciiTheme="minorHAnsi" w:eastAsiaTheme="minorHAnsi" w:hAnsiTheme="minorHAnsi" w:cstheme="minorBidi"/>
         <w:kern w:val="2"/>
-        <w:sz w:val="24"/>
-        <w:szCs w:val="24"/>
+        <w:sz w:val="22"/>
+        <w:szCs w:val="22"/>
         <w:lang w:val="en-US" w:eastAsia="en-US" w:bidi="ar-SA"/>
         <w14:ligatures w14:val="standardContextual"/>
       </w:rPr>
     </w:rPrDefault>
     <w:pPrDefault>
       <w:pPr>
-        <w:spacing w:after="160" w:line="278" w:lineRule="auto"/>
+        <w:spacing w:after="160" w:line="259" w:lineRule="auto"/>
       </w:pPr>
     </w:pPrDefault>
   </w:docDefaults>
@@ -831,6 +3422,7 @@
   <w:style w:type="paragraph" w:default="1" w:styleId="Normal">
     <w:name w:val="Normal"/>
     <w:qFormat/>
+    <w:rsid w:val="0031143D"/>
   </w:style>
   <w:style w:type="paragraph" w:styleId="Heading1">
     <w:name w:val="heading 1"/>
@@ -839,7 +3431,7 @@
     <w:link w:val="Heading1Char"/>
     <w:uiPriority w:val="9"/>
     <w:qFormat/>
-    <w:rsid w:val="00034D33"/>
+    <w:rsid w:val="002E5CD8"/>
     <w:pPr>
       <w:keepNext/>
       <w:keepLines/>
@@ -862,7 +3454,7 @@
     <w:semiHidden/>
     <w:unhideWhenUsed/>
     <w:qFormat/>
-    <w:rsid w:val="00034D33"/>
+    <w:rsid w:val="002E5CD8"/>
     <w:pPr>
       <w:keepNext/>
       <w:keepLines/>
@@ -885,7 +3477,7 @@
     <w:semiHidden/>
     <w:unhideWhenUsed/>
     <w:qFormat/>
-    <w:rsid w:val="00034D33"/>
+    <w:rsid w:val="002E5CD8"/>
     <w:pPr>
       <w:keepNext/>
       <w:keepLines/>
@@ -908,7 +3500,7 @@
     <w:semiHidden/>
     <w:unhideWhenUsed/>
     <w:qFormat/>
-    <w:rsid w:val="00034D33"/>
+    <w:rsid w:val="002E5CD8"/>
     <w:pPr>
       <w:keepNext/>
       <w:keepLines/>
@@ -931,7 +3523,7 @@
     <w:semiHidden/>
     <w:unhideWhenUsed/>
     <w:qFormat/>
-    <w:rsid w:val="00034D33"/>
+    <w:rsid w:val="002E5CD8"/>
     <w:pPr>
       <w:keepNext/>
       <w:keepLines/>
@@ -952,7 +3544,7 @@
     <w:semiHidden/>
     <w:unhideWhenUsed/>
     <w:qFormat/>
-    <w:rsid w:val="00034D33"/>
+    <w:rsid w:val="002E5CD8"/>
     <w:pPr>
       <w:keepNext/>
       <w:keepLines/>
@@ -975,7 +3567,7 @@
     <w:semiHidden/>
     <w:unhideWhenUsed/>
     <w:qFormat/>
-    <w:rsid w:val="00034D33"/>
+    <w:rsid w:val="002E5CD8"/>
     <w:pPr>
       <w:keepNext/>
       <w:keepLines/>
@@ -996,7 +3588,7 @@
     <w:semiHidden/>
     <w:unhideWhenUsed/>
     <w:qFormat/>
-    <w:rsid w:val="00034D33"/>
+    <w:rsid w:val="002E5CD8"/>
     <w:pPr>
       <w:keepNext/>
       <w:keepLines/>
@@ -1019,7 +3611,7 @@
     <w:semiHidden/>
     <w:unhideWhenUsed/>
     <w:qFormat/>
-    <w:rsid w:val="00034D33"/>
+    <w:rsid w:val="002E5CD8"/>
     <w:pPr>
       <w:keepNext/>
       <w:keepLines/>
@@ -1034,6 +3626,7 @@
   <w:style w:type="character" w:default="1" w:styleId="DefaultParagraphFont">
     <w:name w:val="Default Paragraph Font"/>
     <w:uiPriority w:val="1"/>
+    <w:semiHidden/>
     <w:unhideWhenUsed/>
   </w:style>
   <w:style w:type="table" w:default="1" w:styleId="TableNormal">
@@ -1062,7 +3655,7 @@
     <w:basedOn w:val="DefaultParagraphFont"/>
     <w:link w:val="Heading1"/>
     <w:uiPriority w:val="9"/>
-    <w:rsid w:val="00034D33"/>
+    <w:rsid w:val="002E5CD8"/>
     <w:rPr>
       <w:rFonts w:asciiTheme="majorHAnsi" w:eastAsiaTheme="majorEastAsia" w:hAnsiTheme="majorHAnsi" w:cstheme="majorBidi"/>
       <w:color w:val="0F4761" w:themeColor="accent1" w:themeShade="BF"/>
@@ -1076,7 +3669,7 @@
     <w:link w:val="Heading2"/>
     <w:uiPriority w:val="9"/>
     <w:semiHidden/>
-    <w:rsid w:val="00034D33"/>
+    <w:rsid w:val="002E5CD8"/>
     <w:rPr>
       <w:rFonts w:asciiTheme="majorHAnsi" w:eastAsiaTheme="majorEastAsia" w:hAnsiTheme="majorHAnsi" w:cstheme="majorBidi"/>
       <w:color w:val="0F4761" w:themeColor="accent1" w:themeShade="BF"/>
@@ -1090,7 +3683,7 @@
     <w:link w:val="Heading3"/>
     <w:uiPriority w:val="9"/>
     <w:semiHidden/>
-    <w:rsid w:val="00034D33"/>
+    <w:rsid w:val="002E5CD8"/>
     <w:rPr>
       <w:rFonts w:eastAsiaTheme="majorEastAsia" w:cstheme="majorBidi"/>
       <w:color w:val="0F4761" w:themeColor="accent1" w:themeShade="BF"/>
@@ -1104,7 +3697,7 @@
     <w:link w:val="Heading4"/>
     <w:uiPriority w:val="9"/>
     <w:semiHidden/>
-    <w:rsid w:val="00034D33"/>
+    <w:rsid w:val="002E5CD8"/>
     <w:rPr>
       <w:rFonts w:eastAsiaTheme="majorEastAsia" w:cstheme="majorBidi"/>
       <w:i/>
@@ -1118,7 +3711,7 @@
     <w:link w:val="Heading5"/>
     <w:uiPriority w:val="9"/>
     <w:semiHidden/>
-    <w:rsid w:val="00034D33"/>
+    <w:rsid w:val="002E5CD8"/>
     <w:rPr>
       <w:rFonts w:eastAsiaTheme="majorEastAsia" w:cstheme="majorBidi"/>
       <w:color w:val="0F4761" w:themeColor="accent1" w:themeShade="BF"/>
@@ -1130,7 +3723,7 @@
     <w:link w:val="Heading6"/>
     <w:uiPriority w:val="9"/>
     <w:semiHidden/>
-    <w:rsid w:val="00034D33"/>
+    <w:rsid w:val="002E5CD8"/>
     <w:rPr>
       <w:rFonts w:eastAsiaTheme="majorEastAsia" w:cstheme="majorBidi"/>
       <w:i/>
@@ -1144,7 +3737,7 @@
     <w:link w:val="Heading7"/>
     <w:uiPriority w:val="9"/>
     <w:semiHidden/>
-    <w:rsid w:val="00034D33"/>
+    <w:rsid w:val="002E5CD8"/>
     <w:rPr>
       <w:rFonts w:eastAsiaTheme="majorEastAsia" w:cstheme="majorBidi"/>
       <w:color w:val="595959" w:themeColor="text1" w:themeTint="A6"/>
@@ -1156,7 +3749,7 @@
     <w:link w:val="Heading8"/>
     <w:uiPriority w:val="9"/>
     <w:semiHidden/>
-    <w:rsid w:val="00034D33"/>
+    <w:rsid w:val="002E5CD8"/>
     <w:rPr>
       <w:rFonts w:eastAsiaTheme="majorEastAsia" w:cstheme="majorBidi"/>
       <w:i/>
@@ -1170,7 +3763,7 @@
     <w:link w:val="Heading9"/>
     <w:uiPriority w:val="9"/>
     <w:semiHidden/>
-    <w:rsid w:val="00034D33"/>
+    <w:rsid w:val="002E5CD8"/>
     <w:rPr>
       <w:rFonts w:eastAsiaTheme="majorEastAsia" w:cstheme="majorBidi"/>
       <w:color w:val="272727" w:themeColor="text1" w:themeTint="D8"/>
@@ -1183,7 +3776,7 @@
     <w:link w:val="TitleChar"/>
     <w:uiPriority w:val="10"/>
     <w:qFormat/>
-    <w:rsid w:val="00034D33"/>
+    <w:rsid w:val="002E5CD8"/>
     <w:pPr>
       <w:spacing w:after="80" w:line="240" w:lineRule="auto"/>
       <w:contextualSpacing/>
@@ -1201,7 +3794,7 @@
     <w:basedOn w:val="DefaultParagraphFont"/>
     <w:link w:val="Title"/>
     <w:uiPriority w:val="10"/>
-    <w:rsid w:val="00034D33"/>
+    <w:rsid w:val="002E5CD8"/>
     <w:rPr>
       <w:rFonts w:asciiTheme="majorHAnsi" w:eastAsiaTheme="majorEastAsia" w:hAnsiTheme="majorHAnsi" w:cstheme="majorBidi"/>
       <w:spacing w:val="-10"/>
@@ -1217,7 +3810,7 @@
     <w:link w:val="SubtitleChar"/>
     <w:uiPriority w:val="11"/>
     <w:qFormat/>
-    <w:rsid w:val="00034D33"/>
+    <w:rsid w:val="002E5CD8"/>
     <w:pPr>
       <w:numPr>
         <w:ilvl w:val="1"/>
@@ -1236,7 +3829,7 @@
     <w:basedOn w:val="DefaultParagraphFont"/>
     <w:link w:val="Subtitle"/>
     <w:uiPriority w:val="11"/>
-    <w:rsid w:val="00034D33"/>
+    <w:rsid w:val="002E5CD8"/>
     <w:rPr>
       <w:rFonts w:eastAsiaTheme="majorEastAsia" w:cstheme="majorBidi"/>
       <w:color w:val="595959" w:themeColor="text1" w:themeTint="A6"/>
@@ -1252,7 +3845,7 @@
     <w:link w:val="QuoteChar"/>
     <w:uiPriority w:val="29"/>
     <w:qFormat/>
-    <w:rsid w:val="00034D33"/>
+    <w:rsid w:val="002E5CD8"/>
     <w:pPr>
       <w:spacing w:before="160"/>
       <w:jc w:val="center"/>
@@ -1268,7 +3861,7 @@
     <w:basedOn w:val="DefaultParagraphFont"/>
     <w:link w:val="Quote"/>
     <w:uiPriority w:val="29"/>
-    <w:rsid w:val="00034D33"/>
+    <w:rsid w:val="002E5CD8"/>
     <w:rPr>
       <w:i/>
       <w:iCs/>
@@ -1280,7 +3873,7 @@
     <w:basedOn w:val="Normal"/>
     <w:uiPriority w:val="34"/>
     <w:qFormat/>
-    <w:rsid w:val="00034D33"/>
+    <w:rsid w:val="002E5CD8"/>
     <w:pPr>
       <w:ind w:left="720"/>
       <w:contextualSpacing/>
@@ -1291,7 +3884,7 @@
     <w:basedOn w:val="DefaultParagraphFont"/>
     <w:uiPriority w:val="21"/>
     <w:qFormat/>
-    <w:rsid w:val="00034D33"/>
+    <w:rsid w:val="002E5CD8"/>
     <w:rPr>
       <w:i/>
       <w:iCs/>
@@ -1305,7 +3898,7 @@
     <w:link w:val="IntenseQuoteChar"/>
     <w:uiPriority w:val="30"/>
     <w:qFormat/>
-    <w:rsid w:val="00034D33"/>
+    <w:rsid w:val="002E5CD8"/>
     <w:pPr>
       <w:pBdr>
         <w:top w:val="single" w:sz="4" w:space="10" w:color="0F4761" w:themeColor="accent1" w:themeShade="BF"/>
@@ -1326,7 +3919,7 @@
     <w:basedOn w:val="DefaultParagraphFont"/>
     <w:link w:val="IntenseQuote"/>
     <w:uiPriority w:val="30"/>
-    <w:rsid w:val="00034D33"/>
+    <w:rsid w:val="002E5CD8"/>
     <w:rPr>
       <w:i/>
       <w:iCs/>
@@ -1338,7 +3931,7 @@
     <w:basedOn w:val="DefaultParagraphFont"/>
     <w:uiPriority w:val="32"/>
     <w:qFormat/>
-    <w:rsid w:val="00034D33"/>
+    <w:rsid w:val="002E5CD8"/>
     <w:rPr>
       <w:b/>
       <w:bCs/>
@@ -1351,7 +3944,7 @@
     <w:name w:val="Table Grid"/>
     <w:basedOn w:val="TableNormal"/>
     <w:uiPriority w:val="39"/>
-    <w:rsid w:val="008E5E0C"/>
+    <w:rsid w:val="002E5CD8"/>
     <w:pPr>
       <w:spacing w:after="0" w:line="240" w:lineRule="auto"/>
     </w:pPr>
@@ -1365,6 +3958,276 @@
         <w:insideV w:val="single" w:sz="4" w:space="0" w:color="auto"/>
       </w:tblBorders>
     </w:tblPr>
+  </w:style>
+  <w:style w:type="table" w:styleId="PlainTable3">
+    <w:name w:val="Plain Table 3"/>
+    <w:basedOn w:val="TableNormal"/>
+    <w:uiPriority w:val="43"/>
+    <w:rsid w:val="00321CCB"/>
+    <w:pPr>
+      <w:spacing w:after="0" w:line="240" w:lineRule="auto"/>
+    </w:pPr>
+    <w:tblPr>
+      <w:tblStyleRowBandSize w:val="1"/>
+      <w:tblStyleColBandSize w:val="1"/>
+    </w:tblPr>
+    <w:tblStylePr w:type="firstRow">
+      <w:rPr>
+        <w:b/>
+        <w:bCs/>
+        <w:caps/>
+      </w:rPr>
+      <w:tblPr/>
+      <w:tcPr>
+        <w:tcBorders>
+          <w:bottom w:val="single" w:sz="4" w:space="0" w:color="7F7F7F" w:themeColor="text1" w:themeTint="80"/>
+        </w:tcBorders>
+      </w:tcPr>
+    </w:tblStylePr>
+    <w:tblStylePr w:type="lastRow">
+      <w:rPr>
+        <w:b/>
+        <w:bCs/>
+        <w:caps/>
+      </w:rPr>
+      <w:tblPr/>
+      <w:tcPr>
+        <w:tcBorders>
+          <w:top w:val="nil"/>
+        </w:tcBorders>
+      </w:tcPr>
+    </w:tblStylePr>
+    <w:tblStylePr w:type="firstCol">
+      <w:rPr>
+        <w:b/>
+        <w:bCs/>
+        <w:caps/>
+      </w:rPr>
+      <w:tblPr/>
+      <w:tcPr>
+        <w:tcBorders>
+          <w:right w:val="single" w:sz="4" w:space="0" w:color="7F7F7F" w:themeColor="text1" w:themeTint="80"/>
+        </w:tcBorders>
+      </w:tcPr>
+    </w:tblStylePr>
+    <w:tblStylePr w:type="lastCol">
+      <w:rPr>
+        <w:b/>
+        <w:bCs/>
+        <w:caps/>
+      </w:rPr>
+      <w:tblPr/>
+      <w:tcPr>
+        <w:tcBorders>
+          <w:left w:val="nil"/>
+        </w:tcBorders>
+      </w:tcPr>
+    </w:tblStylePr>
+    <w:tblStylePr w:type="band1Vert">
+      <w:tblPr/>
+      <w:tcPr>
+        <w:shd w:val="clear" w:color="auto" w:fill="F2F2F2" w:themeFill="background1" w:themeFillShade="F2"/>
+      </w:tcPr>
+    </w:tblStylePr>
+    <w:tblStylePr w:type="band1Horz">
+      <w:tblPr/>
+      <w:tcPr>
+        <w:shd w:val="clear" w:color="auto" w:fill="F2F2F2" w:themeFill="background1" w:themeFillShade="F2"/>
+      </w:tcPr>
+    </w:tblStylePr>
+    <w:tblStylePr w:type="neCell">
+      <w:tblPr/>
+      <w:tcPr>
+        <w:tcBorders>
+          <w:left w:val="nil"/>
+        </w:tcBorders>
+      </w:tcPr>
+    </w:tblStylePr>
+    <w:tblStylePr w:type="nwCell">
+      <w:tblPr/>
+      <w:tcPr>
+        <w:tcBorders>
+          <w:right w:val="nil"/>
+        </w:tcBorders>
+      </w:tcPr>
+    </w:tblStylePr>
+  </w:style>
+  <w:style w:type="character" w:styleId="CommentReference">
+    <w:name w:val="annotation reference"/>
+    <w:basedOn w:val="DefaultParagraphFont"/>
+    <w:uiPriority w:val="99"/>
+    <w:semiHidden/>
+    <w:unhideWhenUsed/>
+    <w:rsid w:val="00F113CA"/>
+    <w:rPr>
+      <w:sz w:val="16"/>
+      <w:szCs w:val="16"/>
+    </w:rPr>
+  </w:style>
+  <w:style w:type="paragraph" w:styleId="CommentText">
+    <w:name w:val="annotation text"/>
+    <w:basedOn w:val="Normal"/>
+    <w:link w:val="CommentTextChar"/>
+    <w:uiPriority w:val="99"/>
+    <w:unhideWhenUsed/>
+    <w:rsid w:val="00F113CA"/>
+    <w:pPr>
+      <w:spacing w:line="240" w:lineRule="auto"/>
+    </w:pPr>
+    <w:rPr>
+      <w:sz w:val="20"/>
+      <w:szCs w:val="20"/>
+    </w:rPr>
+  </w:style>
+  <w:style w:type="character" w:customStyle="1" w:styleId="CommentTextChar">
+    <w:name w:val="Comment Text Char"/>
+    <w:basedOn w:val="DefaultParagraphFont"/>
+    <w:link w:val="CommentText"/>
+    <w:uiPriority w:val="99"/>
+    <w:rsid w:val="00F113CA"/>
+    <w:rPr>
+      <w:sz w:val="20"/>
+      <w:szCs w:val="20"/>
+    </w:rPr>
+  </w:style>
+  <w:style w:type="paragraph" w:styleId="CommentSubject">
+    <w:name w:val="annotation subject"/>
+    <w:basedOn w:val="CommentText"/>
+    <w:next w:val="CommentText"/>
+    <w:link w:val="CommentSubjectChar"/>
+    <w:uiPriority w:val="99"/>
+    <w:semiHidden/>
+    <w:unhideWhenUsed/>
+    <w:rsid w:val="00F113CA"/>
+    <w:rPr>
+      <w:b/>
+      <w:bCs/>
+    </w:rPr>
+  </w:style>
+  <w:style w:type="character" w:customStyle="1" w:styleId="CommentSubjectChar">
+    <w:name w:val="Comment Subject Char"/>
+    <w:basedOn w:val="CommentTextChar"/>
+    <w:link w:val="CommentSubject"/>
+    <w:uiPriority w:val="99"/>
+    <w:semiHidden/>
+    <w:rsid w:val="00F113CA"/>
+    <w:rPr>
+      <w:b/>
+      <w:bCs/>
+      <w:sz w:val="20"/>
+      <w:szCs w:val="20"/>
+    </w:rPr>
+  </w:style>
+  <w:style w:type="character" w:customStyle="1" w:styleId="HeaderChar">
+    <w:name w:val="Header Char"/>
+    <w:basedOn w:val="DefaultParagraphFont"/>
+    <w:link w:val="Header"/>
+    <w:uiPriority w:val="99"/>
+  </w:style>
+  <w:style w:type="paragraph" w:styleId="Header">
+    <w:name w:val="header"/>
+    <w:basedOn w:val="Normal"/>
+    <w:link w:val="HeaderChar"/>
+    <w:uiPriority w:val="99"/>
+    <w:unhideWhenUsed/>
+    <w:pPr>
+      <w:tabs>
+        <w:tab w:val="center" w:pos="4680"/>
+        <w:tab w:val="right" w:pos="9360"/>
+      </w:tabs>
+      <w:spacing w:after="0" w:line="240" w:lineRule="auto"/>
+    </w:pPr>
+  </w:style>
+  <w:style w:type="character" w:customStyle="1" w:styleId="FooterChar">
+    <w:name w:val="Footer Char"/>
+    <w:basedOn w:val="DefaultParagraphFont"/>
+    <w:link w:val="Footer"/>
+    <w:uiPriority w:val="99"/>
+  </w:style>
+  <w:style w:type="paragraph" w:styleId="Footer">
+    <w:name w:val="footer"/>
+    <w:basedOn w:val="Normal"/>
+    <w:link w:val="FooterChar"/>
+    <w:uiPriority w:val="99"/>
+    <w:unhideWhenUsed/>
+    <w:pPr>
+      <w:tabs>
+        <w:tab w:val="center" w:pos="4680"/>
+        <w:tab w:val="right" w:pos="9360"/>
+      </w:tabs>
+      <w:spacing w:after="0" w:line="240" w:lineRule="auto"/>
+    </w:pPr>
+  </w:style>
+  <w:style w:type="table" w:styleId="PlainTable4">
+    <w:name w:val="Plain Table 4"/>
+    <w:basedOn w:val="TableNormal"/>
+    <w:uiPriority w:val="44"/>
+    <w:pPr>
+      <w:spacing w:after="0" w:line="240" w:lineRule="auto"/>
+    </w:pPr>
+    <w:tblPr>
+      <w:tblStyleRowBandSize w:val="1"/>
+      <w:tblStyleColBandSize w:val="1"/>
+    </w:tblPr>
+    <w:tblStylePr w:type="firstRow">
+      <w:rPr>
+        <w:b/>
+        <w:bCs/>
+      </w:rPr>
+    </w:tblStylePr>
+    <w:tblStylePr w:type="lastRow">
+      <w:rPr>
+        <w:b/>
+        <w:bCs/>
+      </w:rPr>
+    </w:tblStylePr>
+    <w:tblStylePr w:type="firstCol">
+      <w:rPr>
+        <w:b/>
+        <w:bCs/>
+      </w:rPr>
+    </w:tblStylePr>
+    <w:tblStylePr w:type="lastCol">
+      <w:rPr>
+        <w:b/>
+        <w:bCs/>
+      </w:rPr>
+    </w:tblStylePr>
+    <w:tblStylePr w:type="band1Vert">
+      <w:tblPr/>
+      <w:tcPr>
+        <w:shd w:val="clear" w:color="auto" w:fill="F2F2F2" w:themeFill="background1" w:themeFillShade="F2"/>
+      </w:tcPr>
+    </w:tblStylePr>
+    <w:tblStylePr w:type="band1Horz">
+      <w:tblPr/>
+      <w:tcPr>
+        <w:shd w:val="clear" w:color="auto" w:fill="F2F2F2" w:themeFill="background1" w:themeFillShade="F2"/>
+      </w:tcPr>
+    </w:tblStylePr>
+  </w:style>
+  <w:style w:type="character" w:styleId="Hyperlink">
+    <w:name w:val="Hyperlink"/>
+    <w:basedOn w:val="DefaultParagraphFont"/>
+    <w:uiPriority w:val="99"/>
+    <w:unhideWhenUsed/>
+    <w:rsid w:val="00D753EE"/>
+    <w:rPr>
+      <w:color w:val="467886" w:themeColor="hyperlink"/>
+      <w:u w:val="single"/>
+    </w:rPr>
+  </w:style>
+  <w:style w:type="character" w:styleId="UnresolvedMention">
+    <w:name w:val="Unresolved Mention"/>
+    <w:basedOn w:val="DefaultParagraphFont"/>
+    <w:uiPriority w:val="99"/>
+    <w:semiHidden/>
+    <w:unhideWhenUsed/>
+    <w:rsid w:val="00D753EE"/>
+    <w:rPr>
+      <w:color w:val="605E5C"/>
+      <w:shd w:val="clear" w:color="auto" w:fill="E1DFDD"/>
+    </w:rPr>
   </w:style>
 </w:styles>
 </file>
@@ -1467,7 +4330,7 @@
         <a:latin typeface="Aptos" panose="02110004020202020204"/>
         <a:ea typeface=""/>
         <a:cs typeface=""/>
-        <a:font script="Jpan" typeface="游明朝"/>
+        <a:font script="Jpan" typeface="游ゴシック"/>
         <a:font script="Hang" typeface="맑은 고딕"/>
         <a:font script="Hans" typeface="等线"/>
         <a:font script="Hant" typeface="新細明體"/>
@@ -1575,6 +4438,13 @@
         </a:gradFill>
       </a:fillStyleLst>
       <a:lnStyleLst>
+        <a:ln w="6350" cap="flat" cmpd="sng" algn="ctr">
+          <a:solidFill>
+            <a:schemeClr val="phClr"/>
+          </a:solidFill>
+          <a:prstDash val="solid"/>
+          <a:miter lim="800000"/>
+        </a:ln>
         <a:ln w="12700" cap="flat" cmpd="sng" algn="ctr">
           <a:solidFill>
             <a:schemeClr val="phClr"/>
@@ -1583,13 +4453,6 @@
           <a:miter lim="800000"/>
         </a:ln>
         <a:ln w="19050" cap="flat" cmpd="sng" algn="ctr">
-          <a:solidFill>
-            <a:schemeClr val="phClr"/>
-          </a:solidFill>
-          <a:prstDash val="solid"/>
-          <a:miter lim="800000"/>
-        </a:ln>
-        <a:ln w="25400" cap="flat" cmpd="sng" algn="ctr">
           <a:solidFill>
             <a:schemeClr val="phClr"/>
           </a:solidFill>
@@ -1654,32 +4517,312 @@
       </a:bgFillStyleLst>
     </a:fmtScheme>
   </a:themeElements>
-  <a:objectDefaults>
-    <a:lnDef>
-      <a:spPr/>
-      <a:bodyPr/>
-      <a:lstStyle/>
-      <a:style>
-        <a:lnRef idx="2">
-          <a:schemeClr val="accent1"/>
-        </a:lnRef>
-        <a:fillRef idx="0">
-          <a:schemeClr val="accent1"/>
-        </a:fillRef>
-        <a:effectRef idx="1">
-          <a:schemeClr val="accent1"/>
-        </a:effectRef>
-        <a:fontRef idx="minor">
-          <a:schemeClr val="tx1"/>
-        </a:fontRef>
-      </a:style>
-    </a:lnDef>
-  </a:objectDefaults>
+  <a:objectDefaults/>
   <a:extraClrSchemeLst/>
   <a:extLst>
     <a:ext uri="{05A4C25C-085E-4340-85A3-A5531E510DB2}">
-      <thm15:themeFamily xmlns:thm15="http://schemas.microsoft.com/office/thememl/2012/main" name="Office Theme" id="{2E142A2C-CD16-42D6-873A-C26D2A0506FA}" vid="{1BDDFF52-6CD6-40A5-AB3C-68EB2F1E4D0A}"/>
+      <thm15:themeFamily xmlns:thm15="http://schemas.microsoft.com/office/thememl/2012/main" name="Office Theme" id="{62F939B6-93AF-4DB8-9C6B-D6C7DFDC589F}" vid="{4A3C46E8-61CC-4603-A589-7422A47A8E4A}"/>
     </a:ext>
   </a:extLst>
 </a:theme>
+</file>
+
+<file path=customXml/item1.xml><?xml version="1.0" encoding="utf-8"?>
+<?mso-contentType ?>
+<FormTemplates xmlns="http://schemas.microsoft.com/sharepoint/v3/contenttype/forms">
+  <Display>DocumentLibraryForm</Display>
+  <Edit>DocumentLibraryForm</Edit>
+  <New>DocumentLibraryForm</New>
+</FormTemplates>
+</file>
+
+<file path=customXml/item2.xml><?xml version="1.0" encoding="utf-8"?>
+<ct:contentTypeSchema xmlns:ct="http://schemas.microsoft.com/office/2006/metadata/contentType" xmlns:ma="http://schemas.microsoft.com/office/2006/metadata/properties/metaAttributes" ct:_="" ma:_="" ma:contentTypeName="Document" ma:contentTypeID="0x010100ED0089B3ED392A4CB3C10705735CFAD3" ma:contentTypeVersion="15" ma:contentTypeDescription="Create a new document." ma:contentTypeScope="" ma:versionID="e9715c4352d5d9c94cf397f6db7911f6">
+  <xsd:schema xmlns:xsd="http://www.w3.org/2001/XMLSchema" xmlns:xs="http://www.w3.org/2001/XMLSchema" xmlns:p="http://schemas.microsoft.com/office/2006/metadata/properties" xmlns:ns2="aa9c99c1-69c1-4b58-9df5-4d4796c46f8a" xmlns:ns3="cbeac988-4fd5-47cf-ad03-89cc7678fa90" targetNamespace="http://schemas.microsoft.com/office/2006/metadata/properties" ma:root="true" ma:fieldsID="4a7b24a40f906d6832371abf7aef78d6" ns2:_="" ns3:_="">
+    <xsd:import namespace="aa9c99c1-69c1-4b58-9df5-4d4796c46f8a"/>
+    <xsd:import namespace="cbeac988-4fd5-47cf-ad03-89cc7678fa90"/>
+    <xsd:element name="properties">
+      <xsd:complexType>
+        <xsd:sequence>
+          <xsd:element name="documentManagement">
+            <xsd:complexType>
+              <xsd:all>
+                <xsd:element ref="ns2:MediaServiceMetadata" minOccurs="0"/>
+                <xsd:element ref="ns2:MediaServiceFastMetadata" minOccurs="0"/>
+                <xsd:element ref="ns3:SharedWithUsers" minOccurs="0"/>
+                <xsd:element ref="ns3:SharedWithDetails" minOccurs="0"/>
+                <xsd:element ref="ns2:lcf76f155ced4ddcb4097134ff3c332f" minOccurs="0"/>
+                <xsd:element ref="ns3:TaxCatchAll" minOccurs="0"/>
+                <xsd:element ref="ns2:MediaServiceOCR" minOccurs="0"/>
+                <xsd:element ref="ns2:MediaServiceGenerationTime" minOccurs="0"/>
+                <xsd:element ref="ns2:MediaServiceEventHashCode" minOccurs="0"/>
+                <xsd:element ref="ns2:MediaServiceDateTaken" minOccurs="0"/>
+                <xsd:element ref="ns2:MediaLengthInSeconds" minOccurs="0"/>
+                <xsd:element ref="ns2:MediaServiceObjectDetectorVersions" minOccurs="0"/>
+                <xsd:element ref="ns2:MediaServiceLocation" minOccurs="0"/>
+                <xsd:element ref="ns2:MediaServiceSearchProperties" minOccurs="0"/>
+              </xsd:all>
+            </xsd:complexType>
+          </xsd:element>
+        </xsd:sequence>
+      </xsd:complexType>
+    </xsd:element>
+  </xsd:schema>
+  <xsd:schema xmlns:xsd="http://www.w3.org/2001/XMLSchema" xmlns:xs="http://www.w3.org/2001/XMLSchema" xmlns:dms="http://schemas.microsoft.com/office/2006/documentManagement/types" xmlns:pc="http://schemas.microsoft.com/office/infopath/2007/PartnerControls" targetNamespace="aa9c99c1-69c1-4b58-9df5-4d4796c46f8a" elementFormDefault="qualified">
+    <xsd:import namespace="http://schemas.microsoft.com/office/2006/documentManagement/types"/>
+    <xsd:import namespace="http://schemas.microsoft.com/office/infopath/2007/PartnerControls"/>
+    <xsd:element name="MediaServiceMetadata" ma:index="8" nillable="true" ma:displayName="MediaServiceMetadata" ma:hidden="true" ma:internalName="MediaServiceMetadata" ma:readOnly="true">
+      <xsd:simpleType>
+        <xsd:restriction base="dms:Note"/>
+      </xsd:simpleType>
+    </xsd:element>
+    <xsd:element name="MediaServiceFastMetadata" ma:index="9" nillable="true" ma:displayName="MediaServiceFastMetadata" ma:hidden="true" ma:internalName="MediaServiceFastMetadata" ma:readOnly="true">
+      <xsd:simpleType>
+        <xsd:restriction base="dms:Note"/>
+      </xsd:simpleType>
+    </xsd:element>
+    <xsd:element name="lcf76f155ced4ddcb4097134ff3c332f" ma:index="13" nillable="true" ma:taxonomy="true" ma:internalName="lcf76f155ced4ddcb4097134ff3c332f" ma:taxonomyFieldName="MediaServiceImageTags" ma:displayName="Image Tags" ma:readOnly="false" ma:fieldId="{5cf76f15-5ced-4ddc-b409-7134ff3c332f}" ma:taxonomyMulti="true" ma:sspId="a9b50559-7390-452f-8d4d-780c6c1e431b" ma:termSetId="09814cd3-568e-fe90-9814-8d621ff8fb84" ma:anchorId="fba54fb3-c3e1-fe81-a776-ca4b69148c4d" ma:open="true" ma:isKeyword="false">
+      <xsd:complexType>
+        <xsd:sequence>
+          <xsd:element ref="pc:Terms" minOccurs="0" maxOccurs="1"/>
+        </xsd:sequence>
+      </xsd:complexType>
+    </xsd:element>
+    <xsd:element name="MediaServiceOCR" ma:index="15" nillable="true" ma:displayName="Extracted Text" ma:internalName="MediaServiceOCR" ma:readOnly="true">
+      <xsd:simpleType>
+        <xsd:restriction base="dms:Note">
+          <xsd:maxLength value="255"/>
+        </xsd:restriction>
+      </xsd:simpleType>
+    </xsd:element>
+    <xsd:element name="MediaServiceGenerationTime" ma:index="16" nillable="true" ma:displayName="MediaServiceGenerationTime" ma:hidden="true" ma:internalName="MediaServiceGenerationTime" ma:readOnly="true">
+      <xsd:simpleType>
+        <xsd:restriction base="dms:Text"/>
+      </xsd:simpleType>
+    </xsd:element>
+    <xsd:element name="MediaServiceEventHashCode" ma:index="17" nillable="true" ma:displayName="MediaServiceEventHashCode" ma:hidden="true" ma:internalName="MediaServiceEventHashCode" ma:readOnly="true">
+      <xsd:simpleType>
+        <xsd:restriction base="dms:Text"/>
+      </xsd:simpleType>
+    </xsd:element>
+    <xsd:element name="MediaServiceDateTaken" ma:index="18" nillable="true" ma:displayName="MediaServiceDateTaken" ma:hidden="true" ma:indexed="true" ma:internalName="MediaServiceDateTaken" ma:readOnly="true">
+      <xsd:simpleType>
+        <xsd:restriction base="dms:Text"/>
+      </xsd:simpleType>
+    </xsd:element>
+    <xsd:element name="MediaLengthInSeconds" ma:index="19" nillable="true" ma:displayName="MediaLengthInSeconds" ma:hidden="true" ma:internalName="MediaLengthInSeconds" ma:readOnly="true">
+      <xsd:simpleType>
+        <xsd:restriction base="dms:Unknown"/>
+      </xsd:simpleType>
+    </xsd:element>
+    <xsd:element name="MediaServiceObjectDetectorVersions" ma:index="20" nillable="true" ma:displayName="MediaServiceObjectDetectorVersions" ma:hidden="true" ma:indexed="true" ma:internalName="MediaServiceObjectDetectorVersions" ma:readOnly="true">
+      <xsd:simpleType>
+        <xsd:restriction base="dms:Text"/>
+      </xsd:simpleType>
+    </xsd:element>
+    <xsd:element name="MediaServiceLocation" ma:index="21" nillable="true" ma:displayName="Location" ma:indexed="true" ma:internalName="MediaServiceLocation" ma:readOnly="true">
+      <xsd:simpleType>
+        <xsd:restriction base="dms:Text"/>
+      </xsd:simpleType>
+    </xsd:element>
+    <xsd:element name="MediaServiceSearchProperties" ma:index="22" nillable="true" ma:displayName="MediaServiceSearchProperties" ma:hidden="true" ma:internalName="MediaServiceSearchProperties" ma:readOnly="true">
+      <xsd:simpleType>
+        <xsd:restriction base="dms:Note"/>
+      </xsd:simpleType>
+    </xsd:element>
+  </xsd:schema>
+  <xsd:schema xmlns:xsd="http://www.w3.org/2001/XMLSchema" xmlns:xs="http://www.w3.org/2001/XMLSchema" xmlns:dms="http://schemas.microsoft.com/office/2006/documentManagement/types" xmlns:pc="http://schemas.microsoft.com/office/infopath/2007/PartnerControls" targetNamespace="cbeac988-4fd5-47cf-ad03-89cc7678fa90" elementFormDefault="qualified">
+    <xsd:import namespace="http://schemas.microsoft.com/office/2006/documentManagement/types"/>
+    <xsd:import namespace="http://schemas.microsoft.com/office/infopath/2007/PartnerControls"/>
+    <xsd:element name="SharedWithUsers" ma:index="10" nillable="true" ma:displayName="Shared With" ma:internalName="SharedWithUsers" ma:readOnly="true">
+      <xsd:complexType>
+        <xsd:complexContent>
+          <xsd:extension base="dms:UserMulti">
+            <xsd:sequence>
+              <xsd:element name="UserInfo" minOccurs="0" maxOccurs="unbounded">
+                <xsd:complexType>
+                  <xsd:sequence>
+                    <xsd:element name="DisplayName" type="xsd:string" minOccurs="0"/>
+                    <xsd:element name="AccountId" type="dms:UserId" minOccurs="0" nillable="true"/>
+                    <xsd:element name="AccountType" type="xsd:string" minOccurs="0"/>
+                  </xsd:sequence>
+                </xsd:complexType>
+              </xsd:element>
+            </xsd:sequence>
+          </xsd:extension>
+        </xsd:complexContent>
+      </xsd:complexType>
+    </xsd:element>
+    <xsd:element name="SharedWithDetails" ma:index="11" nillable="true" ma:displayName="Shared With Details" ma:internalName="SharedWithDetails" ma:readOnly="true">
+      <xsd:simpleType>
+        <xsd:restriction base="dms:Note">
+          <xsd:maxLength value="255"/>
+        </xsd:restriction>
+      </xsd:simpleType>
+    </xsd:element>
+    <xsd:element name="TaxCatchAll" ma:index="14" nillable="true" ma:displayName="Taxonomy Catch All Column" ma:hidden="true" ma:list="{b3a270da-0fed-4252-8b28-a9c04dbd49ee}" ma:internalName="TaxCatchAll" ma:showField="CatchAllData" ma:web="cbeac988-4fd5-47cf-ad03-89cc7678fa90">
+      <xsd:complexType>
+        <xsd:complexContent>
+          <xsd:extension base="dms:MultiChoiceLookup">
+            <xsd:sequence>
+              <xsd:element name="Value" type="dms:Lookup" maxOccurs="unbounded" minOccurs="0" nillable="true"/>
+            </xsd:sequence>
+          </xsd:extension>
+        </xsd:complexContent>
+      </xsd:complexType>
+    </xsd:element>
+  </xsd:schema>
+  <xsd:schema xmlns="http://schemas.openxmlformats.org/package/2006/metadata/core-properties" xmlns:xsd="http://www.w3.org/2001/XMLSchema" xmlns:xsi="http://www.w3.org/2001/XMLSchema-instance" xmlns:dc="http://purl.org/dc/elements/1.1/" xmlns:dcterms="http://purl.org/dc/terms/" xmlns:odoc="http://schemas.microsoft.com/internal/obd" targetNamespace="http://schemas.openxmlformats.org/package/2006/metadata/core-properties" elementFormDefault="qualified" attributeFormDefault="unqualified" blockDefault="#all">
+    <xsd:import namespace="http://purl.org/dc/elements/1.1/" schemaLocation="http://dublincore.org/schemas/xmls/qdc/2003/04/02/dc.xsd"/>
+    <xsd:import namespace="http://purl.org/dc/terms/" schemaLocation="http://dublincore.org/schemas/xmls/qdc/2003/04/02/dcterms.xsd"/>
+    <xsd:element name="coreProperties" type="CT_coreProperties"/>
+    <xsd:complexType name="CT_coreProperties">
+      <xsd:all>
+        <xsd:element ref="dc:creator" minOccurs="0" maxOccurs="1"/>
+        <xsd:element ref="dcterms:created" minOccurs="0" maxOccurs="1"/>
+        <xsd:element ref="dc:identifier" minOccurs="0" maxOccurs="1"/>
+        <xsd:element name="contentType" minOccurs="0" maxOccurs="1" type="xsd:string" ma:index="0" ma:displayName="Content Type"/>
+        <xsd:element ref="dc:title" minOccurs="0" maxOccurs="1" ma:index="4" ma:displayName="Title"/>
+        <xsd:element ref="dc:subject" minOccurs="0" maxOccurs="1"/>
+        <xsd:element ref="dc:description" minOccurs="0" maxOccurs="1"/>
+        <xsd:element name="keywords" minOccurs="0" maxOccurs="1" type="xsd:string"/>
+        <xsd:element ref="dc:language" minOccurs="0" maxOccurs="1"/>
+        <xsd:element name="category" minOccurs="0" maxOccurs="1" type="xsd:string"/>
+        <xsd:element name="version" minOccurs="0" maxOccurs="1" type="xsd:string"/>
+        <xsd:element name="revision" minOccurs="0" maxOccurs="1" type="xsd:string">
+          <xsd:annotation>
+            <xsd:documentation>
+                        This value indicates the number of saves or revisions. The application is responsible for updating this value after each revision.
+                    </xsd:documentation>
+          </xsd:annotation>
+        </xsd:element>
+        <xsd:element name="lastModifiedBy" minOccurs="0" maxOccurs="1" type="xsd:string"/>
+        <xsd:element ref="dcterms:modified" minOccurs="0" maxOccurs="1"/>
+        <xsd:element name="contentStatus" minOccurs="0" maxOccurs="1" type="xsd:string"/>
+      </xsd:all>
+    </xsd:complexType>
+  </xsd:schema>
+  <xs:schema xmlns:pc="http://schemas.microsoft.com/office/infopath/2007/PartnerControls" xmlns:xs="http://www.w3.org/2001/XMLSchema" targetNamespace="http://schemas.microsoft.com/office/infopath/2007/PartnerControls" elementFormDefault="qualified" attributeFormDefault="unqualified">
+    <xs:element name="Person">
+      <xs:complexType>
+        <xs:sequence>
+          <xs:element ref="pc:DisplayName" minOccurs="0"/>
+          <xs:element ref="pc:AccountId" minOccurs="0"/>
+          <xs:element ref="pc:AccountType" minOccurs="0"/>
+        </xs:sequence>
+      </xs:complexType>
+    </xs:element>
+    <xs:element name="DisplayName" type="xs:string"/>
+    <xs:element name="AccountId" type="xs:string"/>
+    <xs:element name="AccountType" type="xs:string"/>
+    <xs:element name="BDCAssociatedEntity">
+      <xs:complexType>
+        <xs:sequence>
+          <xs:element ref="pc:BDCEntity" minOccurs="0" maxOccurs="unbounded"/>
+        </xs:sequence>
+        <xs:attribute ref="pc:EntityNamespace"/>
+        <xs:attribute ref="pc:EntityName"/>
+        <xs:attribute ref="pc:SystemInstanceName"/>
+        <xs:attribute ref="pc:AssociationName"/>
+      </xs:complexType>
+    </xs:element>
+    <xs:attribute name="EntityNamespace" type="xs:string"/>
+    <xs:attribute name="EntityName" type="xs:string"/>
+    <xs:attribute name="SystemInstanceName" type="xs:string"/>
+    <xs:attribute name="AssociationName" type="xs:string"/>
+    <xs:element name="BDCEntity">
+      <xs:complexType>
+        <xs:sequence>
+          <xs:element ref="pc:EntityDisplayName" minOccurs="0"/>
+          <xs:element ref="pc:EntityInstanceReference" minOccurs="0"/>
+          <xs:element ref="pc:EntityId1" minOccurs="0"/>
+          <xs:element ref="pc:EntityId2" minOccurs="0"/>
+          <xs:element ref="pc:EntityId3" minOccurs="0"/>
+          <xs:element ref="pc:EntityId4" minOccurs="0"/>
+          <xs:element ref="pc:EntityId5" minOccurs="0"/>
+        </xs:sequence>
+      </xs:complexType>
+    </xs:element>
+    <xs:element name="EntityDisplayName" type="xs:string"/>
+    <xs:element name="EntityInstanceReference" type="xs:string"/>
+    <xs:element name="EntityId1" type="xs:string"/>
+    <xs:element name="EntityId2" type="xs:string"/>
+    <xs:element name="EntityId3" type="xs:string"/>
+    <xs:element name="EntityId4" type="xs:string"/>
+    <xs:element name="EntityId5" type="xs:string"/>
+    <xs:element name="Terms">
+      <xs:complexType>
+        <xs:sequence>
+          <xs:element ref="pc:TermInfo" minOccurs="0" maxOccurs="unbounded"/>
+        </xs:sequence>
+      </xs:complexType>
+    </xs:element>
+    <xs:element name="TermInfo">
+      <xs:complexType>
+        <xs:sequence>
+          <xs:element ref="pc:TermName" minOccurs="0"/>
+          <xs:element ref="pc:TermId" minOccurs="0"/>
+        </xs:sequence>
+      </xs:complexType>
+    </xs:element>
+    <xs:element name="TermName" type="xs:string"/>
+    <xs:element name="TermId" type="xs:string"/>
+  </xs:schema>
+</ct:contentTypeSchema>
+</file>
+
+<file path=customXml/item3.xml><?xml version="1.0" encoding="utf-8"?>
+<p:properties xmlns:p="http://schemas.microsoft.com/office/2006/metadata/properties" xmlns:xsi="http://www.w3.org/2001/XMLSchema-instance" xmlns:pc="http://schemas.microsoft.com/office/infopath/2007/PartnerControls">
+  <documentManagement>
+    <TaxCatchAll xmlns="cbeac988-4fd5-47cf-ad03-89cc7678fa90" xsi:nil="true"/>
+    <lcf76f155ced4ddcb4097134ff3c332f xmlns="aa9c99c1-69c1-4b58-9df5-4d4796c46f8a">
+      <Terms xmlns="http://schemas.microsoft.com/office/infopath/2007/PartnerControls"/>
+    </lcf76f155ced4ddcb4097134ff3c332f>
+    <SharedWithUsers xmlns="cbeac988-4fd5-47cf-ad03-89cc7678fa90">
+      <UserInfo>
+        <DisplayName/>
+        <AccountId xsi:nil="true"/>
+        <AccountType/>
+      </UserInfo>
+    </SharedWithUsers>
+  </documentManagement>
+</p:properties>
+</file>
+
+<file path=customXml/itemProps1.xml><?xml version="1.0" encoding="utf-8"?>
+<ds:datastoreItem xmlns:ds="http://schemas.openxmlformats.org/officeDocument/2006/customXml" ds:itemID="{4BECF9F2-3A10-48CC-8D31-4F6E8664527E}">
+  <ds:schemaRefs>
+    <ds:schemaRef ds:uri="http://schemas.microsoft.com/sharepoint/v3/contenttype/forms"/>
+  </ds:schemaRefs>
+</ds:datastoreItem>
+</file>
+
+<file path=customXml/itemProps2.xml><?xml version="1.0" encoding="utf-8"?>
+<ds:datastoreItem xmlns:ds="http://schemas.openxmlformats.org/officeDocument/2006/customXml" ds:itemID="{26FF9410-7F49-4DD5-9478-D670A139DF54}">
+  <ds:schemaRefs>
+    <ds:schemaRef ds:uri="http://schemas.microsoft.com/office/2006/metadata/contentType"/>
+    <ds:schemaRef ds:uri="http://schemas.microsoft.com/office/2006/metadata/properties/metaAttributes"/>
+    <ds:schemaRef ds:uri="http://www.w3.org/2001/XMLSchema"/>
+    <ds:schemaRef ds:uri="http://schemas.microsoft.com/office/2006/metadata/properties"/>
+    <ds:schemaRef ds:uri="aa9c99c1-69c1-4b58-9df5-4d4796c46f8a"/>
+    <ds:schemaRef ds:uri="cbeac988-4fd5-47cf-ad03-89cc7678fa90"/>
+    <ds:schemaRef ds:uri="http://schemas.microsoft.com/office/2006/documentManagement/types"/>
+    <ds:schemaRef ds:uri="http://schemas.microsoft.com/office/infopath/2007/PartnerControls"/>
+    <ds:schemaRef ds:uri="http://schemas.openxmlformats.org/package/2006/metadata/core-properties"/>
+    <ds:schemaRef ds:uri="http://purl.org/dc/elements/1.1/"/>
+    <ds:schemaRef ds:uri="http://purl.org/dc/terms/"/>
+    <ds:schemaRef ds:uri="http://schemas.microsoft.com/internal/obd"/>
+  </ds:schemaRefs>
+</ds:datastoreItem>
+</file>
+
+<file path=customXml/itemProps3.xml><?xml version="1.0" encoding="utf-8"?>
+<ds:datastoreItem xmlns:ds="http://schemas.openxmlformats.org/officeDocument/2006/customXml" ds:itemID="{C6C5DCE0-D69C-4B6E-96D9-C69B23DE6D4A}">
+  <ds:schemaRefs>
+    <ds:schemaRef ds:uri="http://schemas.microsoft.com/office/2006/metadata/properties"/>
+    <ds:schemaRef ds:uri="http://schemas.microsoft.com/office/infopath/2007/PartnerControls"/>
+    <ds:schemaRef ds:uri="cbeac988-4fd5-47cf-ad03-89cc7678fa90"/>
+    <ds:schemaRef ds:uri="aa9c99c1-69c1-4b58-9df5-4d4796c46f8a"/>
+  </ds:schemaRefs>
+</ds:datastoreItem>
 </file>
--- a/backend/templates/task/CDOGS-TDR-TEMPLATE-v1.docx
+++ b/backend/templates/task/CDOGS-TDR-TEMPLATE-v1.docx
@@ -130,7 +130,18 @@
                 <w:sz w:val="20"/>
                 <w:szCs w:val="20"/>
               </w:rPr>
-              <w:t>investigationIdentifier</w:t>
+              <w:t>investigation</w:t>
+            </w:r>
+            <w:r>
+              <w:rPr>
+                <w:rFonts w:ascii="BC Sans" w:eastAsia="Times New Roman" w:hAnsi="BC Sans" w:cs="Times New Roman"/>
+                <w:b w:val="0"/>
+                <w:bCs w:val="0"/>
+                <w:color w:val="000000" w:themeColor="text1"/>
+                <w:sz w:val="20"/>
+                <w:szCs w:val="20"/>
+              </w:rPr>
+              <w:t>Label</w:t>
             </w:r>
             <w:proofErr w:type="spellEnd"/>
             <w:r>
@@ -933,22 +944,64 @@
         <w:spacing w:after="0"/>
         <w:rPr>
           <w:rFonts w:ascii="BC Sans" w:hAnsi="BC Sans"/>
-          <w:sz w:val="20"/>
-          <w:szCs w:val="20"/>
-        </w:rPr>
-      </w:pPr>
-    </w:p>
-    <w:p>
-      <w:pPr>
-        <w:spacing w:after="0"/>
-        <w:rPr>
-          <w:rFonts w:ascii="BC Sans" w:hAnsi="BC Sans"/>
           <w:b/>
           <w:bCs/>
           <w:sz w:val="20"/>
           <w:szCs w:val="20"/>
         </w:rPr>
       </w:pPr>
+      <w:r>
+        <w:rPr>
+          <w:rFonts w:ascii="BC Sans" w:hAnsi="BC Sans"/>
+          <w:sz w:val="20"/>
+          <w:szCs w:val="20"/>
+        </w:rPr>
+        <w:t>{</w:t>
+      </w:r>
+      <w:proofErr w:type="spellStart"/>
+      <w:r>
+        <w:rPr>
+          <w:rFonts w:ascii="BC Sans" w:hAnsi="BC Sans"/>
+          <w:sz w:val="20"/>
+          <w:szCs w:val="20"/>
+        </w:rPr>
+        <w:t>d.hasDiaryDates:ifEQ</w:t>
+      </w:r>
+      <w:proofErr w:type="spellEnd"/>
+      <w:r>
+        <w:rPr>
+          <w:rFonts w:ascii="BC Sans" w:hAnsi="BC Sans"/>
+          <w:sz w:val="20"/>
+          <w:szCs w:val="20"/>
+        </w:rPr>
+        <w:t>(true):</w:t>
+      </w:r>
+      <w:proofErr w:type="spellStart"/>
+      <w:r>
+        <w:rPr>
+          <w:rFonts w:ascii="BC Sans" w:hAnsi="BC Sans"/>
+          <w:sz w:val="20"/>
+          <w:szCs w:val="20"/>
+        </w:rPr>
+        <w:t>showBegin</w:t>
+      </w:r>
+      <w:proofErr w:type="spellEnd"/>
+      <w:r>
+        <w:rPr>
+          <w:rFonts w:ascii="BC Sans" w:hAnsi="BC Sans"/>
+          <w:sz w:val="20"/>
+          <w:szCs w:val="20"/>
+        </w:rPr>
+        <w:t>}</w:t>
+      </w:r>
+      <w:r>
+        <w:rPr>
+          <w:rFonts w:ascii="BC Sans" w:hAnsi="BC Sans"/>
+          <w:sz w:val="20"/>
+          <w:szCs w:val="20"/>
+        </w:rPr>
+        <w:br/>
+      </w:r>
       <w:r>
         <w:rPr>
           <w:rFonts w:ascii="BC Sans" w:hAnsi="BC Sans"/>
@@ -1363,22 +1416,44 @@
         <w:spacing w:after="0"/>
         <w:rPr>
           <w:rFonts w:ascii="BC Sans" w:hAnsi="BC Sans"/>
-          <w:sz w:val="20"/>
-          <w:szCs w:val="20"/>
-        </w:rPr>
-      </w:pPr>
-    </w:p>
-    <w:p>
-      <w:pPr>
-        <w:spacing w:after="0"/>
-        <w:rPr>
-          <w:rFonts w:ascii="BC Sans" w:hAnsi="BC Sans"/>
           <w:b/>
           <w:bCs/>
           <w:sz w:val="20"/>
           <w:szCs w:val="20"/>
         </w:rPr>
       </w:pPr>
+      <w:r>
+        <w:rPr>
+          <w:rFonts w:ascii="BC Sans" w:hAnsi="BC Sans"/>
+          <w:sz w:val="20"/>
+          <w:szCs w:val="20"/>
+        </w:rPr>
+        <w:t>{d.hasDiaryDates:showEnd}{d.</w:t>
+      </w:r>
+      <w:r>
+        <w:rPr>
+          <w:rFonts w:ascii="BC Sans" w:hAnsi="BC Sans"/>
+          <w:sz w:val="20"/>
+          <w:szCs w:val="20"/>
+        </w:rPr>
+        <w:t>hasActivityNotes</w:t>
+      </w:r>
+      <w:r>
+        <w:rPr>
+          <w:rFonts w:ascii="BC Sans" w:hAnsi="BC Sans"/>
+          <w:sz w:val="20"/>
+          <w:szCs w:val="20"/>
+        </w:rPr>
+        <w:t>:ifEQ(true):showBegin}</w:t>
+      </w:r>
+      <w:r>
+        <w:rPr>
+          <w:rFonts w:ascii="BC Sans" w:hAnsi="BC Sans"/>
+          <w:sz w:val="20"/>
+          <w:szCs w:val="20"/>
+        </w:rPr>
+        <w:br/>
+      </w:r>
       <w:r>
         <w:rPr>
           <w:rFonts w:ascii="BC Sans" w:hAnsi="BC Sans"/>
@@ -1397,9 +1472,9 @@
         <w:tblLook w:val="04A0" w:firstRow="1" w:lastRow="0" w:firstColumn="1" w:lastColumn="0" w:noHBand="0" w:noVBand="1"/>
       </w:tblPr>
       <w:tblGrid>
-        <w:gridCol w:w="5040"/>
-        <w:gridCol w:w="3690"/>
-        <w:gridCol w:w="2070"/>
+        <w:gridCol w:w="6493"/>
+        <w:gridCol w:w="2586"/>
+        <w:gridCol w:w="1721"/>
       </w:tblGrid>
       <w:tr>
         <w:trPr>
@@ -1409,7 +1484,7 @@
         <w:tc>
           <w:tcPr>
             <w:cnfStyle w:val="001000000100" w:firstRow="0" w:lastRow="0" w:firstColumn="1" w:lastColumn="0" w:oddVBand="0" w:evenVBand="0" w:oddHBand="0" w:evenHBand="0" w:firstRowFirstColumn="1" w:firstRowLastColumn="0" w:lastRowFirstColumn="0" w:lastRowLastColumn="0"/>
-            <w:tcW w:w="5040" w:type="dxa"/>
+            <w:tcW w:w="7549" w:type="dxa"/>
           </w:tcPr>
           <w:p>
             <w:pPr>
@@ -1439,7 +1514,7 @@
         </w:tc>
         <w:tc>
           <w:tcPr>
-            <w:tcW w:w="3690" w:type="dxa"/>
+            <w:tcW w:w="1181" w:type="dxa"/>
           </w:tcPr>
           <w:p>
             <w:pPr>
@@ -1508,7 +1583,7 @@
         <w:tc>
           <w:tcPr>
             <w:cnfStyle w:val="001000000000" w:firstRow="0" w:lastRow="0" w:firstColumn="1" w:lastColumn="0" w:oddVBand="0" w:evenVBand="0" w:oddHBand="0" w:evenHBand="0" w:firstRowFirstColumn="0" w:firstRowLastColumn="0" w:lastRowFirstColumn="0" w:lastRowLastColumn="0"/>
-            <w:tcW w:w="5040" w:type="dxa"/>
+            <w:tcW w:w="7549" w:type="dxa"/>
             <w:noWrap/>
             <w:vAlign w:val="center"/>
           </w:tcPr>
@@ -1611,7 +1686,7 @@
         </w:tc>
         <w:tc>
           <w:tcPr>
-            <w:tcW w:w="3690" w:type="dxa"/>
+            <w:tcW w:w="1181" w:type="dxa"/>
             <w:tcBorders>
               <w:right w:val="single" w:sz="4" w:space="0" w:color="7F7F7F" w:themeColor="text1" w:themeTint="80"/>
             </w:tcBorders>
@@ -1687,6 +1762,75 @@
                 <w:szCs w:val="18"/>
               </w:rPr>
               <w:t>actionedDate</w:t>
+            </w:r>
+            <w:proofErr w:type="spellEnd"/>
+            <w:r>
+              <w:rPr>
+                <w:rFonts w:ascii="BC Sans" w:eastAsia="Times New Roman" w:hAnsi="BC Sans" w:cs="Times New Roman"/>
+                <w:color w:val="000000" w:themeColor="text1"/>
+                <w:sz w:val="18"/>
+                <w:szCs w:val="18"/>
+              </w:rPr>
+              <w:t>}</w:t>
+            </w:r>
+            <w:r>
+              <w:rPr>
+                <w:rFonts w:ascii="BC Sans" w:eastAsia="Times New Roman" w:hAnsi="BC Sans" w:cs="Times New Roman"/>
+                <w:color w:val="000000" w:themeColor="text1"/>
+                <w:sz w:val="18"/>
+                <w:szCs w:val="18"/>
+              </w:rPr>
+              <w:t xml:space="preserve"> {</w:t>
+            </w:r>
+            <w:proofErr w:type="spellStart"/>
+            <w:r>
+              <w:rPr>
+                <w:rFonts w:ascii="BC Sans" w:eastAsia="Times New Roman" w:hAnsi="BC Sans" w:cs="Times New Roman"/>
+                <w:color w:val="000000" w:themeColor="text1"/>
+                <w:sz w:val="18"/>
+                <w:szCs w:val="18"/>
+              </w:rPr>
+              <w:t>d.activityNotes</w:t>
+            </w:r>
+            <w:proofErr w:type="spellEnd"/>
+            <w:r>
+              <w:rPr>
+                <w:rFonts w:ascii="BC Sans" w:eastAsia="Times New Roman" w:hAnsi="BC Sans" w:cs="Times New Roman"/>
+                <w:color w:val="000000" w:themeColor="text1"/>
+                <w:sz w:val="18"/>
+                <w:szCs w:val="18"/>
+              </w:rPr>
+              <w:t>[</w:t>
+            </w:r>
+            <w:proofErr w:type="spellStart"/>
+            <w:r>
+              <w:rPr>
+                <w:rFonts w:ascii="BC Sans" w:eastAsia="Times New Roman" w:hAnsi="BC Sans" w:cs="Times New Roman"/>
+                <w:color w:val="000000" w:themeColor="text1"/>
+                <w:sz w:val="18"/>
+                <w:szCs w:val="18"/>
+              </w:rPr>
+              <w:t>i</w:t>
+            </w:r>
+            <w:proofErr w:type="spellEnd"/>
+            <w:r>
+              <w:rPr>
+                <w:rFonts w:ascii="BC Sans" w:eastAsia="Times New Roman" w:hAnsi="BC Sans" w:cs="Times New Roman"/>
+                <w:color w:val="000000" w:themeColor="text1"/>
+                <w:sz w:val="18"/>
+                <w:szCs w:val="18"/>
+              </w:rPr>
+              <w:t>].</w:t>
+            </w:r>
+            <w:proofErr w:type="spellStart"/>
+            <w:r>
+              <w:rPr>
+                <w:rFonts w:ascii="BC Sans" w:eastAsia="Times New Roman" w:hAnsi="BC Sans" w:cs="Times New Roman"/>
+                <w:color w:val="000000" w:themeColor="text1"/>
+                <w:sz w:val="18"/>
+                <w:szCs w:val="18"/>
+              </w:rPr>
+              <w:t>actionedTime</w:t>
             </w:r>
             <w:proofErr w:type="spellEnd"/>
             <w:r>
@@ -1896,7 +2040,7 @@
         <w:tc>
           <w:tcPr>
             <w:cnfStyle w:val="001000000000" w:firstRow="0" w:lastRow="0" w:firstColumn="1" w:lastColumn="0" w:oddVBand="0" w:evenVBand="0" w:oddHBand="0" w:evenHBand="0" w:firstRowFirstColumn="0" w:firstRowLastColumn="0" w:lastRowFirstColumn="0" w:lastRowLastColumn="0"/>
-            <w:tcW w:w="5040" w:type="dxa"/>
+            <w:tcW w:w="7549" w:type="dxa"/>
             <w:noWrap/>
             <w:vAlign w:val="center"/>
           </w:tcPr>
@@ -1974,7 +2118,7 @@
         </w:tc>
         <w:tc>
           <w:tcPr>
-            <w:tcW w:w="3690" w:type="dxa"/>
+            <w:tcW w:w="1181" w:type="dxa"/>
             <w:tcBorders>
               <w:right w:val="single" w:sz="4" w:space="0" w:color="7F7F7F" w:themeColor="text1" w:themeTint="80"/>
             </w:tcBorders>
@@ -2029,6 +2173,55 @@
                 <w:szCs w:val="18"/>
               </w:rPr>
               <w:t>actionedDate</w:t>
+            </w:r>
+            <w:proofErr w:type="spellEnd"/>
+            <w:r>
+              <w:rPr>
+                <w:rFonts w:ascii="BC Sans" w:eastAsia="Times New Roman" w:hAnsi="BC Sans" w:cs="Times New Roman"/>
+                <w:color w:val="000000" w:themeColor="text1"/>
+                <w:sz w:val="18"/>
+                <w:szCs w:val="18"/>
+              </w:rPr>
+              <w:t>}</w:t>
+            </w:r>
+            <w:r>
+              <w:rPr>
+                <w:rFonts w:ascii="BC Sans" w:eastAsia="Times New Roman" w:hAnsi="BC Sans" w:cs="Times New Roman"/>
+                <w:color w:val="000000" w:themeColor="text1"/>
+                <w:sz w:val="18"/>
+                <w:szCs w:val="18"/>
+              </w:rPr>
+              <w:t xml:space="preserve"> {</w:t>
+            </w:r>
+            <w:proofErr w:type="spellStart"/>
+            <w:r>
+              <w:rPr>
+                <w:rFonts w:ascii="BC Sans" w:eastAsia="Times New Roman" w:hAnsi="BC Sans" w:cs="Times New Roman"/>
+                <w:color w:val="000000" w:themeColor="text1"/>
+                <w:sz w:val="18"/>
+                <w:szCs w:val="18"/>
+              </w:rPr>
+              <w:t>d.activityNotes</w:t>
+            </w:r>
+            <w:proofErr w:type="spellEnd"/>
+            <w:r>
+              <w:rPr>
+                <w:rFonts w:ascii="BC Sans" w:eastAsia="Times New Roman" w:hAnsi="BC Sans" w:cs="Times New Roman"/>
+                <w:color w:val="000000" w:themeColor="text1"/>
+                <w:sz w:val="18"/>
+                <w:szCs w:val="18"/>
+              </w:rPr>
+              <w:t>[i+1].</w:t>
+            </w:r>
+            <w:proofErr w:type="spellStart"/>
+            <w:r>
+              <w:rPr>
+                <w:rFonts w:ascii="BC Sans" w:eastAsia="Times New Roman" w:hAnsi="BC Sans" w:cs="Times New Roman"/>
+                <w:color w:val="000000" w:themeColor="text1"/>
+                <w:sz w:val="18"/>
+                <w:szCs w:val="18"/>
+              </w:rPr>
+              <w:t>actionedTime</w:t>
             </w:r>
             <w:proofErr w:type="spellEnd"/>
             <w:r>
@@ -2201,6 +2394,48 @@
           <w:szCs w:val="20"/>
         </w:rPr>
       </w:pPr>
+      <w:r>
+        <w:rPr>
+          <w:rFonts w:ascii="BC Sans" w:hAnsi="BC Sans"/>
+          <w:sz w:val="20"/>
+          <w:szCs w:val="20"/>
+        </w:rPr>
+        <w:t>{</w:t>
+      </w:r>
+      <w:proofErr w:type="spellStart"/>
+      <w:r>
+        <w:rPr>
+          <w:rFonts w:ascii="BC Sans" w:hAnsi="BC Sans"/>
+          <w:sz w:val="20"/>
+          <w:szCs w:val="20"/>
+        </w:rPr>
+        <w:t>d.</w:t>
+      </w:r>
+      <w:r>
+        <w:rPr>
+          <w:rFonts w:ascii="BC Sans" w:hAnsi="BC Sans"/>
+          <w:sz w:val="20"/>
+          <w:szCs w:val="20"/>
+        </w:rPr>
+        <w:t>hasActivityNotes</w:t>
+      </w:r>
+      <w:r>
+        <w:rPr>
+          <w:rFonts w:ascii="BC Sans" w:hAnsi="BC Sans"/>
+          <w:sz w:val="20"/>
+          <w:szCs w:val="20"/>
+        </w:rPr>
+        <w:t>:showEnd</w:t>
+      </w:r>
+      <w:proofErr w:type="spellEnd"/>
+      <w:r>
+        <w:rPr>
+          <w:rFonts w:ascii="BC Sans" w:hAnsi="BC Sans"/>
+          <w:sz w:val="20"/>
+          <w:szCs w:val="20"/>
+        </w:rPr>
+        <w:t>}</w:t>
+      </w:r>
     </w:p>
     <w:tbl>
       <w:tblPr>
@@ -2939,6 +3174,52 @@
             <w:pStyle w:val="Header"/>
             <w:ind w:left="-115"/>
           </w:pPr>
+          <w:r>
+            <w:rPr>
+              <w:noProof/>
+            </w:rPr>
+            <w:drawing>
+              <wp:inline distT="0" distB="0" distL="0" distR="0" wp14:anchorId="31FA1709" wp14:editId="6252712F">
+                <wp:extent cx="1009859" cy="479515"/>
+                <wp:effectExtent l="0" t="0" r="0" b="0"/>
+                <wp:docPr id="805052819" name="Graphic 2"/>
+                <wp:cNvGraphicFramePr>
+                  <a:graphicFrameLocks xmlns:a="http://schemas.openxmlformats.org/drawingml/2006/main" noChangeAspect="1"/>
+                </wp:cNvGraphicFramePr>
+                <a:graphic xmlns:a="http://schemas.openxmlformats.org/drawingml/2006/main">
+                  <a:graphicData uri="http://schemas.openxmlformats.org/drawingml/2006/picture">
+                    <pic:pic xmlns:pic="http://schemas.openxmlformats.org/drawingml/2006/picture">
+                      <pic:nvPicPr>
+                        <pic:cNvPr id="805052819" name="Graphic 805052819"/>
+                        <pic:cNvPicPr/>
+                      </pic:nvPicPr>
+                      <pic:blipFill>
+                        <a:blip r:embed="rId1">
+                          <a:extLst>
+                            <a:ext uri="{96DAC541-7B7A-43D3-8B79-37D633B846F1}">
+                              <asvg:svgBlip xmlns:asvg="http://schemas.microsoft.com/office/drawing/2016/SVG/main" r:embed="rId2"/>
+                            </a:ext>
+                          </a:extLst>
+                        </a:blip>
+                        <a:stretch>
+                          <a:fillRect/>
+                        </a:stretch>
+                      </pic:blipFill>
+                      <pic:spPr>
+                        <a:xfrm>
+                          <a:off x="0" y="0"/>
+                          <a:ext cx="1051704" cy="499384"/>
+                        </a:xfrm>
+                        <a:prstGeom prst="rect">
+                          <a:avLst/>
+                        </a:prstGeom>
+                      </pic:spPr>
+                    </pic:pic>
+                  </a:graphicData>
+                </a:graphic>
+              </wp:inline>
+            </w:drawing>
+          </w:r>
         </w:p>
       </w:tc>
       <w:tc>
@@ -3422,7 +3703,7 @@
   <w:style w:type="paragraph" w:default="1" w:styleId="Normal">
     <w:name w:val="Normal"/>
     <w:qFormat/>
-    <w:rsid w:val="0031143D"/>
+    <w:rsid w:val="004E62FC"/>
   </w:style>
   <w:style w:type="paragraph" w:styleId="Heading1">
     <w:name w:val="heading 1"/>
@@ -4528,12 +4809,21 @@
 </file>
 
 <file path=customXml/item1.xml><?xml version="1.0" encoding="utf-8"?>
-<?mso-contentType ?>
-<FormTemplates xmlns="http://schemas.microsoft.com/sharepoint/v3/contenttype/forms">
-  <Display>DocumentLibraryForm</Display>
-  <Edit>DocumentLibraryForm</Edit>
-  <New>DocumentLibraryForm</New>
-</FormTemplates>
+<p:properties xmlns:p="http://schemas.microsoft.com/office/2006/metadata/properties" xmlns:xsi="http://www.w3.org/2001/XMLSchema-instance" xmlns:pc="http://schemas.microsoft.com/office/infopath/2007/PartnerControls">
+  <documentManagement>
+    <TaxCatchAll xmlns="cbeac988-4fd5-47cf-ad03-89cc7678fa90" xsi:nil="true"/>
+    <lcf76f155ced4ddcb4097134ff3c332f xmlns="aa9c99c1-69c1-4b58-9df5-4d4796c46f8a">
+      <Terms xmlns="http://schemas.microsoft.com/office/infopath/2007/PartnerControls"/>
+    </lcf76f155ced4ddcb4097134ff3c332f>
+    <SharedWithUsers xmlns="cbeac988-4fd5-47cf-ad03-89cc7678fa90">
+      <UserInfo>
+        <DisplayName/>
+        <AccountId xsi:nil="true"/>
+        <AccountType/>
+      </UserInfo>
+    </SharedWithUsers>
+  </documentManagement>
+</p:properties>
 </file>
 
 <file path=customXml/item2.xml><?xml version="1.0" encoding="utf-8"?>
@@ -4772,27 +5062,21 @@
 </file>
 
 <file path=customXml/item3.xml><?xml version="1.0" encoding="utf-8"?>
-<p:properties xmlns:p="http://schemas.microsoft.com/office/2006/metadata/properties" xmlns:xsi="http://www.w3.org/2001/XMLSchema-instance" xmlns:pc="http://schemas.microsoft.com/office/infopath/2007/PartnerControls">
-  <documentManagement>
-    <TaxCatchAll xmlns="cbeac988-4fd5-47cf-ad03-89cc7678fa90" xsi:nil="true"/>
-    <lcf76f155ced4ddcb4097134ff3c332f xmlns="aa9c99c1-69c1-4b58-9df5-4d4796c46f8a">
-      <Terms xmlns="http://schemas.microsoft.com/office/infopath/2007/PartnerControls"/>
-    </lcf76f155ced4ddcb4097134ff3c332f>
-    <SharedWithUsers xmlns="cbeac988-4fd5-47cf-ad03-89cc7678fa90">
-      <UserInfo>
-        <DisplayName/>
-        <AccountId xsi:nil="true"/>
-        <AccountType/>
-      </UserInfo>
-    </SharedWithUsers>
-  </documentManagement>
-</p:properties>
+<?mso-contentType ?>
+<FormTemplates xmlns="http://schemas.microsoft.com/sharepoint/v3/contenttype/forms">
+  <Display>DocumentLibraryForm</Display>
+  <Edit>DocumentLibraryForm</Edit>
+  <New>DocumentLibraryForm</New>
+</FormTemplates>
 </file>
 
 <file path=customXml/itemProps1.xml><?xml version="1.0" encoding="utf-8"?>
-<ds:datastoreItem xmlns:ds="http://schemas.openxmlformats.org/officeDocument/2006/customXml" ds:itemID="{4BECF9F2-3A10-48CC-8D31-4F6E8664527E}">
+<ds:datastoreItem xmlns:ds="http://schemas.openxmlformats.org/officeDocument/2006/customXml" ds:itemID="{C6C5DCE0-D69C-4B6E-96D9-C69B23DE6D4A}">
   <ds:schemaRefs>
-    <ds:schemaRef ds:uri="http://schemas.microsoft.com/sharepoint/v3/contenttype/forms"/>
+    <ds:schemaRef ds:uri="http://schemas.microsoft.com/office/2006/metadata/properties"/>
+    <ds:schemaRef ds:uri="http://schemas.microsoft.com/office/infopath/2007/PartnerControls"/>
+    <ds:schemaRef ds:uri="cbeac988-4fd5-47cf-ad03-89cc7678fa90"/>
+    <ds:schemaRef ds:uri="aa9c99c1-69c1-4b58-9df5-4d4796c46f8a"/>
   </ds:schemaRefs>
 </ds:datastoreItem>
 </file>
@@ -4817,12 +5101,9 @@
 </file>
 
 <file path=customXml/itemProps3.xml><?xml version="1.0" encoding="utf-8"?>
-<ds:datastoreItem xmlns:ds="http://schemas.openxmlformats.org/officeDocument/2006/customXml" ds:itemID="{C6C5DCE0-D69C-4B6E-96D9-C69B23DE6D4A}">
+<ds:datastoreItem xmlns:ds="http://schemas.openxmlformats.org/officeDocument/2006/customXml" ds:itemID="{4BECF9F2-3A10-48CC-8D31-4F6E8664527E}">
   <ds:schemaRefs>
-    <ds:schemaRef ds:uri="http://schemas.microsoft.com/office/2006/metadata/properties"/>
-    <ds:schemaRef ds:uri="http://schemas.microsoft.com/office/infopath/2007/PartnerControls"/>
-    <ds:schemaRef ds:uri="cbeac988-4fd5-47cf-ad03-89cc7678fa90"/>
-    <ds:schemaRef ds:uri="aa9c99c1-69c1-4b58-9df5-4d4796c46f8a"/>
+    <ds:schemaRef ds:uri="http://schemas.microsoft.com/sharepoint/v3/contenttype/forms"/>
   </ds:schemaRefs>
 </ds:datastoreItem>
 </file>
--- a/backend/templates/task/CDOGS-TDR-TEMPLATE-v1.docx
+++ b/backend/templates/task/CDOGS-TDR-TEMPLATE-v1.docx
@@ -101,7 +101,6 @@
               </w:rPr>
               <w:t>{</w:t>
             </w:r>
-            <w:proofErr w:type="spellStart"/>
             <w:r>
               <w:rPr>
                 <w:rFonts w:ascii="BC Sans" w:eastAsia="Times New Roman" w:hAnsi="BC Sans" w:cs="Times New Roman"/>
@@ -143,7 +142,6 @@
               </w:rPr>
               <w:t>Label</w:t>
             </w:r>
-            <w:proofErr w:type="spellEnd"/>
             <w:r>
               <w:rPr>
                 <w:rFonts w:ascii="BC Sans" w:eastAsia="Times New Roman" w:hAnsi="BC Sans" w:cs="Times New Roman"/>
@@ -188,7 +186,6 @@
               </w:rPr>
               <w:t>: {</w:t>
             </w:r>
-            <w:proofErr w:type="spellStart"/>
             <w:r>
               <w:rPr>
                 <w:rFonts w:ascii="BC Sans" w:eastAsia="Times New Roman" w:hAnsi="BC Sans" w:cs="Times New Roman"/>
@@ -221,7 +218,6 @@
               </w:rPr>
               <w:t>taskNumber</w:t>
             </w:r>
-            <w:proofErr w:type="spellEnd"/>
             <w:r>
               <w:rPr>
                 <w:rFonts w:ascii="BC Sans" w:eastAsia="Times New Roman" w:hAnsi="BC Sans" w:cs="Times New Roman"/>
@@ -395,7 +391,6 @@
               </w:rPr>
               <w:t>{</w:t>
             </w:r>
-            <w:proofErr w:type="spellStart"/>
             <w:r>
               <w:rPr>
                 <w:rFonts w:ascii="BC Sans" w:eastAsia="Times New Roman" w:hAnsi="BC Sans" w:cs="Times New Roman"/>
@@ -423,7 +418,6 @@
               </w:rPr>
               <w:t>taskType.category.longDescription</w:t>
             </w:r>
-            <w:proofErr w:type="spellEnd"/>
             <w:r>
               <w:rPr>
                 <w:rFonts w:ascii="BC Sans" w:eastAsia="Times New Roman" w:hAnsi="BC Sans" w:cs="Times New Roman"/>
@@ -514,7 +508,6 @@
               </w:rPr>
               <w:t>.</w:t>
             </w:r>
-            <w:proofErr w:type="spellStart"/>
             <w:r>
               <w:rPr>
                 <w:rFonts w:ascii="BC Sans" w:eastAsia="Times New Roman" w:hAnsi="BC Sans" w:cs="Times New Roman"/>
@@ -525,7 +518,6 @@
               </w:rPr>
               <w:t>taskType.type.longDescription</w:t>
             </w:r>
-            <w:proofErr w:type="spellEnd"/>
             <w:r>
               <w:rPr>
                 <w:rFonts w:ascii="BC Sans" w:hAnsi="BC Sans"/>
@@ -600,7 +592,6 @@
               </w:rPr>
               <w:t>{</w:t>
             </w:r>
-            <w:proofErr w:type="spellStart"/>
             <w:r>
               <w:rPr>
                 <w:rFonts w:ascii="BC Sans" w:eastAsia="Times New Roman" w:hAnsi="BC Sans" w:cs="Times New Roman"/>
@@ -628,7 +619,6 @@
               </w:rPr>
               <w:t>remarks</w:t>
             </w:r>
-            <w:proofErr w:type="spellEnd"/>
             <w:r>
               <w:rPr>
                 <w:rFonts w:ascii="BC Sans" w:eastAsia="Times New Roman" w:hAnsi="BC Sans" w:cs="Times New Roman"/>
@@ -697,7 +687,6 @@
               </w:rPr>
               <w:t>{</w:t>
             </w:r>
-            <w:proofErr w:type="spellStart"/>
             <w:r>
               <w:rPr>
                 <w:rFonts w:ascii="BC Sans" w:eastAsia="Times New Roman" w:hAnsi="BC Sans" w:cs="Times New Roman"/>
@@ -727,7 +716,6 @@
               </w:rPr>
               <w:t>assignedUser.lastName</w:t>
             </w:r>
-            <w:proofErr w:type="spellEnd"/>
             <w:r>
               <w:rPr>
                 <w:rFonts w:ascii="BC Sans" w:eastAsia="Times New Roman" w:hAnsi="BC Sans" w:cs="Times New Roman"/>
@@ -748,31 +736,7 @@
                 <w:szCs w:val="20"/>
                 <w14:ligatures w14:val="none"/>
               </w:rPr>
-              <w:t>, {</w:t>
-            </w:r>
-            <w:proofErr w:type="spellStart"/>
-            <w:r>
-              <w:rPr>
-                <w:rFonts w:ascii="BC Sans" w:eastAsia="Times New Roman" w:hAnsi="BC Sans" w:cs="Times New Roman"/>
-                <w:color w:val="000000"/>
-                <w:kern w:val="0"/>
-                <w:sz w:val="20"/>
-                <w:szCs w:val="20"/>
-                <w14:ligatures w14:val="none"/>
-              </w:rPr>
-              <w:t>d.assignedUser.firstName</w:t>
-            </w:r>
-            <w:proofErr w:type="spellEnd"/>
-            <w:r>
-              <w:rPr>
-                <w:rFonts w:ascii="BC Sans" w:eastAsia="Times New Roman" w:hAnsi="BC Sans" w:cs="Times New Roman"/>
-                <w:color w:val="000000"/>
-                <w:kern w:val="0"/>
-                <w:sz w:val="20"/>
-                <w:szCs w:val="20"/>
-                <w14:ligatures w14:val="none"/>
-              </w:rPr>
-              <w:t>}</w:t>
+              <w:t>, {d.assignedUser.firstName}</w:t>
             </w:r>
           </w:p>
         </w:tc>
@@ -839,25 +803,7 @@
                 <w:sz w:val="20"/>
                 <w:szCs w:val="20"/>
               </w:rPr>
-              <w:t>{</w:t>
-            </w:r>
-            <w:proofErr w:type="spellStart"/>
-            <w:r>
-              <w:rPr>
-                <w:rFonts w:ascii="BC Sans" w:hAnsi="BC Sans" w:cs="BC Sans Light"/>
-                <w:sz w:val="20"/>
-                <w:szCs w:val="20"/>
-              </w:rPr>
-              <w:t>d.dueDate</w:t>
-            </w:r>
-            <w:proofErr w:type="spellEnd"/>
-            <w:r>
-              <w:rPr>
-                <w:rFonts w:ascii="BC Sans" w:hAnsi="BC Sans" w:cs="BC Sans Light"/>
-                <w:sz w:val="20"/>
-                <w:szCs w:val="20"/>
-              </w:rPr>
-              <w:t>}</w:t>
+              <w:t>{d.dueDate}</w:t>
             </w:r>
           </w:p>
         </w:tc>
@@ -915,25 +861,7 @@
                 <w:sz w:val="20"/>
                 <w:szCs w:val="20"/>
               </w:rPr>
-              <w:t>{</w:t>
-            </w:r>
-            <w:proofErr w:type="spellStart"/>
-            <w:r>
-              <w:rPr>
-                <w:rFonts w:ascii="BC Sans" w:hAnsi="BC Sans" w:cs="BC Sans Light"/>
-                <w:sz w:val="20"/>
-                <w:szCs w:val="20"/>
-              </w:rPr>
-              <w:t>d.description</w:t>
-            </w:r>
-            <w:proofErr w:type="spellEnd"/>
-            <w:r>
-              <w:rPr>
-                <w:rFonts w:ascii="BC Sans" w:hAnsi="BC Sans" w:cs="BC Sans Light"/>
-                <w:sz w:val="20"/>
-                <w:szCs w:val="20"/>
-              </w:rPr>
-              <w:t>}</w:t>
+              <w:t>{d.description}</w:t>
             </w:r>
           </w:p>
         </w:tc>
@@ -956,71 +884,7 @@
           <w:sz w:val="20"/>
           <w:szCs w:val="20"/>
         </w:rPr>
-        <w:t>{</w:t>
-      </w:r>
-      <w:proofErr w:type="spellStart"/>
-      <w:r>
-        <w:rPr>
-          <w:rFonts w:ascii="BC Sans" w:hAnsi="BC Sans"/>
-          <w:sz w:val="20"/>
-          <w:szCs w:val="20"/>
-        </w:rPr>
-        <w:t>d.hasDiaryDates:ifEQ</w:t>
-      </w:r>
-      <w:proofErr w:type="spellEnd"/>
-      <w:r>
-        <w:rPr>
-          <w:rFonts w:ascii="BC Sans" w:hAnsi="BC Sans"/>
-          <w:sz w:val="20"/>
-          <w:szCs w:val="20"/>
-        </w:rPr>
-        <w:t>(true):</w:t>
-      </w:r>
-      <w:proofErr w:type="spellStart"/>
-      <w:r>
-        <w:rPr>
-          <w:rFonts w:ascii="BC Sans" w:hAnsi="BC Sans"/>
-          <w:sz w:val="20"/>
-          <w:szCs w:val="20"/>
-        </w:rPr>
-        <w:t>showBegin</w:t>
-      </w:r>
-      <w:proofErr w:type="spellEnd"/>
-      <w:r>
-        <w:rPr>
-          <w:rFonts w:ascii="BC Sans" w:hAnsi="BC Sans"/>
-          <w:sz w:val="20"/>
-          <w:szCs w:val="20"/>
-        </w:rPr>
-        <w:t>}</w:t>
-      </w:r>
-      <w:r>
-        <w:rPr>
-          <w:rFonts w:ascii="BC Sans" w:hAnsi="BC Sans"/>
-          <w:sz w:val="20"/>
-          <w:szCs w:val="20"/>
-        </w:rPr>
-        <w:br/>
-      </w:r>
-      <w:r>
-        <w:rPr>
-          <w:rFonts w:ascii="BC Sans" w:hAnsi="BC Sans"/>
-          <w:b/>
-          <w:bCs/>
-          <w:sz w:val="20"/>
-          <w:szCs w:val="20"/>
-        </w:rPr>
-        <w:t xml:space="preserve">  </w:t>
-      </w:r>
-      <w:r>
-        <w:rPr>
-          <w:rFonts w:ascii="BC Sans" w:hAnsi="BC Sans"/>
-          <w:b/>
-          <w:bCs/>
-          <w:sz w:val="20"/>
-          <w:szCs w:val="20"/>
-        </w:rPr>
-        <w:t>Diary dates</w:t>
+        <w:t>{d.hasDiaryDates:ifEQ(true):showBegin}</w:t>
       </w:r>
     </w:p>
     <w:tbl>
@@ -1065,7 +929,67 @@
                 <w:szCs w:val="20"/>
                 <w14:ligatures w14:val="none"/>
               </w:rPr>
-              <w:t>Due Date</w:t>
+              <w:t>D</w:t>
+            </w:r>
+            <w:r>
+              <w:rPr>
+                <w:rFonts w:ascii="BC Sans" w:eastAsia="Times New Roman" w:hAnsi="BC Sans" w:cs="Times New Roman"/>
+                <w:caps w:val="0"/>
+                <w:color w:val="000000"/>
+                <w:kern w:val="0"/>
+                <w:sz w:val="20"/>
+                <w:szCs w:val="20"/>
+                <w14:ligatures w14:val="none"/>
+              </w:rPr>
+              <w:t>ia</w:t>
+            </w:r>
+            <w:r>
+              <w:rPr>
+                <w:rFonts w:ascii="BC Sans" w:eastAsia="Times New Roman" w:hAnsi="BC Sans" w:cs="Times New Roman"/>
+                <w:caps w:val="0"/>
+                <w:color w:val="000000"/>
+                <w:kern w:val="0"/>
+                <w:sz w:val="20"/>
+                <w:szCs w:val="20"/>
+                <w14:ligatures w14:val="none"/>
+              </w:rPr>
+              <w:t>ry</w:t>
+            </w:r>
+            <w:r>
+              <w:rPr>
+                <w:rFonts w:ascii="BC Sans" w:eastAsia="Times New Roman" w:hAnsi="BC Sans" w:cs="Times New Roman"/>
+                <w:caps w:val="0"/>
+                <w:color w:val="000000"/>
+                <w:kern w:val="0"/>
+                <w:sz w:val="20"/>
+                <w:szCs w:val="20"/>
+                <w14:ligatures w14:val="none"/>
+              </w:rPr>
+              <w:t xml:space="preserve"> </w:t>
+            </w:r>
+            <w:r>
+              <w:rPr>
+                <w:rFonts w:ascii="BC Sans" w:eastAsia="Times New Roman" w:hAnsi="BC Sans" w:cs="Times New Roman"/>
+                <w:caps w:val="0"/>
+                <w:color w:val="000000"/>
+                <w:kern w:val="0"/>
+                <w:sz w:val="20"/>
+                <w:szCs w:val="20"/>
+                <w14:ligatures w14:val="none"/>
+              </w:rPr>
+              <w:t>d</w:t>
+            </w:r>
+            <w:r>
+              <w:rPr>
+                <w:rFonts w:ascii="BC Sans" w:eastAsia="Times New Roman" w:hAnsi="BC Sans" w:cs="Times New Roman"/>
+                <w:caps w:val="0"/>
+                <w:color w:val="000000"/>
+                <w:kern w:val="0"/>
+                <w:sz w:val="20"/>
+                <w:szCs w:val="20"/>
+                <w14:ligatures w14:val="none"/>
+              </w:rPr>
+              <w:t>ate</w:t>
             </w:r>
           </w:p>
         </w:tc>
@@ -1134,79 +1058,7 @@
                 <w:sz w:val="20"/>
                 <w:szCs w:val="20"/>
               </w:rPr>
-              <w:t>{</w:t>
-            </w:r>
-            <w:proofErr w:type="spellStart"/>
-            <w:r>
-              <w:rPr>
-                <w:rFonts w:ascii="BC Sans" w:hAnsi="BC Sans"/>
-                <w:b w:val="0"/>
-                <w:bCs w:val="0"/>
-                <w:caps w:val="0"/>
-                <w:sz w:val="20"/>
-                <w:szCs w:val="20"/>
-              </w:rPr>
-              <w:t>d.diaryDates</w:t>
-            </w:r>
-            <w:proofErr w:type="spellEnd"/>
-            <w:r>
-              <w:rPr>
-                <w:rFonts w:ascii="BC Sans" w:hAnsi="BC Sans"/>
-                <w:b w:val="0"/>
-                <w:bCs w:val="0"/>
-                <w:caps w:val="0"/>
-                <w:sz w:val="20"/>
-                <w:szCs w:val="20"/>
-              </w:rPr>
-              <w:t>[</w:t>
-            </w:r>
-            <w:proofErr w:type="spellStart"/>
-            <w:r>
-              <w:rPr>
-                <w:rFonts w:ascii="BC Sans" w:hAnsi="BC Sans"/>
-                <w:b w:val="0"/>
-                <w:bCs w:val="0"/>
-                <w:caps w:val="0"/>
-                <w:sz w:val="20"/>
-                <w:szCs w:val="20"/>
-              </w:rPr>
-              <w:t>i</w:t>
-            </w:r>
-            <w:proofErr w:type="spellEnd"/>
-            <w:r>
-              <w:rPr>
-                <w:rFonts w:ascii="BC Sans" w:hAnsi="BC Sans"/>
-                <w:b w:val="0"/>
-                <w:bCs w:val="0"/>
-                <w:caps w:val="0"/>
-                <w:sz w:val="20"/>
-                <w:szCs w:val="20"/>
-              </w:rPr>
-              <w:t>].</w:t>
-            </w:r>
-            <w:proofErr w:type="spellStart"/>
-            <w:r>
-              <w:rPr>
-                <w:rFonts w:ascii="BC Sans" w:hAnsi="BC Sans"/>
-                <w:b w:val="0"/>
-                <w:bCs w:val="0"/>
-                <w:caps w:val="0"/>
-                <w:sz w:val="20"/>
-                <w:szCs w:val="20"/>
-              </w:rPr>
-              <w:t>dueDate</w:t>
-            </w:r>
-            <w:proofErr w:type="spellEnd"/>
-            <w:r>
-              <w:rPr>
-                <w:rFonts w:ascii="BC Sans" w:hAnsi="BC Sans"/>
-                <w:b w:val="0"/>
-                <w:bCs w:val="0"/>
-                <w:caps w:val="0"/>
-                <w:sz w:val="20"/>
-                <w:szCs w:val="20"/>
-              </w:rPr>
-              <w:t>}</w:t>
+              <w:t>{d.diaryDates[i].dueDate}</w:t>
             </w:r>
           </w:p>
         </w:tc>
@@ -1234,47 +1086,7 @@
                 <w:sz w:val="18"/>
                 <w:szCs w:val="18"/>
               </w:rPr>
-              <w:t>{</w:t>
-            </w:r>
-            <w:proofErr w:type="spellStart"/>
-            <w:r>
-              <w:rPr>
-                <w:rFonts w:ascii="BC Sans" w:eastAsia="Times New Roman" w:hAnsi="BC Sans" w:cs="Times New Roman"/>
-                <w:color w:val="000000" w:themeColor="text1"/>
-                <w:sz w:val="18"/>
-                <w:szCs w:val="18"/>
-              </w:rPr>
-              <w:t>d.diaryDates</w:t>
-            </w:r>
-            <w:proofErr w:type="spellEnd"/>
-            <w:r>
-              <w:rPr>
-                <w:rFonts w:ascii="BC Sans" w:eastAsia="Times New Roman" w:hAnsi="BC Sans" w:cs="Times New Roman"/>
-                <w:color w:val="000000" w:themeColor="text1"/>
-                <w:sz w:val="18"/>
-                <w:szCs w:val="18"/>
-              </w:rPr>
-              <w:t>[</w:t>
-            </w:r>
-            <w:proofErr w:type="spellStart"/>
-            <w:r>
-              <w:rPr>
-                <w:rFonts w:ascii="BC Sans" w:eastAsia="Times New Roman" w:hAnsi="BC Sans" w:cs="Times New Roman"/>
-                <w:color w:val="000000" w:themeColor="text1"/>
-                <w:sz w:val="18"/>
-                <w:szCs w:val="18"/>
-              </w:rPr>
-              <w:t>i</w:t>
-            </w:r>
-            <w:proofErr w:type="spellEnd"/>
-            <w:r>
-              <w:rPr>
-                <w:rFonts w:ascii="BC Sans" w:eastAsia="Times New Roman" w:hAnsi="BC Sans" w:cs="Times New Roman"/>
-                <w:color w:val="000000" w:themeColor="text1"/>
-                <w:sz w:val="18"/>
-                <w:szCs w:val="18"/>
-              </w:rPr>
-              <w:t>].description}</w:t>
+              <w:t>{d.diaryDates[i].description}</w:t>
             </w:r>
           </w:p>
         </w:tc>
@@ -1310,55 +1122,7 @@
                 <w:sz w:val="20"/>
                 <w:szCs w:val="20"/>
               </w:rPr>
-              <w:t>{</w:t>
-            </w:r>
-            <w:proofErr w:type="spellStart"/>
-            <w:r>
-              <w:rPr>
-                <w:rFonts w:ascii="BC Sans" w:hAnsi="BC Sans"/>
-                <w:b w:val="0"/>
-                <w:bCs w:val="0"/>
-                <w:caps w:val="0"/>
-                <w:sz w:val="20"/>
-                <w:szCs w:val="20"/>
-              </w:rPr>
-              <w:t>d.diaryDates</w:t>
-            </w:r>
-            <w:proofErr w:type="spellEnd"/>
-            <w:r>
-              <w:rPr>
-                <w:rFonts w:ascii="BC Sans" w:hAnsi="BC Sans"/>
-                <w:b w:val="0"/>
-                <w:bCs w:val="0"/>
-                <w:caps w:val="0"/>
-                <w:sz w:val="20"/>
-                <w:szCs w:val="20"/>
-              </w:rPr>
-              <w:t>[i+1].</w:t>
-            </w:r>
-            <w:proofErr w:type="spellStart"/>
-            <w:r>
-              <w:rPr>
-                <w:rFonts w:ascii="BC Sans" w:hAnsi="BC Sans"/>
-                <w:b w:val="0"/>
-                <w:bCs w:val="0"/>
-                <w:caps w:val="0"/>
-                <w:sz w:val="20"/>
-                <w:szCs w:val="20"/>
-              </w:rPr>
-              <w:t>dueDate</w:t>
-            </w:r>
-            <w:proofErr w:type="spellEnd"/>
-            <w:r>
-              <w:rPr>
-                <w:rFonts w:ascii="BC Sans" w:hAnsi="BC Sans"/>
-                <w:b w:val="0"/>
-                <w:bCs w:val="0"/>
-                <w:caps w:val="0"/>
-                <w:sz w:val="20"/>
-                <w:szCs w:val="20"/>
-              </w:rPr>
-              <w:t>}</w:t>
+              <w:t>{d.diaryDates[i+1].dueDate}</w:t>
             </w:r>
           </w:p>
         </w:tc>
@@ -1385,27 +1149,7 @@
                 <w:sz w:val="18"/>
                 <w:szCs w:val="18"/>
               </w:rPr>
-              <w:t>{</w:t>
-            </w:r>
-            <w:proofErr w:type="spellStart"/>
-            <w:r>
-              <w:rPr>
-                <w:rFonts w:ascii="BC Sans" w:eastAsia="Times New Roman" w:hAnsi="BC Sans" w:cs="Times New Roman"/>
-                <w:color w:val="000000" w:themeColor="text1"/>
-                <w:sz w:val="18"/>
-                <w:szCs w:val="18"/>
-              </w:rPr>
-              <w:t>d.diaryDates</w:t>
-            </w:r>
-            <w:proofErr w:type="spellEnd"/>
-            <w:r>
-              <w:rPr>
-                <w:rFonts w:ascii="BC Sans" w:eastAsia="Times New Roman" w:hAnsi="BC Sans" w:cs="Times New Roman"/>
-                <w:color w:val="000000" w:themeColor="text1"/>
-                <w:sz w:val="18"/>
-                <w:szCs w:val="18"/>
-              </w:rPr>
-              <w:t>[i+1].description}</w:t>
+              <w:t>{d.diaryDates[i+1].description}</w:t>
             </w:r>
           </w:p>
         </w:tc>
@@ -1446,24 +1190,6 @@
         </w:rPr>
         <w:t>:ifEQ(true):showBegin}</w:t>
       </w:r>
-      <w:r>
-        <w:rPr>
-          <w:rFonts w:ascii="BC Sans" w:hAnsi="BC Sans"/>
-          <w:sz w:val="20"/>
-          <w:szCs w:val="20"/>
-        </w:rPr>
-        <w:br/>
-      </w:r>
-      <w:r>
-        <w:rPr>
-          <w:rFonts w:ascii="BC Sans" w:hAnsi="BC Sans"/>
-          <w:b/>
-          <w:bCs/>
-          <w:sz w:val="20"/>
-          <w:szCs w:val="20"/>
-        </w:rPr>
-        <w:t xml:space="preserve">  Task actions</w:t>
-      </w:r>
     </w:p>
     <w:tbl>
       <w:tblPr>
@@ -1508,7 +1234,19 @@
                 <w:szCs w:val="20"/>
                 <w14:ligatures w14:val="none"/>
               </w:rPr>
-              <w:t>Action</w:t>
+              <w:t>Task a</w:t>
+            </w:r>
+            <w:r>
+              <w:rPr>
+                <w:rFonts w:ascii="BC Sans" w:eastAsia="Times New Roman" w:hAnsi="BC Sans" w:cs="Times New Roman"/>
+                <w:caps w:val="0"/>
+                <w:color w:val="000000"/>
+                <w:kern w:val="0"/>
+                <w:sz w:val="20"/>
+                <w:szCs w:val="20"/>
+                <w14:ligatures w14:val="none"/>
+              </w:rPr>
+              <w:t>ction</w:t>
             </w:r>
           </w:p>
         </w:tc>
@@ -1608,79 +1346,7 @@
                 <w:sz w:val="20"/>
                 <w:szCs w:val="20"/>
               </w:rPr>
-              <w:t>{</w:t>
-            </w:r>
-            <w:proofErr w:type="spellStart"/>
-            <w:r>
-              <w:rPr>
-                <w:rFonts w:ascii="BC Sans" w:hAnsi="BC Sans"/>
-                <w:b w:val="0"/>
-                <w:bCs w:val="0"/>
-                <w:caps w:val="0"/>
-                <w:sz w:val="20"/>
-                <w:szCs w:val="20"/>
-              </w:rPr>
-              <w:t>d.activityNotes</w:t>
-            </w:r>
-            <w:proofErr w:type="spellEnd"/>
-            <w:r>
-              <w:rPr>
-                <w:rFonts w:ascii="BC Sans" w:hAnsi="BC Sans"/>
-                <w:b w:val="0"/>
-                <w:bCs w:val="0"/>
-                <w:caps w:val="0"/>
-                <w:sz w:val="20"/>
-                <w:szCs w:val="20"/>
-              </w:rPr>
-              <w:t>[</w:t>
-            </w:r>
-            <w:proofErr w:type="spellStart"/>
-            <w:r>
-              <w:rPr>
-                <w:rFonts w:ascii="BC Sans" w:hAnsi="BC Sans"/>
-                <w:b w:val="0"/>
-                <w:bCs w:val="0"/>
-                <w:caps w:val="0"/>
-                <w:sz w:val="20"/>
-                <w:szCs w:val="20"/>
-              </w:rPr>
-              <w:t>i</w:t>
-            </w:r>
-            <w:proofErr w:type="spellEnd"/>
-            <w:r>
-              <w:rPr>
-                <w:rFonts w:ascii="BC Sans" w:hAnsi="BC Sans"/>
-                <w:b w:val="0"/>
-                <w:bCs w:val="0"/>
-                <w:caps w:val="0"/>
-                <w:sz w:val="20"/>
-                <w:szCs w:val="20"/>
-              </w:rPr>
-              <w:t>].</w:t>
-            </w:r>
-            <w:proofErr w:type="spellStart"/>
-            <w:r>
-              <w:rPr>
-                <w:rFonts w:ascii="BC Sans" w:hAnsi="BC Sans"/>
-                <w:b w:val="0"/>
-                <w:bCs w:val="0"/>
-                <w:caps w:val="0"/>
-                <w:sz w:val="20"/>
-                <w:szCs w:val="20"/>
-              </w:rPr>
-              <w:t>contentText</w:t>
-            </w:r>
-            <w:proofErr w:type="spellEnd"/>
-            <w:r>
-              <w:rPr>
-                <w:rFonts w:ascii="BC Sans" w:hAnsi="BC Sans"/>
-                <w:b w:val="0"/>
-                <w:bCs w:val="0"/>
-                <w:caps w:val="0"/>
-                <w:sz w:val="20"/>
-                <w:szCs w:val="20"/>
-              </w:rPr>
-              <w:t>}</w:t>
+              <w:t>{d.activityNotes[i].contentText}</w:t>
             </w:r>
           </w:p>
         </w:tc>
@@ -1711,9 +1377,8 @@
                 <w:sz w:val="18"/>
                 <w:szCs w:val="18"/>
               </w:rPr>
-              <w:t>{</w:t>
-            </w:r>
-            <w:proofErr w:type="spellStart"/>
+              <w:t>{d.activityNotes[i].actionedDate}</w:t>
+            </w:r>
             <w:r>
               <w:rPr>
                 <w:rFonts w:ascii="BC Sans" w:eastAsia="Times New Roman" w:hAnsi="BC Sans" w:cs="Times New Roman"/>
@@ -1721,126 +1386,7 @@
                 <w:sz w:val="18"/>
                 <w:szCs w:val="18"/>
               </w:rPr>
-              <w:t>d.activityNotes</w:t>
-            </w:r>
-            <w:proofErr w:type="spellEnd"/>
-            <w:r>
-              <w:rPr>
-                <w:rFonts w:ascii="BC Sans" w:eastAsia="Times New Roman" w:hAnsi="BC Sans" w:cs="Times New Roman"/>
-                <w:color w:val="000000" w:themeColor="text1"/>
-                <w:sz w:val="18"/>
-                <w:szCs w:val="18"/>
-              </w:rPr>
-              <w:t>[</w:t>
-            </w:r>
-            <w:proofErr w:type="spellStart"/>
-            <w:r>
-              <w:rPr>
-                <w:rFonts w:ascii="BC Sans" w:eastAsia="Times New Roman" w:hAnsi="BC Sans" w:cs="Times New Roman"/>
-                <w:color w:val="000000" w:themeColor="text1"/>
-                <w:sz w:val="18"/>
-                <w:szCs w:val="18"/>
-              </w:rPr>
-              <w:t>i</w:t>
-            </w:r>
-            <w:proofErr w:type="spellEnd"/>
-            <w:r>
-              <w:rPr>
-                <w:rFonts w:ascii="BC Sans" w:eastAsia="Times New Roman" w:hAnsi="BC Sans" w:cs="Times New Roman"/>
-                <w:color w:val="000000" w:themeColor="text1"/>
-                <w:sz w:val="18"/>
-                <w:szCs w:val="18"/>
-              </w:rPr>
-              <w:t>].</w:t>
-            </w:r>
-            <w:proofErr w:type="spellStart"/>
-            <w:r>
-              <w:rPr>
-                <w:rFonts w:ascii="BC Sans" w:eastAsia="Times New Roman" w:hAnsi="BC Sans" w:cs="Times New Roman"/>
-                <w:color w:val="000000" w:themeColor="text1"/>
-                <w:sz w:val="18"/>
-                <w:szCs w:val="18"/>
-              </w:rPr>
-              <w:t>actionedDate</w:t>
-            </w:r>
-            <w:proofErr w:type="spellEnd"/>
-            <w:r>
-              <w:rPr>
-                <w:rFonts w:ascii="BC Sans" w:eastAsia="Times New Roman" w:hAnsi="BC Sans" w:cs="Times New Roman"/>
-                <w:color w:val="000000" w:themeColor="text1"/>
-                <w:sz w:val="18"/>
-                <w:szCs w:val="18"/>
-              </w:rPr>
-              <w:t>}</w:t>
-            </w:r>
-            <w:r>
-              <w:rPr>
-                <w:rFonts w:ascii="BC Sans" w:eastAsia="Times New Roman" w:hAnsi="BC Sans" w:cs="Times New Roman"/>
-                <w:color w:val="000000" w:themeColor="text1"/>
-                <w:sz w:val="18"/>
-                <w:szCs w:val="18"/>
-              </w:rPr>
-              <w:t xml:space="preserve"> {</w:t>
-            </w:r>
-            <w:proofErr w:type="spellStart"/>
-            <w:r>
-              <w:rPr>
-                <w:rFonts w:ascii="BC Sans" w:eastAsia="Times New Roman" w:hAnsi="BC Sans" w:cs="Times New Roman"/>
-                <w:color w:val="000000" w:themeColor="text1"/>
-                <w:sz w:val="18"/>
-                <w:szCs w:val="18"/>
-              </w:rPr>
-              <w:t>d.activityNotes</w:t>
-            </w:r>
-            <w:proofErr w:type="spellEnd"/>
-            <w:r>
-              <w:rPr>
-                <w:rFonts w:ascii="BC Sans" w:eastAsia="Times New Roman" w:hAnsi="BC Sans" w:cs="Times New Roman"/>
-                <w:color w:val="000000" w:themeColor="text1"/>
-                <w:sz w:val="18"/>
-                <w:szCs w:val="18"/>
-              </w:rPr>
-              <w:t>[</w:t>
-            </w:r>
-            <w:proofErr w:type="spellStart"/>
-            <w:r>
-              <w:rPr>
-                <w:rFonts w:ascii="BC Sans" w:eastAsia="Times New Roman" w:hAnsi="BC Sans" w:cs="Times New Roman"/>
-                <w:color w:val="000000" w:themeColor="text1"/>
-                <w:sz w:val="18"/>
-                <w:szCs w:val="18"/>
-              </w:rPr>
-              <w:t>i</w:t>
-            </w:r>
-            <w:proofErr w:type="spellEnd"/>
-            <w:r>
-              <w:rPr>
-                <w:rFonts w:ascii="BC Sans" w:eastAsia="Times New Roman" w:hAnsi="BC Sans" w:cs="Times New Roman"/>
-                <w:color w:val="000000" w:themeColor="text1"/>
-                <w:sz w:val="18"/>
-                <w:szCs w:val="18"/>
-              </w:rPr>
-              <w:t>].</w:t>
-            </w:r>
-            <w:proofErr w:type="spellStart"/>
-            <w:r>
-              <w:rPr>
-                <w:rFonts w:ascii="BC Sans" w:eastAsia="Times New Roman" w:hAnsi="BC Sans" w:cs="Times New Roman"/>
-                <w:color w:val="000000" w:themeColor="text1"/>
-                <w:sz w:val="18"/>
-                <w:szCs w:val="18"/>
-              </w:rPr>
-              <w:t>actionedTime</w:t>
-            </w:r>
-            <w:proofErr w:type="spellEnd"/>
-            <w:r>
-              <w:rPr>
-                <w:rFonts w:ascii="BC Sans" w:eastAsia="Times New Roman" w:hAnsi="BC Sans" w:cs="Times New Roman"/>
-                <w:color w:val="000000" w:themeColor="text1"/>
-                <w:sz w:val="18"/>
-                <w:szCs w:val="18"/>
-              </w:rPr>
-              <w:t>}</w:t>
+              <w:t xml:space="preserve"> {d.activityNotes[i].actionedTime}</w:t>
             </w:r>
           </w:p>
         </w:tc>
@@ -1868,47 +1414,7 @@
                 <w:sz w:val="18"/>
                 <w:szCs w:val="18"/>
               </w:rPr>
-              <w:t>{</w:t>
-            </w:r>
-            <w:proofErr w:type="spellStart"/>
-            <w:r>
-              <w:rPr>
-                <w:rFonts w:ascii="BC Sans" w:eastAsia="Times New Roman" w:hAnsi="BC Sans" w:cs="Times New Roman"/>
-                <w:color w:val="000000" w:themeColor="text1"/>
-                <w:sz w:val="18"/>
-                <w:szCs w:val="18"/>
-              </w:rPr>
-              <w:t>d.activityNotes</w:t>
-            </w:r>
-            <w:proofErr w:type="spellEnd"/>
-            <w:r>
-              <w:rPr>
-                <w:rFonts w:ascii="BC Sans" w:eastAsia="Times New Roman" w:hAnsi="BC Sans" w:cs="Times New Roman"/>
-                <w:color w:val="000000" w:themeColor="text1"/>
-                <w:sz w:val="18"/>
-                <w:szCs w:val="18"/>
-              </w:rPr>
-              <w:t>[</w:t>
-            </w:r>
-            <w:proofErr w:type="spellStart"/>
-            <w:r>
-              <w:rPr>
-                <w:rFonts w:ascii="BC Sans" w:eastAsia="Times New Roman" w:hAnsi="BC Sans" w:cs="Times New Roman"/>
-                <w:color w:val="000000" w:themeColor="text1"/>
-                <w:sz w:val="18"/>
-                <w:szCs w:val="18"/>
-              </w:rPr>
-              <w:t>i</w:t>
-            </w:r>
-            <w:proofErr w:type="spellEnd"/>
-            <w:r>
-              <w:rPr>
-                <w:rFonts w:ascii="BC Sans" w:eastAsia="Times New Roman" w:hAnsi="BC Sans" w:cs="Times New Roman"/>
-                <w:color w:val="000000" w:themeColor="text1"/>
-                <w:sz w:val="18"/>
-                <w:szCs w:val="18"/>
-              </w:rPr>
-              <w:t>].</w:t>
+              <w:t>{d.activityNotes[i].</w:t>
             </w:r>
             <w:r>
               <w:rPr>
@@ -1921,7 +1427,6 @@
               </w:rPr>
               <w:t xml:space="preserve"> </w:t>
             </w:r>
-            <w:proofErr w:type="spellStart"/>
             <w:r>
               <w:rPr>
                 <w:rFonts w:ascii="BC Sans" w:eastAsia="Times New Roman" w:hAnsi="BC Sans" w:cs="Times New Roman"/>
@@ -1938,57 +1443,7 @@
                 <w:sz w:val="18"/>
                 <w:szCs w:val="18"/>
               </w:rPr>
-              <w:t>.lastName</w:t>
-            </w:r>
-            <w:proofErr w:type="spellEnd"/>
-            <w:r>
-              <w:rPr>
-                <w:rFonts w:ascii="BC Sans" w:eastAsia="Times New Roman" w:hAnsi="BC Sans" w:cs="Times New Roman"/>
-                <w:color w:val="000000" w:themeColor="text1"/>
-                <w:sz w:val="18"/>
-                <w:szCs w:val="18"/>
-              </w:rPr>
-              <w:t>}, {</w:t>
-            </w:r>
-            <w:proofErr w:type="spellStart"/>
-            <w:r>
-              <w:rPr>
-                <w:rFonts w:ascii="BC Sans" w:eastAsia="Times New Roman" w:hAnsi="BC Sans" w:cs="Times New Roman"/>
-                <w:color w:val="000000" w:themeColor="text1"/>
-                <w:sz w:val="18"/>
-                <w:szCs w:val="18"/>
-              </w:rPr>
-              <w:t>d.activityNotes</w:t>
-            </w:r>
-            <w:proofErr w:type="spellEnd"/>
-            <w:r>
-              <w:rPr>
-                <w:rFonts w:ascii="BC Sans" w:eastAsia="Times New Roman" w:hAnsi="BC Sans" w:cs="Times New Roman"/>
-                <w:color w:val="000000" w:themeColor="text1"/>
-                <w:sz w:val="18"/>
-                <w:szCs w:val="18"/>
-              </w:rPr>
-              <w:t>[</w:t>
-            </w:r>
-            <w:proofErr w:type="spellStart"/>
-            <w:r>
-              <w:rPr>
-                <w:rFonts w:ascii="BC Sans" w:eastAsia="Times New Roman" w:hAnsi="BC Sans" w:cs="Times New Roman"/>
-                <w:color w:val="000000" w:themeColor="text1"/>
-                <w:sz w:val="18"/>
-                <w:szCs w:val="18"/>
-              </w:rPr>
-              <w:t>i</w:t>
-            </w:r>
-            <w:proofErr w:type="spellEnd"/>
-            <w:r>
-              <w:rPr>
-                <w:rFonts w:ascii="BC Sans" w:eastAsia="Times New Roman" w:hAnsi="BC Sans" w:cs="Times New Roman"/>
-                <w:color w:val="000000" w:themeColor="text1"/>
-                <w:sz w:val="18"/>
-                <w:szCs w:val="18"/>
-              </w:rPr>
-              <w:t>].</w:t>
+              <w:t>.lastName}, {d.activityNotes[i].</w:t>
             </w:r>
             <w:r>
               <w:rPr>
@@ -2001,7 +1456,6 @@
               </w:rPr>
               <w:t xml:space="preserve"> </w:t>
             </w:r>
-            <w:proofErr w:type="spellStart"/>
             <w:r>
               <w:rPr>
                 <w:rFonts w:ascii="BC Sans" w:eastAsia="Times New Roman" w:hAnsi="BC Sans" w:cs="Times New Roman"/>
@@ -2018,17 +1472,7 @@
                 <w:sz w:val="18"/>
                 <w:szCs w:val="18"/>
               </w:rPr>
-              <w:t>.firstName</w:t>
-            </w:r>
-            <w:proofErr w:type="spellEnd"/>
-            <w:r>
-              <w:rPr>
-                <w:rFonts w:ascii="BC Sans" w:eastAsia="Times New Roman" w:hAnsi="BC Sans" w:cs="Times New Roman"/>
-                <w:color w:val="000000" w:themeColor="text1"/>
-                <w:sz w:val="18"/>
-                <w:szCs w:val="18"/>
-              </w:rPr>
-              <w:t>}</w:t>
+              <w:t>.firstName}</w:t>
             </w:r>
           </w:p>
         </w:tc>
@@ -2064,55 +1508,7 @@
                 <w:sz w:val="20"/>
                 <w:szCs w:val="20"/>
               </w:rPr>
-              <w:t>{</w:t>
-            </w:r>
-            <w:proofErr w:type="spellStart"/>
-            <w:r>
-              <w:rPr>
-                <w:rFonts w:ascii="BC Sans" w:hAnsi="BC Sans"/>
-                <w:b w:val="0"/>
-                <w:bCs w:val="0"/>
-                <w:caps w:val="0"/>
-                <w:sz w:val="20"/>
-                <w:szCs w:val="20"/>
-              </w:rPr>
-              <w:t>d.activityNotes</w:t>
-            </w:r>
-            <w:proofErr w:type="spellEnd"/>
-            <w:r>
-              <w:rPr>
-                <w:rFonts w:ascii="BC Sans" w:hAnsi="BC Sans"/>
-                <w:b w:val="0"/>
-                <w:bCs w:val="0"/>
-                <w:caps w:val="0"/>
-                <w:sz w:val="20"/>
-                <w:szCs w:val="20"/>
-              </w:rPr>
-              <w:t>[i+1].</w:t>
-            </w:r>
-            <w:proofErr w:type="spellStart"/>
-            <w:r>
-              <w:rPr>
-                <w:rFonts w:ascii="BC Sans" w:hAnsi="BC Sans"/>
-                <w:b w:val="0"/>
-                <w:bCs w:val="0"/>
-                <w:caps w:val="0"/>
-                <w:sz w:val="20"/>
-                <w:szCs w:val="20"/>
-              </w:rPr>
-              <w:t>contentText</w:t>
-            </w:r>
-            <w:proofErr w:type="spellEnd"/>
-            <w:r>
-              <w:rPr>
-                <w:rFonts w:ascii="BC Sans" w:hAnsi="BC Sans"/>
-                <w:b w:val="0"/>
-                <w:bCs w:val="0"/>
-                <w:caps w:val="0"/>
-                <w:sz w:val="20"/>
-                <w:szCs w:val="20"/>
-              </w:rPr>
-              <w:t>}</w:t>
+              <w:t>{d.activityNotes[i+1].contentText}</w:t>
             </w:r>
           </w:p>
         </w:tc>
@@ -2142,9 +1538,8 @@
                 <w:sz w:val="18"/>
                 <w:szCs w:val="18"/>
               </w:rPr>
-              <w:t>{</w:t>
-            </w:r>
-            <w:proofErr w:type="spellStart"/>
+              <w:t>{d.activityNotes[i+1].actionedDate}</w:t>
+            </w:r>
             <w:r>
               <w:rPr>
                 <w:rFonts w:ascii="BC Sans" w:eastAsia="Times New Roman" w:hAnsi="BC Sans" w:cs="Times New Roman"/>
@@ -2152,86 +1547,7 @@
                 <w:sz w:val="18"/>
                 <w:szCs w:val="18"/>
               </w:rPr>
-              <w:t>d.activityNotes</w:t>
-            </w:r>
-            <w:proofErr w:type="spellEnd"/>
-            <w:r>
-              <w:rPr>
-                <w:rFonts w:ascii="BC Sans" w:eastAsia="Times New Roman" w:hAnsi="BC Sans" w:cs="Times New Roman"/>
-                <w:color w:val="000000" w:themeColor="text1"/>
-                <w:sz w:val="18"/>
-                <w:szCs w:val="18"/>
-              </w:rPr>
-              <w:t>[i+1].</w:t>
-            </w:r>
-            <w:proofErr w:type="spellStart"/>
-            <w:r>
-              <w:rPr>
-                <w:rFonts w:ascii="BC Sans" w:eastAsia="Times New Roman" w:hAnsi="BC Sans" w:cs="Times New Roman"/>
-                <w:color w:val="000000" w:themeColor="text1"/>
-                <w:sz w:val="18"/>
-                <w:szCs w:val="18"/>
-              </w:rPr>
-              <w:t>actionedDate</w:t>
-            </w:r>
-            <w:proofErr w:type="spellEnd"/>
-            <w:r>
-              <w:rPr>
-                <w:rFonts w:ascii="BC Sans" w:eastAsia="Times New Roman" w:hAnsi="BC Sans" w:cs="Times New Roman"/>
-                <w:color w:val="000000" w:themeColor="text1"/>
-                <w:sz w:val="18"/>
-                <w:szCs w:val="18"/>
-              </w:rPr>
-              <w:t>}</w:t>
-            </w:r>
-            <w:r>
-              <w:rPr>
-                <w:rFonts w:ascii="BC Sans" w:eastAsia="Times New Roman" w:hAnsi="BC Sans" w:cs="Times New Roman"/>
-                <w:color w:val="000000" w:themeColor="text1"/>
-                <w:sz w:val="18"/>
-                <w:szCs w:val="18"/>
-              </w:rPr>
-              <w:t xml:space="preserve"> {</w:t>
-            </w:r>
-            <w:proofErr w:type="spellStart"/>
-            <w:r>
-              <w:rPr>
-                <w:rFonts w:ascii="BC Sans" w:eastAsia="Times New Roman" w:hAnsi="BC Sans" w:cs="Times New Roman"/>
-                <w:color w:val="000000" w:themeColor="text1"/>
-                <w:sz w:val="18"/>
-                <w:szCs w:val="18"/>
-              </w:rPr>
-              <w:t>d.activityNotes</w:t>
-            </w:r>
-            <w:proofErr w:type="spellEnd"/>
-            <w:r>
-              <w:rPr>
-                <w:rFonts w:ascii="BC Sans" w:eastAsia="Times New Roman" w:hAnsi="BC Sans" w:cs="Times New Roman"/>
-                <w:color w:val="000000" w:themeColor="text1"/>
-                <w:sz w:val="18"/>
-                <w:szCs w:val="18"/>
-              </w:rPr>
-              <w:t>[i+1].</w:t>
-            </w:r>
-            <w:proofErr w:type="spellStart"/>
-            <w:r>
-              <w:rPr>
-                <w:rFonts w:ascii="BC Sans" w:eastAsia="Times New Roman" w:hAnsi="BC Sans" w:cs="Times New Roman"/>
-                <w:color w:val="000000" w:themeColor="text1"/>
-                <w:sz w:val="18"/>
-                <w:szCs w:val="18"/>
-              </w:rPr>
-              <w:t>actionedTime</w:t>
-            </w:r>
-            <w:proofErr w:type="spellEnd"/>
-            <w:r>
-              <w:rPr>
-                <w:rFonts w:ascii="BC Sans" w:eastAsia="Times New Roman" w:hAnsi="BC Sans" w:cs="Times New Roman"/>
-                <w:color w:val="000000" w:themeColor="text1"/>
-                <w:sz w:val="18"/>
-                <w:szCs w:val="18"/>
-              </w:rPr>
-              <w:t>}</w:t>
+              <w:t xml:space="preserve"> {d.activityNotes[i+1].actionedTime}</w:t>
             </w:r>
           </w:p>
         </w:tc>
@@ -2259,27 +1575,7 @@
                 <w:sz w:val="18"/>
                 <w:szCs w:val="18"/>
               </w:rPr>
-              <w:t>{</w:t>
-            </w:r>
-            <w:proofErr w:type="spellStart"/>
-            <w:r>
-              <w:rPr>
-                <w:rFonts w:ascii="BC Sans" w:eastAsia="Times New Roman" w:hAnsi="BC Sans" w:cs="Times New Roman"/>
-                <w:color w:val="000000" w:themeColor="text1"/>
-                <w:sz w:val="18"/>
-                <w:szCs w:val="18"/>
-              </w:rPr>
-              <w:t>d.activityNotes</w:t>
-            </w:r>
-            <w:proofErr w:type="spellEnd"/>
-            <w:r>
-              <w:rPr>
-                <w:rFonts w:ascii="BC Sans" w:eastAsia="Times New Roman" w:hAnsi="BC Sans" w:cs="Times New Roman"/>
-                <w:color w:val="000000" w:themeColor="text1"/>
-                <w:sz w:val="18"/>
-                <w:szCs w:val="18"/>
-              </w:rPr>
-              <w:t>[i+1].</w:t>
+              <w:t>{d.activityNotes[i+1].</w:t>
             </w:r>
             <w:r>
               <w:rPr>
@@ -2292,7 +1588,6 @@
               </w:rPr>
               <w:t xml:space="preserve"> </w:t>
             </w:r>
-            <w:proofErr w:type="spellStart"/>
             <w:r>
               <w:rPr>
                 <w:rFonts w:ascii="BC Sans" w:eastAsia="Times New Roman" w:hAnsi="BC Sans" w:cs="Times New Roman"/>
@@ -2309,37 +1604,7 @@
                 <w:sz w:val="18"/>
                 <w:szCs w:val="18"/>
               </w:rPr>
-              <w:t>.lastName</w:t>
-            </w:r>
-            <w:proofErr w:type="spellEnd"/>
-            <w:r>
-              <w:rPr>
-                <w:rFonts w:ascii="BC Sans" w:eastAsia="Times New Roman" w:hAnsi="BC Sans" w:cs="Times New Roman"/>
-                <w:color w:val="000000" w:themeColor="text1"/>
-                <w:sz w:val="18"/>
-                <w:szCs w:val="18"/>
-              </w:rPr>
-              <w:t>}, {</w:t>
-            </w:r>
-            <w:proofErr w:type="spellStart"/>
-            <w:r>
-              <w:rPr>
-                <w:rFonts w:ascii="BC Sans" w:eastAsia="Times New Roman" w:hAnsi="BC Sans" w:cs="Times New Roman"/>
-                <w:color w:val="000000" w:themeColor="text1"/>
-                <w:sz w:val="18"/>
-                <w:szCs w:val="18"/>
-              </w:rPr>
-              <w:t>d.activityNotes</w:t>
-            </w:r>
-            <w:proofErr w:type="spellEnd"/>
-            <w:r>
-              <w:rPr>
-                <w:rFonts w:ascii="BC Sans" w:eastAsia="Times New Roman" w:hAnsi="BC Sans" w:cs="Times New Roman"/>
-                <w:color w:val="000000" w:themeColor="text1"/>
-                <w:sz w:val="18"/>
-                <w:szCs w:val="18"/>
-              </w:rPr>
-              <w:t>[i+1].</w:t>
+              <w:t>.lastName}, {d.activityNotes[i+1].</w:t>
             </w:r>
             <w:r>
               <w:rPr>
@@ -2352,7 +1617,6 @@
               </w:rPr>
               <w:t xml:space="preserve"> </w:t>
             </w:r>
-            <w:proofErr w:type="spellStart"/>
             <w:r>
               <w:rPr>
                 <w:rFonts w:ascii="BC Sans" w:eastAsia="Times New Roman" w:hAnsi="BC Sans" w:cs="Times New Roman"/>
@@ -2369,17 +1633,7 @@
                 <w:sz w:val="18"/>
                 <w:szCs w:val="18"/>
               </w:rPr>
-              <w:t>.firstName</w:t>
-            </w:r>
-            <w:proofErr w:type="spellEnd"/>
-            <w:r>
-              <w:rPr>
-                <w:rFonts w:ascii="BC Sans" w:eastAsia="Times New Roman" w:hAnsi="BC Sans" w:cs="Times New Roman"/>
-                <w:color w:val="000000" w:themeColor="text1"/>
-                <w:sz w:val="18"/>
-                <w:szCs w:val="18"/>
-              </w:rPr>
-              <w:t>}</w:t>
+              <w:t>.firstName}</w:t>
             </w:r>
           </w:p>
         </w:tc>
@@ -2400,16 +1654,7 @@
           <w:sz w:val="20"/>
           <w:szCs w:val="20"/>
         </w:rPr>
-        <w:t>{</w:t>
-      </w:r>
-      <w:proofErr w:type="spellStart"/>
-      <w:r>
-        <w:rPr>
-          <w:rFonts w:ascii="BC Sans" w:hAnsi="BC Sans"/>
-          <w:sz w:val="20"/>
-          <w:szCs w:val="20"/>
-        </w:rPr>
-        <w:t>d.</w:t>
+        <w:t>{d.</w:t>
       </w:r>
       <w:r>
         <w:rPr>
@@ -2425,16 +1670,7 @@
           <w:sz w:val="20"/>
           <w:szCs w:val="20"/>
         </w:rPr>
-        <w:t>:showEnd</w:t>
-      </w:r>
-      <w:proofErr w:type="spellEnd"/>
-      <w:r>
-        <w:rPr>
-          <w:rFonts w:ascii="BC Sans" w:hAnsi="BC Sans"/>
-          <w:sz w:val="20"/>
-          <w:szCs w:val="20"/>
-        </w:rPr>
-        <w:t>}</w:t>
+        <w:t>:showEnd}</w:t>
       </w:r>
     </w:p>
     <w:tbl>
@@ -2559,47 +1795,7 @@
                 <w:szCs w:val="20"/>
                 <w:lang w:val="en-CA"/>
               </w:rPr>
-              <w:t>{</w:t>
-            </w:r>
-            <w:proofErr w:type="spellStart"/>
-            <w:r>
-              <w:rPr>
-                <w:rFonts w:ascii="BC Sans" w:hAnsi="BC Sans"/>
-                <w:sz w:val="20"/>
-                <w:szCs w:val="20"/>
-                <w:lang w:val="en-CA"/>
-              </w:rPr>
-              <w:t>d.exhibits</w:t>
-            </w:r>
-            <w:proofErr w:type="spellEnd"/>
-            <w:r>
-              <w:rPr>
-                <w:rFonts w:ascii="BC Sans" w:hAnsi="BC Sans"/>
-                <w:sz w:val="20"/>
-                <w:szCs w:val="20"/>
-                <w:lang w:val="en-CA"/>
-              </w:rPr>
-              <w:t>[</w:t>
-            </w:r>
-            <w:proofErr w:type="spellStart"/>
-            <w:r>
-              <w:rPr>
-                <w:rFonts w:ascii="BC Sans" w:hAnsi="BC Sans"/>
-                <w:sz w:val="20"/>
-                <w:szCs w:val="20"/>
-                <w:lang w:val="en-CA"/>
-              </w:rPr>
-              <w:t>i</w:t>
-            </w:r>
-            <w:proofErr w:type="spellEnd"/>
-            <w:r>
-              <w:rPr>
-                <w:rFonts w:ascii="BC Sans" w:hAnsi="BC Sans"/>
-                <w:sz w:val="20"/>
-                <w:szCs w:val="20"/>
-                <w:lang w:val="en-CA"/>
-              </w:rPr>
-              <w:t>].description}</w:t>
+              <w:t>{d.exhibits[i].description}</w:t>
             </w:r>
           </w:p>
         </w:tc>
@@ -2668,67 +1864,7 @@
                 <w:szCs w:val="20"/>
                 <w:lang w:val="en-CA"/>
               </w:rPr>
-              <w:t>{</w:t>
-            </w:r>
-            <w:proofErr w:type="spellStart"/>
-            <w:r>
-              <w:rPr>
-                <w:rFonts w:ascii="BC Sans" w:hAnsi="BC Sans"/>
-                <w:sz w:val="20"/>
-                <w:szCs w:val="20"/>
-                <w:lang w:val="en-CA"/>
-              </w:rPr>
-              <w:t>d.exhibits</w:t>
-            </w:r>
-            <w:proofErr w:type="spellEnd"/>
-            <w:r>
-              <w:rPr>
-                <w:rFonts w:ascii="BC Sans" w:hAnsi="BC Sans"/>
-                <w:sz w:val="20"/>
-                <w:szCs w:val="20"/>
-                <w:lang w:val="en-CA"/>
-              </w:rPr>
-              <w:t>[</w:t>
-            </w:r>
-            <w:proofErr w:type="spellStart"/>
-            <w:r>
-              <w:rPr>
-                <w:rFonts w:ascii="BC Sans" w:hAnsi="BC Sans"/>
-                <w:sz w:val="20"/>
-                <w:szCs w:val="20"/>
-                <w:lang w:val="en-CA"/>
-              </w:rPr>
-              <w:t>i</w:t>
-            </w:r>
-            <w:proofErr w:type="spellEnd"/>
-            <w:r>
-              <w:rPr>
-                <w:rFonts w:ascii="BC Sans" w:hAnsi="BC Sans"/>
-                <w:sz w:val="20"/>
-                <w:szCs w:val="20"/>
-                <w:lang w:val="en-CA"/>
-              </w:rPr>
-              <w:t>].</w:t>
-            </w:r>
-            <w:proofErr w:type="spellStart"/>
-            <w:r>
-              <w:rPr>
-                <w:rFonts w:ascii="BC Sans" w:hAnsi="BC Sans"/>
-                <w:sz w:val="20"/>
-                <w:szCs w:val="20"/>
-                <w:lang w:val="en-CA"/>
-              </w:rPr>
-              <w:t>dateCollected</w:t>
-            </w:r>
-            <w:proofErr w:type="spellEnd"/>
-            <w:r>
-              <w:rPr>
-                <w:rFonts w:ascii="BC Sans" w:hAnsi="BC Sans"/>
-                <w:sz w:val="20"/>
-                <w:szCs w:val="20"/>
-                <w:lang w:val="en-CA"/>
-              </w:rPr>
-              <w:t>}</w:t>
+              <w:t>{d.exhibits[i].dateCollected}</w:t>
             </w:r>
           </w:p>
         </w:tc>
@@ -2799,127 +1935,7 @@
                 <w:szCs w:val="20"/>
                 <w:lang w:val="en-CA"/>
               </w:rPr>
-              <w:t>{</w:t>
-            </w:r>
-            <w:proofErr w:type="spellStart"/>
-            <w:r>
-              <w:rPr>
-                <w:rFonts w:ascii="BC Sans" w:hAnsi="BC Sans"/>
-                <w:sz w:val="20"/>
-                <w:szCs w:val="20"/>
-                <w:lang w:val="en-CA"/>
-              </w:rPr>
-              <w:t>d.exhibits</w:t>
-            </w:r>
-            <w:proofErr w:type="spellEnd"/>
-            <w:r>
-              <w:rPr>
-                <w:rFonts w:ascii="BC Sans" w:hAnsi="BC Sans"/>
-                <w:sz w:val="20"/>
-                <w:szCs w:val="20"/>
-                <w:lang w:val="en-CA"/>
-              </w:rPr>
-              <w:t>[</w:t>
-            </w:r>
-            <w:proofErr w:type="spellStart"/>
-            <w:r>
-              <w:rPr>
-                <w:rFonts w:ascii="BC Sans" w:hAnsi="BC Sans"/>
-                <w:sz w:val="20"/>
-                <w:szCs w:val="20"/>
-                <w:lang w:val="en-CA"/>
-              </w:rPr>
-              <w:t>i</w:t>
-            </w:r>
-            <w:proofErr w:type="spellEnd"/>
-            <w:r>
-              <w:rPr>
-                <w:rFonts w:ascii="BC Sans" w:hAnsi="BC Sans"/>
-                <w:sz w:val="20"/>
-                <w:szCs w:val="20"/>
-                <w:lang w:val="en-CA"/>
-              </w:rPr>
-              <w:t>].</w:t>
-            </w:r>
-            <w:proofErr w:type="spellStart"/>
-            <w:r>
-              <w:rPr>
-                <w:rFonts w:ascii="BC Sans" w:hAnsi="BC Sans"/>
-                <w:sz w:val="20"/>
-                <w:szCs w:val="20"/>
-                <w:lang w:val="en-CA"/>
-              </w:rPr>
-              <w:t>collectedBy.lastName</w:t>
-            </w:r>
-            <w:proofErr w:type="spellEnd"/>
-            <w:r>
-              <w:rPr>
-                <w:rFonts w:ascii="BC Sans" w:hAnsi="BC Sans"/>
-                <w:sz w:val="20"/>
-                <w:szCs w:val="20"/>
-                <w:lang w:val="en-CA"/>
-              </w:rPr>
-              <w:t>}, {</w:t>
-            </w:r>
-            <w:proofErr w:type="spellStart"/>
-            <w:r>
-              <w:rPr>
-                <w:rFonts w:ascii="BC Sans" w:hAnsi="BC Sans"/>
-                <w:sz w:val="20"/>
-                <w:szCs w:val="20"/>
-                <w:lang w:val="en-CA"/>
-              </w:rPr>
-              <w:t>d.exhibits</w:t>
-            </w:r>
-            <w:proofErr w:type="spellEnd"/>
-            <w:r>
-              <w:rPr>
-                <w:rFonts w:ascii="BC Sans" w:hAnsi="BC Sans"/>
-                <w:sz w:val="20"/>
-                <w:szCs w:val="20"/>
-                <w:lang w:val="en-CA"/>
-              </w:rPr>
-              <w:t>[</w:t>
-            </w:r>
-            <w:proofErr w:type="spellStart"/>
-            <w:r>
-              <w:rPr>
-                <w:rFonts w:ascii="BC Sans" w:hAnsi="BC Sans"/>
-                <w:sz w:val="20"/>
-                <w:szCs w:val="20"/>
-                <w:lang w:val="en-CA"/>
-              </w:rPr>
-              <w:t>i</w:t>
-            </w:r>
-            <w:proofErr w:type="spellEnd"/>
-            <w:r>
-              <w:rPr>
-                <w:rFonts w:ascii="BC Sans" w:hAnsi="BC Sans"/>
-                <w:sz w:val="20"/>
-                <w:szCs w:val="20"/>
-                <w:lang w:val="en-CA"/>
-              </w:rPr>
-              <w:t>].</w:t>
-            </w:r>
-            <w:proofErr w:type="spellStart"/>
-            <w:r>
-              <w:rPr>
-                <w:rFonts w:ascii="BC Sans" w:hAnsi="BC Sans"/>
-                <w:sz w:val="20"/>
-                <w:szCs w:val="20"/>
-                <w:lang w:val="en-CA"/>
-              </w:rPr>
-              <w:t>collectedBy.firstName</w:t>
-            </w:r>
-            <w:proofErr w:type="spellEnd"/>
-            <w:r>
-              <w:rPr>
-                <w:rFonts w:ascii="BC Sans" w:hAnsi="BC Sans"/>
-                <w:sz w:val="20"/>
-                <w:szCs w:val="20"/>
-                <w:lang w:val="en-CA"/>
-              </w:rPr>
-              <w:t>}</w:t>
+              <w:t>{d.exhibits[i].collectedBy.lastName}, {d.exhibits[i].collectedBy.firstName}</w:t>
             </w:r>
           </w:p>
         </w:tc>
@@ -2950,16 +1966,7 @@
           <w:sz w:val="20"/>
           <w:szCs w:val="20"/>
         </w:rPr>
-        <w:t>{</w:t>
-      </w:r>
-      <w:proofErr w:type="spellStart"/>
-      <w:r>
-        <w:rPr>
-          <w:rFonts w:ascii="BC Sans" w:hAnsi="BC Sans"/>
-          <w:sz w:val="20"/>
-          <w:szCs w:val="20"/>
-        </w:rPr>
-        <w:t>d.</w:t>
+        <w:t>{d.</w:t>
       </w:r>
       <w:r>
         <w:rPr>
@@ -2969,7 +1976,611 @@
         </w:rPr>
         <w:t>exhibits</w:t>
       </w:r>
-      <w:proofErr w:type="spellEnd"/>
+      <w:r>
+        <w:rPr>
+          <w:rFonts w:ascii="BC Sans" w:hAnsi="BC Sans"/>
+          <w:sz w:val="20"/>
+          <w:szCs w:val="20"/>
+        </w:rPr>
+        <w:t>[i+1]</w:t>
+      </w:r>
+      <w:r>
+        <w:rPr>
+          <w:rFonts w:ascii="BC Sans" w:hAnsi="BC Sans"/>
+          <w:sz w:val="20"/>
+          <w:szCs w:val="20"/>
+        </w:rPr>
+        <w:t>.exhibitNumber</w:t>
+      </w:r>
+      <w:r>
+        <w:rPr>
+          <w:rFonts w:ascii="BC Sans" w:hAnsi="BC Sans"/>
+          <w:sz w:val="20"/>
+          <w:szCs w:val="20"/>
+        </w:rPr>
+        <w:t>}</w:t>
+      </w:r>
+    </w:p>
+    <w:tbl>
+      <w:tblPr>
+        <w:tblStyle w:val="PlainTable3"/>
+        <w:tblW w:w="10800" w:type="dxa"/>
+        <w:tblLook w:val="04A0" w:firstRow="1" w:lastRow="0" w:firstColumn="1" w:lastColumn="0" w:noHBand="0" w:noVBand="1"/>
+      </w:tblPr>
+      <w:tblGrid>
+        <w:gridCol w:w="2700"/>
+        <w:gridCol w:w="8100"/>
+      </w:tblGrid>
+      <w:tr>
+        <w:trPr>
+          <w:cnfStyle w:val="100000000000" w:firstRow="1" w:lastRow="0" w:firstColumn="0" w:lastColumn="0" w:oddVBand="0" w:evenVBand="0" w:oddHBand="0" w:evenHBand="0" w:firstRowFirstColumn="0" w:firstRowLastColumn="0" w:lastRowFirstColumn="0" w:lastRowLastColumn="0"/>
+          <w:trHeight w:val="300"/>
+        </w:trPr>
+        <w:tc>
+          <w:tcPr>
+            <w:cnfStyle w:val="001000000100" w:firstRow="0" w:lastRow="0" w:firstColumn="1" w:lastColumn="0" w:oddVBand="0" w:evenVBand="0" w:oddHBand="0" w:evenHBand="0" w:firstRowFirstColumn="1" w:firstRowLastColumn="0" w:lastRowFirstColumn="0" w:lastRowLastColumn="0"/>
+            <w:tcW w:w="10800" w:type="dxa"/>
+            <w:gridSpan w:val="2"/>
+            <w:hideMark/>
+          </w:tcPr>
+          <w:p>
+            <w:pPr>
+              <w:rPr>
+                <w:rFonts w:ascii="BC Sans" w:hAnsi="BC Sans"/>
+                <w:b w:val="0"/>
+                <w:bCs w:val="0"/>
+                <w:caps w:val="0"/>
+                <w:sz w:val="20"/>
+                <w:szCs w:val="20"/>
+                <w:lang w:val="en-CA"/>
+              </w:rPr>
+            </w:pPr>
+            <w:r>
+              <w:rPr>
+                <w:rFonts w:ascii="BC Sans" w:hAnsi="BC Sans"/>
+                <w:caps w:val="0"/>
+                <w:sz w:val="20"/>
+                <w:szCs w:val="20"/>
+              </w:rPr>
+              <w:t>Attachment {d.attachments[i].</w:t>
+            </w:r>
+            <w:r>
+              <w:rPr>
+                <w:rFonts w:ascii="BC Sans" w:hAnsi="BC Sans"/>
+                <w:caps w:val="0"/>
+                <w:sz w:val="20"/>
+                <w:szCs w:val="20"/>
+              </w:rPr>
+              <w:t>name</w:t>
+            </w:r>
+            <w:r>
+              <w:rPr>
+                <w:rFonts w:ascii="BC Sans" w:hAnsi="BC Sans"/>
+                <w:caps w:val="0"/>
+                <w:sz w:val="20"/>
+                <w:szCs w:val="20"/>
+              </w:rPr>
+              <w:t>}</w:t>
+            </w:r>
+          </w:p>
+        </w:tc>
+      </w:tr>
+      <w:tr>
+        <w:trPr>
+          <w:cnfStyle w:val="000000100000" w:firstRow="0" w:lastRow="0" w:firstColumn="0" w:lastColumn="0" w:oddVBand="0" w:evenVBand="0" w:oddHBand="1" w:evenHBand="0" w:firstRowFirstColumn="0" w:firstRowLastColumn="0" w:lastRowFirstColumn="0" w:lastRowLastColumn="0"/>
+          <w:trHeight w:val="300"/>
+        </w:trPr>
+        <w:tc>
+          <w:tcPr>
+            <w:cnfStyle w:val="001000000000" w:firstRow="0" w:lastRow="0" w:firstColumn="1" w:lastColumn="0" w:oddVBand="0" w:evenVBand="0" w:oddHBand="0" w:evenHBand="0" w:firstRowFirstColumn="0" w:firstRowLastColumn="0" w:lastRowFirstColumn="0" w:lastRowLastColumn="0"/>
+            <w:tcW w:w="2700" w:type="dxa"/>
+            <w:hideMark/>
+          </w:tcPr>
+          <w:p>
+            <w:pPr>
+              <w:rPr>
+                <w:rFonts w:ascii="BC Sans" w:hAnsi="BC Sans"/>
+                <w:b w:val="0"/>
+                <w:bCs w:val="0"/>
+                <w:caps w:val="0"/>
+                <w:sz w:val="20"/>
+                <w:szCs w:val="20"/>
+                <w:lang w:val="en-CA"/>
+              </w:rPr>
+            </w:pPr>
+            <w:r>
+              <w:rPr>
+                <w:rFonts w:ascii="BC Sans" w:hAnsi="BC Sans"/>
+                <w:b w:val="0"/>
+                <w:bCs w:val="0"/>
+                <w:caps w:val="0"/>
+                <w:sz w:val="20"/>
+                <w:szCs w:val="20"/>
+                <w:lang w:val="en-CA"/>
+              </w:rPr>
+              <w:t>Sequence number</w:t>
+            </w:r>
+          </w:p>
+        </w:tc>
+        <w:tc>
+          <w:tcPr>
+            <w:tcW w:w="8100" w:type="dxa"/>
+            <w:hideMark/>
+          </w:tcPr>
+          <w:p>
+            <w:pPr>
+              <w:cnfStyle w:val="000000100000" w:firstRow="0" w:lastRow="0" w:firstColumn="0" w:lastColumn="0" w:oddVBand="0" w:evenVBand="0" w:oddHBand="1" w:evenHBand="0" w:firstRowFirstColumn="0" w:firstRowLastColumn="0" w:lastRowFirstColumn="0" w:lastRowLastColumn="0"/>
+              <w:rPr>
+                <w:rFonts w:ascii="BC Sans" w:hAnsi="BC Sans"/>
+                <w:sz w:val="20"/>
+                <w:szCs w:val="20"/>
+                <w:lang w:val="en-CA"/>
+              </w:rPr>
+            </w:pPr>
+            <w:r>
+              <w:rPr>
+                <w:rFonts w:ascii="BC Sans" w:hAnsi="BC Sans"/>
+                <w:sz w:val="20"/>
+                <w:szCs w:val="20"/>
+                <w:lang w:val="en-CA"/>
+              </w:rPr>
+              <w:t>{d.attachments[i].sequenceNumber}</w:t>
+            </w:r>
+          </w:p>
+        </w:tc>
+      </w:tr>
+      <w:tr>
+        <w:trPr>
+          <w:trHeight w:val="300"/>
+        </w:trPr>
+        <w:tc>
+          <w:tcPr>
+            <w:cnfStyle w:val="001000000000" w:firstRow="0" w:lastRow="0" w:firstColumn="1" w:lastColumn="0" w:oddVBand="0" w:evenVBand="0" w:oddHBand="0" w:evenHBand="0" w:firstRowFirstColumn="0" w:firstRowLastColumn="0" w:lastRowFirstColumn="0" w:lastRowLastColumn="0"/>
+            <w:tcW w:w="2700" w:type="dxa"/>
+          </w:tcPr>
+          <w:p>
+            <w:pPr>
+              <w:rPr>
+                <w:rFonts w:ascii="BC Sans" w:hAnsi="BC Sans"/>
+                <w:sz w:val="20"/>
+                <w:szCs w:val="20"/>
+                <w:lang w:val="en-CA"/>
+              </w:rPr>
+            </w:pPr>
+            <w:r>
+              <w:rPr>
+                <w:rFonts w:ascii="BC Sans" w:hAnsi="BC Sans"/>
+                <w:b w:val="0"/>
+                <w:bCs w:val="0"/>
+                <w:caps w:val="0"/>
+                <w:sz w:val="20"/>
+                <w:szCs w:val="20"/>
+                <w:lang w:val="en-CA"/>
+              </w:rPr>
+              <w:t>File type</w:t>
+            </w:r>
+          </w:p>
+        </w:tc>
+        <w:tc>
+          <w:tcPr>
+            <w:tcW w:w="8100" w:type="dxa"/>
+          </w:tcPr>
+          <w:p>
+            <w:pPr>
+              <w:cnfStyle w:val="000000000000" w:firstRow="0" w:lastRow="0" w:firstColumn="0" w:lastColumn="0" w:oddVBand="0" w:evenVBand="0" w:oddHBand="0" w:evenHBand="0" w:firstRowFirstColumn="0" w:firstRowLastColumn="0" w:lastRowFirstColumn="0" w:lastRowLastColumn="0"/>
+              <w:rPr>
+                <w:rFonts w:ascii="BC Sans" w:hAnsi="BC Sans"/>
+                <w:sz w:val="20"/>
+                <w:szCs w:val="20"/>
+                <w:lang w:val="en-CA"/>
+              </w:rPr>
+            </w:pPr>
+            <w:r>
+              <w:rPr>
+                <w:rFonts w:ascii="BC Sans" w:hAnsi="BC Sans"/>
+                <w:sz w:val="20"/>
+                <w:szCs w:val="20"/>
+                <w:lang w:val="en-CA"/>
+              </w:rPr>
+              <w:t>{d.attachments[i].fileType}</w:t>
+            </w:r>
+          </w:p>
+        </w:tc>
+      </w:tr>
+      <w:tr>
+        <w:trPr>
+          <w:cnfStyle w:val="000000100000" w:firstRow="0" w:lastRow="0" w:firstColumn="0" w:lastColumn="0" w:oddVBand="0" w:evenVBand="0" w:oddHBand="1" w:evenHBand="0" w:firstRowFirstColumn="0" w:firstRowLastColumn="0" w:lastRowFirstColumn="0" w:lastRowLastColumn="0"/>
+          <w:trHeight w:val="300"/>
+        </w:trPr>
+        <w:tc>
+          <w:tcPr>
+            <w:cnfStyle w:val="001000000000" w:firstRow="0" w:lastRow="0" w:firstColumn="1" w:lastColumn="0" w:oddVBand="0" w:evenVBand="0" w:oddHBand="0" w:evenHBand="0" w:firstRowFirstColumn="0" w:firstRowLastColumn="0" w:lastRowFirstColumn="0" w:lastRowLastColumn="0"/>
+            <w:tcW w:w="2700" w:type="dxa"/>
+            <w:hideMark/>
+          </w:tcPr>
+          <w:p>
+            <w:pPr>
+              <w:rPr>
+                <w:rFonts w:ascii="BC Sans" w:hAnsi="BC Sans"/>
+                <w:b w:val="0"/>
+                <w:bCs w:val="0"/>
+                <w:caps w:val="0"/>
+                <w:sz w:val="20"/>
+                <w:szCs w:val="20"/>
+                <w:lang w:val="en-CA"/>
+              </w:rPr>
+            </w:pPr>
+            <w:r>
+              <w:rPr>
+                <w:rFonts w:ascii="BC Sans" w:hAnsi="BC Sans"/>
+                <w:b w:val="0"/>
+                <w:bCs w:val="0"/>
+                <w:caps w:val="0"/>
+                <w:sz w:val="20"/>
+                <w:szCs w:val="20"/>
+                <w:lang w:val="en-CA"/>
+              </w:rPr>
+              <w:t>Description</w:t>
+            </w:r>
+          </w:p>
+        </w:tc>
+        <w:tc>
+          <w:tcPr>
+            <w:tcW w:w="8100" w:type="dxa"/>
+            <w:hideMark/>
+          </w:tcPr>
+          <w:p>
+            <w:pPr>
+              <w:cnfStyle w:val="000000100000" w:firstRow="0" w:lastRow="0" w:firstColumn="0" w:lastColumn="0" w:oddVBand="0" w:evenVBand="0" w:oddHBand="1" w:evenHBand="0" w:firstRowFirstColumn="0" w:firstRowLastColumn="0" w:lastRowFirstColumn="0" w:lastRowLastColumn="0"/>
+              <w:rPr>
+                <w:rFonts w:ascii="BC Sans" w:hAnsi="BC Sans"/>
+                <w:sz w:val="20"/>
+                <w:szCs w:val="20"/>
+                <w:lang w:val="en-CA"/>
+              </w:rPr>
+            </w:pPr>
+            <w:r>
+              <w:rPr>
+                <w:rFonts w:ascii="BC Sans" w:hAnsi="BC Sans"/>
+                <w:sz w:val="20"/>
+                <w:szCs w:val="20"/>
+                <w:lang w:val="en-CA"/>
+              </w:rPr>
+              <w:t>{d.attachments[i].description}</w:t>
+            </w:r>
+          </w:p>
+        </w:tc>
+      </w:tr>
+      <w:tr>
+        <w:trPr>
+          <w:trHeight w:val="300"/>
+        </w:trPr>
+        <w:tc>
+          <w:tcPr>
+            <w:cnfStyle w:val="001000000000" w:firstRow="0" w:lastRow="0" w:firstColumn="1" w:lastColumn="0" w:oddVBand="0" w:evenVBand="0" w:oddHBand="0" w:evenHBand="0" w:firstRowFirstColumn="0" w:firstRowLastColumn="0" w:lastRowFirstColumn="0" w:lastRowLastColumn="0"/>
+            <w:tcW w:w="2700" w:type="dxa"/>
+            <w:hideMark/>
+          </w:tcPr>
+          <w:p>
+            <w:pPr>
+              <w:rPr>
+                <w:rFonts w:ascii="BC Sans" w:hAnsi="BC Sans"/>
+                <w:b w:val="0"/>
+                <w:bCs w:val="0"/>
+                <w:caps w:val="0"/>
+                <w:sz w:val="20"/>
+                <w:szCs w:val="20"/>
+                <w:lang w:val="en-CA"/>
+              </w:rPr>
+            </w:pPr>
+            <w:r>
+              <w:rPr>
+                <w:rFonts w:ascii="BC Sans" w:hAnsi="BC Sans"/>
+                <w:b w:val="0"/>
+                <w:bCs w:val="0"/>
+                <w:caps w:val="0"/>
+                <w:sz w:val="20"/>
+                <w:szCs w:val="20"/>
+                <w:lang w:val="en-CA"/>
+              </w:rPr>
+              <w:t>Title</w:t>
+            </w:r>
+          </w:p>
+        </w:tc>
+        <w:tc>
+          <w:tcPr>
+            <w:tcW w:w="8100" w:type="dxa"/>
+            <w:hideMark/>
+          </w:tcPr>
+          <w:p>
+            <w:pPr>
+              <w:cnfStyle w:val="000000000000" w:firstRow="0" w:lastRow="0" w:firstColumn="0" w:lastColumn="0" w:oddVBand="0" w:evenVBand="0" w:oddHBand="0" w:evenHBand="0" w:firstRowFirstColumn="0" w:firstRowLastColumn="0" w:lastRowFirstColumn="0" w:lastRowLastColumn="0"/>
+              <w:rPr>
+                <w:rFonts w:ascii="BC Sans" w:hAnsi="BC Sans"/>
+                <w:sz w:val="20"/>
+                <w:szCs w:val="20"/>
+                <w:lang w:val="en-CA"/>
+              </w:rPr>
+            </w:pPr>
+            <w:r>
+              <w:rPr>
+                <w:rFonts w:ascii="BC Sans" w:hAnsi="BC Sans"/>
+                <w:sz w:val="20"/>
+                <w:szCs w:val="20"/>
+                <w:lang w:val="en-CA"/>
+              </w:rPr>
+              <w:t>{d.attachments[i].title}</w:t>
+            </w:r>
+          </w:p>
+        </w:tc>
+      </w:tr>
+      <w:tr>
+        <w:trPr>
+          <w:cnfStyle w:val="000000100000" w:firstRow="0" w:lastRow="0" w:firstColumn="0" w:lastColumn="0" w:oddVBand="0" w:evenVBand="0" w:oddHBand="1" w:evenHBand="0" w:firstRowFirstColumn="0" w:firstRowLastColumn="0" w:lastRowFirstColumn="0" w:lastRowLastColumn="0"/>
+          <w:trHeight w:val="300"/>
+        </w:trPr>
+        <w:tc>
+          <w:tcPr>
+            <w:cnfStyle w:val="001000000000" w:firstRow="0" w:lastRow="0" w:firstColumn="1" w:lastColumn="0" w:oddVBand="0" w:evenVBand="0" w:oddHBand="0" w:evenHBand="0" w:firstRowFirstColumn="0" w:firstRowLastColumn="0" w:lastRowFirstColumn="0" w:lastRowLastColumn="0"/>
+            <w:tcW w:w="2700" w:type="dxa"/>
+          </w:tcPr>
+          <w:p>
+            <w:pPr>
+              <w:rPr>
+                <w:rFonts w:ascii="BC Sans" w:hAnsi="BC Sans"/>
+                <w:b w:val="0"/>
+                <w:bCs w:val="0"/>
+                <w:caps w:val="0"/>
+                <w:sz w:val="20"/>
+                <w:szCs w:val="20"/>
+                <w:lang w:val="en-CA"/>
+              </w:rPr>
+            </w:pPr>
+            <w:r>
+              <w:rPr>
+                <w:rFonts w:ascii="BC Sans" w:hAnsi="BC Sans"/>
+                <w:b w:val="0"/>
+                <w:bCs w:val="0"/>
+                <w:caps w:val="0"/>
+                <w:sz w:val="20"/>
+                <w:szCs w:val="20"/>
+                <w:lang w:val="en-CA"/>
+              </w:rPr>
+              <w:lastRenderedPageBreak/>
+              <w:t>Date</w:t>
+            </w:r>
+          </w:p>
+        </w:tc>
+        <w:tc>
+          <w:tcPr>
+            <w:tcW w:w="8100" w:type="dxa"/>
+          </w:tcPr>
+          <w:p>
+            <w:pPr>
+              <w:cnfStyle w:val="000000100000" w:firstRow="0" w:lastRow="0" w:firstColumn="0" w:lastColumn="0" w:oddVBand="0" w:evenVBand="0" w:oddHBand="1" w:evenHBand="0" w:firstRowFirstColumn="0" w:firstRowLastColumn="0" w:lastRowFirstColumn="0" w:lastRowLastColumn="0"/>
+              <w:rPr>
+                <w:rFonts w:ascii="BC Sans" w:hAnsi="BC Sans"/>
+                <w:sz w:val="20"/>
+                <w:szCs w:val="20"/>
+                <w:lang w:val="en-CA"/>
+              </w:rPr>
+            </w:pPr>
+            <w:r>
+              <w:rPr>
+                <w:rFonts w:ascii="BC Sans" w:hAnsi="BC Sans"/>
+                <w:sz w:val="20"/>
+                <w:szCs w:val="20"/>
+                <w:lang w:val="en-CA"/>
+              </w:rPr>
+              <w:t>{d.attachments[i].date}</w:t>
+            </w:r>
+          </w:p>
+        </w:tc>
+      </w:tr>
+      <w:tr>
+        <w:trPr>
+          <w:trHeight w:val="300"/>
+        </w:trPr>
+        <w:tc>
+          <w:tcPr>
+            <w:cnfStyle w:val="001000000000" w:firstRow="0" w:lastRow="0" w:firstColumn="1" w:lastColumn="0" w:oddVBand="0" w:evenVBand="0" w:oddHBand="0" w:evenHBand="0" w:firstRowFirstColumn="0" w:firstRowLastColumn="0" w:lastRowFirstColumn="0" w:lastRowLastColumn="0"/>
+            <w:tcW w:w="2700" w:type="dxa"/>
+          </w:tcPr>
+          <w:p>
+            <w:pPr>
+              <w:rPr>
+                <w:rFonts w:ascii="BC Sans" w:hAnsi="BC Sans"/>
+                <w:b w:val="0"/>
+                <w:bCs w:val="0"/>
+                <w:caps w:val="0"/>
+                <w:sz w:val="20"/>
+                <w:szCs w:val="20"/>
+                <w:lang w:val="en-CA"/>
+              </w:rPr>
+            </w:pPr>
+            <w:r>
+              <w:rPr>
+                <w:rFonts w:ascii="BC Sans" w:hAnsi="BC Sans"/>
+                <w:b w:val="0"/>
+                <w:bCs w:val="0"/>
+                <w:caps w:val="0"/>
+                <w:sz w:val="20"/>
+                <w:szCs w:val="20"/>
+                <w:lang w:val="en-CA"/>
+              </w:rPr>
+              <w:t>Taken by</w:t>
+            </w:r>
+          </w:p>
+        </w:tc>
+        <w:tc>
+          <w:tcPr>
+            <w:tcW w:w="8100" w:type="dxa"/>
+          </w:tcPr>
+          <w:p>
+            <w:pPr>
+              <w:cnfStyle w:val="000000000000" w:firstRow="0" w:lastRow="0" w:firstColumn="0" w:lastColumn="0" w:oddVBand="0" w:evenVBand="0" w:oddHBand="0" w:evenHBand="0" w:firstRowFirstColumn="0" w:firstRowLastColumn="0" w:lastRowFirstColumn="0" w:lastRowLastColumn="0"/>
+              <w:rPr>
+                <w:rFonts w:ascii="BC Sans" w:hAnsi="BC Sans"/>
+                <w:sz w:val="20"/>
+                <w:szCs w:val="20"/>
+                <w:lang w:val="en-CA"/>
+              </w:rPr>
+            </w:pPr>
+            <w:r>
+              <w:rPr>
+                <w:rFonts w:ascii="BC Sans" w:hAnsi="BC Sans"/>
+                <w:sz w:val="20"/>
+                <w:szCs w:val="20"/>
+                <w:lang w:val="en-CA"/>
+              </w:rPr>
+              <w:t>{d.attachments[i].takenBy.lastName:ifEM:hideBegin}</w:t>
+            </w:r>
+            <w:r>
+              <w:rPr>
+                <w:rFonts w:ascii="BC Sans" w:hAnsi="BC Sans"/>
+                <w:sz w:val="20"/>
+                <w:szCs w:val="20"/>
+                <w:lang w:val="en-CA"/>
+              </w:rPr>
+              <w:t>{d.attachments[i].takenBy</w:t>
+            </w:r>
+            <w:r>
+              <w:rPr>
+                <w:rFonts w:ascii="BC Sans" w:hAnsi="BC Sans"/>
+                <w:sz w:val="20"/>
+                <w:szCs w:val="20"/>
+                <w:lang w:val="en-CA"/>
+              </w:rPr>
+              <w:t>.lastName</w:t>
+            </w:r>
+            <w:r>
+              <w:rPr>
+                <w:rFonts w:ascii="BC Sans" w:hAnsi="BC Sans"/>
+                <w:sz w:val="20"/>
+                <w:szCs w:val="20"/>
+                <w:lang w:val="en-CA"/>
+              </w:rPr>
+              <w:t>}</w:t>
+            </w:r>
+            <w:r>
+              <w:rPr>
+                <w:rFonts w:ascii="BC Sans" w:hAnsi="BC Sans"/>
+                <w:sz w:val="20"/>
+                <w:szCs w:val="20"/>
+                <w:lang w:val="en-CA"/>
+              </w:rPr>
+              <w:t>, {d.attachments[i].takenBy.firstName}</w:t>
+            </w:r>
+            <w:r>
+              <w:rPr>
+                <w:rFonts w:ascii="BC Sans" w:hAnsi="BC Sans"/>
+                <w:sz w:val="20"/>
+                <w:szCs w:val="20"/>
+                <w:lang w:val="en-CA"/>
+              </w:rPr>
+              <w:t>{d.attachments[i].takenBy.lastName:hideEnd}</w:t>
+            </w:r>
+          </w:p>
+        </w:tc>
+      </w:tr>
+      <w:tr>
+        <w:trPr>
+          <w:cnfStyle w:val="000000100000" w:firstRow="0" w:lastRow="0" w:firstColumn="0" w:lastColumn="0" w:oddVBand="0" w:evenVBand="0" w:oddHBand="1" w:evenHBand="0" w:firstRowFirstColumn="0" w:firstRowLastColumn="0" w:lastRowFirstColumn="0" w:lastRowLastColumn="0"/>
+          <w:trHeight w:val="300"/>
+        </w:trPr>
+        <w:tc>
+          <w:tcPr>
+            <w:cnfStyle w:val="001000000000" w:firstRow="0" w:lastRow="0" w:firstColumn="1" w:lastColumn="0" w:oddVBand="0" w:evenVBand="0" w:oddHBand="0" w:evenHBand="0" w:firstRowFirstColumn="0" w:firstRowLastColumn="0" w:lastRowFirstColumn="0" w:lastRowLastColumn="0"/>
+            <w:tcW w:w="2700" w:type="dxa"/>
+          </w:tcPr>
+          <w:p>
+            <w:pPr>
+              <w:rPr>
+                <w:rFonts w:ascii="BC Sans" w:hAnsi="BC Sans"/>
+                <w:b w:val="0"/>
+                <w:bCs w:val="0"/>
+                <w:caps w:val="0"/>
+                <w:sz w:val="20"/>
+                <w:szCs w:val="20"/>
+                <w:lang w:val="en-CA"/>
+              </w:rPr>
+            </w:pPr>
+            <w:r>
+              <w:rPr>
+                <w:rFonts w:ascii="BC Sans" w:hAnsi="BC Sans"/>
+                <w:b w:val="0"/>
+                <w:bCs w:val="0"/>
+                <w:caps w:val="0"/>
+                <w:sz w:val="20"/>
+                <w:szCs w:val="20"/>
+                <w:lang w:val="en-CA"/>
+              </w:rPr>
+              <w:t>Location</w:t>
+            </w:r>
+          </w:p>
+        </w:tc>
+        <w:tc>
+          <w:tcPr>
+            <w:tcW w:w="8100" w:type="dxa"/>
+          </w:tcPr>
+          <w:p>
+            <w:pPr>
+              <w:cnfStyle w:val="000000100000" w:firstRow="0" w:lastRow="0" w:firstColumn="0" w:lastColumn="0" w:oddVBand="0" w:evenVBand="0" w:oddHBand="1" w:evenHBand="0" w:firstRowFirstColumn="0" w:firstRowLastColumn="0" w:lastRowFirstColumn="0" w:lastRowLastColumn="0"/>
+              <w:rPr>
+                <w:rFonts w:ascii="BC Sans" w:hAnsi="BC Sans"/>
+                <w:sz w:val="20"/>
+                <w:szCs w:val="20"/>
+                <w:lang w:val="en-CA"/>
+              </w:rPr>
+            </w:pPr>
+            <w:r>
+              <w:rPr>
+                <w:rFonts w:ascii="BC Sans" w:hAnsi="BC Sans"/>
+                <w:sz w:val="20"/>
+                <w:szCs w:val="20"/>
+                <w:lang w:val="en-CA"/>
+              </w:rPr>
+              <w:t>{d.attachments[i].location}</w:t>
+            </w:r>
+          </w:p>
+        </w:tc>
+      </w:tr>
+    </w:tbl>
+    <w:p>
+      <w:pPr>
+        <w:spacing w:after="0"/>
+        <w:rPr>
+          <w:rFonts w:ascii="BC Sans" w:hAnsi="BC Sans"/>
+          <w:sz w:val="20"/>
+          <w:szCs w:val="20"/>
+        </w:rPr>
+      </w:pPr>
+    </w:p>
+    <w:p>
+      <w:pPr>
+        <w:spacing w:after="0"/>
+        <w:rPr>
+          <w:rFonts w:ascii="BC Sans" w:hAnsi="BC Sans"/>
+          <w:sz w:val="20"/>
+          <w:szCs w:val="20"/>
+        </w:rPr>
+      </w:pPr>
+      <w:r>
+        <w:rPr>
+          <w:rFonts w:ascii="BC Sans" w:hAnsi="BC Sans"/>
+          <w:sz w:val="20"/>
+          <w:szCs w:val="20"/>
+        </w:rPr>
+        <w:t>{d.</w:t>
+      </w:r>
+      <w:r>
+        <w:rPr>
+          <w:rFonts w:ascii="BC Sans" w:hAnsi="BC Sans"/>
+          <w:sz w:val="20"/>
+          <w:szCs w:val="20"/>
+        </w:rPr>
+        <w:t>attachments</w:t>
+      </w:r>
       <w:r>
         <w:rPr>
           <w:rFonts w:ascii="BC Sans" w:hAnsi="BC Sans"/>
@@ -2986,16 +2597,14 @@
         </w:rPr>
         <w:t>.</w:t>
       </w:r>
-      <w:proofErr w:type="spellStart"/>
       <w:r>
         <w:rPr>
           <w:rFonts w:ascii="BC Sans" w:hAnsi="BC Sans"/>
           <w:sz w:val="20"/>
           <w:szCs w:val="20"/>
         </w:rPr>
-        <w:t>exhibitNumber</w:t>
+        <w:t>name</w:t>
       </w:r>
-      <w:proofErr w:type="spellEnd"/>
       <w:r>
         <w:rPr>
           <w:rFonts w:ascii="BC Sans" w:hAnsi="BC Sans"/>
@@ -3004,6 +2613,16 @@
         </w:rPr>
         <w:t>}</w:t>
       </w:r>
+    </w:p>
+    <w:p>
+      <w:pPr>
+        <w:spacing w:after="0"/>
+        <w:rPr>
+          <w:rFonts w:ascii="BC Sans" w:hAnsi="BC Sans"/>
+          <w:sz w:val="20"/>
+          <w:szCs w:val="20"/>
+        </w:rPr>
+      </w:pPr>
     </w:p>
     <w:p>
       <w:pPr>
@@ -3257,7 +2876,6 @@
             </w:rPr>
             <w:t>Report printed on {</w:t>
           </w:r>
-          <w:proofErr w:type="spellStart"/>
           <w:r>
             <w:rPr>
               <w:rFonts w:ascii="BC Sans" w:eastAsia="BC Sans" w:hAnsi="BC Sans" w:cs="BC Sans"/>
@@ -3282,7 +2900,6 @@
             </w:rPr>
             <w:t>generatedOn</w:t>
           </w:r>
-          <w:proofErr w:type="spellEnd"/>
           <w:r>
             <w:rPr>
               <w:rFonts w:ascii="BC Sans" w:eastAsia="BC Sans" w:hAnsi="BC Sans" w:cs="BC Sans"/>
@@ -4827,6 +4444,15 @@
 </file>
 
 <file path=customXml/item2.xml><?xml version="1.0" encoding="utf-8"?>
+<?mso-contentType ?>
+<FormTemplates xmlns="http://schemas.microsoft.com/sharepoint/v3/contenttype/forms">
+  <Display>DocumentLibraryForm</Display>
+  <Edit>DocumentLibraryForm</Edit>
+  <New>DocumentLibraryForm</New>
+</FormTemplates>
+</file>
+
+<file path=customXml/item3.xml><?xml version="1.0" encoding="utf-8"?>
 <ct:contentTypeSchema xmlns:ct="http://schemas.microsoft.com/office/2006/metadata/contentType" xmlns:ma="http://schemas.microsoft.com/office/2006/metadata/properties/metaAttributes" ct:_="" ma:_="" ma:contentTypeName="Document" ma:contentTypeID="0x010100ED0089B3ED392A4CB3C10705735CFAD3" ma:contentTypeVersion="15" ma:contentTypeDescription="Create a new document." ma:contentTypeScope="" ma:versionID="e9715c4352d5d9c94cf397f6db7911f6">
   <xsd:schema xmlns:xsd="http://www.w3.org/2001/XMLSchema" xmlns:xs="http://www.w3.org/2001/XMLSchema" xmlns:p="http://schemas.microsoft.com/office/2006/metadata/properties" xmlns:ns2="aa9c99c1-69c1-4b58-9df5-4d4796c46f8a" xmlns:ns3="cbeac988-4fd5-47cf-ad03-89cc7678fa90" targetNamespace="http://schemas.microsoft.com/office/2006/metadata/properties" ma:root="true" ma:fieldsID="4a7b24a40f906d6832371abf7aef78d6" ns2:_="" ns3:_="">
     <xsd:import namespace="aa9c99c1-69c1-4b58-9df5-4d4796c46f8a"/>
@@ -5061,15 +4687,6 @@
 </ct:contentTypeSchema>
 </file>
 
-<file path=customXml/item3.xml><?xml version="1.0" encoding="utf-8"?>
-<?mso-contentType ?>
-<FormTemplates xmlns="http://schemas.microsoft.com/sharepoint/v3/contenttype/forms">
-  <Display>DocumentLibraryForm</Display>
-  <Edit>DocumentLibraryForm</Edit>
-  <New>DocumentLibraryForm</New>
-</FormTemplates>
-</file>
-
 <file path=customXml/itemProps1.xml><?xml version="1.0" encoding="utf-8"?>
 <ds:datastoreItem xmlns:ds="http://schemas.openxmlformats.org/officeDocument/2006/customXml" ds:itemID="{C6C5DCE0-D69C-4B6E-96D9-C69B23DE6D4A}">
   <ds:schemaRefs>
@@ -5082,6 +4699,14 @@
 </file>
 
 <file path=customXml/itemProps2.xml><?xml version="1.0" encoding="utf-8"?>
+<ds:datastoreItem xmlns:ds="http://schemas.openxmlformats.org/officeDocument/2006/customXml" ds:itemID="{4BECF9F2-3A10-48CC-8D31-4F6E8664527E}">
+  <ds:schemaRefs>
+    <ds:schemaRef ds:uri="http://schemas.microsoft.com/sharepoint/v3/contenttype/forms"/>
+  </ds:schemaRefs>
+</ds:datastoreItem>
+</file>
+
+<file path=customXml/itemProps3.xml><?xml version="1.0" encoding="utf-8"?>
 <ds:datastoreItem xmlns:ds="http://schemas.openxmlformats.org/officeDocument/2006/customXml" ds:itemID="{26FF9410-7F49-4DD5-9478-D670A139DF54}">
   <ds:schemaRefs>
     <ds:schemaRef ds:uri="http://schemas.microsoft.com/office/2006/metadata/contentType"/>
@@ -5098,12 +4723,4 @@
     <ds:schemaRef ds:uri="http://schemas.microsoft.com/internal/obd"/>
   </ds:schemaRefs>
 </ds:datastoreItem>
-</file>
-
-<file path=customXml/itemProps3.xml><?xml version="1.0" encoding="utf-8"?>
-<ds:datastoreItem xmlns:ds="http://schemas.openxmlformats.org/officeDocument/2006/customXml" ds:itemID="{4BECF9F2-3A10-48CC-8D31-4F6E8664527E}">
-  <ds:schemaRefs>
-    <ds:schemaRef ds:uri="http://schemas.microsoft.com/sharepoint/v3/contenttype/forms"/>
-  </ds:schemaRefs>
-</ds:datastoreItem>
 </file>
--- a/backend/templates/task/CDOGS-TDR-TEMPLATE-v1.docx
+++ b/backend/templates/task/CDOGS-TDR-TEMPLATE-v1.docx
@@ -252,6 +252,7 @@
       <w:tblPr>
         <w:tblStyle w:val="PlainTable3"/>
         <w:tblW w:w="10916" w:type="dxa"/>
+        <w:tblLayout w:type="fixed"/>
         <w:tblLook w:val="04A0" w:firstRow="1" w:lastRow="0" w:firstColumn="1" w:lastColumn="0" w:noHBand="0" w:noVBand="1"/>
       </w:tblPr>
       <w:tblGrid>
@@ -427,6 +428,42 @@
               </w:rPr>
               <w:t>}</w:t>
             </w:r>
+            <w:r>
+              <w:rPr>
+                <w:rFonts w:ascii="BC Sans" w:eastAsia="Times New Roman" w:hAnsi="BC Sans" w:cs="Times New Roman"/>
+                <w:color w:val="000000" w:themeColor="text1"/>
+                <w:sz w:val="20"/>
+                <w:szCs w:val="20"/>
+              </w:rPr>
+              <w:t>{</w:t>
+            </w:r>
+            <w:r>
+              <w:rPr>
+                <w:rFonts w:ascii="BC Sans" w:eastAsia="Times New Roman" w:hAnsi="BC Sans" w:cs="Times New Roman"/>
+                <w:color w:val="000000" w:themeColor="text1"/>
+                <w:sz w:val="20"/>
+                <w:szCs w:val="20"/>
+              </w:rPr>
+              <w:t>d.</w:t>
+            </w:r>
+            <w:r>
+              <w:rPr>
+                <w:rFonts w:ascii="BC Sans" w:eastAsia="Times New Roman" w:hAnsi="BC Sans" w:cs="Times New Roman"/>
+                <w:color w:val="000000" w:themeColor="text1"/>
+                <w:sz w:val="20"/>
+                <w:szCs w:val="20"/>
+                <w:lang w:val="en-CA"/>
+              </w:rPr>
+              <w:t>taskType.type.longDescription:ifEM:hideBegin</w:t>
+            </w:r>
+            <w:r>
+              <w:rPr>
+                <w:rFonts w:ascii="BC Sans" w:hAnsi="BC Sans"/>
+                <w:sz w:val="20"/>
+                <w:szCs w:val="20"/>
+              </w:rPr>
+              <w:t>}</w:t>
+            </w:r>
           </w:p>
         </w:tc>
       </w:tr>
@@ -562,6 +599,17 @@
                 <w:sz w:val="20"/>
                 <w:szCs w:val="20"/>
               </w:rPr>
+              <w:t>{d.taskType.type.longDescription:hideEnd}</w:t>
+            </w:r>
+            <w:r>
+              <w:rPr>
+                <w:rFonts w:ascii="BC Sans" w:hAnsi="BC Sans"/>
+                <w:b w:val="0"/>
+                <w:bCs w:val="0"/>
+                <w:caps w:val="0"/>
+                <w:sz w:val="20"/>
+                <w:szCs w:val="20"/>
+              </w:rPr>
               <w:t>Remarks</w:t>
             </w:r>
           </w:p>
@@ -805,6 +853,42 @@
               </w:rPr>
               <w:t>{d.dueDate}</w:t>
             </w:r>
+            <w:r>
+              <w:rPr>
+                <w:rFonts w:ascii="BC Sans" w:eastAsia="Times New Roman" w:hAnsi="BC Sans" w:cs="Times New Roman"/>
+                <w:color w:val="000000" w:themeColor="text1"/>
+                <w:sz w:val="20"/>
+                <w:szCs w:val="20"/>
+              </w:rPr>
+              <w:t>{</w:t>
+            </w:r>
+            <w:r>
+              <w:rPr>
+                <w:rFonts w:ascii="BC Sans" w:eastAsia="Times New Roman" w:hAnsi="BC Sans" w:cs="Times New Roman"/>
+                <w:color w:val="000000" w:themeColor="text1"/>
+                <w:sz w:val="20"/>
+                <w:szCs w:val="20"/>
+              </w:rPr>
+              <w:t>d.</w:t>
+            </w:r>
+            <w:r>
+              <w:rPr>
+                <w:rFonts w:ascii="BC Sans" w:eastAsia="Times New Roman" w:hAnsi="BC Sans" w:cs="Times New Roman"/>
+                <w:color w:val="000000" w:themeColor="text1"/>
+                <w:sz w:val="20"/>
+                <w:szCs w:val="20"/>
+                <w:lang w:val="en-CA"/>
+              </w:rPr>
+              <w:t>description:ifEM:hideBegin</w:t>
+            </w:r>
+            <w:r>
+              <w:rPr>
+                <w:rFonts w:ascii="BC Sans" w:hAnsi="BC Sans"/>
+                <w:sz w:val="20"/>
+                <w:szCs w:val="20"/>
+              </w:rPr>
+              <w:t>}</w:t>
+            </w:r>
           </w:p>
         </w:tc>
       </w:tr>
@@ -862,6 +946,14 @@
                 <w:szCs w:val="20"/>
               </w:rPr>
               <w:t>{d.description}</w:t>
+            </w:r>
+            <w:r>
+              <w:rPr>
+                <w:rFonts w:ascii="BC Sans" w:hAnsi="BC Sans" w:cs="BC Sans Light"/>
+                <w:sz w:val="20"/>
+                <w:szCs w:val="20"/>
+              </w:rPr>
+              <w:t xml:space="preserve"> </w:t>
             </w:r>
           </w:p>
         </w:tc>
@@ -878,6 +970,42 @@
           <w:szCs w:val="20"/>
         </w:rPr>
       </w:pPr>
+      <w:r>
+        <w:rPr>
+          <w:rFonts w:ascii="BC Sans" w:eastAsia="Times New Roman" w:hAnsi="BC Sans" w:cs="Times New Roman"/>
+          <w:color w:val="000000" w:themeColor="text1"/>
+          <w:sz w:val="20"/>
+          <w:szCs w:val="20"/>
+        </w:rPr>
+        <w:t>{</w:t>
+      </w:r>
+      <w:r>
+        <w:rPr>
+          <w:rFonts w:ascii="BC Sans" w:eastAsia="Times New Roman" w:hAnsi="BC Sans" w:cs="Times New Roman"/>
+          <w:color w:val="000000" w:themeColor="text1"/>
+          <w:sz w:val="20"/>
+          <w:szCs w:val="20"/>
+        </w:rPr>
+        <w:t>d.</w:t>
+      </w:r>
+      <w:r>
+        <w:rPr>
+          <w:rFonts w:ascii="BC Sans" w:eastAsia="Times New Roman" w:hAnsi="BC Sans" w:cs="Times New Roman"/>
+          <w:color w:val="000000" w:themeColor="text1"/>
+          <w:sz w:val="20"/>
+          <w:szCs w:val="20"/>
+          <w:lang w:val="en-CA"/>
+        </w:rPr>
+        <w:t>description:ifEM:hideEnd</w:t>
+      </w:r>
+      <w:r>
+        <w:rPr>
+          <w:rFonts w:ascii="BC Sans" w:hAnsi="BC Sans"/>
+          <w:sz w:val="20"/>
+          <w:szCs w:val="20"/>
+        </w:rPr>
+        <w:t>}</w:t>
+      </w:r>
       <w:r>
         <w:rPr>
           <w:rFonts w:ascii="BC Sans" w:hAnsi="BC Sans"/>
@@ -2004,7 +2132,8 @@
     <w:tbl>
       <w:tblPr>
         <w:tblStyle w:val="PlainTable3"/>
-        <w:tblW w:w="10800" w:type="dxa"/>
+        <w:tblW w:w="0" w:type="auto"/>
+        <w:tblLayout w:type="fixed"/>
         <w:tblLook w:val="04A0" w:firstRow="1" w:lastRow="0" w:firstColumn="1" w:lastColumn="0" w:noHBand="0" w:noVBand="1"/>
       </w:tblPr>
       <w:tblGrid>
@@ -2283,6 +2412,7 @@
                 <w:szCs w:val="20"/>
                 <w:lang w:val="en-CA"/>
               </w:rPr>
+              <w:lastRenderedPageBreak/>
               <w:t>Title</w:t>
             </w:r>
           </w:p>
@@ -2346,7 +2476,6 @@
                 <w:szCs w:val="20"/>
                 <w:lang w:val="en-CA"/>
               </w:rPr>
-              <w:lastRenderedPageBreak/>
               <w:t>Date</w:t>
             </w:r>
           </w:p>
@@ -2373,6 +2502,15 @@
                 <w:lang w:val="en-CA"/>
               </w:rPr>
               <w:t>{d.attachments[i].date}</w:t>
+            </w:r>
+            <w:r>
+              <w:rPr>
+                <w:rFonts w:ascii="BC Sans" w:hAnsi="BC Sans"/>
+                <w:sz w:val="20"/>
+                <w:szCs w:val="20"/>
+                <w:lang w:val="en-CA"/>
+              </w:rPr>
+              <w:t>{d.attachments[i].takenBy.lastName:ifEM:hideBegin}</w:t>
             </w:r>
           </w:p>
         </w:tc>
@@ -2433,15 +2571,6 @@
                 <w:szCs w:val="20"/>
                 <w:lang w:val="en-CA"/>
               </w:rPr>
-              <w:t>{d.attachments[i].takenBy.lastName:ifEM:hideBegin}</w:t>
-            </w:r>
-            <w:r>
-              <w:rPr>
-                <w:rFonts w:ascii="BC Sans" w:hAnsi="BC Sans"/>
-                <w:sz w:val="20"/>
-                <w:szCs w:val="20"/>
-                <w:lang w:val="en-CA"/>
-              </w:rPr>
               <w:t>{d.attachments[i].takenBy</w:t>
             </w:r>
             <w:r>
@@ -2478,7 +2607,25 @@
                 <w:szCs w:val="20"/>
                 <w:lang w:val="en-CA"/>
               </w:rPr>
-              <w:t>{d.attachments[i].takenBy.lastName:hideEnd}</w:t>
+              <w:t>{d.attachments[i].takenBy.</w:t>
+            </w:r>
+            <w:r>
+              <w:rPr>
+                <w:rFonts w:ascii="BC Sans" w:hAnsi="BC Sans"/>
+                <w:sz w:val="20"/>
+                <w:szCs w:val="20"/>
+                <w:lang w:val="en-CA"/>
+              </w:rPr>
+              <w:t>location</w:t>
+            </w:r>
+            <w:r>
+              <w:rPr>
+                <w:rFonts w:ascii="BC Sans" w:hAnsi="BC Sans"/>
+                <w:sz w:val="20"/>
+                <w:szCs w:val="20"/>
+                <w:lang w:val="en-CA"/>
+              </w:rPr>
+              <w:t>:ifEM:hideBegin}</w:t>
             </w:r>
           </w:p>
         </w:tc>
@@ -2515,6 +2662,18 @@
                 <w:szCs w:val="20"/>
                 <w:lang w:val="en-CA"/>
               </w:rPr>
+              <w:t>{d.attachments[i].takenBy.lastName:hideEnd}</w:t>
+            </w:r>
+            <w:r>
+              <w:rPr>
+                <w:rFonts w:ascii="BC Sans" w:hAnsi="BC Sans"/>
+                <w:b w:val="0"/>
+                <w:bCs w:val="0"/>
+                <w:caps w:val="0"/>
+                <w:sz w:val="20"/>
+                <w:szCs w:val="20"/>
+                <w:lang w:val="en-CA"/>
+              </w:rPr>
               <w:t>Location</w:t>
             </w:r>
           </w:p>
@@ -2541,6 +2700,51 @@
                 <w:lang w:val="en-CA"/>
               </w:rPr>
               <w:t>{d.attachments[i].location}</w:t>
+            </w:r>
+            <w:r>
+              <w:rPr>
+                <w:rFonts w:ascii="BC Sans" w:hAnsi="BC Sans"/>
+                <w:sz w:val="20"/>
+                <w:szCs w:val="20"/>
+                <w:lang w:val="en-CA"/>
+              </w:rPr>
+              <w:t>{d.attachments[i].takenBy.</w:t>
+            </w:r>
+            <w:r>
+              <w:rPr>
+                <w:rFonts w:ascii="BC Sans" w:hAnsi="BC Sans"/>
+                <w:sz w:val="20"/>
+                <w:szCs w:val="20"/>
+                <w:lang w:val="en-CA"/>
+              </w:rPr>
+              <w:t>location</w:t>
+            </w:r>
+            <w:r>
+              <w:rPr>
+                <w:rFonts w:ascii="BC Sans" w:hAnsi="BC Sans"/>
+                <w:sz w:val="20"/>
+                <w:szCs w:val="20"/>
+                <w:lang w:val="en-CA"/>
+              </w:rPr>
+              <w:t>:hide</w:t>
+            </w:r>
+            <w:r>
+              <w:rPr>
+                <w:rFonts w:ascii="BC Sans" w:hAnsi="BC Sans"/>
+                <w:sz w:val="20"/>
+                <w:szCs w:val="20"/>
+                <w:lang w:val="en-CA"/>
+              </w:rPr>
+              <w:t>End</w:t>
+            </w:r>
+            <w:r>
+              <w:rPr>
+                <w:rFonts w:ascii="BC Sans" w:hAnsi="BC Sans"/>
+                <w:sz w:val="20"/>
+                <w:szCs w:val="20"/>
+                <w:lang w:val="en-CA"/>
+              </w:rPr>
+              <w:t>}</w:t>
             </w:r>
           </w:p>
         </w:tc>
@@ -2553,6 +2757,7 @@
           <w:rFonts w:ascii="BC Sans" w:hAnsi="BC Sans"/>
           <w:sz w:val="20"/>
           <w:szCs w:val="20"/>
+          <w:lang w:val="en-CA"/>
         </w:rPr>
       </w:pPr>
     </w:p>
@@ -4444,15 +4649,6 @@
 </file>
 
 <file path=customXml/item2.xml><?xml version="1.0" encoding="utf-8"?>
-<?mso-contentType ?>
-<FormTemplates xmlns="http://schemas.microsoft.com/sharepoint/v3/contenttype/forms">
-  <Display>DocumentLibraryForm</Display>
-  <Edit>DocumentLibraryForm</Edit>
-  <New>DocumentLibraryForm</New>
-</FormTemplates>
-</file>
-
-<file path=customXml/item3.xml><?xml version="1.0" encoding="utf-8"?>
 <ct:contentTypeSchema xmlns:ct="http://schemas.microsoft.com/office/2006/metadata/contentType" xmlns:ma="http://schemas.microsoft.com/office/2006/metadata/properties/metaAttributes" ct:_="" ma:_="" ma:contentTypeName="Document" ma:contentTypeID="0x010100ED0089B3ED392A4CB3C10705735CFAD3" ma:contentTypeVersion="15" ma:contentTypeDescription="Create a new document." ma:contentTypeScope="" ma:versionID="e9715c4352d5d9c94cf397f6db7911f6">
   <xsd:schema xmlns:xsd="http://www.w3.org/2001/XMLSchema" xmlns:xs="http://www.w3.org/2001/XMLSchema" xmlns:p="http://schemas.microsoft.com/office/2006/metadata/properties" xmlns:ns2="aa9c99c1-69c1-4b58-9df5-4d4796c46f8a" xmlns:ns3="cbeac988-4fd5-47cf-ad03-89cc7678fa90" targetNamespace="http://schemas.microsoft.com/office/2006/metadata/properties" ma:root="true" ma:fieldsID="4a7b24a40f906d6832371abf7aef78d6" ns2:_="" ns3:_="">
     <xsd:import namespace="aa9c99c1-69c1-4b58-9df5-4d4796c46f8a"/>
@@ -4687,6 +4883,15 @@
 </ct:contentTypeSchema>
 </file>
 
+<file path=customXml/item3.xml><?xml version="1.0" encoding="utf-8"?>
+<?mso-contentType ?>
+<FormTemplates xmlns="http://schemas.microsoft.com/sharepoint/v3/contenttype/forms">
+  <Display>DocumentLibraryForm</Display>
+  <Edit>DocumentLibraryForm</Edit>
+  <New>DocumentLibraryForm</New>
+</FormTemplates>
+</file>
+
 <file path=customXml/itemProps1.xml><?xml version="1.0" encoding="utf-8"?>
 <ds:datastoreItem xmlns:ds="http://schemas.openxmlformats.org/officeDocument/2006/customXml" ds:itemID="{C6C5DCE0-D69C-4B6E-96D9-C69B23DE6D4A}">
   <ds:schemaRefs>
@@ -4699,14 +4904,6 @@
 </file>
 
 <file path=customXml/itemProps2.xml><?xml version="1.0" encoding="utf-8"?>
-<ds:datastoreItem xmlns:ds="http://schemas.openxmlformats.org/officeDocument/2006/customXml" ds:itemID="{4BECF9F2-3A10-48CC-8D31-4F6E8664527E}">
-  <ds:schemaRefs>
-    <ds:schemaRef ds:uri="http://schemas.microsoft.com/sharepoint/v3/contenttype/forms"/>
-  </ds:schemaRefs>
-</ds:datastoreItem>
-</file>
-
-<file path=customXml/itemProps3.xml><?xml version="1.0" encoding="utf-8"?>
 <ds:datastoreItem xmlns:ds="http://schemas.openxmlformats.org/officeDocument/2006/customXml" ds:itemID="{26FF9410-7F49-4DD5-9478-D670A139DF54}">
   <ds:schemaRefs>
     <ds:schemaRef ds:uri="http://schemas.microsoft.com/office/2006/metadata/contentType"/>
@@ -4723,4 +4920,12 @@
     <ds:schemaRef ds:uri="http://schemas.microsoft.com/internal/obd"/>
   </ds:schemaRefs>
 </ds:datastoreItem>
+</file>
+
+<file path=customXml/itemProps3.xml><?xml version="1.0" encoding="utf-8"?>
+<ds:datastoreItem xmlns:ds="http://schemas.openxmlformats.org/officeDocument/2006/customXml" ds:itemID="{4BECF9F2-3A10-48CC-8D31-4F6E8664527E}">
+  <ds:schemaRefs>
+    <ds:schemaRef ds:uri="http://schemas.microsoft.com/sharepoint/v3/contenttype/forms"/>
+  </ds:schemaRefs>
+</ds:datastoreItem>
 </file>
--- a/backend/templates/task/CDOGS-TDR-TEMPLATE-v1.docx
+++ b/backend/templates/task/CDOGS-TDR-TEMPLATE-v1.docx
@@ -22,7 +22,18 @@
           <w:szCs w:val="32"/>
           <w:lang w:val="en-CA"/>
         </w:rPr>
-        <w:t>Task Detail Form (TDF)</w:t>
+        <w:t xml:space="preserve">Task </w:t>
+      </w:r>
+      <w:r>
+        <w:rPr>
+          <w:rFonts w:ascii="BC Sans" w:hAnsi="BC Sans"/>
+          <w:b/>
+          <w:bCs/>
+          <w:sz w:val="32"/>
+          <w:szCs w:val="32"/>
+          <w:lang w:val="en-CA"/>
+        </w:rPr>
+        <w:t>Report</w:t>
       </w:r>
     </w:p>
     <w:tbl>
@@ -2227,7 +2238,7 @@
                 <w:szCs w:val="20"/>
                 <w:lang w:val="en-CA"/>
               </w:rPr>
-              <w:t>Sequence number</w:t>
+              <w:t>File type</w:t>
             </w:r>
           </w:p>
         </w:tc>
@@ -2253,7 +2264,7 @@
                 <w:szCs w:val="20"/>
                 <w:lang w:val="en-CA"/>
               </w:rPr>
-              <w:t>{d.attachments[i].sequenceNumber}</w:t>
+              <w:t>{d.attachments[i].fileType}</w:t>
             </w:r>
           </w:p>
         </w:tc>
@@ -2286,7 +2297,19 @@
                 <w:szCs w:val="20"/>
                 <w:lang w:val="en-CA"/>
               </w:rPr>
-              <w:t>File type</w:t>
+              <w:t>I</w:t>
+            </w:r>
+            <w:r>
+              <w:rPr>
+                <w:rFonts w:ascii="BC Sans" w:hAnsi="BC Sans"/>
+                <w:b w:val="0"/>
+                <w:bCs w:val="0"/>
+                <w:caps w:val="0"/>
+                <w:sz w:val="20"/>
+                <w:szCs w:val="20"/>
+                <w:lang w:val="en-CA"/>
+              </w:rPr>
+              <w:t>D</w:t>
             </w:r>
           </w:p>
         </w:tc>
@@ -2311,7 +2334,7 @@
                 <w:szCs w:val="20"/>
                 <w:lang w:val="en-CA"/>
               </w:rPr>
-              <w:t>{d.attachments[i].fileType}</w:t>
+              <w:t>{d.attachments[i].sequenceNumber}</w:t>
             </w:r>
           </w:p>
         </w:tc>
@@ -4649,6 +4672,15 @@
 </file>
 
 <file path=customXml/item2.xml><?xml version="1.0" encoding="utf-8"?>
+<?mso-contentType ?>
+<FormTemplates xmlns="http://schemas.microsoft.com/sharepoint/v3/contenttype/forms">
+  <Display>DocumentLibraryForm</Display>
+  <Edit>DocumentLibraryForm</Edit>
+  <New>DocumentLibraryForm</New>
+</FormTemplates>
+</file>
+
+<file path=customXml/item3.xml><?xml version="1.0" encoding="utf-8"?>
 <ct:contentTypeSchema xmlns:ct="http://schemas.microsoft.com/office/2006/metadata/contentType" xmlns:ma="http://schemas.microsoft.com/office/2006/metadata/properties/metaAttributes" ct:_="" ma:_="" ma:contentTypeName="Document" ma:contentTypeID="0x010100ED0089B3ED392A4CB3C10705735CFAD3" ma:contentTypeVersion="15" ma:contentTypeDescription="Create a new document." ma:contentTypeScope="" ma:versionID="e9715c4352d5d9c94cf397f6db7911f6">
   <xsd:schema xmlns:xsd="http://www.w3.org/2001/XMLSchema" xmlns:xs="http://www.w3.org/2001/XMLSchema" xmlns:p="http://schemas.microsoft.com/office/2006/metadata/properties" xmlns:ns2="aa9c99c1-69c1-4b58-9df5-4d4796c46f8a" xmlns:ns3="cbeac988-4fd5-47cf-ad03-89cc7678fa90" targetNamespace="http://schemas.microsoft.com/office/2006/metadata/properties" ma:root="true" ma:fieldsID="4a7b24a40f906d6832371abf7aef78d6" ns2:_="" ns3:_="">
     <xsd:import namespace="aa9c99c1-69c1-4b58-9df5-4d4796c46f8a"/>
@@ -4883,15 +4915,6 @@
 </ct:contentTypeSchema>
 </file>
 
-<file path=customXml/item3.xml><?xml version="1.0" encoding="utf-8"?>
-<?mso-contentType ?>
-<FormTemplates xmlns="http://schemas.microsoft.com/sharepoint/v3/contenttype/forms">
-  <Display>DocumentLibraryForm</Display>
-  <Edit>DocumentLibraryForm</Edit>
-  <New>DocumentLibraryForm</New>
-</FormTemplates>
-</file>
-
 <file path=customXml/itemProps1.xml><?xml version="1.0" encoding="utf-8"?>
 <ds:datastoreItem xmlns:ds="http://schemas.openxmlformats.org/officeDocument/2006/customXml" ds:itemID="{C6C5DCE0-D69C-4B6E-96D9-C69B23DE6D4A}">
   <ds:schemaRefs>
@@ -4904,6 +4927,14 @@
 </file>
 
 <file path=customXml/itemProps2.xml><?xml version="1.0" encoding="utf-8"?>
+<ds:datastoreItem xmlns:ds="http://schemas.openxmlformats.org/officeDocument/2006/customXml" ds:itemID="{4BECF9F2-3A10-48CC-8D31-4F6E8664527E}">
+  <ds:schemaRefs>
+    <ds:schemaRef ds:uri="http://schemas.microsoft.com/sharepoint/v3/contenttype/forms"/>
+  </ds:schemaRefs>
+</ds:datastoreItem>
+</file>
+
+<file path=customXml/itemProps3.xml><?xml version="1.0" encoding="utf-8"?>
 <ds:datastoreItem xmlns:ds="http://schemas.openxmlformats.org/officeDocument/2006/customXml" ds:itemID="{26FF9410-7F49-4DD5-9478-D670A139DF54}">
   <ds:schemaRefs>
     <ds:schemaRef ds:uri="http://schemas.microsoft.com/office/2006/metadata/contentType"/>
@@ -4920,12 +4951,4 @@
     <ds:schemaRef ds:uri="http://schemas.microsoft.com/internal/obd"/>
   </ds:schemaRefs>
 </ds:datastoreItem>
-</file>
-
-<file path=customXml/itemProps3.xml><?xml version="1.0" encoding="utf-8"?>
-<ds:datastoreItem xmlns:ds="http://schemas.openxmlformats.org/officeDocument/2006/customXml" ds:itemID="{4BECF9F2-3A10-48CC-8D31-4F6E8664527E}">
-  <ds:schemaRefs>
-    <ds:schemaRef ds:uri="http://schemas.microsoft.com/sharepoint/v3/contenttype/forms"/>
-  </ds:schemaRefs>
-</ds:datastoreItem>
 </file>
--- a/backend/templates/task/CDOGS-TDR-TEMPLATE-v1.docx
+++ b/backend/templates/task/CDOGS-TDR-TEMPLATE-v1.docx
@@ -1901,7 +1901,7 @@
                 <w:szCs w:val="20"/>
                 <w:lang w:val="en-CA"/>
               </w:rPr>
-              <w:t>Description</w:t>
+              <w:t>Property type</w:t>
             </w:r>
           </w:p>
         </w:tc>
@@ -1915,7 +1915,6 @@
               <w:right w:val="nil"/>
             </w:tcBorders>
             <w:shd w:val="clear" w:color="auto" w:fill="F2F2F2"/>
-            <w:hideMark/>
           </w:tcPr>
           <w:p>
             <w:pPr>
@@ -1934,7 +1933,292 @@
                 <w:szCs w:val="20"/>
                 <w:lang w:val="en-CA"/>
               </w:rPr>
+              <w:t>{d.exhibits[i].propertyType}</w:t>
+            </w:r>
+          </w:p>
+        </w:tc>
+      </w:tr>
+      <w:tr>
+        <w:trPr>
+          <w:trHeight w:val="300"/>
+        </w:trPr>
+        <w:tc>
+          <w:tcPr>
+            <w:tcW w:w="2700" w:type="dxa"/>
+            <w:tcBorders>
+              <w:top w:val="nil"/>
+              <w:left w:val="nil"/>
+              <w:bottom w:val="nil"/>
+              <w:right w:val="single" w:sz="6" w:space="0" w:color="7F7F7F"/>
+            </w:tcBorders>
+            <w:shd w:val="clear" w:color="auto" w:fill="FFFFFF" w:themeFill="background1"/>
+          </w:tcPr>
+          <w:p>
+            <w:pPr>
+              <w:spacing w:after="0"/>
+              <w:rPr>
+                <w:rFonts w:ascii="BC Sans" w:hAnsi="BC Sans"/>
+                <w:sz w:val="20"/>
+                <w:szCs w:val="20"/>
+                <w:lang w:val="en-CA"/>
+              </w:rPr>
+            </w:pPr>
+            <w:r>
+              <w:rPr>
+                <w:rFonts w:ascii="BC Sans" w:hAnsi="BC Sans"/>
+                <w:sz w:val="20"/>
+                <w:szCs w:val="20"/>
+                <w:lang w:val="en-CA"/>
+              </w:rPr>
+              <w:t>Item description</w:t>
+            </w:r>
+          </w:p>
+        </w:tc>
+        <w:tc>
+          <w:tcPr>
+            <w:tcW w:w="8100" w:type="dxa"/>
+            <w:tcBorders>
+              <w:top w:val="nil"/>
+              <w:left w:val="nil"/>
+              <w:bottom w:val="nil"/>
+              <w:right w:val="nil"/>
+            </w:tcBorders>
+            <w:shd w:val="clear" w:color="auto" w:fill="FFFFFF" w:themeFill="background1"/>
+          </w:tcPr>
+          <w:p>
+            <w:pPr>
+              <w:spacing w:after="0"/>
+              <w:rPr>
+                <w:rFonts w:ascii="BC Sans" w:hAnsi="BC Sans"/>
+                <w:sz w:val="20"/>
+                <w:szCs w:val="20"/>
+                <w:lang w:val="en-CA"/>
+              </w:rPr>
+            </w:pPr>
+            <w:r>
+              <w:rPr>
+                <w:rFonts w:ascii="BC Sans" w:hAnsi="BC Sans"/>
+                <w:sz w:val="20"/>
+                <w:szCs w:val="20"/>
+                <w:lang w:val="en-CA"/>
+              </w:rPr>
               <w:t>{d.exhibits[i].description}</w:t>
+            </w:r>
+          </w:p>
+        </w:tc>
+      </w:tr>
+      <w:tr>
+        <w:trPr>
+          <w:trHeight w:val="300"/>
+        </w:trPr>
+        <w:tc>
+          <w:tcPr>
+            <w:tcW w:w="2700" w:type="dxa"/>
+            <w:tcBorders>
+              <w:top w:val="nil"/>
+              <w:left w:val="nil"/>
+              <w:bottom w:val="nil"/>
+              <w:right w:val="single" w:sz="6" w:space="0" w:color="7F7F7F"/>
+            </w:tcBorders>
+            <w:shd w:val="clear" w:color="auto" w:fill="F2F2F2"/>
+          </w:tcPr>
+          <w:p>
+            <w:pPr>
+              <w:spacing w:after="0"/>
+              <w:rPr>
+                <w:rFonts w:ascii="BC Sans" w:hAnsi="BC Sans"/>
+                <w:sz w:val="20"/>
+                <w:szCs w:val="20"/>
+                <w:lang w:val="en-CA"/>
+              </w:rPr>
+            </w:pPr>
+            <w:r>
+              <w:rPr>
+                <w:rFonts w:ascii="BC Sans" w:hAnsi="BC Sans"/>
+                <w:sz w:val="20"/>
+                <w:szCs w:val="20"/>
+                <w:lang w:val="en-CA"/>
+              </w:rPr>
+              <w:t>Quantity</w:t>
+            </w:r>
+          </w:p>
+        </w:tc>
+        <w:tc>
+          <w:tcPr>
+            <w:tcW w:w="8100" w:type="dxa"/>
+            <w:tcBorders>
+              <w:top w:val="nil"/>
+              <w:left w:val="nil"/>
+              <w:bottom w:val="nil"/>
+              <w:right w:val="nil"/>
+            </w:tcBorders>
+            <w:shd w:val="clear" w:color="auto" w:fill="F2F2F2"/>
+          </w:tcPr>
+          <w:p>
+            <w:pPr>
+              <w:spacing w:after="0"/>
+              <w:rPr>
+                <w:rFonts w:ascii="BC Sans" w:hAnsi="BC Sans"/>
+                <w:sz w:val="20"/>
+                <w:szCs w:val="20"/>
+                <w:lang w:val="en-CA"/>
+              </w:rPr>
+            </w:pPr>
+            <w:r>
+              <w:rPr>
+                <w:rFonts w:ascii="BC Sans" w:hAnsi="BC Sans"/>
+                <w:sz w:val="20"/>
+                <w:szCs w:val="20"/>
+                <w:lang w:val="en-CA"/>
+              </w:rPr>
+              <w:t>{d.exhibits[i].quantity}</w:t>
+            </w:r>
+          </w:p>
+        </w:tc>
+      </w:tr>
+      <w:tr>
+        <w:trPr>
+          <w:trHeight w:val="300"/>
+        </w:trPr>
+        <w:tc>
+          <w:tcPr>
+            <w:tcW w:w="2700" w:type="dxa"/>
+            <w:tcBorders>
+              <w:top w:val="nil"/>
+              <w:left w:val="nil"/>
+              <w:bottom w:val="nil"/>
+              <w:right w:val="single" w:sz="6" w:space="0" w:color="7F7F7F"/>
+            </w:tcBorders>
+            <w:shd w:val="clear" w:color="auto" w:fill="FFFFFF" w:themeFill="background1"/>
+          </w:tcPr>
+          <w:p>
+            <w:pPr>
+              <w:spacing w:after="0"/>
+              <w:rPr>
+                <w:rFonts w:ascii="BC Sans" w:hAnsi="BC Sans"/>
+                <w:sz w:val="20"/>
+                <w:szCs w:val="20"/>
+                <w:lang w:val="en-CA"/>
+              </w:rPr>
+            </w:pPr>
+            <w:r>
+              <w:rPr>
+                <w:rFonts w:ascii="BC Sans" w:hAnsi="BC Sans"/>
+                <w:sz w:val="20"/>
+                <w:szCs w:val="20"/>
+                <w:lang w:val="en-CA"/>
+              </w:rPr>
+              <w:t>Officer</w:t>
+            </w:r>
+          </w:p>
+        </w:tc>
+        <w:tc>
+          <w:tcPr>
+            <w:tcW w:w="8100" w:type="dxa"/>
+            <w:tcBorders>
+              <w:top w:val="nil"/>
+              <w:left w:val="nil"/>
+              <w:bottom w:val="nil"/>
+              <w:right w:val="nil"/>
+            </w:tcBorders>
+            <w:shd w:val="clear" w:color="auto" w:fill="FFFFFF" w:themeFill="background1"/>
+          </w:tcPr>
+          <w:p>
+            <w:pPr>
+              <w:spacing w:after="0"/>
+              <w:rPr>
+                <w:rFonts w:ascii="BC Sans" w:hAnsi="BC Sans"/>
+                <w:sz w:val="20"/>
+                <w:szCs w:val="20"/>
+                <w:lang w:val="en-CA"/>
+              </w:rPr>
+            </w:pPr>
+            <w:r>
+              <w:rPr>
+                <w:rFonts w:ascii="BC Sans" w:hAnsi="BC Sans"/>
+                <w:sz w:val="20"/>
+                <w:szCs w:val="20"/>
+                <w:lang w:val="en-CA"/>
+              </w:rPr>
+              <w:t>{d.exhibits[i].collectedBy.lastName}, {d.exhibits[i].collectedBy.firstName}</w:t>
+            </w:r>
+          </w:p>
+        </w:tc>
+      </w:tr>
+      <w:tr>
+        <w:trPr>
+          <w:trHeight w:val="300"/>
+        </w:trPr>
+        <w:tc>
+          <w:tcPr>
+            <w:tcW w:w="2700" w:type="dxa"/>
+            <w:tcBorders>
+              <w:top w:val="nil"/>
+              <w:left w:val="nil"/>
+              <w:bottom w:val="nil"/>
+              <w:right w:val="single" w:sz="6" w:space="0" w:color="7F7F7F"/>
+            </w:tcBorders>
+            <w:shd w:val="clear" w:color="auto" w:fill="F2F2F2"/>
+          </w:tcPr>
+          <w:p>
+            <w:pPr>
+              <w:spacing w:after="0"/>
+              <w:rPr>
+                <w:rFonts w:ascii="BC Sans" w:hAnsi="BC Sans"/>
+                <w:sz w:val="20"/>
+                <w:szCs w:val="20"/>
+                <w:lang w:val="en-CA"/>
+              </w:rPr>
+            </w:pPr>
+            <w:r>
+              <w:rPr>
+                <w:rFonts w:ascii="BC Sans" w:hAnsi="BC Sans"/>
+                <w:sz w:val="20"/>
+                <w:szCs w:val="20"/>
+                <w:lang w:val="en-CA"/>
+              </w:rPr>
+              <w:t>Date/time of intake</w:t>
+            </w:r>
+          </w:p>
+        </w:tc>
+        <w:tc>
+          <w:tcPr>
+            <w:tcW w:w="8100" w:type="dxa"/>
+            <w:tcBorders>
+              <w:top w:val="nil"/>
+              <w:left w:val="nil"/>
+              <w:bottom w:val="nil"/>
+              <w:right w:val="nil"/>
+            </w:tcBorders>
+            <w:shd w:val="clear" w:color="auto" w:fill="F2F2F2"/>
+          </w:tcPr>
+          <w:p>
+            <w:pPr>
+              <w:spacing w:after="0"/>
+              <w:rPr>
+                <w:rFonts w:ascii="BC Sans" w:hAnsi="BC Sans"/>
+                <w:sz w:val="20"/>
+                <w:szCs w:val="20"/>
+                <w:lang w:val="en-CA"/>
+              </w:rPr>
+            </w:pPr>
+            <w:r>
+              <w:rPr>
+                <w:rFonts w:ascii="BC Sans" w:hAnsi="BC Sans"/>
+                <w:sz w:val="20"/>
+                <w:szCs w:val="20"/>
+                <w:lang w:val="en-CA"/>
+              </w:rPr>
+              <w:t>{d.exhibits[i].dateCollected}</w:t>
+            </w:r>
+            <w:r>
+              <w:rPr>
+                <w:rFonts w:ascii="BC Sans" w:hAnsi="BC Sans"/>
+                <w:sz w:val="20"/>
+                <w:szCs w:val="20"/>
+                <w:lang w:val="en-CA"/>
+              </w:rPr>
+              <w:t xml:space="preserve"> {d.exhibits[i].intakeTime }</w:t>
             </w:r>
           </w:p>
         </w:tc>
@@ -1971,7 +2255,7 @@
                 <w:szCs w:val="20"/>
                 <w:lang w:val="en-CA"/>
               </w:rPr>
-              <w:t>Date collected</w:t>
+              <w:t>Location of intake</w:t>
             </w:r>
           </w:p>
         </w:tc>
@@ -2003,7 +2287,7 @@
                 <w:szCs w:val="20"/>
                 <w:lang w:val="en-CA"/>
               </w:rPr>
-              <w:t>{d.exhibits[i].dateCollected}</w:t>
+              <w:t>{d.exhibits[i].locationOfIntake}</w:t>
             </w:r>
           </w:p>
         </w:tc>
@@ -2041,7 +2325,7 @@
                 <w:szCs w:val="20"/>
                 <w:lang w:val="en-CA"/>
               </w:rPr>
-              <w:t>Officer collected</w:t>
+              <w:t>Property tag number</w:t>
             </w:r>
           </w:p>
         </w:tc>
@@ -2055,7 +2339,6 @@
               <w:right w:val="nil"/>
             </w:tcBorders>
             <w:shd w:val="clear" w:color="auto" w:fill="F2F2F2"/>
-            <w:hideMark/>
           </w:tcPr>
           <w:p>
             <w:pPr>
@@ -2074,7 +2357,410 @@
                 <w:szCs w:val="20"/>
                 <w:lang w:val="en-CA"/>
               </w:rPr>
-              <w:t>{d.exhibits[i].collectedBy.lastName}, {d.exhibits[i].collectedBy.firstName}</w:t>
+              <w:t>{d.exhibits[i].propertyTagNumber}</w:t>
+            </w:r>
+            <w:r>
+              <w:rPr>
+                <w:rFonts w:ascii="BC Sans" w:hAnsi="BC Sans"/>
+                <w:sz w:val="20"/>
+                <w:szCs w:val="20"/>
+                <w:lang w:val="en-CA"/>
+              </w:rPr>
+              <w:t>{d.</w:t>
+            </w:r>
+            <w:r>
+              <w:rPr>
+                <w:rFonts w:ascii="BC Sans" w:hAnsi="BC Sans"/>
+                <w:sz w:val="20"/>
+                <w:szCs w:val="20"/>
+                <w:lang w:val="en-CA"/>
+              </w:rPr>
+              <w:t>exhibits</w:t>
+            </w:r>
+            <w:r>
+              <w:rPr>
+                <w:rFonts w:ascii="BC Sans" w:hAnsi="BC Sans"/>
+                <w:sz w:val="20"/>
+                <w:szCs w:val="20"/>
+                <w:lang w:val="en-CA"/>
+              </w:rPr>
+              <w:t>[i].</w:t>
+            </w:r>
+            <w:r>
+              <w:rPr>
+                <w:rFonts w:ascii="BC Sans" w:hAnsi="BC Sans"/>
+                <w:sz w:val="20"/>
+                <w:szCs w:val="20"/>
+                <w:lang w:val="en-CA"/>
+              </w:rPr>
+              <w:t>isSeized</w:t>
+            </w:r>
+            <w:r>
+              <w:rPr>
+                <w:rFonts w:ascii="BC Sans" w:hAnsi="BC Sans"/>
+                <w:sz w:val="20"/>
+                <w:szCs w:val="20"/>
+                <w:lang w:val="en-CA"/>
+              </w:rPr>
+              <w:t>:ifE</w:t>
+            </w:r>
+            <w:r>
+              <w:rPr>
+                <w:rFonts w:ascii="BC Sans" w:hAnsi="BC Sans"/>
+                <w:sz w:val="20"/>
+                <w:szCs w:val="20"/>
+                <w:lang w:val="en-CA"/>
+              </w:rPr>
+              <w:t>Q(false)</w:t>
+            </w:r>
+            <w:r>
+              <w:rPr>
+                <w:rFonts w:ascii="BC Sans" w:hAnsi="BC Sans"/>
+                <w:sz w:val="20"/>
+                <w:szCs w:val="20"/>
+                <w:lang w:val="en-CA"/>
+              </w:rPr>
+              <w:t>:hideBegin}</w:t>
+            </w:r>
+          </w:p>
+        </w:tc>
+      </w:tr>
+      <w:tr>
+        <w:trPr>
+          <w:trHeight w:val="300"/>
+        </w:trPr>
+        <w:tc>
+          <w:tcPr>
+            <w:tcW w:w="2700" w:type="dxa"/>
+            <w:tcBorders>
+              <w:top w:val="nil"/>
+              <w:left w:val="nil"/>
+              <w:bottom w:val="nil"/>
+              <w:right w:val="single" w:sz="6" w:space="0" w:color="7F7F7F"/>
+            </w:tcBorders>
+            <w:shd w:val="clear" w:color="auto" w:fill="FFFFFF" w:themeFill="background1"/>
+          </w:tcPr>
+          <w:p>
+            <w:pPr>
+              <w:spacing w:after="0"/>
+              <w:rPr>
+                <w:rFonts w:ascii="BC Sans" w:hAnsi="BC Sans"/>
+                <w:sz w:val="20"/>
+                <w:szCs w:val="20"/>
+                <w:lang w:val="en-CA"/>
+              </w:rPr>
+            </w:pPr>
+            <w:r>
+              <w:rPr>
+                <w:rFonts w:ascii="BC Sans" w:hAnsi="BC Sans"/>
+                <w:sz w:val="20"/>
+                <w:szCs w:val="20"/>
+                <w:lang w:val="en-CA"/>
+              </w:rPr>
+              <w:t>Seized from first name</w:t>
+            </w:r>
+          </w:p>
+        </w:tc>
+        <w:tc>
+          <w:tcPr>
+            <w:tcW w:w="8100" w:type="dxa"/>
+            <w:tcBorders>
+              <w:top w:val="nil"/>
+              <w:left w:val="nil"/>
+              <w:bottom w:val="nil"/>
+              <w:right w:val="nil"/>
+            </w:tcBorders>
+            <w:shd w:val="clear" w:color="auto" w:fill="FFFFFF" w:themeFill="background1"/>
+          </w:tcPr>
+          <w:p>
+            <w:pPr>
+              <w:spacing w:after="0"/>
+              <w:rPr>
+                <w:rFonts w:ascii="BC Sans" w:hAnsi="BC Sans"/>
+                <w:sz w:val="20"/>
+                <w:szCs w:val="20"/>
+                <w:lang w:val="en-CA"/>
+              </w:rPr>
+            </w:pPr>
+            <w:r>
+              <w:rPr>
+                <w:rFonts w:ascii="BC Sans" w:hAnsi="BC Sans"/>
+                <w:sz w:val="20"/>
+                <w:szCs w:val="20"/>
+                <w:lang w:val="en-CA"/>
+              </w:rPr>
+              <w:t>{d.exhibits[i].seizedFromFirstName}</w:t>
+            </w:r>
+          </w:p>
+        </w:tc>
+      </w:tr>
+      <w:tr>
+        <w:trPr>
+          <w:trHeight w:val="300"/>
+        </w:trPr>
+        <w:tc>
+          <w:tcPr>
+            <w:tcW w:w="2700" w:type="dxa"/>
+            <w:tcBorders>
+              <w:top w:val="nil"/>
+              <w:left w:val="nil"/>
+              <w:bottom w:val="nil"/>
+              <w:right w:val="single" w:sz="6" w:space="0" w:color="7F7F7F"/>
+            </w:tcBorders>
+            <w:shd w:val="clear" w:color="auto" w:fill="F2F2F2"/>
+          </w:tcPr>
+          <w:p>
+            <w:pPr>
+              <w:spacing w:after="0"/>
+              <w:rPr>
+                <w:rFonts w:ascii="BC Sans" w:hAnsi="BC Sans"/>
+                <w:sz w:val="20"/>
+                <w:szCs w:val="20"/>
+                <w:lang w:val="en-CA"/>
+              </w:rPr>
+            </w:pPr>
+            <w:r>
+              <w:rPr>
+                <w:rFonts w:ascii="BC Sans" w:hAnsi="BC Sans"/>
+                <w:sz w:val="20"/>
+                <w:szCs w:val="20"/>
+                <w:lang w:val="en-CA"/>
+              </w:rPr>
+              <w:t>Seized from last name</w:t>
+            </w:r>
+          </w:p>
+        </w:tc>
+        <w:tc>
+          <w:tcPr>
+            <w:tcW w:w="8100" w:type="dxa"/>
+            <w:tcBorders>
+              <w:top w:val="nil"/>
+              <w:left w:val="nil"/>
+              <w:bottom w:val="nil"/>
+              <w:right w:val="nil"/>
+            </w:tcBorders>
+            <w:shd w:val="clear" w:color="auto" w:fill="F2F2F2"/>
+          </w:tcPr>
+          <w:p>
+            <w:pPr>
+              <w:spacing w:after="0"/>
+              <w:rPr>
+                <w:rFonts w:ascii="BC Sans" w:hAnsi="BC Sans"/>
+                <w:sz w:val="20"/>
+                <w:szCs w:val="20"/>
+                <w:lang w:val="en-CA"/>
+              </w:rPr>
+            </w:pPr>
+            <w:r>
+              <w:rPr>
+                <w:rFonts w:ascii="BC Sans" w:hAnsi="BC Sans"/>
+                <w:sz w:val="20"/>
+                <w:szCs w:val="20"/>
+                <w:lang w:val="en-CA"/>
+              </w:rPr>
+              <w:t>{d.exhibits[i].seizedFromLastName}</w:t>
+            </w:r>
+          </w:p>
+        </w:tc>
+      </w:tr>
+      <w:tr>
+        <w:trPr>
+          <w:trHeight w:val="300"/>
+        </w:trPr>
+        <w:tc>
+          <w:tcPr>
+            <w:tcW w:w="2700" w:type="dxa"/>
+            <w:tcBorders>
+              <w:top w:val="nil"/>
+              <w:left w:val="nil"/>
+              <w:bottom w:val="nil"/>
+              <w:right w:val="single" w:sz="6" w:space="0" w:color="7F7F7F"/>
+            </w:tcBorders>
+            <w:shd w:val="clear" w:color="auto" w:fill="FFFFFF" w:themeFill="background1"/>
+          </w:tcPr>
+          <w:p>
+            <w:pPr>
+              <w:spacing w:after="0"/>
+              <w:rPr>
+                <w:rFonts w:ascii="BC Sans" w:hAnsi="BC Sans"/>
+                <w:sz w:val="20"/>
+                <w:szCs w:val="20"/>
+                <w:lang w:val="en-CA"/>
+              </w:rPr>
+            </w:pPr>
+            <w:r>
+              <w:rPr>
+                <w:rFonts w:ascii="BC Sans" w:hAnsi="BC Sans"/>
+                <w:sz w:val="20"/>
+                <w:szCs w:val="20"/>
+                <w:lang w:val="en-CA"/>
+              </w:rPr>
+              <w:lastRenderedPageBreak/>
+              <w:t>Seized from address</w:t>
+            </w:r>
+          </w:p>
+        </w:tc>
+        <w:tc>
+          <w:tcPr>
+            <w:tcW w:w="8100" w:type="dxa"/>
+            <w:tcBorders>
+              <w:top w:val="nil"/>
+              <w:left w:val="nil"/>
+              <w:bottom w:val="nil"/>
+              <w:right w:val="nil"/>
+            </w:tcBorders>
+            <w:shd w:val="clear" w:color="auto" w:fill="FFFFFF" w:themeFill="background1"/>
+          </w:tcPr>
+          <w:p>
+            <w:pPr>
+              <w:spacing w:after="0"/>
+              <w:rPr>
+                <w:rFonts w:ascii="BC Sans" w:hAnsi="BC Sans"/>
+                <w:sz w:val="20"/>
+                <w:szCs w:val="20"/>
+                <w:lang w:val="en-CA"/>
+              </w:rPr>
+            </w:pPr>
+            <w:r>
+              <w:rPr>
+                <w:rFonts w:ascii="BC Sans" w:hAnsi="BC Sans"/>
+                <w:sz w:val="20"/>
+                <w:szCs w:val="20"/>
+                <w:lang w:val="en-CA"/>
+              </w:rPr>
+              <w:t>{d.exhibits[i].seizedFromAddress}</w:t>
+            </w:r>
+          </w:p>
+        </w:tc>
+      </w:tr>
+      <w:tr>
+        <w:trPr>
+          <w:trHeight w:val="300"/>
+        </w:trPr>
+        <w:tc>
+          <w:tcPr>
+            <w:tcW w:w="2700" w:type="dxa"/>
+            <w:tcBorders>
+              <w:top w:val="nil"/>
+              <w:left w:val="nil"/>
+              <w:bottom w:val="nil"/>
+              <w:right w:val="single" w:sz="6" w:space="0" w:color="7F7F7F"/>
+            </w:tcBorders>
+            <w:shd w:val="clear" w:color="auto" w:fill="F2F2F2"/>
+          </w:tcPr>
+          <w:p>
+            <w:pPr>
+              <w:spacing w:after="0"/>
+              <w:rPr>
+                <w:rFonts w:ascii="BC Sans" w:hAnsi="BC Sans"/>
+                <w:sz w:val="20"/>
+                <w:szCs w:val="20"/>
+                <w:lang w:val="en-CA"/>
+              </w:rPr>
+            </w:pPr>
+            <w:r>
+              <w:rPr>
+                <w:rFonts w:ascii="BC Sans" w:hAnsi="BC Sans"/>
+                <w:sz w:val="20"/>
+                <w:szCs w:val="20"/>
+                <w:lang w:val="en-CA"/>
+              </w:rPr>
+              <w:t>Seized from phone number</w:t>
+            </w:r>
+          </w:p>
+        </w:tc>
+        <w:tc>
+          <w:tcPr>
+            <w:tcW w:w="8100" w:type="dxa"/>
+            <w:tcBorders>
+              <w:top w:val="nil"/>
+              <w:left w:val="nil"/>
+              <w:bottom w:val="nil"/>
+              <w:right w:val="nil"/>
+            </w:tcBorders>
+            <w:shd w:val="clear" w:color="auto" w:fill="F2F2F2"/>
+          </w:tcPr>
+          <w:p>
+            <w:pPr>
+              <w:spacing w:after="0"/>
+              <w:rPr>
+                <w:rFonts w:ascii="BC Sans" w:hAnsi="BC Sans"/>
+                <w:sz w:val="20"/>
+                <w:szCs w:val="20"/>
+                <w:lang w:val="en-CA"/>
+              </w:rPr>
+            </w:pPr>
+            <w:r>
+              <w:rPr>
+                <w:rFonts w:ascii="BC Sans" w:hAnsi="BC Sans"/>
+                <w:sz w:val="20"/>
+                <w:szCs w:val="20"/>
+                <w:lang w:val="en-CA"/>
+              </w:rPr>
+              <w:t>{d.exhibits[i].seizedFromPhoneNumber}</w:t>
+            </w:r>
+            <w:r>
+              <w:rPr>
+                <w:rFonts w:ascii="BC Sans" w:hAnsi="BC Sans"/>
+                <w:sz w:val="20"/>
+                <w:szCs w:val="20"/>
+                <w:lang w:val="en-CA"/>
+              </w:rPr>
+              <w:t>{d.</w:t>
+            </w:r>
+            <w:r>
+              <w:rPr>
+                <w:rFonts w:ascii="BC Sans" w:hAnsi="BC Sans"/>
+                <w:sz w:val="20"/>
+                <w:szCs w:val="20"/>
+                <w:lang w:val="en-CA"/>
+              </w:rPr>
+              <w:t>exhibits</w:t>
+            </w:r>
+            <w:r>
+              <w:rPr>
+                <w:rFonts w:ascii="BC Sans" w:hAnsi="BC Sans"/>
+                <w:sz w:val="20"/>
+                <w:szCs w:val="20"/>
+                <w:lang w:val="en-CA"/>
+              </w:rPr>
+              <w:t>[i].</w:t>
+            </w:r>
+            <w:r>
+              <w:rPr>
+                <w:rFonts w:ascii="BC Sans" w:hAnsi="BC Sans"/>
+                <w:sz w:val="20"/>
+                <w:szCs w:val="20"/>
+                <w:lang w:val="en-CA"/>
+              </w:rPr>
+              <w:t>isSeized</w:t>
+            </w:r>
+            <w:r>
+              <w:rPr>
+                <w:rFonts w:ascii="BC Sans" w:hAnsi="BC Sans"/>
+                <w:sz w:val="20"/>
+                <w:szCs w:val="20"/>
+                <w:lang w:val="en-CA"/>
+              </w:rPr>
+              <w:t>:hid</w:t>
+            </w:r>
+            <w:r>
+              <w:rPr>
+                <w:rFonts w:ascii="BC Sans" w:hAnsi="BC Sans"/>
+                <w:sz w:val="20"/>
+                <w:szCs w:val="20"/>
+                <w:lang w:val="en-CA"/>
+              </w:rPr>
+              <w:t>eEnd</w:t>
+            </w:r>
+            <w:r>
+              <w:rPr>
+                <w:rFonts w:ascii="BC Sans" w:hAnsi="BC Sans"/>
+                <w:sz w:val="20"/>
+                <w:szCs w:val="20"/>
+                <w:lang w:val="en-CA"/>
+              </w:rPr>
+              <w:t>}</w:t>
             </w:r>
           </w:p>
         </w:tc>
@@ -2435,7 +3121,6 @@
                 <w:szCs w:val="20"/>
                 <w:lang w:val="en-CA"/>
               </w:rPr>
-              <w:lastRenderedPageBreak/>
               <w:t>Title</w:t>
             </w:r>
           </w:p>
@@ -4672,15 +5357,6 @@
 </file>
 
 <file path=customXml/item2.xml><?xml version="1.0" encoding="utf-8"?>
-<?mso-contentType ?>
-<FormTemplates xmlns="http://schemas.microsoft.com/sharepoint/v3/contenttype/forms">
-  <Display>DocumentLibraryForm</Display>
-  <Edit>DocumentLibraryForm</Edit>
-  <New>DocumentLibraryForm</New>
-</FormTemplates>
-</file>
-
-<file path=customXml/item3.xml><?xml version="1.0" encoding="utf-8"?>
 <ct:contentTypeSchema xmlns:ct="http://schemas.microsoft.com/office/2006/metadata/contentType" xmlns:ma="http://schemas.microsoft.com/office/2006/metadata/properties/metaAttributes" ct:_="" ma:_="" ma:contentTypeName="Document" ma:contentTypeID="0x010100ED0089B3ED392A4CB3C10705735CFAD3" ma:contentTypeVersion="15" ma:contentTypeDescription="Create a new document." ma:contentTypeScope="" ma:versionID="e9715c4352d5d9c94cf397f6db7911f6">
   <xsd:schema xmlns:xsd="http://www.w3.org/2001/XMLSchema" xmlns:xs="http://www.w3.org/2001/XMLSchema" xmlns:p="http://schemas.microsoft.com/office/2006/metadata/properties" xmlns:ns2="aa9c99c1-69c1-4b58-9df5-4d4796c46f8a" xmlns:ns3="cbeac988-4fd5-47cf-ad03-89cc7678fa90" targetNamespace="http://schemas.microsoft.com/office/2006/metadata/properties" ma:root="true" ma:fieldsID="4a7b24a40f906d6832371abf7aef78d6" ns2:_="" ns3:_="">
     <xsd:import namespace="aa9c99c1-69c1-4b58-9df5-4d4796c46f8a"/>
@@ -4915,6 +5591,15 @@
 </ct:contentTypeSchema>
 </file>
 
+<file path=customXml/item3.xml><?xml version="1.0" encoding="utf-8"?>
+<?mso-contentType ?>
+<FormTemplates xmlns="http://schemas.microsoft.com/sharepoint/v3/contenttype/forms">
+  <Display>DocumentLibraryForm</Display>
+  <Edit>DocumentLibraryForm</Edit>
+  <New>DocumentLibraryForm</New>
+</FormTemplates>
+</file>
+
 <file path=customXml/itemProps1.xml><?xml version="1.0" encoding="utf-8"?>
 <ds:datastoreItem xmlns:ds="http://schemas.openxmlformats.org/officeDocument/2006/customXml" ds:itemID="{C6C5DCE0-D69C-4B6E-96D9-C69B23DE6D4A}">
   <ds:schemaRefs>
@@ -4927,14 +5612,6 @@
 </file>
 
 <file path=customXml/itemProps2.xml><?xml version="1.0" encoding="utf-8"?>
-<ds:datastoreItem xmlns:ds="http://schemas.openxmlformats.org/officeDocument/2006/customXml" ds:itemID="{4BECF9F2-3A10-48CC-8D31-4F6E8664527E}">
-  <ds:schemaRefs>
-    <ds:schemaRef ds:uri="http://schemas.microsoft.com/sharepoint/v3/contenttype/forms"/>
-  </ds:schemaRefs>
-</ds:datastoreItem>
-</file>
-
-<file path=customXml/itemProps3.xml><?xml version="1.0" encoding="utf-8"?>
 <ds:datastoreItem xmlns:ds="http://schemas.openxmlformats.org/officeDocument/2006/customXml" ds:itemID="{26FF9410-7F49-4DD5-9478-D670A139DF54}">
   <ds:schemaRefs>
     <ds:schemaRef ds:uri="http://schemas.microsoft.com/office/2006/metadata/contentType"/>
@@ -4951,4 +5628,12 @@
     <ds:schemaRef ds:uri="http://schemas.microsoft.com/internal/obd"/>
   </ds:schemaRefs>
 </ds:datastoreItem>
+</file>
+
+<file path=customXml/itemProps3.xml><?xml version="1.0" encoding="utf-8"?>
+<ds:datastoreItem xmlns:ds="http://schemas.openxmlformats.org/officeDocument/2006/customXml" ds:itemID="{4BECF9F2-3A10-48CC-8D31-4F6E8664527E}">
+  <ds:schemaRefs>
+    <ds:schemaRef ds:uri="http://schemas.microsoft.com/sharepoint/v3/contenttype/forms"/>
+  </ds:schemaRefs>
+</ds:datastoreItem>
 </file>
--- a/backend/templates/task/CDOGS-TDR-TEMPLATE-v1.docx
+++ b/backend/templates/task/CDOGS-TDR-TEMPLATE-v1.docx
@@ -68,6 +68,7 @@
                 <w:szCs w:val="20"/>
               </w:rPr>
             </w:pPr>
+            <w:proofErr w:type="gramStart"/>
             <w:r>
               <w:rPr>
                 <w:rFonts w:ascii="BC Sans" w:eastAsia="Times New Roman" w:hAnsi="BC Sans" w:cs="Times New Roman"/>
@@ -112,6 +113,7 @@
               </w:rPr>
               <w:t>{</w:t>
             </w:r>
+            <w:proofErr w:type="spellStart"/>
             <w:r>
               <w:rPr>
                 <w:rFonts w:ascii="BC Sans" w:eastAsia="Times New Roman" w:hAnsi="BC Sans" w:cs="Times New Roman"/>
@@ -153,6 +155,8 @@
               </w:rPr>
               <w:t>Label</w:t>
             </w:r>
+            <w:proofErr w:type="spellEnd"/>
+            <w:proofErr w:type="gramEnd"/>
             <w:r>
               <w:rPr>
                 <w:rFonts w:ascii="BC Sans" w:eastAsia="Times New Roman" w:hAnsi="BC Sans" w:cs="Times New Roman"/>
@@ -184,7 +188,19 @@
                 <w:sz w:val="20"/>
                 <w:szCs w:val="20"/>
               </w:rPr>
-              <w:t>Task number</w:t>
+              <w:t xml:space="preserve">Task </w:t>
+            </w:r>
+            <w:proofErr w:type="gramStart"/>
+            <w:r>
+              <w:rPr>
+                <w:rFonts w:ascii="BC Sans" w:eastAsia="Times New Roman" w:hAnsi="BC Sans" w:cs="Times New Roman"/>
+                <w:b w:val="0"/>
+                <w:bCs w:val="0"/>
+                <w:color w:val="000000" w:themeColor="text1"/>
+                <w:sz w:val="20"/>
+                <w:szCs w:val="20"/>
+              </w:rPr>
+              <w:t>number</w:t>
             </w:r>
             <w:r>
               <w:rPr>
@@ -197,6 +213,7 @@
               </w:rPr>
               <w:t>: {</w:t>
             </w:r>
+            <w:proofErr w:type="spellStart"/>
             <w:r>
               <w:rPr>
                 <w:rFonts w:ascii="BC Sans" w:eastAsia="Times New Roman" w:hAnsi="BC Sans" w:cs="Times New Roman"/>
@@ -229,6 +246,8 @@
               </w:rPr>
               <w:t>taskNumber</w:t>
             </w:r>
+            <w:proofErr w:type="spellEnd"/>
+            <w:proofErr w:type="gramEnd"/>
             <w:r>
               <w:rPr>
                 <w:rFonts w:ascii="BC Sans" w:eastAsia="Times New Roman" w:hAnsi="BC Sans" w:cs="Times New Roman"/>
@@ -403,6 +422,8 @@
               </w:rPr>
               <w:t>{</w:t>
             </w:r>
+            <w:proofErr w:type="spellStart"/>
+            <w:proofErr w:type="gramStart"/>
             <w:r>
               <w:rPr>
                 <w:rFonts w:ascii="BC Sans" w:eastAsia="Times New Roman" w:hAnsi="BC Sans" w:cs="Times New Roman"/>
@@ -428,8 +449,29 @@
                 <w:sz w:val="20"/>
                 <w:szCs w:val="20"/>
               </w:rPr>
-              <w:t>taskType.category.longDescription</w:t>
-            </w:r>
+              <w:t>taskType.category</w:t>
+            </w:r>
+            <w:proofErr w:type="gramEnd"/>
+            <w:r>
+              <w:rPr>
+                <w:rFonts w:ascii="BC Sans" w:eastAsia="Times New Roman" w:hAnsi="BC Sans" w:cs="Times New Roman"/>
+                <w:color w:val="000000" w:themeColor="text1"/>
+                <w:sz w:val="20"/>
+                <w:szCs w:val="20"/>
+              </w:rPr>
+              <w:t>.</w:t>
+            </w:r>
+            <w:proofErr w:type="gramStart"/>
+            <w:r>
+              <w:rPr>
+                <w:rFonts w:ascii="BC Sans" w:eastAsia="Times New Roman" w:hAnsi="BC Sans" w:cs="Times New Roman"/>
+                <w:color w:val="000000" w:themeColor="text1"/>
+                <w:sz w:val="20"/>
+                <w:szCs w:val="20"/>
+              </w:rPr>
+              <w:t>longDescription</w:t>
+            </w:r>
+            <w:proofErr w:type="spellEnd"/>
             <w:r>
               <w:rPr>
                 <w:rFonts w:ascii="BC Sans" w:eastAsia="Times New Roman" w:hAnsi="BC Sans" w:cs="Times New Roman"/>
@@ -457,16 +499,51 @@
               </w:rPr>
               <w:t>d.</w:t>
             </w:r>
-            <w:r>
-              <w:rPr>
-                <w:rFonts w:ascii="BC Sans" w:eastAsia="Times New Roman" w:hAnsi="BC Sans" w:cs="Times New Roman"/>
-                <w:color w:val="000000" w:themeColor="text1"/>
-                <w:sz w:val="20"/>
-                <w:szCs w:val="20"/>
-                <w:lang w:val="en-CA"/>
-              </w:rPr>
-              <w:t>taskType.type.longDescription:ifEM:hideBegin</w:t>
-            </w:r>
+            <w:proofErr w:type="spellStart"/>
+            <w:r>
+              <w:rPr>
+                <w:rFonts w:ascii="BC Sans" w:eastAsia="Times New Roman" w:hAnsi="BC Sans" w:cs="Times New Roman"/>
+                <w:color w:val="000000" w:themeColor="text1"/>
+                <w:sz w:val="20"/>
+                <w:szCs w:val="20"/>
+                <w:lang w:val="en-CA"/>
+              </w:rPr>
+              <w:t>taskType.type</w:t>
+            </w:r>
+            <w:proofErr w:type="gramEnd"/>
+            <w:r>
+              <w:rPr>
+                <w:rFonts w:ascii="BC Sans" w:eastAsia="Times New Roman" w:hAnsi="BC Sans" w:cs="Times New Roman"/>
+                <w:color w:val="000000" w:themeColor="text1"/>
+                <w:sz w:val="20"/>
+                <w:szCs w:val="20"/>
+                <w:lang w:val="en-CA"/>
+              </w:rPr>
+              <w:t>.</w:t>
+            </w:r>
+            <w:proofErr w:type="gramStart"/>
+            <w:r>
+              <w:rPr>
+                <w:rFonts w:ascii="BC Sans" w:eastAsia="Times New Roman" w:hAnsi="BC Sans" w:cs="Times New Roman"/>
+                <w:color w:val="000000" w:themeColor="text1"/>
+                <w:sz w:val="20"/>
+                <w:szCs w:val="20"/>
+                <w:lang w:val="en-CA"/>
+              </w:rPr>
+              <w:t>longDescription:ifEM</w:t>
+            </w:r>
+            <w:proofErr w:type="gramEnd"/>
+            <w:r>
+              <w:rPr>
+                <w:rFonts w:ascii="BC Sans" w:eastAsia="Times New Roman" w:hAnsi="BC Sans" w:cs="Times New Roman"/>
+                <w:color w:val="000000" w:themeColor="text1"/>
+                <w:sz w:val="20"/>
+                <w:szCs w:val="20"/>
+                <w:lang w:val="en-CA"/>
+              </w:rPr>
+              <w:t>:hideBegin</w:t>
+            </w:r>
+            <w:proofErr w:type="spellEnd"/>
             <w:r>
               <w:rPr>
                 <w:rFonts w:ascii="BC Sans" w:hAnsi="BC Sans"/>
@@ -509,8 +586,21 @@
                 <w:sz w:val="20"/>
                 <w:szCs w:val="20"/>
               </w:rPr>
-              <w:t>Task sub category</w:t>
-            </w:r>
+              <w:t xml:space="preserve">Task </w:t>
+            </w:r>
+            <w:proofErr w:type="gramStart"/>
+            <w:r>
+              <w:rPr>
+                <w:rFonts w:ascii="BC Sans" w:hAnsi="BC Sans"/>
+                <w:b w:val="0"/>
+                <w:bCs w:val="0"/>
+                <w:caps w:val="0"/>
+                <w:sz w:val="20"/>
+                <w:szCs w:val="20"/>
+              </w:rPr>
+              <w:t>sub category</w:t>
+            </w:r>
+            <w:proofErr w:type="gramEnd"/>
           </w:p>
         </w:tc>
         <w:tc>
@@ -538,6 +628,7 @@
               </w:rPr>
               <w:t>{</w:t>
             </w:r>
+            <w:proofErr w:type="gramStart"/>
             <w:r>
               <w:rPr>
                 <w:rFonts w:ascii="BC Sans" w:eastAsia="Times New Roman" w:hAnsi="BC Sans" w:cs="Times New Roman"/>
@@ -556,16 +647,29 @@
               </w:rPr>
               <w:t>.</w:t>
             </w:r>
-            <w:r>
-              <w:rPr>
-                <w:rFonts w:ascii="BC Sans" w:eastAsia="Times New Roman" w:hAnsi="BC Sans" w:cs="Times New Roman"/>
-                <w:color w:val="000000" w:themeColor="text1"/>
-                <w:sz w:val="20"/>
-                <w:szCs w:val="20"/>
-                <w:lang w:val="en-CA"/>
-              </w:rPr>
-              <w:t>taskType.type.longDescription</w:t>
-            </w:r>
+            <w:proofErr w:type="spellStart"/>
+            <w:r>
+              <w:rPr>
+                <w:rFonts w:ascii="BC Sans" w:eastAsia="Times New Roman" w:hAnsi="BC Sans" w:cs="Times New Roman"/>
+                <w:color w:val="000000" w:themeColor="text1"/>
+                <w:sz w:val="20"/>
+                <w:szCs w:val="20"/>
+                <w:lang w:val="en-CA"/>
+              </w:rPr>
+              <w:t>taskType.type</w:t>
+            </w:r>
+            <w:proofErr w:type="gramEnd"/>
+            <w:r>
+              <w:rPr>
+                <w:rFonts w:ascii="BC Sans" w:eastAsia="Times New Roman" w:hAnsi="BC Sans" w:cs="Times New Roman"/>
+                <w:color w:val="000000" w:themeColor="text1"/>
+                <w:sz w:val="20"/>
+                <w:szCs w:val="20"/>
+                <w:lang w:val="en-CA"/>
+              </w:rPr>
+              <w:t>.longDescription</w:t>
+            </w:r>
+            <w:proofErr w:type="spellEnd"/>
             <w:r>
               <w:rPr>
                 <w:rFonts w:ascii="BC Sans" w:hAnsi="BC Sans"/>
@@ -610,7 +714,57 @@
                 <w:sz w:val="20"/>
                 <w:szCs w:val="20"/>
               </w:rPr>
-              <w:t>{d.taskType.type.longDescription:hideEnd}</w:t>
+              <w:t>{</w:t>
+            </w:r>
+            <w:proofErr w:type="spellStart"/>
+            <w:proofErr w:type="gramStart"/>
+            <w:r>
+              <w:rPr>
+                <w:rFonts w:ascii="BC Sans" w:hAnsi="BC Sans"/>
+                <w:b w:val="0"/>
+                <w:bCs w:val="0"/>
+                <w:caps w:val="0"/>
+                <w:sz w:val="20"/>
+                <w:szCs w:val="20"/>
+              </w:rPr>
+              <w:t>d.taskType.type</w:t>
+            </w:r>
+            <w:proofErr w:type="gramEnd"/>
+            <w:r>
+              <w:rPr>
+                <w:rFonts w:ascii="BC Sans" w:hAnsi="BC Sans"/>
+                <w:b w:val="0"/>
+                <w:bCs w:val="0"/>
+                <w:caps w:val="0"/>
+                <w:sz w:val="20"/>
+                <w:szCs w:val="20"/>
+              </w:rPr>
+              <w:t>.</w:t>
+            </w:r>
+            <w:proofErr w:type="gramStart"/>
+            <w:r>
+              <w:rPr>
+                <w:rFonts w:ascii="BC Sans" w:hAnsi="BC Sans"/>
+                <w:b w:val="0"/>
+                <w:bCs w:val="0"/>
+                <w:caps w:val="0"/>
+                <w:sz w:val="20"/>
+                <w:szCs w:val="20"/>
+              </w:rPr>
+              <w:t>longDescription:hideEnd</w:t>
+            </w:r>
+            <w:proofErr w:type="spellEnd"/>
+            <w:proofErr w:type="gramEnd"/>
+            <w:r>
+              <w:rPr>
+                <w:rFonts w:ascii="BC Sans" w:hAnsi="BC Sans"/>
+                <w:b w:val="0"/>
+                <w:bCs w:val="0"/>
+                <w:caps w:val="0"/>
+                <w:sz w:val="20"/>
+                <w:szCs w:val="20"/>
+              </w:rPr>
+              <w:t>}</w:t>
             </w:r>
             <w:r>
               <w:rPr>
@@ -651,6 +805,8 @@
               </w:rPr>
               <w:t>{</w:t>
             </w:r>
+            <w:proofErr w:type="spellStart"/>
+            <w:proofErr w:type="gramStart"/>
             <w:r>
               <w:rPr>
                 <w:rFonts w:ascii="BC Sans" w:eastAsia="Times New Roman" w:hAnsi="BC Sans" w:cs="Times New Roman"/>
@@ -678,6 +834,8 @@
               </w:rPr>
               <w:t>remarks</w:t>
             </w:r>
+            <w:proofErr w:type="spellEnd"/>
+            <w:proofErr w:type="gramEnd"/>
             <w:r>
               <w:rPr>
                 <w:rFonts w:ascii="BC Sans" w:eastAsia="Times New Roman" w:hAnsi="BC Sans" w:cs="Times New Roman"/>
@@ -746,6 +904,8 @@
               </w:rPr>
               <w:t>{</w:t>
             </w:r>
+            <w:proofErr w:type="spellStart"/>
+            <w:proofErr w:type="gramStart"/>
             <w:r>
               <w:rPr>
                 <w:rFonts w:ascii="BC Sans" w:eastAsia="Times New Roman" w:hAnsi="BC Sans" w:cs="Times New Roman"/>
@@ -775,6 +935,8 @@
               </w:rPr>
               <w:t>assignedUser.lastName</w:t>
             </w:r>
+            <w:proofErr w:type="spellEnd"/>
+            <w:proofErr w:type="gramEnd"/>
             <w:r>
               <w:rPr>
                 <w:rFonts w:ascii="BC Sans" w:eastAsia="Times New Roman" w:hAnsi="BC Sans" w:cs="Times New Roman"/>
@@ -795,7 +957,33 @@
                 <w:szCs w:val="20"/>
                 <w14:ligatures w14:val="none"/>
               </w:rPr>
-              <w:t>, {d.assignedUser.firstName}</w:t>
+              <w:t>, {</w:t>
+            </w:r>
+            <w:proofErr w:type="spellStart"/>
+            <w:proofErr w:type="gramStart"/>
+            <w:r>
+              <w:rPr>
+                <w:rFonts w:ascii="BC Sans" w:eastAsia="Times New Roman" w:hAnsi="BC Sans" w:cs="Times New Roman"/>
+                <w:color w:val="000000"/>
+                <w:kern w:val="0"/>
+                <w:sz w:val="20"/>
+                <w:szCs w:val="20"/>
+                <w14:ligatures w14:val="none"/>
+              </w:rPr>
+              <w:t>d.assignedUser.firstName</w:t>
+            </w:r>
+            <w:proofErr w:type="spellEnd"/>
+            <w:proofErr w:type="gramEnd"/>
+            <w:r>
+              <w:rPr>
+                <w:rFonts w:ascii="BC Sans" w:eastAsia="Times New Roman" w:hAnsi="BC Sans" w:cs="Times New Roman"/>
+                <w:color w:val="000000"/>
+                <w:kern w:val="0"/>
+                <w:sz w:val="20"/>
+                <w:szCs w:val="20"/>
+                <w14:ligatures w14:val="none"/>
+              </w:rPr>
+              <w:t>}</w:t>
             </w:r>
           </w:p>
         </w:tc>
@@ -862,17 +1050,38 @@
                 <w:sz w:val="20"/>
                 <w:szCs w:val="20"/>
               </w:rPr>
-              <w:t>{d.dueDate}</w:t>
-            </w:r>
-            <w:r>
-              <w:rPr>
-                <w:rFonts w:ascii="BC Sans" w:eastAsia="Times New Roman" w:hAnsi="BC Sans" w:cs="Times New Roman"/>
-                <w:color w:val="000000" w:themeColor="text1"/>
-                <w:sz w:val="20"/>
-                <w:szCs w:val="20"/>
-              </w:rPr>
               <w:t>{</w:t>
             </w:r>
+            <w:proofErr w:type="spellStart"/>
+            <w:proofErr w:type="gramStart"/>
+            <w:r>
+              <w:rPr>
+                <w:rFonts w:ascii="BC Sans" w:hAnsi="BC Sans" w:cs="BC Sans Light"/>
+                <w:sz w:val="20"/>
+                <w:szCs w:val="20"/>
+              </w:rPr>
+              <w:t>d.dueDate</w:t>
+            </w:r>
+            <w:proofErr w:type="spellEnd"/>
+            <w:proofErr w:type="gramEnd"/>
+            <w:r>
+              <w:rPr>
+                <w:rFonts w:ascii="BC Sans" w:hAnsi="BC Sans" w:cs="BC Sans Light"/>
+                <w:sz w:val="20"/>
+                <w:szCs w:val="20"/>
+              </w:rPr>
+              <w:t>}</w:t>
+            </w:r>
+            <w:r>
+              <w:rPr>
+                <w:rFonts w:ascii="BC Sans" w:eastAsia="Times New Roman" w:hAnsi="BC Sans" w:cs="Times New Roman"/>
+                <w:color w:val="000000" w:themeColor="text1"/>
+                <w:sz w:val="20"/>
+                <w:szCs w:val="20"/>
+              </w:rPr>
+              <w:t>{</w:t>
+            </w:r>
+            <w:proofErr w:type="gramStart"/>
             <w:r>
               <w:rPr>
                 <w:rFonts w:ascii="BC Sans" w:eastAsia="Times New Roman" w:hAnsi="BC Sans" w:cs="Times New Roman"/>
@@ -882,16 +1091,41 @@
               </w:rPr>
               <w:t>d.</w:t>
             </w:r>
-            <w:r>
-              <w:rPr>
-                <w:rFonts w:ascii="BC Sans" w:eastAsia="Times New Roman" w:hAnsi="BC Sans" w:cs="Times New Roman"/>
-                <w:color w:val="000000" w:themeColor="text1"/>
-                <w:sz w:val="20"/>
-                <w:szCs w:val="20"/>
-                <w:lang w:val="en-CA"/>
-              </w:rPr>
-              <w:t>description:ifEM:hideBegin</w:t>
-            </w:r>
+            <w:proofErr w:type="spellStart"/>
+            <w:r>
+              <w:rPr>
+                <w:rFonts w:ascii="BC Sans" w:eastAsia="Times New Roman" w:hAnsi="BC Sans" w:cs="Times New Roman"/>
+                <w:color w:val="000000" w:themeColor="text1"/>
+                <w:sz w:val="20"/>
+                <w:szCs w:val="20"/>
+                <w:lang w:val="en-CA"/>
+              </w:rPr>
+              <w:t>description</w:t>
+            </w:r>
+            <w:proofErr w:type="gramEnd"/>
+            <w:r>
+              <w:rPr>
+                <w:rFonts w:ascii="BC Sans" w:eastAsia="Times New Roman" w:hAnsi="BC Sans" w:cs="Times New Roman"/>
+                <w:color w:val="000000" w:themeColor="text1"/>
+                <w:sz w:val="20"/>
+                <w:szCs w:val="20"/>
+                <w:lang w:val="en-CA"/>
+              </w:rPr>
+              <w:t>:</w:t>
+            </w:r>
+            <w:proofErr w:type="gramStart"/>
+            <w:r>
+              <w:rPr>
+                <w:rFonts w:ascii="BC Sans" w:eastAsia="Times New Roman" w:hAnsi="BC Sans" w:cs="Times New Roman"/>
+                <w:color w:val="000000" w:themeColor="text1"/>
+                <w:sz w:val="20"/>
+                <w:szCs w:val="20"/>
+                <w:lang w:val="en-CA"/>
+              </w:rPr>
+              <w:t>ifEM:hideBegin</w:t>
+            </w:r>
+            <w:proofErr w:type="spellEnd"/>
+            <w:proofErr w:type="gramEnd"/>
             <w:r>
               <w:rPr>
                 <w:rFonts w:ascii="BC Sans" w:hAnsi="BC Sans"/>
@@ -956,7 +1190,27 @@
                 <w:sz w:val="20"/>
                 <w:szCs w:val="20"/>
               </w:rPr>
-              <w:t>{d.description}</w:t>
+              <w:t>{</w:t>
+            </w:r>
+            <w:proofErr w:type="spellStart"/>
+            <w:proofErr w:type="gramStart"/>
+            <w:r>
+              <w:rPr>
+                <w:rFonts w:ascii="BC Sans" w:hAnsi="BC Sans" w:cs="BC Sans Light"/>
+                <w:sz w:val="20"/>
+                <w:szCs w:val="20"/>
+              </w:rPr>
+              <w:t>d.description</w:t>
+            </w:r>
+            <w:proofErr w:type="spellEnd"/>
+            <w:proofErr w:type="gramEnd"/>
+            <w:r>
+              <w:rPr>
+                <w:rFonts w:ascii="BC Sans" w:hAnsi="BC Sans" w:cs="BC Sans Light"/>
+                <w:sz w:val="20"/>
+                <w:szCs w:val="20"/>
+              </w:rPr>
+              <w:t>}</w:t>
             </w:r>
             <w:r>
               <w:rPr>
@@ -990,6 +1244,7 @@
         </w:rPr>
         <w:t>{</w:t>
       </w:r>
+      <w:proofErr w:type="gramStart"/>
       <w:r>
         <w:rPr>
           <w:rFonts w:ascii="BC Sans" w:eastAsia="Times New Roman" w:hAnsi="BC Sans" w:cs="Times New Roman"/>
@@ -999,6 +1254,7 @@
         </w:rPr>
         <w:t>d.</w:t>
       </w:r>
+      <w:proofErr w:type="spellStart"/>
       <w:r>
         <w:rPr>
           <w:rFonts w:ascii="BC Sans" w:eastAsia="Times New Roman" w:hAnsi="BC Sans" w:cs="Times New Roman"/>
@@ -1007,8 +1263,32 @@
           <w:szCs w:val="20"/>
           <w:lang w:val="en-CA"/>
         </w:rPr>
-        <w:t>description:ifEM:hideEnd</w:t>
+        <w:t>description</w:t>
       </w:r>
+      <w:proofErr w:type="gramEnd"/>
+      <w:r>
+        <w:rPr>
+          <w:rFonts w:ascii="BC Sans" w:eastAsia="Times New Roman" w:hAnsi="BC Sans" w:cs="Times New Roman"/>
+          <w:color w:val="000000" w:themeColor="text1"/>
+          <w:sz w:val="20"/>
+          <w:szCs w:val="20"/>
+          <w:lang w:val="en-CA"/>
+        </w:rPr>
+        <w:t>:</w:t>
+      </w:r>
+      <w:proofErr w:type="gramStart"/>
+      <w:r>
+        <w:rPr>
+          <w:rFonts w:ascii="BC Sans" w:eastAsia="Times New Roman" w:hAnsi="BC Sans" w:cs="Times New Roman"/>
+          <w:color w:val="000000" w:themeColor="text1"/>
+          <w:sz w:val="20"/>
+          <w:szCs w:val="20"/>
+          <w:lang w:val="en-CA"/>
+        </w:rPr>
+        <w:t>ifEM:hideEnd</w:t>
+      </w:r>
+      <w:proofErr w:type="spellEnd"/>
+      <w:proofErr w:type="gramEnd"/>
       <w:r>
         <w:rPr>
           <w:rFonts w:ascii="BC Sans" w:hAnsi="BC Sans"/>
@@ -1023,7 +1303,63 @@
           <w:sz w:val="20"/>
           <w:szCs w:val="20"/>
         </w:rPr>
-        <w:t>{d.hasDiaryDates:ifEQ(true):showBegin}</w:t>
+        <w:t>{</w:t>
+      </w:r>
+      <w:proofErr w:type="spellStart"/>
+      <w:proofErr w:type="gramStart"/>
+      <w:r>
+        <w:rPr>
+          <w:rFonts w:ascii="BC Sans" w:hAnsi="BC Sans"/>
+          <w:sz w:val="20"/>
+          <w:szCs w:val="20"/>
+        </w:rPr>
+        <w:t>d.hasDiaryDates</w:t>
+      </w:r>
+      <w:proofErr w:type="gramEnd"/>
+      <w:r>
+        <w:rPr>
+          <w:rFonts w:ascii="BC Sans" w:hAnsi="BC Sans"/>
+          <w:sz w:val="20"/>
+          <w:szCs w:val="20"/>
+        </w:rPr>
+        <w:t>:ifEQ</w:t>
+      </w:r>
+      <w:proofErr w:type="spellEnd"/>
+      <w:r>
+        <w:rPr>
+          <w:rFonts w:ascii="BC Sans" w:hAnsi="BC Sans"/>
+          <w:sz w:val="20"/>
+          <w:szCs w:val="20"/>
+        </w:rPr>
+        <w:t>(true</w:t>
+      </w:r>
+      <w:proofErr w:type="gramStart"/>
+      <w:r>
+        <w:rPr>
+          <w:rFonts w:ascii="BC Sans" w:hAnsi="BC Sans"/>
+          <w:sz w:val="20"/>
+          <w:szCs w:val="20"/>
+        </w:rPr>
+        <w:t>):</w:t>
+      </w:r>
+      <w:proofErr w:type="spellStart"/>
+      <w:r>
+        <w:rPr>
+          <w:rFonts w:ascii="BC Sans" w:hAnsi="BC Sans"/>
+          <w:sz w:val="20"/>
+          <w:szCs w:val="20"/>
+        </w:rPr>
+        <w:t>showBegin</w:t>
+      </w:r>
+      <w:proofErr w:type="spellEnd"/>
+      <w:proofErr w:type="gramEnd"/>
+      <w:r>
+        <w:rPr>
+          <w:rFonts w:ascii="BC Sans" w:hAnsi="BC Sans"/>
+          <w:sz w:val="20"/>
+          <w:szCs w:val="20"/>
+        </w:rPr>
+        <w:t>}</w:t>
       </w:r>
     </w:p>
     <w:tbl>
@@ -1197,7 +1533,83 @@
                 <w:sz w:val="20"/>
                 <w:szCs w:val="20"/>
               </w:rPr>
-              <w:t>{d.diaryDates[i].dueDate}</w:t>
+              <w:t>{</w:t>
+            </w:r>
+            <w:proofErr w:type="spellStart"/>
+            <w:proofErr w:type="gramStart"/>
+            <w:r>
+              <w:rPr>
+                <w:rFonts w:ascii="BC Sans" w:hAnsi="BC Sans"/>
+                <w:b w:val="0"/>
+                <w:bCs w:val="0"/>
+                <w:caps w:val="0"/>
+                <w:sz w:val="20"/>
+                <w:szCs w:val="20"/>
+              </w:rPr>
+              <w:t>d.diaryDates</w:t>
+            </w:r>
+            <w:proofErr w:type="spellEnd"/>
+            <w:proofErr w:type="gramEnd"/>
+            <w:r>
+              <w:rPr>
+                <w:rFonts w:ascii="BC Sans" w:hAnsi="BC Sans"/>
+                <w:b w:val="0"/>
+                <w:bCs w:val="0"/>
+                <w:caps w:val="0"/>
+                <w:sz w:val="20"/>
+                <w:szCs w:val="20"/>
+              </w:rPr>
+              <w:t>[</w:t>
+            </w:r>
+            <w:proofErr w:type="spellStart"/>
+            <w:r>
+              <w:rPr>
+                <w:rFonts w:ascii="BC Sans" w:hAnsi="BC Sans"/>
+                <w:b w:val="0"/>
+                <w:bCs w:val="0"/>
+                <w:caps w:val="0"/>
+                <w:sz w:val="20"/>
+                <w:szCs w:val="20"/>
+              </w:rPr>
+              <w:t>i</w:t>
+            </w:r>
+            <w:proofErr w:type="spellEnd"/>
+            <w:proofErr w:type="gramStart"/>
+            <w:r>
+              <w:rPr>
+                <w:rFonts w:ascii="BC Sans" w:hAnsi="BC Sans"/>
+                <w:b w:val="0"/>
+                <w:bCs w:val="0"/>
+                <w:caps w:val="0"/>
+                <w:sz w:val="20"/>
+                <w:szCs w:val="20"/>
+              </w:rPr>
+              <w:t>].</w:t>
+            </w:r>
+            <w:proofErr w:type="spellStart"/>
+            <w:r>
+              <w:rPr>
+                <w:rFonts w:ascii="BC Sans" w:hAnsi="BC Sans"/>
+                <w:b w:val="0"/>
+                <w:bCs w:val="0"/>
+                <w:caps w:val="0"/>
+                <w:sz w:val="20"/>
+                <w:szCs w:val="20"/>
+              </w:rPr>
+              <w:t>dueDate</w:t>
+            </w:r>
+            <w:proofErr w:type="spellEnd"/>
+            <w:proofErr w:type="gramEnd"/>
+            <w:r>
+              <w:rPr>
+                <w:rFonts w:ascii="BC Sans" w:hAnsi="BC Sans"/>
+                <w:b w:val="0"/>
+                <w:bCs w:val="0"/>
+                <w:caps w:val="0"/>
+                <w:sz w:val="20"/>
+                <w:szCs w:val="20"/>
+              </w:rPr>
+              <w:t>}</w:t>
             </w:r>
           </w:p>
         </w:tc>
@@ -1225,7 +1637,60 @@
                 <w:sz w:val="18"/>
                 <w:szCs w:val="18"/>
               </w:rPr>
-              <w:t>{d.diaryDates[i].description}</w:t>
+              <w:t>{</w:t>
+            </w:r>
+            <w:proofErr w:type="spellStart"/>
+            <w:proofErr w:type="gramStart"/>
+            <w:r>
+              <w:rPr>
+                <w:rFonts w:ascii="BC Sans" w:eastAsia="Times New Roman" w:hAnsi="BC Sans" w:cs="Times New Roman"/>
+                <w:color w:val="000000" w:themeColor="text1"/>
+                <w:sz w:val="18"/>
+                <w:szCs w:val="18"/>
+              </w:rPr>
+              <w:t>d.diaryDates</w:t>
+            </w:r>
+            <w:proofErr w:type="spellEnd"/>
+            <w:proofErr w:type="gramEnd"/>
+            <w:r>
+              <w:rPr>
+                <w:rFonts w:ascii="BC Sans" w:eastAsia="Times New Roman" w:hAnsi="BC Sans" w:cs="Times New Roman"/>
+                <w:color w:val="000000" w:themeColor="text1"/>
+                <w:sz w:val="18"/>
+                <w:szCs w:val="18"/>
+              </w:rPr>
+              <w:t>[</w:t>
+            </w:r>
+            <w:proofErr w:type="spellStart"/>
+            <w:r>
+              <w:rPr>
+                <w:rFonts w:ascii="BC Sans" w:eastAsia="Times New Roman" w:hAnsi="BC Sans" w:cs="Times New Roman"/>
+                <w:color w:val="000000" w:themeColor="text1"/>
+                <w:sz w:val="18"/>
+                <w:szCs w:val="18"/>
+              </w:rPr>
+              <w:t>i</w:t>
+            </w:r>
+            <w:proofErr w:type="spellEnd"/>
+            <w:proofErr w:type="gramStart"/>
+            <w:r>
+              <w:rPr>
+                <w:rFonts w:ascii="BC Sans" w:eastAsia="Times New Roman" w:hAnsi="BC Sans" w:cs="Times New Roman"/>
+                <w:color w:val="000000" w:themeColor="text1"/>
+                <w:sz w:val="18"/>
+                <w:szCs w:val="18"/>
+              </w:rPr>
+              <w:t>].description</w:t>
+            </w:r>
+            <w:proofErr w:type="gramEnd"/>
+            <w:r>
+              <w:rPr>
+                <w:rFonts w:ascii="BC Sans" w:eastAsia="Times New Roman" w:hAnsi="BC Sans" w:cs="Times New Roman"/>
+                <w:color w:val="000000" w:themeColor="text1"/>
+                <w:sz w:val="18"/>
+                <w:szCs w:val="18"/>
+              </w:rPr>
+              <w:t>}</w:t>
             </w:r>
           </w:p>
         </w:tc>
@@ -1261,7 +1726,70 @@
                 <w:sz w:val="20"/>
                 <w:szCs w:val="20"/>
               </w:rPr>
-              <w:t>{d.diaryDates[i+1].dueDate}</w:t>
+              <w:t>{</w:t>
+            </w:r>
+            <w:proofErr w:type="spellStart"/>
+            <w:proofErr w:type="gramStart"/>
+            <w:r>
+              <w:rPr>
+                <w:rFonts w:ascii="BC Sans" w:hAnsi="BC Sans"/>
+                <w:b w:val="0"/>
+                <w:bCs w:val="0"/>
+                <w:caps w:val="0"/>
+                <w:sz w:val="20"/>
+                <w:szCs w:val="20"/>
+              </w:rPr>
+              <w:t>d.diaryDates</w:t>
+            </w:r>
+            <w:proofErr w:type="spellEnd"/>
+            <w:proofErr w:type="gramEnd"/>
+            <w:r>
+              <w:rPr>
+                <w:rFonts w:ascii="BC Sans" w:hAnsi="BC Sans"/>
+                <w:b w:val="0"/>
+                <w:bCs w:val="0"/>
+                <w:caps w:val="0"/>
+                <w:sz w:val="20"/>
+                <w:szCs w:val="20"/>
+              </w:rPr>
+              <w:t>[i+1</w:t>
+            </w:r>
+            <w:proofErr w:type="gramStart"/>
+            <w:r>
+              <w:rPr>
+                <w:rFonts w:ascii="BC Sans" w:hAnsi="BC Sans"/>
+                <w:b w:val="0"/>
+                <w:bCs w:val="0"/>
+                <w:caps w:val="0"/>
+                <w:sz w:val="20"/>
+                <w:szCs w:val="20"/>
+              </w:rPr>
+              <w:t>].</w:t>
+            </w:r>
+            <w:proofErr w:type="spellStart"/>
+            <w:r>
+              <w:rPr>
+                <w:rFonts w:ascii="BC Sans" w:hAnsi="BC Sans"/>
+                <w:b w:val="0"/>
+                <w:bCs w:val="0"/>
+                <w:caps w:val="0"/>
+                <w:sz w:val="20"/>
+                <w:szCs w:val="20"/>
+              </w:rPr>
+              <w:t>dueDate</w:t>
+            </w:r>
+            <w:proofErr w:type="spellEnd"/>
+            <w:proofErr w:type="gramEnd"/>
+            <w:r>
+              <w:rPr>
+                <w:rFonts w:ascii="BC Sans" w:hAnsi="BC Sans"/>
+                <w:b w:val="0"/>
+                <w:bCs w:val="0"/>
+                <w:caps w:val="0"/>
+                <w:sz w:val="20"/>
+                <w:szCs w:val="20"/>
+              </w:rPr>
+              <w:t>}</w:t>
             </w:r>
           </w:p>
         </w:tc>
@@ -1288,7 +1816,49 @@
                 <w:sz w:val="18"/>
                 <w:szCs w:val="18"/>
               </w:rPr>
-              <w:t>{d.diaryDates[i+1].description}</w:t>
+              <w:t>{</w:t>
+            </w:r>
+            <w:proofErr w:type="spellStart"/>
+            <w:proofErr w:type="gramStart"/>
+            <w:r>
+              <w:rPr>
+                <w:rFonts w:ascii="BC Sans" w:eastAsia="Times New Roman" w:hAnsi="BC Sans" w:cs="Times New Roman"/>
+                <w:color w:val="000000" w:themeColor="text1"/>
+                <w:sz w:val="18"/>
+                <w:szCs w:val="18"/>
+              </w:rPr>
+              <w:t>d.diaryDates</w:t>
+            </w:r>
+            <w:proofErr w:type="spellEnd"/>
+            <w:proofErr w:type="gramEnd"/>
+            <w:r>
+              <w:rPr>
+                <w:rFonts w:ascii="BC Sans" w:eastAsia="Times New Roman" w:hAnsi="BC Sans" w:cs="Times New Roman"/>
+                <w:color w:val="000000" w:themeColor="text1"/>
+                <w:sz w:val="18"/>
+                <w:szCs w:val="18"/>
+              </w:rPr>
+              <w:t>[i+1</w:t>
+            </w:r>
+            <w:proofErr w:type="gramStart"/>
+            <w:r>
+              <w:rPr>
+                <w:rFonts w:ascii="BC Sans" w:eastAsia="Times New Roman" w:hAnsi="BC Sans" w:cs="Times New Roman"/>
+                <w:color w:val="000000" w:themeColor="text1"/>
+                <w:sz w:val="18"/>
+                <w:szCs w:val="18"/>
+              </w:rPr>
+              <w:t>].description</w:t>
+            </w:r>
+            <w:proofErr w:type="gramEnd"/>
+            <w:r>
+              <w:rPr>
+                <w:rFonts w:ascii="BC Sans" w:eastAsia="Times New Roman" w:hAnsi="BC Sans" w:cs="Times New Roman"/>
+                <w:color w:val="000000" w:themeColor="text1"/>
+                <w:sz w:val="18"/>
+                <w:szCs w:val="18"/>
+              </w:rPr>
+              <w:t>}</w:t>
             </w:r>
           </w:p>
         </w:tc>
@@ -1311,7 +1881,34 @@
           <w:sz w:val="20"/>
           <w:szCs w:val="20"/>
         </w:rPr>
-        <w:t>{d.hasDiaryDates:showEnd}{d.</w:t>
+        <w:t>{</w:t>
+      </w:r>
+      <w:proofErr w:type="gramStart"/>
+      <w:r>
+        <w:rPr>
+          <w:rFonts w:ascii="BC Sans" w:hAnsi="BC Sans"/>
+          <w:sz w:val="20"/>
+          <w:szCs w:val="20"/>
+        </w:rPr>
+        <w:t>d.hasDiaryDates</w:t>
+      </w:r>
+      <w:proofErr w:type="gramEnd"/>
+      <w:r>
+        <w:rPr>
+          <w:rFonts w:ascii="BC Sans" w:hAnsi="BC Sans"/>
+          <w:sz w:val="20"/>
+          <w:szCs w:val="20"/>
+        </w:rPr>
+        <w:t>:</w:t>
+      </w:r>
+      <w:proofErr w:type="gramStart"/>
+      <w:r>
+        <w:rPr>
+          <w:rFonts w:ascii="BC Sans" w:hAnsi="BC Sans"/>
+          <w:sz w:val="20"/>
+          <w:szCs w:val="20"/>
+        </w:rPr>
+        <w:t>showEnd}{d.</w:t>
       </w:r>
       <w:r>
         <w:rPr>
@@ -1321,13 +1918,32 @@
         </w:rPr>
         <w:t>hasActivityNotes</w:t>
       </w:r>
+      <w:proofErr w:type="gramEnd"/>
       <w:r>
         <w:rPr>
           <w:rFonts w:ascii="BC Sans" w:hAnsi="BC Sans"/>
           <w:sz w:val="20"/>
           <w:szCs w:val="20"/>
         </w:rPr>
-        <w:t>:ifEQ(true):showBegin}</w:t>
+        <w:t>:ifEQ(true</w:t>
+      </w:r>
+      <w:proofErr w:type="gramStart"/>
+      <w:r>
+        <w:rPr>
+          <w:rFonts w:ascii="BC Sans" w:hAnsi="BC Sans"/>
+          <w:sz w:val="20"/>
+          <w:szCs w:val="20"/>
+        </w:rPr>
+        <w:t>):showBegin</w:t>
+      </w:r>
+      <w:proofErr w:type="gramEnd"/>
+      <w:r>
+        <w:rPr>
+          <w:rFonts w:ascii="BC Sans" w:hAnsi="BC Sans"/>
+          <w:sz w:val="20"/>
+          <w:szCs w:val="20"/>
+        </w:rPr>
+        <w:t>}</w:t>
       </w:r>
     </w:p>
     <w:tbl>
@@ -1485,7 +2101,83 @@
                 <w:sz w:val="20"/>
                 <w:szCs w:val="20"/>
               </w:rPr>
-              <w:t>{d.activityNotes[i].contentText}</w:t>
+              <w:t>{</w:t>
+            </w:r>
+            <w:proofErr w:type="spellStart"/>
+            <w:proofErr w:type="gramStart"/>
+            <w:r>
+              <w:rPr>
+                <w:rFonts w:ascii="BC Sans" w:hAnsi="BC Sans"/>
+                <w:b w:val="0"/>
+                <w:bCs w:val="0"/>
+                <w:caps w:val="0"/>
+                <w:sz w:val="20"/>
+                <w:szCs w:val="20"/>
+              </w:rPr>
+              <w:t>d.activityNotes</w:t>
+            </w:r>
+            <w:proofErr w:type="spellEnd"/>
+            <w:proofErr w:type="gramEnd"/>
+            <w:r>
+              <w:rPr>
+                <w:rFonts w:ascii="BC Sans" w:hAnsi="BC Sans"/>
+                <w:b w:val="0"/>
+                <w:bCs w:val="0"/>
+                <w:caps w:val="0"/>
+                <w:sz w:val="20"/>
+                <w:szCs w:val="20"/>
+              </w:rPr>
+              <w:t>[</w:t>
+            </w:r>
+            <w:proofErr w:type="spellStart"/>
+            <w:r>
+              <w:rPr>
+                <w:rFonts w:ascii="BC Sans" w:hAnsi="BC Sans"/>
+                <w:b w:val="0"/>
+                <w:bCs w:val="0"/>
+                <w:caps w:val="0"/>
+                <w:sz w:val="20"/>
+                <w:szCs w:val="20"/>
+              </w:rPr>
+              <w:t>i</w:t>
+            </w:r>
+            <w:proofErr w:type="spellEnd"/>
+            <w:proofErr w:type="gramStart"/>
+            <w:r>
+              <w:rPr>
+                <w:rFonts w:ascii="BC Sans" w:hAnsi="BC Sans"/>
+                <w:b w:val="0"/>
+                <w:bCs w:val="0"/>
+                <w:caps w:val="0"/>
+                <w:sz w:val="20"/>
+                <w:szCs w:val="20"/>
+              </w:rPr>
+              <w:t>].</w:t>
+            </w:r>
+            <w:proofErr w:type="spellStart"/>
+            <w:r>
+              <w:rPr>
+                <w:rFonts w:ascii="BC Sans" w:hAnsi="BC Sans"/>
+                <w:b w:val="0"/>
+                <w:bCs w:val="0"/>
+                <w:caps w:val="0"/>
+                <w:sz w:val="20"/>
+                <w:szCs w:val="20"/>
+              </w:rPr>
+              <w:t>contentText</w:t>
+            </w:r>
+            <w:proofErr w:type="spellEnd"/>
+            <w:proofErr w:type="gramEnd"/>
+            <w:r>
+              <w:rPr>
+                <w:rFonts w:ascii="BC Sans" w:hAnsi="BC Sans"/>
+                <w:b w:val="0"/>
+                <w:bCs w:val="0"/>
+                <w:caps w:val="0"/>
+                <w:sz w:val="20"/>
+                <w:szCs w:val="20"/>
+              </w:rPr>
+              <w:t>}</w:t>
             </w:r>
           </w:p>
         </w:tc>
@@ -1516,8 +2208,10 @@
                 <w:sz w:val="18"/>
                 <w:szCs w:val="18"/>
               </w:rPr>
-              <w:t>{d.activityNotes[i].actionedDate}</w:t>
-            </w:r>
+              <w:t>{</w:t>
+            </w:r>
+            <w:proofErr w:type="spellStart"/>
+            <w:proofErr w:type="gramStart"/>
             <w:r>
               <w:rPr>
                 <w:rFonts w:ascii="BC Sans" w:eastAsia="Times New Roman" w:hAnsi="BC Sans" w:cs="Times New Roman"/>
@@ -1525,7 +2219,133 @@
                 <w:sz w:val="18"/>
                 <w:szCs w:val="18"/>
               </w:rPr>
-              <w:t xml:space="preserve"> {d.activityNotes[i].actionedTime}</w:t>
+              <w:t>d.activityNotes</w:t>
+            </w:r>
+            <w:proofErr w:type="spellEnd"/>
+            <w:proofErr w:type="gramEnd"/>
+            <w:r>
+              <w:rPr>
+                <w:rFonts w:ascii="BC Sans" w:eastAsia="Times New Roman" w:hAnsi="BC Sans" w:cs="Times New Roman"/>
+                <w:color w:val="000000" w:themeColor="text1"/>
+                <w:sz w:val="18"/>
+                <w:szCs w:val="18"/>
+              </w:rPr>
+              <w:t>[</w:t>
+            </w:r>
+            <w:proofErr w:type="spellStart"/>
+            <w:r>
+              <w:rPr>
+                <w:rFonts w:ascii="BC Sans" w:eastAsia="Times New Roman" w:hAnsi="BC Sans" w:cs="Times New Roman"/>
+                <w:color w:val="000000" w:themeColor="text1"/>
+                <w:sz w:val="18"/>
+                <w:szCs w:val="18"/>
+              </w:rPr>
+              <w:t>i</w:t>
+            </w:r>
+            <w:proofErr w:type="spellEnd"/>
+            <w:proofErr w:type="gramStart"/>
+            <w:r>
+              <w:rPr>
+                <w:rFonts w:ascii="BC Sans" w:eastAsia="Times New Roman" w:hAnsi="BC Sans" w:cs="Times New Roman"/>
+                <w:color w:val="000000" w:themeColor="text1"/>
+                <w:sz w:val="18"/>
+                <w:szCs w:val="18"/>
+              </w:rPr>
+              <w:t>].</w:t>
+            </w:r>
+            <w:proofErr w:type="spellStart"/>
+            <w:r>
+              <w:rPr>
+                <w:rFonts w:ascii="BC Sans" w:eastAsia="Times New Roman" w:hAnsi="BC Sans" w:cs="Times New Roman"/>
+                <w:color w:val="000000" w:themeColor="text1"/>
+                <w:sz w:val="18"/>
+                <w:szCs w:val="18"/>
+              </w:rPr>
+              <w:t>actionedDate</w:t>
+            </w:r>
+            <w:proofErr w:type="spellEnd"/>
+            <w:proofErr w:type="gramEnd"/>
+            <w:r>
+              <w:rPr>
+                <w:rFonts w:ascii="BC Sans" w:eastAsia="Times New Roman" w:hAnsi="BC Sans" w:cs="Times New Roman"/>
+                <w:color w:val="000000" w:themeColor="text1"/>
+                <w:sz w:val="18"/>
+                <w:szCs w:val="18"/>
+              </w:rPr>
+              <w:t>}</w:t>
+            </w:r>
+            <w:r>
+              <w:rPr>
+                <w:rFonts w:ascii="BC Sans" w:eastAsia="Times New Roman" w:hAnsi="BC Sans" w:cs="Times New Roman"/>
+                <w:color w:val="000000" w:themeColor="text1"/>
+                <w:sz w:val="18"/>
+                <w:szCs w:val="18"/>
+              </w:rPr>
+              <w:t xml:space="preserve"> {</w:t>
+            </w:r>
+            <w:proofErr w:type="spellStart"/>
+            <w:proofErr w:type="gramStart"/>
+            <w:r>
+              <w:rPr>
+                <w:rFonts w:ascii="BC Sans" w:eastAsia="Times New Roman" w:hAnsi="BC Sans" w:cs="Times New Roman"/>
+                <w:color w:val="000000" w:themeColor="text1"/>
+                <w:sz w:val="18"/>
+                <w:szCs w:val="18"/>
+              </w:rPr>
+              <w:t>d.activityNotes</w:t>
+            </w:r>
+            <w:proofErr w:type="spellEnd"/>
+            <w:proofErr w:type="gramEnd"/>
+            <w:r>
+              <w:rPr>
+                <w:rFonts w:ascii="BC Sans" w:eastAsia="Times New Roman" w:hAnsi="BC Sans" w:cs="Times New Roman"/>
+                <w:color w:val="000000" w:themeColor="text1"/>
+                <w:sz w:val="18"/>
+                <w:szCs w:val="18"/>
+              </w:rPr>
+              <w:t>[</w:t>
+            </w:r>
+            <w:proofErr w:type="spellStart"/>
+            <w:r>
+              <w:rPr>
+                <w:rFonts w:ascii="BC Sans" w:eastAsia="Times New Roman" w:hAnsi="BC Sans" w:cs="Times New Roman"/>
+                <w:color w:val="000000" w:themeColor="text1"/>
+                <w:sz w:val="18"/>
+                <w:szCs w:val="18"/>
+              </w:rPr>
+              <w:t>i</w:t>
+            </w:r>
+            <w:proofErr w:type="spellEnd"/>
+            <w:proofErr w:type="gramStart"/>
+            <w:r>
+              <w:rPr>
+                <w:rFonts w:ascii="BC Sans" w:eastAsia="Times New Roman" w:hAnsi="BC Sans" w:cs="Times New Roman"/>
+                <w:color w:val="000000" w:themeColor="text1"/>
+                <w:sz w:val="18"/>
+                <w:szCs w:val="18"/>
+              </w:rPr>
+              <w:t>].</w:t>
+            </w:r>
+            <w:proofErr w:type="spellStart"/>
+            <w:r>
+              <w:rPr>
+                <w:rFonts w:ascii="BC Sans" w:eastAsia="Times New Roman" w:hAnsi="BC Sans" w:cs="Times New Roman"/>
+                <w:color w:val="000000" w:themeColor="text1"/>
+                <w:sz w:val="18"/>
+                <w:szCs w:val="18"/>
+              </w:rPr>
+              <w:t>actionedTime</w:t>
+            </w:r>
+            <w:proofErr w:type="spellEnd"/>
+            <w:proofErr w:type="gramEnd"/>
+            <w:r>
+              <w:rPr>
+                <w:rFonts w:ascii="BC Sans" w:eastAsia="Times New Roman" w:hAnsi="BC Sans" w:cs="Times New Roman"/>
+                <w:color w:val="000000" w:themeColor="text1"/>
+                <w:sz w:val="18"/>
+                <w:szCs w:val="18"/>
+              </w:rPr>
+              <w:t>}</w:t>
             </w:r>
           </w:p>
         </w:tc>
@@ -1553,7 +2373,49 @@
                 <w:sz w:val="18"/>
                 <w:szCs w:val="18"/>
               </w:rPr>
-              <w:t>{d.activityNotes[i].</w:t>
+              <w:t>{</w:t>
+            </w:r>
+            <w:proofErr w:type="spellStart"/>
+            <w:proofErr w:type="gramStart"/>
+            <w:r>
+              <w:rPr>
+                <w:rFonts w:ascii="BC Sans" w:eastAsia="Times New Roman" w:hAnsi="BC Sans" w:cs="Times New Roman"/>
+                <w:color w:val="000000" w:themeColor="text1"/>
+                <w:sz w:val="18"/>
+                <w:szCs w:val="18"/>
+              </w:rPr>
+              <w:t>d.activityNotes</w:t>
+            </w:r>
+            <w:proofErr w:type="spellEnd"/>
+            <w:proofErr w:type="gramEnd"/>
+            <w:r>
+              <w:rPr>
+                <w:rFonts w:ascii="BC Sans" w:eastAsia="Times New Roman" w:hAnsi="BC Sans" w:cs="Times New Roman"/>
+                <w:color w:val="000000" w:themeColor="text1"/>
+                <w:sz w:val="18"/>
+                <w:szCs w:val="18"/>
+              </w:rPr>
+              <w:t>[</w:t>
+            </w:r>
+            <w:proofErr w:type="spellStart"/>
+            <w:r>
+              <w:rPr>
+                <w:rFonts w:ascii="BC Sans" w:eastAsia="Times New Roman" w:hAnsi="BC Sans" w:cs="Times New Roman"/>
+                <w:color w:val="000000" w:themeColor="text1"/>
+                <w:sz w:val="18"/>
+                <w:szCs w:val="18"/>
+              </w:rPr>
+              <w:t>i</w:t>
+            </w:r>
+            <w:proofErr w:type="spellEnd"/>
+            <w:r>
+              <w:rPr>
+                <w:rFonts w:ascii="BC Sans" w:eastAsia="Times New Roman" w:hAnsi="BC Sans" w:cs="Times New Roman"/>
+                <w:color w:val="000000" w:themeColor="text1"/>
+                <w:sz w:val="18"/>
+                <w:szCs w:val="18"/>
+              </w:rPr>
+              <w:t>].</w:t>
             </w:r>
             <w:r>
               <w:rPr>
@@ -1566,6 +2428,7 @@
               </w:rPr>
               <w:t xml:space="preserve"> </w:t>
             </w:r>
+            <w:proofErr w:type="spellStart"/>
             <w:r>
               <w:rPr>
                 <w:rFonts w:ascii="BC Sans" w:eastAsia="Times New Roman" w:hAnsi="BC Sans" w:cs="Times New Roman"/>
@@ -1582,7 +2445,68 @@
                 <w:sz w:val="18"/>
                 <w:szCs w:val="18"/>
               </w:rPr>
-              <w:t>.lastName}, {d.activityNotes[i].</w:t>
+              <w:t>.</w:t>
+            </w:r>
+            <w:proofErr w:type="gramStart"/>
+            <w:r>
+              <w:rPr>
+                <w:rFonts w:ascii="BC Sans" w:eastAsia="Times New Roman" w:hAnsi="BC Sans" w:cs="Times New Roman"/>
+                <w:color w:val="000000" w:themeColor="text1"/>
+                <w:sz w:val="18"/>
+                <w:szCs w:val="18"/>
+              </w:rPr>
+              <w:t>lastName</w:t>
+            </w:r>
+            <w:proofErr w:type="spellEnd"/>
+            <w:r>
+              <w:rPr>
+                <w:rFonts w:ascii="BC Sans" w:eastAsia="Times New Roman" w:hAnsi="BC Sans" w:cs="Times New Roman"/>
+                <w:color w:val="000000" w:themeColor="text1"/>
+                <w:sz w:val="18"/>
+                <w:szCs w:val="18"/>
+              </w:rPr>
+              <w:t>}, {</w:t>
+            </w:r>
+            <w:proofErr w:type="spellStart"/>
+            <w:r>
+              <w:rPr>
+                <w:rFonts w:ascii="BC Sans" w:eastAsia="Times New Roman" w:hAnsi="BC Sans" w:cs="Times New Roman"/>
+                <w:color w:val="000000" w:themeColor="text1"/>
+                <w:sz w:val="18"/>
+                <w:szCs w:val="18"/>
+              </w:rPr>
+              <w:t>d.activityNotes</w:t>
+            </w:r>
+            <w:proofErr w:type="spellEnd"/>
+            <w:proofErr w:type="gramEnd"/>
+            <w:r>
+              <w:rPr>
+                <w:rFonts w:ascii="BC Sans" w:eastAsia="Times New Roman" w:hAnsi="BC Sans" w:cs="Times New Roman"/>
+                <w:color w:val="000000" w:themeColor="text1"/>
+                <w:sz w:val="18"/>
+                <w:szCs w:val="18"/>
+              </w:rPr>
+              <w:t>[</w:t>
+            </w:r>
+            <w:proofErr w:type="spellStart"/>
+            <w:r>
+              <w:rPr>
+                <w:rFonts w:ascii="BC Sans" w:eastAsia="Times New Roman" w:hAnsi="BC Sans" w:cs="Times New Roman"/>
+                <w:color w:val="000000" w:themeColor="text1"/>
+                <w:sz w:val="18"/>
+                <w:szCs w:val="18"/>
+              </w:rPr>
+              <w:t>i</w:t>
+            </w:r>
+            <w:proofErr w:type="spellEnd"/>
+            <w:r>
+              <w:rPr>
+                <w:rFonts w:ascii="BC Sans" w:eastAsia="Times New Roman" w:hAnsi="BC Sans" w:cs="Times New Roman"/>
+                <w:color w:val="000000" w:themeColor="text1"/>
+                <w:sz w:val="18"/>
+                <w:szCs w:val="18"/>
+              </w:rPr>
+              <w:t>].</w:t>
             </w:r>
             <w:r>
               <w:rPr>
@@ -1595,6 +2519,7 @@
               </w:rPr>
               <w:t xml:space="preserve"> </w:t>
             </w:r>
+            <w:proofErr w:type="spellStart"/>
             <w:r>
               <w:rPr>
                 <w:rFonts w:ascii="BC Sans" w:eastAsia="Times New Roman" w:hAnsi="BC Sans" w:cs="Times New Roman"/>
@@ -1611,7 +2536,17 @@
                 <w:sz w:val="18"/>
                 <w:szCs w:val="18"/>
               </w:rPr>
-              <w:t>.firstName}</w:t>
+              <w:t>.firstName</w:t>
+            </w:r>
+            <w:proofErr w:type="spellEnd"/>
+            <w:r>
+              <w:rPr>
+                <w:rFonts w:ascii="BC Sans" w:eastAsia="Times New Roman" w:hAnsi="BC Sans" w:cs="Times New Roman"/>
+                <w:color w:val="000000" w:themeColor="text1"/>
+                <w:sz w:val="18"/>
+                <w:szCs w:val="18"/>
+              </w:rPr>
+              <w:t>}</w:t>
             </w:r>
           </w:p>
         </w:tc>
@@ -1647,7 +2582,70 @@
                 <w:sz w:val="20"/>
                 <w:szCs w:val="20"/>
               </w:rPr>
-              <w:t>{d.activityNotes[i+1].contentText}</w:t>
+              <w:t>{</w:t>
+            </w:r>
+            <w:proofErr w:type="spellStart"/>
+            <w:proofErr w:type="gramStart"/>
+            <w:r>
+              <w:rPr>
+                <w:rFonts w:ascii="BC Sans" w:hAnsi="BC Sans"/>
+                <w:b w:val="0"/>
+                <w:bCs w:val="0"/>
+                <w:caps w:val="0"/>
+                <w:sz w:val="20"/>
+                <w:szCs w:val="20"/>
+              </w:rPr>
+              <w:t>d.activityNotes</w:t>
+            </w:r>
+            <w:proofErr w:type="spellEnd"/>
+            <w:proofErr w:type="gramEnd"/>
+            <w:r>
+              <w:rPr>
+                <w:rFonts w:ascii="BC Sans" w:hAnsi="BC Sans"/>
+                <w:b w:val="0"/>
+                <w:bCs w:val="0"/>
+                <w:caps w:val="0"/>
+                <w:sz w:val="20"/>
+                <w:szCs w:val="20"/>
+              </w:rPr>
+              <w:t>[i+1</w:t>
+            </w:r>
+            <w:proofErr w:type="gramStart"/>
+            <w:r>
+              <w:rPr>
+                <w:rFonts w:ascii="BC Sans" w:hAnsi="BC Sans"/>
+                <w:b w:val="0"/>
+                <w:bCs w:val="0"/>
+                <w:caps w:val="0"/>
+                <w:sz w:val="20"/>
+                <w:szCs w:val="20"/>
+              </w:rPr>
+              <w:t>].</w:t>
+            </w:r>
+            <w:proofErr w:type="spellStart"/>
+            <w:r>
+              <w:rPr>
+                <w:rFonts w:ascii="BC Sans" w:hAnsi="BC Sans"/>
+                <w:b w:val="0"/>
+                <w:bCs w:val="0"/>
+                <w:caps w:val="0"/>
+                <w:sz w:val="20"/>
+                <w:szCs w:val="20"/>
+              </w:rPr>
+              <w:t>contentText</w:t>
+            </w:r>
+            <w:proofErr w:type="spellEnd"/>
+            <w:proofErr w:type="gramEnd"/>
+            <w:r>
+              <w:rPr>
+                <w:rFonts w:ascii="BC Sans" w:hAnsi="BC Sans"/>
+                <w:b w:val="0"/>
+                <w:bCs w:val="0"/>
+                <w:caps w:val="0"/>
+                <w:sz w:val="20"/>
+                <w:szCs w:val="20"/>
+              </w:rPr>
+              <w:t>}</w:t>
             </w:r>
           </w:p>
         </w:tc>
@@ -1677,8 +2675,10 @@
                 <w:sz w:val="18"/>
                 <w:szCs w:val="18"/>
               </w:rPr>
-              <w:t>{d.activityNotes[i+1].actionedDate}</w:t>
-            </w:r>
+              <w:t>{</w:t>
+            </w:r>
+            <w:proofErr w:type="spellStart"/>
+            <w:proofErr w:type="gramStart"/>
             <w:r>
               <w:rPr>
                 <w:rFonts w:ascii="BC Sans" w:eastAsia="Times New Roman" w:hAnsi="BC Sans" w:cs="Times New Roman"/>
@@ -1686,7 +2686,111 @@
                 <w:sz w:val="18"/>
                 <w:szCs w:val="18"/>
               </w:rPr>
-              <w:t xml:space="preserve"> {d.activityNotes[i+1].actionedTime}</w:t>
+              <w:t>d.activityNotes</w:t>
+            </w:r>
+            <w:proofErr w:type="spellEnd"/>
+            <w:proofErr w:type="gramEnd"/>
+            <w:r>
+              <w:rPr>
+                <w:rFonts w:ascii="BC Sans" w:eastAsia="Times New Roman" w:hAnsi="BC Sans" w:cs="Times New Roman"/>
+                <w:color w:val="000000" w:themeColor="text1"/>
+                <w:sz w:val="18"/>
+                <w:szCs w:val="18"/>
+              </w:rPr>
+              <w:t>[i+1</w:t>
+            </w:r>
+            <w:proofErr w:type="gramStart"/>
+            <w:r>
+              <w:rPr>
+                <w:rFonts w:ascii="BC Sans" w:eastAsia="Times New Roman" w:hAnsi="BC Sans" w:cs="Times New Roman"/>
+                <w:color w:val="000000" w:themeColor="text1"/>
+                <w:sz w:val="18"/>
+                <w:szCs w:val="18"/>
+              </w:rPr>
+              <w:t>].</w:t>
+            </w:r>
+            <w:proofErr w:type="spellStart"/>
+            <w:r>
+              <w:rPr>
+                <w:rFonts w:ascii="BC Sans" w:eastAsia="Times New Roman" w:hAnsi="BC Sans" w:cs="Times New Roman"/>
+                <w:color w:val="000000" w:themeColor="text1"/>
+                <w:sz w:val="18"/>
+                <w:szCs w:val="18"/>
+              </w:rPr>
+              <w:t>actionedDate</w:t>
+            </w:r>
+            <w:proofErr w:type="spellEnd"/>
+            <w:proofErr w:type="gramEnd"/>
+            <w:r>
+              <w:rPr>
+                <w:rFonts w:ascii="BC Sans" w:eastAsia="Times New Roman" w:hAnsi="BC Sans" w:cs="Times New Roman"/>
+                <w:color w:val="000000" w:themeColor="text1"/>
+                <w:sz w:val="18"/>
+                <w:szCs w:val="18"/>
+              </w:rPr>
+              <w:t>}</w:t>
+            </w:r>
+            <w:r>
+              <w:rPr>
+                <w:rFonts w:ascii="BC Sans" w:eastAsia="Times New Roman" w:hAnsi="BC Sans" w:cs="Times New Roman"/>
+                <w:color w:val="000000" w:themeColor="text1"/>
+                <w:sz w:val="18"/>
+                <w:szCs w:val="18"/>
+              </w:rPr>
+              <w:t xml:space="preserve"> {</w:t>
+            </w:r>
+            <w:proofErr w:type="spellStart"/>
+            <w:proofErr w:type="gramStart"/>
+            <w:r>
+              <w:rPr>
+                <w:rFonts w:ascii="BC Sans" w:eastAsia="Times New Roman" w:hAnsi="BC Sans" w:cs="Times New Roman"/>
+                <w:color w:val="000000" w:themeColor="text1"/>
+                <w:sz w:val="18"/>
+                <w:szCs w:val="18"/>
+              </w:rPr>
+              <w:t>d.activityNotes</w:t>
+            </w:r>
+            <w:proofErr w:type="spellEnd"/>
+            <w:proofErr w:type="gramEnd"/>
+            <w:r>
+              <w:rPr>
+                <w:rFonts w:ascii="BC Sans" w:eastAsia="Times New Roman" w:hAnsi="BC Sans" w:cs="Times New Roman"/>
+                <w:color w:val="000000" w:themeColor="text1"/>
+                <w:sz w:val="18"/>
+                <w:szCs w:val="18"/>
+              </w:rPr>
+              <w:t>[i+1</w:t>
+            </w:r>
+            <w:proofErr w:type="gramStart"/>
+            <w:r>
+              <w:rPr>
+                <w:rFonts w:ascii="BC Sans" w:eastAsia="Times New Roman" w:hAnsi="BC Sans" w:cs="Times New Roman"/>
+                <w:color w:val="000000" w:themeColor="text1"/>
+                <w:sz w:val="18"/>
+                <w:szCs w:val="18"/>
+              </w:rPr>
+              <w:t>].</w:t>
+            </w:r>
+            <w:proofErr w:type="spellStart"/>
+            <w:r>
+              <w:rPr>
+                <w:rFonts w:ascii="BC Sans" w:eastAsia="Times New Roman" w:hAnsi="BC Sans" w:cs="Times New Roman"/>
+                <w:color w:val="000000" w:themeColor="text1"/>
+                <w:sz w:val="18"/>
+                <w:szCs w:val="18"/>
+              </w:rPr>
+              <w:t>actionedTime</w:t>
+            </w:r>
+            <w:proofErr w:type="spellEnd"/>
+            <w:proofErr w:type="gramEnd"/>
+            <w:r>
+              <w:rPr>
+                <w:rFonts w:ascii="BC Sans" w:eastAsia="Times New Roman" w:hAnsi="BC Sans" w:cs="Times New Roman"/>
+                <w:color w:val="000000" w:themeColor="text1"/>
+                <w:sz w:val="18"/>
+                <w:szCs w:val="18"/>
+              </w:rPr>
+              <w:t>}</w:t>
             </w:r>
           </w:p>
         </w:tc>
@@ -1714,7 +2818,29 @@
                 <w:sz w:val="18"/>
                 <w:szCs w:val="18"/>
               </w:rPr>
-              <w:t>{d.activityNotes[i+1].</w:t>
+              <w:t>{</w:t>
+            </w:r>
+            <w:proofErr w:type="spellStart"/>
+            <w:proofErr w:type="gramStart"/>
+            <w:r>
+              <w:rPr>
+                <w:rFonts w:ascii="BC Sans" w:eastAsia="Times New Roman" w:hAnsi="BC Sans" w:cs="Times New Roman"/>
+                <w:color w:val="000000" w:themeColor="text1"/>
+                <w:sz w:val="18"/>
+                <w:szCs w:val="18"/>
+              </w:rPr>
+              <w:t>d.activityNotes</w:t>
+            </w:r>
+            <w:proofErr w:type="spellEnd"/>
+            <w:proofErr w:type="gramEnd"/>
+            <w:r>
+              <w:rPr>
+                <w:rFonts w:ascii="BC Sans" w:eastAsia="Times New Roman" w:hAnsi="BC Sans" w:cs="Times New Roman"/>
+                <w:color w:val="000000" w:themeColor="text1"/>
+                <w:sz w:val="18"/>
+                <w:szCs w:val="18"/>
+              </w:rPr>
+              <w:t>[i+1].</w:t>
             </w:r>
             <w:r>
               <w:rPr>
@@ -1727,6 +2853,7 @@
               </w:rPr>
               <w:t xml:space="preserve"> </w:t>
             </w:r>
+            <w:proofErr w:type="spellStart"/>
             <w:r>
               <w:rPr>
                 <w:rFonts w:ascii="BC Sans" w:eastAsia="Times New Roman" w:hAnsi="BC Sans" w:cs="Times New Roman"/>
@@ -1743,7 +2870,48 @@
                 <w:sz w:val="18"/>
                 <w:szCs w:val="18"/>
               </w:rPr>
-              <w:t>.lastName}, {d.activityNotes[i+1].</w:t>
+              <w:t>.</w:t>
+            </w:r>
+            <w:proofErr w:type="gramStart"/>
+            <w:r>
+              <w:rPr>
+                <w:rFonts w:ascii="BC Sans" w:eastAsia="Times New Roman" w:hAnsi="BC Sans" w:cs="Times New Roman"/>
+                <w:color w:val="000000" w:themeColor="text1"/>
+                <w:sz w:val="18"/>
+                <w:szCs w:val="18"/>
+              </w:rPr>
+              <w:t>lastName</w:t>
+            </w:r>
+            <w:proofErr w:type="spellEnd"/>
+            <w:r>
+              <w:rPr>
+                <w:rFonts w:ascii="BC Sans" w:eastAsia="Times New Roman" w:hAnsi="BC Sans" w:cs="Times New Roman"/>
+                <w:color w:val="000000" w:themeColor="text1"/>
+                <w:sz w:val="18"/>
+                <w:szCs w:val="18"/>
+              </w:rPr>
+              <w:t>}, {</w:t>
+            </w:r>
+            <w:proofErr w:type="spellStart"/>
+            <w:r>
+              <w:rPr>
+                <w:rFonts w:ascii="BC Sans" w:eastAsia="Times New Roman" w:hAnsi="BC Sans" w:cs="Times New Roman"/>
+                <w:color w:val="000000" w:themeColor="text1"/>
+                <w:sz w:val="18"/>
+                <w:szCs w:val="18"/>
+              </w:rPr>
+              <w:t>d.activityNotes</w:t>
+            </w:r>
+            <w:proofErr w:type="spellEnd"/>
+            <w:proofErr w:type="gramEnd"/>
+            <w:r>
+              <w:rPr>
+                <w:rFonts w:ascii="BC Sans" w:eastAsia="Times New Roman" w:hAnsi="BC Sans" w:cs="Times New Roman"/>
+                <w:color w:val="000000" w:themeColor="text1"/>
+                <w:sz w:val="18"/>
+                <w:szCs w:val="18"/>
+              </w:rPr>
+              <w:t>[i+1].</w:t>
             </w:r>
             <w:r>
               <w:rPr>
@@ -1756,6 +2924,7 @@
               </w:rPr>
               <w:t xml:space="preserve"> </w:t>
             </w:r>
+            <w:proofErr w:type="spellStart"/>
             <w:r>
               <w:rPr>
                 <w:rFonts w:ascii="BC Sans" w:eastAsia="Times New Roman" w:hAnsi="BC Sans" w:cs="Times New Roman"/>
@@ -1772,7 +2941,17 @@
                 <w:sz w:val="18"/>
                 <w:szCs w:val="18"/>
               </w:rPr>
-              <w:t>.firstName}</w:t>
+              <w:t>.firstName</w:t>
+            </w:r>
+            <w:proofErr w:type="spellEnd"/>
+            <w:r>
+              <w:rPr>
+                <w:rFonts w:ascii="BC Sans" w:eastAsia="Times New Roman" w:hAnsi="BC Sans" w:cs="Times New Roman"/>
+                <w:color w:val="000000" w:themeColor="text1"/>
+                <w:sz w:val="18"/>
+                <w:szCs w:val="18"/>
+              </w:rPr>
+              <w:t>}</w:t>
             </w:r>
           </w:p>
         </w:tc>
@@ -1793,7 +2972,17 @@
           <w:sz w:val="20"/>
           <w:szCs w:val="20"/>
         </w:rPr>
-        <w:t>{d.</w:t>
+        <w:t>{</w:t>
+      </w:r>
+      <w:proofErr w:type="spellStart"/>
+      <w:proofErr w:type="gramStart"/>
+      <w:r>
+        <w:rPr>
+          <w:rFonts w:ascii="BC Sans" w:hAnsi="BC Sans"/>
+          <w:sz w:val="20"/>
+          <w:szCs w:val="20"/>
+        </w:rPr>
+        <w:t>d.</w:t>
       </w:r>
       <w:r>
         <w:rPr>
@@ -1803,13 +2992,23 @@
         </w:rPr>
         <w:t>hasActivityNotes</w:t>
       </w:r>
+      <w:proofErr w:type="gramEnd"/>
       <w:r>
         <w:rPr>
           <w:rFonts w:ascii="BC Sans" w:hAnsi="BC Sans"/>
           <w:sz w:val="20"/>
           <w:szCs w:val="20"/>
         </w:rPr>
-        <w:t>:showEnd}</w:t>
+        <w:t>:showEnd</w:t>
+      </w:r>
+      <w:proofErr w:type="spellEnd"/>
+      <w:r>
+        <w:rPr>
+          <w:rFonts w:ascii="BC Sans" w:hAnsi="BC Sans"/>
+          <w:sz w:val="20"/>
+          <w:szCs w:val="20"/>
+        </w:rPr>
+        <w:t>}</w:t>
       </w:r>
     </w:p>
     <w:tbl>
@@ -1863,7 +3062,71 @@
                 <w:sz w:val="20"/>
                 <w:szCs w:val="20"/>
               </w:rPr>
-              <w:t>Exhibit #{d.exhibits[i].exhibitNumber}</w:t>
+              <w:t>Exhibit #{</w:t>
+            </w:r>
+            <w:proofErr w:type="gramStart"/>
+            <w:r>
+              <w:rPr>
+                <w:rFonts w:ascii="BC Sans" w:hAnsi="BC Sans"/>
+                <w:b/>
+                <w:bCs/>
+                <w:sz w:val="20"/>
+                <w:szCs w:val="20"/>
+              </w:rPr>
+              <w:t>d.exhibits</w:t>
+            </w:r>
+            <w:proofErr w:type="gramEnd"/>
+            <w:r>
+              <w:rPr>
+                <w:rFonts w:ascii="BC Sans" w:hAnsi="BC Sans"/>
+                <w:b/>
+                <w:bCs/>
+                <w:sz w:val="20"/>
+                <w:szCs w:val="20"/>
+              </w:rPr>
+              <w:t>[i</w:t>
+            </w:r>
+            <w:proofErr w:type="gramStart"/>
+            <w:r>
+              <w:rPr>
+                <w:rFonts w:ascii="BC Sans" w:hAnsi="BC Sans"/>
+                <w:b/>
+                <w:bCs/>
+                <w:sz w:val="20"/>
+                <w:szCs w:val="20"/>
+              </w:rPr>
+              <w:t>].exhibit</w:t>
+            </w:r>
+            <w:r>
+              <w:rPr>
+                <w:rFonts w:ascii="BC Sans" w:hAnsi="BC Sans"/>
+                <w:b/>
+                <w:bCs/>
+                <w:sz w:val="20"/>
+                <w:szCs w:val="20"/>
+              </w:rPr>
+              <w:t>Display</w:t>
+            </w:r>
+            <w:r>
+              <w:rPr>
+                <w:rFonts w:ascii="BC Sans" w:hAnsi="BC Sans"/>
+                <w:b/>
+                <w:bCs/>
+                <w:sz w:val="20"/>
+                <w:szCs w:val="20"/>
+              </w:rPr>
+              <w:t>Number</w:t>
+            </w:r>
+            <w:proofErr w:type="gramEnd"/>
+            <w:r>
+              <w:rPr>
+                <w:rFonts w:ascii="BC Sans" w:hAnsi="BC Sans"/>
+                <w:b/>
+                <w:bCs/>
+                <w:sz w:val="20"/>
+                <w:szCs w:val="20"/>
+              </w:rPr>
+              <w:t>}</w:t>
             </w:r>
           </w:p>
         </w:tc>
@@ -1933,7 +3196,71 @@
                 <w:szCs w:val="20"/>
                 <w:lang w:val="en-CA"/>
               </w:rPr>
-              <w:t>{d.exhibits[i].propertyType}</w:t>
+              <w:t>{</w:t>
+            </w:r>
+            <w:proofErr w:type="spellStart"/>
+            <w:proofErr w:type="gramStart"/>
+            <w:r>
+              <w:rPr>
+                <w:rFonts w:ascii="BC Sans" w:hAnsi="BC Sans"/>
+                <w:sz w:val="20"/>
+                <w:szCs w:val="20"/>
+                <w:lang w:val="en-CA"/>
+              </w:rPr>
+              <w:t>d.exhibits</w:t>
+            </w:r>
+            <w:proofErr w:type="spellEnd"/>
+            <w:proofErr w:type="gramEnd"/>
+            <w:r>
+              <w:rPr>
+                <w:rFonts w:ascii="BC Sans" w:hAnsi="BC Sans"/>
+                <w:sz w:val="20"/>
+                <w:szCs w:val="20"/>
+                <w:lang w:val="en-CA"/>
+              </w:rPr>
+              <w:t>[</w:t>
+            </w:r>
+            <w:proofErr w:type="spellStart"/>
+            <w:r>
+              <w:rPr>
+                <w:rFonts w:ascii="BC Sans" w:hAnsi="BC Sans"/>
+                <w:sz w:val="20"/>
+                <w:szCs w:val="20"/>
+                <w:lang w:val="en-CA"/>
+              </w:rPr>
+              <w:t>i</w:t>
+            </w:r>
+            <w:proofErr w:type="spellEnd"/>
+            <w:proofErr w:type="gramStart"/>
+            <w:r>
+              <w:rPr>
+                <w:rFonts w:ascii="BC Sans" w:hAnsi="BC Sans"/>
+                <w:sz w:val="20"/>
+                <w:szCs w:val="20"/>
+                <w:lang w:val="en-CA"/>
+              </w:rPr>
+              <w:t>].</w:t>
+            </w:r>
+            <w:proofErr w:type="spellStart"/>
+            <w:r>
+              <w:rPr>
+                <w:rFonts w:ascii="BC Sans" w:hAnsi="BC Sans"/>
+                <w:sz w:val="20"/>
+                <w:szCs w:val="20"/>
+                <w:lang w:val="en-CA"/>
+              </w:rPr>
+              <w:t>propertyType</w:t>
+            </w:r>
+            <w:proofErr w:type="spellEnd"/>
+            <w:proofErr w:type="gramEnd"/>
+            <w:r>
+              <w:rPr>
+                <w:rFonts w:ascii="BC Sans" w:hAnsi="BC Sans"/>
+                <w:sz w:val="20"/>
+                <w:szCs w:val="20"/>
+                <w:lang w:val="en-CA"/>
+              </w:rPr>
+              <w:t>}</w:t>
             </w:r>
           </w:p>
         </w:tc>
@@ -2002,7 +3329,60 @@
                 <w:szCs w:val="20"/>
                 <w:lang w:val="en-CA"/>
               </w:rPr>
-              <w:t>{d.exhibits[i].description}</w:t>
+              <w:t>{</w:t>
+            </w:r>
+            <w:proofErr w:type="spellStart"/>
+            <w:proofErr w:type="gramStart"/>
+            <w:r>
+              <w:rPr>
+                <w:rFonts w:ascii="BC Sans" w:hAnsi="BC Sans"/>
+                <w:sz w:val="20"/>
+                <w:szCs w:val="20"/>
+                <w:lang w:val="en-CA"/>
+              </w:rPr>
+              <w:t>d.exhibits</w:t>
+            </w:r>
+            <w:proofErr w:type="spellEnd"/>
+            <w:proofErr w:type="gramEnd"/>
+            <w:r>
+              <w:rPr>
+                <w:rFonts w:ascii="BC Sans" w:hAnsi="BC Sans"/>
+                <w:sz w:val="20"/>
+                <w:szCs w:val="20"/>
+                <w:lang w:val="en-CA"/>
+              </w:rPr>
+              <w:t>[</w:t>
+            </w:r>
+            <w:proofErr w:type="spellStart"/>
+            <w:r>
+              <w:rPr>
+                <w:rFonts w:ascii="BC Sans" w:hAnsi="BC Sans"/>
+                <w:sz w:val="20"/>
+                <w:szCs w:val="20"/>
+                <w:lang w:val="en-CA"/>
+              </w:rPr>
+              <w:t>i</w:t>
+            </w:r>
+            <w:proofErr w:type="spellEnd"/>
+            <w:proofErr w:type="gramStart"/>
+            <w:r>
+              <w:rPr>
+                <w:rFonts w:ascii="BC Sans" w:hAnsi="BC Sans"/>
+                <w:sz w:val="20"/>
+                <w:szCs w:val="20"/>
+                <w:lang w:val="en-CA"/>
+              </w:rPr>
+              <w:t>].description</w:t>
+            </w:r>
+            <w:proofErr w:type="gramEnd"/>
+            <w:r>
+              <w:rPr>
+                <w:rFonts w:ascii="BC Sans" w:hAnsi="BC Sans"/>
+                <w:sz w:val="20"/>
+                <w:szCs w:val="20"/>
+                <w:lang w:val="en-CA"/>
+              </w:rPr>
+              <w:t>}</w:t>
             </w:r>
           </w:p>
         </w:tc>
@@ -2071,7 +3451,60 @@
                 <w:szCs w:val="20"/>
                 <w:lang w:val="en-CA"/>
               </w:rPr>
-              <w:t>{d.exhibits[i].quantity}</w:t>
+              <w:t>{</w:t>
+            </w:r>
+            <w:proofErr w:type="spellStart"/>
+            <w:proofErr w:type="gramStart"/>
+            <w:r>
+              <w:rPr>
+                <w:rFonts w:ascii="BC Sans" w:hAnsi="BC Sans"/>
+                <w:sz w:val="20"/>
+                <w:szCs w:val="20"/>
+                <w:lang w:val="en-CA"/>
+              </w:rPr>
+              <w:t>d.exhibits</w:t>
+            </w:r>
+            <w:proofErr w:type="spellEnd"/>
+            <w:proofErr w:type="gramEnd"/>
+            <w:r>
+              <w:rPr>
+                <w:rFonts w:ascii="BC Sans" w:hAnsi="BC Sans"/>
+                <w:sz w:val="20"/>
+                <w:szCs w:val="20"/>
+                <w:lang w:val="en-CA"/>
+              </w:rPr>
+              <w:t>[</w:t>
+            </w:r>
+            <w:proofErr w:type="spellStart"/>
+            <w:r>
+              <w:rPr>
+                <w:rFonts w:ascii="BC Sans" w:hAnsi="BC Sans"/>
+                <w:sz w:val="20"/>
+                <w:szCs w:val="20"/>
+                <w:lang w:val="en-CA"/>
+              </w:rPr>
+              <w:t>i</w:t>
+            </w:r>
+            <w:proofErr w:type="spellEnd"/>
+            <w:proofErr w:type="gramStart"/>
+            <w:r>
+              <w:rPr>
+                <w:rFonts w:ascii="BC Sans" w:hAnsi="BC Sans"/>
+                <w:sz w:val="20"/>
+                <w:szCs w:val="20"/>
+                <w:lang w:val="en-CA"/>
+              </w:rPr>
+              <w:t>].quantity</w:t>
+            </w:r>
+            <w:proofErr w:type="gramEnd"/>
+            <w:r>
+              <w:rPr>
+                <w:rFonts w:ascii="BC Sans" w:hAnsi="BC Sans"/>
+                <w:sz w:val="20"/>
+                <w:szCs w:val="20"/>
+                <w:lang w:val="en-CA"/>
+              </w:rPr>
+              <w:t>}</w:t>
             </w:r>
           </w:p>
         </w:tc>
@@ -2140,7 +3573,135 @@
                 <w:szCs w:val="20"/>
                 <w:lang w:val="en-CA"/>
               </w:rPr>
-              <w:t>{d.exhibits[i].collectedBy.lastName}, {d.exhibits[i].collectedBy.firstName}</w:t>
+              <w:t>{</w:t>
+            </w:r>
+            <w:proofErr w:type="spellStart"/>
+            <w:proofErr w:type="gramStart"/>
+            <w:r>
+              <w:rPr>
+                <w:rFonts w:ascii="BC Sans" w:hAnsi="BC Sans"/>
+                <w:sz w:val="20"/>
+                <w:szCs w:val="20"/>
+                <w:lang w:val="en-CA"/>
+              </w:rPr>
+              <w:t>d.exhibits</w:t>
+            </w:r>
+            <w:proofErr w:type="spellEnd"/>
+            <w:proofErr w:type="gramEnd"/>
+            <w:r>
+              <w:rPr>
+                <w:rFonts w:ascii="BC Sans" w:hAnsi="BC Sans"/>
+                <w:sz w:val="20"/>
+                <w:szCs w:val="20"/>
+                <w:lang w:val="en-CA"/>
+              </w:rPr>
+              <w:t>[</w:t>
+            </w:r>
+            <w:proofErr w:type="spellStart"/>
+            <w:r>
+              <w:rPr>
+                <w:rFonts w:ascii="BC Sans" w:hAnsi="BC Sans"/>
+                <w:sz w:val="20"/>
+                <w:szCs w:val="20"/>
+                <w:lang w:val="en-CA"/>
+              </w:rPr>
+              <w:t>i</w:t>
+            </w:r>
+            <w:proofErr w:type="spellEnd"/>
+            <w:proofErr w:type="gramStart"/>
+            <w:r>
+              <w:rPr>
+                <w:rFonts w:ascii="BC Sans" w:hAnsi="BC Sans"/>
+                <w:sz w:val="20"/>
+                <w:szCs w:val="20"/>
+                <w:lang w:val="en-CA"/>
+              </w:rPr>
+              <w:t>].</w:t>
+            </w:r>
+            <w:proofErr w:type="spellStart"/>
+            <w:r>
+              <w:rPr>
+                <w:rFonts w:ascii="BC Sans" w:hAnsi="BC Sans"/>
+                <w:sz w:val="20"/>
+                <w:szCs w:val="20"/>
+                <w:lang w:val="en-CA"/>
+              </w:rPr>
+              <w:t>collectedBy.lastName</w:t>
+            </w:r>
+            <w:proofErr w:type="spellEnd"/>
+            <w:proofErr w:type="gramEnd"/>
+            <w:r>
+              <w:rPr>
+                <w:rFonts w:ascii="BC Sans" w:hAnsi="BC Sans"/>
+                <w:sz w:val="20"/>
+                <w:szCs w:val="20"/>
+                <w:lang w:val="en-CA"/>
+              </w:rPr>
+              <w:t>}, {</w:t>
+            </w:r>
+            <w:proofErr w:type="spellStart"/>
+            <w:proofErr w:type="gramStart"/>
+            <w:r>
+              <w:rPr>
+                <w:rFonts w:ascii="BC Sans" w:hAnsi="BC Sans"/>
+                <w:sz w:val="20"/>
+                <w:szCs w:val="20"/>
+                <w:lang w:val="en-CA"/>
+              </w:rPr>
+              <w:t>d.exhibits</w:t>
+            </w:r>
+            <w:proofErr w:type="spellEnd"/>
+            <w:proofErr w:type="gramEnd"/>
+            <w:r>
+              <w:rPr>
+                <w:rFonts w:ascii="BC Sans" w:hAnsi="BC Sans"/>
+                <w:sz w:val="20"/>
+                <w:szCs w:val="20"/>
+                <w:lang w:val="en-CA"/>
+              </w:rPr>
+              <w:t>[</w:t>
+            </w:r>
+            <w:proofErr w:type="spellStart"/>
+            <w:r>
+              <w:rPr>
+                <w:rFonts w:ascii="BC Sans" w:hAnsi="BC Sans"/>
+                <w:sz w:val="20"/>
+                <w:szCs w:val="20"/>
+                <w:lang w:val="en-CA"/>
+              </w:rPr>
+              <w:t>i</w:t>
+            </w:r>
+            <w:proofErr w:type="spellEnd"/>
+            <w:proofErr w:type="gramStart"/>
+            <w:r>
+              <w:rPr>
+                <w:rFonts w:ascii="BC Sans" w:hAnsi="BC Sans"/>
+                <w:sz w:val="20"/>
+                <w:szCs w:val="20"/>
+                <w:lang w:val="en-CA"/>
+              </w:rPr>
+              <w:t>].</w:t>
+            </w:r>
+            <w:proofErr w:type="spellStart"/>
+            <w:r>
+              <w:rPr>
+                <w:rFonts w:ascii="BC Sans" w:hAnsi="BC Sans"/>
+                <w:sz w:val="20"/>
+                <w:szCs w:val="20"/>
+                <w:lang w:val="en-CA"/>
+              </w:rPr>
+              <w:t>collectedBy.firstName</w:t>
+            </w:r>
+            <w:proofErr w:type="spellEnd"/>
+            <w:proofErr w:type="gramEnd"/>
+            <w:r>
+              <w:rPr>
+                <w:rFonts w:ascii="BC Sans" w:hAnsi="BC Sans"/>
+                <w:sz w:val="20"/>
+                <w:szCs w:val="20"/>
+                <w:lang w:val="en-CA"/>
+              </w:rPr>
+              <w:t>}</w:t>
             </w:r>
           </w:p>
         </w:tc>
@@ -2209,16 +3770,144 @@
                 <w:szCs w:val="20"/>
                 <w:lang w:val="en-CA"/>
               </w:rPr>
-              <w:t>{d.exhibits[i].dateCollected}</w:t>
-            </w:r>
-            <w:r>
-              <w:rPr>
-                <w:rFonts w:ascii="BC Sans" w:hAnsi="BC Sans"/>
-                <w:sz w:val="20"/>
-                <w:szCs w:val="20"/>
-                <w:lang w:val="en-CA"/>
-              </w:rPr>
-              <w:t xml:space="preserve"> {d.exhibits[i].intakeTime }</w:t>
+              <w:t>{</w:t>
+            </w:r>
+            <w:proofErr w:type="spellStart"/>
+            <w:proofErr w:type="gramStart"/>
+            <w:r>
+              <w:rPr>
+                <w:rFonts w:ascii="BC Sans" w:hAnsi="BC Sans"/>
+                <w:sz w:val="20"/>
+                <w:szCs w:val="20"/>
+                <w:lang w:val="en-CA"/>
+              </w:rPr>
+              <w:t>d.exhibits</w:t>
+            </w:r>
+            <w:proofErr w:type="spellEnd"/>
+            <w:proofErr w:type="gramEnd"/>
+            <w:r>
+              <w:rPr>
+                <w:rFonts w:ascii="BC Sans" w:hAnsi="BC Sans"/>
+                <w:sz w:val="20"/>
+                <w:szCs w:val="20"/>
+                <w:lang w:val="en-CA"/>
+              </w:rPr>
+              <w:t>[</w:t>
+            </w:r>
+            <w:proofErr w:type="spellStart"/>
+            <w:r>
+              <w:rPr>
+                <w:rFonts w:ascii="BC Sans" w:hAnsi="BC Sans"/>
+                <w:sz w:val="20"/>
+                <w:szCs w:val="20"/>
+                <w:lang w:val="en-CA"/>
+              </w:rPr>
+              <w:t>i</w:t>
+            </w:r>
+            <w:proofErr w:type="spellEnd"/>
+            <w:proofErr w:type="gramStart"/>
+            <w:r>
+              <w:rPr>
+                <w:rFonts w:ascii="BC Sans" w:hAnsi="BC Sans"/>
+                <w:sz w:val="20"/>
+                <w:szCs w:val="20"/>
+                <w:lang w:val="en-CA"/>
+              </w:rPr>
+              <w:t>].</w:t>
+            </w:r>
+            <w:proofErr w:type="spellStart"/>
+            <w:r>
+              <w:rPr>
+                <w:rFonts w:ascii="BC Sans" w:hAnsi="BC Sans"/>
+                <w:sz w:val="20"/>
+                <w:szCs w:val="20"/>
+                <w:lang w:val="en-CA"/>
+              </w:rPr>
+              <w:t>dateCollected</w:t>
+            </w:r>
+            <w:proofErr w:type="spellEnd"/>
+            <w:proofErr w:type="gramEnd"/>
+            <w:r>
+              <w:rPr>
+                <w:rFonts w:ascii="BC Sans" w:hAnsi="BC Sans"/>
+                <w:sz w:val="20"/>
+                <w:szCs w:val="20"/>
+                <w:lang w:val="en-CA"/>
+              </w:rPr>
+              <w:t>}</w:t>
+            </w:r>
+            <w:r>
+              <w:rPr>
+                <w:rFonts w:ascii="BC Sans" w:hAnsi="BC Sans"/>
+                <w:sz w:val="20"/>
+                <w:szCs w:val="20"/>
+                <w:lang w:val="en-CA"/>
+              </w:rPr>
+              <w:t xml:space="preserve"> {</w:t>
+            </w:r>
+            <w:proofErr w:type="spellStart"/>
+            <w:proofErr w:type="gramStart"/>
+            <w:r>
+              <w:rPr>
+                <w:rFonts w:ascii="BC Sans" w:hAnsi="BC Sans"/>
+                <w:sz w:val="20"/>
+                <w:szCs w:val="20"/>
+                <w:lang w:val="en-CA"/>
+              </w:rPr>
+              <w:t>d.exhibits</w:t>
+            </w:r>
+            <w:proofErr w:type="spellEnd"/>
+            <w:proofErr w:type="gramEnd"/>
+            <w:r>
+              <w:rPr>
+                <w:rFonts w:ascii="BC Sans" w:hAnsi="BC Sans"/>
+                <w:sz w:val="20"/>
+                <w:szCs w:val="20"/>
+                <w:lang w:val="en-CA"/>
+              </w:rPr>
+              <w:t>[</w:t>
+            </w:r>
+            <w:proofErr w:type="spellStart"/>
+            <w:r>
+              <w:rPr>
+                <w:rFonts w:ascii="BC Sans" w:hAnsi="BC Sans"/>
+                <w:sz w:val="20"/>
+                <w:szCs w:val="20"/>
+                <w:lang w:val="en-CA"/>
+              </w:rPr>
+              <w:t>i</w:t>
+            </w:r>
+            <w:proofErr w:type="spellEnd"/>
+            <w:proofErr w:type="gramStart"/>
+            <w:r>
+              <w:rPr>
+                <w:rFonts w:ascii="BC Sans" w:hAnsi="BC Sans"/>
+                <w:sz w:val="20"/>
+                <w:szCs w:val="20"/>
+                <w:lang w:val="en-CA"/>
+              </w:rPr>
+              <w:t>].</w:t>
+            </w:r>
+            <w:proofErr w:type="spellStart"/>
+            <w:r>
+              <w:rPr>
+                <w:rFonts w:ascii="BC Sans" w:hAnsi="BC Sans"/>
+                <w:sz w:val="20"/>
+                <w:szCs w:val="20"/>
+                <w:lang w:val="en-CA"/>
+              </w:rPr>
+              <w:t>intakeTime</w:t>
+            </w:r>
+            <w:proofErr w:type="spellEnd"/>
+            <w:proofErr w:type="gramEnd"/>
+            <w:r>
+              <w:rPr>
+                <w:rFonts w:ascii="BC Sans" w:hAnsi="BC Sans"/>
+                <w:sz w:val="20"/>
+                <w:szCs w:val="20"/>
+                <w:lang w:val="en-CA"/>
+              </w:rPr>
+              <w:t xml:space="preserve"> }</w:t>
             </w:r>
           </w:p>
         </w:tc>
@@ -2287,7 +3976,71 @@
                 <w:szCs w:val="20"/>
                 <w:lang w:val="en-CA"/>
               </w:rPr>
-              <w:t>{d.exhibits[i].locationOfIntake}</w:t>
+              <w:t>{</w:t>
+            </w:r>
+            <w:proofErr w:type="spellStart"/>
+            <w:proofErr w:type="gramStart"/>
+            <w:r>
+              <w:rPr>
+                <w:rFonts w:ascii="BC Sans" w:hAnsi="BC Sans"/>
+                <w:sz w:val="20"/>
+                <w:szCs w:val="20"/>
+                <w:lang w:val="en-CA"/>
+              </w:rPr>
+              <w:t>d.exhibits</w:t>
+            </w:r>
+            <w:proofErr w:type="spellEnd"/>
+            <w:proofErr w:type="gramEnd"/>
+            <w:r>
+              <w:rPr>
+                <w:rFonts w:ascii="BC Sans" w:hAnsi="BC Sans"/>
+                <w:sz w:val="20"/>
+                <w:szCs w:val="20"/>
+                <w:lang w:val="en-CA"/>
+              </w:rPr>
+              <w:t>[</w:t>
+            </w:r>
+            <w:proofErr w:type="spellStart"/>
+            <w:r>
+              <w:rPr>
+                <w:rFonts w:ascii="BC Sans" w:hAnsi="BC Sans"/>
+                <w:sz w:val="20"/>
+                <w:szCs w:val="20"/>
+                <w:lang w:val="en-CA"/>
+              </w:rPr>
+              <w:t>i</w:t>
+            </w:r>
+            <w:proofErr w:type="spellEnd"/>
+            <w:proofErr w:type="gramStart"/>
+            <w:r>
+              <w:rPr>
+                <w:rFonts w:ascii="BC Sans" w:hAnsi="BC Sans"/>
+                <w:sz w:val="20"/>
+                <w:szCs w:val="20"/>
+                <w:lang w:val="en-CA"/>
+              </w:rPr>
+              <w:t>].</w:t>
+            </w:r>
+            <w:proofErr w:type="spellStart"/>
+            <w:r>
+              <w:rPr>
+                <w:rFonts w:ascii="BC Sans" w:hAnsi="BC Sans"/>
+                <w:sz w:val="20"/>
+                <w:szCs w:val="20"/>
+                <w:lang w:val="en-CA"/>
+              </w:rPr>
+              <w:t>locationOfIntake</w:t>
+            </w:r>
+            <w:proofErr w:type="spellEnd"/>
+            <w:proofErr w:type="gramEnd"/>
+            <w:r>
+              <w:rPr>
+                <w:rFonts w:ascii="BC Sans" w:hAnsi="BC Sans"/>
+                <w:sz w:val="20"/>
+                <w:szCs w:val="20"/>
+                <w:lang w:val="en-CA"/>
+              </w:rPr>
+              <w:t>}</w:t>
             </w:r>
           </w:p>
         </w:tc>
@@ -2357,16 +4110,66 @@
                 <w:szCs w:val="20"/>
                 <w:lang w:val="en-CA"/>
               </w:rPr>
-              <w:t>{d.exhibits[i].propertyTagNumber}</w:t>
-            </w:r>
-            <w:r>
-              <w:rPr>
-                <w:rFonts w:ascii="BC Sans" w:hAnsi="BC Sans"/>
-                <w:sz w:val="20"/>
-                <w:szCs w:val="20"/>
-                <w:lang w:val="en-CA"/>
-              </w:rPr>
-              <w:t>{d.</w:t>
+              <w:t>{</w:t>
+            </w:r>
+            <w:proofErr w:type="gramStart"/>
+            <w:r>
+              <w:rPr>
+                <w:rFonts w:ascii="BC Sans" w:hAnsi="BC Sans"/>
+                <w:sz w:val="20"/>
+                <w:szCs w:val="20"/>
+                <w:lang w:val="en-CA"/>
+              </w:rPr>
+              <w:t>d.exhibits</w:t>
+            </w:r>
+            <w:proofErr w:type="gramEnd"/>
+            <w:r>
+              <w:rPr>
+                <w:rFonts w:ascii="BC Sans" w:hAnsi="BC Sans"/>
+                <w:sz w:val="20"/>
+                <w:szCs w:val="20"/>
+                <w:lang w:val="en-CA"/>
+              </w:rPr>
+              <w:t>[i</w:t>
+            </w:r>
+            <w:proofErr w:type="gramStart"/>
+            <w:r>
+              <w:rPr>
+                <w:rFonts w:ascii="BC Sans" w:hAnsi="BC Sans"/>
+                <w:sz w:val="20"/>
+                <w:szCs w:val="20"/>
+                <w:lang w:val="en-CA"/>
+              </w:rPr>
+              <w:t>].propertyTagNumber</w:t>
+            </w:r>
+            <w:proofErr w:type="gramEnd"/>
+            <w:r>
+              <w:rPr>
+                <w:rFonts w:ascii="BC Sans" w:hAnsi="BC Sans"/>
+                <w:sz w:val="20"/>
+                <w:szCs w:val="20"/>
+                <w:lang w:val="en-CA"/>
+              </w:rPr>
+              <w:t>}</w:t>
+            </w:r>
+            <w:r>
+              <w:rPr>
+                <w:rFonts w:ascii="BC Sans" w:hAnsi="BC Sans"/>
+                <w:sz w:val="20"/>
+                <w:szCs w:val="20"/>
+                <w:lang w:val="en-CA"/>
+              </w:rPr>
+              <w:t>{</w:t>
+            </w:r>
+            <w:proofErr w:type="gramStart"/>
+            <w:r>
+              <w:rPr>
+                <w:rFonts w:ascii="BC Sans" w:hAnsi="BC Sans"/>
+                <w:sz w:val="20"/>
+                <w:szCs w:val="20"/>
+                <w:lang w:val="en-CA"/>
+              </w:rPr>
+              <w:t>d.</w:t>
             </w:r>
             <w:r>
               <w:rPr>
@@ -2377,14 +4180,25 @@
               </w:rPr>
               <w:t>exhibits</w:t>
             </w:r>
-            <w:r>
-              <w:rPr>
-                <w:rFonts w:ascii="BC Sans" w:hAnsi="BC Sans"/>
-                <w:sz w:val="20"/>
-                <w:szCs w:val="20"/>
-                <w:lang w:val="en-CA"/>
-              </w:rPr>
-              <w:t>[i].</w:t>
+            <w:proofErr w:type="gramEnd"/>
+            <w:r>
+              <w:rPr>
+                <w:rFonts w:ascii="BC Sans" w:hAnsi="BC Sans"/>
+                <w:sz w:val="20"/>
+                <w:szCs w:val="20"/>
+                <w:lang w:val="en-CA"/>
+              </w:rPr>
+              <w:t>[i</w:t>
+            </w:r>
+            <w:proofErr w:type="gramStart"/>
+            <w:r>
+              <w:rPr>
+                <w:rFonts w:ascii="BC Sans" w:hAnsi="BC Sans"/>
+                <w:sz w:val="20"/>
+                <w:szCs w:val="20"/>
+                <w:lang w:val="en-CA"/>
+              </w:rPr>
+              <w:t>].</w:t>
             </w:r>
             <w:r>
               <w:rPr>
@@ -2395,6 +4209,7 @@
               </w:rPr>
               <w:t>isSeized</w:t>
             </w:r>
+            <w:proofErr w:type="gramEnd"/>
             <w:r>
               <w:rPr>
                 <w:rFonts w:ascii="BC Sans" w:hAnsi="BC Sans"/>
@@ -2411,16 +4226,36 @@
                 <w:szCs w:val="20"/>
                 <w:lang w:val="en-CA"/>
               </w:rPr>
-              <w:t>Q(false)</w:t>
-            </w:r>
-            <w:r>
-              <w:rPr>
-                <w:rFonts w:ascii="BC Sans" w:hAnsi="BC Sans"/>
-                <w:sz w:val="20"/>
-                <w:szCs w:val="20"/>
-                <w:lang w:val="en-CA"/>
-              </w:rPr>
-              <w:t>:hideBegin}</w:t>
+              <w:t>Q(false</w:t>
+            </w:r>
+            <w:proofErr w:type="gramStart"/>
+            <w:r>
+              <w:rPr>
+                <w:rFonts w:ascii="BC Sans" w:hAnsi="BC Sans"/>
+                <w:sz w:val="20"/>
+                <w:szCs w:val="20"/>
+                <w:lang w:val="en-CA"/>
+              </w:rPr>
+              <w:t>)</w:t>
+            </w:r>
+            <w:r>
+              <w:rPr>
+                <w:rFonts w:ascii="BC Sans" w:hAnsi="BC Sans"/>
+                <w:sz w:val="20"/>
+                <w:szCs w:val="20"/>
+                <w:lang w:val="en-CA"/>
+              </w:rPr>
+              <w:t>:hideBegin</w:t>
+            </w:r>
+            <w:proofErr w:type="gramEnd"/>
+            <w:r>
+              <w:rPr>
+                <w:rFonts w:ascii="BC Sans" w:hAnsi="BC Sans"/>
+                <w:sz w:val="20"/>
+                <w:szCs w:val="20"/>
+                <w:lang w:val="en-CA"/>
+              </w:rPr>
+              <w:t>}</w:t>
             </w:r>
           </w:p>
         </w:tc>
@@ -2489,7 +4324,71 @@
                 <w:szCs w:val="20"/>
                 <w:lang w:val="en-CA"/>
               </w:rPr>
-              <w:t>{d.exhibits[i].seizedFromFirstName}</w:t>
+              <w:t>{</w:t>
+            </w:r>
+            <w:proofErr w:type="spellStart"/>
+            <w:proofErr w:type="gramStart"/>
+            <w:r>
+              <w:rPr>
+                <w:rFonts w:ascii="BC Sans" w:hAnsi="BC Sans"/>
+                <w:sz w:val="20"/>
+                <w:szCs w:val="20"/>
+                <w:lang w:val="en-CA"/>
+              </w:rPr>
+              <w:t>d.exhibits</w:t>
+            </w:r>
+            <w:proofErr w:type="spellEnd"/>
+            <w:proofErr w:type="gramEnd"/>
+            <w:r>
+              <w:rPr>
+                <w:rFonts w:ascii="BC Sans" w:hAnsi="BC Sans"/>
+                <w:sz w:val="20"/>
+                <w:szCs w:val="20"/>
+                <w:lang w:val="en-CA"/>
+              </w:rPr>
+              <w:t>[</w:t>
+            </w:r>
+            <w:proofErr w:type="spellStart"/>
+            <w:r>
+              <w:rPr>
+                <w:rFonts w:ascii="BC Sans" w:hAnsi="BC Sans"/>
+                <w:sz w:val="20"/>
+                <w:szCs w:val="20"/>
+                <w:lang w:val="en-CA"/>
+              </w:rPr>
+              <w:t>i</w:t>
+            </w:r>
+            <w:proofErr w:type="spellEnd"/>
+            <w:proofErr w:type="gramStart"/>
+            <w:r>
+              <w:rPr>
+                <w:rFonts w:ascii="BC Sans" w:hAnsi="BC Sans"/>
+                <w:sz w:val="20"/>
+                <w:szCs w:val="20"/>
+                <w:lang w:val="en-CA"/>
+              </w:rPr>
+              <w:t>].</w:t>
+            </w:r>
+            <w:proofErr w:type="spellStart"/>
+            <w:r>
+              <w:rPr>
+                <w:rFonts w:ascii="BC Sans" w:hAnsi="BC Sans"/>
+                <w:sz w:val="20"/>
+                <w:szCs w:val="20"/>
+                <w:lang w:val="en-CA"/>
+              </w:rPr>
+              <w:t>seizedFromFirstName</w:t>
+            </w:r>
+            <w:proofErr w:type="spellEnd"/>
+            <w:proofErr w:type="gramEnd"/>
+            <w:r>
+              <w:rPr>
+                <w:rFonts w:ascii="BC Sans" w:hAnsi="BC Sans"/>
+                <w:sz w:val="20"/>
+                <w:szCs w:val="20"/>
+                <w:lang w:val="en-CA"/>
+              </w:rPr>
+              <w:t>}</w:t>
             </w:r>
           </w:p>
         </w:tc>
@@ -2558,7 +4457,71 @@
                 <w:szCs w:val="20"/>
                 <w:lang w:val="en-CA"/>
               </w:rPr>
-              <w:t>{d.exhibits[i].seizedFromLastName}</w:t>
+              <w:t>{</w:t>
+            </w:r>
+            <w:proofErr w:type="spellStart"/>
+            <w:proofErr w:type="gramStart"/>
+            <w:r>
+              <w:rPr>
+                <w:rFonts w:ascii="BC Sans" w:hAnsi="BC Sans"/>
+                <w:sz w:val="20"/>
+                <w:szCs w:val="20"/>
+                <w:lang w:val="en-CA"/>
+              </w:rPr>
+              <w:t>d.exhibits</w:t>
+            </w:r>
+            <w:proofErr w:type="spellEnd"/>
+            <w:proofErr w:type="gramEnd"/>
+            <w:r>
+              <w:rPr>
+                <w:rFonts w:ascii="BC Sans" w:hAnsi="BC Sans"/>
+                <w:sz w:val="20"/>
+                <w:szCs w:val="20"/>
+                <w:lang w:val="en-CA"/>
+              </w:rPr>
+              <w:t>[</w:t>
+            </w:r>
+            <w:proofErr w:type="spellStart"/>
+            <w:r>
+              <w:rPr>
+                <w:rFonts w:ascii="BC Sans" w:hAnsi="BC Sans"/>
+                <w:sz w:val="20"/>
+                <w:szCs w:val="20"/>
+                <w:lang w:val="en-CA"/>
+              </w:rPr>
+              <w:t>i</w:t>
+            </w:r>
+            <w:proofErr w:type="spellEnd"/>
+            <w:proofErr w:type="gramStart"/>
+            <w:r>
+              <w:rPr>
+                <w:rFonts w:ascii="BC Sans" w:hAnsi="BC Sans"/>
+                <w:sz w:val="20"/>
+                <w:szCs w:val="20"/>
+                <w:lang w:val="en-CA"/>
+              </w:rPr>
+              <w:t>].</w:t>
+            </w:r>
+            <w:proofErr w:type="spellStart"/>
+            <w:r>
+              <w:rPr>
+                <w:rFonts w:ascii="BC Sans" w:hAnsi="BC Sans"/>
+                <w:sz w:val="20"/>
+                <w:szCs w:val="20"/>
+                <w:lang w:val="en-CA"/>
+              </w:rPr>
+              <w:t>seizedFromLastName</w:t>
+            </w:r>
+            <w:proofErr w:type="spellEnd"/>
+            <w:proofErr w:type="gramEnd"/>
+            <w:r>
+              <w:rPr>
+                <w:rFonts w:ascii="BC Sans" w:hAnsi="BC Sans"/>
+                <w:sz w:val="20"/>
+                <w:szCs w:val="20"/>
+                <w:lang w:val="en-CA"/>
+              </w:rPr>
+              <w:t>}</w:t>
             </w:r>
           </w:p>
         </w:tc>
@@ -2628,7 +4591,71 @@
                 <w:szCs w:val="20"/>
                 <w:lang w:val="en-CA"/>
               </w:rPr>
-              <w:t>{d.exhibits[i].seizedFromAddress}</w:t>
+              <w:t>{</w:t>
+            </w:r>
+            <w:proofErr w:type="spellStart"/>
+            <w:proofErr w:type="gramStart"/>
+            <w:r>
+              <w:rPr>
+                <w:rFonts w:ascii="BC Sans" w:hAnsi="BC Sans"/>
+                <w:sz w:val="20"/>
+                <w:szCs w:val="20"/>
+                <w:lang w:val="en-CA"/>
+              </w:rPr>
+              <w:t>d.exhibits</w:t>
+            </w:r>
+            <w:proofErr w:type="spellEnd"/>
+            <w:proofErr w:type="gramEnd"/>
+            <w:r>
+              <w:rPr>
+                <w:rFonts w:ascii="BC Sans" w:hAnsi="BC Sans"/>
+                <w:sz w:val="20"/>
+                <w:szCs w:val="20"/>
+                <w:lang w:val="en-CA"/>
+              </w:rPr>
+              <w:t>[</w:t>
+            </w:r>
+            <w:proofErr w:type="spellStart"/>
+            <w:r>
+              <w:rPr>
+                <w:rFonts w:ascii="BC Sans" w:hAnsi="BC Sans"/>
+                <w:sz w:val="20"/>
+                <w:szCs w:val="20"/>
+                <w:lang w:val="en-CA"/>
+              </w:rPr>
+              <w:t>i</w:t>
+            </w:r>
+            <w:proofErr w:type="spellEnd"/>
+            <w:proofErr w:type="gramStart"/>
+            <w:r>
+              <w:rPr>
+                <w:rFonts w:ascii="BC Sans" w:hAnsi="BC Sans"/>
+                <w:sz w:val="20"/>
+                <w:szCs w:val="20"/>
+                <w:lang w:val="en-CA"/>
+              </w:rPr>
+              <w:t>].</w:t>
+            </w:r>
+            <w:proofErr w:type="spellStart"/>
+            <w:r>
+              <w:rPr>
+                <w:rFonts w:ascii="BC Sans" w:hAnsi="BC Sans"/>
+                <w:sz w:val="20"/>
+                <w:szCs w:val="20"/>
+                <w:lang w:val="en-CA"/>
+              </w:rPr>
+              <w:t>seizedFromAddress</w:t>
+            </w:r>
+            <w:proofErr w:type="spellEnd"/>
+            <w:proofErr w:type="gramEnd"/>
+            <w:r>
+              <w:rPr>
+                <w:rFonts w:ascii="BC Sans" w:hAnsi="BC Sans"/>
+                <w:sz w:val="20"/>
+                <w:szCs w:val="20"/>
+                <w:lang w:val="en-CA"/>
+              </w:rPr>
+              <w:t>}</w:t>
             </w:r>
           </w:p>
         </w:tc>
@@ -2697,16 +4724,66 @@
                 <w:szCs w:val="20"/>
                 <w:lang w:val="en-CA"/>
               </w:rPr>
-              <w:t>{d.exhibits[i].seizedFromPhoneNumber}</w:t>
-            </w:r>
-            <w:r>
-              <w:rPr>
-                <w:rFonts w:ascii="BC Sans" w:hAnsi="BC Sans"/>
-                <w:sz w:val="20"/>
-                <w:szCs w:val="20"/>
-                <w:lang w:val="en-CA"/>
-              </w:rPr>
-              <w:t>{d.</w:t>
+              <w:t>{</w:t>
+            </w:r>
+            <w:proofErr w:type="gramStart"/>
+            <w:r>
+              <w:rPr>
+                <w:rFonts w:ascii="BC Sans" w:hAnsi="BC Sans"/>
+                <w:sz w:val="20"/>
+                <w:szCs w:val="20"/>
+                <w:lang w:val="en-CA"/>
+              </w:rPr>
+              <w:t>d.exhibits</w:t>
+            </w:r>
+            <w:proofErr w:type="gramEnd"/>
+            <w:r>
+              <w:rPr>
+                <w:rFonts w:ascii="BC Sans" w:hAnsi="BC Sans"/>
+                <w:sz w:val="20"/>
+                <w:szCs w:val="20"/>
+                <w:lang w:val="en-CA"/>
+              </w:rPr>
+              <w:t>[i</w:t>
+            </w:r>
+            <w:proofErr w:type="gramStart"/>
+            <w:r>
+              <w:rPr>
+                <w:rFonts w:ascii="BC Sans" w:hAnsi="BC Sans"/>
+                <w:sz w:val="20"/>
+                <w:szCs w:val="20"/>
+                <w:lang w:val="en-CA"/>
+              </w:rPr>
+              <w:t>].seizedFromPhoneNumber</w:t>
+            </w:r>
+            <w:proofErr w:type="gramEnd"/>
+            <w:r>
+              <w:rPr>
+                <w:rFonts w:ascii="BC Sans" w:hAnsi="BC Sans"/>
+                <w:sz w:val="20"/>
+                <w:szCs w:val="20"/>
+                <w:lang w:val="en-CA"/>
+              </w:rPr>
+              <w:t>}</w:t>
+            </w:r>
+            <w:r>
+              <w:rPr>
+                <w:rFonts w:ascii="BC Sans" w:hAnsi="BC Sans"/>
+                <w:sz w:val="20"/>
+                <w:szCs w:val="20"/>
+                <w:lang w:val="en-CA"/>
+              </w:rPr>
+              <w:t>{</w:t>
+            </w:r>
+            <w:proofErr w:type="gramStart"/>
+            <w:r>
+              <w:rPr>
+                <w:rFonts w:ascii="BC Sans" w:hAnsi="BC Sans"/>
+                <w:sz w:val="20"/>
+                <w:szCs w:val="20"/>
+                <w:lang w:val="en-CA"/>
+              </w:rPr>
+              <w:t>d.</w:t>
             </w:r>
             <w:r>
               <w:rPr>
@@ -2717,14 +4794,25 @@
               </w:rPr>
               <w:t>exhibits</w:t>
             </w:r>
-            <w:r>
-              <w:rPr>
-                <w:rFonts w:ascii="BC Sans" w:hAnsi="BC Sans"/>
-                <w:sz w:val="20"/>
-                <w:szCs w:val="20"/>
-                <w:lang w:val="en-CA"/>
-              </w:rPr>
-              <w:t>[i].</w:t>
+            <w:proofErr w:type="gramEnd"/>
+            <w:r>
+              <w:rPr>
+                <w:rFonts w:ascii="BC Sans" w:hAnsi="BC Sans"/>
+                <w:sz w:val="20"/>
+                <w:szCs w:val="20"/>
+                <w:lang w:val="en-CA"/>
+              </w:rPr>
+              <w:t>[i</w:t>
+            </w:r>
+            <w:proofErr w:type="gramStart"/>
+            <w:r>
+              <w:rPr>
+                <w:rFonts w:ascii="BC Sans" w:hAnsi="BC Sans"/>
+                <w:sz w:val="20"/>
+                <w:szCs w:val="20"/>
+                <w:lang w:val="en-CA"/>
+              </w:rPr>
+              <w:t>].</w:t>
             </w:r>
             <w:r>
               <w:rPr>
@@ -2735,6 +4823,7 @@
               </w:rPr>
               <w:t>isSeized</w:t>
             </w:r>
+            <w:proofErr w:type="gramEnd"/>
             <w:r>
               <w:rPr>
                 <w:rFonts w:ascii="BC Sans" w:hAnsi="BC Sans"/>
@@ -2791,7 +4880,17 @@
           <w:sz w:val="20"/>
           <w:szCs w:val="20"/>
         </w:rPr>
-        <w:t>{d.</w:t>
+        <w:t>{</w:t>
+      </w:r>
+      <w:proofErr w:type="spellStart"/>
+      <w:proofErr w:type="gramStart"/>
+      <w:r>
+        <w:rPr>
+          <w:rFonts w:ascii="BC Sans" w:hAnsi="BC Sans"/>
+          <w:sz w:val="20"/>
+          <w:szCs w:val="20"/>
+        </w:rPr>
+        <w:t>d.</w:t>
       </w:r>
       <w:r>
         <w:rPr>
@@ -2801,13 +4900,24 @@
         </w:rPr>
         <w:t>exhibits</w:t>
       </w:r>
+      <w:proofErr w:type="spellEnd"/>
+      <w:proofErr w:type="gramEnd"/>
       <w:r>
         <w:rPr>
           <w:rFonts w:ascii="BC Sans" w:hAnsi="BC Sans"/>
           <w:sz w:val="20"/>
           <w:szCs w:val="20"/>
         </w:rPr>
-        <w:t>[i+1]</w:t>
+        <w:t>[i+1</w:t>
+      </w:r>
+      <w:proofErr w:type="gramStart"/>
+      <w:r>
+        <w:rPr>
+          <w:rFonts w:ascii="BC Sans" w:hAnsi="BC Sans"/>
+          <w:sz w:val="20"/>
+          <w:szCs w:val="20"/>
+        </w:rPr>
+        <w:t>]</w:t>
       </w:r>
       <w:r>
         <w:rPr>
@@ -2815,8 +4925,35 @@
           <w:sz w:val="20"/>
           <w:szCs w:val="20"/>
         </w:rPr>
-        <w:t>.exhibitNumber</w:t>
+        <w:t>.</w:t>
       </w:r>
+      <w:proofErr w:type="spellStart"/>
+      <w:r>
+        <w:rPr>
+          <w:rFonts w:ascii="BC Sans" w:hAnsi="BC Sans"/>
+          <w:sz w:val="20"/>
+          <w:szCs w:val="20"/>
+        </w:rPr>
+        <w:t>exhibit</w:t>
+      </w:r>
+      <w:r>
+        <w:rPr>
+          <w:rFonts w:ascii="BC Sans" w:hAnsi="BC Sans"/>
+          <w:sz w:val="20"/>
+          <w:szCs w:val="20"/>
+        </w:rPr>
+        <w:t>Display</w:t>
+      </w:r>
+      <w:r>
+        <w:rPr>
+          <w:rFonts w:ascii="BC Sans" w:hAnsi="BC Sans"/>
+          <w:sz w:val="20"/>
+          <w:szCs w:val="20"/>
+        </w:rPr>
+        <w:t>Number</w:t>
+      </w:r>
+      <w:proofErr w:type="spellEnd"/>
+      <w:proofErr w:type="gramEnd"/>
       <w:r>
         <w:rPr>
           <w:rFonts w:ascii="BC Sans" w:hAnsi="BC Sans"/>
@@ -2868,7 +5005,49 @@
                 <w:sz w:val="20"/>
                 <w:szCs w:val="20"/>
               </w:rPr>
-              <w:t>Attachment {d.attachments[i].</w:t>
+              <w:t>Attachment {</w:t>
+            </w:r>
+            <w:proofErr w:type="spellStart"/>
+            <w:proofErr w:type="gramStart"/>
+            <w:r>
+              <w:rPr>
+                <w:rFonts w:ascii="BC Sans" w:hAnsi="BC Sans"/>
+                <w:caps w:val="0"/>
+                <w:sz w:val="20"/>
+                <w:szCs w:val="20"/>
+              </w:rPr>
+              <w:t>d.attachments</w:t>
+            </w:r>
+            <w:proofErr w:type="spellEnd"/>
+            <w:proofErr w:type="gramEnd"/>
+            <w:r>
+              <w:rPr>
+                <w:rFonts w:ascii="BC Sans" w:hAnsi="BC Sans"/>
+                <w:caps w:val="0"/>
+                <w:sz w:val="20"/>
+                <w:szCs w:val="20"/>
+              </w:rPr>
+              <w:t>[</w:t>
+            </w:r>
+            <w:proofErr w:type="spellStart"/>
+            <w:r>
+              <w:rPr>
+                <w:rFonts w:ascii="BC Sans" w:hAnsi="BC Sans"/>
+                <w:caps w:val="0"/>
+                <w:sz w:val="20"/>
+                <w:szCs w:val="20"/>
+              </w:rPr>
+              <w:t>i</w:t>
+            </w:r>
+            <w:proofErr w:type="spellEnd"/>
+            <w:r>
+              <w:rPr>
+                <w:rFonts w:ascii="BC Sans" w:hAnsi="BC Sans"/>
+                <w:caps w:val="0"/>
+                <w:sz w:val="20"/>
+                <w:szCs w:val="20"/>
+              </w:rPr>
+              <w:t>].</w:t>
             </w:r>
             <w:r>
               <w:rPr>
@@ -2950,7 +5129,71 @@
                 <w:szCs w:val="20"/>
                 <w:lang w:val="en-CA"/>
               </w:rPr>
-              <w:t>{d.attachments[i].fileType}</w:t>
+              <w:t>{</w:t>
+            </w:r>
+            <w:proofErr w:type="spellStart"/>
+            <w:proofErr w:type="gramStart"/>
+            <w:r>
+              <w:rPr>
+                <w:rFonts w:ascii="BC Sans" w:hAnsi="BC Sans"/>
+                <w:sz w:val="20"/>
+                <w:szCs w:val="20"/>
+                <w:lang w:val="en-CA"/>
+              </w:rPr>
+              <w:t>d.attachments</w:t>
+            </w:r>
+            <w:proofErr w:type="spellEnd"/>
+            <w:proofErr w:type="gramEnd"/>
+            <w:r>
+              <w:rPr>
+                <w:rFonts w:ascii="BC Sans" w:hAnsi="BC Sans"/>
+                <w:sz w:val="20"/>
+                <w:szCs w:val="20"/>
+                <w:lang w:val="en-CA"/>
+              </w:rPr>
+              <w:t>[</w:t>
+            </w:r>
+            <w:proofErr w:type="spellStart"/>
+            <w:r>
+              <w:rPr>
+                <w:rFonts w:ascii="BC Sans" w:hAnsi="BC Sans"/>
+                <w:sz w:val="20"/>
+                <w:szCs w:val="20"/>
+                <w:lang w:val="en-CA"/>
+              </w:rPr>
+              <w:t>i</w:t>
+            </w:r>
+            <w:proofErr w:type="spellEnd"/>
+            <w:proofErr w:type="gramStart"/>
+            <w:r>
+              <w:rPr>
+                <w:rFonts w:ascii="BC Sans" w:hAnsi="BC Sans"/>
+                <w:sz w:val="20"/>
+                <w:szCs w:val="20"/>
+                <w:lang w:val="en-CA"/>
+              </w:rPr>
+              <w:t>].</w:t>
+            </w:r>
+            <w:proofErr w:type="spellStart"/>
+            <w:r>
+              <w:rPr>
+                <w:rFonts w:ascii="BC Sans" w:hAnsi="BC Sans"/>
+                <w:sz w:val="20"/>
+                <w:szCs w:val="20"/>
+                <w:lang w:val="en-CA"/>
+              </w:rPr>
+              <w:t>fileType</w:t>
+            </w:r>
+            <w:proofErr w:type="spellEnd"/>
+            <w:proofErr w:type="gramEnd"/>
+            <w:r>
+              <w:rPr>
+                <w:rFonts w:ascii="BC Sans" w:hAnsi="BC Sans"/>
+                <w:sz w:val="20"/>
+                <w:szCs w:val="20"/>
+                <w:lang w:val="en-CA"/>
+              </w:rPr>
+              <w:t>}</w:t>
             </w:r>
           </w:p>
         </w:tc>
@@ -3020,7 +5263,71 @@
                 <w:szCs w:val="20"/>
                 <w:lang w:val="en-CA"/>
               </w:rPr>
-              <w:t>{d.attachments[i].sequenceNumber}</w:t>
+              <w:t>{</w:t>
+            </w:r>
+            <w:proofErr w:type="spellStart"/>
+            <w:proofErr w:type="gramStart"/>
+            <w:r>
+              <w:rPr>
+                <w:rFonts w:ascii="BC Sans" w:hAnsi="BC Sans"/>
+                <w:sz w:val="20"/>
+                <w:szCs w:val="20"/>
+                <w:lang w:val="en-CA"/>
+              </w:rPr>
+              <w:t>d.attachments</w:t>
+            </w:r>
+            <w:proofErr w:type="spellEnd"/>
+            <w:proofErr w:type="gramEnd"/>
+            <w:r>
+              <w:rPr>
+                <w:rFonts w:ascii="BC Sans" w:hAnsi="BC Sans"/>
+                <w:sz w:val="20"/>
+                <w:szCs w:val="20"/>
+                <w:lang w:val="en-CA"/>
+              </w:rPr>
+              <w:t>[</w:t>
+            </w:r>
+            <w:proofErr w:type="spellStart"/>
+            <w:r>
+              <w:rPr>
+                <w:rFonts w:ascii="BC Sans" w:hAnsi="BC Sans"/>
+                <w:sz w:val="20"/>
+                <w:szCs w:val="20"/>
+                <w:lang w:val="en-CA"/>
+              </w:rPr>
+              <w:t>i</w:t>
+            </w:r>
+            <w:proofErr w:type="spellEnd"/>
+            <w:proofErr w:type="gramStart"/>
+            <w:r>
+              <w:rPr>
+                <w:rFonts w:ascii="BC Sans" w:hAnsi="BC Sans"/>
+                <w:sz w:val="20"/>
+                <w:szCs w:val="20"/>
+                <w:lang w:val="en-CA"/>
+              </w:rPr>
+              <w:t>].</w:t>
+            </w:r>
+            <w:proofErr w:type="spellStart"/>
+            <w:r>
+              <w:rPr>
+                <w:rFonts w:ascii="BC Sans" w:hAnsi="BC Sans"/>
+                <w:sz w:val="20"/>
+                <w:szCs w:val="20"/>
+                <w:lang w:val="en-CA"/>
+              </w:rPr>
+              <w:t>sequenceNumber</w:t>
+            </w:r>
+            <w:proofErr w:type="spellEnd"/>
+            <w:proofErr w:type="gramEnd"/>
+            <w:r>
+              <w:rPr>
+                <w:rFonts w:ascii="BC Sans" w:hAnsi="BC Sans"/>
+                <w:sz w:val="20"/>
+                <w:szCs w:val="20"/>
+                <w:lang w:val="en-CA"/>
+              </w:rPr>
+              <w:t>}</w:t>
             </w:r>
           </w:p>
         </w:tc>
@@ -3084,7 +5391,60 @@
                 <w:szCs w:val="20"/>
                 <w:lang w:val="en-CA"/>
               </w:rPr>
-              <w:t>{d.attachments[i].description}</w:t>
+              <w:t>{</w:t>
+            </w:r>
+            <w:proofErr w:type="spellStart"/>
+            <w:proofErr w:type="gramStart"/>
+            <w:r>
+              <w:rPr>
+                <w:rFonts w:ascii="BC Sans" w:hAnsi="BC Sans"/>
+                <w:sz w:val="20"/>
+                <w:szCs w:val="20"/>
+                <w:lang w:val="en-CA"/>
+              </w:rPr>
+              <w:t>d.attachments</w:t>
+            </w:r>
+            <w:proofErr w:type="spellEnd"/>
+            <w:proofErr w:type="gramEnd"/>
+            <w:r>
+              <w:rPr>
+                <w:rFonts w:ascii="BC Sans" w:hAnsi="BC Sans"/>
+                <w:sz w:val="20"/>
+                <w:szCs w:val="20"/>
+                <w:lang w:val="en-CA"/>
+              </w:rPr>
+              <w:t>[</w:t>
+            </w:r>
+            <w:proofErr w:type="spellStart"/>
+            <w:r>
+              <w:rPr>
+                <w:rFonts w:ascii="BC Sans" w:hAnsi="BC Sans"/>
+                <w:sz w:val="20"/>
+                <w:szCs w:val="20"/>
+                <w:lang w:val="en-CA"/>
+              </w:rPr>
+              <w:t>i</w:t>
+            </w:r>
+            <w:proofErr w:type="spellEnd"/>
+            <w:proofErr w:type="gramStart"/>
+            <w:r>
+              <w:rPr>
+                <w:rFonts w:ascii="BC Sans" w:hAnsi="BC Sans"/>
+                <w:sz w:val="20"/>
+                <w:szCs w:val="20"/>
+                <w:lang w:val="en-CA"/>
+              </w:rPr>
+              <w:t>].description</w:t>
+            </w:r>
+            <w:proofErr w:type="gramEnd"/>
+            <w:r>
+              <w:rPr>
+                <w:rFonts w:ascii="BC Sans" w:hAnsi="BC Sans"/>
+                <w:sz w:val="20"/>
+                <w:szCs w:val="20"/>
+                <w:lang w:val="en-CA"/>
+              </w:rPr>
+              <w:t>}</w:t>
             </w:r>
           </w:p>
         </w:tc>
@@ -3147,7 +5507,60 @@
                 <w:szCs w:val="20"/>
                 <w:lang w:val="en-CA"/>
               </w:rPr>
-              <w:t>{d.attachments[i].title}</w:t>
+              <w:t>{</w:t>
+            </w:r>
+            <w:proofErr w:type="spellStart"/>
+            <w:proofErr w:type="gramStart"/>
+            <w:r>
+              <w:rPr>
+                <w:rFonts w:ascii="BC Sans" w:hAnsi="BC Sans"/>
+                <w:sz w:val="20"/>
+                <w:szCs w:val="20"/>
+                <w:lang w:val="en-CA"/>
+              </w:rPr>
+              <w:t>d.attachments</w:t>
+            </w:r>
+            <w:proofErr w:type="spellEnd"/>
+            <w:proofErr w:type="gramEnd"/>
+            <w:r>
+              <w:rPr>
+                <w:rFonts w:ascii="BC Sans" w:hAnsi="BC Sans"/>
+                <w:sz w:val="20"/>
+                <w:szCs w:val="20"/>
+                <w:lang w:val="en-CA"/>
+              </w:rPr>
+              <w:t>[</w:t>
+            </w:r>
+            <w:proofErr w:type="spellStart"/>
+            <w:r>
+              <w:rPr>
+                <w:rFonts w:ascii="BC Sans" w:hAnsi="BC Sans"/>
+                <w:sz w:val="20"/>
+                <w:szCs w:val="20"/>
+                <w:lang w:val="en-CA"/>
+              </w:rPr>
+              <w:t>i</w:t>
+            </w:r>
+            <w:proofErr w:type="spellEnd"/>
+            <w:proofErr w:type="gramStart"/>
+            <w:r>
+              <w:rPr>
+                <w:rFonts w:ascii="BC Sans" w:hAnsi="BC Sans"/>
+                <w:sz w:val="20"/>
+                <w:szCs w:val="20"/>
+                <w:lang w:val="en-CA"/>
+              </w:rPr>
+              <w:t>].title</w:t>
+            </w:r>
+            <w:proofErr w:type="gramEnd"/>
+            <w:r>
+              <w:rPr>
+                <w:rFonts w:ascii="BC Sans" w:hAnsi="BC Sans"/>
+                <w:sz w:val="20"/>
+                <w:szCs w:val="20"/>
+                <w:lang w:val="en-CA"/>
+              </w:rPr>
+              <w:t>}</w:t>
             </w:r>
           </w:p>
         </w:tc>
@@ -3209,16 +5622,116 @@
                 <w:szCs w:val="20"/>
                 <w:lang w:val="en-CA"/>
               </w:rPr>
-              <w:t>{d.attachments[i].date}</w:t>
-            </w:r>
-            <w:r>
-              <w:rPr>
-                <w:rFonts w:ascii="BC Sans" w:hAnsi="BC Sans"/>
-                <w:sz w:val="20"/>
-                <w:szCs w:val="20"/>
-                <w:lang w:val="en-CA"/>
-              </w:rPr>
-              <w:t>{d.attachments[i].takenBy.lastName:ifEM:hideBegin}</w:t>
+              <w:t>{</w:t>
+            </w:r>
+            <w:proofErr w:type="gramStart"/>
+            <w:r>
+              <w:rPr>
+                <w:rFonts w:ascii="BC Sans" w:hAnsi="BC Sans"/>
+                <w:sz w:val="20"/>
+                <w:szCs w:val="20"/>
+                <w:lang w:val="en-CA"/>
+              </w:rPr>
+              <w:t>d.attachments</w:t>
+            </w:r>
+            <w:proofErr w:type="gramEnd"/>
+            <w:r>
+              <w:rPr>
+                <w:rFonts w:ascii="BC Sans" w:hAnsi="BC Sans"/>
+                <w:sz w:val="20"/>
+                <w:szCs w:val="20"/>
+                <w:lang w:val="en-CA"/>
+              </w:rPr>
+              <w:t>[i</w:t>
+            </w:r>
+            <w:proofErr w:type="gramStart"/>
+            <w:r>
+              <w:rPr>
+                <w:rFonts w:ascii="BC Sans" w:hAnsi="BC Sans"/>
+                <w:sz w:val="20"/>
+                <w:szCs w:val="20"/>
+                <w:lang w:val="en-CA"/>
+              </w:rPr>
+              <w:t>].date</w:t>
+            </w:r>
+            <w:proofErr w:type="gramEnd"/>
+            <w:r>
+              <w:rPr>
+                <w:rFonts w:ascii="BC Sans" w:hAnsi="BC Sans"/>
+                <w:sz w:val="20"/>
+                <w:szCs w:val="20"/>
+                <w:lang w:val="en-CA"/>
+              </w:rPr>
+              <w:t>}</w:t>
+            </w:r>
+            <w:r>
+              <w:rPr>
+                <w:rFonts w:ascii="BC Sans" w:hAnsi="BC Sans"/>
+                <w:sz w:val="20"/>
+                <w:szCs w:val="20"/>
+                <w:lang w:val="en-CA"/>
+              </w:rPr>
+              <w:t>{</w:t>
+            </w:r>
+            <w:proofErr w:type="gramStart"/>
+            <w:r>
+              <w:rPr>
+                <w:rFonts w:ascii="BC Sans" w:hAnsi="BC Sans"/>
+                <w:sz w:val="20"/>
+                <w:szCs w:val="20"/>
+                <w:lang w:val="en-CA"/>
+              </w:rPr>
+              <w:t>d.attachments</w:t>
+            </w:r>
+            <w:proofErr w:type="gramEnd"/>
+            <w:r>
+              <w:rPr>
+                <w:rFonts w:ascii="BC Sans" w:hAnsi="BC Sans"/>
+                <w:sz w:val="20"/>
+                <w:szCs w:val="20"/>
+                <w:lang w:val="en-CA"/>
+              </w:rPr>
+              <w:t>[i</w:t>
+            </w:r>
+            <w:proofErr w:type="gramStart"/>
+            <w:r>
+              <w:rPr>
+                <w:rFonts w:ascii="BC Sans" w:hAnsi="BC Sans"/>
+                <w:sz w:val="20"/>
+                <w:szCs w:val="20"/>
+                <w:lang w:val="en-CA"/>
+              </w:rPr>
+              <w:t>].takenBy.lastName</w:t>
+            </w:r>
+            <w:proofErr w:type="gramEnd"/>
+            <w:r>
+              <w:rPr>
+                <w:rFonts w:ascii="BC Sans" w:hAnsi="BC Sans"/>
+                <w:sz w:val="20"/>
+                <w:szCs w:val="20"/>
+                <w:lang w:val="en-CA"/>
+              </w:rPr>
+              <w:t>:</w:t>
+            </w:r>
+            <w:proofErr w:type="gramStart"/>
+            <w:r>
+              <w:rPr>
+                <w:rFonts w:ascii="BC Sans" w:hAnsi="BC Sans"/>
+                <w:sz w:val="20"/>
+                <w:szCs w:val="20"/>
+                <w:lang w:val="en-CA"/>
+              </w:rPr>
+              <w:t>ifEM:hideBegin</w:t>
+            </w:r>
+            <w:proofErr w:type="gramEnd"/>
+            <w:r>
+              <w:rPr>
+                <w:rFonts w:ascii="BC Sans" w:hAnsi="BC Sans"/>
+                <w:sz w:val="20"/>
+                <w:szCs w:val="20"/>
+                <w:lang w:val="en-CA"/>
+              </w:rPr>
+              <w:t>}</w:t>
             </w:r>
           </w:p>
         </w:tc>
@@ -3279,7 +5792,60 @@
                 <w:szCs w:val="20"/>
                 <w:lang w:val="en-CA"/>
               </w:rPr>
-              <w:t>{d.attachments[i].takenBy</w:t>
+              <w:t>{</w:t>
+            </w:r>
+            <w:proofErr w:type="spellStart"/>
+            <w:proofErr w:type="gramStart"/>
+            <w:r>
+              <w:rPr>
+                <w:rFonts w:ascii="BC Sans" w:hAnsi="BC Sans"/>
+                <w:sz w:val="20"/>
+                <w:szCs w:val="20"/>
+                <w:lang w:val="en-CA"/>
+              </w:rPr>
+              <w:t>d.attachments</w:t>
+            </w:r>
+            <w:proofErr w:type="spellEnd"/>
+            <w:proofErr w:type="gramEnd"/>
+            <w:r>
+              <w:rPr>
+                <w:rFonts w:ascii="BC Sans" w:hAnsi="BC Sans"/>
+                <w:sz w:val="20"/>
+                <w:szCs w:val="20"/>
+                <w:lang w:val="en-CA"/>
+              </w:rPr>
+              <w:t>[</w:t>
+            </w:r>
+            <w:proofErr w:type="spellStart"/>
+            <w:r>
+              <w:rPr>
+                <w:rFonts w:ascii="BC Sans" w:hAnsi="BC Sans"/>
+                <w:sz w:val="20"/>
+                <w:szCs w:val="20"/>
+                <w:lang w:val="en-CA"/>
+              </w:rPr>
+              <w:t>i</w:t>
+            </w:r>
+            <w:proofErr w:type="spellEnd"/>
+            <w:proofErr w:type="gramStart"/>
+            <w:r>
+              <w:rPr>
+                <w:rFonts w:ascii="BC Sans" w:hAnsi="BC Sans"/>
+                <w:sz w:val="20"/>
+                <w:szCs w:val="20"/>
+                <w:lang w:val="en-CA"/>
+              </w:rPr>
+              <w:t>].</w:t>
+            </w:r>
+            <w:proofErr w:type="spellStart"/>
+            <w:r>
+              <w:rPr>
+                <w:rFonts w:ascii="BC Sans" w:hAnsi="BC Sans"/>
+                <w:sz w:val="20"/>
+                <w:szCs w:val="20"/>
+                <w:lang w:val="en-CA"/>
+              </w:rPr>
+              <w:t>takenBy</w:t>
             </w:r>
             <w:r>
               <w:rPr>
@@ -3290,6 +5856,8 @@
               </w:rPr>
               <w:t>.lastName</w:t>
             </w:r>
+            <w:proofErr w:type="spellEnd"/>
+            <w:proofErr w:type="gramEnd"/>
             <w:r>
               <w:rPr>
                 <w:rFonts w:ascii="BC Sans" w:hAnsi="BC Sans"/>
@@ -3306,16 +5874,86 @@
                 <w:szCs w:val="20"/>
                 <w:lang w:val="en-CA"/>
               </w:rPr>
-              <w:t>, {d.attachments[i].takenBy.firstName}</w:t>
-            </w:r>
-            <w:r>
-              <w:rPr>
-                <w:rFonts w:ascii="BC Sans" w:hAnsi="BC Sans"/>
-                <w:sz w:val="20"/>
-                <w:szCs w:val="20"/>
-                <w:lang w:val="en-CA"/>
-              </w:rPr>
-              <w:t>{d.attachments[i].takenBy.</w:t>
+              <w:t>, {</w:t>
+            </w:r>
+            <w:proofErr w:type="gramStart"/>
+            <w:r>
+              <w:rPr>
+                <w:rFonts w:ascii="BC Sans" w:hAnsi="BC Sans"/>
+                <w:sz w:val="20"/>
+                <w:szCs w:val="20"/>
+                <w:lang w:val="en-CA"/>
+              </w:rPr>
+              <w:t>d.attachments</w:t>
+            </w:r>
+            <w:proofErr w:type="gramEnd"/>
+            <w:r>
+              <w:rPr>
+                <w:rFonts w:ascii="BC Sans" w:hAnsi="BC Sans"/>
+                <w:sz w:val="20"/>
+                <w:szCs w:val="20"/>
+                <w:lang w:val="en-CA"/>
+              </w:rPr>
+              <w:t>[i</w:t>
+            </w:r>
+            <w:proofErr w:type="gramStart"/>
+            <w:r>
+              <w:rPr>
+                <w:rFonts w:ascii="BC Sans" w:hAnsi="BC Sans"/>
+                <w:sz w:val="20"/>
+                <w:szCs w:val="20"/>
+                <w:lang w:val="en-CA"/>
+              </w:rPr>
+              <w:t>].takenBy.firstName</w:t>
+            </w:r>
+            <w:proofErr w:type="gramEnd"/>
+            <w:r>
+              <w:rPr>
+                <w:rFonts w:ascii="BC Sans" w:hAnsi="BC Sans"/>
+                <w:sz w:val="20"/>
+                <w:szCs w:val="20"/>
+                <w:lang w:val="en-CA"/>
+              </w:rPr>
+              <w:t>}</w:t>
+            </w:r>
+            <w:r>
+              <w:rPr>
+                <w:rFonts w:ascii="BC Sans" w:hAnsi="BC Sans"/>
+                <w:sz w:val="20"/>
+                <w:szCs w:val="20"/>
+                <w:lang w:val="en-CA"/>
+              </w:rPr>
+              <w:t>{</w:t>
+            </w:r>
+            <w:proofErr w:type="gramStart"/>
+            <w:r>
+              <w:rPr>
+                <w:rFonts w:ascii="BC Sans" w:hAnsi="BC Sans"/>
+                <w:sz w:val="20"/>
+                <w:szCs w:val="20"/>
+                <w:lang w:val="en-CA"/>
+              </w:rPr>
+              <w:t>d.attachments</w:t>
+            </w:r>
+            <w:proofErr w:type="gramEnd"/>
+            <w:r>
+              <w:rPr>
+                <w:rFonts w:ascii="BC Sans" w:hAnsi="BC Sans"/>
+                <w:sz w:val="20"/>
+                <w:szCs w:val="20"/>
+                <w:lang w:val="en-CA"/>
+              </w:rPr>
+              <w:t>[i</w:t>
+            </w:r>
+            <w:proofErr w:type="gramStart"/>
+            <w:r>
+              <w:rPr>
+                <w:rFonts w:ascii="BC Sans" w:hAnsi="BC Sans"/>
+                <w:sz w:val="20"/>
+                <w:szCs w:val="20"/>
+                <w:lang w:val="en-CA"/>
+              </w:rPr>
+              <w:t>].takenBy.</w:t>
             </w:r>
             <w:r>
               <w:rPr>
@@ -3326,14 +5964,35 @@
               </w:rPr>
               <w:t>location</w:t>
             </w:r>
-            <w:r>
-              <w:rPr>
-                <w:rFonts w:ascii="BC Sans" w:hAnsi="BC Sans"/>
-                <w:sz w:val="20"/>
-                <w:szCs w:val="20"/>
-                <w:lang w:val="en-CA"/>
-              </w:rPr>
-              <w:t>:ifEM:hideBegin}</w:t>
+            <w:proofErr w:type="gramEnd"/>
+            <w:r>
+              <w:rPr>
+                <w:rFonts w:ascii="BC Sans" w:hAnsi="BC Sans"/>
+                <w:sz w:val="20"/>
+                <w:szCs w:val="20"/>
+                <w:lang w:val="en-CA"/>
+              </w:rPr>
+              <w:t>:</w:t>
+            </w:r>
+            <w:proofErr w:type="gramStart"/>
+            <w:r>
+              <w:rPr>
+                <w:rFonts w:ascii="BC Sans" w:hAnsi="BC Sans"/>
+                <w:sz w:val="20"/>
+                <w:szCs w:val="20"/>
+                <w:lang w:val="en-CA"/>
+              </w:rPr>
+              <w:t>ifEM:hideBegin</w:t>
+            </w:r>
+            <w:proofErr w:type="gramEnd"/>
+            <w:r>
+              <w:rPr>
+                <w:rFonts w:ascii="BC Sans" w:hAnsi="BC Sans"/>
+                <w:sz w:val="20"/>
+                <w:szCs w:val="20"/>
+                <w:lang w:val="en-CA"/>
+              </w:rPr>
+              <w:t>}</w:t>
             </w:r>
           </w:p>
         </w:tc>
@@ -3370,7 +6029,114 @@
                 <w:szCs w:val="20"/>
                 <w:lang w:val="en-CA"/>
               </w:rPr>
-              <w:t>{d.attachments[i].takenBy.lastName:hideEnd}</w:t>
+              <w:t>{</w:t>
+            </w:r>
+            <w:proofErr w:type="spellStart"/>
+            <w:proofErr w:type="gramStart"/>
+            <w:r>
+              <w:rPr>
+                <w:rFonts w:ascii="BC Sans" w:hAnsi="BC Sans"/>
+                <w:b w:val="0"/>
+                <w:bCs w:val="0"/>
+                <w:caps w:val="0"/>
+                <w:sz w:val="20"/>
+                <w:szCs w:val="20"/>
+                <w:lang w:val="en-CA"/>
+              </w:rPr>
+              <w:t>d.attachments</w:t>
+            </w:r>
+            <w:proofErr w:type="spellEnd"/>
+            <w:proofErr w:type="gramEnd"/>
+            <w:r>
+              <w:rPr>
+                <w:rFonts w:ascii="BC Sans" w:hAnsi="BC Sans"/>
+                <w:b w:val="0"/>
+                <w:bCs w:val="0"/>
+                <w:caps w:val="0"/>
+                <w:sz w:val="20"/>
+                <w:szCs w:val="20"/>
+                <w:lang w:val="en-CA"/>
+              </w:rPr>
+              <w:t>[</w:t>
+            </w:r>
+            <w:proofErr w:type="spellStart"/>
+            <w:r>
+              <w:rPr>
+                <w:rFonts w:ascii="BC Sans" w:hAnsi="BC Sans"/>
+                <w:b w:val="0"/>
+                <w:bCs w:val="0"/>
+                <w:caps w:val="0"/>
+                <w:sz w:val="20"/>
+                <w:szCs w:val="20"/>
+                <w:lang w:val="en-CA"/>
+              </w:rPr>
+              <w:t>i</w:t>
+            </w:r>
+            <w:proofErr w:type="spellEnd"/>
+            <w:proofErr w:type="gramStart"/>
+            <w:r>
+              <w:rPr>
+                <w:rFonts w:ascii="BC Sans" w:hAnsi="BC Sans"/>
+                <w:b w:val="0"/>
+                <w:bCs w:val="0"/>
+                <w:caps w:val="0"/>
+                <w:sz w:val="20"/>
+                <w:szCs w:val="20"/>
+                <w:lang w:val="en-CA"/>
+              </w:rPr>
+              <w:t>].</w:t>
+            </w:r>
+            <w:proofErr w:type="spellStart"/>
+            <w:r>
+              <w:rPr>
+                <w:rFonts w:ascii="BC Sans" w:hAnsi="BC Sans"/>
+                <w:b w:val="0"/>
+                <w:bCs w:val="0"/>
+                <w:caps w:val="0"/>
+                <w:sz w:val="20"/>
+                <w:szCs w:val="20"/>
+                <w:lang w:val="en-CA"/>
+              </w:rPr>
+              <w:t>takenBy.lastName</w:t>
+            </w:r>
+            <w:proofErr w:type="gramEnd"/>
+            <w:r>
+              <w:rPr>
+                <w:rFonts w:ascii="BC Sans" w:hAnsi="BC Sans"/>
+                <w:b w:val="0"/>
+                <w:bCs w:val="0"/>
+                <w:caps w:val="0"/>
+                <w:sz w:val="20"/>
+                <w:szCs w:val="20"/>
+                <w:lang w:val="en-CA"/>
+              </w:rPr>
+              <w:t>:</w:t>
+            </w:r>
+            <w:proofErr w:type="gramStart"/>
+            <w:r>
+              <w:rPr>
+                <w:rFonts w:ascii="BC Sans" w:hAnsi="BC Sans"/>
+                <w:b w:val="0"/>
+                <w:bCs w:val="0"/>
+                <w:caps w:val="0"/>
+                <w:sz w:val="20"/>
+                <w:szCs w:val="20"/>
+                <w:lang w:val="en-CA"/>
+              </w:rPr>
+              <w:t>hideEnd</w:t>
+            </w:r>
+            <w:proofErr w:type="spellEnd"/>
+            <w:r>
+              <w:rPr>
+                <w:rFonts w:ascii="BC Sans" w:hAnsi="BC Sans"/>
+                <w:b w:val="0"/>
+                <w:bCs w:val="0"/>
+                <w:caps w:val="0"/>
+                <w:sz w:val="20"/>
+                <w:szCs w:val="20"/>
+                <w:lang w:val="en-CA"/>
+              </w:rPr>
+              <w:t>}</w:t>
             </w:r>
             <w:r>
               <w:rPr>
@@ -3384,6 +6150,7 @@
               </w:rPr>
               <w:t>Location</w:t>
             </w:r>
+            <w:proofErr w:type="gramEnd"/>
           </w:p>
         </w:tc>
         <w:tc>
@@ -3407,16 +6174,86 @@
                 <w:szCs w:val="20"/>
                 <w:lang w:val="en-CA"/>
               </w:rPr>
-              <w:t>{d.attachments[i].location}</w:t>
-            </w:r>
-            <w:r>
-              <w:rPr>
-                <w:rFonts w:ascii="BC Sans" w:hAnsi="BC Sans"/>
-                <w:sz w:val="20"/>
-                <w:szCs w:val="20"/>
-                <w:lang w:val="en-CA"/>
-              </w:rPr>
-              <w:t>{d.attachments[i].takenBy.</w:t>
+              <w:t>{</w:t>
+            </w:r>
+            <w:proofErr w:type="gramStart"/>
+            <w:r>
+              <w:rPr>
+                <w:rFonts w:ascii="BC Sans" w:hAnsi="BC Sans"/>
+                <w:sz w:val="20"/>
+                <w:szCs w:val="20"/>
+                <w:lang w:val="en-CA"/>
+              </w:rPr>
+              <w:t>d.attachments</w:t>
+            </w:r>
+            <w:proofErr w:type="gramEnd"/>
+            <w:r>
+              <w:rPr>
+                <w:rFonts w:ascii="BC Sans" w:hAnsi="BC Sans"/>
+                <w:sz w:val="20"/>
+                <w:szCs w:val="20"/>
+                <w:lang w:val="en-CA"/>
+              </w:rPr>
+              <w:t>[i</w:t>
+            </w:r>
+            <w:proofErr w:type="gramStart"/>
+            <w:r>
+              <w:rPr>
+                <w:rFonts w:ascii="BC Sans" w:hAnsi="BC Sans"/>
+                <w:sz w:val="20"/>
+                <w:szCs w:val="20"/>
+                <w:lang w:val="en-CA"/>
+              </w:rPr>
+              <w:t>].location</w:t>
+            </w:r>
+            <w:proofErr w:type="gramEnd"/>
+            <w:r>
+              <w:rPr>
+                <w:rFonts w:ascii="BC Sans" w:hAnsi="BC Sans"/>
+                <w:sz w:val="20"/>
+                <w:szCs w:val="20"/>
+                <w:lang w:val="en-CA"/>
+              </w:rPr>
+              <w:t>}</w:t>
+            </w:r>
+            <w:r>
+              <w:rPr>
+                <w:rFonts w:ascii="BC Sans" w:hAnsi="BC Sans"/>
+                <w:sz w:val="20"/>
+                <w:szCs w:val="20"/>
+                <w:lang w:val="en-CA"/>
+              </w:rPr>
+              <w:t>{</w:t>
+            </w:r>
+            <w:proofErr w:type="gramStart"/>
+            <w:r>
+              <w:rPr>
+                <w:rFonts w:ascii="BC Sans" w:hAnsi="BC Sans"/>
+                <w:sz w:val="20"/>
+                <w:szCs w:val="20"/>
+                <w:lang w:val="en-CA"/>
+              </w:rPr>
+              <w:t>d.attachments</w:t>
+            </w:r>
+            <w:proofErr w:type="gramEnd"/>
+            <w:r>
+              <w:rPr>
+                <w:rFonts w:ascii="BC Sans" w:hAnsi="BC Sans"/>
+                <w:sz w:val="20"/>
+                <w:szCs w:val="20"/>
+                <w:lang w:val="en-CA"/>
+              </w:rPr>
+              <w:t>[i</w:t>
+            </w:r>
+            <w:proofErr w:type="gramStart"/>
+            <w:r>
+              <w:rPr>
+                <w:rFonts w:ascii="BC Sans" w:hAnsi="BC Sans"/>
+                <w:sz w:val="20"/>
+                <w:szCs w:val="20"/>
+                <w:lang w:val="en-CA"/>
+              </w:rPr>
+              <w:t>].takenBy.</w:t>
             </w:r>
             <w:r>
               <w:rPr>
@@ -3427,6 +6264,7 @@
               </w:rPr>
               <w:t>location</w:t>
             </w:r>
+            <w:proofErr w:type="gramEnd"/>
             <w:r>
               <w:rPr>
                 <w:rFonts w:ascii="BC Sans" w:hAnsi="BC Sans"/>
@@ -3484,7 +6322,17 @@
           <w:sz w:val="20"/>
           <w:szCs w:val="20"/>
         </w:rPr>
-        <w:t>{d.</w:t>
+        <w:t>{</w:t>
+      </w:r>
+      <w:proofErr w:type="spellStart"/>
+      <w:proofErr w:type="gramStart"/>
+      <w:r>
+        <w:rPr>
+          <w:rFonts w:ascii="BC Sans" w:hAnsi="BC Sans"/>
+          <w:sz w:val="20"/>
+          <w:szCs w:val="20"/>
+        </w:rPr>
+        <w:t>d.</w:t>
       </w:r>
       <w:r>
         <w:rPr>
@@ -3494,6 +6342,8 @@
         </w:rPr>
         <w:t>attachments</w:t>
       </w:r>
+      <w:proofErr w:type="spellEnd"/>
+      <w:proofErr w:type="gramEnd"/>
       <w:r>
         <w:rPr>
           <w:rFonts w:ascii="BC Sans" w:hAnsi="BC Sans"/>
@@ -3789,6 +6639,8 @@
             </w:rPr>
             <w:t>Report printed on {</w:t>
           </w:r>
+          <w:proofErr w:type="spellStart"/>
+          <w:proofErr w:type="gramStart"/>
           <w:r>
             <w:rPr>
               <w:rFonts w:ascii="BC Sans" w:eastAsia="BC Sans" w:hAnsi="BC Sans" w:cs="BC Sans"/>
@@ -3813,6 +6665,8 @@
             </w:rPr>
             <w:t>generatedOn</w:t>
           </w:r>
+          <w:proofErr w:type="spellEnd"/>
+          <w:proofErr w:type="gramEnd"/>
           <w:r>
             <w:rPr>
               <w:rFonts w:ascii="BC Sans" w:eastAsia="BC Sans" w:hAnsi="BC Sans" w:cs="BC Sans"/>
@@ -5357,6 +8211,15 @@
 </file>
 
 <file path=customXml/item2.xml><?xml version="1.0" encoding="utf-8"?>
+<?mso-contentType ?>
+<FormTemplates xmlns="http://schemas.microsoft.com/sharepoint/v3/contenttype/forms">
+  <Display>DocumentLibraryForm</Display>
+  <Edit>DocumentLibraryForm</Edit>
+  <New>DocumentLibraryForm</New>
+</FormTemplates>
+</file>
+
+<file path=customXml/item3.xml><?xml version="1.0" encoding="utf-8"?>
 <ct:contentTypeSchema xmlns:ct="http://schemas.microsoft.com/office/2006/metadata/contentType" xmlns:ma="http://schemas.microsoft.com/office/2006/metadata/properties/metaAttributes" ct:_="" ma:_="" ma:contentTypeName="Document" ma:contentTypeID="0x010100ED0089B3ED392A4CB3C10705735CFAD3" ma:contentTypeVersion="15" ma:contentTypeDescription="Create a new document." ma:contentTypeScope="" ma:versionID="e9715c4352d5d9c94cf397f6db7911f6">
   <xsd:schema xmlns:xsd="http://www.w3.org/2001/XMLSchema" xmlns:xs="http://www.w3.org/2001/XMLSchema" xmlns:p="http://schemas.microsoft.com/office/2006/metadata/properties" xmlns:ns2="aa9c99c1-69c1-4b58-9df5-4d4796c46f8a" xmlns:ns3="cbeac988-4fd5-47cf-ad03-89cc7678fa90" targetNamespace="http://schemas.microsoft.com/office/2006/metadata/properties" ma:root="true" ma:fieldsID="4a7b24a40f906d6832371abf7aef78d6" ns2:_="" ns3:_="">
     <xsd:import namespace="aa9c99c1-69c1-4b58-9df5-4d4796c46f8a"/>
@@ -5591,15 +8454,6 @@
 </ct:contentTypeSchema>
 </file>
 
-<file path=customXml/item3.xml><?xml version="1.0" encoding="utf-8"?>
-<?mso-contentType ?>
-<FormTemplates xmlns="http://schemas.microsoft.com/sharepoint/v3/contenttype/forms">
-  <Display>DocumentLibraryForm</Display>
-  <Edit>DocumentLibraryForm</Edit>
-  <New>DocumentLibraryForm</New>
-</FormTemplates>
-</file>
-
 <file path=customXml/itemProps1.xml><?xml version="1.0" encoding="utf-8"?>
 <ds:datastoreItem xmlns:ds="http://schemas.openxmlformats.org/officeDocument/2006/customXml" ds:itemID="{C6C5DCE0-D69C-4B6E-96D9-C69B23DE6D4A}">
   <ds:schemaRefs>
@@ -5612,6 +8466,14 @@
 </file>
 
 <file path=customXml/itemProps2.xml><?xml version="1.0" encoding="utf-8"?>
+<ds:datastoreItem xmlns:ds="http://schemas.openxmlformats.org/officeDocument/2006/customXml" ds:itemID="{4BECF9F2-3A10-48CC-8D31-4F6E8664527E}">
+  <ds:schemaRefs>
+    <ds:schemaRef ds:uri="http://schemas.microsoft.com/sharepoint/v3/contenttype/forms"/>
+  </ds:schemaRefs>
+</ds:datastoreItem>
+</file>
+
+<file path=customXml/itemProps3.xml><?xml version="1.0" encoding="utf-8"?>
 <ds:datastoreItem xmlns:ds="http://schemas.openxmlformats.org/officeDocument/2006/customXml" ds:itemID="{26FF9410-7F49-4DD5-9478-D670A139DF54}">
   <ds:schemaRefs>
     <ds:schemaRef ds:uri="http://schemas.microsoft.com/office/2006/metadata/contentType"/>
@@ -5628,12 +8490,4 @@
     <ds:schemaRef ds:uri="http://schemas.microsoft.com/internal/obd"/>
   </ds:schemaRefs>
 </ds:datastoreItem>
-</file>
-
-<file path=customXml/itemProps3.xml><?xml version="1.0" encoding="utf-8"?>
-<ds:datastoreItem xmlns:ds="http://schemas.openxmlformats.org/officeDocument/2006/customXml" ds:itemID="{4BECF9F2-3A10-48CC-8D31-4F6E8664527E}">
-  <ds:schemaRefs>
-    <ds:schemaRef ds:uri="http://schemas.microsoft.com/sharepoint/v3/contenttype/forms"/>
-  </ds:schemaRefs>
-</ds:datastoreItem>
 </file>
--- a/backend/templates/task/CDOGS-TDR-TEMPLATE-v1.docx
+++ b/backend/templates/task/CDOGS-TDR-TEMPLATE-v1.docx
@@ -68,6 +68,7 @@
                 <w:szCs w:val="20"/>
               </w:rPr>
             </w:pPr>
+            <w:proofErr w:type="gramStart"/>
             <w:r>
               <w:rPr>
                 <w:rFonts w:ascii="BC Sans" w:eastAsia="Times New Roman" w:hAnsi="BC Sans" w:cs="Times New Roman"/>
@@ -112,6 +113,7 @@
               </w:rPr>
               <w:t>{</w:t>
             </w:r>
+            <w:proofErr w:type="spellStart"/>
             <w:r>
               <w:rPr>
                 <w:rFonts w:ascii="BC Sans" w:eastAsia="Times New Roman" w:hAnsi="BC Sans" w:cs="Times New Roman"/>
@@ -153,6 +155,8 @@
               </w:rPr>
               <w:t>Label</w:t>
             </w:r>
+            <w:proofErr w:type="spellEnd"/>
+            <w:proofErr w:type="gramEnd"/>
             <w:r>
               <w:rPr>
                 <w:rFonts w:ascii="BC Sans" w:eastAsia="Times New Roman" w:hAnsi="BC Sans" w:cs="Times New Roman"/>
@@ -184,7 +188,19 @@
                 <w:sz w:val="20"/>
                 <w:szCs w:val="20"/>
               </w:rPr>
-              <w:t>Task number</w:t>
+              <w:t xml:space="preserve">Task </w:t>
+            </w:r>
+            <w:proofErr w:type="gramStart"/>
+            <w:r>
+              <w:rPr>
+                <w:rFonts w:ascii="BC Sans" w:eastAsia="Times New Roman" w:hAnsi="BC Sans" w:cs="Times New Roman"/>
+                <w:b w:val="0"/>
+                <w:bCs w:val="0"/>
+                <w:color w:val="000000" w:themeColor="text1"/>
+                <w:sz w:val="20"/>
+                <w:szCs w:val="20"/>
+              </w:rPr>
+              <w:t>number</w:t>
             </w:r>
             <w:r>
               <w:rPr>
@@ -197,6 +213,7 @@
               </w:rPr>
               <w:t>: {</w:t>
             </w:r>
+            <w:proofErr w:type="spellStart"/>
             <w:r>
               <w:rPr>
                 <w:rFonts w:ascii="BC Sans" w:eastAsia="Times New Roman" w:hAnsi="BC Sans" w:cs="Times New Roman"/>
@@ -229,6 +246,8 @@
               </w:rPr>
               <w:t>taskNumber</w:t>
             </w:r>
+            <w:proofErr w:type="spellEnd"/>
+            <w:proofErr w:type="gramEnd"/>
             <w:r>
               <w:rPr>
                 <w:rFonts w:ascii="BC Sans" w:eastAsia="Times New Roman" w:hAnsi="BC Sans" w:cs="Times New Roman"/>
@@ -403,6 +422,8 @@
               </w:rPr>
               <w:t>{</w:t>
             </w:r>
+            <w:proofErr w:type="spellStart"/>
+            <w:proofErr w:type="gramStart"/>
             <w:r>
               <w:rPr>
                 <w:rFonts w:ascii="BC Sans" w:eastAsia="Times New Roman" w:hAnsi="BC Sans" w:cs="Times New Roman"/>
@@ -428,8 +449,29 @@
                 <w:sz w:val="20"/>
                 <w:szCs w:val="20"/>
               </w:rPr>
-              <w:t>taskType.category.longDescription</w:t>
-            </w:r>
+              <w:t>taskType.category</w:t>
+            </w:r>
+            <w:proofErr w:type="gramEnd"/>
+            <w:r>
+              <w:rPr>
+                <w:rFonts w:ascii="BC Sans" w:eastAsia="Times New Roman" w:hAnsi="BC Sans" w:cs="Times New Roman"/>
+                <w:color w:val="000000" w:themeColor="text1"/>
+                <w:sz w:val="20"/>
+                <w:szCs w:val="20"/>
+              </w:rPr>
+              <w:t>.</w:t>
+            </w:r>
+            <w:proofErr w:type="gramStart"/>
+            <w:r>
+              <w:rPr>
+                <w:rFonts w:ascii="BC Sans" w:eastAsia="Times New Roman" w:hAnsi="BC Sans" w:cs="Times New Roman"/>
+                <w:color w:val="000000" w:themeColor="text1"/>
+                <w:sz w:val="20"/>
+                <w:szCs w:val="20"/>
+              </w:rPr>
+              <w:t>longDescription</w:t>
+            </w:r>
+            <w:proofErr w:type="spellEnd"/>
             <w:r>
               <w:rPr>
                 <w:rFonts w:ascii="BC Sans" w:eastAsia="Times New Roman" w:hAnsi="BC Sans" w:cs="Times New Roman"/>
@@ -457,16 +499,51 @@
               </w:rPr>
               <w:t>d.</w:t>
             </w:r>
-            <w:r>
-              <w:rPr>
-                <w:rFonts w:ascii="BC Sans" w:eastAsia="Times New Roman" w:hAnsi="BC Sans" w:cs="Times New Roman"/>
-                <w:color w:val="000000" w:themeColor="text1"/>
-                <w:sz w:val="20"/>
-                <w:szCs w:val="20"/>
-                <w:lang w:val="en-CA"/>
-              </w:rPr>
-              <w:t>taskType.type.longDescription:ifEM:hideBegin</w:t>
-            </w:r>
+            <w:proofErr w:type="spellStart"/>
+            <w:r>
+              <w:rPr>
+                <w:rFonts w:ascii="BC Sans" w:eastAsia="Times New Roman" w:hAnsi="BC Sans" w:cs="Times New Roman"/>
+                <w:color w:val="000000" w:themeColor="text1"/>
+                <w:sz w:val="20"/>
+                <w:szCs w:val="20"/>
+                <w:lang w:val="en-CA"/>
+              </w:rPr>
+              <w:t>taskType.type</w:t>
+            </w:r>
+            <w:proofErr w:type="gramEnd"/>
+            <w:r>
+              <w:rPr>
+                <w:rFonts w:ascii="BC Sans" w:eastAsia="Times New Roman" w:hAnsi="BC Sans" w:cs="Times New Roman"/>
+                <w:color w:val="000000" w:themeColor="text1"/>
+                <w:sz w:val="20"/>
+                <w:szCs w:val="20"/>
+                <w:lang w:val="en-CA"/>
+              </w:rPr>
+              <w:t>.</w:t>
+            </w:r>
+            <w:proofErr w:type="gramStart"/>
+            <w:r>
+              <w:rPr>
+                <w:rFonts w:ascii="BC Sans" w:eastAsia="Times New Roman" w:hAnsi="BC Sans" w:cs="Times New Roman"/>
+                <w:color w:val="000000" w:themeColor="text1"/>
+                <w:sz w:val="20"/>
+                <w:szCs w:val="20"/>
+                <w:lang w:val="en-CA"/>
+              </w:rPr>
+              <w:t>longDescription:ifEM</w:t>
+            </w:r>
+            <w:proofErr w:type="gramEnd"/>
+            <w:r>
+              <w:rPr>
+                <w:rFonts w:ascii="BC Sans" w:eastAsia="Times New Roman" w:hAnsi="BC Sans" w:cs="Times New Roman"/>
+                <w:color w:val="000000" w:themeColor="text1"/>
+                <w:sz w:val="20"/>
+                <w:szCs w:val="20"/>
+                <w:lang w:val="en-CA"/>
+              </w:rPr>
+              <w:t>:hideBegin</w:t>
+            </w:r>
+            <w:proofErr w:type="spellEnd"/>
             <w:r>
               <w:rPr>
                 <w:rFonts w:ascii="BC Sans" w:hAnsi="BC Sans"/>
@@ -509,8 +586,21 @@
                 <w:sz w:val="20"/>
                 <w:szCs w:val="20"/>
               </w:rPr>
-              <w:t>Task sub category</w:t>
-            </w:r>
+              <w:t xml:space="preserve">Task </w:t>
+            </w:r>
+            <w:proofErr w:type="gramStart"/>
+            <w:r>
+              <w:rPr>
+                <w:rFonts w:ascii="BC Sans" w:hAnsi="BC Sans"/>
+                <w:b w:val="0"/>
+                <w:bCs w:val="0"/>
+                <w:caps w:val="0"/>
+                <w:sz w:val="20"/>
+                <w:szCs w:val="20"/>
+              </w:rPr>
+              <w:t>sub category</w:t>
+            </w:r>
+            <w:proofErr w:type="gramEnd"/>
           </w:p>
         </w:tc>
         <w:tc>
@@ -538,6 +628,7 @@
               </w:rPr>
               <w:t>{</w:t>
             </w:r>
+            <w:proofErr w:type="gramStart"/>
             <w:r>
               <w:rPr>
                 <w:rFonts w:ascii="BC Sans" w:eastAsia="Times New Roman" w:hAnsi="BC Sans" w:cs="Times New Roman"/>
@@ -556,16 +647,29 @@
               </w:rPr>
               <w:t>.</w:t>
             </w:r>
-            <w:r>
-              <w:rPr>
-                <w:rFonts w:ascii="BC Sans" w:eastAsia="Times New Roman" w:hAnsi="BC Sans" w:cs="Times New Roman"/>
-                <w:color w:val="000000" w:themeColor="text1"/>
-                <w:sz w:val="20"/>
-                <w:szCs w:val="20"/>
-                <w:lang w:val="en-CA"/>
-              </w:rPr>
-              <w:t>taskType.type.longDescription</w:t>
-            </w:r>
+            <w:proofErr w:type="spellStart"/>
+            <w:r>
+              <w:rPr>
+                <w:rFonts w:ascii="BC Sans" w:eastAsia="Times New Roman" w:hAnsi="BC Sans" w:cs="Times New Roman"/>
+                <w:color w:val="000000" w:themeColor="text1"/>
+                <w:sz w:val="20"/>
+                <w:szCs w:val="20"/>
+                <w:lang w:val="en-CA"/>
+              </w:rPr>
+              <w:t>taskType.type</w:t>
+            </w:r>
+            <w:proofErr w:type="gramEnd"/>
+            <w:r>
+              <w:rPr>
+                <w:rFonts w:ascii="BC Sans" w:eastAsia="Times New Roman" w:hAnsi="BC Sans" w:cs="Times New Roman"/>
+                <w:color w:val="000000" w:themeColor="text1"/>
+                <w:sz w:val="20"/>
+                <w:szCs w:val="20"/>
+                <w:lang w:val="en-CA"/>
+              </w:rPr>
+              <w:t>.longDescription</w:t>
+            </w:r>
+            <w:proofErr w:type="spellEnd"/>
             <w:r>
               <w:rPr>
                 <w:rFonts w:ascii="BC Sans" w:hAnsi="BC Sans"/>
@@ -610,7 +714,57 @@
                 <w:sz w:val="20"/>
                 <w:szCs w:val="20"/>
               </w:rPr>
-              <w:t>{d.taskType.type.longDescription:hideEnd}</w:t>
+              <w:t>{</w:t>
+            </w:r>
+            <w:proofErr w:type="spellStart"/>
+            <w:proofErr w:type="gramStart"/>
+            <w:r>
+              <w:rPr>
+                <w:rFonts w:ascii="BC Sans" w:hAnsi="BC Sans"/>
+                <w:b w:val="0"/>
+                <w:bCs w:val="0"/>
+                <w:caps w:val="0"/>
+                <w:sz w:val="20"/>
+                <w:szCs w:val="20"/>
+              </w:rPr>
+              <w:t>d.taskType.type</w:t>
+            </w:r>
+            <w:proofErr w:type="gramEnd"/>
+            <w:r>
+              <w:rPr>
+                <w:rFonts w:ascii="BC Sans" w:hAnsi="BC Sans"/>
+                <w:b w:val="0"/>
+                <w:bCs w:val="0"/>
+                <w:caps w:val="0"/>
+                <w:sz w:val="20"/>
+                <w:szCs w:val="20"/>
+              </w:rPr>
+              <w:t>.</w:t>
+            </w:r>
+            <w:proofErr w:type="gramStart"/>
+            <w:r>
+              <w:rPr>
+                <w:rFonts w:ascii="BC Sans" w:hAnsi="BC Sans"/>
+                <w:b w:val="0"/>
+                <w:bCs w:val="0"/>
+                <w:caps w:val="0"/>
+                <w:sz w:val="20"/>
+                <w:szCs w:val="20"/>
+              </w:rPr>
+              <w:t>longDescription:hideEnd</w:t>
+            </w:r>
+            <w:proofErr w:type="spellEnd"/>
+            <w:proofErr w:type="gramEnd"/>
+            <w:r>
+              <w:rPr>
+                <w:rFonts w:ascii="BC Sans" w:hAnsi="BC Sans"/>
+                <w:b w:val="0"/>
+                <w:bCs w:val="0"/>
+                <w:caps w:val="0"/>
+                <w:sz w:val="20"/>
+                <w:szCs w:val="20"/>
+              </w:rPr>
+              <w:t>}</w:t>
             </w:r>
             <w:r>
               <w:rPr>
@@ -651,6 +805,8 @@
               </w:rPr>
               <w:t>{</w:t>
             </w:r>
+            <w:proofErr w:type="spellStart"/>
+            <w:proofErr w:type="gramStart"/>
             <w:r>
               <w:rPr>
                 <w:rFonts w:ascii="BC Sans" w:eastAsia="Times New Roman" w:hAnsi="BC Sans" w:cs="Times New Roman"/>
@@ -678,6 +834,8 @@
               </w:rPr>
               <w:t>remarks</w:t>
             </w:r>
+            <w:proofErr w:type="spellEnd"/>
+            <w:proofErr w:type="gramEnd"/>
             <w:r>
               <w:rPr>
                 <w:rFonts w:ascii="BC Sans" w:eastAsia="Times New Roman" w:hAnsi="BC Sans" w:cs="Times New Roman"/>
@@ -746,6 +904,8 @@
               </w:rPr>
               <w:t>{</w:t>
             </w:r>
+            <w:proofErr w:type="spellStart"/>
+            <w:proofErr w:type="gramStart"/>
             <w:r>
               <w:rPr>
                 <w:rFonts w:ascii="BC Sans" w:eastAsia="Times New Roman" w:hAnsi="BC Sans" w:cs="Times New Roman"/>
@@ -775,6 +935,8 @@
               </w:rPr>
               <w:t>assignedUser.lastName</w:t>
             </w:r>
+            <w:proofErr w:type="spellEnd"/>
+            <w:proofErr w:type="gramEnd"/>
             <w:r>
               <w:rPr>
                 <w:rFonts w:ascii="BC Sans" w:eastAsia="Times New Roman" w:hAnsi="BC Sans" w:cs="Times New Roman"/>
@@ -795,7 +957,33 @@
                 <w:szCs w:val="20"/>
                 <w14:ligatures w14:val="none"/>
               </w:rPr>
-              <w:t>, {d.assignedUser.firstName}</w:t>
+              <w:t>, {</w:t>
+            </w:r>
+            <w:proofErr w:type="spellStart"/>
+            <w:proofErr w:type="gramStart"/>
+            <w:r>
+              <w:rPr>
+                <w:rFonts w:ascii="BC Sans" w:eastAsia="Times New Roman" w:hAnsi="BC Sans" w:cs="Times New Roman"/>
+                <w:color w:val="000000"/>
+                <w:kern w:val="0"/>
+                <w:sz w:val="20"/>
+                <w:szCs w:val="20"/>
+                <w14:ligatures w14:val="none"/>
+              </w:rPr>
+              <w:t>d.assignedUser.firstName</w:t>
+            </w:r>
+            <w:proofErr w:type="spellEnd"/>
+            <w:proofErr w:type="gramEnd"/>
+            <w:r>
+              <w:rPr>
+                <w:rFonts w:ascii="BC Sans" w:eastAsia="Times New Roman" w:hAnsi="BC Sans" w:cs="Times New Roman"/>
+                <w:color w:val="000000"/>
+                <w:kern w:val="0"/>
+                <w:sz w:val="20"/>
+                <w:szCs w:val="20"/>
+                <w14:ligatures w14:val="none"/>
+              </w:rPr>
+              <w:t>}</w:t>
             </w:r>
           </w:p>
         </w:tc>
@@ -862,17 +1050,38 @@
                 <w:sz w:val="20"/>
                 <w:szCs w:val="20"/>
               </w:rPr>
-              <w:t>{d.dueDate}</w:t>
-            </w:r>
-            <w:r>
-              <w:rPr>
-                <w:rFonts w:ascii="BC Sans" w:eastAsia="Times New Roman" w:hAnsi="BC Sans" w:cs="Times New Roman"/>
-                <w:color w:val="000000" w:themeColor="text1"/>
-                <w:sz w:val="20"/>
-                <w:szCs w:val="20"/>
-              </w:rPr>
               <w:t>{</w:t>
             </w:r>
+            <w:proofErr w:type="spellStart"/>
+            <w:proofErr w:type="gramStart"/>
+            <w:r>
+              <w:rPr>
+                <w:rFonts w:ascii="BC Sans" w:hAnsi="BC Sans" w:cs="BC Sans Light"/>
+                <w:sz w:val="20"/>
+                <w:szCs w:val="20"/>
+              </w:rPr>
+              <w:t>d.dueDate</w:t>
+            </w:r>
+            <w:proofErr w:type="spellEnd"/>
+            <w:proofErr w:type="gramEnd"/>
+            <w:r>
+              <w:rPr>
+                <w:rFonts w:ascii="BC Sans" w:hAnsi="BC Sans" w:cs="BC Sans Light"/>
+                <w:sz w:val="20"/>
+                <w:szCs w:val="20"/>
+              </w:rPr>
+              <w:t>}</w:t>
+            </w:r>
+            <w:r>
+              <w:rPr>
+                <w:rFonts w:ascii="BC Sans" w:eastAsia="Times New Roman" w:hAnsi="BC Sans" w:cs="Times New Roman"/>
+                <w:color w:val="000000" w:themeColor="text1"/>
+                <w:sz w:val="20"/>
+                <w:szCs w:val="20"/>
+              </w:rPr>
+              <w:t>{</w:t>
+            </w:r>
+            <w:proofErr w:type="gramStart"/>
             <w:r>
               <w:rPr>
                 <w:rFonts w:ascii="BC Sans" w:eastAsia="Times New Roman" w:hAnsi="BC Sans" w:cs="Times New Roman"/>
@@ -882,16 +1091,41 @@
               </w:rPr>
               <w:t>d.</w:t>
             </w:r>
-            <w:r>
-              <w:rPr>
-                <w:rFonts w:ascii="BC Sans" w:eastAsia="Times New Roman" w:hAnsi="BC Sans" w:cs="Times New Roman"/>
-                <w:color w:val="000000" w:themeColor="text1"/>
-                <w:sz w:val="20"/>
-                <w:szCs w:val="20"/>
-                <w:lang w:val="en-CA"/>
-              </w:rPr>
-              <w:t>description:ifEM:hideBegin</w:t>
-            </w:r>
+            <w:proofErr w:type="spellStart"/>
+            <w:r>
+              <w:rPr>
+                <w:rFonts w:ascii="BC Sans" w:eastAsia="Times New Roman" w:hAnsi="BC Sans" w:cs="Times New Roman"/>
+                <w:color w:val="000000" w:themeColor="text1"/>
+                <w:sz w:val="20"/>
+                <w:szCs w:val="20"/>
+                <w:lang w:val="en-CA"/>
+              </w:rPr>
+              <w:t>description</w:t>
+            </w:r>
+            <w:proofErr w:type="gramEnd"/>
+            <w:r>
+              <w:rPr>
+                <w:rFonts w:ascii="BC Sans" w:eastAsia="Times New Roman" w:hAnsi="BC Sans" w:cs="Times New Roman"/>
+                <w:color w:val="000000" w:themeColor="text1"/>
+                <w:sz w:val="20"/>
+                <w:szCs w:val="20"/>
+                <w:lang w:val="en-CA"/>
+              </w:rPr>
+              <w:t>:</w:t>
+            </w:r>
+            <w:proofErr w:type="gramStart"/>
+            <w:r>
+              <w:rPr>
+                <w:rFonts w:ascii="BC Sans" w:eastAsia="Times New Roman" w:hAnsi="BC Sans" w:cs="Times New Roman"/>
+                <w:color w:val="000000" w:themeColor="text1"/>
+                <w:sz w:val="20"/>
+                <w:szCs w:val="20"/>
+                <w:lang w:val="en-CA"/>
+              </w:rPr>
+              <w:t>ifEM:hideBegin</w:t>
+            </w:r>
+            <w:proofErr w:type="spellEnd"/>
+            <w:proofErr w:type="gramEnd"/>
             <w:r>
               <w:rPr>
                 <w:rFonts w:ascii="BC Sans" w:hAnsi="BC Sans"/>
@@ -956,7 +1190,27 @@
                 <w:sz w:val="20"/>
                 <w:szCs w:val="20"/>
               </w:rPr>
-              <w:t>{d.description}</w:t>
+              <w:t>{</w:t>
+            </w:r>
+            <w:proofErr w:type="spellStart"/>
+            <w:proofErr w:type="gramStart"/>
+            <w:r>
+              <w:rPr>
+                <w:rFonts w:ascii="BC Sans" w:hAnsi="BC Sans" w:cs="BC Sans Light"/>
+                <w:sz w:val="20"/>
+                <w:szCs w:val="20"/>
+              </w:rPr>
+              <w:t>d.description</w:t>
+            </w:r>
+            <w:proofErr w:type="spellEnd"/>
+            <w:proofErr w:type="gramEnd"/>
+            <w:r>
+              <w:rPr>
+                <w:rFonts w:ascii="BC Sans" w:hAnsi="BC Sans" w:cs="BC Sans Light"/>
+                <w:sz w:val="20"/>
+                <w:szCs w:val="20"/>
+              </w:rPr>
+              <w:t>}</w:t>
             </w:r>
             <w:r>
               <w:rPr>
@@ -990,6 +1244,7 @@
         </w:rPr>
         <w:t>{</w:t>
       </w:r>
+      <w:proofErr w:type="gramStart"/>
       <w:r>
         <w:rPr>
           <w:rFonts w:ascii="BC Sans" w:eastAsia="Times New Roman" w:hAnsi="BC Sans" w:cs="Times New Roman"/>
@@ -999,6 +1254,7 @@
         </w:rPr>
         <w:t>d.</w:t>
       </w:r>
+      <w:proofErr w:type="spellStart"/>
       <w:r>
         <w:rPr>
           <w:rFonts w:ascii="BC Sans" w:eastAsia="Times New Roman" w:hAnsi="BC Sans" w:cs="Times New Roman"/>
@@ -1007,8 +1263,32 @@
           <w:szCs w:val="20"/>
           <w:lang w:val="en-CA"/>
         </w:rPr>
-        <w:t>description:ifEM:hideEnd</w:t>
+        <w:t>description</w:t>
       </w:r>
+      <w:proofErr w:type="gramEnd"/>
+      <w:r>
+        <w:rPr>
+          <w:rFonts w:ascii="BC Sans" w:eastAsia="Times New Roman" w:hAnsi="BC Sans" w:cs="Times New Roman"/>
+          <w:color w:val="000000" w:themeColor="text1"/>
+          <w:sz w:val="20"/>
+          <w:szCs w:val="20"/>
+          <w:lang w:val="en-CA"/>
+        </w:rPr>
+        <w:t>:</w:t>
+      </w:r>
+      <w:proofErr w:type="gramStart"/>
+      <w:r>
+        <w:rPr>
+          <w:rFonts w:ascii="BC Sans" w:eastAsia="Times New Roman" w:hAnsi="BC Sans" w:cs="Times New Roman"/>
+          <w:color w:val="000000" w:themeColor="text1"/>
+          <w:sz w:val="20"/>
+          <w:szCs w:val="20"/>
+          <w:lang w:val="en-CA"/>
+        </w:rPr>
+        <w:t>ifEM:hideEnd</w:t>
+      </w:r>
+      <w:proofErr w:type="spellEnd"/>
+      <w:proofErr w:type="gramEnd"/>
       <w:r>
         <w:rPr>
           <w:rFonts w:ascii="BC Sans" w:hAnsi="BC Sans"/>
@@ -1023,7 +1303,63 @@
           <w:sz w:val="20"/>
           <w:szCs w:val="20"/>
         </w:rPr>
-        <w:t>{d.hasDiaryDates:ifEQ(true):showBegin}</w:t>
+        <w:t>{</w:t>
+      </w:r>
+      <w:proofErr w:type="spellStart"/>
+      <w:proofErr w:type="gramStart"/>
+      <w:r>
+        <w:rPr>
+          <w:rFonts w:ascii="BC Sans" w:hAnsi="BC Sans"/>
+          <w:sz w:val="20"/>
+          <w:szCs w:val="20"/>
+        </w:rPr>
+        <w:t>d.hasDiaryDates</w:t>
+      </w:r>
+      <w:proofErr w:type="gramEnd"/>
+      <w:r>
+        <w:rPr>
+          <w:rFonts w:ascii="BC Sans" w:hAnsi="BC Sans"/>
+          <w:sz w:val="20"/>
+          <w:szCs w:val="20"/>
+        </w:rPr>
+        <w:t>:ifEQ</w:t>
+      </w:r>
+      <w:proofErr w:type="spellEnd"/>
+      <w:r>
+        <w:rPr>
+          <w:rFonts w:ascii="BC Sans" w:hAnsi="BC Sans"/>
+          <w:sz w:val="20"/>
+          <w:szCs w:val="20"/>
+        </w:rPr>
+        <w:t>(true</w:t>
+      </w:r>
+      <w:proofErr w:type="gramStart"/>
+      <w:r>
+        <w:rPr>
+          <w:rFonts w:ascii="BC Sans" w:hAnsi="BC Sans"/>
+          <w:sz w:val="20"/>
+          <w:szCs w:val="20"/>
+        </w:rPr>
+        <w:t>):</w:t>
+      </w:r>
+      <w:proofErr w:type="spellStart"/>
+      <w:r>
+        <w:rPr>
+          <w:rFonts w:ascii="BC Sans" w:hAnsi="BC Sans"/>
+          <w:sz w:val="20"/>
+          <w:szCs w:val="20"/>
+        </w:rPr>
+        <w:t>showBegin</w:t>
+      </w:r>
+      <w:proofErr w:type="spellEnd"/>
+      <w:proofErr w:type="gramEnd"/>
+      <w:r>
+        <w:rPr>
+          <w:rFonts w:ascii="BC Sans" w:hAnsi="BC Sans"/>
+          <w:sz w:val="20"/>
+          <w:szCs w:val="20"/>
+        </w:rPr>
+        <w:t>}</w:t>
       </w:r>
     </w:p>
     <w:tbl>
@@ -1197,7 +1533,83 @@
                 <w:sz w:val="20"/>
                 <w:szCs w:val="20"/>
               </w:rPr>
-              <w:t>{d.diaryDates[i].dueDate}</w:t>
+              <w:t>{</w:t>
+            </w:r>
+            <w:proofErr w:type="spellStart"/>
+            <w:proofErr w:type="gramStart"/>
+            <w:r>
+              <w:rPr>
+                <w:rFonts w:ascii="BC Sans" w:hAnsi="BC Sans"/>
+                <w:b w:val="0"/>
+                <w:bCs w:val="0"/>
+                <w:caps w:val="0"/>
+                <w:sz w:val="20"/>
+                <w:szCs w:val="20"/>
+              </w:rPr>
+              <w:t>d.diaryDates</w:t>
+            </w:r>
+            <w:proofErr w:type="spellEnd"/>
+            <w:proofErr w:type="gramEnd"/>
+            <w:r>
+              <w:rPr>
+                <w:rFonts w:ascii="BC Sans" w:hAnsi="BC Sans"/>
+                <w:b w:val="0"/>
+                <w:bCs w:val="0"/>
+                <w:caps w:val="0"/>
+                <w:sz w:val="20"/>
+                <w:szCs w:val="20"/>
+              </w:rPr>
+              <w:t>[</w:t>
+            </w:r>
+            <w:proofErr w:type="spellStart"/>
+            <w:r>
+              <w:rPr>
+                <w:rFonts w:ascii="BC Sans" w:hAnsi="BC Sans"/>
+                <w:b w:val="0"/>
+                <w:bCs w:val="0"/>
+                <w:caps w:val="0"/>
+                <w:sz w:val="20"/>
+                <w:szCs w:val="20"/>
+              </w:rPr>
+              <w:t>i</w:t>
+            </w:r>
+            <w:proofErr w:type="spellEnd"/>
+            <w:proofErr w:type="gramStart"/>
+            <w:r>
+              <w:rPr>
+                <w:rFonts w:ascii="BC Sans" w:hAnsi="BC Sans"/>
+                <w:b w:val="0"/>
+                <w:bCs w:val="0"/>
+                <w:caps w:val="0"/>
+                <w:sz w:val="20"/>
+                <w:szCs w:val="20"/>
+              </w:rPr>
+              <w:t>].</w:t>
+            </w:r>
+            <w:proofErr w:type="spellStart"/>
+            <w:r>
+              <w:rPr>
+                <w:rFonts w:ascii="BC Sans" w:hAnsi="BC Sans"/>
+                <w:b w:val="0"/>
+                <w:bCs w:val="0"/>
+                <w:caps w:val="0"/>
+                <w:sz w:val="20"/>
+                <w:szCs w:val="20"/>
+              </w:rPr>
+              <w:t>dueDate</w:t>
+            </w:r>
+            <w:proofErr w:type="spellEnd"/>
+            <w:proofErr w:type="gramEnd"/>
+            <w:r>
+              <w:rPr>
+                <w:rFonts w:ascii="BC Sans" w:hAnsi="BC Sans"/>
+                <w:b w:val="0"/>
+                <w:bCs w:val="0"/>
+                <w:caps w:val="0"/>
+                <w:sz w:val="20"/>
+                <w:szCs w:val="20"/>
+              </w:rPr>
+              <w:t>}</w:t>
             </w:r>
           </w:p>
         </w:tc>
@@ -1225,7 +1637,60 @@
                 <w:sz w:val="18"/>
                 <w:szCs w:val="18"/>
               </w:rPr>
-              <w:t>{d.diaryDates[i].description}</w:t>
+              <w:t>{</w:t>
+            </w:r>
+            <w:proofErr w:type="spellStart"/>
+            <w:proofErr w:type="gramStart"/>
+            <w:r>
+              <w:rPr>
+                <w:rFonts w:ascii="BC Sans" w:eastAsia="Times New Roman" w:hAnsi="BC Sans" w:cs="Times New Roman"/>
+                <w:color w:val="000000" w:themeColor="text1"/>
+                <w:sz w:val="18"/>
+                <w:szCs w:val="18"/>
+              </w:rPr>
+              <w:t>d.diaryDates</w:t>
+            </w:r>
+            <w:proofErr w:type="spellEnd"/>
+            <w:proofErr w:type="gramEnd"/>
+            <w:r>
+              <w:rPr>
+                <w:rFonts w:ascii="BC Sans" w:eastAsia="Times New Roman" w:hAnsi="BC Sans" w:cs="Times New Roman"/>
+                <w:color w:val="000000" w:themeColor="text1"/>
+                <w:sz w:val="18"/>
+                <w:szCs w:val="18"/>
+              </w:rPr>
+              <w:t>[</w:t>
+            </w:r>
+            <w:proofErr w:type="spellStart"/>
+            <w:r>
+              <w:rPr>
+                <w:rFonts w:ascii="BC Sans" w:eastAsia="Times New Roman" w:hAnsi="BC Sans" w:cs="Times New Roman"/>
+                <w:color w:val="000000" w:themeColor="text1"/>
+                <w:sz w:val="18"/>
+                <w:szCs w:val="18"/>
+              </w:rPr>
+              <w:t>i</w:t>
+            </w:r>
+            <w:proofErr w:type="spellEnd"/>
+            <w:proofErr w:type="gramStart"/>
+            <w:r>
+              <w:rPr>
+                <w:rFonts w:ascii="BC Sans" w:eastAsia="Times New Roman" w:hAnsi="BC Sans" w:cs="Times New Roman"/>
+                <w:color w:val="000000" w:themeColor="text1"/>
+                <w:sz w:val="18"/>
+                <w:szCs w:val="18"/>
+              </w:rPr>
+              <w:t>].description</w:t>
+            </w:r>
+            <w:proofErr w:type="gramEnd"/>
+            <w:r>
+              <w:rPr>
+                <w:rFonts w:ascii="BC Sans" w:eastAsia="Times New Roman" w:hAnsi="BC Sans" w:cs="Times New Roman"/>
+                <w:color w:val="000000" w:themeColor="text1"/>
+                <w:sz w:val="18"/>
+                <w:szCs w:val="18"/>
+              </w:rPr>
+              <w:t>}</w:t>
             </w:r>
           </w:p>
         </w:tc>
@@ -1261,7 +1726,70 @@
                 <w:sz w:val="20"/>
                 <w:szCs w:val="20"/>
               </w:rPr>
-              <w:t>{d.diaryDates[i+1].dueDate}</w:t>
+              <w:t>{</w:t>
+            </w:r>
+            <w:proofErr w:type="spellStart"/>
+            <w:proofErr w:type="gramStart"/>
+            <w:r>
+              <w:rPr>
+                <w:rFonts w:ascii="BC Sans" w:hAnsi="BC Sans"/>
+                <w:b w:val="0"/>
+                <w:bCs w:val="0"/>
+                <w:caps w:val="0"/>
+                <w:sz w:val="20"/>
+                <w:szCs w:val="20"/>
+              </w:rPr>
+              <w:t>d.diaryDates</w:t>
+            </w:r>
+            <w:proofErr w:type="spellEnd"/>
+            <w:proofErr w:type="gramEnd"/>
+            <w:r>
+              <w:rPr>
+                <w:rFonts w:ascii="BC Sans" w:hAnsi="BC Sans"/>
+                <w:b w:val="0"/>
+                <w:bCs w:val="0"/>
+                <w:caps w:val="0"/>
+                <w:sz w:val="20"/>
+                <w:szCs w:val="20"/>
+              </w:rPr>
+              <w:t>[i+1</w:t>
+            </w:r>
+            <w:proofErr w:type="gramStart"/>
+            <w:r>
+              <w:rPr>
+                <w:rFonts w:ascii="BC Sans" w:hAnsi="BC Sans"/>
+                <w:b w:val="0"/>
+                <w:bCs w:val="0"/>
+                <w:caps w:val="0"/>
+                <w:sz w:val="20"/>
+                <w:szCs w:val="20"/>
+              </w:rPr>
+              <w:t>].</w:t>
+            </w:r>
+            <w:proofErr w:type="spellStart"/>
+            <w:r>
+              <w:rPr>
+                <w:rFonts w:ascii="BC Sans" w:hAnsi="BC Sans"/>
+                <w:b w:val="0"/>
+                <w:bCs w:val="0"/>
+                <w:caps w:val="0"/>
+                <w:sz w:val="20"/>
+                <w:szCs w:val="20"/>
+              </w:rPr>
+              <w:t>dueDate</w:t>
+            </w:r>
+            <w:proofErr w:type="spellEnd"/>
+            <w:proofErr w:type="gramEnd"/>
+            <w:r>
+              <w:rPr>
+                <w:rFonts w:ascii="BC Sans" w:hAnsi="BC Sans"/>
+                <w:b w:val="0"/>
+                <w:bCs w:val="0"/>
+                <w:caps w:val="0"/>
+                <w:sz w:val="20"/>
+                <w:szCs w:val="20"/>
+              </w:rPr>
+              <w:t>}</w:t>
             </w:r>
           </w:p>
         </w:tc>
@@ -1288,7 +1816,49 @@
                 <w:sz w:val="18"/>
                 <w:szCs w:val="18"/>
               </w:rPr>
-              <w:t>{d.diaryDates[i+1].description}</w:t>
+              <w:t>{</w:t>
+            </w:r>
+            <w:proofErr w:type="spellStart"/>
+            <w:proofErr w:type="gramStart"/>
+            <w:r>
+              <w:rPr>
+                <w:rFonts w:ascii="BC Sans" w:eastAsia="Times New Roman" w:hAnsi="BC Sans" w:cs="Times New Roman"/>
+                <w:color w:val="000000" w:themeColor="text1"/>
+                <w:sz w:val="18"/>
+                <w:szCs w:val="18"/>
+              </w:rPr>
+              <w:t>d.diaryDates</w:t>
+            </w:r>
+            <w:proofErr w:type="spellEnd"/>
+            <w:proofErr w:type="gramEnd"/>
+            <w:r>
+              <w:rPr>
+                <w:rFonts w:ascii="BC Sans" w:eastAsia="Times New Roman" w:hAnsi="BC Sans" w:cs="Times New Roman"/>
+                <w:color w:val="000000" w:themeColor="text1"/>
+                <w:sz w:val="18"/>
+                <w:szCs w:val="18"/>
+              </w:rPr>
+              <w:t>[i+1</w:t>
+            </w:r>
+            <w:proofErr w:type="gramStart"/>
+            <w:r>
+              <w:rPr>
+                <w:rFonts w:ascii="BC Sans" w:eastAsia="Times New Roman" w:hAnsi="BC Sans" w:cs="Times New Roman"/>
+                <w:color w:val="000000" w:themeColor="text1"/>
+                <w:sz w:val="18"/>
+                <w:szCs w:val="18"/>
+              </w:rPr>
+              <w:t>].description</w:t>
+            </w:r>
+            <w:proofErr w:type="gramEnd"/>
+            <w:r>
+              <w:rPr>
+                <w:rFonts w:ascii="BC Sans" w:eastAsia="Times New Roman" w:hAnsi="BC Sans" w:cs="Times New Roman"/>
+                <w:color w:val="000000" w:themeColor="text1"/>
+                <w:sz w:val="18"/>
+                <w:szCs w:val="18"/>
+              </w:rPr>
+              <w:t>}</w:t>
             </w:r>
           </w:p>
         </w:tc>
@@ -1311,7 +1881,34 @@
           <w:sz w:val="20"/>
           <w:szCs w:val="20"/>
         </w:rPr>
-        <w:t>{d.hasDiaryDates:showEnd}{d.</w:t>
+        <w:t>{</w:t>
+      </w:r>
+      <w:proofErr w:type="gramStart"/>
+      <w:r>
+        <w:rPr>
+          <w:rFonts w:ascii="BC Sans" w:hAnsi="BC Sans"/>
+          <w:sz w:val="20"/>
+          <w:szCs w:val="20"/>
+        </w:rPr>
+        <w:t>d.hasDiaryDates</w:t>
+      </w:r>
+      <w:proofErr w:type="gramEnd"/>
+      <w:r>
+        <w:rPr>
+          <w:rFonts w:ascii="BC Sans" w:hAnsi="BC Sans"/>
+          <w:sz w:val="20"/>
+          <w:szCs w:val="20"/>
+        </w:rPr>
+        <w:t>:</w:t>
+      </w:r>
+      <w:proofErr w:type="gramStart"/>
+      <w:r>
+        <w:rPr>
+          <w:rFonts w:ascii="BC Sans" w:hAnsi="BC Sans"/>
+          <w:sz w:val="20"/>
+          <w:szCs w:val="20"/>
+        </w:rPr>
+        <w:t>showEnd}{d.</w:t>
       </w:r>
       <w:r>
         <w:rPr>
@@ -1321,13 +1918,32 @@
         </w:rPr>
         <w:t>hasActivityNotes</w:t>
       </w:r>
+      <w:proofErr w:type="gramEnd"/>
       <w:r>
         <w:rPr>
           <w:rFonts w:ascii="BC Sans" w:hAnsi="BC Sans"/>
           <w:sz w:val="20"/>
           <w:szCs w:val="20"/>
         </w:rPr>
-        <w:t>:ifEQ(true):showBegin}</w:t>
+        <w:t>:ifEQ(true</w:t>
+      </w:r>
+      <w:proofErr w:type="gramStart"/>
+      <w:r>
+        <w:rPr>
+          <w:rFonts w:ascii="BC Sans" w:hAnsi="BC Sans"/>
+          <w:sz w:val="20"/>
+          <w:szCs w:val="20"/>
+        </w:rPr>
+        <w:t>):showBegin</w:t>
+      </w:r>
+      <w:proofErr w:type="gramEnd"/>
+      <w:r>
+        <w:rPr>
+          <w:rFonts w:ascii="BC Sans" w:hAnsi="BC Sans"/>
+          <w:sz w:val="20"/>
+          <w:szCs w:val="20"/>
+        </w:rPr>
+        <w:t>}</w:t>
       </w:r>
     </w:p>
     <w:tbl>
@@ -1485,7 +2101,83 @@
                 <w:sz w:val="20"/>
                 <w:szCs w:val="20"/>
               </w:rPr>
-              <w:t>{d.activityNotes[i].contentText}</w:t>
+              <w:t>{</w:t>
+            </w:r>
+            <w:proofErr w:type="spellStart"/>
+            <w:proofErr w:type="gramStart"/>
+            <w:r>
+              <w:rPr>
+                <w:rFonts w:ascii="BC Sans" w:hAnsi="BC Sans"/>
+                <w:b w:val="0"/>
+                <w:bCs w:val="0"/>
+                <w:caps w:val="0"/>
+                <w:sz w:val="20"/>
+                <w:szCs w:val="20"/>
+              </w:rPr>
+              <w:t>d.activityNotes</w:t>
+            </w:r>
+            <w:proofErr w:type="spellEnd"/>
+            <w:proofErr w:type="gramEnd"/>
+            <w:r>
+              <w:rPr>
+                <w:rFonts w:ascii="BC Sans" w:hAnsi="BC Sans"/>
+                <w:b w:val="0"/>
+                <w:bCs w:val="0"/>
+                <w:caps w:val="0"/>
+                <w:sz w:val="20"/>
+                <w:szCs w:val="20"/>
+              </w:rPr>
+              <w:t>[</w:t>
+            </w:r>
+            <w:proofErr w:type="spellStart"/>
+            <w:r>
+              <w:rPr>
+                <w:rFonts w:ascii="BC Sans" w:hAnsi="BC Sans"/>
+                <w:b w:val="0"/>
+                <w:bCs w:val="0"/>
+                <w:caps w:val="0"/>
+                <w:sz w:val="20"/>
+                <w:szCs w:val="20"/>
+              </w:rPr>
+              <w:t>i</w:t>
+            </w:r>
+            <w:proofErr w:type="spellEnd"/>
+            <w:proofErr w:type="gramStart"/>
+            <w:r>
+              <w:rPr>
+                <w:rFonts w:ascii="BC Sans" w:hAnsi="BC Sans"/>
+                <w:b w:val="0"/>
+                <w:bCs w:val="0"/>
+                <w:caps w:val="0"/>
+                <w:sz w:val="20"/>
+                <w:szCs w:val="20"/>
+              </w:rPr>
+              <w:t>].</w:t>
+            </w:r>
+            <w:proofErr w:type="spellStart"/>
+            <w:r>
+              <w:rPr>
+                <w:rFonts w:ascii="BC Sans" w:hAnsi="BC Sans"/>
+                <w:b w:val="0"/>
+                <w:bCs w:val="0"/>
+                <w:caps w:val="0"/>
+                <w:sz w:val="20"/>
+                <w:szCs w:val="20"/>
+              </w:rPr>
+              <w:t>contentText</w:t>
+            </w:r>
+            <w:proofErr w:type="spellEnd"/>
+            <w:proofErr w:type="gramEnd"/>
+            <w:r>
+              <w:rPr>
+                <w:rFonts w:ascii="BC Sans" w:hAnsi="BC Sans"/>
+                <w:b w:val="0"/>
+                <w:bCs w:val="0"/>
+                <w:caps w:val="0"/>
+                <w:sz w:val="20"/>
+                <w:szCs w:val="20"/>
+              </w:rPr>
+              <w:t>}</w:t>
             </w:r>
           </w:p>
         </w:tc>
@@ -1516,8 +2208,10 @@
                 <w:sz w:val="18"/>
                 <w:szCs w:val="18"/>
               </w:rPr>
-              <w:t>{d.activityNotes[i].actionedDate}</w:t>
-            </w:r>
+              <w:t>{</w:t>
+            </w:r>
+            <w:proofErr w:type="spellStart"/>
+            <w:proofErr w:type="gramStart"/>
             <w:r>
               <w:rPr>
                 <w:rFonts w:ascii="BC Sans" w:eastAsia="Times New Roman" w:hAnsi="BC Sans" w:cs="Times New Roman"/>
@@ -1525,7 +2219,133 @@
                 <w:sz w:val="18"/>
                 <w:szCs w:val="18"/>
               </w:rPr>
-              <w:t xml:space="preserve"> {d.activityNotes[i].actionedTime}</w:t>
+              <w:t>d.activityNotes</w:t>
+            </w:r>
+            <w:proofErr w:type="spellEnd"/>
+            <w:proofErr w:type="gramEnd"/>
+            <w:r>
+              <w:rPr>
+                <w:rFonts w:ascii="BC Sans" w:eastAsia="Times New Roman" w:hAnsi="BC Sans" w:cs="Times New Roman"/>
+                <w:color w:val="000000" w:themeColor="text1"/>
+                <w:sz w:val="18"/>
+                <w:szCs w:val="18"/>
+              </w:rPr>
+              <w:t>[</w:t>
+            </w:r>
+            <w:proofErr w:type="spellStart"/>
+            <w:r>
+              <w:rPr>
+                <w:rFonts w:ascii="BC Sans" w:eastAsia="Times New Roman" w:hAnsi="BC Sans" w:cs="Times New Roman"/>
+                <w:color w:val="000000" w:themeColor="text1"/>
+                <w:sz w:val="18"/>
+                <w:szCs w:val="18"/>
+              </w:rPr>
+              <w:t>i</w:t>
+            </w:r>
+            <w:proofErr w:type="spellEnd"/>
+            <w:proofErr w:type="gramStart"/>
+            <w:r>
+              <w:rPr>
+                <w:rFonts w:ascii="BC Sans" w:eastAsia="Times New Roman" w:hAnsi="BC Sans" w:cs="Times New Roman"/>
+                <w:color w:val="000000" w:themeColor="text1"/>
+                <w:sz w:val="18"/>
+                <w:szCs w:val="18"/>
+              </w:rPr>
+              <w:t>].</w:t>
+            </w:r>
+            <w:proofErr w:type="spellStart"/>
+            <w:r>
+              <w:rPr>
+                <w:rFonts w:ascii="BC Sans" w:eastAsia="Times New Roman" w:hAnsi="BC Sans" w:cs="Times New Roman"/>
+                <w:color w:val="000000" w:themeColor="text1"/>
+                <w:sz w:val="18"/>
+                <w:szCs w:val="18"/>
+              </w:rPr>
+              <w:t>actionedDate</w:t>
+            </w:r>
+            <w:proofErr w:type="spellEnd"/>
+            <w:proofErr w:type="gramEnd"/>
+            <w:r>
+              <w:rPr>
+                <w:rFonts w:ascii="BC Sans" w:eastAsia="Times New Roman" w:hAnsi="BC Sans" w:cs="Times New Roman"/>
+                <w:color w:val="000000" w:themeColor="text1"/>
+                <w:sz w:val="18"/>
+                <w:szCs w:val="18"/>
+              </w:rPr>
+              <w:t>}</w:t>
+            </w:r>
+            <w:r>
+              <w:rPr>
+                <w:rFonts w:ascii="BC Sans" w:eastAsia="Times New Roman" w:hAnsi="BC Sans" w:cs="Times New Roman"/>
+                <w:color w:val="000000" w:themeColor="text1"/>
+                <w:sz w:val="18"/>
+                <w:szCs w:val="18"/>
+              </w:rPr>
+              <w:t xml:space="preserve"> {</w:t>
+            </w:r>
+            <w:proofErr w:type="spellStart"/>
+            <w:proofErr w:type="gramStart"/>
+            <w:r>
+              <w:rPr>
+                <w:rFonts w:ascii="BC Sans" w:eastAsia="Times New Roman" w:hAnsi="BC Sans" w:cs="Times New Roman"/>
+                <w:color w:val="000000" w:themeColor="text1"/>
+                <w:sz w:val="18"/>
+                <w:szCs w:val="18"/>
+              </w:rPr>
+              <w:t>d.activityNotes</w:t>
+            </w:r>
+            <w:proofErr w:type="spellEnd"/>
+            <w:proofErr w:type="gramEnd"/>
+            <w:r>
+              <w:rPr>
+                <w:rFonts w:ascii="BC Sans" w:eastAsia="Times New Roman" w:hAnsi="BC Sans" w:cs="Times New Roman"/>
+                <w:color w:val="000000" w:themeColor="text1"/>
+                <w:sz w:val="18"/>
+                <w:szCs w:val="18"/>
+              </w:rPr>
+              <w:t>[</w:t>
+            </w:r>
+            <w:proofErr w:type="spellStart"/>
+            <w:r>
+              <w:rPr>
+                <w:rFonts w:ascii="BC Sans" w:eastAsia="Times New Roman" w:hAnsi="BC Sans" w:cs="Times New Roman"/>
+                <w:color w:val="000000" w:themeColor="text1"/>
+                <w:sz w:val="18"/>
+                <w:szCs w:val="18"/>
+              </w:rPr>
+              <w:t>i</w:t>
+            </w:r>
+            <w:proofErr w:type="spellEnd"/>
+            <w:proofErr w:type="gramStart"/>
+            <w:r>
+              <w:rPr>
+                <w:rFonts w:ascii="BC Sans" w:eastAsia="Times New Roman" w:hAnsi="BC Sans" w:cs="Times New Roman"/>
+                <w:color w:val="000000" w:themeColor="text1"/>
+                <w:sz w:val="18"/>
+                <w:szCs w:val="18"/>
+              </w:rPr>
+              <w:t>].</w:t>
+            </w:r>
+            <w:proofErr w:type="spellStart"/>
+            <w:r>
+              <w:rPr>
+                <w:rFonts w:ascii="BC Sans" w:eastAsia="Times New Roman" w:hAnsi="BC Sans" w:cs="Times New Roman"/>
+                <w:color w:val="000000" w:themeColor="text1"/>
+                <w:sz w:val="18"/>
+                <w:szCs w:val="18"/>
+              </w:rPr>
+              <w:t>actionedTime</w:t>
+            </w:r>
+            <w:proofErr w:type="spellEnd"/>
+            <w:proofErr w:type="gramEnd"/>
+            <w:r>
+              <w:rPr>
+                <w:rFonts w:ascii="BC Sans" w:eastAsia="Times New Roman" w:hAnsi="BC Sans" w:cs="Times New Roman"/>
+                <w:color w:val="000000" w:themeColor="text1"/>
+                <w:sz w:val="18"/>
+                <w:szCs w:val="18"/>
+              </w:rPr>
+              <w:t>}</w:t>
             </w:r>
           </w:p>
         </w:tc>
@@ -1553,7 +2373,49 @@
                 <w:sz w:val="18"/>
                 <w:szCs w:val="18"/>
               </w:rPr>
-              <w:t>{d.activityNotes[i].</w:t>
+              <w:t>{</w:t>
+            </w:r>
+            <w:proofErr w:type="spellStart"/>
+            <w:proofErr w:type="gramStart"/>
+            <w:r>
+              <w:rPr>
+                <w:rFonts w:ascii="BC Sans" w:eastAsia="Times New Roman" w:hAnsi="BC Sans" w:cs="Times New Roman"/>
+                <w:color w:val="000000" w:themeColor="text1"/>
+                <w:sz w:val="18"/>
+                <w:szCs w:val="18"/>
+              </w:rPr>
+              <w:t>d.activityNotes</w:t>
+            </w:r>
+            <w:proofErr w:type="spellEnd"/>
+            <w:proofErr w:type="gramEnd"/>
+            <w:r>
+              <w:rPr>
+                <w:rFonts w:ascii="BC Sans" w:eastAsia="Times New Roman" w:hAnsi="BC Sans" w:cs="Times New Roman"/>
+                <w:color w:val="000000" w:themeColor="text1"/>
+                <w:sz w:val="18"/>
+                <w:szCs w:val="18"/>
+              </w:rPr>
+              <w:t>[</w:t>
+            </w:r>
+            <w:proofErr w:type="spellStart"/>
+            <w:r>
+              <w:rPr>
+                <w:rFonts w:ascii="BC Sans" w:eastAsia="Times New Roman" w:hAnsi="BC Sans" w:cs="Times New Roman"/>
+                <w:color w:val="000000" w:themeColor="text1"/>
+                <w:sz w:val="18"/>
+                <w:szCs w:val="18"/>
+              </w:rPr>
+              <w:t>i</w:t>
+            </w:r>
+            <w:proofErr w:type="spellEnd"/>
+            <w:r>
+              <w:rPr>
+                <w:rFonts w:ascii="BC Sans" w:eastAsia="Times New Roman" w:hAnsi="BC Sans" w:cs="Times New Roman"/>
+                <w:color w:val="000000" w:themeColor="text1"/>
+                <w:sz w:val="18"/>
+                <w:szCs w:val="18"/>
+              </w:rPr>
+              <w:t>].</w:t>
             </w:r>
             <w:r>
               <w:rPr>
@@ -1566,6 +2428,7 @@
               </w:rPr>
               <w:t xml:space="preserve"> </w:t>
             </w:r>
+            <w:proofErr w:type="spellStart"/>
             <w:r>
               <w:rPr>
                 <w:rFonts w:ascii="BC Sans" w:eastAsia="Times New Roman" w:hAnsi="BC Sans" w:cs="Times New Roman"/>
@@ -1582,7 +2445,68 @@
                 <w:sz w:val="18"/>
                 <w:szCs w:val="18"/>
               </w:rPr>
-              <w:t>.lastName}, {d.activityNotes[i].</w:t>
+              <w:t>.</w:t>
+            </w:r>
+            <w:proofErr w:type="gramStart"/>
+            <w:r>
+              <w:rPr>
+                <w:rFonts w:ascii="BC Sans" w:eastAsia="Times New Roman" w:hAnsi="BC Sans" w:cs="Times New Roman"/>
+                <w:color w:val="000000" w:themeColor="text1"/>
+                <w:sz w:val="18"/>
+                <w:szCs w:val="18"/>
+              </w:rPr>
+              <w:t>lastName</w:t>
+            </w:r>
+            <w:proofErr w:type="spellEnd"/>
+            <w:r>
+              <w:rPr>
+                <w:rFonts w:ascii="BC Sans" w:eastAsia="Times New Roman" w:hAnsi="BC Sans" w:cs="Times New Roman"/>
+                <w:color w:val="000000" w:themeColor="text1"/>
+                <w:sz w:val="18"/>
+                <w:szCs w:val="18"/>
+              </w:rPr>
+              <w:t>}, {</w:t>
+            </w:r>
+            <w:proofErr w:type="spellStart"/>
+            <w:r>
+              <w:rPr>
+                <w:rFonts w:ascii="BC Sans" w:eastAsia="Times New Roman" w:hAnsi="BC Sans" w:cs="Times New Roman"/>
+                <w:color w:val="000000" w:themeColor="text1"/>
+                <w:sz w:val="18"/>
+                <w:szCs w:val="18"/>
+              </w:rPr>
+              <w:t>d.activityNotes</w:t>
+            </w:r>
+            <w:proofErr w:type="spellEnd"/>
+            <w:proofErr w:type="gramEnd"/>
+            <w:r>
+              <w:rPr>
+                <w:rFonts w:ascii="BC Sans" w:eastAsia="Times New Roman" w:hAnsi="BC Sans" w:cs="Times New Roman"/>
+                <w:color w:val="000000" w:themeColor="text1"/>
+                <w:sz w:val="18"/>
+                <w:szCs w:val="18"/>
+              </w:rPr>
+              <w:t>[</w:t>
+            </w:r>
+            <w:proofErr w:type="spellStart"/>
+            <w:r>
+              <w:rPr>
+                <w:rFonts w:ascii="BC Sans" w:eastAsia="Times New Roman" w:hAnsi="BC Sans" w:cs="Times New Roman"/>
+                <w:color w:val="000000" w:themeColor="text1"/>
+                <w:sz w:val="18"/>
+                <w:szCs w:val="18"/>
+              </w:rPr>
+              <w:t>i</w:t>
+            </w:r>
+            <w:proofErr w:type="spellEnd"/>
+            <w:r>
+              <w:rPr>
+                <w:rFonts w:ascii="BC Sans" w:eastAsia="Times New Roman" w:hAnsi="BC Sans" w:cs="Times New Roman"/>
+                <w:color w:val="000000" w:themeColor="text1"/>
+                <w:sz w:val="18"/>
+                <w:szCs w:val="18"/>
+              </w:rPr>
+              <w:t>].</w:t>
             </w:r>
             <w:r>
               <w:rPr>
@@ -1595,6 +2519,7 @@
               </w:rPr>
               <w:t xml:space="preserve"> </w:t>
             </w:r>
+            <w:proofErr w:type="spellStart"/>
             <w:r>
               <w:rPr>
                 <w:rFonts w:ascii="BC Sans" w:eastAsia="Times New Roman" w:hAnsi="BC Sans" w:cs="Times New Roman"/>
@@ -1611,7 +2536,17 @@
                 <w:sz w:val="18"/>
                 <w:szCs w:val="18"/>
               </w:rPr>
-              <w:t>.firstName}</w:t>
+              <w:t>.firstName</w:t>
+            </w:r>
+            <w:proofErr w:type="spellEnd"/>
+            <w:r>
+              <w:rPr>
+                <w:rFonts w:ascii="BC Sans" w:eastAsia="Times New Roman" w:hAnsi="BC Sans" w:cs="Times New Roman"/>
+                <w:color w:val="000000" w:themeColor="text1"/>
+                <w:sz w:val="18"/>
+                <w:szCs w:val="18"/>
+              </w:rPr>
+              <w:t>}</w:t>
             </w:r>
           </w:p>
         </w:tc>
@@ -1647,7 +2582,70 @@
                 <w:sz w:val="20"/>
                 <w:szCs w:val="20"/>
               </w:rPr>
-              <w:t>{d.activityNotes[i+1].contentText}</w:t>
+              <w:t>{</w:t>
+            </w:r>
+            <w:proofErr w:type="spellStart"/>
+            <w:proofErr w:type="gramStart"/>
+            <w:r>
+              <w:rPr>
+                <w:rFonts w:ascii="BC Sans" w:hAnsi="BC Sans"/>
+                <w:b w:val="0"/>
+                <w:bCs w:val="0"/>
+                <w:caps w:val="0"/>
+                <w:sz w:val="20"/>
+                <w:szCs w:val="20"/>
+              </w:rPr>
+              <w:t>d.activityNotes</w:t>
+            </w:r>
+            <w:proofErr w:type="spellEnd"/>
+            <w:proofErr w:type="gramEnd"/>
+            <w:r>
+              <w:rPr>
+                <w:rFonts w:ascii="BC Sans" w:hAnsi="BC Sans"/>
+                <w:b w:val="0"/>
+                <w:bCs w:val="0"/>
+                <w:caps w:val="0"/>
+                <w:sz w:val="20"/>
+                <w:szCs w:val="20"/>
+              </w:rPr>
+              <w:t>[i+1</w:t>
+            </w:r>
+            <w:proofErr w:type="gramStart"/>
+            <w:r>
+              <w:rPr>
+                <w:rFonts w:ascii="BC Sans" w:hAnsi="BC Sans"/>
+                <w:b w:val="0"/>
+                <w:bCs w:val="0"/>
+                <w:caps w:val="0"/>
+                <w:sz w:val="20"/>
+                <w:szCs w:val="20"/>
+              </w:rPr>
+              <w:t>].</w:t>
+            </w:r>
+            <w:proofErr w:type="spellStart"/>
+            <w:r>
+              <w:rPr>
+                <w:rFonts w:ascii="BC Sans" w:hAnsi="BC Sans"/>
+                <w:b w:val="0"/>
+                <w:bCs w:val="0"/>
+                <w:caps w:val="0"/>
+                <w:sz w:val="20"/>
+                <w:szCs w:val="20"/>
+              </w:rPr>
+              <w:t>contentText</w:t>
+            </w:r>
+            <w:proofErr w:type="spellEnd"/>
+            <w:proofErr w:type="gramEnd"/>
+            <w:r>
+              <w:rPr>
+                <w:rFonts w:ascii="BC Sans" w:hAnsi="BC Sans"/>
+                <w:b w:val="0"/>
+                <w:bCs w:val="0"/>
+                <w:caps w:val="0"/>
+                <w:sz w:val="20"/>
+                <w:szCs w:val="20"/>
+              </w:rPr>
+              <w:t>}</w:t>
             </w:r>
           </w:p>
         </w:tc>
@@ -1677,8 +2675,10 @@
                 <w:sz w:val="18"/>
                 <w:szCs w:val="18"/>
               </w:rPr>
-              <w:t>{d.activityNotes[i+1].actionedDate}</w:t>
-            </w:r>
+              <w:t>{</w:t>
+            </w:r>
+            <w:proofErr w:type="spellStart"/>
+            <w:proofErr w:type="gramStart"/>
             <w:r>
               <w:rPr>
                 <w:rFonts w:ascii="BC Sans" w:eastAsia="Times New Roman" w:hAnsi="BC Sans" w:cs="Times New Roman"/>
@@ -1686,7 +2686,111 @@
                 <w:sz w:val="18"/>
                 <w:szCs w:val="18"/>
               </w:rPr>
-              <w:t xml:space="preserve"> {d.activityNotes[i+1].actionedTime}</w:t>
+              <w:t>d.activityNotes</w:t>
+            </w:r>
+            <w:proofErr w:type="spellEnd"/>
+            <w:proofErr w:type="gramEnd"/>
+            <w:r>
+              <w:rPr>
+                <w:rFonts w:ascii="BC Sans" w:eastAsia="Times New Roman" w:hAnsi="BC Sans" w:cs="Times New Roman"/>
+                <w:color w:val="000000" w:themeColor="text1"/>
+                <w:sz w:val="18"/>
+                <w:szCs w:val="18"/>
+              </w:rPr>
+              <w:t>[i+1</w:t>
+            </w:r>
+            <w:proofErr w:type="gramStart"/>
+            <w:r>
+              <w:rPr>
+                <w:rFonts w:ascii="BC Sans" w:eastAsia="Times New Roman" w:hAnsi="BC Sans" w:cs="Times New Roman"/>
+                <w:color w:val="000000" w:themeColor="text1"/>
+                <w:sz w:val="18"/>
+                <w:szCs w:val="18"/>
+              </w:rPr>
+              <w:t>].</w:t>
+            </w:r>
+            <w:proofErr w:type="spellStart"/>
+            <w:r>
+              <w:rPr>
+                <w:rFonts w:ascii="BC Sans" w:eastAsia="Times New Roman" w:hAnsi="BC Sans" w:cs="Times New Roman"/>
+                <w:color w:val="000000" w:themeColor="text1"/>
+                <w:sz w:val="18"/>
+                <w:szCs w:val="18"/>
+              </w:rPr>
+              <w:t>actionedDate</w:t>
+            </w:r>
+            <w:proofErr w:type="spellEnd"/>
+            <w:proofErr w:type="gramEnd"/>
+            <w:r>
+              <w:rPr>
+                <w:rFonts w:ascii="BC Sans" w:eastAsia="Times New Roman" w:hAnsi="BC Sans" w:cs="Times New Roman"/>
+                <w:color w:val="000000" w:themeColor="text1"/>
+                <w:sz w:val="18"/>
+                <w:szCs w:val="18"/>
+              </w:rPr>
+              <w:t>}</w:t>
+            </w:r>
+            <w:r>
+              <w:rPr>
+                <w:rFonts w:ascii="BC Sans" w:eastAsia="Times New Roman" w:hAnsi="BC Sans" w:cs="Times New Roman"/>
+                <w:color w:val="000000" w:themeColor="text1"/>
+                <w:sz w:val="18"/>
+                <w:szCs w:val="18"/>
+              </w:rPr>
+              <w:t xml:space="preserve"> {</w:t>
+            </w:r>
+            <w:proofErr w:type="spellStart"/>
+            <w:proofErr w:type="gramStart"/>
+            <w:r>
+              <w:rPr>
+                <w:rFonts w:ascii="BC Sans" w:eastAsia="Times New Roman" w:hAnsi="BC Sans" w:cs="Times New Roman"/>
+                <w:color w:val="000000" w:themeColor="text1"/>
+                <w:sz w:val="18"/>
+                <w:szCs w:val="18"/>
+              </w:rPr>
+              <w:t>d.activityNotes</w:t>
+            </w:r>
+            <w:proofErr w:type="spellEnd"/>
+            <w:proofErr w:type="gramEnd"/>
+            <w:r>
+              <w:rPr>
+                <w:rFonts w:ascii="BC Sans" w:eastAsia="Times New Roman" w:hAnsi="BC Sans" w:cs="Times New Roman"/>
+                <w:color w:val="000000" w:themeColor="text1"/>
+                <w:sz w:val="18"/>
+                <w:szCs w:val="18"/>
+              </w:rPr>
+              <w:t>[i+1</w:t>
+            </w:r>
+            <w:proofErr w:type="gramStart"/>
+            <w:r>
+              <w:rPr>
+                <w:rFonts w:ascii="BC Sans" w:eastAsia="Times New Roman" w:hAnsi="BC Sans" w:cs="Times New Roman"/>
+                <w:color w:val="000000" w:themeColor="text1"/>
+                <w:sz w:val="18"/>
+                <w:szCs w:val="18"/>
+              </w:rPr>
+              <w:t>].</w:t>
+            </w:r>
+            <w:proofErr w:type="spellStart"/>
+            <w:r>
+              <w:rPr>
+                <w:rFonts w:ascii="BC Sans" w:eastAsia="Times New Roman" w:hAnsi="BC Sans" w:cs="Times New Roman"/>
+                <w:color w:val="000000" w:themeColor="text1"/>
+                <w:sz w:val="18"/>
+                <w:szCs w:val="18"/>
+              </w:rPr>
+              <w:t>actionedTime</w:t>
+            </w:r>
+            <w:proofErr w:type="spellEnd"/>
+            <w:proofErr w:type="gramEnd"/>
+            <w:r>
+              <w:rPr>
+                <w:rFonts w:ascii="BC Sans" w:eastAsia="Times New Roman" w:hAnsi="BC Sans" w:cs="Times New Roman"/>
+                <w:color w:val="000000" w:themeColor="text1"/>
+                <w:sz w:val="18"/>
+                <w:szCs w:val="18"/>
+              </w:rPr>
+              <w:t>}</w:t>
             </w:r>
           </w:p>
         </w:tc>
@@ -1714,7 +2818,29 @@
                 <w:sz w:val="18"/>
                 <w:szCs w:val="18"/>
               </w:rPr>
-              <w:t>{d.activityNotes[i+1].</w:t>
+              <w:t>{</w:t>
+            </w:r>
+            <w:proofErr w:type="spellStart"/>
+            <w:proofErr w:type="gramStart"/>
+            <w:r>
+              <w:rPr>
+                <w:rFonts w:ascii="BC Sans" w:eastAsia="Times New Roman" w:hAnsi="BC Sans" w:cs="Times New Roman"/>
+                <w:color w:val="000000" w:themeColor="text1"/>
+                <w:sz w:val="18"/>
+                <w:szCs w:val="18"/>
+              </w:rPr>
+              <w:t>d.activityNotes</w:t>
+            </w:r>
+            <w:proofErr w:type="spellEnd"/>
+            <w:proofErr w:type="gramEnd"/>
+            <w:r>
+              <w:rPr>
+                <w:rFonts w:ascii="BC Sans" w:eastAsia="Times New Roman" w:hAnsi="BC Sans" w:cs="Times New Roman"/>
+                <w:color w:val="000000" w:themeColor="text1"/>
+                <w:sz w:val="18"/>
+                <w:szCs w:val="18"/>
+              </w:rPr>
+              <w:t>[i+1].</w:t>
             </w:r>
             <w:r>
               <w:rPr>
@@ -1727,6 +2853,7 @@
               </w:rPr>
               <w:t xml:space="preserve"> </w:t>
             </w:r>
+            <w:proofErr w:type="spellStart"/>
             <w:r>
               <w:rPr>
                 <w:rFonts w:ascii="BC Sans" w:eastAsia="Times New Roman" w:hAnsi="BC Sans" w:cs="Times New Roman"/>
@@ -1743,7 +2870,48 @@
                 <w:sz w:val="18"/>
                 <w:szCs w:val="18"/>
               </w:rPr>
-              <w:t>.lastName}, {d.activityNotes[i+1].</w:t>
+              <w:t>.</w:t>
+            </w:r>
+            <w:proofErr w:type="gramStart"/>
+            <w:r>
+              <w:rPr>
+                <w:rFonts w:ascii="BC Sans" w:eastAsia="Times New Roman" w:hAnsi="BC Sans" w:cs="Times New Roman"/>
+                <w:color w:val="000000" w:themeColor="text1"/>
+                <w:sz w:val="18"/>
+                <w:szCs w:val="18"/>
+              </w:rPr>
+              <w:t>lastName</w:t>
+            </w:r>
+            <w:proofErr w:type="spellEnd"/>
+            <w:r>
+              <w:rPr>
+                <w:rFonts w:ascii="BC Sans" w:eastAsia="Times New Roman" w:hAnsi="BC Sans" w:cs="Times New Roman"/>
+                <w:color w:val="000000" w:themeColor="text1"/>
+                <w:sz w:val="18"/>
+                <w:szCs w:val="18"/>
+              </w:rPr>
+              <w:t>}, {</w:t>
+            </w:r>
+            <w:proofErr w:type="spellStart"/>
+            <w:r>
+              <w:rPr>
+                <w:rFonts w:ascii="BC Sans" w:eastAsia="Times New Roman" w:hAnsi="BC Sans" w:cs="Times New Roman"/>
+                <w:color w:val="000000" w:themeColor="text1"/>
+                <w:sz w:val="18"/>
+                <w:szCs w:val="18"/>
+              </w:rPr>
+              <w:t>d.activityNotes</w:t>
+            </w:r>
+            <w:proofErr w:type="spellEnd"/>
+            <w:proofErr w:type="gramEnd"/>
+            <w:r>
+              <w:rPr>
+                <w:rFonts w:ascii="BC Sans" w:eastAsia="Times New Roman" w:hAnsi="BC Sans" w:cs="Times New Roman"/>
+                <w:color w:val="000000" w:themeColor="text1"/>
+                <w:sz w:val="18"/>
+                <w:szCs w:val="18"/>
+              </w:rPr>
+              <w:t>[i+1].</w:t>
             </w:r>
             <w:r>
               <w:rPr>
@@ -1756,6 +2924,7 @@
               </w:rPr>
               <w:t xml:space="preserve"> </w:t>
             </w:r>
+            <w:proofErr w:type="spellStart"/>
             <w:r>
               <w:rPr>
                 <w:rFonts w:ascii="BC Sans" w:eastAsia="Times New Roman" w:hAnsi="BC Sans" w:cs="Times New Roman"/>
@@ -1772,7 +2941,17 @@
                 <w:sz w:val="18"/>
                 <w:szCs w:val="18"/>
               </w:rPr>
-              <w:t>.firstName}</w:t>
+              <w:t>.firstName</w:t>
+            </w:r>
+            <w:proofErr w:type="spellEnd"/>
+            <w:r>
+              <w:rPr>
+                <w:rFonts w:ascii="BC Sans" w:eastAsia="Times New Roman" w:hAnsi="BC Sans" w:cs="Times New Roman"/>
+                <w:color w:val="000000" w:themeColor="text1"/>
+                <w:sz w:val="18"/>
+                <w:szCs w:val="18"/>
+              </w:rPr>
+              <w:t>}</w:t>
             </w:r>
           </w:p>
         </w:tc>
@@ -1793,7 +2972,17 @@
           <w:sz w:val="20"/>
           <w:szCs w:val="20"/>
         </w:rPr>
-        <w:t>{d.</w:t>
+        <w:t>{</w:t>
+      </w:r>
+      <w:proofErr w:type="spellStart"/>
+      <w:proofErr w:type="gramStart"/>
+      <w:r>
+        <w:rPr>
+          <w:rFonts w:ascii="BC Sans" w:hAnsi="BC Sans"/>
+          <w:sz w:val="20"/>
+          <w:szCs w:val="20"/>
+        </w:rPr>
+        <w:t>d.</w:t>
       </w:r>
       <w:r>
         <w:rPr>
@@ -1803,13 +2992,23 @@
         </w:rPr>
         <w:t>hasActivityNotes</w:t>
       </w:r>
+      <w:proofErr w:type="gramEnd"/>
       <w:r>
         <w:rPr>
           <w:rFonts w:ascii="BC Sans" w:hAnsi="BC Sans"/>
           <w:sz w:val="20"/>
           <w:szCs w:val="20"/>
         </w:rPr>
-        <w:t>:showEnd}</w:t>
+        <w:t>:showEnd</w:t>
+      </w:r>
+      <w:proofErr w:type="spellEnd"/>
+      <w:r>
+        <w:rPr>
+          <w:rFonts w:ascii="BC Sans" w:hAnsi="BC Sans"/>
+          <w:sz w:val="20"/>
+          <w:szCs w:val="20"/>
+        </w:rPr>
+        <w:t>}</w:t>
       </w:r>
     </w:p>
     <w:tbl>
@@ -1863,7 +3062,71 @@
                 <w:sz w:val="20"/>
                 <w:szCs w:val="20"/>
               </w:rPr>
-              <w:t>Exhibit #{d.exhibits[i].exhibitNumber}</w:t>
+              <w:t>Exhibit #{</w:t>
+            </w:r>
+            <w:proofErr w:type="gramStart"/>
+            <w:r>
+              <w:rPr>
+                <w:rFonts w:ascii="BC Sans" w:hAnsi="BC Sans"/>
+                <w:b/>
+                <w:bCs/>
+                <w:sz w:val="20"/>
+                <w:szCs w:val="20"/>
+              </w:rPr>
+              <w:t>d.exhibits</w:t>
+            </w:r>
+            <w:proofErr w:type="gramEnd"/>
+            <w:r>
+              <w:rPr>
+                <w:rFonts w:ascii="BC Sans" w:hAnsi="BC Sans"/>
+                <w:b/>
+                <w:bCs/>
+                <w:sz w:val="20"/>
+                <w:szCs w:val="20"/>
+              </w:rPr>
+              <w:t>[i</w:t>
+            </w:r>
+            <w:proofErr w:type="gramStart"/>
+            <w:r>
+              <w:rPr>
+                <w:rFonts w:ascii="BC Sans" w:hAnsi="BC Sans"/>
+                <w:b/>
+                <w:bCs/>
+                <w:sz w:val="20"/>
+                <w:szCs w:val="20"/>
+              </w:rPr>
+              <w:t>].exhibit</w:t>
+            </w:r>
+            <w:r>
+              <w:rPr>
+                <w:rFonts w:ascii="BC Sans" w:hAnsi="BC Sans"/>
+                <w:b/>
+                <w:bCs/>
+                <w:sz w:val="20"/>
+                <w:szCs w:val="20"/>
+              </w:rPr>
+              <w:t>Display</w:t>
+            </w:r>
+            <w:r>
+              <w:rPr>
+                <w:rFonts w:ascii="BC Sans" w:hAnsi="BC Sans"/>
+                <w:b/>
+                <w:bCs/>
+                <w:sz w:val="20"/>
+                <w:szCs w:val="20"/>
+              </w:rPr>
+              <w:t>Number</w:t>
+            </w:r>
+            <w:proofErr w:type="gramEnd"/>
+            <w:r>
+              <w:rPr>
+                <w:rFonts w:ascii="BC Sans" w:hAnsi="BC Sans"/>
+                <w:b/>
+                <w:bCs/>
+                <w:sz w:val="20"/>
+                <w:szCs w:val="20"/>
+              </w:rPr>
+              <w:t>}</w:t>
             </w:r>
           </w:p>
         </w:tc>
@@ -1901,7 +3164,7 @@
                 <w:szCs w:val="20"/>
                 <w:lang w:val="en-CA"/>
               </w:rPr>
-              <w:t>Description</w:t>
+              <w:t>Property type</w:t>
             </w:r>
           </w:p>
         </w:tc>
@@ -1915,7 +3178,6 @@
               <w:right w:val="nil"/>
             </w:tcBorders>
             <w:shd w:val="clear" w:color="auto" w:fill="F2F2F2"/>
-            <w:hideMark/>
           </w:tcPr>
           <w:p>
             <w:pPr>
@@ -1934,7 +3196,718 @@
                 <w:szCs w:val="20"/>
                 <w:lang w:val="en-CA"/>
               </w:rPr>
-              <w:t>{d.exhibits[i].description}</w:t>
+              <w:t>{</w:t>
+            </w:r>
+            <w:proofErr w:type="spellStart"/>
+            <w:proofErr w:type="gramStart"/>
+            <w:r>
+              <w:rPr>
+                <w:rFonts w:ascii="BC Sans" w:hAnsi="BC Sans"/>
+                <w:sz w:val="20"/>
+                <w:szCs w:val="20"/>
+                <w:lang w:val="en-CA"/>
+              </w:rPr>
+              <w:t>d.exhibits</w:t>
+            </w:r>
+            <w:proofErr w:type="spellEnd"/>
+            <w:proofErr w:type="gramEnd"/>
+            <w:r>
+              <w:rPr>
+                <w:rFonts w:ascii="BC Sans" w:hAnsi="BC Sans"/>
+                <w:sz w:val="20"/>
+                <w:szCs w:val="20"/>
+                <w:lang w:val="en-CA"/>
+              </w:rPr>
+              <w:t>[</w:t>
+            </w:r>
+            <w:proofErr w:type="spellStart"/>
+            <w:r>
+              <w:rPr>
+                <w:rFonts w:ascii="BC Sans" w:hAnsi="BC Sans"/>
+                <w:sz w:val="20"/>
+                <w:szCs w:val="20"/>
+                <w:lang w:val="en-CA"/>
+              </w:rPr>
+              <w:t>i</w:t>
+            </w:r>
+            <w:proofErr w:type="spellEnd"/>
+            <w:proofErr w:type="gramStart"/>
+            <w:r>
+              <w:rPr>
+                <w:rFonts w:ascii="BC Sans" w:hAnsi="BC Sans"/>
+                <w:sz w:val="20"/>
+                <w:szCs w:val="20"/>
+                <w:lang w:val="en-CA"/>
+              </w:rPr>
+              <w:t>].</w:t>
+            </w:r>
+            <w:proofErr w:type="spellStart"/>
+            <w:r>
+              <w:rPr>
+                <w:rFonts w:ascii="BC Sans" w:hAnsi="BC Sans"/>
+                <w:sz w:val="20"/>
+                <w:szCs w:val="20"/>
+                <w:lang w:val="en-CA"/>
+              </w:rPr>
+              <w:t>propertyType</w:t>
+            </w:r>
+            <w:proofErr w:type="spellEnd"/>
+            <w:proofErr w:type="gramEnd"/>
+            <w:r>
+              <w:rPr>
+                <w:rFonts w:ascii="BC Sans" w:hAnsi="BC Sans"/>
+                <w:sz w:val="20"/>
+                <w:szCs w:val="20"/>
+                <w:lang w:val="en-CA"/>
+              </w:rPr>
+              <w:t>}</w:t>
+            </w:r>
+          </w:p>
+        </w:tc>
+      </w:tr>
+      <w:tr>
+        <w:trPr>
+          <w:trHeight w:val="300"/>
+        </w:trPr>
+        <w:tc>
+          <w:tcPr>
+            <w:tcW w:w="2700" w:type="dxa"/>
+            <w:tcBorders>
+              <w:top w:val="nil"/>
+              <w:left w:val="nil"/>
+              <w:bottom w:val="nil"/>
+              <w:right w:val="single" w:sz="6" w:space="0" w:color="7F7F7F"/>
+            </w:tcBorders>
+            <w:shd w:val="clear" w:color="auto" w:fill="FFFFFF" w:themeFill="background1"/>
+          </w:tcPr>
+          <w:p>
+            <w:pPr>
+              <w:spacing w:after="0"/>
+              <w:rPr>
+                <w:rFonts w:ascii="BC Sans" w:hAnsi="BC Sans"/>
+                <w:sz w:val="20"/>
+                <w:szCs w:val="20"/>
+                <w:lang w:val="en-CA"/>
+              </w:rPr>
+            </w:pPr>
+            <w:r>
+              <w:rPr>
+                <w:rFonts w:ascii="BC Sans" w:hAnsi="BC Sans"/>
+                <w:sz w:val="20"/>
+                <w:szCs w:val="20"/>
+                <w:lang w:val="en-CA"/>
+              </w:rPr>
+              <w:t>Item description</w:t>
+            </w:r>
+          </w:p>
+        </w:tc>
+        <w:tc>
+          <w:tcPr>
+            <w:tcW w:w="8100" w:type="dxa"/>
+            <w:tcBorders>
+              <w:top w:val="nil"/>
+              <w:left w:val="nil"/>
+              <w:bottom w:val="nil"/>
+              <w:right w:val="nil"/>
+            </w:tcBorders>
+            <w:shd w:val="clear" w:color="auto" w:fill="FFFFFF" w:themeFill="background1"/>
+          </w:tcPr>
+          <w:p>
+            <w:pPr>
+              <w:spacing w:after="0"/>
+              <w:rPr>
+                <w:rFonts w:ascii="BC Sans" w:hAnsi="BC Sans"/>
+                <w:sz w:val="20"/>
+                <w:szCs w:val="20"/>
+                <w:lang w:val="en-CA"/>
+              </w:rPr>
+            </w:pPr>
+            <w:r>
+              <w:rPr>
+                <w:rFonts w:ascii="BC Sans" w:hAnsi="BC Sans"/>
+                <w:sz w:val="20"/>
+                <w:szCs w:val="20"/>
+                <w:lang w:val="en-CA"/>
+              </w:rPr>
+              <w:t>{</w:t>
+            </w:r>
+            <w:proofErr w:type="spellStart"/>
+            <w:proofErr w:type="gramStart"/>
+            <w:r>
+              <w:rPr>
+                <w:rFonts w:ascii="BC Sans" w:hAnsi="BC Sans"/>
+                <w:sz w:val="20"/>
+                <w:szCs w:val="20"/>
+                <w:lang w:val="en-CA"/>
+              </w:rPr>
+              <w:t>d.exhibits</w:t>
+            </w:r>
+            <w:proofErr w:type="spellEnd"/>
+            <w:proofErr w:type="gramEnd"/>
+            <w:r>
+              <w:rPr>
+                <w:rFonts w:ascii="BC Sans" w:hAnsi="BC Sans"/>
+                <w:sz w:val="20"/>
+                <w:szCs w:val="20"/>
+                <w:lang w:val="en-CA"/>
+              </w:rPr>
+              <w:t>[</w:t>
+            </w:r>
+            <w:proofErr w:type="spellStart"/>
+            <w:r>
+              <w:rPr>
+                <w:rFonts w:ascii="BC Sans" w:hAnsi="BC Sans"/>
+                <w:sz w:val="20"/>
+                <w:szCs w:val="20"/>
+                <w:lang w:val="en-CA"/>
+              </w:rPr>
+              <w:t>i</w:t>
+            </w:r>
+            <w:proofErr w:type="spellEnd"/>
+            <w:proofErr w:type="gramStart"/>
+            <w:r>
+              <w:rPr>
+                <w:rFonts w:ascii="BC Sans" w:hAnsi="BC Sans"/>
+                <w:sz w:val="20"/>
+                <w:szCs w:val="20"/>
+                <w:lang w:val="en-CA"/>
+              </w:rPr>
+              <w:t>].description</w:t>
+            </w:r>
+            <w:proofErr w:type="gramEnd"/>
+            <w:r>
+              <w:rPr>
+                <w:rFonts w:ascii="BC Sans" w:hAnsi="BC Sans"/>
+                <w:sz w:val="20"/>
+                <w:szCs w:val="20"/>
+                <w:lang w:val="en-CA"/>
+              </w:rPr>
+              <w:t>}</w:t>
+            </w:r>
+          </w:p>
+        </w:tc>
+      </w:tr>
+      <w:tr>
+        <w:trPr>
+          <w:trHeight w:val="300"/>
+        </w:trPr>
+        <w:tc>
+          <w:tcPr>
+            <w:tcW w:w="2700" w:type="dxa"/>
+            <w:tcBorders>
+              <w:top w:val="nil"/>
+              <w:left w:val="nil"/>
+              <w:bottom w:val="nil"/>
+              <w:right w:val="single" w:sz="6" w:space="0" w:color="7F7F7F"/>
+            </w:tcBorders>
+            <w:shd w:val="clear" w:color="auto" w:fill="F2F2F2"/>
+          </w:tcPr>
+          <w:p>
+            <w:pPr>
+              <w:spacing w:after="0"/>
+              <w:rPr>
+                <w:rFonts w:ascii="BC Sans" w:hAnsi="BC Sans"/>
+                <w:sz w:val="20"/>
+                <w:szCs w:val="20"/>
+                <w:lang w:val="en-CA"/>
+              </w:rPr>
+            </w:pPr>
+            <w:r>
+              <w:rPr>
+                <w:rFonts w:ascii="BC Sans" w:hAnsi="BC Sans"/>
+                <w:sz w:val="20"/>
+                <w:szCs w:val="20"/>
+                <w:lang w:val="en-CA"/>
+              </w:rPr>
+              <w:t>Quantity</w:t>
+            </w:r>
+          </w:p>
+        </w:tc>
+        <w:tc>
+          <w:tcPr>
+            <w:tcW w:w="8100" w:type="dxa"/>
+            <w:tcBorders>
+              <w:top w:val="nil"/>
+              <w:left w:val="nil"/>
+              <w:bottom w:val="nil"/>
+              <w:right w:val="nil"/>
+            </w:tcBorders>
+            <w:shd w:val="clear" w:color="auto" w:fill="F2F2F2"/>
+          </w:tcPr>
+          <w:p>
+            <w:pPr>
+              <w:spacing w:after="0"/>
+              <w:rPr>
+                <w:rFonts w:ascii="BC Sans" w:hAnsi="BC Sans"/>
+                <w:sz w:val="20"/>
+                <w:szCs w:val="20"/>
+                <w:lang w:val="en-CA"/>
+              </w:rPr>
+            </w:pPr>
+            <w:r>
+              <w:rPr>
+                <w:rFonts w:ascii="BC Sans" w:hAnsi="BC Sans"/>
+                <w:sz w:val="20"/>
+                <w:szCs w:val="20"/>
+                <w:lang w:val="en-CA"/>
+              </w:rPr>
+              <w:t>{</w:t>
+            </w:r>
+            <w:proofErr w:type="spellStart"/>
+            <w:proofErr w:type="gramStart"/>
+            <w:r>
+              <w:rPr>
+                <w:rFonts w:ascii="BC Sans" w:hAnsi="BC Sans"/>
+                <w:sz w:val="20"/>
+                <w:szCs w:val="20"/>
+                <w:lang w:val="en-CA"/>
+              </w:rPr>
+              <w:t>d.exhibits</w:t>
+            </w:r>
+            <w:proofErr w:type="spellEnd"/>
+            <w:proofErr w:type="gramEnd"/>
+            <w:r>
+              <w:rPr>
+                <w:rFonts w:ascii="BC Sans" w:hAnsi="BC Sans"/>
+                <w:sz w:val="20"/>
+                <w:szCs w:val="20"/>
+                <w:lang w:val="en-CA"/>
+              </w:rPr>
+              <w:t>[</w:t>
+            </w:r>
+            <w:proofErr w:type="spellStart"/>
+            <w:r>
+              <w:rPr>
+                <w:rFonts w:ascii="BC Sans" w:hAnsi="BC Sans"/>
+                <w:sz w:val="20"/>
+                <w:szCs w:val="20"/>
+                <w:lang w:val="en-CA"/>
+              </w:rPr>
+              <w:t>i</w:t>
+            </w:r>
+            <w:proofErr w:type="spellEnd"/>
+            <w:proofErr w:type="gramStart"/>
+            <w:r>
+              <w:rPr>
+                <w:rFonts w:ascii="BC Sans" w:hAnsi="BC Sans"/>
+                <w:sz w:val="20"/>
+                <w:szCs w:val="20"/>
+                <w:lang w:val="en-CA"/>
+              </w:rPr>
+              <w:t>].quantity</w:t>
+            </w:r>
+            <w:proofErr w:type="gramEnd"/>
+            <w:r>
+              <w:rPr>
+                <w:rFonts w:ascii="BC Sans" w:hAnsi="BC Sans"/>
+                <w:sz w:val="20"/>
+                <w:szCs w:val="20"/>
+                <w:lang w:val="en-CA"/>
+              </w:rPr>
+              <w:t>}</w:t>
+            </w:r>
+          </w:p>
+        </w:tc>
+      </w:tr>
+      <w:tr>
+        <w:trPr>
+          <w:trHeight w:val="300"/>
+        </w:trPr>
+        <w:tc>
+          <w:tcPr>
+            <w:tcW w:w="2700" w:type="dxa"/>
+            <w:tcBorders>
+              <w:top w:val="nil"/>
+              <w:left w:val="nil"/>
+              <w:bottom w:val="nil"/>
+              <w:right w:val="single" w:sz="6" w:space="0" w:color="7F7F7F"/>
+            </w:tcBorders>
+            <w:shd w:val="clear" w:color="auto" w:fill="FFFFFF" w:themeFill="background1"/>
+          </w:tcPr>
+          <w:p>
+            <w:pPr>
+              <w:spacing w:after="0"/>
+              <w:rPr>
+                <w:rFonts w:ascii="BC Sans" w:hAnsi="BC Sans"/>
+                <w:sz w:val="20"/>
+                <w:szCs w:val="20"/>
+                <w:lang w:val="en-CA"/>
+              </w:rPr>
+            </w:pPr>
+            <w:r>
+              <w:rPr>
+                <w:rFonts w:ascii="BC Sans" w:hAnsi="BC Sans"/>
+                <w:sz w:val="20"/>
+                <w:szCs w:val="20"/>
+                <w:lang w:val="en-CA"/>
+              </w:rPr>
+              <w:t>Officer</w:t>
+            </w:r>
+          </w:p>
+        </w:tc>
+        <w:tc>
+          <w:tcPr>
+            <w:tcW w:w="8100" w:type="dxa"/>
+            <w:tcBorders>
+              <w:top w:val="nil"/>
+              <w:left w:val="nil"/>
+              <w:bottom w:val="nil"/>
+              <w:right w:val="nil"/>
+            </w:tcBorders>
+            <w:shd w:val="clear" w:color="auto" w:fill="FFFFFF" w:themeFill="background1"/>
+          </w:tcPr>
+          <w:p>
+            <w:pPr>
+              <w:spacing w:after="0"/>
+              <w:rPr>
+                <w:rFonts w:ascii="BC Sans" w:hAnsi="BC Sans"/>
+                <w:sz w:val="20"/>
+                <w:szCs w:val="20"/>
+                <w:lang w:val="en-CA"/>
+              </w:rPr>
+            </w:pPr>
+            <w:r>
+              <w:rPr>
+                <w:rFonts w:ascii="BC Sans" w:hAnsi="BC Sans"/>
+                <w:sz w:val="20"/>
+                <w:szCs w:val="20"/>
+                <w:lang w:val="en-CA"/>
+              </w:rPr>
+              <w:t>{</w:t>
+            </w:r>
+            <w:proofErr w:type="spellStart"/>
+            <w:proofErr w:type="gramStart"/>
+            <w:r>
+              <w:rPr>
+                <w:rFonts w:ascii="BC Sans" w:hAnsi="BC Sans"/>
+                <w:sz w:val="20"/>
+                <w:szCs w:val="20"/>
+                <w:lang w:val="en-CA"/>
+              </w:rPr>
+              <w:t>d.exhibits</w:t>
+            </w:r>
+            <w:proofErr w:type="spellEnd"/>
+            <w:proofErr w:type="gramEnd"/>
+            <w:r>
+              <w:rPr>
+                <w:rFonts w:ascii="BC Sans" w:hAnsi="BC Sans"/>
+                <w:sz w:val="20"/>
+                <w:szCs w:val="20"/>
+                <w:lang w:val="en-CA"/>
+              </w:rPr>
+              <w:t>[</w:t>
+            </w:r>
+            <w:proofErr w:type="spellStart"/>
+            <w:r>
+              <w:rPr>
+                <w:rFonts w:ascii="BC Sans" w:hAnsi="BC Sans"/>
+                <w:sz w:val="20"/>
+                <w:szCs w:val="20"/>
+                <w:lang w:val="en-CA"/>
+              </w:rPr>
+              <w:t>i</w:t>
+            </w:r>
+            <w:proofErr w:type="spellEnd"/>
+            <w:proofErr w:type="gramStart"/>
+            <w:r>
+              <w:rPr>
+                <w:rFonts w:ascii="BC Sans" w:hAnsi="BC Sans"/>
+                <w:sz w:val="20"/>
+                <w:szCs w:val="20"/>
+                <w:lang w:val="en-CA"/>
+              </w:rPr>
+              <w:t>].</w:t>
+            </w:r>
+            <w:proofErr w:type="spellStart"/>
+            <w:r>
+              <w:rPr>
+                <w:rFonts w:ascii="BC Sans" w:hAnsi="BC Sans"/>
+                <w:sz w:val="20"/>
+                <w:szCs w:val="20"/>
+                <w:lang w:val="en-CA"/>
+              </w:rPr>
+              <w:t>collectedBy.lastName</w:t>
+            </w:r>
+            <w:proofErr w:type="spellEnd"/>
+            <w:proofErr w:type="gramEnd"/>
+            <w:r>
+              <w:rPr>
+                <w:rFonts w:ascii="BC Sans" w:hAnsi="BC Sans"/>
+                <w:sz w:val="20"/>
+                <w:szCs w:val="20"/>
+                <w:lang w:val="en-CA"/>
+              </w:rPr>
+              <w:t>}, {</w:t>
+            </w:r>
+            <w:proofErr w:type="spellStart"/>
+            <w:proofErr w:type="gramStart"/>
+            <w:r>
+              <w:rPr>
+                <w:rFonts w:ascii="BC Sans" w:hAnsi="BC Sans"/>
+                <w:sz w:val="20"/>
+                <w:szCs w:val="20"/>
+                <w:lang w:val="en-CA"/>
+              </w:rPr>
+              <w:t>d.exhibits</w:t>
+            </w:r>
+            <w:proofErr w:type="spellEnd"/>
+            <w:proofErr w:type="gramEnd"/>
+            <w:r>
+              <w:rPr>
+                <w:rFonts w:ascii="BC Sans" w:hAnsi="BC Sans"/>
+                <w:sz w:val="20"/>
+                <w:szCs w:val="20"/>
+                <w:lang w:val="en-CA"/>
+              </w:rPr>
+              <w:t>[</w:t>
+            </w:r>
+            <w:proofErr w:type="spellStart"/>
+            <w:r>
+              <w:rPr>
+                <w:rFonts w:ascii="BC Sans" w:hAnsi="BC Sans"/>
+                <w:sz w:val="20"/>
+                <w:szCs w:val="20"/>
+                <w:lang w:val="en-CA"/>
+              </w:rPr>
+              <w:t>i</w:t>
+            </w:r>
+            <w:proofErr w:type="spellEnd"/>
+            <w:proofErr w:type="gramStart"/>
+            <w:r>
+              <w:rPr>
+                <w:rFonts w:ascii="BC Sans" w:hAnsi="BC Sans"/>
+                <w:sz w:val="20"/>
+                <w:szCs w:val="20"/>
+                <w:lang w:val="en-CA"/>
+              </w:rPr>
+              <w:t>].</w:t>
+            </w:r>
+            <w:proofErr w:type="spellStart"/>
+            <w:r>
+              <w:rPr>
+                <w:rFonts w:ascii="BC Sans" w:hAnsi="BC Sans"/>
+                <w:sz w:val="20"/>
+                <w:szCs w:val="20"/>
+                <w:lang w:val="en-CA"/>
+              </w:rPr>
+              <w:t>collectedBy.firstName</w:t>
+            </w:r>
+            <w:proofErr w:type="spellEnd"/>
+            <w:proofErr w:type="gramEnd"/>
+            <w:r>
+              <w:rPr>
+                <w:rFonts w:ascii="BC Sans" w:hAnsi="BC Sans"/>
+                <w:sz w:val="20"/>
+                <w:szCs w:val="20"/>
+                <w:lang w:val="en-CA"/>
+              </w:rPr>
+              <w:t>}</w:t>
+            </w:r>
+          </w:p>
+        </w:tc>
+      </w:tr>
+      <w:tr>
+        <w:trPr>
+          <w:trHeight w:val="300"/>
+        </w:trPr>
+        <w:tc>
+          <w:tcPr>
+            <w:tcW w:w="2700" w:type="dxa"/>
+            <w:tcBorders>
+              <w:top w:val="nil"/>
+              <w:left w:val="nil"/>
+              <w:bottom w:val="nil"/>
+              <w:right w:val="single" w:sz="6" w:space="0" w:color="7F7F7F"/>
+            </w:tcBorders>
+            <w:shd w:val="clear" w:color="auto" w:fill="F2F2F2"/>
+          </w:tcPr>
+          <w:p>
+            <w:pPr>
+              <w:spacing w:after="0"/>
+              <w:rPr>
+                <w:rFonts w:ascii="BC Sans" w:hAnsi="BC Sans"/>
+                <w:sz w:val="20"/>
+                <w:szCs w:val="20"/>
+                <w:lang w:val="en-CA"/>
+              </w:rPr>
+            </w:pPr>
+            <w:r>
+              <w:rPr>
+                <w:rFonts w:ascii="BC Sans" w:hAnsi="BC Sans"/>
+                <w:sz w:val="20"/>
+                <w:szCs w:val="20"/>
+                <w:lang w:val="en-CA"/>
+              </w:rPr>
+              <w:t>Date/time of intake</w:t>
+            </w:r>
+          </w:p>
+        </w:tc>
+        <w:tc>
+          <w:tcPr>
+            <w:tcW w:w="8100" w:type="dxa"/>
+            <w:tcBorders>
+              <w:top w:val="nil"/>
+              <w:left w:val="nil"/>
+              <w:bottom w:val="nil"/>
+              <w:right w:val="nil"/>
+            </w:tcBorders>
+            <w:shd w:val="clear" w:color="auto" w:fill="F2F2F2"/>
+          </w:tcPr>
+          <w:p>
+            <w:pPr>
+              <w:spacing w:after="0"/>
+              <w:rPr>
+                <w:rFonts w:ascii="BC Sans" w:hAnsi="BC Sans"/>
+                <w:sz w:val="20"/>
+                <w:szCs w:val="20"/>
+                <w:lang w:val="en-CA"/>
+              </w:rPr>
+            </w:pPr>
+            <w:r>
+              <w:rPr>
+                <w:rFonts w:ascii="BC Sans" w:hAnsi="BC Sans"/>
+                <w:sz w:val="20"/>
+                <w:szCs w:val="20"/>
+                <w:lang w:val="en-CA"/>
+              </w:rPr>
+              <w:t>{</w:t>
+            </w:r>
+            <w:proofErr w:type="spellStart"/>
+            <w:proofErr w:type="gramStart"/>
+            <w:r>
+              <w:rPr>
+                <w:rFonts w:ascii="BC Sans" w:hAnsi="BC Sans"/>
+                <w:sz w:val="20"/>
+                <w:szCs w:val="20"/>
+                <w:lang w:val="en-CA"/>
+              </w:rPr>
+              <w:t>d.exhibits</w:t>
+            </w:r>
+            <w:proofErr w:type="spellEnd"/>
+            <w:proofErr w:type="gramEnd"/>
+            <w:r>
+              <w:rPr>
+                <w:rFonts w:ascii="BC Sans" w:hAnsi="BC Sans"/>
+                <w:sz w:val="20"/>
+                <w:szCs w:val="20"/>
+                <w:lang w:val="en-CA"/>
+              </w:rPr>
+              <w:t>[</w:t>
+            </w:r>
+            <w:proofErr w:type="spellStart"/>
+            <w:r>
+              <w:rPr>
+                <w:rFonts w:ascii="BC Sans" w:hAnsi="BC Sans"/>
+                <w:sz w:val="20"/>
+                <w:szCs w:val="20"/>
+                <w:lang w:val="en-CA"/>
+              </w:rPr>
+              <w:t>i</w:t>
+            </w:r>
+            <w:proofErr w:type="spellEnd"/>
+            <w:proofErr w:type="gramStart"/>
+            <w:r>
+              <w:rPr>
+                <w:rFonts w:ascii="BC Sans" w:hAnsi="BC Sans"/>
+                <w:sz w:val="20"/>
+                <w:szCs w:val="20"/>
+                <w:lang w:val="en-CA"/>
+              </w:rPr>
+              <w:t>].</w:t>
+            </w:r>
+            <w:proofErr w:type="spellStart"/>
+            <w:r>
+              <w:rPr>
+                <w:rFonts w:ascii="BC Sans" w:hAnsi="BC Sans"/>
+                <w:sz w:val="20"/>
+                <w:szCs w:val="20"/>
+                <w:lang w:val="en-CA"/>
+              </w:rPr>
+              <w:t>dateCollected</w:t>
+            </w:r>
+            <w:proofErr w:type="spellEnd"/>
+            <w:proofErr w:type="gramEnd"/>
+            <w:r>
+              <w:rPr>
+                <w:rFonts w:ascii="BC Sans" w:hAnsi="BC Sans"/>
+                <w:sz w:val="20"/>
+                <w:szCs w:val="20"/>
+                <w:lang w:val="en-CA"/>
+              </w:rPr>
+              <w:t>}</w:t>
+            </w:r>
+            <w:r>
+              <w:rPr>
+                <w:rFonts w:ascii="BC Sans" w:hAnsi="BC Sans"/>
+                <w:sz w:val="20"/>
+                <w:szCs w:val="20"/>
+                <w:lang w:val="en-CA"/>
+              </w:rPr>
+              <w:t xml:space="preserve"> {</w:t>
+            </w:r>
+            <w:proofErr w:type="spellStart"/>
+            <w:proofErr w:type="gramStart"/>
+            <w:r>
+              <w:rPr>
+                <w:rFonts w:ascii="BC Sans" w:hAnsi="BC Sans"/>
+                <w:sz w:val="20"/>
+                <w:szCs w:val="20"/>
+                <w:lang w:val="en-CA"/>
+              </w:rPr>
+              <w:t>d.exhibits</w:t>
+            </w:r>
+            <w:proofErr w:type="spellEnd"/>
+            <w:proofErr w:type="gramEnd"/>
+            <w:r>
+              <w:rPr>
+                <w:rFonts w:ascii="BC Sans" w:hAnsi="BC Sans"/>
+                <w:sz w:val="20"/>
+                <w:szCs w:val="20"/>
+                <w:lang w:val="en-CA"/>
+              </w:rPr>
+              <w:t>[</w:t>
+            </w:r>
+            <w:proofErr w:type="spellStart"/>
+            <w:r>
+              <w:rPr>
+                <w:rFonts w:ascii="BC Sans" w:hAnsi="BC Sans"/>
+                <w:sz w:val="20"/>
+                <w:szCs w:val="20"/>
+                <w:lang w:val="en-CA"/>
+              </w:rPr>
+              <w:t>i</w:t>
+            </w:r>
+            <w:proofErr w:type="spellEnd"/>
+            <w:proofErr w:type="gramStart"/>
+            <w:r>
+              <w:rPr>
+                <w:rFonts w:ascii="BC Sans" w:hAnsi="BC Sans"/>
+                <w:sz w:val="20"/>
+                <w:szCs w:val="20"/>
+                <w:lang w:val="en-CA"/>
+              </w:rPr>
+              <w:t>].</w:t>
+            </w:r>
+            <w:proofErr w:type="spellStart"/>
+            <w:r>
+              <w:rPr>
+                <w:rFonts w:ascii="BC Sans" w:hAnsi="BC Sans"/>
+                <w:sz w:val="20"/>
+                <w:szCs w:val="20"/>
+                <w:lang w:val="en-CA"/>
+              </w:rPr>
+              <w:t>intakeTime</w:t>
+            </w:r>
+            <w:proofErr w:type="spellEnd"/>
+            <w:proofErr w:type="gramEnd"/>
+            <w:r>
+              <w:rPr>
+                <w:rFonts w:ascii="BC Sans" w:hAnsi="BC Sans"/>
+                <w:sz w:val="20"/>
+                <w:szCs w:val="20"/>
+                <w:lang w:val="en-CA"/>
+              </w:rPr>
+              <w:t xml:space="preserve"> }</w:t>
             </w:r>
           </w:p>
         </w:tc>
@@ -1971,7 +3944,7 @@
                 <w:szCs w:val="20"/>
                 <w:lang w:val="en-CA"/>
               </w:rPr>
-              <w:t>Date collected</w:t>
+              <w:t>Location of intake</w:t>
             </w:r>
           </w:p>
         </w:tc>
@@ -2003,7 +3976,71 @@
                 <w:szCs w:val="20"/>
                 <w:lang w:val="en-CA"/>
               </w:rPr>
-              <w:t>{d.exhibits[i].dateCollected}</w:t>
+              <w:t>{</w:t>
+            </w:r>
+            <w:proofErr w:type="spellStart"/>
+            <w:proofErr w:type="gramStart"/>
+            <w:r>
+              <w:rPr>
+                <w:rFonts w:ascii="BC Sans" w:hAnsi="BC Sans"/>
+                <w:sz w:val="20"/>
+                <w:szCs w:val="20"/>
+                <w:lang w:val="en-CA"/>
+              </w:rPr>
+              <w:t>d.exhibits</w:t>
+            </w:r>
+            <w:proofErr w:type="spellEnd"/>
+            <w:proofErr w:type="gramEnd"/>
+            <w:r>
+              <w:rPr>
+                <w:rFonts w:ascii="BC Sans" w:hAnsi="BC Sans"/>
+                <w:sz w:val="20"/>
+                <w:szCs w:val="20"/>
+                <w:lang w:val="en-CA"/>
+              </w:rPr>
+              <w:t>[</w:t>
+            </w:r>
+            <w:proofErr w:type="spellStart"/>
+            <w:r>
+              <w:rPr>
+                <w:rFonts w:ascii="BC Sans" w:hAnsi="BC Sans"/>
+                <w:sz w:val="20"/>
+                <w:szCs w:val="20"/>
+                <w:lang w:val="en-CA"/>
+              </w:rPr>
+              <w:t>i</w:t>
+            </w:r>
+            <w:proofErr w:type="spellEnd"/>
+            <w:proofErr w:type="gramStart"/>
+            <w:r>
+              <w:rPr>
+                <w:rFonts w:ascii="BC Sans" w:hAnsi="BC Sans"/>
+                <w:sz w:val="20"/>
+                <w:szCs w:val="20"/>
+                <w:lang w:val="en-CA"/>
+              </w:rPr>
+              <w:t>].</w:t>
+            </w:r>
+            <w:proofErr w:type="spellStart"/>
+            <w:r>
+              <w:rPr>
+                <w:rFonts w:ascii="BC Sans" w:hAnsi="BC Sans"/>
+                <w:sz w:val="20"/>
+                <w:szCs w:val="20"/>
+                <w:lang w:val="en-CA"/>
+              </w:rPr>
+              <w:t>locationOfIntake</w:t>
+            </w:r>
+            <w:proofErr w:type="spellEnd"/>
+            <w:proofErr w:type="gramEnd"/>
+            <w:r>
+              <w:rPr>
+                <w:rFonts w:ascii="BC Sans" w:hAnsi="BC Sans"/>
+                <w:sz w:val="20"/>
+                <w:szCs w:val="20"/>
+                <w:lang w:val="en-CA"/>
+              </w:rPr>
+              <w:t>}</w:t>
             </w:r>
           </w:p>
         </w:tc>
@@ -2041,7 +4078,7 @@
                 <w:szCs w:val="20"/>
                 <w:lang w:val="en-CA"/>
               </w:rPr>
-              <w:t>Officer collected</w:t>
+              <w:t>Property tag number</w:t>
             </w:r>
           </w:p>
         </w:tc>
@@ -2055,7 +4092,6 @@
               <w:right w:val="nil"/>
             </w:tcBorders>
             <w:shd w:val="clear" w:color="auto" w:fill="F2F2F2"/>
-            <w:hideMark/>
           </w:tcPr>
           <w:p>
             <w:pPr>
@@ -2074,7 +4110,746 @@
                 <w:szCs w:val="20"/>
                 <w:lang w:val="en-CA"/>
               </w:rPr>
-              <w:t>{d.exhibits[i].collectedBy.lastName}, {d.exhibits[i].collectedBy.firstName}</w:t>
+              <w:t>{</w:t>
+            </w:r>
+            <w:proofErr w:type="gramStart"/>
+            <w:r>
+              <w:rPr>
+                <w:rFonts w:ascii="BC Sans" w:hAnsi="BC Sans"/>
+                <w:sz w:val="20"/>
+                <w:szCs w:val="20"/>
+                <w:lang w:val="en-CA"/>
+              </w:rPr>
+              <w:t>d.exhibits</w:t>
+            </w:r>
+            <w:proofErr w:type="gramEnd"/>
+            <w:r>
+              <w:rPr>
+                <w:rFonts w:ascii="BC Sans" w:hAnsi="BC Sans"/>
+                <w:sz w:val="20"/>
+                <w:szCs w:val="20"/>
+                <w:lang w:val="en-CA"/>
+              </w:rPr>
+              <w:t>[i</w:t>
+            </w:r>
+            <w:proofErr w:type="gramStart"/>
+            <w:r>
+              <w:rPr>
+                <w:rFonts w:ascii="BC Sans" w:hAnsi="BC Sans"/>
+                <w:sz w:val="20"/>
+                <w:szCs w:val="20"/>
+                <w:lang w:val="en-CA"/>
+              </w:rPr>
+              <w:t>].propertyTagNumber</w:t>
+            </w:r>
+            <w:proofErr w:type="gramEnd"/>
+            <w:r>
+              <w:rPr>
+                <w:rFonts w:ascii="BC Sans" w:hAnsi="BC Sans"/>
+                <w:sz w:val="20"/>
+                <w:szCs w:val="20"/>
+                <w:lang w:val="en-CA"/>
+              </w:rPr>
+              <w:t>}</w:t>
+            </w:r>
+            <w:r>
+              <w:rPr>
+                <w:rFonts w:ascii="BC Sans" w:hAnsi="BC Sans"/>
+                <w:sz w:val="20"/>
+                <w:szCs w:val="20"/>
+                <w:lang w:val="en-CA"/>
+              </w:rPr>
+              <w:t>{</w:t>
+            </w:r>
+            <w:proofErr w:type="gramStart"/>
+            <w:r>
+              <w:rPr>
+                <w:rFonts w:ascii="BC Sans" w:hAnsi="BC Sans"/>
+                <w:sz w:val="20"/>
+                <w:szCs w:val="20"/>
+                <w:lang w:val="en-CA"/>
+              </w:rPr>
+              <w:t>d.</w:t>
+            </w:r>
+            <w:r>
+              <w:rPr>
+                <w:rFonts w:ascii="BC Sans" w:hAnsi="BC Sans"/>
+                <w:sz w:val="20"/>
+                <w:szCs w:val="20"/>
+                <w:lang w:val="en-CA"/>
+              </w:rPr>
+              <w:t>exhibits</w:t>
+            </w:r>
+            <w:proofErr w:type="gramEnd"/>
+            <w:r>
+              <w:rPr>
+                <w:rFonts w:ascii="BC Sans" w:hAnsi="BC Sans"/>
+                <w:sz w:val="20"/>
+                <w:szCs w:val="20"/>
+                <w:lang w:val="en-CA"/>
+              </w:rPr>
+              <w:t>[i</w:t>
+            </w:r>
+            <w:proofErr w:type="gramStart"/>
+            <w:r>
+              <w:rPr>
+                <w:rFonts w:ascii="BC Sans" w:hAnsi="BC Sans"/>
+                <w:sz w:val="20"/>
+                <w:szCs w:val="20"/>
+                <w:lang w:val="en-CA"/>
+              </w:rPr>
+              <w:t>].</w:t>
+            </w:r>
+            <w:r>
+              <w:rPr>
+                <w:rFonts w:ascii="BC Sans" w:hAnsi="BC Sans"/>
+                <w:sz w:val="20"/>
+                <w:szCs w:val="20"/>
+                <w:lang w:val="en-CA"/>
+              </w:rPr>
+              <w:t>isSeized</w:t>
+            </w:r>
+            <w:proofErr w:type="gramEnd"/>
+            <w:r>
+              <w:rPr>
+                <w:rFonts w:ascii="BC Sans" w:hAnsi="BC Sans"/>
+                <w:sz w:val="20"/>
+                <w:szCs w:val="20"/>
+                <w:lang w:val="en-CA"/>
+              </w:rPr>
+              <w:t>:ifE</w:t>
+            </w:r>
+            <w:r>
+              <w:rPr>
+                <w:rFonts w:ascii="BC Sans" w:hAnsi="BC Sans"/>
+                <w:sz w:val="20"/>
+                <w:szCs w:val="20"/>
+                <w:lang w:val="en-CA"/>
+              </w:rPr>
+              <w:t>Q(false</w:t>
+            </w:r>
+            <w:proofErr w:type="gramStart"/>
+            <w:r>
+              <w:rPr>
+                <w:rFonts w:ascii="BC Sans" w:hAnsi="BC Sans"/>
+                <w:sz w:val="20"/>
+                <w:szCs w:val="20"/>
+                <w:lang w:val="en-CA"/>
+              </w:rPr>
+              <w:t>)</w:t>
+            </w:r>
+            <w:r>
+              <w:rPr>
+                <w:rFonts w:ascii="BC Sans" w:hAnsi="BC Sans"/>
+                <w:sz w:val="20"/>
+                <w:szCs w:val="20"/>
+                <w:lang w:val="en-CA"/>
+              </w:rPr>
+              <w:t>:hideBegin</w:t>
+            </w:r>
+            <w:proofErr w:type="gramEnd"/>
+            <w:r>
+              <w:rPr>
+                <w:rFonts w:ascii="BC Sans" w:hAnsi="BC Sans"/>
+                <w:sz w:val="20"/>
+                <w:szCs w:val="20"/>
+                <w:lang w:val="en-CA"/>
+              </w:rPr>
+              <w:t>}</w:t>
+            </w:r>
+          </w:p>
+        </w:tc>
+      </w:tr>
+      <w:tr>
+        <w:trPr>
+          <w:trHeight w:val="300"/>
+        </w:trPr>
+        <w:tc>
+          <w:tcPr>
+            <w:tcW w:w="2700" w:type="dxa"/>
+            <w:tcBorders>
+              <w:top w:val="nil"/>
+              <w:left w:val="nil"/>
+              <w:bottom w:val="nil"/>
+              <w:right w:val="single" w:sz="6" w:space="0" w:color="7F7F7F"/>
+            </w:tcBorders>
+            <w:shd w:val="clear" w:color="auto" w:fill="FFFFFF" w:themeFill="background1"/>
+          </w:tcPr>
+          <w:p>
+            <w:pPr>
+              <w:spacing w:after="0"/>
+              <w:rPr>
+                <w:rFonts w:ascii="BC Sans" w:hAnsi="BC Sans"/>
+                <w:sz w:val="20"/>
+                <w:szCs w:val="20"/>
+                <w:lang w:val="en-CA"/>
+              </w:rPr>
+            </w:pPr>
+            <w:r>
+              <w:rPr>
+                <w:rFonts w:ascii="BC Sans" w:hAnsi="BC Sans"/>
+                <w:sz w:val="20"/>
+                <w:szCs w:val="20"/>
+                <w:lang w:val="en-CA"/>
+              </w:rPr>
+              <w:t>Seized from first name</w:t>
+            </w:r>
+          </w:p>
+        </w:tc>
+        <w:tc>
+          <w:tcPr>
+            <w:tcW w:w="8100" w:type="dxa"/>
+            <w:tcBorders>
+              <w:top w:val="nil"/>
+              <w:left w:val="nil"/>
+              <w:bottom w:val="nil"/>
+              <w:right w:val="nil"/>
+            </w:tcBorders>
+            <w:shd w:val="clear" w:color="auto" w:fill="FFFFFF" w:themeFill="background1"/>
+          </w:tcPr>
+          <w:p>
+            <w:pPr>
+              <w:spacing w:after="0"/>
+              <w:rPr>
+                <w:rFonts w:ascii="BC Sans" w:hAnsi="BC Sans"/>
+                <w:sz w:val="20"/>
+                <w:szCs w:val="20"/>
+                <w:lang w:val="en-CA"/>
+              </w:rPr>
+            </w:pPr>
+            <w:r>
+              <w:rPr>
+                <w:rFonts w:ascii="BC Sans" w:hAnsi="BC Sans"/>
+                <w:sz w:val="20"/>
+                <w:szCs w:val="20"/>
+                <w:lang w:val="en-CA"/>
+              </w:rPr>
+              <w:t>{</w:t>
+            </w:r>
+            <w:proofErr w:type="spellStart"/>
+            <w:proofErr w:type="gramStart"/>
+            <w:r>
+              <w:rPr>
+                <w:rFonts w:ascii="BC Sans" w:hAnsi="BC Sans"/>
+                <w:sz w:val="20"/>
+                <w:szCs w:val="20"/>
+                <w:lang w:val="en-CA"/>
+              </w:rPr>
+              <w:t>d.exhibits</w:t>
+            </w:r>
+            <w:proofErr w:type="spellEnd"/>
+            <w:proofErr w:type="gramEnd"/>
+            <w:r>
+              <w:rPr>
+                <w:rFonts w:ascii="BC Sans" w:hAnsi="BC Sans"/>
+                <w:sz w:val="20"/>
+                <w:szCs w:val="20"/>
+                <w:lang w:val="en-CA"/>
+              </w:rPr>
+              <w:t>[</w:t>
+            </w:r>
+            <w:proofErr w:type="spellStart"/>
+            <w:r>
+              <w:rPr>
+                <w:rFonts w:ascii="BC Sans" w:hAnsi="BC Sans"/>
+                <w:sz w:val="20"/>
+                <w:szCs w:val="20"/>
+                <w:lang w:val="en-CA"/>
+              </w:rPr>
+              <w:t>i</w:t>
+            </w:r>
+            <w:proofErr w:type="spellEnd"/>
+            <w:proofErr w:type="gramStart"/>
+            <w:r>
+              <w:rPr>
+                <w:rFonts w:ascii="BC Sans" w:hAnsi="BC Sans"/>
+                <w:sz w:val="20"/>
+                <w:szCs w:val="20"/>
+                <w:lang w:val="en-CA"/>
+              </w:rPr>
+              <w:t>].</w:t>
+            </w:r>
+            <w:proofErr w:type="spellStart"/>
+            <w:r>
+              <w:rPr>
+                <w:rFonts w:ascii="BC Sans" w:hAnsi="BC Sans"/>
+                <w:sz w:val="20"/>
+                <w:szCs w:val="20"/>
+                <w:lang w:val="en-CA"/>
+              </w:rPr>
+              <w:t>seizedFromFirstName</w:t>
+            </w:r>
+            <w:proofErr w:type="spellEnd"/>
+            <w:proofErr w:type="gramEnd"/>
+            <w:r>
+              <w:rPr>
+                <w:rFonts w:ascii="BC Sans" w:hAnsi="BC Sans"/>
+                <w:sz w:val="20"/>
+                <w:szCs w:val="20"/>
+                <w:lang w:val="en-CA"/>
+              </w:rPr>
+              <w:t>}</w:t>
+            </w:r>
+          </w:p>
+        </w:tc>
+      </w:tr>
+      <w:tr>
+        <w:trPr>
+          <w:trHeight w:val="300"/>
+        </w:trPr>
+        <w:tc>
+          <w:tcPr>
+            <w:tcW w:w="2700" w:type="dxa"/>
+            <w:tcBorders>
+              <w:top w:val="nil"/>
+              <w:left w:val="nil"/>
+              <w:bottom w:val="nil"/>
+              <w:right w:val="single" w:sz="6" w:space="0" w:color="7F7F7F"/>
+            </w:tcBorders>
+            <w:shd w:val="clear" w:color="auto" w:fill="F2F2F2"/>
+          </w:tcPr>
+          <w:p>
+            <w:pPr>
+              <w:spacing w:after="0"/>
+              <w:rPr>
+                <w:rFonts w:ascii="BC Sans" w:hAnsi="BC Sans"/>
+                <w:sz w:val="20"/>
+                <w:szCs w:val="20"/>
+                <w:lang w:val="en-CA"/>
+              </w:rPr>
+            </w:pPr>
+            <w:r>
+              <w:rPr>
+                <w:rFonts w:ascii="BC Sans" w:hAnsi="BC Sans"/>
+                <w:sz w:val="20"/>
+                <w:szCs w:val="20"/>
+                <w:lang w:val="en-CA"/>
+              </w:rPr>
+              <w:t>Seized from last name</w:t>
+            </w:r>
+          </w:p>
+        </w:tc>
+        <w:tc>
+          <w:tcPr>
+            <w:tcW w:w="8100" w:type="dxa"/>
+            <w:tcBorders>
+              <w:top w:val="nil"/>
+              <w:left w:val="nil"/>
+              <w:bottom w:val="nil"/>
+              <w:right w:val="nil"/>
+            </w:tcBorders>
+            <w:shd w:val="clear" w:color="auto" w:fill="F2F2F2"/>
+          </w:tcPr>
+          <w:p>
+            <w:pPr>
+              <w:spacing w:after="0"/>
+              <w:rPr>
+                <w:rFonts w:ascii="BC Sans" w:hAnsi="BC Sans"/>
+                <w:sz w:val="20"/>
+                <w:szCs w:val="20"/>
+                <w:lang w:val="en-CA"/>
+              </w:rPr>
+            </w:pPr>
+            <w:r>
+              <w:rPr>
+                <w:rFonts w:ascii="BC Sans" w:hAnsi="BC Sans"/>
+                <w:sz w:val="20"/>
+                <w:szCs w:val="20"/>
+                <w:lang w:val="en-CA"/>
+              </w:rPr>
+              <w:t>{</w:t>
+            </w:r>
+            <w:proofErr w:type="spellStart"/>
+            <w:proofErr w:type="gramStart"/>
+            <w:r>
+              <w:rPr>
+                <w:rFonts w:ascii="BC Sans" w:hAnsi="BC Sans"/>
+                <w:sz w:val="20"/>
+                <w:szCs w:val="20"/>
+                <w:lang w:val="en-CA"/>
+              </w:rPr>
+              <w:t>d.exhibits</w:t>
+            </w:r>
+            <w:proofErr w:type="spellEnd"/>
+            <w:proofErr w:type="gramEnd"/>
+            <w:r>
+              <w:rPr>
+                <w:rFonts w:ascii="BC Sans" w:hAnsi="BC Sans"/>
+                <w:sz w:val="20"/>
+                <w:szCs w:val="20"/>
+                <w:lang w:val="en-CA"/>
+              </w:rPr>
+              <w:t>[</w:t>
+            </w:r>
+            <w:proofErr w:type="spellStart"/>
+            <w:r>
+              <w:rPr>
+                <w:rFonts w:ascii="BC Sans" w:hAnsi="BC Sans"/>
+                <w:sz w:val="20"/>
+                <w:szCs w:val="20"/>
+                <w:lang w:val="en-CA"/>
+              </w:rPr>
+              <w:t>i</w:t>
+            </w:r>
+            <w:proofErr w:type="spellEnd"/>
+            <w:proofErr w:type="gramStart"/>
+            <w:r>
+              <w:rPr>
+                <w:rFonts w:ascii="BC Sans" w:hAnsi="BC Sans"/>
+                <w:sz w:val="20"/>
+                <w:szCs w:val="20"/>
+                <w:lang w:val="en-CA"/>
+              </w:rPr>
+              <w:t>].</w:t>
+            </w:r>
+            <w:proofErr w:type="spellStart"/>
+            <w:r>
+              <w:rPr>
+                <w:rFonts w:ascii="BC Sans" w:hAnsi="BC Sans"/>
+                <w:sz w:val="20"/>
+                <w:szCs w:val="20"/>
+                <w:lang w:val="en-CA"/>
+              </w:rPr>
+              <w:t>seizedFromLastName</w:t>
+            </w:r>
+            <w:proofErr w:type="spellEnd"/>
+            <w:proofErr w:type="gramEnd"/>
+            <w:r>
+              <w:rPr>
+                <w:rFonts w:ascii="BC Sans" w:hAnsi="BC Sans"/>
+                <w:sz w:val="20"/>
+                <w:szCs w:val="20"/>
+                <w:lang w:val="en-CA"/>
+              </w:rPr>
+              <w:t>}</w:t>
+            </w:r>
+          </w:p>
+        </w:tc>
+      </w:tr>
+      <w:tr>
+        <w:trPr>
+          <w:trHeight w:val="300"/>
+        </w:trPr>
+        <w:tc>
+          <w:tcPr>
+            <w:tcW w:w="2700" w:type="dxa"/>
+            <w:tcBorders>
+              <w:top w:val="nil"/>
+              <w:left w:val="nil"/>
+              <w:bottom w:val="nil"/>
+              <w:right w:val="single" w:sz="6" w:space="0" w:color="7F7F7F"/>
+            </w:tcBorders>
+            <w:shd w:val="clear" w:color="auto" w:fill="FFFFFF" w:themeFill="background1"/>
+          </w:tcPr>
+          <w:p>
+            <w:pPr>
+              <w:spacing w:after="0"/>
+              <w:rPr>
+                <w:rFonts w:ascii="BC Sans" w:hAnsi="BC Sans"/>
+                <w:sz w:val="20"/>
+                <w:szCs w:val="20"/>
+                <w:lang w:val="en-CA"/>
+              </w:rPr>
+            </w:pPr>
+            <w:r>
+              <w:rPr>
+                <w:rFonts w:ascii="BC Sans" w:hAnsi="BC Sans"/>
+                <w:sz w:val="20"/>
+                <w:szCs w:val="20"/>
+                <w:lang w:val="en-CA"/>
+              </w:rPr>
+              <w:lastRenderedPageBreak/>
+              <w:t>Seized from address</w:t>
+            </w:r>
+          </w:p>
+        </w:tc>
+        <w:tc>
+          <w:tcPr>
+            <w:tcW w:w="8100" w:type="dxa"/>
+            <w:tcBorders>
+              <w:top w:val="nil"/>
+              <w:left w:val="nil"/>
+              <w:bottom w:val="nil"/>
+              <w:right w:val="nil"/>
+            </w:tcBorders>
+            <w:shd w:val="clear" w:color="auto" w:fill="FFFFFF" w:themeFill="background1"/>
+          </w:tcPr>
+          <w:p>
+            <w:pPr>
+              <w:spacing w:after="0"/>
+              <w:rPr>
+                <w:rFonts w:ascii="BC Sans" w:hAnsi="BC Sans"/>
+                <w:sz w:val="20"/>
+                <w:szCs w:val="20"/>
+                <w:lang w:val="en-CA"/>
+              </w:rPr>
+            </w:pPr>
+            <w:r>
+              <w:rPr>
+                <w:rFonts w:ascii="BC Sans" w:hAnsi="BC Sans"/>
+                <w:sz w:val="20"/>
+                <w:szCs w:val="20"/>
+                <w:lang w:val="en-CA"/>
+              </w:rPr>
+              <w:t>{</w:t>
+            </w:r>
+            <w:proofErr w:type="spellStart"/>
+            <w:proofErr w:type="gramStart"/>
+            <w:r>
+              <w:rPr>
+                <w:rFonts w:ascii="BC Sans" w:hAnsi="BC Sans"/>
+                <w:sz w:val="20"/>
+                <w:szCs w:val="20"/>
+                <w:lang w:val="en-CA"/>
+              </w:rPr>
+              <w:t>d.exhibits</w:t>
+            </w:r>
+            <w:proofErr w:type="spellEnd"/>
+            <w:proofErr w:type="gramEnd"/>
+            <w:r>
+              <w:rPr>
+                <w:rFonts w:ascii="BC Sans" w:hAnsi="BC Sans"/>
+                <w:sz w:val="20"/>
+                <w:szCs w:val="20"/>
+                <w:lang w:val="en-CA"/>
+              </w:rPr>
+              <w:t>[</w:t>
+            </w:r>
+            <w:proofErr w:type="spellStart"/>
+            <w:r>
+              <w:rPr>
+                <w:rFonts w:ascii="BC Sans" w:hAnsi="BC Sans"/>
+                <w:sz w:val="20"/>
+                <w:szCs w:val="20"/>
+                <w:lang w:val="en-CA"/>
+              </w:rPr>
+              <w:t>i</w:t>
+            </w:r>
+            <w:proofErr w:type="spellEnd"/>
+            <w:proofErr w:type="gramStart"/>
+            <w:r>
+              <w:rPr>
+                <w:rFonts w:ascii="BC Sans" w:hAnsi="BC Sans"/>
+                <w:sz w:val="20"/>
+                <w:szCs w:val="20"/>
+                <w:lang w:val="en-CA"/>
+              </w:rPr>
+              <w:t>].</w:t>
+            </w:r>
+            <w:proofErr w:type="spellStart"/>
+            <w:r>
+              <w:rPr>
+                <w:rFonts w:ascii="BC Sans" w:hAnsi="BC Sans"/>
+                <w:sz w:val="20"/>
+                <w:szCs w:val="20"/>
+                <w:lang w:val="en-CA"/>
+              </w:rPr>
+              <w:t>seizedFromAddress</w:t>
+            </w:r>
+            <w:proofErr w:type="spellEnd"/>
+            <w:proofErr w:type="gramEnd"/>
+            <w:r>
+              <w:rPr>
+                <w:rFonts w:ascii="BC Sans" w:hAnsi="BC Sans"/>
+                <w:sz w:val="20"/>
+                <w:szCs w:val="20"/>
+                <w:lang w:val="en-CA"/>
+              </w:rPr>
+              <w:t>}</w:t>
+            </w:r>
+          </w:p>
+        </w:tc>
+      </w:tr>
+      <w:tr>
+        <w:trPr>
+          <w:trHeight w:val="300"/>
+        </w:trPr>
+        <w:tc>
+          <w:tcPr>
+            <w:tcW w:w="2700" w:type="dxa"/>
+            <w:tcBorders>
+              <w:top w:val="nil"/>
+              <w:left w:val="nil"/>
+              <w:bottom w:val="nil"/>
+              <w:right w:val="single" w:sz="6" w:space="0" w:color="7F7F7F"/>
+            </w:tcBorders>
+            <w:shd w:val="clear" w:color="auto" w:fill="F2F2F2"/>
+          </w:tcPr>
+          <w:p>
+            <w:pPr>
+              <w:spacing w:after="0"/>
+              <w:rPr>
+                <w:rFonts w:ascii="BC Sans" w:hAnsi="BC Sans"/>
+                <w:sz w:val="20"/>
+                <w:szCs w:val="20"/>
+                <w:lang w:val="en-CA"/>
+              </w:rPr>
+            </w:pPr>
+            <w:r>
+              <w:rPr>
+                <w:rFonts w:ascii="BC Sans" w:hAnsi="BC Sans"/>
+                <w:sz w:val="20"/>
+                <w:szCs w:val="20"/>
+                <w:lang w:val="en-CA"/>
+              </w:rPr>
+              <w:t>Seized from phone number</w:t>
+            </w:r>
+          </w:p>
+        </w:tc>
+        <w:tc>
+          <w:tcPr>
+            <w:tcW w:w="8100" w:type="dxa"/>
+            <w:tcBorders>
+              <w:top w:val="nil"/>
+              <w:left w:val="nil"/>
+              <w:bottom w:val="nil"/>
+              <w:right w:val="nil"/>
+            </w:tcBorders>
+            <w:shd w:val="clear" w:color="auto" w:fill="F2F2F2"/>
+          </w:tcPr>
+          <w:p>
+            <w:pPr>
+              <w:spacing w:after="0"/>
+              <w:rPr>
+                <w:rFonts w:ascii="BC Sans" w:hAnsi="BC Sans"/>
+                <w:sz w:val="20"/>
+                <w:szCs w:val="20"/>
+                <w:lang w:val="en-CA"/>
+              </w:rPr>
+            </w:pPr>
+            <w:r>
+              <w:rPr>
+                <w:rFonts w:ascii="BC Sans" w:hAnsi="BC Sans"/>
+                <w:sz w:val="20"/>
+                <w:szCs w:val="20"/>
+                <w:lang w:val="en-CA"/>
+              </w:rPr>
+              <w:t>{</w:t>
+            </w:r>
+            <w:proofErr w:type="gramStart"/>
+            <w:r>
+              <w:rPr>
+                <w:rFonts w:ascii="BC Sans" w:hAnsi="BC Sans"/>
+                <w:sz w:val="20"/>
+                <w:szCs w:val="20"/>
+                <w:lang w:val="en-CA"/>
+              </w:rPr>
+              <w:t>d.exhibits</w:t>
+            </w:r>
+            <w:proofErr w:type="gramEnd"/>
+            <w:r>
+              <w:rPr>
+                <w:rFonts w:ascii="BC Sans" w:hAnsi="BC Sans"/>
+                <w:sz w:val="20"/>
+                <w:szCs w:val="20"/>
+                <w:lang w:val="en-CA"/>
+              </w:rPr>
+              <w:t>[i</w:t>
+            </w:r>
+            <w:proofErr w:type="gramStart"/>
+            <w:r>
+              <w:rPr>
+                <w:rFonts w:ascii="BC Sans" w:hAnsi="BC Sans"/>
+                <w:sz w:val="20"/>
+                <w:szCs w:val="20"/>
+                <w:lang w:val="en-CA"/>
+              </w:rPr>
+              <w:t>].seizedFromPhoneNumber</w:t>
+            </w:r>
+            <w:proofErr w:type="gramEnd"/>
+            <w:r>
+              <w:rPr>
+                <w:rFonts w:ascii="BC Sans" w:hAnsi="BC Sans"/>
+                <w:sz w:val="20"/>
+                <w:szCs w:val="20"/>
+                <w:lang w:val="en-CA"/>
+              </w:rPr>
+              <w:t>}</w:t>
+            </w:r>
+            <w:r>
+              <w:rPr>
+                <w:rFonts w:ascii="BC Sans" w:hAnsi="BC Sans"/>
+                <w:sz w:val="20"/>
+                <w:szCs w:val="20"/>
+                <w:lang w:val="en-CA"/>
+              </w:rPr>
+              <w:t>{</w:t>
+            </w:r>
+            <w:proofErr w:type="gramStart"/>
+            <w:r>
+              <w:rPr>
+                <w:rFonts w:ascii="BC Sans" w:hAnsi="BC Sans"/>
+                <w:sz w:val="20"/>
+                <w:szCs w:val="20"/>
+                <w:lang w:val="en-CA"/>
+              </w:rPr>
+              <w:t>d.</w:t>
+            </w:r>
+            <w:r>
+              <w:rPr>
+                <w:rFonts w:ascii="BC Sans" w:hAnsi="BC Sans"/>
+                <w:sz w:val="20"/>
+                <w:szCs w:val="20"/>
+                <w:lang w:val="en-CA"/>
+              </w:rPr>
+              <w:t>exhibits</w:t>
+            </w:r>
+            <w:proofErr w:type="gramEnd"/>
+            <w:r>
+              <w:rPr>
+                <w:rFonts w:ascii="BC Sans" w:hAnsi="BC Sans"/>
+                <w:sz w:val="20"/>
+                <w:szCs w:val="20"/>
+                <w:lang w:val="en-CA"/>
+              </w:rPr>
+              <w:t>[i</w:t>
+            </w:r>
+            <w:proofErr w:type="gramStart"/>
+            <w:r>
+              <w:rPr>
+                <w:rFonts w:ascii="BC Sans" w:hAnsi="BC Sans"/>
+                <w:sz w:val="20"/>
+                <w:szCs w:val="20"/>
+                <w:lang w:val="en-CA"/>
+              </w:rPr>
+              <w:t>].</w:t>
+            </w:r>
+            <w:r>
+              <w:rPr>
+                <w:rFonts w:ascii="BC Sans" w:hAnsi="BC Sans"/>
+                <w:sz w:val="20"/>
+                <w:szCs w:val="20"/>
+                <w:lang w:val="en-CA"/>
+              </w:rPr>
+              <w:t>isSeized</w:t>
+            </w:r>
+            <w:proofErr w:type="gramEnd"/>
+            <w:r>
+              <w:rPr>
+                <w:rFonts w:ascii="BC Sans" w:hAnsi="BC Sans"/>
+                <w:sz w:val="20"/>
+                <w:szCs w:val="20"/>
+                <w:lang w:val="en-CA"/>
+              </w:rPr>
+              <w:t>:hid</w:t>
+            </w:r>
+            <w:r>
+              <w:rPr>
+                <w:rFonts w:ascii="BC Sans" w:hAnsi="BC Sans"/>
+                <w:sz w:val="20"/>
+                <w:szCs w:val="20"/>
+                <w:lang w:val="en-CA"/>
+              </w:rPr>
+              <w:t>eEnd</w:t>
+            </w:r>
+            <w:r>
+              <w:rPr>
+                <w:rFonts w:ascii="BC Sans" w:hAnsi="BC Sans"/>
+                <w:sz w:val="20"/>
+                <w:szCs w:val="20"/>
+                <w:lang w:val="en-CA"/>
+              </w:rPr>
+              <w:t>}</w:t>
             </w:r>
           </w:p>
         </w:tc>
@@ -2105,7 +4880,17 @@
           <w:sz w:val="20"/>
           <w:szCs w:val="20"/>
         </w:rPr>
-        <w:t>{d.</w:t>
+        <w:t>{</w:t>
+      </w:r>
+      <w:proofErr w:type="spellStart"/>
+      <w:proofErr w:type="gramStart"/>
+      <w:r>
+        <w:rPr>
+          <w:rFonts w:ascii="BC Sans" w:hAnsi="BC Sans"/>
+          <w:sz w:val="20"/>
+          <w:szCs w:val="20"/>
+        </w:rPr>
+        <w:t>d.</w:t>
       </w:r>
       <w:r>
         <w:rPr>
@@ -2115,13 +4900,24 @@
         </w:rPr>
         <w:t>exhibits</w:t>
       </w:r>
+      <w:proofErr w:type="spellEnd"/>
+      <w:proofErr w:type="gramEnd"/>
       <w:r>
         <w:rPr>
           <w:rFonts w:ascii="BC Sans" w:hAnsi="BC Sans"/>
           <w:sz w:val="20"/>
           <w:szCs w:val="20"/>
         </w:rPr>
-        <w:t>[i+1]</w:t>
+        <w:t>[i+1</w:t>
+      </w:r>
+      <w:proofErr w:type="gramStart"/>
+      <w:r>
+        <w:rPr>
+          <w:rFonts w:ascii="BC Sans" w:hAnsi="BC Sans"/>
+          <w:sz w:val="20"/>
+          <w:szCs w:val="20"/>
+        </w:rPr>
+        <w:t>]</w:t>
       </w:r>
       <w:r>
         <w:rPr>
@@ -2129,8 +4925,35 @@
           <w:sz w:val="20"/>
           <w:szCs w:val="20"/>
         </w:rPr>
-        <w:t>.exhibitNumber</w:t>
+        <w:t>.</w:t>
       </w:r>
+      <w:proofErr w:type="spellStart"/>
+      <w:r>
+        <w:rPr>
+          <w:rFonts w:ascii="BC Sans" w:hAnsi="BC Sans"/>
+          <w:sz w:val="20"/>
+          <w:szCs w:val="20"/>
+        </w:rPr>
+        <w:t>exhibit</w:t>
+      </w:r>
+      <w:r>
+        <w:rPr>
+          <w:rFonts w:ascii="BC Sans" w:hAnsi="BC Sans"/>
+          <w:sz w:val="20"/>
+          <w:szCs w:val="20"/>
+        </w:rPr>
+        <w:t>Display</w:t>
+      </w:r>
+      <w:r>
+        <w:rPr>
+          <w:rFonts w:ascii="BC Sans" w:hAnsi="BC Sans"/>
+          <w:sz w:val="20"/>
+          <w:szCs w:val="20"/>
+        </w:rPr>
+        <w:t>Number</w:t>
+      </w:r>
+      <w:proofErr w:type="spellEnd"/>
+      <w:proofErr w:type="gramEnd"/>
       <w:r>
         <w:rPr>
           <w:rFonts w:ascii="BC Sans" w:hAnsi="BC Sans"/>
@@ -2182,7 +5005,49 @@
                 <w:sz w:val="20"/>
                 <w:szCs w:val="20"/>
               </w:rPr>
-              <w:t>Attachment {d.attachments[i].</w:t>
+              <w:t>Attachment {</w:t>
+            </w:r>
+            <w:proofErr w:type="spellStart"/>
+            <w:proofErr w:type="gramStart"/>
+            <w:r>
+              <w:rPr>
+                <w:rFonts w:ascii="BC Sans" w:hAnsi="BC Sans"/>
+                <w:caps w:val="0"/>
+                <w:sz w:val="20"/>
+                <w:szCs w:val="20"/>
+              </w:rPr>
+              <w:t>d.attachments</w:t>
+            </w:r>
+            <w:proofErr w:type="spellEnd"/>
+            <w:proofErr w:type="gramEnd"/>
+            <w:r>
+              <w:rPr>
+                <w:rFonts w:ascii="BC Sans" w:hAnsi="BC Sans"/>
+                <w:caps w:val="0"/>
+                <w:sz w:val="20"/>
+                <w:szCs w:val="20"/>
+              </w:rPr>
+              <w:t>[</w:t>
+            </w:r>
+            <w:proofErr w:type="spellStart"/>
+            <w:r>
+              <w:rPr>
+                <w:rFonts w:ascii="BC Sans" w:hAnsi="BC Sans"/>
+                <w:caps w:val="0"/>
+                <w:sz w:val="20"/>
+                <w:szCs w:val="20"/>
+              </w:rPr>
+              <w:t>i</w:t>
+            </w:r>
+            <w:proofErr w:type="spellEnd"/>
+            <w:r>
+              <w:rPr>
+                <w:rFonts w:ascii="BC Sans" w:hAnsi="BC Sans"/>
+                <w:caps w:val="0"/>
+                <w:sz w:val="20"/>
+                <w:szCs w:val="20"/>
+              </w:rPr>
+              <w:t>].</w:t>
             </w:r>
             <w:r>
               <w:rPr>
@@ -2264,7 +5129,71 @@
                 <w:szCs w:val="20"/>
                 <w:lang w:val="en-CA"/>
               </w:rPr>
-              <w:t>{d.attachments[i].fileType}</w:t>
+              <w:t>{</w:t>
+            </w:r>
+            <w:proofErr w:type="spellStart"/>
+            <w:proofErr w:type="gramStart"/>
+            <w:r>
+              <w:rPr>
+                <w:rFonts w:ascii="BC Sans" w:hAnsi="BC Sans"/>
+                <w:sz w:val="20"/>
+                <w:szCs w:val="20"/>
+                <w:lang w:val="en-CA"/>
+              </w:rPr>
+              <w:t>d.attachments</w:t>
+            </w:r>
+            <w:proofErr w:type="spellEnd"/>
+            <w:proofErr w:type="gramEnd"/>
+            <w:r>
+              <w:rPr>
+                <w:rFonts w:ascii="BC Sans" w:hAnsi="BC Sans"/>
+                <w:sz w:val="20"/>
+                <w:szCs w:val="20"/>
+                <w:lang w:val="en-CA"/>
+              </w:rPr>
+              <w:t>[</w:t>
+            </w:r>
+            <w:proofErr w:type="spellStart"/>
+            <w:r>
+              <w:rPr>
+                <w:rFonts w:ascii="BC Sans" w:hAnsi="BC Sans"/>
+                <w:sz w:val="20"/>
+                <w:szCs w:val="20"/>
+                <w:lang w:val="en-CA"/>
+              </w:rPr>
+              <w:t>i</w:t>
+            </w:r>
+            <w:proofErr w:type="spellEnd"/>
+            <w:proofErr w:type="gramStart"/>
+            <w:r>
+              <w:rPr>
+                <w:rFonts w:ascii="BC Sans" w:hAnsi="BC Sans"/>
+                <w:sz w:val="20"/>
+                <w:szCs w:val="20"/>
+                <w:lang w:val="en-CA"/>
+              </w:rPr>
+              <w:t>].</w:t>
+            </w:r>
+            <w:proofErr w:type="spellStart"/>
+            <w:r>
+              <w:rPr>
+                <w:rFonts w:ascii="BC Sans" w:hAnsi="BC Sans"/>
+                <w:sz w:val="20"/>
+                <w:szCs w:val="20"/>
+                <w:lang w:val="en-CA"/>
+              </w:rPr>
+              <w:t>fileType</w:t>
+            </w:r>
+            <w:proofErr w:type="spellEnd"/>
+            <w:proofErr w:type="gramEnd"/>
+            <w:r>
+              <w:rPr>
+                <w:rFonts w:ascii="BC Sans" w:hAnsi="BC Sans"/>
+                <w:sz w:val="20"/>
+                <w:szCs w:val="20"/>
+                <w:lang w:val="en-CA"/>
+              </w:rPr>
+              <w:t>}</w:t>
             </w:r>
           </w:p>
         </w:tc>
@@ -2334,7 +5263,71 @@
                 <w:szCs w:val="20"/>
                 <w:lang w:val="en-CA"/>
               </w:rPr>
-              <w:t>{d.attachments[i].sequenceNumber}</w:t>
+              <w:t>{</w:t>
+            </w:r>
+            <w:proofErr w:type="spellStart"/>
+            <w:proofErr w:type="gramStart"/>
+            <w:r>
+              <w:rPr>
+                <w:rFonts w:ascii="BC Sans" w:hAnsi="BC Sans"/>
+                <w:sz w:val="20"/>
+                <w:szCs w:val="20"/>
+                <w:lang w:val="en-CA"/>
+              </w:rPr>
+              <w:t>d.attachments</w:t>
+            </w:r>
+            <w:proofErr w:type="spellEnd"/>
+            <w:proofErr w:type="gramEnd"/>
+            <w:r>
+              <w:rPr>
+                <w:rFonts w:ascii="BC Sans" w:hAnsi="BC Sans"/>
+                <w:sz w:val="20"/>
+                <w:szCs w:val="20"/>
+                <w:lang w:val="en-CA"/>
+              </w:rPr>
+              <w:t>[</w:t>
+            </w:r>
+            <w:proofErr w:type="spellStart"/>
+            <w:r>
+              <w:rPr>
+                <w:rFonts w:ascii="BC Sans" w:hAnsi="BC Sans"/>
+                <w:sz w:val="20"/>
+                <w:szCs w:val="20"/>
+                <w:lang w:val="en-CA"/>
+              </w:rPr>
+              <w:t>i</w:t>
+            </w:r>
+            <w:proofErr w:type="spellEnd"/>
+            <w:proofErr w:type="gramStart"/>
+            <w:r>
+              <w:rPr>
+                <w:rFonts w:ascii="BC Sans" w:hAnsi="BC Sans"/>
+                <w:sz w:val="20"/>
+                <w:szCs w:val="20"/>
+                <w:lang w:val="en-CA"/>
+              </w:rPr>
+              <w:t>].</w:t>
+            </w:r>
+            <w:proofErr w:type="spellStart"/>
+            <w:r>
+              <w:rPr>
+                <w:rFonts w:ascii="BC Sans" w:hAnsi="BC Sans"/>
+                <w:sz w:val="20"/>
+                <w:szCs w:val="20"/>
+                <w:lang w:val="en-CA"/>
+              </w:rPr>
+              <w:t>sequenceNumber</w:t>
+            </w:r>
+            <w:proofErr w:type="spellEnd"/>
+            <w:proofErr w:type="gramEnd"/>
+            <w:r>
+              <w:rPr>
+                <w:rFonts w:ascii="BC Sans" w:hAnsi="BC Sans"/>
+                <w:sz w:val="20"/>
+                <w:szCs w:val="20"/>
+                <w:lang w:val="en-CA"/>
+              </w:rPr>
+              <w:t>}</w:t>
             </w:r>
           </w:p>
         </w:tc>
@@ -2398,7 +5391,60 @@
                 <w:szCs w:val="20"/>
                 <w:lang w:val="en-CA"/>
               </w:rPr>
-              <w:t>{d.attachments[i].description}</w:t>
+              <w:t>{</w:t>
+            </w:r>
+            <w:proofErr w:type="spellStart"/>
+            <w:proofErr w:type="gramStart"/>
+            <w:r>
+              <w:rPr>
+                <w:rFonts w:ascii="BC Sans" w:hAnsi="BC Sans"/>
+                <w:sz w:val="20"/>
+                <w:szCs w:val="20"/>
+                <w:lang w:val="en-CA"/>
+              </w:rPr>
+              <w:t>d.attachments</w:t>
+            </w:r>
+            <w:proofErr w:type="spellEnd"/>
+            <w:proofErr w:type="gramEnd"/>
+            <w:r>
+              <w:rPr>
+                <w:rFonts w:ascii="BC Sans" w:hAnsi="BC Sans"/>
+                <w:sz w:val="20"/>
+                <w:szCs w:val="20"/>
+                <w:lang w:val="en-CA"/>
+              </w:rPr>
+              <w:t>[</w:t>
+            </w:r>
+            <w:proofErr w:type="spellStart"/>
+            <w:r>
+              <w:rPr>
+                <w:rFonts w:ascii="BC Sans" w:hAnsi="BC Sans"/>
+                <w:sz w:val="20"/>
+                <w:szCs w:val="20"/>
+                <w:lang w:val="en-CA"/>
+              </w:rPr>
+              <w:t>i</w:t>
+            </w:r>
+            <w:proofErr w:type="spellEnd"/>
+            <w:proofErr w:type="gramStart"/>
+            <w:r>
+              <w:rPr>
+                <w:rFonts w:ascii="BC Sans" w:hAnsi="BC Sans"/>
+                <w:sz w:val="20"/>
+                <w:szCs w:val="20"/>
+                <w:lang w:val="en-CA"/>
+              </w:rPr>
+              <w:t>].description</w:t>
+            </w:r>
+            <w:proofErr w:type="gramEnd"/>
+            <w:r>
+              <w:rPr>
+                <w:rFonts w:ascii="BC Sans" w:hAnsi="BC Sans"/>
+                <w:sz w:val="20"/>
+                <w:szCs w:val="20"/>
+                <w:lang w:val="en-CA"/>
+              </w:rPr>
+              <w:t>}</w:t>
             </w:r>
           </w:p>
         </w:tc>
@@ -2435,7 +5481,6 @@
                 <w:szCs w:val="20"/>
                 <w:lang w:val="en-CA"/>
               </w:rPr>
-              <w:lastRenderedPageBreak/>
               <w:t>Title</w:t>
             </w:r>
           </w:p>
@@ -2462,7 +5507,60 @@
                 <w:szCs w:val="20"/>
                 <w:lang w:val="en-CA"/>
               </w:rPr>
-              <w:t>{d.attachments[i].title}</w:t>
+              <w:t>{</w:t>
+            </w:r>
+            <w:proofErr w:type="spellStart"/>
+            <w:proofErr w:type="gramStart"/>
+            <w:r>
+              <w:rPr>
+                <w:rFonts w:ascii="BC Sans" w:hAnsi="BC Sans"/>
+                <w:sz w:val="20"/>
+                <w:szCs w:val="20"/>
+                <w:lang w:val="en-CA"/>
+              </w:rPr>
+              <w:t>d.attachments</w:t>
+            </w:r>
+            <w:proofErr w:type="spellEnd"/>
+            <w:proofErr w:type="gramEnd"/>
+            <w:r>
+              <w:rPr>
+                <w:rFonts w:ascii="BC Sans" w:hAnsi="BC Sans"/>
+                <w:sz w:val="20"/>
+                <w:szCs w:val="20"/>
+                <w:lang w:val="en-CA"/>
+              </w:rPr>
+              <w:t>[</w:t>
+            </w:r>
+            <w:proofErr w:type="spellStart"/>
+            <w:r>
+              <w:rPr>
+                <w:rFonts w:ascii="BC Sans" w:hAnsi="BC Sans"/>
+                <w:sz w:val="20"/>
+                <w:szCs w:val="20"/>
+                <w:lang w:val="en-CA"/>
+              </w:rPr>
+              <w:t>i</w:t>
+            </w:r>
+            <w:proofErr w:type="spellEnd"/>
+            <w:proofErr w:type="gramStart"/>
+            <w:r>
+              <w:rPr>
+                <w:rFonts w:ascii="BC Sans" w:hAnsi="BC Sans"/>
+                <w:sz w:val="20"/>
+                <w:szCs w:val="20"/>
+                <w:lang w:val="en-CA"/>
+              </w:rPr>
+              <w:t>].title</w:t>
+            </w:r>
+            <w:proofErr w:type="gramEnd"/>
+            <w:r>
+              <w:rPr>
+                <w:rFonts w:ascii="BC Sans" w:hAnsi="BC Sans"/>
+                <w:sz w:val="20"/>
+                <w:szCs w:val="20"/>
+                <w:lang w:val="en-CA"/>
+              </w:rPr>
+              <w:t>}</w:t>
             </w:r>
           </w:p>
         </w:tc>
@@ -2524,16 +5622,116 @@
                 <w:szCs w:val="20"/>
                 <w:lang w:val="en-CA"/>
               </w:rPr>
-              <w:t>{d.attachments[i].date}</w:t>
-            </w:r>
-            <w:r>
-              <w:rPr>
-                <w:rFonts w:ascii="BC Sans" w:hAnsi="BC Sans"/>
-                <w:sz w:val="20"/>
-                <w:szCs w:val="20"/>
-                <w:lang w:val="en-CA"/>
-              </w:rPr>
-              <w:t>{d.attachments[i].takenBy.lastName:ifEM:hideBegin}</w:t>
+              <w:t>{</w:t>
+            </w:r>
+            <w:proofErr w:type="gramStart"/>
+            <w:r>
+              <w:rPr>
+                <w:rFonts w:ascii="BC Sans" w:hAnsi="BC Sans"/>
+                <w:sz w:val="20"/>
+                <w:szCs w:val="20"/>
+                <w:lang w:val="en-CA"/>
+              </w:rPr>
+              <w:t>d.attachments</w:t>
+            </w:r>
+            <w:proofErr w:type="gramEnd"/>
+            <w:r>
+              <w:rPr>
+                <w:rFonts w:ascii="BC Sans" w:hAnsi="BC Sans"/>
+                <w:sz w:val="20"/>
+                <w:szCs w:val="20"/>
+                <w:lang w:val="en-CA"/>
+              </w:rPr>
+              <w:t>[i</w:t>
+            </w:r>
+            <w:proofErr w:type="gramStart"/>
+            <w:r>
+              <w:rPr>
+                <w:rFonts w:ascii="BC Sans" w:hAnsi="BC Sans"/>
+                <w:sz w:val="20"/>
+                <w:szCs w:val="20"/>
+                <w:lang w:val="en-CA"/>
+              </w:rPr>
+              <w:t>].date</w:t>
+            </w:r>
+            <w:proofErr w:type="gramEnd"/>
+            <w:r>
+              <w:rPr>
+                <w:rFonts w:ascii="BC Sans" w:hAnsi="BC Sans"/>
+                <w:sz w:val="20"/>
+                <w:szCs w:val="20"/>
+                <w:lang w:val="en-CA"/>
+              </w:rPr>
+              <w:t>}</w:t>
+            </w:r>
+            <w:r>
+              <w:rPr>
+                <w:rFonts w:ascii="BC Sans" w:hAnsi="BC Sans"/>
+                <w:sz w:val="20"/>
+                <w:szCs w:val="20"/>
+                <w:lang w:val="en-CA"/>
+              </w:rPr>
+              <w:t>{</w:t>
+            </w:r>
+            <w:proofErr w:type="gramStart"/>
+            <w:r>
+              <w:rPr>
+                <w:rFonts w:ascii="BC Sans" w:hAnsi="BC Sans"/>
+                <w:sz w:val="20"/>
+                <w:szCs w:val="20"/>
+                <w:lang w:val="en-CA"/>
+              </w:rPr>
+              <w:t>d.attachments</w:t>
+            </w:r>
+            <w:proofErr w:type="gramEnd"/>
+            <w:r>
+              <w:rPr>
+                <w:rFonts w:ascii="BC Sans" w:hAnsi="BC Sans"/>
+                <w:sz w:val="20"/>
+                <w:szCs w:val="20"/>
+                <w:lang w:val="en-CA"/>
+              </w:rPr>
+              <w:t>[i</w:t>
+            </w:r>
+            <w:proofErr w:type="gramStart"/>
+            <w:r>
+              <w:rPr>
+                <w:rFonts w:ascii="BC Sans" w:hAnsi="BC Sans"/>
+                <w:sz w:val="20"/>
+                <w:szCs w:val="20"/>
+                <w:lang w:val="en-CA"/>
+              </w:rPr>
+              <w:t>].takenBy.lastName</w:t>
+            </w:r>
+            <w:proofErr w:type="gramEnd"/>
+            <w:r>
+              <w:rPr>
+                <w:rFonts w:ascii="BC Sans" w:hAnsi="BC Sans"/>
+                <w:sz w:val="20"/>
+                <w:szCs w:val="20"/>
+                <w:lang w:val="en-CA"/>
+              </w:rPr>
+              <w:t>:</w:t>
+            </w:r>
+            <w:proofErr w:type="gramStart"/>
+            <w:r>
+              <w:rPr>
+                <w:rFonts w:ascii="BC Sans" w:hAnsi="BC Sans"/>
+                <w:sz w:val="20"/>
+                <w:szCs w:val="20"/>
+                <w:lang w:val="en-CA"/>
+              </w:rPr>
+              <w:t>ifEM:hideBegin</w:t>
+            </w:r>
+            <w:proofErr w:type="gramEnd"/>
+            <w:r>
+              <w:rPr>
+                <w:rFonts w:ascii="BC Sans" w:hAnsi="BC Sans"/>
+                <w:sz w:val="20"/>
+                <w:szCs w:val="20"/>
+                <w:lang w:val="en-CA"/>
+              </w:rPr>
+              <w:t>}</w:t>
             </w:r>
           </w:p>
         </w:tc>
@@ -2594,7 +5792,60 @@
                 <w:szCs w:val="20"/>
                 <w:lang w:val="en-CA"/>
               </w:rPr>
-              <w:t>{d.attachments[i].takenBy</w:t>
+              <w:t>{</w:t>
+            </w:r>
+            <w:proofErr w:type="spellStart"/>
+            <w:proofErr w:type="gramStart"/>
+            <w:r>
+              <w:rPr>
+                <w:rFonts w:ascii="BC Sans" w:hAnsi="BC Sans"/>
+                <w:sz w:val="20"/>
+                <w:szCs w:val="20"/>
+                <w:lang w:val="en-CA"/>
+              </w:rPr>
+              <w:t>d.attachments</w:t>
+            </w:r>
+            <w:proofErr w:type="spellEnd"/>
+            <w:proofErr w:type="gramEnd"/>
+            <w:r>
+              <w:rPr>
+                <w:rFonts w:ascii="BC Sans" w:hAnsi="BC Sans"/>
+                <w:sz w:val="20"/>
+                <w:szCs w:val="20"/>
+                <w:lang w:val="en-CA"/>
+              </w:rPr>
+              <w:t>[</w:t>
+            </w:r>
+            <w:proofErr w:type="spellStart"/>
+            <w:r>
+              <w:rPr>
+                <w:rFonts w:ascii="BC Sans" w:hAnsi="BC Sans"/>
+                <w:sz w:val="20"/>
+                <w:szCs w:val="20"/>
+                <w:lang w:val="en-CA"/>
+              </w:rPr>
+              <w:t>i</w:t>
+            </w:r>
+            <w:proofErr w:type="spellEnd"/>
+            <w:proofErr w:type="gramStart"/>
+            <w:r>
+              <w:rPr>
+                <w:rFonts w:ascii="BC Sans" w:hAnsi="BC Sans"/>
+                <w:sz w:val="20"/>
+                <w:szCs w:val="20"/>
+                <w:lang w:val="en-CA"/>
+              </w:rPr>
+              <w:t>].</w:t>
+            </w:r>
+            <w:proofErr w:type="spellStart"/>
+            <w:r>
+              <w:rPr>
+                <w:rFonts w:ascii="BC Sans" w:hAnsi="BC Sans"/>
+                <w:sz w:val="20"/>
+                <w:szCs w:val="20"/>
+                <w:lang w:val="en-CA"/>
+              </w:rPr>
+              <w:t>takenBy</w:t>
             </w:r>
             <w:r>
               <w:rPr>
@@ -2605,6 +5856,8 @@
               </w:rPr>
               <w:t>.lastName</w:t>
             </w:r>
+            <w:proofErr w:type="spellEnd"/>
+            <w:proofErr w:type="gramEnd"/>
             <w:r>
               <w:rPr>
                 <w:rFonts w:ascii="BC Sans" w:hAnsi="BC Sans"/>
@@ -2621,16 +5874,86 @@
                 <w:szCs w:val="20"/>
                 <w:lang w:val="en-CA"/>
               </w:rPr>
-              <w:t>, {d.attachments[i].takenBy.firstName}</w:t>
-            </w:r>
-            <w:r>
-              <w:rPr>
-                <w:rFonts w:ascii="BC Sans" w:hAnsi="BC Sans"/>
-                <w:sz w:val="20"/>
-                <w:szCs w:val="20"/>
-                <w:lang w:val="en-CA"/>
-              </w:rPr>
-              <w:t>{d.attachments[i].takenBy.</w:t>
+              <w:t>, {</w:t>
+            </w:r>
+            <w:proofErr w:type="gramStart"/>
+            <w:r>
+              <w:rPr>
+                <w:rFonts w:ascii="BC Sans" w:hAnsi="BC Sans"/>
+                <w:sz w:val="20"/>
+                <w:szCs w:val="20"/>
+                <w:lang w:val="en-CA"/>
+              </w:rPr>
+              <w:t>d.attachments</w:t>
+            </w:r>
+            <w:proofErr w:type="gramEnd"/>
+            <w:r>
+              <w:rPr>
+                <w:rFonts w:ascii="BC Sans" w:hAnsi="BC Sans"/>
+                <w:sz w:val="20"/>
+                <w:szCs w:val="20"/>
+                <w:lang w:val="en-CA"/>
+              </w:rPr>
+              <w:t>[i</w:t>
+            </w:r>
+            <w:proofErr w:type="gramStart"/>
+            <w:r>
+              <w:rPr>
+                <w:rFonts w:ascii="BC Sans" w:hAnsi="BC Sans"/>
+                <w:sz w:val="20"/>
+                <w:szCs w:val="20"/>
+                <w:lang w:val="en-CA"/>
+              </w:rPr>
+              <w:t>].takenBy.firstName</w:t>
+            </w:r>
+            <w:proofErr w:type="gramEnd"/>
+            <w:r>
+              <w:rPr>
+                <w:rFonts w:ascii="BC Sans" w:hAnsi="BC Sans"/>
+                <w:sz w:val="20"/>
+                <w:szCs w:val="20"/>
+                <w:lang w:val="en-CA"/>
+              </w:rPr>
+              <w:t>}</w:t>
+            </w:r>
+            <w:r>
+              <w:rPr>
+                <w:rFonts w:ascii="BC Sans" w:hAnsi="BC Sans"/>
+                <w:sz w:val="20"/>
+                <w:szCs w:val="20"/>
+                <w:lang w:val="en-CA"/>
+              </w:rPr>
+              <w:t>{</w:t>
+            </w:r>
+            <w:proofErr w:type="gramStart"/>
+            <w:r>
+              <w:rPr>
+                <w:rFonts w:ascii="BC Sans" w:hAnsi="BC Sans"/>
+                <w:sz w:val="20"/>
+                <w:szCs w:val="20"/>
+                <w:lang w:val="en-CA"/>
+              </w:rPr>
+              <w:t>d.attachments</w:t>
+            </w:r>
+            <w:proofErr w:type="gramEnd"/>
+            <w:r>
+              <w:rPr>
+                <w:rFonts w:ascii="BC Sans" w:hAnsi="BC Sans"/>
+                <w:sz w:val="20"/>
+                <w:szCs w:val="20"/>
+                <w:lang w:val="en-CA"/>
+              </w:rPr>
+              <w:t>[i</w:t>
+            </w:r>
+            <w:proofErr w:type="gramStart"/>
+            <w:r>
+              <w:rPr>
+                <w:rFonts w:ascii="BC Sans" w:hAnsi="BC Sans"/>
+                <w:sz w:val="20"/>
+                <w:szCs w:val="20"/>
+                <w:lang w:val="en-CA"/>
+              </w:rPr>
+              <w:t>].takenBy.</w:t>
             </w:r>
             <w:r>
               <w:rPr>
@@ -2641,14 +5964,35 @@
               </w:rPr>
               <w:t>location</w:t>
             </w:r>
-            <w:r>
-              <w:rPr>
-                <w:rFonts w:ascii="BC Sans" w:hAnsi="BC Sans"/>
-                <w:sz w:val="20"/>
-                <w:szCs w:val="20"/>
-                <w:lang w:val="en-CA"/>
-              </w:rPr>
-              <w:t>:ifEM:hideBegin}</w:t>
+            <w:proofErr w:type="gramEnd"/>
+            <w:r>
+              <w:rPr>
+                <w:rFonts w:ascii="BC Sans" w:hAnsi="BC Sans"/>
+                <w:sz w:val="20"/>
+                <w:szCs w:val="20"/>
+                <w:lang w:val="en-CA"/>
+              </w:rPr>
+              <w:t>:</w:t>
+            </w:r>
+            <w:proofErr w:type="gramStart"/>
+            <w:r>
+              <w:rPr>
+                <w:rFonts w:ascii="BC Sans" w:hAnsi="BC Sans"/>
+                <w:sz w:val="20"/>
+                <w:szCs w:val="20"/>
+                <w:lang w:val="en-CA"/>
+              </w:rPr>
+              <w:t>ifEM:hideBegin</w:t>
+            </w:r>
+            <w:proofErr w:type="gramEnd"/>
+            <w:r>
+              <w:rPr>
+                <w:rFonts w:ascii="BC Sans" w:hAnsi="BC Sans"/>
+                <w:sz w:val="20"/>
+                <w:szCs w:val="20"/>
+                <w:lang w:val="en-CA"/>
+              </w:rPr>
+              <w:t>}</w:t>
             </w:r>
           </w:p>
         </w:tc>
@@ -2685,7 +6029,114 @@
                 <w:szCs w:val="20"/>
                 <w:lang w:val="en-CA"/>
               </w:rPr>
-              <w:t>{d.attachments[i].takenBy.lastName:hideEnd}</w:t>
+              <w:t>{</w:t>
+            </w:r>
+            <w:proofErr w:type="spellStart"/>
+            <w:proofErr w:type="gramStart"/>
+            <w:r>
+              <w:rPr>
+                <w:rFonts w:ascii="BC Sans" w:hAnsi="BC Sans"/>
+                <w:b w:val="0"/>
+                <w:bCs w:val="0"/>
+                <w:caps w:val="0"/>
+                <w:sz w:val="20"/>
+                <w:szCs w:val="20"/>
+                <w:lang w:val="en-CA"/>
+              </w:rPr>
+              <w:t>d.attachments</w:t>
+            </w:r>
+            <w:proofErr w:type="spellEnd"/>
+            <w:proofErr w:type="gramEnd"/>
+            <w:r>
+              <w:rPr>
+                <w:rFonts w:ascii="BC Sans" w:hAnsi="BC Sans"/>
+                <w:b w:val="0"/>
+                <w:bCs w:val="0"/>
+                <w:caps w:val="0"/>
+                <w:sz w:val="20"/>
+                <w:szCs w:val="20"/>
+                <w:lang w:val="en-CA"/>
+              </w:rPr>
+              <w:t>[</w:t>
+            </w:r>
+            <w:proofErr w:type="spellStart"/>
+            <w:r>
+              <w:rPr>
+                <w:rFonts w:ascii="BC Sans" w:hAnsi="BC Sans"/>
+                <w:b w:val="0"/>
+                <w:bCs w:val="0"/>
+                <w:caps w:val="0"/>
+                <w:sz w:val="20"/>
+                <w:szCs w:val="20"/>
+                <w:lang w:val="en-CA"/>
+              </w:rPr>
+              <w:t>i</w:t>
+            </w:r>
+            <w:proofErr w:type="spellEnd"/>
+            <w:proofErr w:type="gramStart"/>
+            <w:r>
+              <w:rPr>
+                <w:rFonts w:ascii="BC Sans" w:hAnsi="BC Sans"/>
+                <w:b w:val="0"/>
+                <w:bCs w:val="0"/>
+                <w:caps w:val="0"/>
+                <w:sz w:val="20"/>
+                <w:szCs w:val="20"/>
+                <w:lang w:val="en-CA"/>
+              </w:rPr>
+              <w:t>].</w:t>
+            </w:r>
+            <w:proofErr w:type="spellStart"/>
+            <w:r>
+              <w:rPr>
+                <w:rFonts w:ascii="BC Sans" w:hAnsi="BC Sans"/>
+                <w:b w:val="0"/>
+                <w:bCs w:val="0"/>
+                <w:caps w:val="0"/>
+                <w:sz w:val="20"/>
+                <w:szCs w:val="20"/>
+                <w:lang w:val="en-CA"/>
+              </w:rPr>
+              <w:t>takenBy.lastName</w:t>
+            </w:r>
+            <w:proofErr w:type="gramEnd"/>
+            <w:r>
+              <w:rPr>
+                <w:rFonts w:ascii="BC Sans" w:hAnsi="BC Sans"/>
+                <w:b w:val="0"/>
+                <w:bCs w:val="0"/>
+                <w:caps w:val="0"/>
+                <w:sz w:val="20"/>
+                <w:szCs w:val="20"/>
+                <w:lang w:val="en-CA"/>
+              </w:rPr>
+              <w:t>:</w:t>
+            </w:r>
+            <w:proofErr w:type="gramStart"/>
+            <w:r>
+              <w:rPr>
+                <w:rFonts w:ascii="BC Sans" w:hAnsi="BC Sans"/>
+                <w:b w:val="0"/>
+                <w:bCs w:val="0"/>
+                <w:caps w:val="0"/>
+                <w:sz w:val="20"/>
+                <w:szCs w:val="20"/>
+                <w:lang w:val="en-CA"/>
+              </w:rPr>
+              <w:t>hideEnd</w:t>
+            </w:r>
+            <w:proofErr w:type="spellEnd"/>
+            <w:r>
+              <w:rPr>
+                <w:rFonts w:ascii="BC Sans" w:hAnsi="BC Sans"/>
+                <w:b w:val="0"/>
+                <w:bCs w:val="0"/>
+                <w:caps w:val="0"/>
+                <w:sz w:val="20"/>
+                <w:szCs w:val="20"/>
+                <w:lang w:val="en-CA"/>
+              </w:rPr>
+              <w:t>}</w:t>
             </w:r>
             <w:r>
               <w:rPr>
@@ -2699,6 +6150,7 @@
               </w:rPr>
               <w:t>Location</w:t>
             </w:r>
+            <w:proofErr w:type="gramEnd"/>
           </w:p>
         </w:tc>
         <w:tc>
@@ -2722,16 +6174,86 @@
                 <w:szCs w:val="20"/>
                 <w:lang w:val="en-CA"/>
               </w:rPr>
-              <w:t>{d.attachments[i].location}</w:t>
-            </w:r>
-            <w:r>
-              <w:rPr>
-                <w:rFonts w:ascii="BC Sans" w:hAnsi="BC Sans"/>
-                <w:sz w:val="20"/>
-                <w:szCs w:val="20"/>
-                <w:lang w:val="en-CA"/>
-              </w:rPr>
-              <w:t>{d.attachments[i].takenBy.</w:t>
+              <w:t>{</w:t>
+            </w:r>
+            <w:proofErr w:type="gramStart"/>
+            <w:r>
+              <w:rPr>
+                <w:rFonts w:ascii="BC Sans" w:hAnsi="BC Sans"/>
+                <w:sz w:val="20"/>
+                <w:szCs w:val="20"/>
+                <w:lang w:val="en-CA"/>
+              </w:rPr>
+              <w:t>d.attachments</w:t>
+            </w:r>
+            <w:proofErr w:type="gramEnd"/>
+            <w:r>
+              <w:rPr>
+                <w:rFonts w:ascii="BC Sans" w:hAnsi="BC Sans"/>
+                <w:sz w:val="20"/>
+                <w:szCs w:val="20"/>
+                <w:lang w:val="en-CA"/>
+              </w:rPr>
+              <w:t>[i</w:t>
+            </w:r>
+            <w:proofErr w:type="gramStart"/>
+            <w:r>
+              <w:rPr>
+                <w:rFonts w:ascii="BC Sans" w:hAnsi="BC Sans"/>
+                <w:sz w:val="20"/>
+                <w:szCs w:val="20"/>
+                <w:lang w:val="en-CA"/>
+              </w:rPr>
+              <w:t>].location</w:t>
+            </w:r>
+            <w:proofErr w:type="gramEnd"/>
+            <w:r>
+              <w:rPr>
+                <w:rFonts w:ascii="BC Sans" w:hAnsi="BC Sans"/>
+                <w:sz w:val="20"/>
+                <w:szCs w:val="20"/>
+                <w:lang w:val="en-CA"/>
+              </w:rPr>
+              <w:t>}</w:t>
+            </w:r>
+            <w:r>
+              <w:rPr>
+                <w:rFonts w:ascii="BC Sans" w:hAnsi="BC Sans"/>
+                <w:sz w:val="20"/>
+                <w:szCs w:val="20"/>
+                <w:lang w:val="en-CA"/>
+              </w:rPr>
+              <w:t>{</w:t>
+            </w:r>
+            <w:proofErr w:type="gramStart"/>
+            <w:r>
+              <w:rPr>
+                <w:rFonts w:ascii="BC Sans" w:hAnsi="BC Sans"/>
+                <w:sz w:val="20"/>
+                <w:szCs w:val="20"/>
+                <w:lang w:val="en-CA"/>
+              </w:rPr>
+              <w:t>d.attachments</w:t>
+            </w:r>
+            <w:proofErr w:type="gramEnd"/>
+            <w:r>
+              <w:rPr>
+                <w:rFonts w:ascii="BC Sans" w:hAnsi="BC Sans"/>
+                <w:sz w:val="20"/>
+                <w:szCs w:val="20"/>
+                <w:lang w:val="en-CA"/>
+              </w:rPr>
+              <w:t>[i</w:t>
+            </w:r>
+            <w:proofErr w:type="gramStart"/>
+            <w:r>
+              <w:rPr>
+                <w:rFonts w:ascii="BC Sans" w:hAnsi="BC Sans"/>
+                <w:sz w:val="20"/>
+                <w:szCs w:val="20"/>
+                <w:lang w:val="en-CA"/>
+              </w:rPr>
+              <w:t>].takenBy.</w:t>
             </w:r>
             <w:r>
               <w:rPr>
@@ -2742,6 +6264,7 @@
               </w:rPr>
               <w:t>location</w:t>
             </w:r>
+            <w:proofErr w:type="gramEnd"/>
             <w:r>
               <w:rPr>
                 <w:rFonts w:ascii="BC Sans" w:hAnsi="BC Sans"/>
@@ -2799,7 +6322,17 @@
           <w:sz w:val="20"/>
           <w:szCs w:val="20"/>
         </w:rPr>
-        <w:t>{d.</w:t>
+        <w:t>{</w:t>
+      </w:r>
+      <w:proofErr w:type="spellStart"/>
+      <w:proofErr w:type="gramStart"/>
+      <w:r>
+        <w:rPr>
+          <w:rFonts w:ascii="BC Sans" w:hAnsi="BC Sans"/>
+          <w:sz w:val="20"/>
+          <w:szCs w:val="20"/>
+        </w:rPr>
+        <w:t>d.</w:t>
       </w:r>
       <w:r>
         <w:rPr>
@@ -2809,6 +6342,8 @@
         </w:rPr>
         <w:t>attachments</w:t>
       </w:r>
+      <w:proofErr w:type="spellEnd"/>
+      <w:proofErr w:type="gramEnd"/>
       <w:r>
         <w:rPr>
           <w:rFonts w:ascii="BC Sans" w:hAnsi="BC Sans"/>
@@ -3104,6 +6639,8 @@
             </w:rPr>
             <w:t>Report printed on {</w:t>
           </w:r>
+          <w:proofErr w:type="spellStart"/>
+          <w:proofErr w:type="gramStart"/>
           <w:r>
             <w:rPr>
               <w:rFonts w:ascii="BC Sans" w:eastAsia="BC Sans" w:hAnsi="BC Sans" w:cs="BC Sans"/>
@@ -3128,6 +6665,8 @@
             </w:rPr>
             <w:t>generatedOn</w:t>
           </w:r>
+          <w:proofErr w:type="spellEnd"/>
+          <w:proofErr w:type="gramEnd"/>
           <w:r>
             <w:rPr>
               <w:rFonts w:ascii="BC Sans" w:eastAsia="BC Sans" w:hAnsi="BC Sans" w:cs="BC Sans"/>

--- a/backend/templates/task/CDOGS-TDR-TEMPLATE-v1.docx
+++ b/backend/templates/task/CDOGS-TDR-TEMPLATE-v1.docx
@@ -1,6 +1,6 @@
 
 <file path=word/document.xml><?xml version="1.0" encoding="utf-8"?>
-<w:document xmlns:wpc="http://schemas.microsoft.com/office/word/2010/wordprocessingCanvas" xmlns:cx="http://schemas.microsoft.com/office/drawing/2014/chartex" xmlns:cx1="http://schemas.microsoft.com/office/drawing/2015/9/8/chartex" xmlns:cx2="http://schemas.microsoft.com/office/drawing/2015/10/21/chartex" xmlns:cx3="http://schemas.microsoft.com/office/drawing/2016/5/9/chartex" xmlns:cx4="http://schemas.microsoft.com/office/drawing/2016/5/10/chartex" xmlns:cx5="http://schemas.microsoft.com/office/drawing/2016/5/11/chartex" xmlns:cx6="http://schemas.microsoft.com/office/drawing/2016/5/12/chartex" xmlns:cx7="http://schemas.microsoft.com/office/drawing/2016/5/13/chartex" xmlns:cx8="http://schemas.microsoft.com/office/drawing/2016/5/14/chartex" xmlns:mc="http://schemas.openxmlformats.org/markup-compatibility/2006" xmlns:aink="http://schemas.microsoft.com/office/drawing/2016/ink" xmlns:am3d="http://schemas.microsoft.com/office/drawing/2017/model3d" xmlns:o="urn:schemas-microsoft-com:office:office" xmlns:oel="http://schemas.microsoft.com/office/2019/extlst" xmlns:r="http://schemas.openxmlformats.org/officeDocument/2006/relationships" xmlns:m="http://schemas.openxmlformats.org/officeDocument/2006/math" xmlns:v="urn:schemas-microsoft-com:vml" xmlns:wp14="http://schemas.microsoft.com/office/word/2010/wordprocessingDrawing" xmlns:wp="http://schemas.openxmlformats.org/drawingml/2006/wordprocessingDrawing" xmlns:w10="urn:schemas-microsoft-com:office:word" xmlns:w="http://schemas.openxmlformats.org/wordprocessingml/2006/main" xmlns:w14="http://schemas.microsoft.com/office/word/2010/wordml" xmlns:w15="http://schemas.microsoft.com/office/word/2012/wordml" xmlns:w16cex="http://schemas.microsoft.com/office/word/2018/wordml/cex" xmlns:w16cid="http://schemas.microsoft.com/office/word/2016/wordml/cid" xmlns:w16="http://schemas.microsoft.com/office/word/2018/wordml" xmlns:w16du="http://schemas.microsoft.com/office/word/2023/wordml/word16du" xmlns:w16sdtdh="http://schemas.microsoft.com/office/word/2020/wordml/sdtdatahash" xmlns:w16sdtfl="http://schemas.microsoft.com/office/word/2024/wordml/sdtformatlock" xmlns:w16se="http://schemas.microsoft.com/office/word/2015/wordml/symex" xmlns:wpg="http://schemas.microsoft.com/office/word/2010/wordprocessingGroup" xmlns:wpi="http://schemas.microsoft.com/office/word/2010/wordprocessingInk" xmlns:wne="http://schemas.microsoft.com/office/word/2006/wordml" xmlns:wps="http://schemas.microsoft.com/office/word/2010/wordprocessingShape" mc:Ignorable="w14 w15 w16se w16cid w16 w16cex w16sdtdh w16sdtfl w16du wp14">
+<w:document xmlns:wpc="http://schemas.microsoft.com/office/word/2010/wordprocessingCanvas" xmlns:cx="http://schemas.microsoft.com/office/drawing/2014/chartex" xmlns:cx1="http://schemas.microsoft.com/office/drawing/2015/9/8/chartex" xmlns:cx2="http://schemas.microsoft.com/office/drawing/2015/10/21/chartex" xmlns:cx3="http://schemas.microsoft.com/office/drawing/2016/5/9/chartex" xmlns:cx4="http://schemas.microsoft.com/office/drawing/2016/5/10/chartex" xmlns:cx5="http://schemas.microsoft.com/office/drawing/2016/5/11/chartex" xmlns:cx6="http://schemas.microsoft.com/office/drawing/2016/5/12/chartex" xmlns:cx7="http://schemas.microsoft.com/office/drawing/2016/5/13/chartex" xmlns:cx8="http://schemas.microsoft.com/office/drawing/2016/5/14/chartex" xmlns:mc="http://schemas.openxmlformats.org/markup-compatibility/2006" xmlns:aink="http://schemas.microsoft.com/office/drawing/2016/ink" xmlns:am3d="http://schemas.microsoft.com/office/drawing/2017/model3d" xmlns:o="urn:schemas-microsoft-com:office:office" xmlns:oel="http://schemas.microsoft.com/office/2019/extlst" xmlns:r="http://schemas.openxmlformats.org/officeDocument/2006/relationships" xmlns:m="http://schemas.openxmlformats.org/officeDocument/2006/math" xmlns:v="urn:schemas-microsoft-com:vml" xmlns:wp14="http://schemas.microsoft.com/office/word/2010/wordprocessingDrawing" xmlns:wp="http://schemas.openxmlformats.org/drawingml/2006/wordprocessingDrawing" xmlns:w10="urn:schemas-microsoft-com:office:word" xmlns:w="http://schemas.openxmlformats.org/wordprocessingml/2006/main" xmlns:w14="http://schemas.microsoft.com/office/word/2010/wordml" xmlns:w15="http://schemas.microsoft.com/office/word/2012/wordml" xmlns:w16cei="http://schemas.microsoft.com/office/word/2026/wordml/cei" xmlns:w16cex="http://schemas.microsoft.com/office/word/2018/wordml/cex" xmlns:w16cid="http://schemas.microsoft.com/office/word/2016/wordml/cid" xmlns:w16="http://schemas.microsoft.com/office/word/2018/wordml" xmlns:w16du="http://schemas.microsoft.com/office/word/2023/wordml/word16du" xmlns:w16sdtdh="http://schemas.microsoft.com/office/word/2020/wordml/sdtdatahash" xmlns:w16sdtfl="http://schemas.microsoft.com/office/word/2024/wordml/sdtformatlock" xmlns:w16se="http://schemas.microsoft.com/office/word/2015/wordml/symex" xmlns:wpg="http://schemas.microsoft.com/office/word/2010/wordprocessingGroup" xmlns:wpi="http://schemas.microsoft.com/office/word/2010/wordprocessingInk" xmlns:wne="http://schemas.microsoft.com/office/word/2006/wordml" xmlns:wps="http://schemas.microsoft.com/office/word/2010/wordprocessingShape" mc:Ignorable="w14 w15 w16se w16cid w16 w16cex w16sdtdh w16sdtfl w16du wp14">
   <w:body>
     <w:p>
       <w:pPr>
@@ -68,7 +68,6 @@
                 <w:szCs w:val="20"/>
               </w:rPr>
             </w:pPr>
-            <w:proofErr w:type="gramStart"/>
             <w:r>
               <w:rPr>
                 <w:rFonts w:ascii="BC Sans" w:eastAsia="Times New Roman" w:hAnsi="BC Sans" w:cs="Times New Roman"/>
@@ -156,7 +155,6 @@
               <w:t>Label</w:t>
             </w:r>
             <w:proofErr w:type="spellEnd"/>
-            <w:proofErr w:type="gramEnd"/>
             <w:r>
               <w:rPr>
                 <w:rFonts w:ascii="BC Sans" w:eastAsia="Times New Roman" w:hAnsi="BC Sans" w:cs="Times New Roman"/>
@@ -188,19 +186,7 @@
                 <w:sz w:val="20"/>
                 <w:szCs w:val="20"/>
               </w:rPr>
-              <w:t xml:space="preserve">Task </w:t>
-            </w:r>
-            <w:proofErr w:type="gramStart"/>
-            <w:r>
-              <w:rPr>
-                <w:rFonts w:ascii="BC Sans" w:eastAsia="Times New Roman" w:hAnsi="BC Sans" w:cs="Times New Roman"/>
-                <w:b w:val="0"/>
-                <w:bCs w:val="0"/>
-                <w:color w:val="000000" w:themeColor="text1"/>
-                <w:sz w:val="20"/>
-                <w:szCs w:val="20"/>
-              </w:rPr>
-              <w:t>number</w:t>
+              <w:t>Task number</w:t>
             </w:r>
             <w:r>
               <w:rPr>
@@ -247,7 +233,6 @@
               <w:t>taskNumber</w:t>
             </w:r>
             <w:proofErr w:type="spellEnd"/>
-            <w:proofErr w:type="gramEnd"/>
             <w:r>
               <w:rPr>
                 <w:rFonts w:ascii="BC Sans" w:eastAsia="Times New Roman" w:hAnsi="BC Sans" w:cs="Times New Roman"/>
@@ -423,7 +408,6 @@
               <w:t>{</w:t>
             </w:r>
             <w:proofErr w:type="spellStart"/>
-            <w:proofErr w:type="gramStart"/>
             <w:r>
               <w:rPr>
                 <w:rFonts w:ascii="BC Sans" w:eastAsia="Times New Roman" w:hAnsi="BC Sans" w:cs="Times New Roman"/>
@@ -449,104 +433,13 @@
                 <w:sz w:val="20"/>
                 <w:szCs w:val="20"/>
               </w:rPr>
-              <w:t>taskType.category</w:t>
-            </w:r>
-            <w:proofErr w:type="gramEnd"/>
-            <w:r>
-              <w:rPr>
-                <w:rFonts w:ascii="BC Sans" w:eastAsia="Times New Roman" w:hAnsi="BC Sans" w:cs="Times New Roman"/>
-                <w:color w:val="000000" w:themeColor="text1"/>
-                <w:sz w:val="20"/>
-                <w:szCs w:val="20"/>
-              </w:rPr>
-              <w:t>.</w:t>
-            </w:r>
-            <w:proofErr w:type="gramStart"/>
-            <w:r>
-              <w:rPr>
-                <w:rFonts w:ascii="BC Sans" w:eastAsia="Times New Roman" w:hAnsi="BC Sans" w:cs="Times New Roman"/>
-                <w:color w:val="000000" w:themeColor="text1"/>
-                <w:sz w:val="20"/>
-                <w:szCs w:val="20"/>
-              </w:rPr>
-              <w:t>longDescription</w:t>
-            </w:r>
-            <w:proofErr w:type="spellEnd"/>
-            <w:r>
-              <w:rPr>
-                <w:rFonts w:ascii="BC Sans" w:eastAsia="Times New Roman" w:hAnsi="BC Sans" w:cs="Times New Roman"/>
-                <w:color w:val="000000" w:themeColor="text1"/>
-                <w:sz w:val="20"/>
-                <w:szCs w:val="20"/>
-              </w:rPr>
-              <w:t>}</w:t>
-            </w:r>
-            <w:r>
-              <w:rPr>
-                <w:rFonts w:ascii="BC Sans" w:eastAsia="Times New Roman" w:hAnsi="BC Sans" w:cs="Times New Roman"/>
-                <w:color w:val="000000" w:themeColor="text1"/>
-                <w:sz w:val="20"/>
-                <w:szCs w:val="20"/>
-              </w:rPr>
-              <w:t>{</w:t>
-            </w:r>
-            <w:r>
-              <w:rPr>
-                <w:rFonts w:ascii="BC Sans" w:eastAsia="Times New Roman" w:hAnsi="BC Sans" w:cs="Times New Roman"/>
-                <w:color w:val="000000" w:themeColor="text1"/>
-                <w:sz w:val="20"/>
-                <w:szCs w:val="20"/>
-              </w:rPr>
-              <w:t>d.</w:t>
-            </w:r>
-            <w:proofErr w:type="spellStart"/>
-            <w:r>
-              <w:rPr>
-                <w:rFonts w:ascii="BC Sans" w:eastAsia="Times New Roman" w:hAnsi="BC Sans" w:cs="Times New Roman"/>
-                <w:color w:val="000000" w:themeColor="text1"/>
-                <w:sz w:val="20"/>
-                <w:szCs w:val="20"/>
-                <w:lang w:val="en-CA"/>
-              </w:rPr>
-              <w:t>taskType.type</w:t>
-            </w:r>
-            <w:proofErr w:type="gramEnd"/>
-            <w:r>
-              <w:rPr>
-                <w:rFonts w:ascii="BC Sans" w:eastAsia="Times New Roman" w:hAnsi="BC Sans" w:cs="Times New Roman"/>
-                <w:color w:val="000000" w:themeColor="text1"/>
-                <w:sz w:val="20"/>
-                <w:szCs w:val="20"/>
-                <w:lang w:val="en-CA"/>
-              </w:rPr>
-              <w:t>.</w:t>
-            </w:r>
-            <w:proofErr w:type="gramStart"/>
-            <w:r>
-              <w:rPr>
-                <w:rFonts w:ascii="BC Sans" w:eastAsia="Times New Roman" w:hAnsi="BC Sans" w:cs="Times New Roman"/>
-                <w:color w:val="000000" w:themeColor="text1"/>
-                <w:sz w:val="20"/>
-                <w:szCs w:val="20"/>
-                <w:lang w:val="en-CA"/>
-              </w:rPr>
-              <w:t>longDescription:ifEM</w:t>
-            </w:r>
-            <w:proofErr w:type="gramEnd"/>
-            <w:r>
-              <w:rPr>
-                <w:rFonts w:ascii="BC Sans" w:eastAsia="Times New Roman" w:hAnsi="BC Sans" w:cs="Times New Roman"/>
-                <w:color w:val="000000" w:themeColor="text1"/>
-                <w:sz w:val="20"/>
-                <w:szCs w:val="20"/>
-                <w:lang w:val="en-CA"/>
-              </w:rPr>
-              <w:t>:hideBegin</w:t>
-            </w:r>
-            <w:proofErr w:type="spellEnd"/>
-            <w:r>
-              <w:rPr>
-                <w:rFonts w:ascii="BC Sans" w:hAnsi="BC Sans"/>
+              <w:t>taskType.category.longDescription</w:t>
+            </w:r>
+            <w:proofErr w:type="spellEnd"/>
+            <w:r>
+              <w:rPr>
+                <w:rFonts w:ascii="BC Sans" w:eastAsia="Times New Roman" w:hAnsi="BC Sans" w:cs="Times New Roman"/>
+                <w:color w:val="000000" w:themeColor="text1"/>
                 <w:sz w:val="20"/>
                 <w:szCs w:val="20"/>
               </w:rPr>
@@ -568,13 +461,14 @@
           </w:tcPr>
           <w:p>
             <w:pPr>
+              <w:spacing w:line="259" w:lineRule="auto"/>
               <w:rPr>
                 <w:rFonts w:ascii="BC Sans" w:hAnsi="BC Sans"/>
                 <w:b w:val="0"/>
                 <w:bCs w:val="0"/>
                 <w:caps w:val="0"/>
-                <w:sz w:val="20"/>
-                <w:szCs w:val="20"/>
+                <w:sz w:val="18"/>
+                <w:szCs w:val="18"/>
               </w:rPr>
             </w:pPr>
             <w:r>
@@ -586,21 +480,8 @@
                 <w:sz w:val="20"/>
                 <w:szCs w:val="20"/>
               </w:rPr>
-              <w:t xml:space="preserve">Task </w:t>
-            </w:r>
-            <w:proofErr w:type="gramStart"/>
-            <w:r>
-              <w:rPr>
-                <w:rFonts w:ascii="BC Sans" w:hAnsi="BC Sans"/>
-                <w:b w:val="0"/>
-                <w:bCs w:val="0"/>
-                <w:caps w:val="0"/>
-                <w:sz w:val="20"/>
-                <w:szCs w:val="20"/>
-              </w:rPr>
-              <w:t>sub category</w:t>
-            </w:r>
-            <w:proofErr w:type="gramEnd"/>
+              <w:t>Remarks</w:t>
+            </w:r>
           </w:p>
         </w:tc>
         <w:tc>
@@ -611,12 +492,13 @@
           </w:tcPr>
           <w:p>
             <w:pPr>
+              <w:spacing w:line="259" w:lineRule="auto"/>
               <w:cnfStyle w:val="000000000000" w:firstRow="0" w:lastRow="0" w:firstColumn="0" w:lastColumn="0" w:oddVBand="0" w:evenVBand="0" w:oddHBand="0" w:evenHBand="0" w:firstRowFirstColumn="0" w:firstRowLastColumn="0" w:lastRowFirstColumn="0" w:lastRowLastColumn="0"/>
               <w:rPr>
                 <w:rFonts w:ascii="BC Sans" w:eastAsia="Times New Roman" w:hAnsi="BC Sans" w:cs="Times New Roman"/>
                 <w:color w:val="000000" w:themeColor="text1"/>
-                <w:sz w:val="20"/>
-                <w:szCs w:val="20"/>
+                <w:sz w:val="18"/>
+                <w:szCs w:val="18"/>
               </w:rPr>
             </w:pPr>
             <w:r>
@@ -628,7 +510,7 @@
               </w:rPr>
               <w:t>{</w:t>
             </w:r>
-            <w:proofErr w:type="gramStart"/>
+            <w:proofErr w:type="spellStart"/>
             <w:r>
               <w:rPr>
                 <w:rFonts w:ascii="BC Sans" w:eastAsia="Times New Roman" w:hAnsi="BC Sans" w:cs="Times New Roman"/>
@@ -647,27 +529,274 @@
               </w:rPr>
               <w:t>.</w:t>
             </w:r>
-            <w:proofErr w:type="spellStart"/>
-            <w:r>
-              <w:rPr>
-                <w:rFonts w:ascii="BC Sans" w:eastAsia="Times New Roman" w:hAnsi="BC Sans" w:cs="Times New Roman"/>
-                <w:color w:val="000000" w:themeColor="text1"/>
-                <w:sz w:val="20"/>
-                <w:szCs w:val="20"/>
-                <w:lang w:val="en-CA"/>
-              </w:rPr>
-              <w:t>taskType.type</w:t>
-            </w:r>
-            <w:proofErr w:type="gramEnd"/>
-            <w:r>
-              <w:rPr>
-                <w:rFonts w:ascii="BC Sans" w:eastAsia="Times New Roman" w:hAnsi="BC Sans" w:cs="Times New Roman"/>
-                <w:color w:val="000000" w:themeColor="text1"/>
-                <w:sz w:val="20"/>
-                <w:szCs w:val="20"/>
-                <w:lang w:val="en-CA"/>
-              </w:rPr>
-              <w:t>.longDescription</w:t>
+            <w:r>
+              <w:rPr>
+                <w:rFonts w:ascii="BC Sans" w:eastAsia="Times New Roman" w:hAnsi="BC Sans" w:cs="Times New Roman"/>
+                <w:color w:val="000000" w:themeColor="text1"/>
+                <w:sz w:val="20"/>
+                <w:szCs w:val="20"/>
+              </w:rPr>
+              <w:t>remarks</w:t>
+            </w:r>
+            <w:proofErr w:type="spellEnd"/>
+            <w:r>
+              <w:rPr>
+                <w:rFonts w:ascii="BC Sans" w:eastAsia="Times New Roman" w:hAnsi="BC Sans" w:cs="Times New Roman"/>
+                <w:color w:val="000000" w:themeColor="text1"/>
+                <w:sz w:val="20"/>
+                <w:szCs w:val="20"/>
+              </w:rPr>
+              <w:t>}</w:t>
+            </w:r>
+          </w:p>
+        </w:tc>
+      </w:tr>
+      <w:tr>
+        <w:trPr>
+          <w:cnfStyle w:val="000000100000" w:firstRow="0" w:lastRow="0" w:firstColumn="0" w:lastColumn="0" w:oddVBand="0" w:evenVBand="0" w:oddHBand="1" w:evenHBand="0" w:firstRowFirstColumn="0" w:firstRowLastColumn="0" w:lastRowFirstColumn="0" w:lastRowLastColumn="0"/>
+          <w:trHeight w:val="360"/>
+        </w:trPr>
+        <w:tc>
+          <w:tcPr>
+            <w:cnfStyle w:val="001000000000" w:firstRow="0" w:lastRow="0" w:firstColumn="1" w:lastColumn="0" w:oddVBand="0" w:evenVBand="0" w:oddHBand="0" w:evenHBand="0" w:firstRowFirstColumn="0" w:firstRowLastColumn="0" w:lastRowFirstColumn="0" w:lastRowLastColumn="0"/>
+            <w:tcW w:w="2700" w:type="dxa"/>
+            <w:noWrap/>
+            <w:vAlign w:val="center"/>
+            <w:hideMark/>
+          </w:tcPr>
+          <w:p>
+            <w:r>
+              <w:rPr>
+                <w:rFonts w:ascii="BC Sans" w:hAnsi="BC Sans"/>
+                <w:b w:val="0"/>
+                <w:bCs w:val="0"/>
+                <w:caps w:val="0"/>
+                <w:sz w:val="20"/>
+                <w:szCs w:val="20"/>
+              </w:rPr>
+              <w:t>Officer assigned</w:t>
+            </w:r>
+          </w:p>
+        </w:tc>
+        <w:tc>
+          <w:tcPr>
+            <w:tcW w:w="8216" w:type="dxa"/>
+            <w:noWrap/>
+            <w:vAlign w:val="center"/>
+            <w:hideMark/>
+          </w:tcPr>
+          <w:p>
+            <w:pPr>
+              <w:cnfStyle w:val="000000100000" w:firstRow="0" w:lastRow="0" w:firstColumn="0" w:lastColumn="0" w:oddVBand="0" w:evenVBand="0" w:oddHBand="1" w:evenHBand="0" w:firstRowFirstColumn="0" w:firstRowLastColumn="0" w:lastRowFirstColumn="0" w:lastRowLastColumn="0"/>
+              <w:rPr>
+                <w:rFonts w:ascii="BC Sans" w:eastAsia="Times New Roman" w:hAnsi="BC Sans" w:cs="Times New Roman"/>
+                <w:color w:val="000000"/>
+                <w:kern w:val="0"/>
+                <w:sz w:val="20"/>
+                <w:szCs w:val="20"/>
+                <w14:ligatures w14:val="none"/>
+              </w:rPr>
+            </w:pPr>
+            <w:r>
+              <w:rPr>
+                <w:rFonts w:ascii="BC Sans" w:eastAsia="Times New Roman" w:hAnsi="BC Sans" w:cs="Times New Roman"/>
+                <w:color w:val="000000"/>
+                <w:kern w:val="0"/>
+                <w:sz w:val="20"/>
+                <w:szCs w:val="20"/>
+                <w14:ligatures w14:val="none"/>
+              </w:rPr>
+              <w:t>{</w:t>
+            </w:r>
+            <w:proofErr w:type="spellStart"/>
+            <w:r>
+              <w:rPr>
+                <w:rFonts w:ascii="BC Sans" w:eastAsia="Times New Roman" w:hAnsi="BC Sans" w:cs="Times New Roman"/>
+                <w:color w:val="000000"/>
+                <w:kern w:val="0"/>
+                <w:sz w:val="20"/>
+                <w:szCs w:val="20"/>
+                <w14:ligatures w14:val="none"/>
+              </w:rPr>
+              <w:t>d</w:t>
+            </w:r>
+            <w:r>
+              <w:rPr>
+                <w:rFonts w:ascii="BC Sans" w:eastAsia="Times New Roman" w:hAnsi="BC Sans" w:cs="Times New Roman"/>
+                <w:color w:val="000000" w:themeColor="text1"/>
+                <w:sz w:val="20"/>
+                <w:szCs w:val="20"/>
+              </w:rPr>
+              <w:t>.</w:t>
+            </w:r>
+            <w:r>
+              <w:rPr>
+                <w:rFonts w:ascii="BC Sans" w:eastAsia="Times New Roman" w:hAnsi="BC Sans" w:cs="Times New Roman"/>
+                <w:color w:val="000000" w:themeColor="text1"/>
+                <w:sz w:val="20"/>
+                <w:szCs w:val="20"/>
+              </w:rPr>
+              <w:t>assignedUser.lastName</w:t>
+            </w:r>
+            <w:proofErr w:type="spellEnd"/>
+            <w:r>
+              <w:rPr>
+                <w:rFonts w:ascii="BC Sans" w:eastAsia="Times New Roman" w:hAnsi="BC Sans" w:cs="Times New Roman"/>
+                <w:color w:val="000000"/>
+                <w:kern w:val="0"/>
+                <w:sz w:val="20"/>
+                <w:szCs w:val="20"/>
+                <w14:ligatures w14:val="none"/>
+              </w:rPr>
+              <w:t>}</w:t>
+            </w:r>
+            <w:r>
+              <w:rPr>
+                <w:rFonts w:ascii="BC Sans" w:eastAsia="Times New Roman" w:hAnsi="BC Sans" w:cs="Times New Roman"/>
+                <w:color w:val="000000"/>
+                <w:kern w:val="0"/>
+                <w:sz w:val="20"/>
+                <w:szCs w:val="20"/>
+                <w14:ligatures w14:val="none"/>
+              </w:rPr>
+              <w:t>, {</w:t>
+            </w:r>
+            <w:proofErr w:type="spellStart"/>
+            <w:r>
+              <w:rPr>
+                <w:rFonts w:ascii="BC Sans" w:eastAsia="Times New Roman" w:hAnsi="BC Sans" w:cs="Times New Roman"/>
+                <w:color w:val="000000"/>
+                <w:kern w:val="0"/>
+                <w:sz w:val="20"/>
+                <w:szCs w:val="20"/>
+                <w14:ligatures w14:val="none"/>
+              </w:rPr>
+              <w:t>d.assignedUser.firstName</w:t>
+            </w:r>
+            <w:proofErr w:type="spellEnd"/>
+            <w:r>
+              <w:rPr>
+                <w:rFonts w:ascii="BC Sans" w:eastAsia="Times New Roman" w:hAnsi="BC Sans" w:cs="Times New Roman"/>
+                <w:color w:val="000000"/>
+                <w:kern w:val="0"/>
+                <w:sz w:val="20"/>
+                <w:szCs w:val="20"/>
+                <w14:ligatures w14:val="none"/>
+              </w:rPr>
+              <w:t>}</w:t>
+            </w:r>
+          </w:p>
+        </w:tc>
+      </w:tr>
+      <w:tr>
+        <w:trPr>
+          <w:trHeight w:val="360"/>
+        </w:trPr>
+        <w:tc>
+          <w:tcPr>
+            <w:cnfStyle w:val="001000000000" w:firstRow="0" w:lastRow="0" w:firstColumn="1" w:lastColumn="0" w:oddVBand="0" w:evenVBand="0" w:oddHBand="0" w:evenHBand="0" w:firstRowFirstColumn="0" w:firstRowLastColumn="0" w:lastRowFirstColumn="0" w:lastRowLastColumn="0"/>
+            <w:tcW w:w="2700" w:type="dxa"/>
+            <w:noWrap/>
+            <w:vAlign w:val="center"/>
+            <w:hideMark/>
+          </w:tcPr>
+          <w:p>
+            <w:pPr>
+              <w:spacing w:line="259" w:lineRule="auto"/>
+              <w:rPr>
+                <w:rFonts w:ascii="BC Sans" w:hAnsi="BC Sans"/>
+                <w:b w:val="0"/>
+                <w:bCs w:val="0"/>
+                <w:caps w:val="0"/>
+                <w:sz w:val="18"/>
+                <w:szCs w:val="18"/>
+              </w:rPr>
+            </w:pPr>
+            <w:r>
+              <w:rPr>
+                <w:rFonts w:ascii="BC Sans" w:hAnsi="BC Sans"/>
+                <w:b w:val="0"/>
+                <w:bCs w:val="0"/>
+                <w:caps w:val="0"/>
+                <w:sz w:val="20"/>
+                <w:szCs w:val="20"/>
+              </w:rPr>
+              <w:t>Due date</w:t>
+            </w:r>
+          </w:p>
+        </w:tc>
+        <w:tc>
+          <w:tcPr>
+            <w:tcW w:w="8216" w:type="dxa"/>
+            <w:noWrap/>
+            <w:vAlign w:val="center"/>
+            <w:hideMark/>
+          </w:tcPr>
+          <w:p>
+            <w:pPr>
+              <w:spacing w:line="259" w:lineRule="auto"/>
+              <w:cnfStyle w:val="000000000000" w:firstRow="0" w:lastRow="0" w:firstColumn="0" w:lastColumn="0" w:oddVBand="0" w:evenVBand="0" w:oddHBand="0" w:evenHBand="0" w:firstRowFirstColumn="0" w:firstRowLastColumn="0" w:lastRowFirstColumn="0" w:lastRowLastColumn="0"/>
+              <w:rPr>
+                <w:rFonts w:ascii="BC Sans" w:eastAsia="Times New Roman" w:hAnsi="BC Sans" w:cs="Times New Roman"/>
+                <w:color w:val="000000" w:themeColor="text1"/>
+                <w:sz w:val="18"/>
+                <w:szCs w:val="18"/>
+              </w:rPr>
+            </w:pPr>
+            <w:r>
+              <w:rPr>
+                <w:rFonts w:ascii="BC Sans" w:hAnsi="BC Sans" w:cs="BC Sans Light"/>
+                <w:sz w:val="20"/>
+                <w:szCs w:val="20"/>
+              </w:rPr>
+              <w:t>{</w:t>
+            </w:r>
+            <w:proofErr w:type="spellStart"/>
+            <w:r>
+              <w:rPr>
+                <w:rFonts w:ascii="BC Sans" w:hAnsi="BC Sans" w:cs="BC Sans Light"/>
+                <w:sz w:val="20"/>
+                <w:szCs w:val="20"/>
+              </w:rPr>
+              <w:t>d.dueDate</w:t>
+            </w:r>
+            <w:proofErr w:type="spellEnd"/>
+            <w:r>
+              <w:rPr>
+                <w:rFonts w:ascii="BC Sans" w:hAnsi="BC Sans" w:cs="BC Sans Light"/>
+                <w:sz w:val="20"/>
+                <w:szCs w:val="20"/>
+              </w:rPr>
+              <w:t>}</w:t>
+            </w:r>
+            <w:r>
+              <w:rPr>
+                <w:rFonts w:ascii="BC Sans" w:eastAsia="Times New Roman" w:hAnsi="BC Sans" w:cs="Times New Roman"/>
+                <w:color w:val="000000" w:themeColor="text1"/>
+                <w:sz w:val="20"/>
+                <w:szCs w:val="20"/>
+              </w:rPr>
+              <w:t>{</w:t>
+            </w:r>
+            <w:r>
+              <w:rPr>
+                <w:rFonts w:ascii="BC Sans" w:eastAsia="Times New Roman" w:hAnsi="BC Sans" w:cs="Times New Roman"/>
+                <w:color w:val="000000" w:themeColor="text1"/>
+                <w:sz w:val="20"/>
+                <w:szCs w:val="20"/>
+              </w:rPr>
+              <w:t>d.</w:t>
+            </w:r>
+            <w:proofErr w:type="spellStart"/>
+            <w:r>
+              <w:rPr>
+                <w:rFonts w:ascii="BC Sans" w:eastAsia="Times New Roman" w:hAnsi="BC Sans" w:cs="Times New Roman"/>
+                <w:color w:val="000000" w:themeColor="text1"/>
+                <w:sz w:val="20"/>
+                <w:szCs w:val="20"/>
+                <w:lang w:val="en-CA"/>
+              </w:rPr>
+              <w:t>description:ifEM:hideBegin</w:t>
             </w:r>
             <w:proofErr w:type="spellEnd"/>
             <w:r>
@@ -695,87 +824,22 @@
           </w:tcPr>
           <w:p>
             <w:pPr>
-              <w:spacing w:line="259" w:lineRule="auto"/>
+              <w:rPr>
+                <w:rFonts w:ascii="BC Sans" w:hAnsi="BC Sans"/>
+                <w:sz w:val="20"/>
+                <w:szCs w:val="20"/>
+              </w:rPr>
+            </w:pPr>
+            <w:r>
               <w:rPr>
                 <w:rFonts w:ascii="BC Sans" w:hAnsi="BC Sans"/>
                 <w:b w:val="0"/>
                 <w:bCs w:val="0"/>
                 <w:caps w:val="0"/>
-                <w:sz w:val="18"/>
-                <w:szCs w:val="18"/>
-              </w:rPr>
-            </w:pPr>
-            <w:r>
-              <w:rPr>
-                <w:rFonts w:ascii="BC Sans" w:hAnsi="BC Sans"/>
-                <w:b w:val="0"/>
-                <w:bCs w:val="0"/>
-                <w:caps w:val="0"/>
-                <w:sz w:val="20"/>
-                <w:szCs w:val="20"/>
-              </w:rPr>
-              <w:t>{</w:t>
-            </w:r>
-            <w:proofErr w:type="spellStart"/>
-            <w:proofErr w:type="gramStart"/>
-            <w:r>
-              <w:rPr>
-                <w:rFonts w:ascii="BC Sans" w:hAnsi="BC Sans"/>
-                <w:b w:val="0"/>
-                <w:bCs w:val="0"/>
-                <w:caps w:val="0"/>
-                <w:sz w:val="20"/>
-                <w:szCs w:val="20"/>
-              </w:rPr>
-              <w:t>d.taskType.type</w:t>
-            </w:r>
-            <w:proofErr w:type="gramEnd"/>
-            <w:r>
-              <w:rPr>
-                <w:rFonts w:ascii="BC Sans" w:hAnsi="BC Sans"/>
-                <w:b w:val="0"/>
-                <w:bCs w:val="0"/>
-                <w:caps w:val="0"/>
-                <w:sz w:val="20"/>
-                <w:szCs w:val="20"/>
-              </w:rPr>
-              <w:t>.</w:t>
-            </w:r>
-            <w:proofErr w:type="gramStart"/>
-            <w:r>
-              <w:rPr>
-                <w:rFonts w:ascii="BC Sans" w:hAnsi="BC Sans"/>
-                <w:b w:val="0"/>
-                <w:bCs w:val="0"/>
-                <w:caps w:val="0"/>
-                <w:sz w:val="20"/>
-                <w:szCs w:val="20"/>
-              </w:rPr>
-              <w:t>longDescription:hideEnd</w:t>
-            </w:r>
-            <w:proofErr w:type="spellEnd"/>
-            <w:proofErr w:type="gramEnd"/>
-            <w:r>
-              <w:rPr>
-                <w:rFonts w:ascii="BC Sans" w:hAnsi="BC Sans"/>
-                <w:b w:val="0"/>
-                <w:bCs w:val="0"/>
-                <w:caps w:val="0"/>
-                <w:sz w:val="20"/>
-                <w:szCs w:val="20"/>
-              </w:rPr>
-              <w:t>}</w:t>
-            </w:r>
-            <w:r>
-              <w:rPr>
-                <w:rFonts w:ascii="BC Sans" w:hAnsi="BC Sans"/>
-                <w:b w:val="0"/>
-                <w:bCs w:val="0"/>
-                <w:caps w:val="0"/>
-                <w:sz w:val="20"/>
-                <w:szCs w:val="20"/>
-              </w:rPr>
-              <w:t>Remarks</w:t>
+                <w:sz w:val="20"/>
+                <w:szCs w:val="20"/>
+              </w:rPr>
+              <w:t>Task detail</w:t>
             </w:r>
           </w:p>
         </w:tc>
@@ -787,423 +851,31 @@
           </w:tcPr>
           <w:p>
             <w:pPr>
-              <w:spacing w:line="259" w:lineRule="auto"/>
               <w:cnfStyle w:val="000000100000" w:firstRow="0" w:lastRow="0" w:firstColumn="0" w:lastColumn="0" w:oddVBand="0" w:evenVBand="0" w:oddHBand="1" w:evenHBand="0" w:firstRowFirstColumn="0" w:firstRowLastColumn="0" w:lastRowFirstColumn="0" w:lastRowLastColumn="0"/>
               <w:rPr>
-                <w:rFonts w:ascii="BC Sans" w:eastAsia="Times New Roman" w:hAnsi="BC Sans" w:cs="Times New Roman"/>
-                <w:color w:val="000000" w:themeColor="text1"/>
-                <w:sz w:val="18"/>
-                <w:szCs w:val="18"/>
+                <w:rFonts w:ascii="BC Sans" w:hAnsi="BC Sans" w:cs="BC Sans Light"/>
+                <w:sz w:val="20"/>
+                <w:szCs w:val="20"/>
               </w:rPr>
             </w:pPr>
             <w:r>
               <w:rPr>
-                <w:rFonts w:ascii="BC Sans" w:eastAsia="Times New Roman" w:hAnsi="BC Sans" w:cs="Times New Roman"/>
-                <w:color w:val="000000" w:themeColor="text1"/>
+                <w:rFonts w:ascii="BC Sans" w:hAnsi="BC Sans" w:cs="BC Sans Light"/>
                 <w:sz w:val="20"/>
                 <w:szCs w:val="20"/>
               </w:rPr>
               <w:t>{</w:t>
             </w:r>
             <w:proofErr w:type="spellStart"/>
-            <w:proofErr w:type="gramStart"/>
-            <w:r>
-              <w:rPr>
-                <w:rFonts w:ascii="BC Sans" w:eastAsia="Times New Roman" w:hAnsi="BC Sans" w:cs="Times New Roman"/>
-                <w:color w:val="000000" w:themeColor="text1"/>
-                <w:sz w:val="20"/>
-                <w:szCs w:val="20"/>
-              </w:rPr>
-              <w:t>d</w:t>
-            </w:r>
-            <w:r>
-              <w:rPr>
-                <w:rFonts w:ascii="BC Sans" w:eastAsia="Times New Roman" w:hAnsi="BC Sans" w:cs="Times New Roman"/>
-                <w:color w:val="000000" w:themeColor="text1"/>
-                <w:sz w:val="20"/>
-                <w:szCs w:val="20"/>
-              </w:rPr>
-              <w:t>.</w:t>
-            </w:r>
-            <w:r>
-              <w:rPr>
-                <w:rFonts w:ascii="BC Sans" w:eastAsia="Times New Roman" w:hAnsi="BC Sans" w:cs="Times New Roman"/>
-                <w:color w:val="000000" w:themeColor="text1"/>
-                <w:sz w:val="20"/>
-                <w:szCs w:val="20"/>
-              </w:rPr>
-              <w:t>remarks</w:t>
-            </w:r>
-            <w:proofErr w:type="spellEnd"/>
-            <w:proofErr w:type="gramEnd"/>
-            <w:r>
-              <w:rPr>
-                <w:rFonts w:ascii="BC Sans" w:eastAsia="Times New Roman" w:hAnsi="BC Sans" w:cs="Times New Roman"/>
-                <w:color w:val="000000" w:themeColor="text1"/>
-                <w:sz w:val="20"/>
-                <w:szCs w:val="20"/>
-              </w:rPr>
-              <w:t>}</w:t>
-            </w:r>
-          </w:p>
-        </w:tc>
-      </w:tr>
-      <w:tr>
-        <w:trPr>
-          <w:trHeight w:val="360"/>
-        </w:trPr>
-        <w:tc>
-          <w:tcPr>
-            <w:cnfStyle w:val="001000000000" w:firstRow="0" w:lastRow="0" w:firstColumn="1" w:lastColumn="0" w:oddVBand="0" w:evenVBand="0" w:oddHBand="0" w:evenHBand="0" w:firstRowFirstColumn="0" w:firstRowLastColumn="0" w:lastRowFirstColumn="0" w:lastRowLastColumn="0"/>
-            <w:tcW w:w="2700" w:type="dxa"/>
-            <w:noWrap/>
-            <w:vAlign w:val="center"/>
-            <w:hideMark/>
-          </w:tcPr>
-          <w:p>
-            <w:r>
-              <w:rPr>
-                <w:rFonts w:ascii="BC Sans" w:hAnsi="BC Sans"/>
-                <w:b w:val="0"/>
-                <w:bCs w:val="0"/>
-                <w:caps w:val="0"/>
-                <w:sz w:val="20"/>
-                <w:szCs w:val="20"/>
-              </w:rPr>
-              <w:t>Officer assigned</w:t>
-            </w:r>
-          </w:p>
-        </w:tc>
-        <w:tc>
-          <w:tcPr>
-            <w:tcW w:w="8216" w:type="dxa"/>
-            <w:noWrap/>
-            <w:vAlign w:val="center"/>
-            <w:hideMark/>
-          </w:tcPr>
-          <w:p>
-            <w:pPr>
-              <w:cnfStyle w:val="000000000000" w:firstRow="0" w:lastRow="0" w:firstColumn="0" w:lastColumn="0" w:oddVBand="0" w:evenVBand="0" w:oddHBand="0" w:evenHBand="0" w:firstRowFirstColumn="0" w:firstRowLastColumn="0" w:lastRowFirstColumn="0" w:lastRowLastColumn="0"/>
-              <w:rPr>
-                <w:rFonts w:ascii="BC Sans" w:eastAsia="Times New Roman" w:hAnsi="BC Sans" w:cs="Times New Roman"/>
-                <w:color w:val="000000"/>
-                <w:kern w:val="0"/>
-                <w:sz w:val="20"/>
-                <w:szCs w:val="20"/>
-                <w14:ligatures w14:val="none"/>
-              </w:rPr>
-            </w:pPr>
-            <w:r>
-              <w:rPr>
-                <w:rFonts w:ascii="BC Sans" w:eastAsia="Times New Roman" w:hAnsi="BC Sans" w:cs="Times New Roman"/>
-                <w:color w:val="000000"/>
-                <w:kern w:val="0"/>
-                <w:sz w:val="20"/>
-                <w:szCs w:val="20"/>
-                <w14:ligatures w14:val="none"/>
-              </w:rPr>
-              <w:t>{</w:t>
-            </w:r>
-            <w:proofErr w:type="spellStart"/>
-            <w:proofErr w:type="gramStart"/>
-            <w:r>
-              <w:rPr>
-                <w:rFonts w:ascii="BC Sans" w:eastAsia="Times New Roman" w:hAnsi="BC Sans" w:cs="Times New Roman"/>
-                <w:color w:val="000000"/>
-                <w:kern w:val="0"/>
-                <w:sz w:val="20"/>
-                <w:szCs w:val="20"/>
-                <w14:ligatures w14:val="none"/>
-              </w:rPr>
-              <w:t>d</w:t>
-            </w:r>
-            <w:r>
-              <w:rPr>
-                <w:rFonts w:ascii="BC Sans" w:eastAsia="Times New Roman" w:hAnsi="BC Sans" w:cs="Times New Roman"/>
-                <w:color w:val="000000" w:themeColor="text1"/>
-                <w:sz w:val="20"/>
-                <w:szCs w:val="20"/>
-              </w:rPr>
-              <w:t>.</w:t>
-            </w:r>
-            <w:r>
-              <w:rPr>
-                <w:rFonts w:ascii="BC Sans" w:eastAsia="Times New Roman" w:hAnsi="BC Sans" w:cs="Times New Roman"/>
-                <w:color w:val="000000" w:themeColor="text1"/>
-                <w:sz w:val="20"/>
-                <w:szCs w:val="20"/>
-              </w:rPr>
-              <w:t>assignedUser.lastName</w:t>
-            </w:r>
-            <w:proofErr w:type="spellEnd"/>
-            <w:proofErr w:type="gramEnd"/>
-            <w:r>
-              <w:rPr>
-                <w:rFonts w:ascii="BC Sans" w:eastAsia="Times New Roman" w:hAnsi="BC Sans" w:cs="Times New Roman"/>
-                <w:color w:val="000000"/>
-                <w:kern w:val="0"/>
-                <w:sz w:val="20"/>
-                <w:szCs w:val="20"/>
-                <w14:ligatures w14:val="none"/>
-              </w:rPr>
-              <w:t>}</w:t>
-            </w:r>
-            <w:r>
-              <w:rPr>
-                <w:rFonts w:ascii="BC Sans" w:eastAsia="Times New Roman" w:hAnsi="BC Sans" w:cs="Times New Roman"/>
-                <w:color w:val="000000"/>
-                <w:kern w:val="0"/>
-                <w:sz w:val="20"/>
-                <w:szCs w:val="20"/>
-                <w14:ligatures w14:val="none"/>
-              </w:rPr>
-              <w:t>, {</w:t>
-            </w:r>
-            <w:proofErr w:type="spellStart"/>
-            <w:proofErr w:type="gramStart"/>
-            <w:r>
-              <w:rPr>
-                <w:rFonts w:ascii="BC Sans" w:eastAsia="Times New Roman" w:hAnsi="BC Sans" w:cs="Times New Roman"/>
-                <w:color w:val="000000"/>
-                <w:kern w:val="0"/>
-                <w:sz w:val="20"/>
-                <w:szCs w:val="20"/>
-                <w14:ligatures w14:val="none"/>
-              </w:rPr>
-              <w:t>d.assignedUser.firstName</w:t>
-            </w:r>
-            <w:proofErr w:type="spellEnd"/>
-            <w:proofErr w:type="gramEnd"/>
-            <w:r>
-              <w:rPr>
-                <w:rFonts w:ascii="BC Sans" w:eastAsia="Times New Roman" w:hAnsi="BC Sans" w:cs="Times New Roman"/>
-                <w:color w:val="000000"/>
-                <w:kern w:val="0"/>
-                <w:sz w:val="20"/>
-                <w:szCs w:val="20"/>
-                <w14:ligatures w14:val="none"/>
-              </w:rPr>
-              <w:t>}</w:t>
-            </w:r>
-          </w:p>
-        </w:tc>
-      </w:tr>
-      <w:tr>
-        <w:trPr>
-          <w:cnfStyle w:val="000000100000" w:firstRow="0" w:lastRow="0" w:firstColumn="0" w:lastColumn="0" w:oddVBand="0" w:evenVBand="0" w:oddHBand="1" w:evenHBand="0" w:firstRowFirstColumn="0" w:firstRowLastColumn="0" w:lastRowFirstColumn="0" w:lastRowLastColumn="0"/>
-          <w:trHeight w:val="360"/>
-        </w:trPr>
-        <w:tc>
-          <w:tcPr>
-            <w:cnfStyle w:val="001000000000" w:firstRow="0" w:lastRow="0" w:firstColumn="1" w:lastColumn="0" w:oddVBand="0" w:evenVBand="0" w:oddHBand="0" w:evenHBand="0" w:firstRowFirstColumn="0" w:firstRowLastColumn="0" w:lastRowFirstColumn="0" w:lastRowLastColumn="0"/>
-            <w:tcW w:w="2700" w:type="dxa"/>
-            <w:noWrap/>
-            <w:vAlign w:val="center"/>
-            <w:hideMark/>
-          </w:tcPr>
-          <w:p>
-            <w:pPr>
-              <w:spacing w:line="259" w:lineRule="auto"/>
-              <w:rPr>
-                <w:rFonts w:ascii="BC Sans" w:hAnsi="BC Sans"/>
-                <w:b w:val="0"/>
-                <w:bCs w:val="0"/>
-                <w:caps w:val="0"/>
-                <w:sz w:val="18"/>
-                <w:szCs w:val="18"/>
-              </w:rPr>
-            </w:pPr>
-            <w:r>
-              <w:rPr>
-                <w:rFonts w:ascii="BC Sans" w:hAnsi="BC Sans"/>
-                <w:b w:val="0"/>
-                <w:bCs w:val="0"/>
-                <w:caps w:val="0"/>
-                <w:sz w:val="20"/>
-                <w:szCs w:val="20"/>
-              </w:rPr>
-              <w:t>Due date</w:t>
-            </w:r>
-          </w:p>
-        </w:tc>
-        <w:tc>
-          <w:tcPr>
-            <w:tcW w:w="8216" w:type="dxa"/>
-            <w:noWrap/>
-            <w:vAlign w:val="center"/>
-            <w:hideMark/>
-          </w:tcPr>
-          <w:p>
-            <w:pPr>
-              <w:spacing w:line="259" w:lineRule="auto"/>
-              <w:cnfStyle w:val="000000100000" w:firstRow="0" w:lastRow="0" w:firstColumn="0" w:lastColumn="0" w:oddVBand="0" w:evenVBand="0" w:oddHBand="1" w:evenHBand="0" w:firstRowFirstColumn="0" w:firstRowLastColumn="0" w:lastRowFirstColumn="0" w:lastRowLastColumn="0"/>
-              <w:rPr>
-                <w:rFonts w:ascii="BC Sans" w:eastAsia="Times New Roman" w:hAnsi="BC Sans" w:cs="Times New Roman"/>
-                <w:color w:val="000000" w:themeColor="text1"/>
-                <w:sz w:val="18"/>
-                <w:szCs w:val="18"/>
-              </w:rPr>
-            </w:pPr>
             <w:r>
               <w:rPr>
                 <w:rFonts w:ascii="BC Sans" w:hAnsi="BC Sans" w:cs="BC Sans Light"/>
                 <w:sz w:val="20"/>
                 <w:szCs w:val="20"/>
               </w:rPr>
-              <w:t>{</w:t>
-            </w:r>
-            <w:proofErr w:type="spellStart"/>
-            <w:proofErr w:type="gramStart"/>
-            <w:r>
-              <w:rPr>
-                <w:rFonts w:ascii="BC Sans" w:hAnsi="BC Sans" w:cs="BC Sans Light"/>
-                <w:sz w:val="20"/>
-                <w:szCs w:val="20"/>
-              </w:rPr>
-              <w:t>d.dueDate</w:t>
-            </w:r>
-            <w:proofErr w:type="spellEnd"/>
-            <w:proofErr w:type="gramEnd"/>
-            <w:r>
-              <w:rPr>
-                <w:rFonts w:ascii="BC Sans" w:hAnsi="BC Sans" w:cs="BC Sans Light"/>
-                <w:sz w:val="20"/>
-                <w:szCs w:val="20"/>
-              </w:rPr>
-              <w:t>}</w:t>
-            </w:r>
-            <w:r>
-              <w:rPr>
-                <w:rFonts w:ascii="BC Sans" w:eastAsia="Times New Roman" w:hAnsi="BC Sans" w:cs="Times New Roman"/>
-                <w:color w:val="000000" w:themeColor="text1"/>
-                <w:sz w:val="20"/>
-                <w:szCs w:val="20"/>
-              </w:rPr>
-              <w:t>{</w:t>
-            </w:r>
-            <w:proofErr w:type="gramStart"/>
-            <w:r>
-              <w:rPr>
-                <w:rFonts w:ascii="BC Sans" w:eastAsia="Times New Roman" w:hAnsi="BC Sans" w:cs="Times New Roman"/>
-                <w:color w:val="000000" w:themeColor="text1"/>
-                <w:sz w:val="20"/>
-                <w:szCs w:val="20"/>
-              </w:rPr>
-              <w:t>d.</w:t>
-            </w:r>
-            <w:proofErr w:type="spellStart"/>
-            <w:r>
-              <w:rPr>
-                <w:rFonts w:ascii="BC Sans" w:eastAsia="Times New Roman" w:hAnsi="BC Sans" w:cs="Times New Roman"/>
-                <w:color w:val="000000" w:themeColor="text1"/>
-                <w:sz w:val="20"/>
-                <w:szCs w:val="20"/>
-                <w:lang w:val="en-CA"/>
-              </w:rPr>
-              <w:t>description</w:t>
-            </w:r>
-            <w:proofErr w:type="gramEnd"/>
-            <w:r>
-              <w:rPr>
-                <w:rFonts w:ascii="BC Sans" w:eastAsia="Times New Roman" w:hAnsi="BC Sans" w:cs="Times New Roman"/>
-                <w:color w:val="000000" w:themeColor="text1"/>
-                <w:sz w:val="20"/>
-                <w:szCs w:val="20"/>
-                <w:lang w:val="en-CA"/>
-              </w:rPr>
-              <w:t>:</w:t>
-            </w:r>
-            <w:proofErr w:type="gramStart"/>
-            <w:r>
-              <w:rPr>
-                <w:rFonts w:ascii="BC Sans" w:eastAsia="Times New Roman" w:hAnsi="BC Sans" w:cs="Times New Roman"/>
-                <w:color w:val="000000" w:themeColor="text1"/>
-                <w:sz w:val="20"/>
-                <w:szCs w:val="20"/>
-                <w:lang w:val="en-CA"/>
-              </w:rPr>
-              <w:t>ifEM:hideBegin</w:t>
-            </w:r>
-            <w:proofErr w:type="spellEnd"/>
-            <w:proofErr w:type="gramEnd"/>
-            <w:r>
-              <w:rPr>
-                <w:rFonts w:ascii="BC Sans" w:hAnsi="BC Sans"/>
-                <w:sz w:val="20"/>
-                <w:szCs w:val="20"/>
-              </w:rPr>
-              <w:t>}</w:t>
-            </w:r>
-          </w:p>
-        </w:tc>
-      </w:tr>
-      <w:tr>
-        <w:trPr>
-          <w:trHeight w:val="360"/>
-        </w:trPr>
-        <w:tc>
-          <w:tcPr>
-            <w:cnfStyle w:val="001000000000" w:firstRow="0" w:lastRow="0" w:firstColumn="1" w:lastColumn="0" w:oddVBand="0" w:evenVBand="0" w:oddHBand="0" w:evenHBand="0" w:firstRowFirstColumn="0" w:firstRowLastColumn="0" w:lastRowFirstColumn="0" w:lastRowLastColumn="0"/>
-            <w:tcW w:w="2700" w:type="dxa"/>
-            <w:noWrap/>
-            <w:vAlign w:val="center"/>
-          </w:tcPr>
-          <w:p>
-            <w:pPr>
-              <w:rPr>
-                <w:rFonts w:ascii="BC Sans" w:hAnsi="BC Sans"/>
-                <w:sz w:val="20"/>
-                <w:szCs w:val="20"/>
-              </w:rPr>
-            </w:pPr>
-            <w:r>
-              <w:rPr>
-                <w:rFonts w:ascii="BC Sans" w:hAnsi="BC Sans"/>
-                <w:b w:val="0"/>
-                <w:bCs w:val="0"/>
-                <w:caps w:val="0"/>
-                <w:sz w:val="20"/>
-                <w:szCs w:val="20"/>
-              </w:rPr>
-              <w:t>Task detail</w:t>
-            </w:r>
-          </w:p>
-        </w:tc>
-        <w:tc>
-          <w:tcPr>
-            <w:tcW w:w="8216" w:type="dxa"/>
-            <w:noWrap/>
-            <w:vAlign w:val="center"/>
-          </w:tcPr>
-          <w:p>
-            <w:pPr>
-              <w:cnfStyle w:val="000000000000" w:firstRow="0" w:lastRow="0" w:firstColumn="0" w:lastColumn="0" w:oddVBand="0" w:evenVBand="0" w:oddHBand="0" w:evenHBand="0" w:firstRowFirstColumn="0" w:firstRowLastColumn="0" w:lastRowFirstColumn="0" w:lastRowLastColumn="0"/>
-              <w:rPr>
-                <w:rFonts w:ascii="BC Sans" w:hAnsi="BC Sans" w:cs="BC Sans Light"/>
-                <w:sz w:val="20"/>
-                <w:szCs w:val="20"/>
-              </w:rPr>
-            </w:pPr>
-            <w:r>
-              <w:rPr>
-                <w:rFonts w:ascii="BC Sans" w:hAnsi="BC Sans" w:cs="BC Sans Light"/>
-                <w:sz w:val="20"/>
-                <w:szCs w:val="20"/>
-              </w:rPr>
-              <w:t>{</w:t>
-            </w:r>
-            <w:proofErr w:type="spellStart"/>
-            <w:proofErr w:type="gramStart"/>
-            <w:r>
-              <w:rPr>
-                <w:rFonts w:ascii="BC Sans" w:hAnsi="BC Sans" w:cs="BC Sans Light"/>
-                <w:sz w:val="20"/>
-                <w:szCs w:val="20"/>
-              </w:rPr>
               <w:t>d.description</w:t>
             </w:r>
             <w:proofErr w:type="spellEnd"/>
-            <w:proofErr w:type="gramEnd"/>
             <w:r>
               <w:rPr>
                 <w:rFonts w:ascii="BC Sans" w:hAnsi="BC Sans" w:cs="BC Sans Light"/>
@@ -1244,7 +916,6 @@
         </w:rPr>
         <w:t>{</w:t>
       </w:r>
-      <w:proofErr w:type="gramStart"/>
       <w:r>
         <w:rPr>
           <w:rFonts w:ascii="BC Sans" w:eastAsia="Times New Roman" w:hAnsi="BC Sans" w:cs="Times New Roman"/>
@@ -1263,32 +934,9 @@
           <w:szCs w:val="20"/>
           <w:lang w:val="en-CA"/>
         </w:rPr>
-        <w:t>description</w:t>
-      </w:r>
-      <w:proofErr w:type="gramEnd"/>
-      <w:r>
-        <w:rPr>
-          <w:rFonts w:ascii="BC Sans" w:eastAsia="Times New Roman" w:hAnsi="BC Sans" w:cs="Times New Roman"/>
-          <w:color w:val="000000" w:themeColor="text1"/>
-          <w:sz w:val="20"/>
-          <w:szCs w:val="20"/>
-          <w:lang w:val="en-CA"/>
-        </w:rPr>
-        <w:t>:</w:t>
-      </w:r>
-      <w:proofErr w:type="gramStart"/>
-      <w:r>
-        <w:rPr>
-          <w:rFonts w:ascii="BC Sans" w:eastAsia="Times New Roman" w:hAnsi="BC Sans" w:cs="Times New Roman"/>
-          <w:color w:val="000000" w:themeColor="text1"/>
-          <w:sz w:val="20"/>
-          <w:szCs w:val="20"/>
-          <w:lang w:val="en-CA"/>
-        </w:rPr>
-        <w:t>ifEM:hideEnd</w:t>
+        <w:t>description:ifEM:hideEnd</w:t>
       </w:r>
       <w:proofErr w:type="spellEnd"/>
-      <w:proofErr w:type="gramEnd"/>
       <w:r>
         <w:rPr>
           <w:rFonts w:ascii="BC Sans" w:hAnsi="BC Sans"/>
@@ -1306,23 +954,13 @@
         <w:t>{</w:t>
       </w:r>
       <w:proofErr w:type="spellStart"/>
-      <w:proofErr w:type="gramStart"/>
       <w:r>
         <w:rPr>
           <w:rFonts w:ascii="BC Sans" w:hAnsi="BC Sans"/>
           <w:sz w:val="20"/>
           <w:szCs w:val="20"/>
         </w:rPr>
-        <w:t>d.hasDiaryDates</w:t>
-      </w:r>
-      <w:proofErr w:type="gramEnd"/>
-      <w:r>
-        <w:rPr>
-          <w:rFonts w:ascii="BC Sans" w:hAnsi="BC Sans"/>
-          <w:sz w:val="20"/>
-          <w:szCs w:val="20"/>
-        </w:rPr>
-        <w:t>:ifEQ</w:t>
+        <w:t>d.hasDiaryDates:ifEQ</w:t>
       </w:r>
       <w:proofErr w:type="spellEnd"/>
       <w:r>
@@ -1331,16 +969,7 @@
           <w:sz w:val="20"/>
           <w:szCs w:val="20"/>
         </w:rPr>
-        <w:t>(true</w:t>
-      </w:r>
-      <w:proofErr w:type="gramStart"/>
-      <w:r>
-        <w:rPr>
-          <w:rFonts w:ascii="BC Sans" w:hAnsi="BC Sans"/>
-          <w:sz w:val="20"/>
-          <w:szCs w:val="20"/>
-        </w:rPr>
-        <w:t>):</w:t>
+        <w:t>(true):</w:t>
       </w:r>
       <w:proofErr w:type="spellStart"/>
       <w:r>
@@ -1352,7 +981,6 @@
         <w:t>showBegin</w:t>
       </w:r>
       <w:proofErr w:type="spellEnd"/>
-      <w:proofErr w:type="gramEnd"/>
       <w:r>
         <w:rPr>
           <w:rFonts w:ascii="BC Sans" w:hAnsi="BC Sans"/>
@@ -1536,7 +1164,6 @@
               <w:t>{</w:t>
             </w:r>
             <w:proofErr w:type="spellStart"/>
-            <w:proofErr w:type="gramStart"/>
             <w:r>
               <w:rPr>
                 <w:rFonts w:ascii="BC Sans" w:hAnsi="BC Sans"/>
@@ -1549,7 +1176,6 @@
               <w:t>d.diaryDates</w:t>
             </w:r>
             <w:proofErr w:type="spellEnd"/>
-            <w:proofErr w:type="gramEnd"/>
             <w:r>
               <w:rPr>
                 <w:rFonts w:ascii="BC Sans" w:hAnsi="BC Sans"/>
@@ -1574,7 +1200,6 @@
               <w:t>i</w:t>
             </w:r>
             <w:proofErr w:type="spellEnd"/>
-            <w:proofErr w:type="gramStart"/>
             <w:r>
               <w:rPr>
                 <w:rFonts w:ascii="BC Sans" w:hAnsi="BC Sans"/>
@@ -1599,7 +1224,6 @@
               <w:t>dueDate</w:t>
             </w:r>
             <w:proofErr w:type="spellEnd"/>
-            <w:proofErr w:type="gramEnd"/>
             <w:r>
               <w:rPr>
                 <w:rFonts w:ascii="BC Sans" w:hAnsi="BC Sans"/>
@@ -1640,7 +1264,6 @@
               <w:t>{</w:t>
             </w:r>
             <w:proofErr w:type="spellStart"/>
-            <w:proofErr w:type="gramStart"/>
             <w:r>
               <w:rPr>
                 <w:rFonts w:ascii="BC Sans" w:eastAsia="Times New Roman" w:hAnsi="BC Sans" w:cs="Times New Roman"/>
@@ -1651,7 +1274,6 @@
               <w:t>d.diaryDates</w:t>
             </w:r>
             <w:proofErr w:type="spellEnd"/>
-            <w:proofErr w:type="gramEnd"/>
             <w:r>
               <w:rPr>
                 <w:rFonts w:ascii="BC Sans" w:eastAsia="Times New Roman" w:hAnsi="BC Sans" w:cs="Times New Roman"/>
@@ -1672,7 +1294,6 @@
               <w:t>i</w:t>
             </w:r>
             <w:proofErr w:type="spellEnd"/>
-            <w:proofErr w:type="gramStart"/>
             <w:r>
               <w:rPr>
                 <w:rFonts w:ascii="BC Sans" w:eastAsia="Times New Roman" w:hAnsi="BC Sans" w:cs="Times New Roman"/>
@@ -1680,17 +1301,7 @@
                 <w:sz w:val="18"/>
                 <w:szCs w:val="18"/>
               </w:rPr>
-              <w:t>].description</w:t>
-            </w:r>
-            <w:proofErr w:type="gramEnd"/>
-            <w:r>
-              <w:rPr>
-                <w:rFonts w:ascii="BC Sans" w:eastAsia="Times New Roman" w:hAnsi="BC Sans" w:cs="Times New Roman"/>
-                <w:color w:val="000000" w:themeColor="text1"/>
-                <w:sz w:val="18"/>
-                <w:szCs w:val="18"/>
-              </w:rPr>
-              <w:t>}</w:t>
+              <w:t>].description}</w:t>
             </w:r>
           </w:p>
         </w:tc>
@@ -1729,7 +1340,6 @@
               <w:t>{</w:t>
             </w:r>
             <w:proofErr w:type="spellStart"/>
-            <w:proofErr w:type="gramStart"/>
             <w:r>
               <w:rPr>
                 <w:rFonts w:ascii="BC Sans" w:hAnsi="BC Sans"/>
@@ -1742,7 +1352,6 @@
               <w:t>d.diaryDates</w:t>
             </w:r>
             <w:proofErr w:type="spellEnd"/>
-            <w:proofErr w:type="gramEnd"/>
             <w:r>
               <w:rPr>
                 <w:rFonts w:ascii="BC Sans" w:hAnsi="BC Sans"/>
@@ -1752,9 +1361,9 @@
                 <w:sz w:val="20"/>
                 <w:szCs w:val="20"/>
               </w:rPr>
-              <w:t>[i+1</w:t>
-            </w:r>
-            <w:proofErr w:type="gramStart"/>
+              <w:t>[i+1].</w:t>
+            </w:r>
+            <w:proofErr w:type="spellStart"/>
             <w:r>
               <w:rPr>
                 <w:rFonts w:ascii="BC Sans" w:hAnsi="BC Sans"/>
@@ -1764,22 +1373,9 @@
                 <w:sz w:val="20"/>
                 <w:szCs w:val="20"/>
               </w:rPr>
-              <w:t>].</w:t>
-            </w:r>
-            <w:proofErr w:type="spellStart"/>
-            <w:r>
-              <w:rPr>
-                <w:rFonts w:ascii="BC Sans" w:hAnsi="BC Sans"/>
-                <w:b w:val="0"/>
-                <w:bCs w:val="0"/>
-                <w:caps w:val="0"/>
-                <w:sz w:val="20"/>
-                <w:szCs w:val="20"/>
-              </w:rPr>
               <w:t>dueDate</w:t>
             </w:r>
             <w:proofErr w:type="spellEnd"/>
-            <w:proofErr w:type="gramEnd"/>
             <w:r>
               <w:rPr>
                 <w:rFonts w:ascii="BC Sans" w:hAnsi="BC Sans"/>
@@ -1819,7 +1415,6 @@
               <w:t>{</w:t>
             </w:r>
             <w:proofErr w:type="spellStart"/>
-            <w:proofErr w:type="gramStart"/>
             <w:r>
               <w:rPr>
                 <w:rFonts w:ascii="BC Sans" w:eastAsia="Times New Roman" w:hAnsi="BC Sans" w:cs="Times New Roman"/>
@@ -1830,7 +1425,6 @@
               <w:t>d.diaryDates</w:t>
             </w:r>
             <w:proofErr w:type="spellEnd"/>
-            <w:proofErr w:type="gramEnd"/>
             <w:r>
               <w:rPr>
                 <w:rFonts w:ascii="BC Sans" w:eastAsia="Times New Roman" w:hAnsi="BC Sans" w:cs="Times New Roman"/>
@@ -1838,27 +1432,7 @@
                 <w:sz w:val="18"/>
                 <w:szCs w:val="18"/>
               </w:rPr>
-              <w:t>[i+1</w:t>
-            </w:r>
-            <w:proofErr w:type="gramStart"/>
-            <w:r>
-              <w:rPr>
-                <w:rFonts w:ascii="BC Sans" w:eastAsia="Times New Roman" w:hAnsi="BC Sans" w:cs="Times New Roman"/>
-                <w:color w:val="000000" w:themeColor="text1"/>
-                <w:sz w:val="18"/>
-                <w:szCs w:val="18"/>
-              </w:rPr>
-              <w:t>].description</w:t>
-            </w:r>
-            <w:proofErr w:type="gramEnd"/>
-            <w:r>
-              <w:rPr>
-                <w:rFonts w:ascii="BC Sans" w:eastAsia="Times New Roman" w:hAnsi="BC Sans" w:cs="Times New Roman"/>
-                <w:color w:val="000000" w:themeColor="text1"/>
-                <w:sz w:val="18"/>
-                <w:szCs w:val="18"/>
-              </w:rPr>
-              <w:t>}</w:t>
+              <w:t>[i+1].description}</w:t>
             </w:r>
           </w:p>
         </w:tc>
@@ -1881,34 +1455,7 @@
           <w:sz w:val="20"/>
           <w:szCs w:val="20"/>
         </w:rPr>
-        <w:t>{</w:t>
-      </w:r>
-      <w:proofErr w:type="gramStart"/>
-      <w:r>
-        <w:rPr>
-          <w:rFonts w:ascii="BC Sans" w:hAnsi="BC Sans"/>
-          <w:sz w:val="20"/>
-          <w:szCs w:val="20"/>
-        </w:rPr>
-        <w:t>d.hasDiaryDates</w:t>
-      </w:r>
-      <w:proofErr w:type="gramEnd"/>
-      <w:r>
-        <w:rPr>
-          <w:rFonts w:ascii="BC Sans" w:hAnsi="BC Sans"/>
-          <w:sz w:val="20"/>
-          <w:szCs w:val="20"/>
-        </w:rPr>
-        <w:t>:</w:t>
-      </w:r>
-      <w:proofErr w:type="gramStart"/>
-      <w:r>
-        <w:rPr>
-          <w:rFonts w:ascii="BC Sans" w:hAnsi="BC Sans"/>
-          <w:sz w:val="20"/>
-          <w:szCs w:val="20"/>
-        </w:rPr>
-        <w:t>showEnd}{d.</w:t>
+        <w:t>{d.hasDiaryDates:showEnd}{d.</w:t>
       </w:r>
       <w:r>
         <w:rPr>
@@ -1918,32 +1465,13 @@
         </w:rPr>
         <w:t>hasActivityNotes</w:t>
       </w:r>
-      <w:proofErr w:type="gramEnd"/>
       <w:r>
         <w:rPr>
           <w:rFonts w:ascii="BC Sans" w:hAnsi="BC Sans"/>
           <w:sz w:val="20"/>
           <w:szCs w:val="20"/>
         </w:rPr>
-        <w:t>:ifEQ(true</w:t>
-      </w:r>
-      <w:proofErr w:type="gramStart"/>
-      <w:r>
-        <w:rPr>
-          <w:rFonts w:ascii="BC Sans" w:hAnsi="BC Sans"/>
-          <w:sz w:val="20"/>
-          <w:szCs w:val="20"/>
-        </w:rPr>
-        <w:t>):showBegin</w:t>
-      </w:r>
-      <w:proofErr w:type="gramEnd"/>
-      <w:r>
-        <w:rPr>
-          <w:rFonts w:ascii="BC Sans" w:hAnsi="BC Sans"/>
-          <w:sz w:val="20"/>
-          <w:szCs w:val="20"/>
-        </w:rPr>
-        <w:t>}</w:t>
+        <w:t>:ifEQ(true):showBegin}</w:t>
       </w:r>
     </w:p>
     <w:tbl>
@@ -2104,7 +1632,6 @@
               <w:t>{</w:t>
             </w:r>
             <w:proofErr w:type="spellStart"/>
-            <w:proofErr w:type="gramStart"/>
             <w:r>
               <w:rPr>
                 <w:rFonts w:ascii="BC Sans" w:hAnsi="BC Sans"/>
@@ -2117,7 +1644,6 @@
               <w:t>d.activityNotes</w:t>
             </w:r>
             <w:proofErr w:type="spellEnd"/>
-            <w:proofErr w:type="gramEnd"/>
             <w:r>
               <w:rPr>
                 <w:rFonts w:ascii="BC Sans" w:hAnsi="BC Sans"/>
@@ -2142,7 +1668,6 @@
               <w:t>i</w:t>
             </w:r>
             <w:proofErr w:type="spellEnd"/>
-            <w:proofErr w:type="gramStart"/>
             <w:r>
               <w:rPr>
                 <w:rFonts w:ascii="BC Sans" w:hAnsi="BC Sans"/>
@@ -2167,7 +1692,6 @@
               <w:t>contentText</w:t>
             </w:r>
             <w:proofErr w:type="spellEnd"/>
-            <w:proofErr w:type="gramEnd"/>
             <w:r>
               <w:rPr>
                 <w:rFonts w:ascii="BC Sans" w:hAnsi="BC Sans"/>
@@ -2211,7 +1735,6 @@
               <w:t>{</w:t>
             </w:r>
             <w:proofErr w:type="spellStart"/>
-            <w:proofErr w:type="gramStart"/>
             <w:r>
               <w:rPr>
                 <w:rFonts w:ascii="BC Sans" w:eastAsia="Times New Roman" w:hAnsi="BC Sans" w:cs="Times New Roman"/>
@@ -2222,7 +1745,6 @@
               <w:t>d.activityNotes</w:t>
             </w:r>
             <w:proofErr w:type="spellEnd"/>
-            <w:proofErr w:type="gramEnd"/>
             <w:r>
               <w:rPr>
                 <w:rFonts w:ascii="BC Sans" w:eastAsia="Times New Roman" w:hAnsi="BC Sans" w:cs="Times New Roman"/>
@@ -2243,7 +1765,6 @@
               <w:t>i</w:t>
             </w:r>
             <w:proofErr w:type="spellEnd"/>
-            <w:proofErr w:type="gramStart"/>
             <w:r>
               <w:rPr>
                 <w:rFonts w:ascii="BC Sans" w:eastAsia="Times New Roman" w:hAnsi="BC Sans" w:cs="Times New Roman"/>
@@ -2264,7 +1785,6 @@
               <w:t>actionedDate</w:t>
             </w:r>
             <w:proofErr w:type="spellEnd"/>
-            <w:proofErr w:type="gramEnd"/>
             <w:r>
               <w:rPr>
                 <w:rFonts w:ascii="BC Sans" w:eastAsia="Times New Roman" w:hAnsi="BC Sans" w:cs="Times New Roman"/>
@@ -2284,7 +1804,6 @@
               <w:t xml:space="preserve"> {</w:t>
             </w:r>
             <w:proofErr w:type="spellStart"/>
-            <w:proofErr w:type="gramStart"/>
             <w:r>
               <w:rPr>
                 <w:rFonts w:ascii="BC Sans" w:eastAsia="Times New Roman" w:hAnsi="BC Sans" w:cs="Times New Roman"/>
@@ -2295,7 +1814,6 @@
               <w:t>d.activityNotes</w:t>
             </w:r>
             <w:proofErr w:type="spellEnd"/>
-            <w:proofErr w:type="gramEnd"/>
             <w:r>
               <w:rPr>
                 <w:rFonts w:ascii="BC Sans" w:eastAsia="Times New Roman" w:hAnsi="BC Sans" w:cs="Times New Roman"/>
@@ -2316,7 +1834,6 @@
               <w:t>i</w:t>
             </w:r>
             <w:proofErr w:type="spellEnd"/>
-            <w:proofErr w:type="gramStart"/>
             <w:r>
               <w:rPr>
                 <w:rFonts w:ascii="BC Sans" w:eastAsia="Times New Roman" w:hAnsi="BC Sans" w:cs="Times New Roman"/>
@@ -2337,7 +1854,6 @@
               <w:t>actionedTime</w:t>
             </w:r>
             <w:proofErr w:type="spellEnd"/>
-            <w:proofErr w:type="gramEnd"/>
             <w:r>
               <w:rPr>
                 <w:rFonts w:ascii="BC Sans" w:eastAsia="Times New Roman" w:hAnsi="BC Sans" w:cs="Times New Roman"/>
@@ -2376,7 +1892,6 @@
               <w:t>{</w:t>
             </w:r>
             <w:proofErr w:type="spellStart"/>
-            <w:proofErr w:type="gramStart"/>
             <w:r>
               <w:rPr>
                 <w:rFonts w:ascii="BC Sans" w:eastAsia="Times New Roman" w:hAnsi="BC Sans" w:cs="Times New Roman"/>
@@ -2387,7 +1902,6 @@
               <w:t>d.activityNotes</w:t>
             </w:r>
             <w:proofErr w:type="spellEnd"/>
-            <w:proofErr w:type="gramEnd"/>
             <w:r>
               <w:rPr>
                 <w:rFonts w:ascii="BC Sans" w:eastAsia="Times New Roman" w:hAnsi="BC Sans" w:cs="Times New Roman"/>
@@ -2445,9 +1959,9 @@
                 <w:sz w:val="18"/>
                 <w:szCs w:val="18"/>
               </w:rPr>
-              <w:t>.</w:t>
-            </w:r>
-            <w:proofErr w:type="gramStart"/>
+              <w:t>.lastName</w:t>
+            </w:r>
+            <w:proofErr w:type="spellEnd"/>
             <w:r>
               <w:rPr>
                 <w:rFonts w:ascii="BC Sans" w:eastAsia="Times New Roman" w:hAnsi="BC Sans" w:cs="Times New Roman"/>
@@ -2455,9 +1969,9 @@
                 <w:sz w:val="18"/>
                 <w:szCs w:val="18"/>
               </w:rPr>
-              <w:t>lastName</w:t>
-            </w:r>
-            <w:proofErr w:type="spellEnd"/>
+              <w:t>}, {</w:t>
+            </w:r>
+            <w:proofErr w:type="spellStart"/>
             <w:r>
               <w:rPr>
                 <w:rFonts w:ascii="BC Sans" w:eastAsia="Times New Roman" w:hAnsi="BC Sans" w:cs="Times New Roman"/>
@@ -2465,20 +1979,9 @@
                 <w:sz w:val="18"/>
                 <w:szCs w:val="18"/>
               </w:rPr>
-              <w:t>}, {</w:t>
-            </w:r>
-            <w:proofErr w:type="spellStart"/>
-            <w:r>
-              <w:rPr>
-                <w:rFonts w:ascii="BC Sans" w:eastAsia="Times New Roman" w:hAnsi="BC Sans" w:cs="Times New Roman"/>
-                <w:color w:val="000000" w:themeColor="text1"/>
-                <w:sz w:val="18"/>
-                <w:szCs w:val="18"/>
-              </w:rPr>
               <w:t>d.activityNotes</w:t>
             </w:r>
             <w:proofErr w:type="spellEnd"/>
-            <w:proofErr w:type="gramEnd"/>
             <w:r>
               <w:rPr>
                 <w:rFonts w:ascii="BC Sans" w:eastAsia="Times New Roman" w:hAnsi="BC Sans" w:cs="Times New Roman"/>
@@ -2585,7 +2088,6 @@
               <w:t>{</w:t>
             </w:r>
             <w:proofErr w:type="spellStart"/>
-            <w:proofErr w:type="gramStart"/>
             <w:r>
               <w:rPr>
                 <w:rFonts w:ascii="BC Sans" w:hAnsi="BC Sans"/>
@@ -2598,7 +2100,6 @@
               <w:t>d.activityNotes</w:t>
             </w:r>
             <w:proofErr w:type="spellEnd"/>
-            <w:proofErr w:type="gramEnd"/>
             <w:r>
               <w:rPr>
                 <w:rFonts w:ascii="BC Sans" w:hAnsi="BC Sans"/>
@@ -2608,9 +2109,9 @@
                 <w:sz w:val="20"/>
                 <w:szCs w:val="20"/>
               </w:rPr>
-              <w:t>[i+1</w:t>
-            </w:r>
-            <w:proofErr w:type="gramStart"/>
+              <w:t>[i+1].</w:t>
+            </w:r>
+            <w:proofErr w:type="spellStart"/>
             <w:r>
               <w:rPr>
                 <w:rFonts w:ascii="BC Sans" w:hAnsi="BC Sans"/>
@@ -2620,22 +2121,9 @@
                 <w:sz w:val="20"/>
                 <w:szCs w:val="20"/>
               </w:rPr>
-              <w:t>].</w:t>
-            </w:r>
-            <w:proofErr w:type="spellStart"/>
-            <w:r>
-              <w:rPr>
-                <w:rFonts w:ascii="BC Sans" w:hAnsi="BC Sans"/>
-                <w:b w:val="0"/>
-                <w:bCs w:val="0"/>
-                <w:caps w:val="0"/>
-                <w:sz w:val="20"/>
-                <w:szCs w:val="20"/>
-              </w:rPr>
               <w:t>contentText</w:t>
             </w:r>
             <w:proofErr w:type="spellEnd"/>
-            <w:proofErr w:type="gramEnd"/>
             <w:r>
               <w:rPr>
                 <w:rFonts w:ascii="BC Sans" w:hAnsi="BC Sans"/>
@@ -2678,7 +2166,6 @@
               <w:t>{</w:t>
             </w:r>
             <w:proofErr w:type="spellStart"/>
-            <w:proofErr w:type="gramStart"/>
             <w:r>
               <w:rPr>
                 <w:rFonts w:ascii="BC Sans" w:eastAsia="Times New Roman" w:hAnsi="BC Sans" w:cs="Times New Roman"/>
@@ -2689,7 +2176,6 @@
               <w:t>d.activityNotes</w:t>
             </w:r>
             <w:proofErr w:type="spellEnd"/>
-            <w:proofErr w:type="gramEnd"/>
             <w:r>
               <w:rPr>
                 <w:rFonts w:ascii="BC Sans" w:eastAsia="Times New Roman" w:hAnsi="BC Sans" w:cs="Times New Roman"/>
@@ -2697,9 +2183,9 @@
                 <w:sz w:val="18"/>
                 <w:szCs w:val="18"/>
               </w:rPr>
-              <w:t>[i+1</w:t>
-            </w:r>
-            <w:proofErr w:type="gramStart"/>
+              <w:t>[i+1].</w:t>
+            </w:r>
+            <w:proofErr w:type="spellStart"/>
             <w:r>
               <w:rPr>
                 <w:rFonts w:ascii="BC Sans" w:eastAsia="Times New Roman" w:hAnsi="BC Sans" w:cs="Times New Roman"/>
@@ -2707,9 +2193,9 @@
                 <w:sz w:val="18"/>
                 <w:szCs w:val="18"/>
               </w:rPr>
-              <w:t>].</w:t>
-            </w:r>
-            <w:proofErr w:type="spellStart"/>
+              <w:t>actionedDate</w:t>
+            </w:r>
+            <w:proofErr w:type="spellEnd"/>
             <w:r>
               <w:rPr>
                 <w:rFonts w:ascii="BC Sans" w:eastAsia="Times New Roman" w:hAnsi="BC Sans" w:cs="Times New Roman"/>
@@ -2717,10 +2203,8 @@
                 <w:sz w:val="18"/>
                 <w:szCs w:val="18"/>
               </w:rPr>
-              <w:t>actionedDate</w:t>
-            </w:r>
-            <w:proofErr w:type="spellEnd"/>
-            <w:proofErr w:type="gramEnd"/>
+              <w:t>}</w:t>
+            </w:r>
             <w:r>
               <w:rPr>
                 <w:rFonts w:ascii="BC Sans" w:eastAsia="Times New Roman" w:hAnsi="BC Sans" w:cs="Times New Roman"/>
@@ -2728,8 +2212,9 @@
                 <w:sz w:val="18"/>
                 <w:szCs w:val="18"/>
               </w:rPr>
-              <w:t>}</w:t>
-            </w:r>
+              <w:t xml:space="preserve"> {</w:t>
+            </w:r>
+            <w:proofErr w:type="spellStart"/>
             <w:r>
               <w:rPr>
                 <w:rFonts w:ascii="BC Sans" w:eastAsia="Times New Roman" w:hAnsi="BC Sans" w:cs="Times New Roman"/>
@@ -2737,10 +2222,9 @@
                 <w:sz w:val="18"/>
                 <w:szCs w:val="18"/>
               </w:rPr>
-              <w:t xml:space="preserve"> {</w:t>
-            </w:r>
-            <w:proofErr w:type="spellStart"/>
-            <w:proofErr w:type="gramStart"/>
+              <w:t>d.activityNotes</w:t>
+            </w:r>
+            <w:proofErr w:type="spellEnd"/>
             <w:r>
               <w:rPr>
                 <w:rFonts w:ascii="BC Sans" w:eastAsia="Times New Roman" w:hAnsi="BC Sans" w:cs="Times New Roman"/>
@@ -2748,10 +2232,9 @@
                 <w:sz w:val="18"/>
                 <w:szCs w:val="18"/>
               </w:rPr>
-              <w:t>d.activityNotes</w:t>
-            </w:r>
-            <w:proofErr w:type="spellEnd"/>
-            <w:proofErr w:type="gramEnd"/>
+              <w:t>[i+1].</w:t>
+            </w:r>
+            <w:proofErr w:type="spellStart"/>
             <w:r>
               <w:rPr>
                 <w:rFonts w:ascii="BC Sans" w:eastAsia="Times New Roman" w:hAnsi="BC Sans" w:cs="Times New Roman"/>
@@ -2759,30 +2242,9 @@
                 <w:sz w:val="18"/>
                 <w:szCs w:val="18"/>
               </w:rPr>
-              <w:t>[i+1</w:t>
-            </w:r>
-            <w:proofErr w:type="gramStart"/>
-            <w:r>
-              <w:rPr>
-                <w:rFonts w:ascii="BC Sans" w:eastAsia="Times New Roman" w:hAnsi="BC Sans" w:cs="Times New Roman"/>
-                <w:color w:val="000000" w:themeColor="text1"/>
-                <w:sz w:val="18"/>
-                <w:szCs w:val="18"/>
-              </w:rPr>
-              <w:t>].</w:t>
-            </w:r>
-            <w:proofErr w:type="spellStart"/>
-            <w:r>
-              <w:rPr>
-                <w:rFonts w:ascii="BC Sans" w:eastAsia="Times New Roman" w:hAnsi="BC Sans" w:cs="Times New Roman"/>
-                <w:color w:val="000000" w:themeColor="text1"/>
-                <w:sz w:val="18"/>
-                <w:szCs w:val="18"/>
-              </w:rPr>
               <w:t>actionedTime</w:t>
             </w:r>
             <w:proofErr w:type="spellEnd"/>
-            <w:proofErr w:type="gramEnd"/>
             <w:r>
               <w:rPr>
                 <w:rFonts w:ascii="BC Sans" w:eastAsia="Times New Roman" w:hAnsi="BC Sans" w:cs="Times New Roman"/>
@@ -2821,7 +2283,6 @@
               <w:t>{</w:t>
             </w:r>
             <w:proofErr w:type="spellStart"/>
-            <w:proofErr w:type="gramStart"/>
             <w:r>
               <w:rPr>
                 <w:rFonts w:ascii="BC Sans" w:eastAsia="Times New Roman" w:hAnsi="BC Sans" w:cs="Times New Roman"/>
@@ -2832,7 +2293,6 @@
               <w:t>d.activityNotes</w:t>
             </w:r>
             <w:proofErr w:type="spellEnd"/>
-            <w:proofErr w:type="gramEnd"/>
             <w:r>
               <w:rPr>
                 <w:rFonts w:ascii="BC Sans" w:eastAsia="Times New Roman" w:hAnsi="BC Sans" w:cs="Times New Roman"/>
@@ -2870,9 +2330,9 @@
                 <w:sz w:val="18"/>
                 <w:szCs w:val="18"/>
               </w:rPr>
-              <w:t>.</w:t>
-            </w:r>
-            <w:proofErr w:type="gramStart"/>
+              <w:t>.lastName</w:t>
+            </w:r>
+            <w:proofErr w:type="spellEnd"/>
             <w:r>
               <w:rPr>
                 <w:rFonts w:ascii="BC Sans" w:eastAsia="Times New Roman" w:hAnsi="BC Sans" w:cs="Times New Roman"/>
@@ -2880,9 +2340,9 @@
                 <w:sz w:val="18"/>
                 <w:szCs w:val="18"/>
               </w:rPr>
-              <w:t>lastName</w:t>
-            </w:r>
-            <w:proofErr w:type="spellEnd"/>
+              <w:t>}, {</w:t>
+            </w:r>
+            <w:proofErr w:type="spellStart"/>
             <w:r>
               <w:rPr>
                 <w:rFonts w:ascii="BC Sans" w:eastAsia="Times New Roman" w:hAnsi="BC Sans" w:cs="Times New Roman"/>
@@ -2890,20 +2350,9 @@
                 <w:sz w:val="18"/>
                 <w:szCs w:val="18"/>
               </w:rPr>
-              <w:t>}, {</w:t>
-            </w:r>
-            <w:proofErr w:type="spellStart"/>
-            <w:r>
-              <w:rPr>
-                <w:rFonts w:ascii="BC Sans" w:eastAsia="Times New Roman" w:hAnsi="BC Sans" w:cs="Times New Roman"/>
-                <w:color w:val="000000" w:themeColor="text1"/>
-                <w:sz w:val="18"/>
-                <w:szCs w:val="18"/>
-              </w:rPr>
               <w:t>d.activityNotes</w:t>
             </w:r>
             <w:proofErr w:type="spellEnd"/>
-            <w:proofErr w:type="gramEnd"/>
             <w:r>
               <w:rPr>
                 <w:rFonts w:ascii="BC Sans" w:eastAsia="Times New Roman" w:hAnsi="BC Sans" w:cs="Times New Roman"/>
@@ -2975,7 +2424,6 @@
         <w:t>{</w:t>
       </w:r>
       <w:proofErr w:type="spellStart"/>
-      <w:proofErr w:type="gramStart"/>
       <w:r>
         <w:rPr>
           <w:rFonts w:ascii="BC Sans" w:hAnsi="BC Sans"/>
@@ -2992,7 +2440,6 @@
         </w:rPr>
         <w:t>hasActivityNotes</w:t>
       </w:r>
-      <w:proofErr w:type="gramEnd"/>
       <w:r>
         <w:rPr>
           <w:rFonts w:ascii="BC Sans" w:hAnsi="BC Sans"/>
@@ -3062,9 +2509,8 @@
                 <w:sz w:val="20"/>
                 <w:szCs w:val="20"/>
               </w:rPr>
-              <w:t>Exhibit #{</w:t>
-            </w:r>
-            <w:proofErr w:type="gramStart"/>
+              <w:t>Exhibit #{d.exhibits[i].exhibit</w:t>
+            </w:r>
             <w:r>
               <w:rPr>
                 <w:rFonts w:ascii="BC Sans" w:hAnsi="BC Sans"/>
@@ -3073,9 +2519,8 @@
                 <w:sz w:val="20"/>
                 <w:szCs w:val="20"/>
               </w:rPr>
-              <w:t>d.exhibits</w:t>
-            </w:r>
-            <w:proofErr w:type="gramEnd"/>
+              <w:t>Display</w:t>
+            </w:r>
             <w:r>
               <w:rPr>
                 <w:rFonts w:ascii="BC Sans" w:hAnsi="BC Sans"/>
@@ -3084,49 +2529,7 @@
                 <w:sz w:val="20"/>
                 <w:szCs w:val="20"/>
               </w:rPr>
-              <w:t>[i</w:t>
-            </w:r>
-            <w:proofErr w:type="gramStart"/>
-            <w:r>
-              <w:rPr>
-                <w:rFonts w:ascii="BC Sans" w:hAnsi="BC Sans"/>
-                <w:b/>
-                <w:bCs/>
-                <w:sz w:val="20"/>
-                <w:szCs w:val="20"/>
-              </w:rPr>
-              <w:t>].exhibit</w:t>
-            </w:r>
-            <w:r>
-              <w:rPr>
-                <w:rFonts w:ascii="BC Sans" w:hAnsi="BC Sans"/>
-                <w:b/>
-                <w:bCs/>
-                <w:sz w:val="20"/>
-                <w:szCs w:val="20"/>
-              </w:rPr>
-              <w:t>Display</w:t>
-            </w:r>
-            <w:r>
-              <w:rPr>
-                <w:rFonts w:ascii="BC Sans" w:hAnsi="BC Sans"/>
-                <w:b/>
-                <w:bCs/>
-                <w:sz w:val="20"/>
-                <w:szCs w:val="20"/>
-              </w:rPr>
-              <w:t>Number</w:t>
-            </w:r>
-            <w:proofErr w:type="gramEnd"/>
-            <w:r>
-              <w:rPr>
-                <w:rFonts w:ascii="BC Sans" w:hAnsi="BC Sans"/>
-                <w:b/>
-                <w:bCs/>
-                <w:sz w:val="20"/>
-                <w:szCs w:val="20"/>
-              </w:rPr>
-              <w:t>}</w:t>
+              <w:t>Number}</w:t>
             </w:r>
           </w:p>
         </w:tc>
@@ -3199,7 +2602,6 @@
               <w:t>{</w:t>
             </w:r>
             <w:proofErr w:type="spellStart"/>
-            <w:proofErr w:type="gramStart"/>
             <w:r>
               <w:rPr>
                 <w:rFonts w:ascii="BC Sans" w:hAnsi="BC Sans"/>
@@ -3210,7 +2612,6 @@
               <w:t>d.exhibits</w:t>
             </w:r>
             <w:proofErr w:type="spellEnd"/>
-            <w:proofErr w:type="gramEnd"/>
             <w:r>
               <w:rPr>
                 <w:rFonts w:ascii="BC Sans" w:hAnsi="BC Sans"/>
@@ -3231,7 +2632,6 @@
               <w:t>i</w:t>
             </w:r>
             <w:proofErr w:type="spellEnd"/>
-            <w:proofErr w:type="gramStart"/>
             <w:r>
               <w:rPr>
                 <w:rFonts w:ascii="BC Sans" w:hAnsi="BC Sans"/>
@@ -3252,7 +2652,6 @@
               <w:t>propertyType</w:t>
             </w:r>
             <w:proofErr w:type="spellEnd"/>
-            <w:proofErr w:type="gramEnd"/>
             <w:r>
               <w:rPr>
                 <w:rFonts w:ascii="BC Sans" w:hAnsi="BC Sans"/>
@@ -3332,7 +2731,6 @@
               <w:t>{</w:t>
             </w:r>
             <w:proofErr w:type="spellStart"/>
-            <w:proofErr w:type="gramStart"/>
             <w:r>
               <w:rPr>
                 <w:rFonts w:ascii="BC Sans" w:hAnsi="BC Sans"/>
@@ -3343,7 +2741,6 @@
               <w:t>d.exhibits</w:t>
             </w:r>
             <w:proofErr w:type="spellEnd"/>
-            <w:proofErr w:type="gramEnd"/>
             <w:r>
               <w:rPr>
                 <w:rFonts w:ascii="BC Sans" w:hAnsi="BC Sans"/>
@@ -3364,25 +2761,14 @@
               <w:t>i</w:t>
             </w:r>
             <w:proofErr w:type="spellEnd"/>
-            <w:proofErr w:type="gramStart"/>
-            <w:r>
-              <w:rPr>
-                <w:rFonts w:ascii="BC Sans" w:hAnsi="BC Sans"/>
-                <w:sz w:val="20"/>
-                <w:szCs w:val="20"/>
-                <w:lang w:val="en-CA"/>
-              </w:rPr>
-              <w:t>].description</w:t>
-            </w:r>
-            <w:proofErr w:type="gramEnd"/>
-            <w:r>
-              <w:rPr>
-                <w:rFonts w:ascii="BC Sans" w:hAnsi="BC Sans"/>
-                <w:sz w:val="20"/>
-                <w:szCs w:val="20"/>
-                <w:lang w:val="en-CA"/>
-              </w:rPr>
-              <w:t>}</w:t>
+            <w:r>
+              <w:rPr>
+                <w:rFonts w:ascii="BC Sans" w:hAnsi="BC Sans"/>
+                <w:sz w:val="20"/>
+                <w:szCs w:val="20"/>
+                <w:lang w:val="en-CA"/>
+              </w:rPr>
+              <w:t>].description}</w:t>
             </w:r>
           </w:p>
         </w:tc>
@@ -3454,7 +2840,6 @@
               <w:t>{</w:t>
             </w:r>
             <w:proofErr w:type="spellStart"/>
-            <w:proofErr w:type="gramStart"/>
             <w:r>
               <w:rPr>
                 <w:rFonts w:ascii="BC Sans" w:hAnsi="BC Sans"/>
@@ -3465,7 +2850,6 @@
               <w:t>d.exhibits</w:t>
             </w:r>
             <w:proofErr w:type="spellEnd"/>
-            <w:proofErr w:type="gramEnd"/>
             <w:r>
               <w:rPr>
                 <w:rFonts w:ascii="BC Sans" w:hAnsi="BC Sans"/>
@@ -3486,25 +2870,14 @@
               <w:t>i</w:t>
             </w:r>
             <w:proofErr w:type="spellEnd"/>
-            <w:proofErr w:type="gramStart"/>
-            <w:r>
-              <w:rPr>
-                <w:rFonts w:ascii="BC Sans" w:hAnsi="BC Sans"/>
-                <w:sz w:val="20"/>
-                <w:szCs w:val="20"/>
-                <w:lang w:val="en-CA"/>
-              </w:rPr>
-              <w:t>].quantity</w:t>
-            </w:r>
-            <w:proofErr w:type="gramEnd"/>
-            <w:r>
-              <w:rPr>
-                <w:rFonts w:ascii="BC Sans" w:hAnsi="BC Sans"/>
-                <w:sz w:val="20"/>
-                <w:szCs w:val="20"/>
-                <w:lang w:val="en-CA"/>
-              </w:rPr>
-              <w:t>}</w:t>
+            <w:r>
+              <w:rPr>
+                <w:rFonts w:ascii="BC Sans" w:hAnsi="BC Sans"/>
+                <w:sz w:val="20"/>
+                <w:szCs w:val="20"/>
+                <w:lang w:val="en-CA"/>
+              </w:rPr>
+              <w:t>].quantity}</w:t>
             </w:r>
           </w:p>
         </w:tc>
@@ -3576,7 +2949,6 @@
               <w:t>{</w:t>
             </w:r>
             <w:proofErr w:type="spellStart"/>
-            <w:proofErr w:type="gramStart"/>
             <w:r>
               <w:rPr>
                 <w:rFonts w:ascii="BC Sans" w:hAnsi="BC Sans"/>
@@ -3587,7 +2959,6 @@
               <w:t>d.exhibits</w:t>
             </w:r>
             <w:proofErr w:type="spellEnd"/>
-            <w:proofErr w:type="gramEnd"/>
             <w:r>
               <w:rPr>
                 <w:rFonts w:ascii="BC Sans" w:hAnsi="BC Sans"/>
@@ -3608,7 +2979,6 @@
               <w:t>i</w:t>
             </w:r>
             <w:proofErr w:type="spellEnd"/>
-            <w:proofErr w:type="gramStart"/>
             <w:r>
               <w:rPr>
                 <w:rFonts w:ascii="BC Sans" w:hAnsi="BC Sans"/>
@@ -3629,7 +2999,6 @@
               <w:t>collectedBy.lastName</w:t>
             </w:r>
             <w:proofErr w:type="spellEnd"/>
-            <w:proofErr w:type="gramEnd"/>
             <w:r>
               <w:rPr>
                 <w:rFonts w:ascii="BC Sans" w:hAnsi="BC Sans"/>
@@ -3640,7 +3009,6 @@
               <w:t>}, {</w:t>
             </w:r>
             <w:proofErr w:type="spellStart"/>
-            <w:proofErr w:type="gramStart"/>
             <w:r>
               <w:rPr>
                 <w:rFonts w:ascii="BC Sans" w:hAnsi="BC Sans"/>
@@ -3651,7 +3019,6 @@
               <w:t>d.exhibits</w:t>
             </w:r>
             <w:proofErr w:type="spellEnd"/>
-            <w:proofErr w:type="gramEnd"/>
             <w:r>
               <w:rPr>
                 <w:rFonts w:ascii="BC Sans" w:hAnsi="BC Sans"/>
@@ -3672,7 +3039,6 @@
               <w:t>i</w:t>
             </w:r>
             <w:proofErr w:type="spellEnd"/>
-            <w:proofErr w:type="gramStart"/>
             <w:r>
               <w:rPr>
                 <w:rFonts w:ascii="BC Sans" w:hAnsi="BC Sans"/>
@@ -3693,7 +3059,6 @@
               <w:t>collectedBy.firstName</w:t>
             </w:r>
             <w:proofErr w:type="spellEnd"/>
-            <w:proofErr w:type="gramEnd"/>
             <w:r>
               <w:rPr>
                 <w:rFonts w:ascii="BC Sans" w:hAnsi="BC Sans"/>
@@ -3773,7 +3138,6 @@
               <w:t>{</w:t>
             </w:r>
             <w:proofErr w:type="spellStart"/>
-            <w:proofErr w:type="gramStart"/>
             <w:r>
               <w:rPr>
                 <w:rFonts w:ascii="BC Sans" w:hAnsi="BC Sans"/>
@@ -3784,7 +3148,6 @@
               <w:t>d.exhibits</w:t>
             </w:r>
             <w:proofErr w:type="spellEnd"/>
-            <w:proofErr w:type="gramEnd"/>
             <w:r>
               <w:rPr>
                 <w:rFonts w:ascii="BC Sans" w:hAnsi="BC Sans"/>
@@ -3805,7 +3168,6 @@
               <w:t>i</w:t>
             </w:r>
             <w:proofErr w:type="spellEnd"/>
-            <w:proofErr w:type="gramStart"/>
             <w:r>
               <w:rPr>
                 <w:rFonts w:ascii="BC Sans" w:hAnsi="BC Sans"/>
@@ -3826,7 +3188,6 @@
               <w:t>dateCollected</w:t>
             </w:r>
             <w:proofErr w:type="spellEnd"/>
-            <w:proofErr w:type="gramEnd"/>
             <w:r>
               <w:rPr>
                 <w:rFonts w:ascii="BC Sans" w:hAnsi="BC Sans"/>
@@ -3846,7 +3207,6 @@
               <w:t xml:space="preserve"> {</w:t>
             </w:r>
             <w:proofErr w:type="spellStart"/>
-            <w:proofErr w:type="gramStart"/>
             <w:r>
               <w:rPr>
                 <w:rFonts w:ascii="BC Sans" w:hAnsi="BC Sans"/>
@@ -3857,7 +3217,6 @@
               <w:t>d.exhibits</w:t>
             </w:r>
             <w:proofErr w:type="spellEnd"/>
-            <w:proofErr w:type="gramEnd"/>
             <w:r>
               <w:rPr>
                 <w:rFonts w:ascii="BC Sans" w:hAnsi="BC Sans"/>
@@ -3878,7 +3237,6 @@
               <w:t>i</w:t>
             </w:r>
             <w:proofErr w:type="spellEnd"/>
-            <w:proofErr w:type="gramStart"/>
             <w:r>
               <w:rPr>
                 <w:rFonts w:ascii="BC Sans" w:hAnsi="BC Sans"/>
@@ -3899,7 +3257,6 @@
               <w:t>intakeTime</w:t>
             </w:r>
             <w:proofErr w:type="spellEnd"/>
-            <w:proofErr w:type="gramEnd"/>
             <w:r>
               <w:rPr>
                 <w:rFonts w:ascii="BC Sans" w:hAnsi="BC Sans"/>
@@ -3979,7 +3336,6 @@
               <w:t>{</w:t>
             </w:r>
             <w:proofErr w:type="spellStart"/>
-            <w:proofErr w:type="gramStart"/>
             <w:r>
               <w:rPr>
                 <w:rFonts w:ascii="BC Sans" w:hAnsi="BC Sans"/>
@@ -3990,7 +3346,6 @@
               <w:t>d.exhibits</w:t>
             </w:r>
             <w:proofErr w:type="spellEnd"/>
-            <w:proofErr w:type="gramEnd"/>
             <w:r>
               <w:rPr>
                 <w:rFonts w:ascii="BC Sans" w:hAnsi="BC Sans"/>
@@ -4011,7 +3366,6 @@
               <w:t>i</w:t>
             </w:r>
             <w:proofErr w:type="spellEnd"/>
-            <w:proofErr w:type="gramStart"/>
             <w:r>
               <w:rPr>
                 <w:rFonts w:ascii="BC Sans" w:hAnsi="BC Sans"/>
@@ -4032,7 +3386,6 @@
               <w:t>locationOfIntake</w:t>
             </w:r>
             <w:proofErr w:type="spellEnd"/>
-            <w:proofErr w:type="gramEnd"/>
             <w:r>
               <w:rPr>
                 <w:rFonts w:ascii="BC Sans" w:hAnsi="BC Sans"/>
@@ -4110,66 +3463,16 @@
                 <w:szCs w:val="20"/>
                 <w:lang w:val="en-CA"/>
               </w:rPr>
-              <w:t>{</w:t>
-            </w:r>
-            <w:proofErr w:type="gramStart"/>
-            <w:r>
-              <w:rPr>
-                <w:rFonts w:ascii="BC Sans" w:hAnsi="BC Sans"/>
-                <w:sz w:val="20"/>
-                <w:szCs w:val="20"/>
-                <w:lang w:val="en-CA"/>
-              </w:rPr>
-              <w:t>d.exhibits</w:t>
-            </w:r>
-            <w:proofErr w:type="gramEnd"/>
-            <w:r>
-              <w:rPr>
-                <w:rFonts w:ascii="BC Sans" w:hAnsi="BC Sans"/>
-                <w:sz w:val="20"/>
-                <w:szCs w:val="20"/>
-                <w:lang w:val="en-CA"/>
-              </w:rPr>
-              <w:t>[i</w:t>
-            </w:r>
-            <w:proofErr w:type="gramStart"/>
-            <w:r>
-              <w:rPr>
-                <w:rFonts w:ascii="BC Sans" w:hAnsi="BC Sans"/>
-                <w:sz w:val="20"/>
-                <w:szCs w:val="20"/>
-                <w:lang w:val="en-CA"/>
-              </w:rPr>
-              <w:t>].propertyTagNumber</w:t>
-            </w:r>
-            <w:proofErr w:type="gramEnd"/>
-            <w:r>
-              <w:rPr>
-                <w:rFonts w:ascii="BC Sans" w:hAnsi="BC Sans"/>
-                <w:sz w:val="20"/>
-                <w:szCs w:val="20"/>
-                <w:lang w:val="en-CA"/>
-              </w:rPr>
-              <w:t>}</w:t>
-            </w:r>
-            <w:r>
-              <w:rPr>
-                <w:rFonts w:ascii="BC Sans" w:hAnsi="BC Sans"/>
-                <w:sz w:val="20"/>
-                <w:szCs w:val="20"/>
-                <w:lang w:val="en-CA"/>
-              </w:rPr>
-              <w:t>{</w:t>
-            </w:r>
-            <w:proofErr w:type="gramStart"/>
-            <w:r>
-              <w:rPr>
-                <w:rFonts w:ascii="BC Sans" w:hAnsi="BC Sans"/>
-                <w:sz w:val="20"/>
-                <w:szCs w:val="20"/>
-                <w:lang w:val="en-CA"/>
-              </w:rPr>
-              <w:t>d.</w:t>
+              <w:t>{d.exhibits[i].propertyTagNumber}</w:t>
+            </w:r>
+            <w:r>
+              <w:rPr>
+                <w:rFonts w:ascii="BC Sans" w:hAnsi="BC Sans"/>
+                <w:sz w:val="20"/>
+                <w:szCs w:val="20"/>
+                <w:lang w:val="en-CA"/>
+              </w:rPr>
+              <w:t>{d.</w:t>
             </w:r>
             <w:r>
               <w:rPr>
@@ -4180,25 +3483,14 @@
               </w:rPr>
               <w:t>exhibits</w:t>
             </w:r>
-            <w:proofErr w:type="gramEnd"/>
-            <w:r>
-              <w:rPr>
-                <w:rFonts w:ascii="BC Sans" w:hAnsi="BC Sans"/>
-                <w:sz w:val="20"/>
-                <w:szCs w:val="20"/>
-                <w:lang w:val="en-CA"/>
-              </w:rPr>
-              <w:t>[i</w:t>
-            </w:r>
-            <w:proofErr w:type="gramStart"/>
-            <w:r>
-              <w:rPr>
-                <w:rFonts w:ascii="BC Sans" w:hAnsi="BC Sans"/>
-                <w:sz w:val="20"/>
-                <w:szCs w:val="20"/>
-                <w:lang w:val="en-CA"/>
-              </w:rPr>
-              <w:t>].</w:t>
+            <w:r>
+              <w:rPr>
+                <w:rFonts w:ascii="BC Sans" w:hAnsi="BC Sans"/>
+                <w:sz w:val="20"/>
+                <w:szCs w:val="20"/>
+                <w:lang w:val="en-CA"/>
+              </w:rPr>
+              <w:t>[i].</w:t>
             </w:r>
             <w:r>
               <w:rPr>
@@ -4209,7 +3501,6 @@
               </w:rPr>
               <w:t>isSeized</w:t>
             </w:r>
-            <w:proofErr w:type="gramEnd"/>
             <w:r>
               <w:rPr>
                 <w:rFonts w:ascii="BC Sans" w:hAnsi="BC Sans"/>
@@ -4226,36 +3517,16 @@
                 <w:szCs w:val="20"/>
                 <w:lang w:val="en-CA"/>
               </w:rPr>
-              <w:t>Q(false</w:t>
-            </w:r>
-            <w:proofErr w:type="gramStart"/>
-            <w:r>
-              <w:rPr>
-                <w:rFonts w:ascii="BC Sans" w:hAnsi="BC Sans"/>
-                <w:sz w:val="20"/>
-                <w:szCs w:val="20"/>
-                <w:lang w:val="en-CA"/>
-              </w:rPr>
-              <w:t>)</w:t>
-            </w:r>
-            <w:r>
-              <w:rPr>
-                <w:rFonts w:ascii="BC Sans" w:hAnsi="BC Sans"/>
-                <w:sz w:val="20"/>
-                <w:szCs w:val="20"/>
-                <w:lang w:val="en-CA"/>
-              </w:rPr>
-              <w:t>:hideBegin</w:t>
-            </w:r>
-            <w:proofErr w:type="gramEnd"/>
-            <w:r>
-              <w:rPr>
-                <w:rFonts w:ascii="BC Sans" w:hAnsi="BC Sans"/>
-                <w:sz w:val="20"/>
-                <w:szCs w:val="20"/>
-                <w:lang w:val="en-CA"/>
-              </w:rPr>
-              <w:t>}</w:t>
+              <w:t>Q(false)</w:t>
+            </w:r>
+            <w:r>
+              <w:rPr>
+                <w:rFonts w:ascii="BC Sans" w:hAnsi="BC Sans"/>
+                <w:sz w:val="20"/>
+                <w:szCs w:val="20"/>
+                <w:lang w:val="en-CA"/>
+              </w:rPr>
+              <w:t>:hideBegin}</w:t>
             </w:r>
           </w:p>
         </w:tc>
@@ -4327,7 +3598,6 @@
               <w:t>{</w:t>
             </w:r>
             <w:proofErr w:type="spellStart"/>
-            <w:proofErr w:type="gramStart"/>
             <w:r>
               <w:rPr>
                 <w:rFonts w:ascii="BC Sans" w:hAnsi="BC Sans"/>
@@ -4338,7 +3608,6 @@
               <w:t>d.exhibits</w:t>
             </w:r>
             <w:proofErr w:type="spellEnd"/>
-            <w:proofErr w:type="gramEnd"/>
             <w:r>
               <w:rPr>
                 <w:rFonts w:ascii="BC Sans" w:hAnsi="BC Sans"/>
@@ -4359,7 +3628,6 @@
               <w:t>i</w:t>
             </w:r>
             <w:proofErr w:type="spellEnd"/>
-            <w:proofErr w:type="gramStart"/>
             <w:r>
               <w:rPr>
                 <w:rFonts w:ascii="BC Sans" w:hAnsi="BC Sans"/>
@@ -4380,7 +3648,6 @@
               <w:t>seizedFromFirstName</w:t>
             </w:r>
             <w:proofErr w:type="spellEnd"/>
-            <w:proofErr w:type="gramEnd"/>
             <w:r>
               <w:rPr>
                 <w:rFonts w:ascii="BC Sans" w:hAnsi="BC Sans"/>
@@ -4460,7 +3727,6 @@
               <w:t>{</w:t>
             </w:r>
             <w:proofErr w:type="spellStart"/>
-            <w:proofErr w:type="gramStart"/>
             <w:r>
               <w:rPr>
                 <w:rFonts w:ascii="BC Sans" w:hAnsi="BC Sans"/>
@@ -4471,7 +3737,6 @@
               <w:t>d.exhibits</w:t>
             </w:r>
             <w:proofErr w:type="spellEnd"/>
-            <w:proofErr w:type="gramEnd"/>
             <w:r>
               <w:rPr>
                 <w:rFonts w:ascii="BC Sans" w:hAnsi="BC Sans"/>
@@ -4492,7 +3757,6 @@
               <w:t>i</w:t>
             </w:r>
             <w:proofErr w:type="spellEnd"/>
-            <w:proofErr w:type="gramStart"/>
             <w:r>
               <w:rPr>
                 <w:rFonts w:ascii="BC Sans" w:hAnsi="BC Sans"/>
@@ -4513,7 +3777,6 @@
               <w:t>seizedFromLastName</w:t>
             </w:r>
             <w:proofErr w:type="spellEnd"/>
-            <w:proofErr w:type="gramEnd"/>
             <w:r>
               <w:rPr>
                 <w:rFonts w:ascii="BC Sans" w:hAnsi="BC Sans"/>
@@ -4558,7 +3821,6 @@
                 <w:szCs w:val="20"/>
                 <w:lang w:val="en-CA"/>
               </w:rPr>
-              <w:lastRenderedPageBreak/>
               <w:t>Seized from address</w:t>
             </w:r>
           </w:p>
@@ -4594,7 +3856,6 @@
               <w:t>{</w:t>
             </w:r>
             <w:proofErr w:type="spellStart"/>
-            <w:proofErr w:type="gramStart"/>
             <w:r>
               <w:rPr>
                 <w:rFonts w:ascii="BC Sans" w:hAnsi="BC Sans"/>
@@ -4605,7 +3866,6 @@
               <w:t>d.exhibits</w:t>
             </w:r>
             <w:proofErr w:type="spellEnd"/>
-            <w:proofErr w:type="gramEnd"/>
             <w:r>
               <w:rPr>
                 <w:rFonts w:ascii="BC Sans" w:hAnsi="BC Sans"/>
@@ -4626,7 +3886,6 @@
               <w:t>i</w:t>
             </w:r>
             <w:proofErr w:type="spellEnd"/>
-            <w:proofErr w:type="gramStart"/>
             <w:r>
               <w:rPr>
                 <w:rFonts w:ascii="BC Sans" w:hAnsi="BC Sans"/>
@@ -4647,7 +3906,6 @@
               <w:t>seizedFromAddress</w:t>
             </w:r>
             <w:proofErr w:type="spellEnd"/>
-            <w:proofErr w:type="gramEnd"/>
             <w:r>
               <w:rPr>
                 <w:rFonts w:ascii="BC Sans" w:hAnsi="BC Sans"/>
@@ -4724,66 +3982,16 @@
                 <w:szCs w:val="20"/>
                 <w:lang w:val="en-CA"/>
               </w:rPr>
-              <w:t>{</w:t>
-            </w:r>
-            <w:proofErr w:type="gramStart"/>
-            <w:r>
-              <w:rPr>
-                <w:rFonts w:ascii="BC Sans" w:hAnsi="BC Sans"/>
-                <w:sz w:val="20"/>
-                <w:szCs w:val="20"/>
-                <w:lang w:val="en-CA"/>
-              </w:rPr>
-              <w:t>d.exhibits</w:t>
-            </w:r>
-            <w:proofErr w:type="gramEnd"/>
-            <w:r>
-              <w:rPr>
-                <w:rFonts w:ascii="BC Sans" w:hAnsi="BC Sans"/>
-                <w:sz w:val="20"/>
-                <w:szCs w:val="20"/>
-                <w:lang w:val="en-CA"/>
-              </w:rPr>
-              <w:t>[i</w:t>
-            </w:r>
-            <w:proofErr w:type="gramStart"/>
-            <w:r>
-              <w:rPr>
-                <w:rFonts w:ascii="BC Sans" w:hAnsi="BC Sans"/>
-                <w:sz w:val="20"/>
-                <w:szCs w:val="20"/>
-                <w:lang w:val="en-CA"/>
-              </w:rPr>
-              <w:t>].seizedFromPhoneNumber</w:t>
-            </w:r>
-            <w:proofErr w:type="gramEnd"/>
-            <w:r>
-              <w:rPr>
-                <w:rFonts w:ascii="BC Sans" w:hAnsi="BC Sans"/>
-                <w:sz w:val="20"/>
-                <w:szCs w:val="20"/>
-                <w:lang w:val="en-CA"/>
-              </w:rPr>
-              <w:t>}</w:t>
-            </w:r>
-            <w:r>
-              <w:rPr>
-                <w:rFonts w:ascii="BC Sans" w:hAnsi="BC Sans"/>
-                <w:sz w:val="20"/>
-                <w:szCs w:val="20"/>
-                <w:lang w:val="en-CA"/>
-              </w:rPr>
-              <w:t>{</w:t>
-            </w:r>
-            <w:proofErr w:type="gramStart"/>
-            <w:r>
-              <w:rPr>
-                <w:rFonts w:ascii="BC Sans" w:hAnsi="BC Sans"/>
-                <w:sz w:val="20"/>
-                <w:szCs w:val="20"/>
-                <w:lang w:val="en-CA"/>
-              </w:rPr>
-              <w:t>d.</w:t>
+              <w:t>{d.exhibits[i].seizedFromPhoneNumber}</w:t>
+            </w:r>
+            <w:r>
+              <w:rPr>
+                <w:rFonts w:ascii="BC Sans" w:hAnsi="BC Sans"/>
+                <w:sz w:val="20"/>
+                <w:szCs w:val="20"/>
+                <w:lang w:val="en-CA"/>
+              </w:rPr>
+              <w:t>{d.</w:t>
             </w:r>
             <w:r>
               <w:rPr>
@@ -4794,25 +4002,14 @@
               </w:rPr>
               <w:t>exhibits</w:t>
             </w:r>
-            <w:proofErr w:type="gramEnd"/>
-            <w:r>
-              <w:rPr>
-                <w:rFonts w:ascii="BC Sans" w:hAnsi="BC Sans"/>
-                <w:sz w:val="20"/>
-                <w:szCs w:val="20"/>
-                <w:lang w:val="en-CA"/>
-              </w:rPr>
-              <w:t>[i</w:t>
-            </w:r>
-            <w:proofErr w:type="gramStart"/>
-            <w:r>
-              <w:rPr>
-                <w:rFonts w:ascii="BC Sans" w:hAnsi="BC Sans"/>
-                <w:sz w:val="20"/>
-                <w:szCs w:val="20"/>
-                <w:lang w:val="en-CA"/>
-              </w:rPr>
-              <w:t>].</w:t>
+            <w:r>
+              <w:rPr>
+                <w:rFonts w:ascii="BC Sans" w:hAnsi="BC Sans"/>
+                <w:sz w:val="20"/>
+                <w:szCs w:val="20"/>
+                <w:lang w:val="en-CA"/>
+              </w:rPr>
+              <w:t>[i].</w:t>
             </w:r>
             <w:r>
               <w:rPr>
@@ -4823,7 +4020,6 @@
               </w:rPr>
               <w:t>isSeized</w:t>
             </w:r>
-            <w:proofErr w:type="gramEnd"/>
             <w:r>
               <w:rPr>
                 <w:rFonts w:ascii="BC Sans" w:hAnsi="BC Sans"/>
@@ -4883,7 +4079,6 @@
         <w:t>{</w:t>
       </w:r>
       <w:proofErr w:type="spellStart"/>
-      <w:proofErr w:type="gramStart"/>
       <w:r>
         <w:rPr>
           <w:rFonts w:ascii="BC Sans" w:hAnsi="BC Sans"/>
@@ -4901,23 +4096,13 @@
         <w:t>exhibits</w:t>
       </w:r>
       <w:proofErr w:type="spellEnd"/>
-      <w:proofErr w:type="gramEnd"/>
       <w:r>
         <w:rPr>
           <w:rFonts w:ascii="BC Sans" w:hAnsi="BC Sans"/>
           <w:sz w:val="20"/>
           <w:szCs w:val="20"/>
         </w:rPr>
-        <w:t>[i+1</w:t>
-      </w:r>
-      <w:proofErr w:type="gramStart"/>
-      <w:r>
-        <w:rPr>
-          <w:rFonts w:ascii="BC Sans" w:hAnsi="BC Sans"/>
-          <w:sz w:val="20"/>
-          <w:szCs w:val="20"/>
-        </w:rPr>
-        <w:t>]</w:t>
+        <w:t>[i+1]</w:t>
       </w:r>
       <w:r>
         <w:rPr>
@@ -4953,7 +4138,6 @@
         <w:t>Number</w:t>
       </w:r>
       <w:proofErr w:type="spellEnd"/>
-      <w:proofErr w:type="gramEnd"/>
       <w:r>
         <w:rPr>
           <w:rFonts w:ascii="BC Sans" w:hAnsi="BC Sans"/>
@@ -5008,7 +4192,6 @@
               <w:t>Attachment {</w:t>
             </w:r>
             <w:proofErr w:type="spellStart"/>
-            <w:proofErr w:type="gramStart"/>
             <w:r>
               <w:rPr>
                 <w:rFonts w:ascii="BC Sans" w:hAnsi="BC Sans"/>
@@ -5019,7 +4202,6 @@
               <w:t>d.attachments</w:t>
             </w:r>
             <w:proofErr w:type="spellEnd"/>
-            <w:proofErr w:type="gramEnd"/>
             <w:r>
               <w:rPr>
                 <w:rFonts w:ascii="BC Sans" w:hAnsi="BC Sans"/>
@@ -5132,7 +4314,6 @@
               <w:t>{</w:t>
             </w:r>
             <w:proofErr w:type="spellStart"/>
-            <w:proofErr w:type="gramStart"/>
             <w:r>
               <w:rPr>
                 <w:rFonts w:ascii="BC Sans" w:hAnsi="BC Sans"/>
@@ -5143,7 +4324,6 @@
               <w:t>d.attachments</w:t>
             </w:r>
             <w:proofErr w:type="spellEnd"/>
-            <w:proofErr w:type="gramEnd"/>
             <w:r>
               <w:rPr>
                 <w:rFonts w:ascii="BC Sans" w:hAnsi="BC Sans"/>
@@ -5164,7 +4344,6 @@
               <w:t>i</w:t>
             </w:r>
             <w:proofErr w:type="spellEnd"/>
-            <w:proofErr w:type="gramStart"/>
             <w:r>
               <w:rPr>
                 <w:rFonts w:ascii="BC Sans" w:hAnsi="BC Sans"/>
@@ -5185,7 +4364,6 @@
               <w:t>fileType</w:t>
             </w:r>
             <w:proofErr w:type="spellEnd"/>
-            <w:proofErr w:type="gramEnd"/>
             <w:r>
               <w:rPr>
                 <w:rFonts w:ascii="BC Sans" w:hAnsi="BC Sans"/>
@@ -5266,7 +4444,6 @@
               <w:t>{</w:t>
             </w:r>
             <w:proofErr w:type="spellStart"/>
-            <w:proofErr w:type="gramStart"/>
             <w:r>
               <w:rPr>
                 <w:rFonts w:ascii="BC Sans" w:hAnsi="BC Sans"/>
@@ -5277,7 +4454,6 @@
               <w:t>d.attachments</w:t>
             </w:r>
             <w:proofErr w:type="spellEnd"/>
-            <w:proofErr w:type="gramEnd"/>
             <w:r>
               <w:rPr>
                 <w:rFonts w:ascii="BC Sans" w:hAnsi="BC Sans"/>
@@ -5298,7 +4474,6 @@
               <w:t>i</w:t>
             </w:r>
             <w:proofErr w:type="spellEnd"/>
-            <w:proofErr w:type="gramStart"/>
             <w:r>
               <w:rPr>
                 <w:rFonts w:ascii="BC Sans" w:hAnsi="BC Sans"/>
@@ -5319,7 +4494,6 @@
               <w:t>sequenceNumber</w:t>
             </w:r>
             <w:proofErr w:type="spellEnd"/>
-            <w:proofErr w:type="gramEnd"/>
             <w:r>
               <w:rPr>
                 <w:rFonts w:ascii="BC Sans" w:hAnsi="BC Sans"/>
@@ -5394,7 +4568,6 @@
               <w:t>{</w:t>
             </w:r>
             <w:proofErr w:type="spellStart"/>
-            <w:proofErr w:type="gramStart"/>
             <w:r>
               <w:rPr>
                 <w:rFonts w:ascii="BC Sans" w:hAnsi="BC Sans"/>
@@ -5405,7 +4578,6 @@
               <w:t>d.attachments</w:t>
             </w:r>
             <w:proofErr w:type="spellEnd"/>
-            <w:proofErr w:type="gramEnd"/>
             <w:r>
               <w:rPr>
                 <w:rFonts w:ascii="BC Sans" w:hAnsi="BC Sans"/>
@@ -5426,25 +4598,14 @@
               <w:t>i</w:t>
             </w:r>
             <w:proofErr w:type="spellEnd"/>
-            <w:proofErr w:type="gramStart"/>
-            <w:r>
-              <w:rPr>
-                <w:rFonts w:ascii="BC Sans" w:hAnsi="BC Sans"/>
-                <w:sz w:val="20"/>
-                <w:szCs w:val="20"/>
-                <w:lang w:val="en-CA"/>
-              </w:rPr>
-              <w:t>].description</w:t>
-            </w:r>
-            <w:proofErr w:type="gramEnd"/>
-            <w:r>
-              <w:rPr>
-                <w:rFonts w:ascii="BC Sans" w:hAnsi="BC Sans"/>
-                <w:sz w:val="20"/>
-                <w:szCs w:val="20"/>
-                <w:lang w:val="en-CA"/>
-              </w:rPr>
-              <w:t>}</w:t>
+            <w:r>
+              <w:rPr>
+                <w:rFonts w:ascii="BC Sans" w:hAnsi="BC Sans"/>
+                <w:sz w:val="20"/>
+                <w:szCs w:val="20"/>
+                <w:lang w:val="en-CA"/>
+              </w:rPr>
+              <w:t>].description}</w:t>
             </w:r>
           </w:p>
         </w:tc>
@@ -5510,7 +4671,6 @@
               <w:t>{</w:t>
             </w:r>
             <w:proofErr w:type="spellStart"/>
-            <w:proofErr w:type="gramStart"/>
             <w:r>
               <w:rPr>
                 <w:rFonts w:ascii="BC Sans" w:hAnsi="BC Sans"/>
@@ -5521,7 +4681,6 @@
               <w:t>d.attachments</w:t>
             </w:r>
             <w:proofErr w:type="spellEnd"/>
-            <w:proofErr w:type="gramEnd"/>
             <w:r>
               <w:rPr>
                 <w:rFonts w:ascii="BC Sans" w:hAnsi="BC Sans"/>
@@ -5542,25 +4701,14 @@
               <w:t>i</w:t>
             </w:r>
             <w:proofErr w:type="spellEnd"/>
-            <w:proofErr w:type="gramStart"/>
-            <w:r>
-              <w:rPr>
-                <w:rFonts w:ascii="BC Sans" w:hAnsi="BC Sans"/>
-                <w:sz w:val="20"/>
-                <w:szCs w:val="20"/>
-                <w:lang w:val="en-CA"/>
-              </w:rPr>
-              <w:t>].title</w:t>
-            </w:r>
-            <w:proofErr w:type="gramEnd"/>
-            <w:r>
-              <w:rPr>
-                <w:rFonts w:ascii="BC Sans" w:hAnsi="BC Sans"/>
-                <w:sz w:val="20"/>
-                <w:szCs w:val="20"/>
-                <w:lang w:val="en-CA"/>
-              </w:rPr>
-              <w:t>}</w:t>
+            <w:r>
+              <w:rPr>
+                <w:rFonts w:ascii="BC Sans" w:hAnsi="BC Sans"/>
+                <w:sz w:val="20"/>
+                <w:szCs w:val="20"/>
+                <w:lang w:val="en-CA"/>
+              </w:rPr>
+              <w:t>].title}</w:t>
             </w:r>
           </w:p>
         </w:tc>
@@ -5622,116 +4770,16 @@
                 <w:szCs w:val="20"/>
                 <w:lang w:val="en-CA"/>
               </w:rPr>
-              <w:t>{</w:t>
-            </w:r>
-            <w:proofErr w:type="gramStart"/>
-            <w:r>
-              <w:rPr>
-                <w:rFonts w:ascii="BC Sans" w:hAnsi="BC Sans"/>
-                <w:sz w:val="20"/>
-                <w:szCs w:val="20"/>
-                <w:lang w:val="en-CA"/>
-              </w:rPr>
-              <w:t>d.attachments</w:t>
-            </w:r>
-            <w:proofErr w:type="gramEnd"/>
-            <w:r>
-              <w:rPr>
-                <w:rFonts w:ascii="BC Sans" w:hAnsi="BC Sans"/>
-                <w:sz w:val="20"/>
-                <w:szCs w:val="20"/>
-                <w:lang w:val="en-CA"/>
-              </w:rPr>
-              <w:t>[i</w:t>
-            </w:r>
-            <w:proofErr w:type="gramStart"/>
-            <w:r>
-              <w:rPr>
-                <w:rFonts w:ascii="BC Sans" w:hAnsi="BC Sans"/>
-                <w:sz w:val="20"/>
-                <w:szCs w:val="20"/>
-                <w:lang w:val="en-CA"/>
-              </w:rPr>
-              <w:t>].date</w:t>
-            </w:r>
-            <w:proofErr w:type="gramEnd"/>
-            <w:r>
-              <w:rPr>
-                <w:rFonts w:ascii="BC Sans" w:hAnsi="BC Sans"/>
-                <w:sz w:val="20"/>
-                <w:szCs w:val="20"/>
-                <w:lang w:val="en-CA"/>
-              </w:rPr>
-              <w:t>}</w:t>
-            </w:r>
-            <w:r>
-              <w:rPr>
-                <w:rFonts w:ascii="BC Sans" w:hAnsi="BC Sans"/>
-                <w:sz w:val="20"/>
-                <w:szCs w:val="20"/>
-                <w:lang w:val="en-CA"/>
-              </w:rPr>
-              <w:t>{</w:t>
-            </w:r>
-            <w:proofErr w:type="gramStart"/>
-            <w:r>
-              <w:rPr>
-                <w:rFonts w:ascii="BC Sans" w:hAnsi="BC Sans"/>
-                <w:sz w:val="20"/>
-                <w:szCs w:val="20"/>
-                <w:lang w:val="en-CA"/>
-              </w:rPr>
-              <w:t>d.attachments</w:t>
-            </w:r>
-            <w:proofErr w:type="gramEnd"/>
-            <w:r>
-              <w:rPr>
-                <w:rFonts w:ascii="BC Sans" w:hAnsi="BC Sans"/>
-                <w:sz w:val="20"/>
-                <w:szCs w:val="20"/>
-                <w:lang w:val="en-CA"/>
-              </w:rPr>
-              <w:t>[i</w:t>
-            </w:r>
-            <w:proofErr w:type="gramStart"/>
-            <w:r>
-              <w:rPr>
-                <w:rFonts w:ascii="BC Sans" w:hAnsi="BC Sans"/>
-                <w:sz w:val="20"/>
-                <w:szCs w:val="20"/>
-                <w:lang w:val="en-CA"/>
-              </w:rPr>
-              <w:t>].takenBy.lastName</w:t>
-            </w:r>
-            <w:proofErr w:type="gramEnd"/>
-            <w:r>
-              <w:rPr>
-                <w:rFonts w:ascii="BC Sans" w:hAnsi="BC Sans"/>
-                <w:sz w:val="20"/>
-                <w:szCs w:val="20"/>
-                <w:lang w:val="en-CA"/>
-              </w:rPr>
-              <w:t>:</w:t>
-            </w:r>
-            <w:proofErr w:type="gramStart"/>
-            <w:r>
-              <w:rPr>
-                <w:rFonts w:ascii="BC Sans" w:hAnsi="BC Sans"/>
-                <w:sz w:val="20"/>
-                <w:szCs w:val="20"/>
-                <w:lang w:val="en-CA"/>
-              </w:rPr>
-              <w:t>ifEM:hideBegin</w:t>
-            </w:r>
-            <w:proofErr w:type="gramEnd"/>
-            <w:r>
-              <w:rPr>
-                <w:rFonts w:ascii="BC Sans" w:hAnsi="BC Sans"/>
-                <w:sz w:val="20"/>
-                <w:szCs w:val="20"/>
-                <w:lang w:val="en-CA"/>
-              </w:rPr>
-              <w:t>}</w:t>
+              <w:t>{d.attachments[i].date}</w:t>
+            </w:r>
+            <w:r>
+              <w:rPr>
+                <w:rFonts w:ascii="BC Sans" w:hAnsi="BC Sans"/>
+                <w:sz w:val="20"/>
+                <w:szCs w:val="20"/>
+                <w:lang w:val="en-CA"/>
+              </w:rPr>
+              <w:t>{d.attachments[i].takenBy.lastName:ifEM:hideBegin}</w:t>
             </w:r>
           </w:p>
         </w:tc>
@@ -5795,7 +4843,6 @@
               <w:t>{</w:t>
             </w:r>
             <w:proofErr w:type="spellStart"/>
-            <w:proofErr w:type="gramStart"/>
             <w:r>
               <w:rPr>
                 <w:rFonts w:ascii="BC Sans" w:hAnsi="BC Sans"/>
@@ -5806,7 +4853,6 @@
               <w:t>d.attachments</w:t>
             </w:r>
             <w:proofErr w:type="spellEnd"/>
-            <w:proofErr w:type="gramEnd"/>
             <w:r>
               <w:rPr>
                 <w:rFonts w:ascii="BC Sans" w:hAnsi="BC Sans"/>
@@ -5827,7 +4873,6 @@
               <w:t>i</w:t>
             </w:r>
             <w:proofErr w:type="spellEnd"/>
-            <w:proofErr w:type="gramStart"/>
             <w:r>
               <w:rPr>
                 <w:rFonts w:ascii="BC Sans" w:hAnsi="BC Sans"/>
@@ -5857,7 +4902,6 @@
               <w:t>.lastName</w:t>
             </w:r>
             <w:proofErr w:type="spellEnd"/>
-            <w:proofErr w:type="gramEnd"/>
             <w:r>
               <w:rPr>
                 <w:rFonts w:ascii="BC Sans" w:hAnsi="BC Sans"/>
@@ -5874,86 +4918,16 @@
                 <w:szCs w:val="20"/>
                 <w:lang w:val="en-CA"/>
               </w:rPr>
-              <w:t>, {</w:t>
-            </w:r>
-            <w:proofErr w:type="gramStart"/>
-            <w:r>
-              <w:rPr>
-                <w:rFonts w:ascii="BC Sans" w:hAnsi="BC Sans"/>
-                <w:sz w:val="20"/>
-                <w:szCs w:val="20"/>
-                <w:lang w:val="en-CA"/>
-              </w:rPr>
-              <w:t>d.attachments</w:t>
-            </w:r>
-            <w:proofErr w:type="gramEnd"/>
-            <w:r>
-              <w:rPr>
-                <w:rFonts w:ascii="BC Sans" w:hAnsi="BC Sans"/>
-                <w:sz w:val="20"/>
-                <w:szCs w:val="20"/>
-                <w:lang w:val="en-CA"/>
-              </w:rPr>
-              <w:t>[i</w:t>
-            </w:r>
-            <w:proofErr w:type="gramStart"/>
-            <w:r>
-              <w:rPr>
-                <w:rFonts w:ascii="BC Sans" w:hAnsi="BC Sans"/>
-                <w:sz w:val="20"/>
-                <w:szCs w:val="20"/>
-                <w:lang w:val="en-CA"/>
-              </w:rPr>
-              <w:t>].takenBy.firstName</w:t>
-            </w:r>
-            <w:proofErr w:type="gramEnd"/>
-            <w:r>
-              <w:rPr>
-                <w:rFonts w:ascii="BC Sans" w:hAnsi="BC Sans"/>
-                <w:sz w:val="20"/>
-                <w:szCs w:val="20"/>
-                <w:lang w:val="en-CA"/>
-              </w:rPr>
-              <w:t>}</w:t>
-            </w:r>
-            <w:r>
-              <w:rPr>
-                <w:rFonts w:ascii="BC Sans" w:hAnsi="BC Sans"/>
-                <w:sz w:val="20"/>
-                <w:szCs w:val="20"/>
-                <w:lang w:val="en-CA"/>
-              </w:rPr>
-              <w:t>{</w:t>
-            </w:r>
-            <w:proofErr w:type="gramStart"/>
-            <w:r>
-              <w:rPr>
-                <w:rFonts w:ascii="BC Sans" w:hAnsi="BC Sans"/>
-                <w:sz w:val="20"/>
-                <w:szCs w:val="20"/>
-                <w:lang w:val="en-CA"/>
-              </w:rPr>
-              <w:t>d.attachments</w:t>
-            </w:r>
-            <w:proofErr w:type="gramEnd"/>
-            <w:r>
-              <w:rPr>
-                <w:rFonts w:ascii="BC Sans" w:hAnsi="BC Sans"/>
-                <w:sz w:val="20"/>
-                <w:szCs w:val="20"/>
-                <w:lang w:val="en-CA"/>
-              </w:rPr>
-              <w:t>[i</w:t>
-            </w:r>
-            <w:proofErr w:type="gramStart"/>
-            <w:r>
-              <w:rPr>
-                <w:rFonts w:ascii="BC Sans" w:hAnsi="BC Sans"/>
-                <w:sz w:val="20"/>
-                <w:szCs w:val="20"/>
-                <w:lang w:val="en-CA"/>
-              </w:rPr>
-              <w:t>].takenBy.</w:t>
+              <w:t>, {d.attachments[i].takenBy.firstName}</w:t>
+            </w:r>
+            <w:r>
+              <w:rPr>
+                <w:rFonts w:ascii="BC Sans" w:hAnsi="BC Sans"/>
+                <w:sz w:val="20"/>
+                <w:szCs w:val="20"/>
+                <w:lang w:val="en-CA"/>
+              </w:rPr>
+              <w:t>{d.attachments[i].takenBy.</w:t>
             </w:r>
             <w:r>
               <w:rPr>
@@ -5964,35 +4938,14 @@
               </w:rPr>
               <w:t>location</w:t>
             </w:r>
-            <w:proofErr w:type="gramEnd"/>
-            <w:r>
-              <w:rPr>
-                <w:rFonts w:ascii="BC Sans" w:hAnsi="BC Sans"/>
-                <w:sz w:val="20"/>
-                <w:szCs w:val="20"/>
-                <w:lang w:val="en-CA"/>
-              </w:rPr>
-              <w:t>:</w:t>
-            </w:r>
-            <w:proofErr w:type="gramStart"/>
-            <w:r>
-              <w:rPr>
-                <w:rFonts w:ascii="BC Sans" w:hAnsi="BC Sans"/>
-                <w:sz w:val="20"/>
-                <w:szCs w:val="20"/>
-                <w:lang w:val="en-CA"/>
-              </w:rPr>
-              <w:t>ifEM:hideBegin</w:t>
-            </w:r>
-            <w:proofErr w:type="gramEnd"/>
-            <w:r>
-              <w:rPr>
-                <w:rFonts w:ascii="BC Sans" w:hAnsi="BC Sans"/>
-                <w:sz w:val="20"/>
-                <w:szCs w:val="20"/>
-                <w:lang w:val="en-CA"/>
-              </w:rPr>
-              <w:t>}</w:t>
+            <w:r>
+              <w:rPr>
+                <w:rFonts w:ascii="BC Sans" w:hAnsi="BC Sans"/>
+                <w:sz w:val="20"/>
+                <w:szCs w:val="20"/>
+                <w:lang w:val="en-CA"/>
+              </w:rPr>
+              <w:t>:ifEM:hideBegin}</w:t>
             </w:r>
           </w:p>
         </w:tc>
@@ -6032,7 +4985,6 @@
               <w:t>{</w:t>
             </w:r>
             <w:proofErr w:type="spellStart"/>
-            <w:proofErr w:type="gramStart"/>
             <w:r>
               <w:rPr>
                 <w:rFonts w:ascii="BC Sans" w:hAnsi="BC Sans"/>
@@ -6046,7 +4998,6 @@
               <w:t>d.attachments</w:t>
             </w:r>
             <w:proofErr w:type="spellEnd"/>
-            <w:proofErr w:type="gramEnd"/>
             <w:r>
               <w:rPr>
                 <w:rFonts w:ascii="BC Sans" w:hAnsi="BC Sans"/>
@@ -6073,7 +5024,6 @@
               <w:t>i</w:t>
             </w:r>
             <w:proofErr w:type="spellEnd"/>
-            <w:proofErr w:type="gramStart"/>
             <w:r>
               <w:rPr>
                 <w:rFonts w:ascii="BC Sans" w:hAnsi="BC Sans"/>
@@ -6097,9 +5047,9 @@
                 <w:szCs w:val="20"/>
                 <w:lang w:val="en-CA"/>
               </w:rPr>
-              <w:t>takenBy.lastName</w:t>
-            </w:r>
-            <w:proofErr w:type="gramEnd"/>
+              <w:t>takenBy.lastName:hideEnd</w:t>
+            </w:r>
+            <w:proofErr w:type="spellEnd"/>
             <w:r>
               <w:rPr>
                 <w:rFonts w:ascii="BC Sans" w:hAnsi="BC Sans"/>
@@ -6110,9 +5060,8 @@
                 <w:szCs w:val="20"/>
                 <w:lang w:val="en-CA"/>
               </w:rPr>
-              <w:t>:</w:t>
-            </w:r>
-            <w:proofErr w:type="gramStart"/>
+              <w:t>}</w:t>
+            </w:r>
             <w:r>
               <w:rPr>
                 <w:rFonts w:ascii="BC Sans" w:hAnsi="BC Sans"/>
@@ -6123,34 +5072,8 @@
                 <w:szCs w:val="20"/>
                 <w:lang w:val="en-CA"/>
               </w:rPr>
-              <w:t>hideEnd</w:t>
-            </w:r>
-            <w:proofErr w:type="spellEnd"/>
-            <w:r>
-              <w:rPr>
-                <w:rFonts w:ascii="BC Sans" w:hAnsi="BC Sans"/>
-                <w:b w:val="0"/>
-                <w:bCs w:val="0"/>
-                <w:caps w:val="0"/>
-                <w:sz w:val="20"/>
-                <w:szCs w:val="20"/>
-                <w:lang w:val="en-CA"/>
-              </w:rPr>
-              <w:t>}</w:t>
-            </w:r>
-            <w:r>
-              <w:rPr>
-                <w:rFonts w:ascii="BC Sans" w:hAnsi="BC Sans"/>
-                <w:b w:val="0"/>
-                <w:bCs w:val="0"/>
-                <w:caps w:val="0"/>
-                <w:sz w:val="20"/>
-                <w:szCs w:val="20"/>
-                <w:lang w:val="en-CA"/>
-              </w:rPr>
               <w:t>Location</w:t>
             </w:r>
-            <w:proofErr w:type="gramEnd"/>
           </w:p>
         </w:tc>
         <w:tc>
@@ -6174,86 +5097,16 @@
                 <w:szCs w:val="20"/>
                 <w:lang w:val="en-CA"/>
               </w:rPr>
-              <w:t>{</w:t>
-            </w:r>
-            <w:proofErr w:type="gramStart"/>
-            <w:r>
-              <w:rPr>
-                <w:rFonts w:ascii="BC Sans" w:hAnsi="BC Sans"/>
-                <w:sz w:val="20"/>
-                <w:szCs w:val="20"/>
-                <w:lang w:val="en-CA"/>
-              </w:rPr>
-              <w:t>d.attachments</w:t>
-            </w:r>
-            <w:proofErr w:type="gramEnd"/>
-            <w:r>
-              <w:rPr>
-                <w:rFonts w:ascii="BC Sans" w:hAnsi="BC Sans"/>
-                <w:sz w:val="20"/>
-                <w:szCs w:val="20"/>
-                <w:lang w:val="en-CA"/>
-              </w:rPr>
-              <w:t>[i</w:t>
-            </w:r>
-            <w:proofErr w:type="gramStart"/>
-            <w:r>
-              <w:rPr>
-                <w:rFonts w:ascii="BC Sans" w:hAnsi="BC Sans"/>
-                <w:sz w:val="20"/>
-                <w:szCs w:val="20"/>
-                <w:lang w:val="en-CA"/>
-              </w:rPr>
-              <w:t>].location</w:t>
-            </w:r>
-            <w:proofErr w:type="gramEnd"/>
-            <w:r>
-              <w:rPr>
-                <w:rFonts w:ascii="BC Sans" w:hAnsi="BC Sans"/>
-                <w:sz w:val="20"/>
-                <w:szCs w:val="20"/>
-                <w:lang w:val="en-CA"/>
-              </w:rPr>
-              <w:t>}</w:t>
-            </w:r>
-            <w:r>
-              <w:rPr>
-                <w:rFonts w:ascii="BC Sans" w:hAnsi="BC Sans"/>
-                <w:sz w:val="20"/>
-                <w:szCs w:val="20"/>
-                <w:lang w:val="en-CA"/>
-              </w:rPr>
-              <w:t>{</w:t>
-            </w:r>
-            <w:proofErr w:type="gramStart"/>
-            <w:r>
-              <w:rPr>
-                <w:rFonts w:ascii="BC Sans" w:hAnsi="BC Sans"/>
-                <w:sz w:val="20"/>
-                <w:szCs w:val="20"/>
-                <w:lang w:val="en-CA"/>
-              </w:rPr>
-              <w:t>d.attachments</w:t>
-            </w:r>
-            <w:proofErr w:type="gramEnd"/>
-            <w:r>
-              <w:rPr>
-                <w:rFonts w:ascii="BC Sans" w:hAnsi="BC Sans"/>
-                <w:sz w:val="20"/>
-                <w:szCs w:val="20"/>
-                <w:lang w:val="en-CA"/>
-              </w:rPr>
-              <w:t>[i</w:t>
-            </w:r>
-            <w:proofErr w:type="gramStart"/>
-            <w:r>
-              <w:rPr>
-                <w:rFonts w:ascii="BC Sans" w:hAnsi="BC Sans"/>
-                <w:sz w:val="20"/>
-                <w:szCs w:val="20"/>
-                <w:lang w:val="en-CA"/>
-              </w:rPr>
-              <w:t>].takenBy.</w:t>
+              <w:t>{d.attachments[i].location}</w:t>
+            </w:r>
+            <w:r>
+              <w:rPr>
+                <w:rFonts w:ascii="BC Sans" w:hAnsi="BC Sans"/>
+                <w:sz w:val="20"/>
+                <w:szCs w:val="20"/>
+                <w:lang w:val="en-CA"/>
+              </w:rPr>
+              <w:t>{d.attachments[i].takenBy.</w:t>
             </w:r>
             <w:r>
               <w:rPr>
@@ -6264,7 +5117,6 @@
               </w:rPr>
               <w:t>location</w:t>
             </w:r>
-            <w:proofErr w:type="gramEnd"/>
             <w:r>
               <w:rPr>
                 <w:rFonts w:ascii="BC Sans" w:hAnsi="BC Sans"/>
@@ -6325,7 +5177,6 @@
         <w:t>{</w:t>
       </w:r>
       <w:proofErr w:type="spellStart"/>
-      <w:proofErr w:type="gramStart"/>
       <w:r>
         <w:rPr>
           <w:rFonts w:ascii="BC Sans" w:hAnsi="BC Sans"/>
@@ -6343,7 +5194,6 @@
         <w:t>attachments</w:t>
       </w:r>
       <w:proofErr w:type="spellEnd"/>
-      <w:proofErr w:type="gramEnd"/>
       <w:r>
         <w:rPr>
           <w:rFonts w:ascii="BC Sans" w:hAnsi="BC Sans"/>
@@ -6420,7 +5270,7 @@
 </file>
 
 <file path=word/endnotes.xml><?xml version="1.0" encoding="utf-8"?>
-<w:endnotes xmlns:wpc="http://schemas.microsoft.com/office/word/2010/wordprocessingCanvas" xmlns:cx="http://schemas.microsoft.com/office/drawing/2014/chartex" xmlns:cx1="http://schemas.microsoft.com/office/drawing/2015/9/8/chartex" xmlns:cx2="http://schemas.microsoft.com/office/drawing/2015/10/21/chartex" xmlns:cx3="http://schemas.microsoft.com/office/drawing/2016/5/9/chartex" xmlns:cx4="http://schemas.microsoft.com/office/drawing/2016/5/10/chartex" xmlns:cx5="http://schemas.microsoft.com/office/drawing/2016/5/11/chartex" xmlns:cx6="http://schemas.microsoft.com/office/drawing/2016/5/12/chartex" xmlns:cx7="http://schemas.microsoft.com/office/drawing/2016/5/13/chartex" xmlns:cx8="http://schemas.microsoft.com/office/drawing/2016/5/14/chartex" xmlns:mc="http://schemas.openxmlformats.org/markup-compatibility/2006" xmlns:aink="http://schemas.microsoft.com/office/drawing/2016/ink" xmlns:am3d="http://schemas.microsoft.com/office/drawing/2017/model3d" xmlns:o="urn:schemas-microsoft-com:office:office" xmlns:oel="http://schemas.microsoft.com/office/2019/extlst" xmlns:r="http://schemas.openxmlformats.org/officeDocument/2006/relationships" xmlns:m="http://schemas.openxmlformats.org/officeDocument/2006/math" xmlns:v="urn:schemas-microsoft-com:vml" xmlns:wp14="http://schemas.microsoft.com/office/word/2010/wordprocessingDrawing" xmlns:wp="http://schemas.openxmlformats.org/drawingml/2006/wordprocessingDrawing" xmlns:w10="urn:schemas-microsoft-com:office:word" xmlns:w="http://schemas.openxmlformats.org/wordprocessingml/2006/main" xmlns:w14="http://schemas.microsoft.com/office/word/2010/wordml" xmlns:w15="http://schemas.microsoft.com/office/word/2012/wordml" xmlns:w16cex="http://schemas.microsoft.com/office/word/2018/wordml/cex" xmlns:w16cid="http://schemas.microsoft.com/office/word/2016/wordml/cid" xmlns:w16="http://schemas.microsoft.com/office/word/2018/wordml" xmlns:w16du="http://schemas.microsoft.com/office/word/2023/wordml/word16du" xmlns:w16sdtdh="http://schemas.microsoft.com/office/word/2020/wordml/sdtdatahash" xmlns:w16sdtfl="http://schemas.microsoft.com/office/word/2024/wordml/sdtformatlock" xmlns:w16se="http://schemas.microsoft.com/office/word/2015/wordml/symex" xmlns:wpg="http://schemas.microsoft.com/office/word/2010/wordprocessingGroup" xmlns:wpi="http://schemas.microsoft.com/office/word/2010/wordprocessingInk" xmlns:wne="http://schemas.microsoft.com/office/word/2006/wordml" xmlns:wps="http://schemas.microsoft.com/office/word/2010/wordprocessingShape" mc:Ignorable="w14 w15 w16se w16cid w16 w16cex w16sdtdh w16sdtfl w16du wp14">
+<w:endnotes xmlns:wpc="http://schemas.microsoft.com/office/word/2010/wordprocessingCanvas" xmlns:cx="http://schemas.microsoft.com/office/drawing/2014/chartex" xmlns:cx1="http://schemas.microsoft.com/office/drawing/2015/9/8/chartex" xmlns:cx2="http://schemas.microsoft.com/office/drawing/2015/10/21/chartex" xmlns:cx3="http://schemas.microsoft.com/office/drawing/2016/5/9/chartex" xmlns:cx4="http://schemas.microsoft.com/office/drawing/2016/5/10/chartex" xmlns:cx5="http://schemas.microsoft.com/office/drawing/2016/5/11/chartex" xmlns:cx6="http://schemas.microsoft.com/office/drawing/2016/5/12/chartex" xmlns:cx7="http://schemas.microsoft.com/office/drawing/2016/5/13/chartex" xmlns:cx8="http://schemas.microsoft.com/office/drawing/2016/5/14/chartex" xmlns:mc="http://schemas.openxmlformats.org/markup-compatibility/2006" xmlns:aink="http://schemas.microsoft.com/office/drawing/2016/ink" xmlns:am3d="http://schemas.microsoft.com/office/drawing/2017/model3d" xmlns:o="urn:schemas-microsoft-com:office:office" xmlns:oel="http://schemas.microsoft.com/office/2019/extlst" xmlns:r="http://schemas.openxmlformats.org/officeDocument/2006/relationships" xmlns:m="http://schemas.openxmlformats.org/officeDocument/2006/math" xmlns:v="urn:schemas-microsoft-com:vml" xmlns:wp14="http://schemas.microsoft.com/office/word/2010/wordprocessingDrawing" xmlns:wp="http://schemas.openxmlformats.org/drawingml/2006/wordprocessingDrawing" xmlns:w10="urn:schemas-microsoft-com:office:word" xmlns:w="http://schemas.openxmlformats.org/wordprocessingml/2006/main" xmlns:w14="http://schemas.microsoft.com/office/word/2010/wordml" xmlns:w15="http://schemas.microsoft.com/office/word/2012/wordml" xmlns:w16cei="http://schemas.microsoft.com/office/word/2026/wordml/cei" xmlns:w16cex="http://schemas.microsoft.com/office/word/2018/wordml/cex" xmlns:w16cid="http://schemas.microsoft.com/office/word/2016/wordml/cid" xmlns:w16="http://schemas.microsoft.com/office/word/2018/wordml" xmlns:w16du="http://schemas.microsoft.com/office/word/2023/wordml/word16du" xmlns:w16sdtdh="http://schemas.microsoft.com/office/word/2020/wordml/sdtdatahash" xmlns:w16sdtfl="http://schemas.microsoft.com/office/word/2024/wordml/sdtformatlock" xmlns:w16se="http://schemas.microsoft.com/office/word/2015/wordml/symex" xmlns:wpg="http://schemas.microsoft.com/office/word/2010/wordprocessingGroup" xmlns:wpi="http://schemas.microsoft.com/office/word/2010/wordprocessingInk" xmlns:wne="http://schemas.microsoft.com/office/word/2006/wordml" xmlns:wps="http://schemas.microsoft.com/office/word/2010/wordprocessingShape" mc:Ignorable="w14 w15 w16se w16cid w16 w16cex w16sdtdh w16sdtfl w16du wp14">
   <w:endnote w:type="separator" w:id="-1">
     <w:p>
       <w:pPr>
@@ -6445,7 +5295,7 @@
 </file>
 
 <file path=word/footer1.xml><?xml version="1.0" encoding="utf-8"?>
-<w:ftr xmlns:wpc="http://schemas.microsoft.com/office/word/2010/wordprocessingCanvas" xmlns:cx="http://schemas.microsoft.com/office/drawing/2014/chartex" xmlns:cx1="http://schemas.microsoft.com/office/drawing/2015/9/8/chartex" xmlns:cx2="http://schemas.microsoft.com/office/drawing/2015/10/21/chartex" xmlns:cx3="http://schemas.microsoft.com/office/drawing/2016/5/9/chartex" xmlns:cx4="http://schemas.microsoft.com/office/drawing/2016/5/10/chartex" xmlns:cx5="http://schemas.microsoft.com/office/drawing/2016/5/11/chartex" xmlns:cx6="http://schemas.microsoft.com/office/drawing/2016/5/12/chartex" xmlns:cx7="http://schemas.microsoft.com/office/drawing/2016/5/13/chartex" xmlns:cx8="http://schemas.microsoft.com/office/drawing/2016/5/14/chartex" xmlns:mc="http://schemas.openxmlformats.org/markup-compatibility/2006" xmlns:aink="http://schemas.microsoft.com/office/drawing/2016/ink" xmlns:am3d="http://schemas.microsoft.com/office/drawing/2017/model3d" xmlns:o="urn:schemas-microsoft-com:office:office" xmlns:oel="http://schemas.microsoft.com/office/2019/extlst" xmlns:r="http://schemas.openxmlformats.org/officeDocument/2006/relationships" xmlns:m="http://schemas.openxmlformats.org/officeDocument/2006/math" xmlns:v="urn:schemas-microsoft-com:vml" xmlns:wp14="http://schemas.microsoft.com/office/word/2010/wordprocessingDrawing" xmlns:wp="http://schemas.openxmlformats.org/drawingml/2006/wordprocessingDrawing" xmlns:w10="urn:schemas-microsoft-com:office:word" xmlns:w="http://schemas.openxmlformats.org/wordprocessingml/2006/main" xmlns:w14="http://schemas.microsoft.com/office/word/2010/wordml" xmlns:w15="http://schemas.microsoft.com/office/word/2012/wordml" xmlns:w16cex="http://schemas.microsoft.com/office/word/2018/wordml/cex" xmlns:w16cid="http://schemas.microsoft.com/office/word/2016/wordml/cid" xmlns:w16="http://schemas.microsoft.com/office/word/2018/wordml" xmlns:w16du="http://schemas.microsoft.com/office/word/2023/wordml/word16du" xmlns:w16sdtdh="http://schemas.microsoft.com/office/word/2020/wordml/sdtdatahash" xmlns:w16sdtfl="http://schemas.microsoft.com/office/word/2024/wordml/sdtformatlock" xmlns:w16se="http://schemas.microsoft.com/office/word/2015/wordml/symex" xmlns:wpg="http://schemas.microsoft.com/office/word/2010/wordprocessingGroup" xmlns:wpi="http://schemas.microsoft.com/office/word/2010/wordprocessingInk" xmlns:wne="http://schemas.microsoft.com/office/word/2006/wordml" xmlns:wps="http://schemas.microsoft.com/office/word/2010/wordprocessingShape" mc:Ignorable="w14 w15 w16se w16cid w16 w16cex w16sdtdh w16sdtfl w16du wp14">
+<w:ftr xmlns:wpc="http://schemas.microsoft.com/office/word/2010/wordprocessingCanvas" xmlns:cx="http://schemas.microsoft.com/office/drawing/2014/chartex" xmlns:cx1="http://schemas.microsoft.com/office/drawing/2015/9/8/chartex" xmlns:cx2="http://schemas.microsoft.com/office/drawing/2015/10/21/chartex" xmlns:cx3="http://schemas.microsoft.com/office/drawing/2016/5/9/chartex" xmlns:cx4="http://schemas.microsoft.com/office/drawing/2016/5/10/chartex" xmlns:cx5="http://schemas.microsoft.com/office/drawing/2016/5/11/chartex" xmlns:cx6="http://schemas.microsoft.com/office/drawing/2016/5/12/chartex" xmlns:cx7="http://schemas.microsoft.com/office/drawing/2016/5/13/chartex" xmlns:cx8="http://schemas.microsoft.com/office/drawing/2016/5/14/chartex" xmlns:mc="http://schemas.openxmlformats.org/markup-compatibility/2006" xmlns:aink="http://schemas.microsoft.com/office/drawing/2016/ink" xmlns:am3d="http://schemas.microsoft.com/office/drawing/2017/model3d" xmlns:o="urn:schemas-microsoft-com:office:office" xmlns:oel="http://schemas.microsoft.com/office/2019/extlst" xmlns:r="http://schemas.openxmlformats.org/officeDocument/2006/relationships" xmlns:m="http://schemas.openxmlformats.org/officeDocument/2006/math" xmlns:v="urn:schemas-microsoft-com:vml" xmlns:wp14="http://schemas.microsoft.com/office/word/2010/wordprocessingDrawing" xmlns:wp="http://schemas.openxmlformats.org/drawingml/2006/wordprocessingDrawing" xmlns:w10="urn:schemas-microsoft-com:office:word" xmlns:w="http://schemas.openxmlformats.org/wordprocessingml/2006/main" xmlns:w14="http://schemas.microsoft.com/office/word/2010/wordml" xmlns:w15="http://schemas.microsoft.com/office/word/2012/wordml" xmlns:w16cei="http://schemas.microsoft.com/office/word/2026/wordml/cei" xmlns:w16cex="http://schemas.microsoft.com/office/word/2018/wordml/cex" xmlns:w16cid="http://schemas.microsoft.com/office/word/2016/wordml/cid" xmlns:w16="http://schemas.microsoft.com/office/word/2018/wordml" xmlns:w16du="http://schemas.microsoft.com/office/word/2023/wordml/word16du" xmlns:w16sdtdh="http://schemas.microsoft.com/office/word/2020/wordml/sdtdatahash" xmlns:w16sdtfl="http://schemas.microsoft.com/office/word/2024/wordml/sdtformatlock" xmlns:w16se="http://schemas.microsoft.com/office/word/2015/wordml/symex" xmlns:wpg="http://schemas.microsoft.com/office/word/2010/wordprocessingGroup" xmlns:wpi="http://schemas.microsoft.com/office/word/2010/wordprocessingInk" xmlns:wne="http://schemas.microsoft.com/office/word/2006/wordml" xmlns:wps="http://schemas.microsoft.com/office/word/2010/wordprocessingShape" mc:Ignorable="w14 w15 w16se w16cid w16 w16cex w16sdtdh w16sdtfl w16du wp14">
   <w:tbl>
     <w:tblPr>
       <w:tblW w:w="0" w:type="auto"/>
@@ -6506,7 +5356,7 @@
 </file>
 
 <file path=word/footnotes.xml><?xml version="1.0" encoding="utf-8"?>
-<w:footnotes xmlns:wpc="http://schemas.microsoft.com/office/word/2010/wordprocessingCanvas" xmlns:cx="http://schemas.microsoft.com/office/drawing/2014/chartex" xmlns:cx1="http://schemas.microsoft.com/office/drawing/2015/9/8/chartex" xmlns:cx2="http://schemas.microsoft.com/office/drawing/2015/10/21/chartex" xmlns:cx3="http://schemas.microsoft.com/office/drawing/2016/5/9/chartex" xmlns:cx4="http://schemas.microsoft.com/office/drawing/2016/5/10/chartex" xmlns:cx5="http://schemas.microsoft.com/office/drawing/2016/5/11/chartex" xmlns:cx6="http://schemas.microsoft.com/office/drawing/2016/5/12/chartex" xmlns:cx7="http://schemas.microsoft.com/office/drawing/2016/5/13/chartex" xmlns:cx8="http://schemas.microsoft.com/office/drawing/2016/5/14/chartex" xmlns:mc="http://schemas.openxmlformats.org/markup-compatibility/2006" xmlns:aink="http://schemas.microsoft.com/office/drawing/2016/ink" xmlns:am3d="http://schemas.microsoft.com/office/drawing/2017/model3d" xmlns:o="urn:schemas-microsoft-com:office:office" xmlns:oel="http://schemas.microsoft.com/office/2019/extlst" xmlns:r="http://schemas.openxmlformats.org/officeDocument/2006/relationships" xmlns:m="http://schemas.openxmlformats.org/officeDocument/2006/math" xmlns:v="urn:schemas-microsoft-com:vml" xmlns:wp14="http://schemas.microsoft.com/office/word/2010/wordprocessingDrawing" xmlns:wp="http://schemas.openxmlformats.org/drawingml/2006/wordprocessingDrawing" xmlns:w10="urn:schemas-microsoft-com:office:word" xmlns:w="http://schemas.openxmlformats.org/wordprocessingml/2006/main" xmlns:w14="http://schemas.microsoft.com/office/word/2010/wordml" xmlns:w15="http://schemas.microsoft.com/office/word/2012/wordml" xmlns:w16cex="http://schemas.microsoft.com/office/word/2018/wordml/cex" xmlns:w16cid="http://schemas.microsoft.com/office/word/2016/wordml/cid" xmlns:w16="http://schemas.microsoft.com/office/word/2018/wordml" xmlns:w16du="http://schemas.microsoft.com/office/word/2023/wordml/word16du" xmlns:w16sdtdh="http://schemas.microsoft.com/office/word/2020/wordml/sdtdatahash" xmlns:w16sdtfl="http://schemas.microsoft.com/office/word/2024/wordml/sdtformatlock" xmlns:w16se="http://schemas.microsoft.com/office/word/2015/wordml/symex" xmlns:wpg="http://schemas.microsoft.com/office/word/2010/wordprocessingGroup" xmlns:wpi="http://schemas.microsoft.com/office/word/2010/wordprocessingInk" xmlns:wne="http://schemas.microsoft.com/office/word/2006/wordml" xmlns:wps="http://schemas.microsoft.com/office/word/2010/wordprocessingShape" mc:Ignorable="w14 w15 w16se w16cid w16 w16cex w16sdtdh w16sdtfl w16du wp14">
+<w:footnotes xmlns:wpc="http://schemas.microsoft.com/office/word/2010/wordprocessingCanvas" xmlns:cx="http://schemas.microsoft.com/office/drawing/2014/chartex" xmlns:cx1="http://schemas.microsoft.com/office/drawing/2015/9/8/chartex" xmlns:cx2="http://schemas.microsoft.com/office/drawing/2015/10/21/chartex" xmlns:cx3="http://schemas.microsoft.com/office/drawing/2016/5/9/chartex" xmlns:cx4="http://schemas.microsoft.com/office/drawing/2016/5/10/chartex" xmlns:cx5="http://schemas.microsoft.com/office/drawing/2016/5/11/chartex" xmlns:cx6="http://schemas.microsoft.com/office/drawing/2016/5/12/chartex" xmlns:cx7="http://schemas.microsoft.com/office/drawing/2016/5/13/chartex" xmlns:cx8="http://schemas.microsoft.com/office/drawing/2016/5/14/chartex" xmlns:mc="http://schemas.openxmlformats.org/markup-compatibility/2006" xmlns:aink="http://schemas.microsoft.com/office/drawing/2016/ink" xmlns:am3d="http://schemas.microsoft.com/office/drawing/2017/model3d" xmlns:o="urn:schemas-microsoft-com:office:office" xmlns:oel="http://schemas.microsoft.com/office/2019/extlst" xmlns:r="http://schemas.openxmlformats.org/officeDocument/2006/relationships" xmlns:m="http://schemas.openxmlformats.org/officeDocument/2006/math" xmlns:v="urn:schemas-microsoft-com:vml" xmlns:wp14="http://schemas.microsoft.com/office/word/2010/wordprocessingDrawing" xmlns:wp="http://schemas.openxmlformats.org/drawingml/2006/wordprocessingDrawing" xmlns:w10="urn:schemas-microsoft-com:office:word" xmlns:w="http://schemas.openxmlformats.org/wordprocessingml/2006/main" xmlns:w14="http://schemas.microsoft.com/office/word/2010/wordml" xmlns:w15="http://schemas.microsoft.com/office/word/2012/wordml" xmlns:w16cei="http://schemas.microsoft.com/office/word/2026/wordml/cei" xmlns:w16cex="http://schemas.microsoft.com/office/word/2018/wordml/cex" xmlns:w16cid="http://schemas.microsoft.com/office/word/2016/wordml/cid" xmlns:w16="http://schemas.microsoft.com/office/word/2018/wordml" xmlns:w16du="http://schemas.microsoft.com/office/word/2023/wordml/word16du" xmlns:w16sdtdh="http://schemas.microsoft.com/office/word/2020/wordml/sdtdatahash" xmlns:w16sdtfl="http://schemas.microsoft.com/office/word/2024/wordml/sdtformatlock" xmlns:w16se="http://schemas.microsoft.com/office/word/2015/wordml/symex" xmlns:wpg="http://schemas.microsoft.com/office/word/2010/wordprocessingGroup" xmlns:wpi="http://schemas.microsoft.com/office/word/2010/wordprocessingInk" xmlns:wne="http://schemas.microsoft.com/office/word/2006/wordml" xmlns:wps="http://schemas.microsoft.com/office/word/2010/wordprocessingShape" mc:Ignorable="w14 w15 w16se w16cid w16 w16cex w16sdtdh w16sdtfl w16du wp14">
   <w:footnote w:type="separator" w:id="-1">
     <w:p>
       <w:pPr>
@@ -6531,7 +5381,7 @@
 </file>
 
 <file path=word/header1.xml><?xml version="1.0" encoding="utf-8"?>
-<w:hdr xmlns:wpc="http://schemas.microsoft.com/office/word/2010/wordprocessingCanvas" xmlns:cx="http://schemas.microsoft.com/office/drawing/2014/chartex" xmlns:cx1="http://schemas.microsoft.com/office/drawing/2015/9/8/chartex" xmlns:cx2="http://schemas.microsoft.com/office/drawing/2015/10/21/chartex" xmlns:cx3="http://schemas.microsoft.com/office/drawing/2016/5/9/chartex" xmlns:cx4="http://schemas.microsoft.com/office/drawing/2016/5/10/chartex" xmlns:cx5="http://schemas.microsoft.com/office/drawing/2016/5/11/chartex" xmlns:cx6="http://schemas.microsoft.com/office/drawing/2016/5/12/chartex" xmlns:cx7="http://schemas.microsoft.com/office/drawing/2016/5/13/chartex" xmlns:cx8="http://schemas.microsoft.com/office/drawing/2016/5/14/chartex" xmlns:mc="http://schemas.openxmlformats.org/markup-compatibility/2006" xmlns:aink="http://schemas.microsoft.com/office/drawing/2016/ink" xmlns:am3d="http://schemas.microsoft.com/office/drawing/2017/model3d" xmlns:o="urn:schemas-microsoft-com:office:office" xmlns:oel="http://schemas.microsoft.com/office/2019/extlst" xmlns:r="http://schemas.openxmlformats.org/officeDocument/2006/relationships" xmlns:m="http://schemas.openxmlformats.org/officeDocument/2006/math" xmlns:v="urn:schemas-microsoft-com:vml" xmlns:wp14="http://schemas.microsoft.com/office/word/2010/wordprocessingDrawing" xmlns:wp="http://schemas.openxmlformats.org/drawingml/2006/wordprocessingDrawing" xmlns:w10="urn:schemas-microsoft-com:office:word" xmlns:w="http://schemas.openxmlformats.org/wordprocessingml/2006/main" xmlns:w14="http://schemas.microsoft.com/office/word/2010/wordml" xmlns:w15="http://schemas.microsoft.com/office/word/2012/wordml" xmlns:w16cex="http://schemas.microsoft.com/office/word/2018/wordml/cex" xmlns:w16cid="http://schemas.microsoft.com/office/word/2016/wordml/cid" xmlns:w16="http://schemas.microsoft.com/office/word/2018/wordml" xmlns:w16du="http://schemas.microsoft.com/office/word/2023/wordml/word16du" xmlns:w16sdtdh="http://schemas.microsoft.com/office/word/2020/wordml/sdtdatahash" xmlns:w16sdtfl="http://schemas.microsoft.com/office/word/2024/wordml/sdtformatlock" xmlns:w16se="http://schemas.microsoft.com/office/word/2015/wordml/symex" xmlns:wpg="http://schemas.microsoft.com/office/word/2010/wordprocessingGroup" xmlns:wpi="http://schemas.microsoft.com/office/word/2010/wordprocessingInk" xmlns:wne="http://schemas.microsoft.com/office/word/2006/wordml" xmlns:wps="http://schemas.microsoft.com/office/word/2010/wordprocessingShape" mc:Ignorable="w14 w15 w16se w16cid w16 w16cex w16sdtdh w16sdtfl w16du wp14">
+<w:hdr xmlns:wpc="http://schemas.microsoft.com/office/word/2010/wordprocessingCanvas" xmlns:cx="http://schemas.microsoft.com/office/drawing/2014/chartex" xmlns:cx1="http://schemas.microsoft.com/office/drawing/2015/9/8/chartex" xmlns:cx2="http://schemas.microsoft.com/office/drawing/2015/10/21/chartex" xmlns:cx3="http://schemas.microsoft.com/office/drawing/2016/5/9/chartex" xmlns:cx4="http://schemas.microsoft.com/office/drawing/2016/5/10/chartex" xmlns:cx5="http://schemas.microsoft.com/office/drawing/2016/5/11/chartex" xmlns:cx6="http://schemas.microsoft.com/office/drawing/2016/5/12/chartex" xmlns:cx7="http://schemas.microsoft.com/office/drawing/2016/5/13/chartex" xmlns:cx8="http://schemas.microsoft.com/office/drawing/2016/5/14/chartex" xmlns:mc="http://schemas.openxmlformats.org/markup-compatibility/2006" xmlns:aink="http://schemas.microsoft.com/office/drawing/2016/ink" xmlns:am3d="http://schemas.microsoft.com/office/drawing/2017/model3d" xmlns:o="urn:schemas-microsoft-com:office:office" xmlns:oel="http://schemas.microsoft.com/office/2019/extlst" xmlns:r="http://schemas.openxmlformats.org/officeDocument/2006/relationships" xmlns:m="http://schemas.openxmlformats.org/officeDocument/2006/math" xmlns:v="urn:schemas-microsoft-com:vml" xmlns:wp14="http://schemas.microsoft.com/office/word/2010/wordprocessingDrawing" xmlns:wp="http://schemas.openxmlformats.org/drawingml/2006/wordprocessingDrawing" xmlns:w10="urn:schemas-microsoft-com:office:word" xmlns:w="http://schemas.openxmlformats.org/wordprocessingml/2006/main" xmlns:w14="http://schemas.microsoft.com/office/word/2010/wordml" xmlns:w15="http://schemas.microsoft.com/office/word/2012/wordml" xmlns:w16cei="http://schemas.microsoft.com/office/word/2026/wordml/cei" xmlns:w16cex="http://schemas.microsoft.com/office/word/2018/wordml/cex" xmlns:w16cid="http://schemas.microsoft.com/office/word/2016/wordml/cid" xmlns:w16="http://schemas.microsoft.com/office/word/2018/wordml" xmlns:w16du="http://schemas.microsoft.com/office/word/2023/wordml/word16du" xmlns:w16sdtdh="http://schemas.microsoft.com/office/word/2020/wordml/sdtdatahash" xmlns:w16sdtfl="http://schemas.microsoft.com/office/word/2024/wordml/sdtformatlock" xmlns:w16se="http://schemas.microsoft.com/office/word/2015/wordml/symex" xmlns:wpg="http://schemas.microsoft.com/office/word/2010/wordprocessingGroup" xmlns:wpi="http://schemas.microsoft.com/office/word/2010/wordprocessingInk" xmlns:wne="http://schemas.microsoft.com/office/word/2006/wordml" xmlns:wps="http://schemas.microsoft.com/office/word/2010/wordprocessingShape" mc:Ignorable="w14 w15 w16se w16cid w16 w16cex w16sdtdh w16sdtfl w16du wp14">
   <w:tbl>
     <w:tblPr>
       <w:tblW w:w="10802" w:type="dxa"/>
@@ -6640,7 +5490,6 @@
             <w:t>Report printed on {</w:t>
           </w:r>
           <w:proofErr w:type="spellStart"/>
-          <w:proofErr w:type="gramStart"/>
           <w:r>
             <w:rPr>
               <w:rFonts w:ascii="BC Sans" w:eastAsia="BC Sans" w:hAnsi="BC Sans" w:cs="BC Sans"/>
@@ -6666,7 +5515,6 @@
             <w:t>generatedOn</w:t>
           </w:r>
           <w:proofErr w:type="spellEnd"/>
-          <w:proofErr w:type="gramEnd"/>
           <w:r>
             <w:rPr>
               <w:rFonts w:ascii="BC Sans" w:eastAsia="BC Sans" w:hAnsi="BC Sans" w:cs="BC Sans"/>
@@ -8211,15 +7059,6 @@
 </file>
 
 <file path=customXml/item2.xml><?xml version="1.0" encoding="utf-8"?>
-<?mso-contentType ?>
-<FormTemplates xmlns="http://schemas.microsoft.com/sharepoint/v3/contenttype/forms">
-  <Display>DocumentLibraryForm</Display>
-  <Edit>DocumentLibraryForm</Edit>
-  <New>DocumentLibraryForm</New>
-</FormTemplates>
-</file>
-
-<file path=customXml/item3.xml><?xml version="1.0" encoding="utf-8"?>
 <ct:contentTypeSchema xmlns:ct="http://schemas.microsoft.com/office/2006/metadata/contentType" xmlns:ma="http://schemas.microsoft.com/office/2006/metadata/properties/metaAttributes" ct:_="" ma:_="" ma:contentTypeName="Document" ma:contentTypeID="0x010100ED0089B3ED392A4CB3C10705735CFAD3" ma:contentTypeVersion="15" ma:contentTypeDescription="Create a new document." ma:contentTypeScope="" ma:versionID="e9715c4352d5d9c94cf397f6db7911f6">
   <xsd:schema xmlns:xsd="http://www.w3.org/2001/XMLSchema" xmlns:xs="http://www.w3.org/2001/XMLSchema" xmlns:p="http://schemas.microsoft.com/office/2006/metadata/properties" xmlns:ns2="aa9c99c1-69c1-4b58-9df5-4d4796c46f8a" xmlns:ns3="cbeac988-4fd5-47cf-ad03-89cc7678fa90" targetNamespace="http://schemas.microsoft.com/office/2006/metadata/properties" ma:root="true" ma:fieldsID="4a7b24a40f906d6832371abf7aef78d6" ns2:_="" ns3:_="">
     <xsd:import namespace="aa9c99c1-69c1-4b58-9df5-4d4796c46f8a"/>
@@ -8454,6 +7293,15 @@
 </ct:contentTypeSchema>
 </file>
 
+<file path=customXml/item3.xml><?xml version="1.0" encoding="utf-8"?>
+<?mso-contentType ?>
+<FormTemplates xmlns="http://schemas.microsoft.com/sharepoint/v3/contenttype/forms">
+  <Display>DocumentLibraryForm</Display>
+  <Edit>DocumentLibraryForm</Edit>
+  <New>DocumentLibraryForm</New>
+</FormTemplates>
+</file>
+
 <file path=customXml/itemProps1.xml><?xml version="1.0" encoding="utf-8"?>
 <ds:datastoreItem xmlns:ds="http://schemas.openxmlformats.org/officeDocument/2006/customXml" ds:itemID="{C6C5DCE0-D69C-4B6E-96D9-C69B23DE6D4A}">
   <ds:schemaRefs>
@@ -8466,14 +7314,6 @@
 </file>
 
 <file path=customXml/itemProps2.xml><?xml version="1.0" encoding="utf-8"?>
-<ds:datastoreItem xmlns:ds="http://schemas.openxmlformats.org/officeDocument/2006/customXml" ds:itemID="{4BECF9F2-3A10-48CC-8D31-4F6E8664527E}">
-  <ds:schemaRefs>
-    <ds:schemaRef ds:uri="http://schemas.microsoft.com/sharepoint/v3/contenttype/forms"/>
-  </ds:schemaRefs>
-</ds:datastoreItem>
-</file>
-
-<file path=customXml/itemProps3.xml><?xml version="1.0" encoding="utf-8"?>
 <ds:datastoreItem xmlns:ds="http://schemas.openxmlformats.org/officeDocument/2006/customXml" ds:itemID="{26FF9410-7F49-4DD5-9478-D670A139DF54}">
   <ds:schemaRefs>
     <ds:schemaRef ds:uri="http://schemas.microsoft.com/office/2006/metadata/contentType"/>
@@ -8490,4 +7330,12 @@
     <ds:schemaRef ds:uri="http://schemas.microsoft.com/internal/obd"/>
   </ds:schemaRefs>
 </ds:datastoreItem>
+</file>
+
+<file path=customXml/itemProps3.xml><?xml version="1.0" encoding="utf-8"?>
+<ds:datastoreItem xmlns:ds="http://schemas.openxmlformats.org/officeDocument/2006/customXml" ds:itemID="{4BECF9F2-3A10-48CC-8D31-4F6E8664527E}">
+  <ds:schemaRefs>
+    <ds:schemaRef ds:uri="http://schemas.microsoft.com/sharepoint/v3/contenttype/forms"/>
+  </ds:schemaRefs>
+</ds:datastoreItem>
 </file>
--- a/backend/templates/task/CDOGS-TDR-TEMPLATE-v1.docx
+++ b/backend/templates/task/CDOGS-TDR-TEMPLATE-v1.docx
@@ -112,7 +112,6 @@
               </w:rPr>
               <w:t>{</w:t>
             </w:r>
-            <w:proofErr w:type="spellStart"/>
             <w:r>
               <w:rPr>
                 <w:rFonts w:ascii="BC Sans" w:eastAsia="Times New Roman" w:hAnsi="BC Sans" w:cs="Times New Roman"/>
@@ -154,7 +153,6 @@
               </w:rPr>
               <w:t>Label</w:t>
             </w:r>
-            <w:proofErr w:type="spellEnd"/>
             <w:r>
               <w:rPr>
                 <w:rFonts w:ascii="BC Sans" w:eastAsia="Times New Roman" w:hAnsi="BC Sans" w:cs="Times New Roman"/>
@@ -199,7 +197,6 @@
               </w:rPr>
               <w:t>: {</w:t>
             </w:r>
-            <w:proofErr w:type="spellStart"/>
             <w:r>
               <w:rPr>
                 <w:rFonts w:ascii="BC Sans" w:eastAsia="Times New Roman" w:hAnsi="BC Sans" w:cs="Times New Roman"/>
@@ -232,7 +229,6 @@
               </w:rPr>
               <w:t>taskNumber</w:t>
             </w:r>
-            <w:proofErr w:type="spellEnd"/>
             <w:r>
               <w:rPr>
                 <w:rFonts w:ascii="BC Sans" w:eastAsia="Times New Roman" w:hAnsi="BC Sans" w:cs="Times New Roman"/>
@@ -407,7 +403,6 @@
               </w:rPr>
               <w:t>{</w:t>
             </w:r>
-            <w:proofErr w:type="spellStart"/>
             <w:r>
               <w:rPr>
                 <w:rFonts w:ascii="BC Sans" w:eastAsia="Times New Roman" w:hAnsi="BC Sans" w:cs="Times New Roman"/>
@@ -415,27 +410,8 @@
                 <w:sz w:val="20"/>
                 <w:szCs w:val="20"/>
               </w:rPr>
-              <w:t>d</w:t>
-            </w:r>
-            <w:r>
-              <w:rPr>
-                <w:rFonts w:ascii="BC Sans" w:eastAsia="Times New Roman" w:hAnsi="BC Sans" w:cs="Times New Roman"/>
-                <w:color w:val="000000" w:themeColor="text1"/>
-                <w:sz w:val="20"/>
-                <w:szCs w:val="20"/>
-              </w:rPr>
-              <w:t>.</w:t>
-            </w:r>
-            <w:r>
-              <w:rPr>
-                <w:rFonts w:ascii="BC Sans" w:eastAsia="Times New Roman" w:hAnsi="BC Sans" w:cs="Times New Roman"/>
-                <w:color w:val="000000" w:themeColor="text1"/>
-                <w:sz w:val="20"/>
-                <w:szCs w:val="20"/>
-              </w:rPr>
-              <w:t>taskType.category.longDescription</w:t>
-            </w:r>
-            <w:proofErr w:type="spellEnd"/>
+              <w:t>d.taskCategory</w:t>
+            </w:r>
             <w:r>
               <w:rPr>
                 <w:rFonts w:ascii="BC Sans" w:eastAsia="Times New Roman" w:hAnsi="BC Sans" w:cs="Times New Roman"/>
@@ -510,7 +486,6 @@
               </w:rPr>
               <w:t>{</w:t>
             </w:r>
-            <w:proofErr w:type="spellStart"/>
             <w:r>
               <w:rPr>
                 <w:rFonts w:ascii="BC Sans" w:eastAsia="Times New Roman" w:hAnsi="BC Sans" w:cs="Times New Roman"/>
@@ -538,7 +513,6 @@
               </w:rPr>
               <w:t>remarks</w:t>
             </w:r>
-            <w:proofErr w:type="spellEnd"/>
             <w:r>
               <w:rPr>
                 <w:rFonts w:ascii="BC Sans" w:eastAsia="Times New Roman" w:hAnsi="BC Sans" w:cs="Times New Roman"/>
@@ -608,7 +582,6 @@
               </w:rPr>
               <w:t>{</w:t>
             </w:r>
-            <w:proofErr w:type="spellStart"/>
             <w:r>
               <w:rPr>
                 <w:rFonts w:ascii="BC Sans" w:eastAsia="Times New Roman" w:hAnsi="BC Sans" w:cs="Times New Roman"/>
@@ -638,7 +611,6 @@
               </w:rPr>
               <w:t>assignedUser.lastName</w:t>
             </w:r>
-            <w:proofErr w:type="spellEnd"/>
             <w:r>
               <w:rPr>
                 <w:rFonts w:ascii="BC Sans" w:eastAsia="Times New Roman" w:hAnsi="BC Sans" w:cs="Times New Roman"/>
@@ -659,31 +631,7 @@
                 <w:szCs w:val="20"/>
                 <w14:ligatures w14:val="none"/>
               </w:rPr>
-              <w:t>, {</w:t>
-            </w:r>
-            <w:proofErr w:type="spellStart"/>
-            <w:r>
-              <w:rPr>
-                <w:rFonts w:ascii="BC Sans" w:eastAsia="Times New Roman" w:hAnsi="BC Sans" w:cs="Times New Roman"/>
-                <w:color w:val="000000"/>
-                <w:kern w:val="0"/>
-                <w:sz w:val="20"/>
-                <w:szCs w:val="20"/>
-                <w14:ligatures w14:val="none"/>
-              </w:rPr>
-              <w:t>d.assignedUser.firstName</w:t>
-            </w:r>
-            <w:proofErr w:type="spellEnd"/>
-            <w:r>
-              <w:rPr>
-                <w:rFonts w:ascii="BC Sans" w:eastAsia="Times New Roman" w:hAnsi="BC Sans" w:cs="Times New Roman"/>
-                <w:color w:val="000000"/>
-                <w:kern w:val="0"/>
-                <w:sz w:val="20"/>
-                <w:szCs w:val="20"/>
-                <w14:ligatures w14:val="none"/>
-              </w:rPr>
-              <w:t>}</w:t>
+              <w:t>, {d.assignedUser.firstName}</w:t>
             </w:r>
           </w:p>
         </w:tc>
@@ -749,26 +697,17 @@
                 <w:sz w:val="20"/>
                 <w:szCs w:val="20"/>
               </w:rPr>
+              <w:t>{d.dueDate}</w:t>
+            </w:r>
+            <w:r>
+              <w:rPr>
+                <w:rFonts w:ascii="BC Sans" w:eastAsia="Times New Roman" w:hAnsi="BC Sans" w:cs="Times New Roman"/>
+                <w:color w:val="000000" w:themeColor="text1"/>
+                <w:sz w:val="20"/>
+                <w:szCs w:val="20"/>
+              </w:rPr>
               <w:t>{</w:t>
             </w:r>
-            <w:proofErr w:type="spellStart"/>
-            <w:r>
-              <w:rPr>
-                <w:rFonts w:ascii="BC Sans" w:hAnsi="BC Sans" w:cs="BC Sans Light"/>
-                <w:sz w:val="20"/>
-                <w:szCs w:val="20"/>
-              </w:rPr>
-              <w:t>d.dueDate</w:t>
-            </w:r>
-            <w:proofErr w:type="spellEnd"/>
-            <w:r>
-              <w:rPr>
-                <w:rFonts w:ascii="BC Sans" w:hAnsi="BC Sans" w:cs="BC Sans Light"/>
-                <w:sz w:val="20"/>
-                <w:szCs w:val="20"/>
-              </w:rPr>
-              <w:t>}</w:t>
-            </w:r>
             <w:r>
               <w:rPr>
                 <w:rFonts w:ascii="BC Sans" w:eastAsia="Times New Roman" w:hAnsi="BC Sans" w:cs="Times New Roman"/>
@@ -776,7 +715,7 @@
                 <w:sz w:val="20"/>
                 <w:szCs w:val="20"/>
               </w:rPr>
-              <w:t>{</w:t>
+              <w:t>d.</w:t>
             </w:r>
             <w:r>
               <w:rPr>
@@ -784,21 +723,10 @@
                 <w:color w:val="000000" w:themeColor="text1"/>
                 <w:sz w:val="20"/>
                 <w:szCs w:val="20"/>
-              </w:rPr>
-              <w:t>d.</w:t>
-            </w:r>
-            <w:proofErr w:type="spellStart"/>
-            <w:r>
-              <w:rPr>
-                <w:rFonts w:ascii="BC Sans" w:eastAsia="Times New Roman" w:hAnsi="BC Sans" w:cs="Times New Roman"/>
-                <w:color w:val="000000" w:themeColor="text1"/>
-                <w:sz w:val="20"/>
-                <w:szCs w:val="20"/>
                 <w:lang w:val="en-CA"/>
               </w:rPr>
               <w:t>description:ifEM:hideBegin</w:t>
             </w:r>
-            <w:proofErr w:type="spellEnd"/>
             <w:r>
               <w:rPr>
                 <w:rFonts w:ascii="BC Sans" w:hAnsi="BC Sans"/>
@@ -864,25 +792,7 @@
                 <w:sz w:val="20"/>
                 <w:szCs w:val="20"/>
               </w:rPr>
-              <w:t>{</w:t>
-            </w:r>
-            <w:proofErr w:type="spellStart"/>
-            <w:r>
-              <w:rPr>
-                <w:rFonts w:ascii="BC Sans" w:hAnsi="BC Sans" w:cs="BC Sans Light"/>
-                <w:sz w:val="20"/>
-                <w:szCs w:val="20"/>
-              </w:rPr>
-              <w:t>d.description</w:t>
-            </w:r>
-            <w:proofErr w:type="spellEnd"/>
-            <w:r>
-              <w:rPr>
-                <w:rFonts w:ascii="BC Sans" w:hAnsi="BC Sans" w:cs="BC Sans Light"/>
-                <w:sz w:val="20"/>
-                <w:szCs w:val="20"/>
-              </w:rPr>
-              <w:t>}</w:t>
+              <w:t>{d.description}</w:t>
             </w:r>
             <w:r>
               <w:rPr>
@@ -925,7 +835,6 @@
         </w:rPr>
         <w:t>d.</w:t>
       </w:r>
-      <w:proofErr w:type="spellStart"/>
       <w:r>
         <w:rPr>
           <w:rFonts w:ascii="BC Sans" w:eastAsia="Times New Roman" w:hAnsi="BC Sans" w:cs="Times New Roman"/>
@@ -936,7 +845,6 @@
         </w:rPr>
         <w:t>description:ifEM:hideEnd</w:t>
       </w:r>
-      <w:proofErr w:type="spellEnd"/>
       <w:r>
         <w:rPr>
           <w:rFonts w:ascii="BC Sans" w:hAnsi="BC Sans"/>
@@ -951,43 +859,7 @@
           <w:sz w:val="20"/>
           <w:szCs w:val="20"/>
         </w:rPr>
-        <w:t>{</w:t>
-      </w:r>
-      <w:proofErr w:type="spellStart"/>
-      <w:r>
-        <w:rPr>
-          <w:rFonts w:ascii="BC Sans" w:hAnsi="BC Sans"/>
-          <w:sz w:val="20"/>
-          <w:szCs w:val="20"/>
-        </w:rPr>
-        <w:t>d.hasDiaryDates:ifEQ</w:t>
-      </w:r>
-      <w:proofErr w:type="spellEnd"/>
-      <w:r>
-        <w:rPr>
-          <w:rFonts w:ascii="BC Sans" w:hAnsi="BC Sans"/>
-          <w:sz w:val="20"/>
-          <w:szCs w:val="20"/>
-        </w:rPr>
-        <w:t>(true):</w:t>
-      </w:r>
-      <w:proofErr w:type="spellStart"/>
-      <w:r>
-        <w:rPr>
-          <w:rFonts w:ascii="BC Sans" w:hAnsi="BC Sans"/>
-          <w:sz w:val="20"/>
-          <w:szCs w:val="20"/>
-        </w:rPr>
-        <w:t>showBegin</w:t>
-      </w:r>
-      <w:proofErr w:type="spellEnd"/>
-      <w:r>
-        <w:rPr>
-          <w:rFonts w:ascii="BC Sans" w:hAnsi="BC Sans"/>
-          <w:sz w:val="20"/>
-          <w:szCs w:val="20"/>
-        </w:rPr>
-        <w:t>}</w:t>
+        <w:t>{d.hasDiaryDates:ifEQ(true):showBegin}</w:t>
       </w:r>
     </w:p>
     <w:tbl>
@@ -1161,79 +1033,7 @@
                 <w:sz w:val="20"/>
                 <w:szCs w:val="20"/>
               </w:rPr>
-              <w:t>{</w:t>
-            </w:r>
-            <w:proofErr w:type="spellStart"/>
-            <w:r>
-              <w:rPr>
-                <w:rFonts w:ascii="BC Sans" w:hAnsi="BC Sans"/>
-                <w:b w:val="0"/>
-                <w:bCs w:val="0"/>
-                <w:caps w:val="0"/>
-                <w:sz w:val="20"/>
-                <w:szCs w:val="20"/>
-              </w:rPr>
-              <w:t>d.diaryDates</w:t>
-            </w:r>
-            <w:proofErr w:type="spellEnd"/>
-            <w:r>
-              <w:rPr>
-                <w:rFonts w:ascii="BC Sans" w:hAnsi="BC Sans"/>
-                <w:b w:val="0"/>
-                <w:bCs w:val="0"/>
-                <w:caps w:val="0"/>
-                <w:sz w:val="20"/>
-                <w:szCs w:val="20"/>
-              </w:rPr>
-              <w:t>[</w:t>
-            </w:r>
-            <w:proofErr w:type="spellStart"/>
-            <w:r>
-              <w:rPr>
-                <w:rFonts w:ascii="BC Sans" w:hAnsi="BC Sans"/>
-                <w:b w:val="0"/>
-                <w:bCs w:val="0"/>
-                <w:caps w:val="0"/>
-                <w:sz w:val="20"/>
-                <w:szCs w:val="20"/>
-              </w:rPr>
-              <w:t>i</w:t>
-            </w:r>
-            <w:proofErr w:type="spellEnd"/>
-            <w:r>
-              <w:rPr>
-                <w:rFonts w:ascii="BC Sans" w:hAnsi="BC Sans"/>
-                <w:b w:val="0"/>
-                <w:bCs w:val="0"/>
-                <w:caps w:val="0"/>
-                <w:sz w:val="20"/>
-                <w:szCs w:val="20"/>
-              </w:rPr>
-              <w:t>].</w:t>
-            </w:r>
-            <w:proofErr w:type="spellStart"/>
-            <w:r>
-              <w:rPr>
-                <w:rFonts w:ascii="BC Sans" w:hAnsi="BC Sans"/>
-                <w:b w:val="0"/>
-                <w:bCs w:val="0"/>
-                <w:caps w:val="0"/>
-                <w:sz w:val="20"/>
-                <w:szCs w:val="20"/>
-              </w:rPr>
-              <w:t>dueDate</w:t>
-            </w:r>
-            <w:proofErr w:type="spellEnd"/>
-            <w:r>
-              <w:rPr>
-                <w:rFonts w:ascii="BC Sans" w:hAnsi="BC Sans"/>
-                <w:b w:val="0"/>
-                <w:bCs w:val="0"/>
-                <w:caps w:val="0"/>
-                <w:sz w:val="20"/>
-                <w:szCs w:val="20"/>
-              </w:rPr>
-              <w:t>}</w:t>
+              <w:t>{d.diaryDates[i].dueDate}</w:t>
             </w:r>
           </w:p>
         </w:tc>
@@ -1261,47 +1061,7 @@
                 <w:sz w:val="18"/>
                 <w:szCs w:val="18"/>
               </w:rPr>
-              <w:t>{</w:t>
-            </w:r>
-            <w:proofErr w:type="spellStart"/>
-            <w:r>
-              <w:rPr>
-                <w:rFonts w:ascii="BC Sans" w:eastAsia="Times New Roman" w:hAnsi="BC Sans" w:cs="Times New Roman"/>
-                <w:color w:val="000000" w:themeColor="text1"/>
-                <w:sz w:val="18"/>
-                <w:szCs w:val="18"/>
-              </w:rPr>
-              <w:t>d.diaryDates</w:t>
-            </w:r>
-            <w:proofErr w:type="spellEnd"/>
-            <w:r>
-              <w:rPr>
-                <w:rFonts w:ascii="BC Sans" w:eastAsia="Times New Roman" w:hAnsi="BC Sans" w:cs="Times New Roman"/>
-                <w:color w:val="000000" w:themeColor="text1"/>
-                <w:sz w:val="18"/>
-                <w:szCs w:val="18"/>
-              </w:rPr>
-              <w:t>[</w:t>
-            </w:r>
-            <w:proofErr w:type="spellStart"/>
-            <w:r>
-              <w:rPr>
-                <w:rFonts w:ascii="BC Sans" w:eastAsia="Times New Roman" w:hAnsi="BC Sans" w:cs="Times New Roman"/>
-                <w:color w:val="000000" w:themeColor="text1"/>
-                <w:sz w:val="18"/>
-                <w:szCs w:val="18"/>
-              </w:rPr>
-              <w:t>i</w:t>
-            </w:r>
-            <w:proofErr w:type="spellEnd"/>
-            <w:r>
-              <w:rPr>
-                <w:rFonts w:ascii="BC Sans" w:eastAsia="Times New Roman" w:hAnsi="BC Sans" w:cs="Times New Roman"/>
-                <w:color w:val="000000" w:themeColor="text1"/>
-                <w:sz w:val="18"/>
-                <w:szCs w:val="18"/>
-              </w:rPr>
-              <w:t>].description}</w:t>
+              <w:t>{d.diaryDates[i].description}</w:t>
             </w:r>
           </w:p>
         </w:tc>
@@ -1337,55 +1097,7 @@
                 <w:sz w:val="20"/>
                 <w:szCs w:val="20"/>
               </w:rPr>
-              <w:t>{</w:t>
-            </w:r>
-            <w:proofErr w:type="spellStart"/>
-            <w:r>
-              <w:rPr>
-                <w:rFonts w:ascii="BC Sans" w:hAnsi="BC Sans"/>
-                <w:b w:val="0"/>
-                <w:bCs w:val="0"/>
-                <w:caps w:val="0"/>
-                <w:sz w:val="20"/>
-                <w:szCs w:val="20"/>
-              </w:rPr>
-              <w:t>d.diaryDates</w:t>
-            </w:r>
-            <w:proofErr w:type="spellEnd"/>
-            <w:r>
-              <w:rPr>
-                <w:rFonts w:ascii="BC Sans" w:hAnsi="BC Sans"/>
-                <w:b w:val="0"/>
-                <w:bCs w:val="0"/>
-                <w:caps w:val="0"/>
-                <w:sz w:val="20"/>
-                <w:szCs w:val="20"/>
-              </w:rPr>
-              <w:t>[i+1].</w:t>
-            </w:r>
-            <w:proofErr w:type="spellStart"/>
-            <w:r>
-              <w:rPr>
-                <w:rFonts w:ascii="BC Sans" w:hAnsi="BC Sans"/>
-                <w:b w:val="0"/>
-                <w:bCs w:val="0"/>
-                <w:caps w:val="0"/>
-                <w:sz w:val="20"/>
-                <w:szCs w:val="20"/>
-              </w:rPr>
-              <w:t>dueDate</w:t>
-            </w:r>
-            <w:proofErr w:type="spellEnd"/>
-            <w:r>
-              <w:rPr>
-                <w:rFonts w:ascii="BC Sans" w:hAnsi="BC Sans"/>
-                <w:b w:val="0"/>
-                <w:bCs w:val="0"/>
-                <w:caps w:val="0"/>
-                <w:sz w:val="20"/>
-                <w:szCs w:val="20"/>
-              </w:rPr>
-              <w:t>}</w:t>
+              <w:t>{d.diaryDates[i+1].dueDate}</w:t>
             </w:r>
           </w:p>
         </w:tc>
@@ -1412,27 +1124,7 @@
                 <w:sz w:val="18"/>
                 <w:szCs w:val="18"/>
               </w:rPr>
-              <w:t>{</w:t>
-            </w:r>
-            <w:proofErr w:type="spellStart"/>
-            <w:r>
-              <w:rPr>
-                <w:rFonts w:ascii="BC Sans" w:eastAsia="Times New Roman" w:hAnsi="BC Sans" w:cs="Times New Roman"/>
-                <w:color w:val="000000" w:themeColor="text1"/>
-                <w:sz w:val="18"/>
-                <w:szCs w:val="18"/>
-              </w:rPr>
-              <w:t>d.diaryDates</w:t>
-            </w:r>
-            <w:proofErr w:type="spellEnd"/>
-            <w:r>
-              <w:rPr>
-                <w:rFonts w:ascii="BC Sans" w:eastAsia="Times New Roman" w:hAnsi="BC Sans" w:cs="Times New Roman"/>
-                <w:color w:val="000000" w:themeColor="text1"/>
-                <w:sz w:val="18"/>
-                <w:szCs w:val="18"/>
-              </w:rPr>
-              <w:t>[i+1].description}</w:t>
+              <w:t>{d.diaryDates[i+1].description}</w:t>
             </w:r>
           </w:p>
         </w:tc>
@@ -1629,79 +1321,7 @@
                 <w:sz w:val="20"/>
                 <w:szCs w:val="20"/>
               </w:rPr>
-              <w:t>{</w:t>
-            </w:r>
-            <w:proofErr w:type="spellStart"/>
-            <w:r>
-              <w:rPr>
-                <w:rFonts w:ascii="BC Sans" w:hAnsi="BC Sans"/>
-                <w:b w:val="0"/>
-                <w:bCs w:val="0"/>
-                <w:caps w:val="0"/>
-                <w:sz w:val="20"/>
-                <w:szCs w:val="20"/>
-              </w:rPr>
-              <w:t>d.activityNotes</w:t>
-            </w:r>
-            <w:proofErr w:type="spellEnd"/>
-            <w:r>
-              <w:rPr>
-                <w:rFonts w:ascii="BC Sans" w:hAnsi="BC Sans"/>
-                <w:b w:val="0"/>
-                <w:bCs w:val="0"/>
-                <w:caps w:val="0"/>
-                <w:sz w:val="20"/>
-                <w:szCs w:val="20"/>
-              </w:rPr>
-              <w:t>[</w:t>
-            </w:r>
-            <w:proofErr w:type="spellStart"/>
-            <w:r>
-              <w:rPr>
-                <w:rFonts w:ascii="BC Sans" w:hAnsi="BC Sans"/>
-                <w:b w:val="0"/>
-                <w:bCs w:val="0"/>
-                <w:caps w:val="0"/>
-                <w:sz w:val="20"/>
-                <w:szCs w:val="20"/>
-              </w:rPr>
-              <w:t>i</w:t>
-            </w:r>
-            <w:proofErr w:type="spellEnd"/>
-            <w:r>
-              <w:rPr>
-                <w:rFonts w:ascii="BC Sans" w:hAnsi="BC Sans"/>
-                <w:b w:val="0"/>
-                <w:bCs w:val="0"/>
-                <w:caps w:val="0"/>
-                <w:sz w:val="20"/>
-                <w:szCs w:val="20"/>
-              </w:rPr>
-              <w:t>].</w:t>
-            </w:r>
-            <w:proofErr w:type="spellStart"/>
-            <w:r>
-              <w:rPr>
-                <w:rFonts w:ascii="BC Sans" w:hAnsi="BC Sans"/>
-                <w:b w:val="0"/>
-                <w:bCs w:val="0"/>
-                <w:caps w:val="0"/>
-                <w:sz w:val="20"/>
-                <w:szCs w:val="20"/>
-              </w:rPr>
-              <w:t>contentText</w:t>
-            </w:r>
-            <w:proofErr w:type="spellEnd"/>
-            <w:r>
-              <w:rPr>
-                <w:rFonts w:ascii="BC Sans" w:hAnsi="BC Sans"/>
-                <w:b w:val="0"/>
-                <w:bCs w:val="0"/>
-                <w:caps w:val="0"/>
-                <w:sz w:val="20"/>
-                <w:szCs w:val="20"/>
-              </w:rPr>
-              <w:t>}</w:t>
+              <w:t>{d.activityNotes[i].contentText}</w:t>
             </w:r>
           </w:p>
         </w:tc>
@@ -1732,9 +1352,8 @@
                 <w:sz w:val="18"/>
                 <w:szCs w:val="18"/>
               </w:rPr>
-              <w:t>{</w:t>
-            </w:r>
-            <w:proofErr w:type="spellStart"/>
+              <w:t>{d.activityNotes[i].actionedDate}</w:t>
+            </w:r>
             <w:r>
               <w:rPr>
                 <w:rFonts w:ascii="BC Sans" w:eastAsia="Times New Roman" w:hAnsi="BC Sans" w:cs="Times New Roman"/>
@@ -1742,126 +1361,7 @@
                 <w:sz w:val="18"/>
                 <w:szCs w:val="18"/>
               </w:rPr>
-              <w:t>d.activityNotes</w:t>
-            </w:r>
-            <w:proofErr w:type="spellEnd"/>
-            <w:r>
-              <w:rPr>
-                <w:rFonts w:ascii="BC Sans" w:eastAsia="Times New Roman" w:hAnsi="BC Sans" w:cs="Times New Roman"/>
-                <w:color w:val="000000" w:themeColor="text1"/>
-                <w:sz w:val="18"/>
-                <w:szCs w:val="18"/>
-              </w:rPr>
-              <w:t>[</w:t>
-            </w:r>
-            <w:proofErr w:type="spellStart"/>
-            <w:r>
-              <w:rPr>
-                <w:rFonts w:ascii="BC Sans" w:eastAsia="Times New Roman" w:hAnsi="BC Sans" w:cs="Times New Roman"/>
-                <w:color w:val="000000" w:themeColor="text1"/>
-                <w:sz w:val="18"/>
-                <w:szCs w:val="18"/>
-              </w:rPr>
-              <w:t>i</w:t>
-            </w:r>
-            <w:proofErr w:type="spellEnd"/>
-            <w:r>
-              <w:rPr>
-                <w:rFonts w:ascii="BC Sans" w:eastAsia="Times New Roman" w:hAnsi="BC Sans" w:cs="Times New Roman"/>
-                <w:color w:val="000000" w:themeColor="text1"/>
-                <w:sz w:val="18"/>
-                <w:szCs w:val="18"/>
-              </w:rPr>
-              <w:t>].</w:t>
-            </w:r>
-            <w:proofErr w:type="spellStart"/>
-            <w:r>
-              <w:rPr>
-                <w:rFonts w:ascii="BC Sans" w:eastAsia="Times New Roman" w:hAnsi="BC Sans" w:cs="Times New Roman"/>
-                <w:color w:val="000000" w:themeColor="text1"/>
-                <w:sz w:val="18"/>
-                <w:szCs w:val="18"/>
-              </w:rPr>
-              <w:t>actionedDate</w:t>
-            </w:r>
-            <w:proofErr w:type="spellEnd"/>
-            <w:r>
-              <w:rPr>
-                <w:rFonts w:ascii="BC Sans" w:eastAsia="Times New Roman" w:hAnsi="BC Sans" w:cs="Times New Roman"/>
-                <w:color w:val="000000" w:themeColor="text1"/>
-                <w:sz w:val="18"/>
-                <w:szCs w:val="18"/>
-              </w:rPr>
-              <w:t>}</w:t>
-            </w:r>
-            <w:r>
-              <w:rPr>
-                <w:rFonts w:ascii="BC Sans" w:eastAsia="Times New Roman" w:hAnsi="BC Sans" w:cs="Times New Roman"/>
-                <w:color w:val="000000" w:themeColor="text1"/>
-                <w:sz w:val="18"/>
-                <w:szCs w:val="18"/>
-              </w:rPr>
-              <w:t xml:space="preserve"> {</w:t>
-            </w:r>
-            <w:proofErr w:type="spellStart"/>
-            <w:r>
-              <w:rPr>
-                <w:rFonts w:ascii="BC Sans" w:eastAsia="Times New Roman" w:hAnsi="BC Sans" w:cs="Times New Roman"/>
-                <w:color w:val="000000" w:themeColor="text1"/>
-                <w:sz w:val="18"/>
-                <w:szCs w:val="18"/>
-              </w:rPr>
-              <w:t>d.activityNotes</w:t>
-            </w:r>
-            <w:proofErr w:type="spellEnd"/>
-            <w:r>
-              <w:rPr>
-                <w:rFonts w:ascii="BC Sans" w:eastAsia="Times New Roman" w:hAnsi="BC Sans" w:cs="Times New Roman"/>
-                <w:color w:val="000000" w:themeColor="text1"/>
-                <w:sz w:val="18"/>
-                <w:szCs w:val="18"/>
-              </w:rPr>
-              <w:t>[</w:t>
-            </w:r>
-            <w:proofErr w:type="spellStart"/>
-            <w:r>
-              <w:rPr>
-                <w:rFonts w:ascii="BC Sans" w:eastAsia="Times New Roman" w:hAnsi="BC Sans" w:cs="Times New Roman"/>
-                <w:color w:val="000000" w:themeColor="text1"/>
-                <w:sz w:val="18"/>
-                <w:szCs w:val="18"/>
-              </w:rPr>
-              <w:t>i</w:t>
-            </w:r>
-            <w:proofErr w:type="spellEnd"/>
-            <w:r>
-              <w:rPr>
-                <w:rFonts w:ascii="BC Sans" w:eastAsia="Times New Roman" w:hAnsi="BC Sans" w:cs="Times New Roman"/>
-                <w:color w:val="000000" w:themeColor="text1"/>
-                <w:sz w:val="18"/>
-                <w:szCs w:val="18"/>
-              </w:rPr>
-              <w:t>].</w:t>
-            </w:r>
-            <w:proofErr w:type="spellStart"/>
-            <w:r>
-              <w:rPr>
-                <w:rFonts w:ascii="BC Sans" w:eastAsia="Times New Roman" w:hAnsi="BC Sans" w:cs="Times New Roman"/>
-                <w:color w:val="000000" w:themeColor="text1"/>
-                <w:sz w:val="18"/>
-                <w:szCs w:val="18"/>
-              </w:rPr>
-              <w:t>actionedTime</w:t>
-            </w:r>
-            <w:proofErr w:type="spellEnd"/>
-            <w:r>
-              <w:rPr>
-                <w:rFonts w:ascii="BC Sans" w:eastAsia="Times New Roman" w:hAnsi="BC Sans" w:cs="Times New Roman"/>
-                <w:color w:val="000000" w:themeColor="text1"/>
-                <w:sz w:val="18"/>
-                <w:szCs w:val="18"/>
-              </w:rPr>
-              <w:t>}</w:t>
+              <w:t xml:space="preserve"> {d.activityNotes[i].actionedTime}</w:t>
             </w:r>
           </w:p>
         </w:tc>
@@ -1889,47 +1389,7 @@
                 <w:sz w:val="18"/>
                 <w:szCs w:val="18"/>
               </w:rPr>
-              <w:t>{</w:t>
-            </w:r>
-            <w:proofErr w:type="spellStart"/>
-            <w:r>
-              <w:rPr>
-                <w:rFonts w:ascii="BC Sans" w:eastAsia="Times New Roman" w:hAnsi="BC Sans" w:cs="Times New Roman"/>
-                <w:color w:val="000000" w:themeColor="text1"/>
-                <w:sz w:val="18"/>
-                <w:szCs w:val="18"/>
-              </w:rPr>
-              <w:t>d.activityNotes</w:t>
-            </w:r>
-            <w:proofErr w:type="spellEnd"/>
-            <w:r>
-              <w:rPr>
-                <w:rFonts w:ascii="BC Sans" w:eastAsia="Times New Roman" w:hAnsi="BC Sans" w:cs="Times New Roman"/>
-                <w:color w:val="000000" w:themeColor="text1"/>
-                <w:sz w:val="18"/>
-                <w:szCs w:val="18"/>
-              </w:rPr>
-              <w:t>[</w:t>
-            </w:r>
-            <w:proofErr w:type="spellStart"/>
-            <w:r>
-              <w:rPr>
-                <w:rFonts w:ascii="BC Sans" w:eastAsia="Times New Roman" w:hAnsi="BC Sans" w:cs="Times New Roman"/>
-                <w:color w:val="000000" w:themeColor="text1"/>
-                <w:sz w:val="18"/>
-                <w:szCs w:val="18"/>
-              </w:rPr>
-              <w:t>i</w:t>
-            </w:r>
-            <w:proofErr w:type="spellEnd"/>
-            <w:r>
-              <w:rPr>
-                <w:rFonts w:ascii="BC Sans" w:eastAsia="Times New Roman" w:hAnsi="BC Sans" w:cs="Times New Roman"/>
-                <w:color w:val="000000" w:themeColor="text1"/>
-                <w:sz w:val="18"/>
-                <w:szCs w:val="18"/>
-              </w:rPr>
-              <w:t>].</w:t>
+              <w:t>{d.activityNotes[i].</w:t>
             </w:r>
             <w:r>
               <w:rPr>
@@ -1942,7 +1402,6 @@
               </w:rPr>
               <w:t xml:space="preserve"> </w:t>
             </w:r>
-            <w:proofErr w:type="spellStart"/>
             <w:r>
               <w:rPr>
                 <w:rFonts w:ascii="BC Sans" w:eastAsia="Times New Roman" w:hAnsi="BC Sans" w:cs="Times New Roman"/>
@@ -1959,57 +1418,7 @@
                 <w:sz w:val="18"/>
                 <w:szCs w:val="18"/>
               </w:rPr>
-              <w:t>.lastName</w:t>
-            </w:r>
-            <w:proofErr w:type="spellEnd"/>
-            <w:r>
-              <w:rPr>
-                <w:rFonts w:ascii="BC Sans" w:eastAsia="Times New Roman" w:hAnsi="BC Sans" w:cs="Times New Roman"/>
-                <w:color w:val="000000" w:themeColor="text1"/>
-                <w:sz w:val="18"/>
-                <w:szCs w:val="18"/>
-              </w:rPr>
-              <w:t>}, {</w:t>
-            </w:r>
-            <w:proofErr w:type="spellStart"/>
-            <w:r>
-              <w:rPr>
-                <w:rFonts w:ascii="BC Sans" w:eastAsia="Times New Roman" w:hAnsi="BC Sans" w:cs="Times New Roman"/>
-                <w:color w:val="000000" w:themeColor="text1"/>
-                <w:sz w:val="18"/>
-                <w:szCs w:val="18"/>
-              </w:rPr>
-              <w:t>d.activityNotes</w:t>
-            </w:r>
-            <w:proofErr w:type="spellEnd"/>
-            <w:r>
-              <w:rPr>
-                <w:rFonts w:ascii="BC Sans" w:eastAsia="Times New Roman" w:hAnsi="BC Sans" w:cs="Times New Roman"/>
-                <w:color w:val="000000" w:themeColor="text1"/>
-                <w:sz w:val="18"/>
-                <w:szCs w:val="18"/>
-              </w:rPr>
-              <w:t>[</w:t>
-            </w:r>
-            <w:proofErr w:type="spellStart"/>
-            <w:r>
-              <w:rPr>
-                <w:rFonts w:ascii="BC Sans" w:eastAsia="Times New Roman" w:hAnsi="BC Sans" w:cs="Times New Roman"/>
-                <w:color w:val="000000" w:themeColor="text1"/>
-                <w:sz w:val="18"/>
-                <w:szCs w:val="18"/>
-              </w:rPr>
-              <w:t>i</w:t>
-            </w:r>
-            <w:proofErr w:type="spellEnd"/>
-            <w:r>
-              <w:rPr>
-                <w:rFonts w:ascii="BC Sans" w:eastAsia="Times New Roman" w:hAnsi="BC Sans" w:cs="Times New Roman"/>
-                <w:color w:val="000000" w:themeColor="text1"/>
-                <w:sz w:val="18"/>
-                <w:szCs w:val="18"/>
-              </w:rPr>
-              <w:t>].</w:t>
+              <w:t>.lastName}, {d.activityNotes[i].</w:t>
             </w:r>
             <w:r>
               <w:rPr>
@@ -2022,7 +1431,6 @@
               </w:rPr>
               <w:t xml:space="preserve"> </w:t>
             </w:r>
-            <w:proofErr w:type="spellStart"/>
             <w:r>
               <w:rPr>
                 <w:rFonts w:ascii="BC Sans" w:eastAsia="Times New Roman" w:hAnsi="BC Sans" w:cs="Times New Roman"/>
@@ -2039,17 +1447,7 @@
                 <w:sz w:val="18"/>
                 <w:szCs w:val="18"/>
               </w:rPr>
-              <w:t>.firstName</w:t>
-            </w:r>
-            <w:proofErr w:type="spellEnd"/>
-            <w:r>
-              <w:rPr>
-                <w:rFonts w:ascii="BC Sans" w:eastAsia="Times New Roman" w:hAnsi="BC Sans" w:cs="Times New Roman"/>
-                <w:color w:val="000000" w:themeColor="text1"/>
-                <w:sz w:val="18"/>
-                <w:szCs w:val="18"/>
-              </w:rPr>
-              <w:t>}</w:t>
+              <w:t>.firstName}</w:t>
             </w:r>
           </w:p>
         </w:tc>
@@ -2085,55 +1483,7 @@
                 <w:sz w:val="20"/>
                 <w:szCs w:val="20"/>
               </w:rPr>
-              <w:t>{</w:t>
-            </w:r>
-            <w:proofErr w:type="spellStart"/>
-            <w:r>
-              <w:rPr>
-                <w:rFonts w:ascii="BC Sans" w:hAnsi="BC Sans"/>
-                <w:b w:val="0"/>
-                <w:bCs w:val="0"/>
-                <w:caps w:val="0"/>
-                <w:sz w:val="20"/>
-                <w:szCs w:val="20"/>
-              </w:rPr>
-              <w:t>d.activityNotes</w:t>
-            </w:r>
-            <w:proofErr w:type="spellEnd"/>
-            <w:r>
-              <w:rPr>
-                <w:rFonts w:ascii="BC Sans" w:hAnsi="BC Sans"/>
-                <w:b w:val="0"/>
-                <w:bCs w:val="0"/>
-                <w:caps w:val="0"/>
-                <w:sz w:val="20"/>
-                <w:szCs w:val="20"/>
-              </w:rPr>
-              <w:t>[i+1].</w:t>
-            </w:r>
-            <w:proofErr w:type="spellStart"/>
-            <w:r>
-              <w:rPr>
-                <w:rFonts w:ascii="BC Sans" w:hAnsi="BC Sans"/>
-                <w:b w:val="0"/>
-                <w:bCs w:val="0"/>
-                <w:caps w:val="0"/>
-                <w:sz w:val="20"/>
-                <w:szCs w:val="20"/>
-              </w:rPr>
-              <w:t>contentText</w:t>
-            </w:r>
-            <w:proofErr w:type="spellEnd"/>
-            <w:r>
-              <w:rPr>
-                <w:rFonts w:ascii="BC Sans" w:hAnsi="BC Sans"/>
-                <w:b w:val="0"/>
-                <w:bCs w:val="0"/>
-                <w:caps w:val="0"/>
-                <w:sz w:val="20"/>
-                <w:szCs w:val="20"/>
-              </w:rPr>
-              <w:t>}</w:t>
+              <w:t>{d.activityNotes[i+1].contentText}</w:t>
             </w:r>
           </w:p>
         </w:tc>
@@ -2163,9 +1513,8 @@
                 <w:sz w:val="18"/>
                 <w:szCs w:val="18"/>
               </w:rPr>
-              <w:t>{</w:t>
-            </w:r>
-            <w:proofErr w:type="spellStart"/>
+              <w:t>{d.activityNotes[i+1].actionedDate}</w:t>
+            </w:r>
             <w:r>
               <w:rPr>
                 <w:rFonts w:ascii="BC Sans" w:eastAsia="Times New Roman" w:hAnsi="BC Sans" w:cs="Times New Roman"/>
@@ -2173,86 +1522,7 @@
                 <w:sz w:val="18"/>
                 <w:szCs w:val="18"/>
               </w:rPr>
-              <w:t>d.activityNotes</w:t>
-            </w:r>
-            <w:proofErr w:type="spellEnd"/>
-            <w:r>
-              <w:rPr>
-                <w:rFonts w:ascii="BC Sans" w:eastAsia="Times New Roman" w:hAnsi="BC Sans" w:cs="Times New Roman"/>
-                <w:color w:val="000000" w:themeColor="text1"/>
-                <w:sz w:val="18"/>
-                <w:szCs w:val="18"/>
-              </w:rPr>
-              <w:t>[i+1].</w:t>
-            </w:r>
-            <w:proofErr w:type="spellStart"/>
-            <w:r>
-              <w:rPr>
-                <w:rFonts w:ascii="BC Sans" w:eastAsia="Times New Roman" w:hAnsi="BC Sans" w:cs="Times New Roman"/>
-                <w:color w:val="000000" w:themeColor="text1"/>
-                <w:sz w:val="18"/>
-                <w:szCs w:val="18"/>
-              </w:rPr>
-              <w:t>actionedDate</w:t>
-            </w:r>
-            <w:proofErr w:type="spellEnd"/>
-            <w:r>
-              <w:rPr>
-                <w:rFonts w:ascii="BC Sans" w:eastAsia="Times New Roman" w:hAnsi="BC Sans" w:cs="Times New Roman"/>
-                <w:color w:val="000000" w:themeColor="text1"/>
-                <w:sz w:val="18"/>
-                <w:szCs w:val="18"/>
-              </w:rPr>
-              <w:t>}</w:t>
-            </w:r>
-            <w:r>
-              <w:rPr>
-                <w:rFonts w:ascii="BC Sans" w:eastAsia="Times New Roman" w:hAnsi="BC Sans" w:cs="Times New Roman"/>
-                <w:color w:val="000000" w:themeColor="text1"/>
-                <w:sz w:val="18"/>
-                <w:szCs w:val="18"/>
-              </w:rPr>
-              <w:t xml:space="preserve"> {</w:t>
-            </w:r>
-            <w:proofErr w:type="spellStart"/>
-            <w:r>
-              <w:rPr>
-                <w:rFonts w:ascii="BC Sans" w:eastAsia="Times New Roman" w:hAnsi="BC Sans" w:cs="Times New Roman"/>
-                <w:color w:val="000000" w:themeColor="text1"/>
-                <w:sz w:val="18"/>
-                <w:szCs w:val="18"/>
-              </w:rPr>
-              <w:t>d.activityNotes</w:t>
-            </w:r>
-            <w:proofErr w:type="spellEnd"/>
-            <w:r>
-              <w:rPr>
-                <w:rFonts w:ascii="BC Sans" w:eastAsia="Times New Roman" w:hAnsi="BC Sans" w:cs="Times New Roman"/>
-                <w:color w:val="000000" w:themeColor="text1"/>
-                <w:sz w:val="18"/>
-                <w:szCs w:val="18"/>
-              </w:rPr>
-              <w:t>[i+1].</w:t>
-            </w:r>
-            <w:proofErr w:type="spellStart"/>
-            <w:r>
-              <w:rPr>
-                <w:rFonts w:ascii="BC Sans" w:eastAsia="Times New Roman" w:hAnsi="BC Sans" w:cs="Times New Roman"/>
-                <w:color w:val="000000" w:themeColor="text1"/>
-                <w:sz w:val="18"/>
-                <w:szCs w:val="18"/>
-              </w:rPr>
-              <w:t>actionedTime</w:t>
-            </w:r>
-            <w:proofErr w:type="spellEnd"/>
-            <w:r>
-              <w:rPr>
-                <w:rFonts w:ascii="BC Sans" w:eastAsia="Times New Roman" w:hAnsi="BC Sans" w:cs="Times New Roman"/>
-                <w:color w:val="000000" w:themeColor="text1"/>
-                <w:sz w:val="18"/>
-                <w:szCs w:val="18"/>
-              </w:rPr>
-              <w:t>}</w:t>
+              <w:t xml:space="preserve"> {d.activityNotes[i+1].actionedTime}</w:t>
             </w:r>
           </w:p>
         </w:tc>
@@ -2280,27 +1550,7 @@
                 <w:sz w:val="18"/>
                 <w:szCs w:val="18"/>
               </w:rPr>
-              <w:t>{</w:t>
-            </w:r>
-            <w:proofErr w:type="spellStart"/>
-            <w:r>
-              <w:rPr>
-                <w:rFonts w:ascii="BC Sans" w:eastAsia="Times New Roman" w:hAnsi="BC Sans" w:cs="Times New Roman"/>
-                <w:color w:val="000000" w:themeColor="text1"/>
-                <w:sz w:val="18"/>
-                <w:szCs w:val="18"/>
-              </w:rPr>
-              <w:t>d.activityNotes</w:t>
-            </w:r>
-            <w:proofErr w:type="spellEnd"/>
-            <w:r>
-              <w:rPr>
-                <w:rFonts w:ascii="BC Sans" w:eastAsia="Times New Roman" w:hAnsi="BC Sans" w:cs="Times New Roman"/>
-                <w:color w:val="000000" w:themeColor="text1"/>
-                <w:sz w:val="18"/>
-                <w:szCs w:val="18"/>
-              </w:rPr>
-              <w:t>[i+1].</w:t>
+              <w:t>{d.activityNotes[i+1].</w:t>
             </w:r>
             <w:r>
               <w:rPr>
@@ -2313,7 +1563,6 @@
               </w:rPr>
               <w:t xml:space="preserve"> </w:t>
             </w:r>
-            <w:proofErr w:type="spellStart"/>
             <w:r>
               <w:rPr>
                 <w:rFonts w:ascii="BC Sans" w:eastAsia="Times New Roman" w:hAnsi="BC Sans" w:cs="Times New Roman"/>
@@ -2330,37 +1579,7 @@
                 <w:sz w:val="18"/>
                 <w:szCs w:val="18"/>
               </w:rPr>
-              <w:t>.lastName</w:t>
-            </w:r>
-            <w:proofErr w:type="spellEnd"/>
-            <w:r>
-              <w:rPr>
-                <w:rFonts w:ascii="BC Sans" w:eastAsia="Times New Roman" w:hAnsi="BC Sans" w:cs="Times New Roman"/>
-                <w:color w:val="000000" w:themeColor="text1"/>
-                <w:sz w:val="18"/>
-                <w:szCs w:val="18"/>
-              </w:rPr>
-              <w:t>}, {</w:t>
-            </w:r>
-            <w:proofErr w:type="spellStart"/>
-            <w:r>
-              <w:rPr>
-                <w:rFonts w:ascii="BC Sans" w:eastAsia="Times New Roman" w:hAnsi="BC Sans" w:cs="Times New Roman"/>
-                <w:color w:val="000000" w:themeColor="text1"/>
-                <w:sz w:val="18"/>
-                <w:szCs w:val="18"/>
-              </w:rPr>
-              <w:t>d.activityNotes</w:t>
-            </w:r>
-            <w:proofErr w:type="spellEnd"/>
-            <w:r>
-              <w:rPr>
-                <w:rFonts w:ascii="BC Sans" w:eastAsia="Times New Roman" w:hAnsi="BC Sans" w:cs="Times New Roman"/>
-                <w:color w:val="000000" w:themeColor="text1"/>
-                <w:sz w:val="18"/>
-                <w:szCs w:val="18"/>
-              </w:rPr>
-              <w:t>[i+1].</w:t>
+              <w:t>.lastName}, {d.activityNotes[i+1].</w:t>
             </w:r>
             <w:r>
               <w:rPr>
@@ -2373,7 +1592,6 @@
               </w:rPr>
               <w:t xml:space="preserve"> </w:t>
             </w:r>
-            <w:proofErr w:type="spellStart"/>
             <w:r>
               <w:rPr>
                 <w:rFonts w:ascii="BC Sans" w:eastAsia="Times New Roman" w:hAnsi="BC Sans" w:cs="Times New Roman"/>
@@ -2390,17 +1608,7 @@
                 <w:sz w:val="18"/>
                 <w:szCs w:val="18"/>
               </w:rPr>
-              <w:t>.firstName</w:t>
-            </w:r>
-            <w:proofErr w:type="spellEnd"/>
-            <w:r>
-              <w:rPr>
-                <w:rFonts w:ascii="BC Sans" w:eastAsia="Times New Roman" w:hAnsi="BC Sans" w:cs="Times New Roman"/>
-                <w:color w:val="000000" w:themeColor="text1"/>
-                <w:sz w:val="18"/>
-                <w:szCs w:val="18"/>
-              </w:rPr>
-              <w:t>}</w:t>
+              <w:t>.firstName}</w:t>
             </w:r>
           </w:p>
         </w:tc>
@@ -2421,16 +1629,7 @@
           <w:sz w:val="20"/>
           <w:szCs w:val="20"/>
         </w:rPr>
-        <w:t>{</w:t>
-      </w:r>
-      <w:proofErr w:type="spellStart"/>
-      <w:r>
-        <w:rPr>
-          <w:rFonts w:ascii="BC Sans" w:hAnsi="BC Sans"/>
-          <w:sz w:val="20"/>
-          <w:szCs w:val="20"/>
-        </w:rPr>
-        <w:t>d.</w:t>
+        <w:t>{d.</w:t>
       </w:r>
       <w:r>
         <w:rPr>
@@ -2446,16 +1645,7 @@
           <w:sz w:val="20"/>
           <w:szCs w:val="20"/>
         </w:rPr>
-        <w:t>:showEnd</w:t>
-      </w:r>
-      <w:proofErr w:type="spellEnd"/>
-      <w:r>
-        <w:rPr>
-          <w:rFonts w:ascii="BC Sans" w:hAnsi="BC Sans"/>
-          <w:sz w:val="20"/>
-          <w:szCs w:val="20"/>
-        </w:rPr>
-        <w:t>}</w:t>
+        <w:t>:showEnd}</w:t>
       </w:r>
     </w:p>
     <w:tbl>
@@ -2599,67 +1789,7 @@
                 <w:szCs w:val="20"/>
                 <w:lang w:val="en-CA"/>
               </w:rPr>
-              <w:t>{</w:t>
-            </w:r>
-            <w:proofErr w:type="spellStart"/>
-            <w:r>
-              <w:rPr>
-                <w:rFonts w:ascii="BC Sans" w:hAnsi="BC Sans"/>
-                <w:sz w:val="20"/>
-                <w:szCs w:val="20"/>
-                <w:lang w:val="en-CA"/>
-              </w:rPr>
-              <w:t>d.exhibits</w:t>
-            </w:r>
-            <w:proofErr w:type="spellEnd"/>
-            <w:r>
-              <w:rPr>
-                <w:rFonts w:ascii="BC Sans" w:hAnsi="BC Sans"/>
-                <w:sz w:val="20"/>
-                <w:szCs w:val="20"/>
-                <w:lang w:val="en-CA"/>
-              </w:rPr>
-              <w:t>[</w:t>
-            </w:r>
-            <w:proofErr w:type="spellStart"/>
-            <w:r>
-              <w:rPr>
-                <w:rFonts w:ascii="BC Sans" w:hAnsi="BC Sans"/>
-                <w:sz w:val="20"/>
-                <w:szCs w:val="20"/>
-                <w:lang w:val="en-CA"/>
-              </w:rPr>
-              <w:t>i</w:t>
-            </w:r>
-            <w:proofErr w:type="spellEnd"/>
-            <w:r>
-              <w:rPr>
-                <w:rFonts w:ascii="BC Sans" w:hAnsi="BC Sans"/>
-                <w:sz w:val="20"/>
-                <w:szCs w:val="20"/>
-                <w:lang w:val="en-CA"/>
-              </w:rPr>
-              <w:t>].</w:t>
-            </w:r>
-            <w:proofErr w:type="spellStart"/>
-            <w:r>
-              <w:rPr>
-                <w:rFonts w:ascii="BC Sans" w:hAnsi="BC Sans"/>
-                <w:sz w:val="20"/>
-                <w:szCs w:val="20"/>
-                <w:lang w:val="en-CA"/>
-              </w:rPr>
-              <w:t>propertyType</w:t>
-            </w:r>
-            <w:proofErr w:type="spellEnd"/>
-            <w:r>
-              <w:rPr>
-                <w:rFonts w:ascii="BC Sans" w:hAnsi="BC Sans"/>
-                <w:sz w:val="20"/>
-                <w:szCs w:val="20"/>
-                <w:lang w:val="en-CA"/>
-              </w:rPr>
-              <w:t>}</w:t>
+              <w:t>{d.exhibits[i].propertyType}</w:t>
             </w:r>
           </w:p>
         </w:tc>
@@ -2728,47 +1858,7 @@
                 <w:szCs w:val="20"/>
                 <w:lang w:val="en-CA"/>
               </w:rPr>
-              <w:t>{</w:t>
-            </w:r>
-            <w:proofErr w:type="spellStart"/>
-            <w:r>
-              <w:rPr>
-                <w:rFonts w:ascii="BC Sans" w:hAnsi="BC Sans"/>
-                <w:sz w:val="20"/>
-                <w:szCs w:val="20"/>
-                <w:lang w:val="en-CA"/>
-              </w:rPr>
-              <w:t>d.exhibits</w:t>
-            </w:r>
-            <w:proofErr w:type="spellEnd"/>
-            <w:r>
-              <w:rPr>
-                <w:rFonts w:ascii="BC Sans" w:hAnsi="BC Sans"/>
-                <w:sz w:val="20"/>
-                <w:szCs w:val="20"/>
-                <w:lang w:val="en-CA"/>
-              </w:rPr>
-              <w:t>[</w:t>
-            </w:r>
-            <w:proofErr w:type="spellStart"/>
-            <w:r>
-              <w:rPr>
-                <w:rFonts w:ascii="BC Sans" w:hAnsi="BC Sans"/>
-                <w:sz w:val="20"/>
-                <w:szCs w:val="20"/>
-                <w:lang w:val="en-CA"/>
-              </w:rPr>
-              <w:t>i</w:t>
-            </w:r>
-            <w:proofErr w:type="spellEnd"/>
-            <w:r>
-              <w:rPr>
-                <w:rFonts w:ascii="BC Sans" w:hAnsi="BC Sans"/>
-                <w:sz w:val="20"/>
-                <w:szCs w:val="20"/>
-                <w:lang w:val="en-CA"/>
-              </w:rPr>
-              <w:t>].description}</w:t>
+              <w:t>{d.exhibits[i].description}</w:t>
             </w:r>
           </w:p>
         </w:tc>
@@ -2837,47 +1927,7 @@
                 <w:szCs w:val="20"/>
                 <w:lang w:val="en-CA"/>
               </w:rPr>
-              <w:t>{</w:t>
-            </w:r>
-            <w:proofErr w:type="spellStart"/>
-            <w:r>
-              <w:rPr>
-                <w:rFonts w:ascii="BC Sans" w:hAnsi="BC Sans"/>
-                <w:sz w:val="20"/>
-                <w:szCs w:val="20"/>
-                <w:lang w:val="en-CA"/>
-              </w:rPr>
-              <w:t>d.exhibits</w:t>
-            </w:r>
-            <w:proofErr w:type="spellEnd"/>
-            <w:r>
-              <w:rPr>
-                <w:rFonts w:ascii="BC Sans" w:hAnsi="BC Sans"/>
-                <w:sz w:val="20"/>
-                <w:szCs w:val="20"/>
-                <w:lang w:val="en-CA"/>
-              </w:rPr>
-              <w:t>[</w:t>
-            </w:r>
-            <w:proofErr w:type="spellStart"/>
-            <w:r>
-              <w:rPr>
-                <w:rFonts w:ascii="BC Sans" w:hAnsi="BC Sans"/>
-                <w:sz w:val="20"/>
-                <w:szCs w:val="20"/>
-                <w:lang w:val="en-CA"/>
-              </w:rPr>
-              <w:t>i</w:t>
-            </w:r>
-            <w:proofErr w:type="spellEnd"/>
-            <w:r>
-              <w:rPr>
-                <w:rFonts w:ascii="BC Sans" w:hAnsi="BC Sans"/>
-                <w:sz w:val="20"/>
-                <w:szCs w:val="20"/>
-                <w:lang w:val="en-CA"/>
-              </w:rPr>
-              <w:t>].quantity}</w:t>
+              <w:t>{d.exhibits[i].quantity}</w:t>
             </w:r>
           </w:p>
         </w:tc>
@@ -2946,127 +1996,7 @@
                 <w:szCs w:val="20"/>
                 <w:lang w:val="en-CA"/>
               </w:rPr>
-              <w:t>{</w:t>
-            </w:r>
-            <w:proofErr w:type="spellStart"/>
-            <w:r>
-              <w:rPr>
-                <w:rFonts w:ascii="BC Sans" w:hAnsi="BC Sans"/>
-                <w:sz w:val="20"/>
-                <w:szCs w:val="20"/>
-                <w:lang w:val="en-CA"/>
-              </w:rPr>
-              <w:t>d.exhibits</w:t>
-            </w:r>
-            <w:proofErr w:type="spellEnd"/>
-            <w:r>
-              <w:rPr>
-                <w:rFonts w:ascii="BC Sans" w:hAnsi="BC Sans"/>
-                <w:sz w:val="20"/>
-                <w:szCs w:val="20"/>
-                <w:lang w:val="en-CA"/>
-              </w:rPr>
-              <w:t>[</w:t>
-            </w:r>
-            <w:proofErr w:type="spellStart"/>
-            <w:r>
-              <w:rPr>
-                <w:rFonts w:ascii="BC Sans" w:hAnsi="BC Sans"/>
-                <w:sz w:val="20"/>
-                <w:szCs w:val="20"/>
-                <w:lang w:val="en-CA"/>
-              </w:rPr>
-              <w:t>i</w:t>
-            </w:r>
-            <w:proofErr w:type="spellEnd"/>
-            <w:r>
-              <w:rPr>
-                <w:rFonts w:ascii="BC Sans" w:hAnsi="BC Sans"/>
-                <w:sz w:val="20"/>
-                <w:szCs w:val="20"/>
-                <w:lang w:val="en-CA"/>
-              </w:rPr>
-              <w:t>].</w:t>
-            </w:r>
-            <w:proofErr w:type="spellStart"/>
-            <w:r>
-              <w:rPr>
-                <w:rFonts w:ascii="BC Sans" w:hAnsi="BC Sans"/>
-                <w:sz w:val="20"/>
-                <w:szCs w:val="20"/>
-                <w:lang w:val="en-CA"/>
-              </w:rPr>
-              <w:t>collectedBy.lastName</w:t>
-            </w:r>
-            <w:proofErr w:type="spellEnd"/>
-            <w:r>
-              <w:rPr>
-                <w:rFonts w:ascii="BC Sans" w:hAnsi="BC Sans"/>
-                <w:sz w:val="20"/>
-                <w:szCs w:val="20"/>
-                <w:lang w:val="en-CA"/>
-              </w:rPr>
-              <w:t>}, {</w:t>
-            </w:r>
-            <w:proofErr w:type="spellStart"/>
-            <w:r>
-              <w:rPr>
-                <w:rFonts w:ascii="BC Sans" w:hAnsi="BC Sans"/>
-                <w:sz w:val="20"/>
-                <w:szCs w:val="20"/>
-                <w:lang w:val="en-CA"/>
-              </w:rPr>
-              <w:t>d.exhibits</w:t>
-            </w:r>
-            <w:proofErr w:type="spellEnd"/>
-            <w:r>
-              <w:rPr>
-                <w:rFonts w:ascii="BC Sans" w:hAnsi="BC Sans"/>
-                <w:sz w:val="20"/>
-                <w:szCs w:val="20"/>
-                <w:lang w:val="en-CA"/>
-              </w:rPr>
-              <w:t>[</w:t>
-            </w:r>
-            <w:proofErr w:type="spellStart"/>
-            <w:r>
-              <w:rPr>
-                <w:rFonts w:ascii="BC Sans" w:hAnsi="BC Sans"/>
-                <w:sz w:val="20"/>
-                <w:szCs w:val="20"/>
-                <w:lang w:val="en-CA"/>
-              </w:rPr>
-              <w:t>i</w:t>
-            </w:r>
-            <w:proofErr w:type="spellEnd"/>
-            <w:r>
-              <w:rPr>
-                <w:rFonts w:ascii="BC Sans" w:hAnsi="BC Sans"/>
-                <w:sz w:val="20"/>
-                <w:szCs w:val="20"/>
-                <w:lang w:val="en-CA"/>
-              </w:rPr>
-              <w:t>].</w:t>
-            </w:r>
-            <w:proofErr w:type="spellStart"/>
-            <w:r>
-              <w:rPr>
-                <w:rFonts w:ascii="BC Sans" w:hAnsi="BC Sans"/>
-                <w:sz w:val="20"/>
-                <w:szCs w:val="20"/>
-                <w:lang w:val="en-CA"/>
-              </w:rPr>
-              <w:t>collectedBy.firstName</w:t>
-            </w:r>
-            <w:proofErr w:type="spellEnd"/>
-            <w:r>
-              <w:rPr>
-                <w:rFonts w:ascii="BC Sans" w:hAnsi="BC Sans"/>
-                <w:sz w:val="20"/>
-                <w:szCs w:val="20"/>
-                <w:lang w:val="en-CA"/>
-              </w:rPr>
-              <w:t>}</w:t>
+              <w:t>{d.exhibits[i].collectedBy.lastName}, {d.exhibits[i].collectedBy.firstName}</w:t>
             </w:r>
           </w:p>
         </w:tc>
@@ -3135,136 +2065,16 @@
                 <w:szCs w:val="20"/>
                 <w:lang w:val="en-CA"/>
               </w:rPr>
-              <w:t>{</w:t>
-            </w:r>
-            <w:proofErr w:type="spellStart"/>
-            <w:r>
-              <w:rPr>
-                <w:rFonts w:ascii="BC Sans" w:hAnsi="BC Sans"/>
-                <w:sz w:val="20"/>
-                <w:szCs w:val="20"/>
-                <w:lang w:val="en-CA"/>
-              </w:rPr>
-              <w:t>d.exhibits</w:t>
-            </w:r>
-            <w:proofErr w:type="spellEnd"/>
-            <w:r>
-              <w:rPr>
-                <w:rFonts w:ascii="BC Sans" w:hAnsi="BC Sans"/>
-                <w:sz w:val="20"/>
-                <w:szCs w:val="20"/>
-                <w:lang w:val="en-CA"/>
-              </w:rPr>
-              <w:t>[</w:t>
-            </w:r>
-            <w:proofErr w:type="spellStart"/>
-            <w:r>
-              <w:rPr>
-                <w:rFonts w:ascii="BC Sans" w:hAnsi="BC Sans"/>
-                <w:sz w:val="20"/>
-                <w:szCs w:val="20"/>
-                <w:lang w:val="en-CA"/>
-              </w:rPr>
-              <w:t>i</w:t>
-            </w:r>
-            <w:proofErr w:type="spellEnd"/>
-            <w:r>
-              <w:rPr>
-                <w:rFonts w:ascii="BC Sans" w:hAnsi="BC Sans"/>
-                <w:sz w:val="20"/>
-                <w:szCs w:val="20"/>
-                <w:lang w:val="en-CA"/>
-              </w:rPr>
-              <w:t>].</w:t>
-            </w:r>
-            <w:proofErr w:type="spellStart"/>
-            <w:r>
-              <w:rPr>
-                <w:rFonts w:ascii="BC Sans" w:hAnsi="BC Sans"/>
-                <w:sz w:val="20"/>
-                <w:szCs w:val="20"/>
-                <w:lang w:val="en-CA"/>
-              </w:rPr>
-              <w:t>dateCollected</w:t>
-            </w:r>
-            <w:proofErr w:type="spellEnd"/>
-            <w:r>
-              <w:rPr>
-                <w:rFonts w:ascii="BC Sans" w:hAnsi="BC Sans"/>
-                <w:sz w:val="20"/>
-                <w:szCs w:val="20"/>
-                <w:lang w:val="en-CA"/>
-              </w:rPr>
-              <w:t>}</w:t>
-            </w:r>
-            <w:r>
-              <w:rPr>
-                <w:rFonts w:ascii="BC Sans" w:hAnsi="BC Sans"/>
-                <w:sz w:val="20"/>
-                <w:szCs w:val="20"/>
-                <w:lang w:val="en-CA"/>
-              </w:rPr>
-              <w:t xml:space="preserve"> {</w:t>
-            </w:r>
-            <w:proofErr w:type="spellStart"/>
-            <w:r>
-              <w:rPr>
-                <w:rFonts w:ascii="BC Sans" w:hAnsi="BC Sans"/>
-                <w:sz w:val="20"/>
-                <w:szCs w:val="20"/>
-                <w:lang w:val="en-CA"/>
-              </w:rPr>
-              <w:t>d.exhibits</w:t>
-            </w:r>
-            <w:proofErr w:type="spellEnd"/>
-            <w:r>
-              <w:rPr>
-                <w:rFonts w:ascii="BC Sans" w:hAnsi="BC Sans"/>
-                <w:sz w:val="20"/>
-                <w:szCs w:val="20"/>
-                <w:lang w:val="en-CA"/>
-              </w:rPr>
-              <w:t>[</w:t>
-            </w:r>
-            <w:proofErr w:type="spellStart"/>
-            <w:r>
-              <w:rPr>
-                <w:rFonts w:ascii="BC Sans" w:hAnsi="BC Sans"/>
-                <w:sz w:val="20"/>
-                <w:szCs w:val="20"/>
-                <w:lang w:val="en-CA"/>
-              </w:rPr>
-              <w:t>i</w:t>
-            </w:r>
-            <w:proofErr w:type="spellEnd"/>
-            <w:r>
-              <w:rPr>
-                <w:rFonts w:ascii="BC Sans" w:hAnsi="BC Sans"/>
-                <w:sz w:val="20"/>
-                <w:szCs w:val="20"/>
-                <w:lang w:val="en-CA"/>
-              </w:rPr>
-              <w:t>].</w:t>
-            </w:r>
-            <w:proofErr w:type="spellStart"/>
-            <w:r>
-              <w:rPr>
-                <w:rFonts w:ascii="BC Sans" w:hAnsi="BC Sans"/>
-                <w:sz w:val="20"/>
-                <w:szCs w:val="20"/>
-                <w:lang w:val="en-CA"/>
-              </w:rPr>
-              <w:t>intakeTime</w:t>
-            </w:r>
-            <w:proofErr w:type="spellEnd"/>
-            <w:r>
-              <w:rPr>
-                <w:rFonts w:ascii="BC Sans" w:hAnsi="BC Sans"/>
-                <w:sz w:val="20"/>
-                <w:szCs w:val="20"/>
-                <w:lang w:val="en-CA"/>
-              </w:rPr>
-              <w:t xml:space="preserve"> }</w:t>
+              <w:t>{d.exhibits[i].dateCollected}</w:t>
+            </w:r>
+            <w:r>
+              <w:rPr>
+                <w:rFonts w:ascii="BC Sans" w:hAnsi="BC Sans"/>
+                <w:sz w:val="20"/>
+                <w:szCs w:val="20"/>
+                <w:lang w:val="en-CA"/>
+              </w:rPr>
+              <w:t xml:space="preserve"> {d.exhibits[i].intakeTime }</w:t>
             </w:r>
           </w:p>
         </w:tc>
@@ -3333,67 +2143,7 @@
                 <w:szCs w:val="20"/>
                 <w:lang w:val="en-CA"/>
               </w:rPr>
-              <w:t>{</w:t>
-            </w:r>
-            <w:proofErr w:type="spellStart"/>
-            <w:r>
-              <w:rPr>
-                <w:rFonts w:ascii="BC Sans" w:hAnsi="BC Sans"/>
-                <w:sz w:val="20"/>
-                <w:szCs w:val="20"/>
-                <w:lang w:val="en-CA"/>
-              </w:rPr>
-              <w:t>d.exhibits</w:t>
-            </w:r>
-            <w:proofErr w:type="spellEnd"/>
-            <w:r>
-              <w:rPr>
-                <w:rFonts w:ascii="BC Sans" w:hAnsi="BC Sans"/>
-                <w:sz w:val="20"/>
-                <w:szCs w:val="20"/>
-                <w:lang w:val="en-CA"/>
-              </w:rPr>
-              <w:t>[</w:t>
-            </w:r>
-            <w:proofErr w:type="spellStart"/>
-            <w:r>
-              <w:rPr>
-                <w:rFonts w:ascii="BC Sans" w:hAnsi="BC Sans"/>
-                <w:sz w:val="20"/>
-                <w:szCs w:val="20"/>
-                <w:lang w:val="en-CA"/>
-              </w:rPr>
-              <w:t>i</w:t>
-            </w:r>
-            <w:proofErr w:type="spellEnd"/>
-            <w:r>
-              <w:rPr>
-                <w:rFonts w:ascii="BC Sans" w:hAnsi="BC Sans"/>
-                <w:sz w:val="20"/>
-                <w:szCs w:val="20"/>
-                <w:lang w:val="en-CA"/>
-              </w:rPr>
-              <w:t>].</w:t>
-            </w:r>
-            <w:proofErr w:type="spellStart"/>
-            <w:r>
-              <w:rPr>
-                <w:rFonts w:ascii="BC Sans" w:hAnsi="BC Sans"/>
-                <w:sz w:val="20"/>
-                <w:szCs w:val="20"/>
-                <w:lang w:val="en-CA"/>
-              </w:rPr>
-              <w:t>locationOfIntake</w:t>
-            </w:r>
-            <w:proofErr w:type="spellEnd"/>
-            <w:r>
-              <w:rPr>
-                <w:rFonts w:ascii="BC Sans" w:hAnsi="BC Sans"/>
-                <w:sz w:val="20"/>
-                <w:szCs w:val="20"/>
-                <w:lang w:val="en-CA"/>
-              </w:rPr>
-              <w:t>}</w:t>
+              <w:t>{d.exhibits[i].locationOfIntake}</w:t>
             </w:r>
           </w:p>
         </w:tc>
@@ -3595,67 +2345,7 @@
                 <w:szCs w:val="20"/>
                 <w:lang w:val="en-CA"/>
               </w:rPr>
-              <w:t>{</w:t>
-            </w:r>
-            <w:proofErr w:type="spellStart"/>
-            <w:r>
-              <w:rPr>
-                <w:rFonts w:ascii="BC Sans" w:hAnsi="BC Sans"/>
-                <w:sz w:val="20"/>
-                <w:szCs w:val="20"/>
-                <w:lang w:val="en-CA"/>
-              </w:rPr>
-              <w:t>d.exhibits</w:t>
-            </w:r>
-            <w:proofErr w:type="spellEnd"/>
-            <w:r>
-              <w:rPr>
-                <w:rFonts w:ascii="BC Sans" w:hAnsi="BC Sans"/>
-                <w:sz w:val="20"/>
-                <w:szCs w:val="20"/>
-                <w:lang w:val="en-CA"/>
-              </w:rPr>
-              <w:t>[</w:t>
-            </w:r>
-            <w:proofErr w:type="spellStart"/>
-            <w:r>
-              <w:rPr>
-                <w:rFonts w:ascii="BC Sans" w:hAnsi="BC Sans"/>
-                <w:sz w:val="20"/>
-                <w:szCs w:val="20"/>
-                <w:lang w:val="en-CA"/>
-              </w:rPr>
-              <w:t>i</w:t>
-            </w:r>
-            <w:proofErr w:type="spellEnd"/>
-            <w:r>
-              <w:rPr>
-                <w:rFonts w:ascii="BC Sans" w:hAnsi="BC Sans"/>
-                <w:sz w:val="20"/>
-                <w:szCs w:val="20"/>
-                <w:lang w:val="en-CA"/>
-              </w:rPr>
-              <w:t>].</w:t>
-            </w:r>
-            <w:proofErr w:type="spellStart"/>
-            <w:r>
-              <w:rPr>
-                <w:rFonts w:ascii="BC Sans" w:hAnsi="BC Sans"/>
-                <w:sz w:val="20"/>
-                <w:szCs w:val="20"/>
-                <w:lang w:val="en-CA"/>
-              </w:rPr>
-              <w:t>seizedFromFirstName</w:t>
-            </w:r>
-            <w:proofErr w:type="spellEnd"/>
-            <w:r>
-              <w:rPr>
-                <w:rFonts w:ascii="BC Sans" w:hAnsi="BC Sans"/>
-                <w:sz w:val="20"/>
-                <w:szCs w:val="20"/>
-                <w:lang w:val="en-CA"/>
-              </w:rPr>
-              <w:t>}</w:t>
+              <w:t>{d.exhibits[i].seizedFromFirstName}</w:t>
             </w:r>
           </w:p>
         </w:tc>
@@ -3724,67 +2414,7 @@
                 <w:szCs w:val="20"/>
                 <w:lang w:val="en-CA"/>
               </w:rPr>
-              <w:t>{</w:t>
-            </w:r>
-            <w:proofErr w:type="spellStart"/>
-            <w:r>
-              <w:rPr>
-                <w:rFonts w:ascii="BC Sans" w:hAnsi="BC Sans"/>
-                <w:sz w:val="20"/>
-                <w:szCs w:val="20"/>
-                <w:lang w:val="en-CA"/>
-              </w:rPr>
-              <w:t>d.exhibits</w:t>
-            </w:r>
-            <w:proofErr w:type="spellEnd"/>
-            <w:r>
-              <w:rPr>
-                <w:rFonts w:ascii="BC Sans" w:hAnsi="BC Sans"/>
-                <w:sz w:val="20"/>
-                <w:szCs w:val="20"/>
-                <w:lang w:val="en-CA"/>
-              </w:rPr>
-              <w:t>[</w:t>
-            </w:r>
-            <w:proofErr w:type="spellStart"/>
-            <w:r>
-              <w:rPr>
-                <w:rFonts w:ascii="BC Sans" w:hAnsi="BC Sans"/>
-                <w:sz w:val="20"/>
-                <w:szCs w:val="20"/>
-                <w:lang w:val="en-CA"/>
-              </w:rPr>
-              <w:t>i</w:t>
-            </w:r>
-            <w:proofErr w:type="spellEnd"/>
-            <w:r>
-              <w:rPr>
-                <w:rFonts w:ascii="BC Sans" w:hAnsi="BC Sans"/>
-                <w:sz w:val="20"/>
-                <w:szCs w:val="20"/>
-                <w:lang w:val="en-CA"/>
-              </w:rPr>
-              <w:t>].</w:t>
-            </w:r>
-            <w:proofErr w:type="spellStart"/>
-            <w:r>
-              <w:rPr>
-                <w:rFonts w:ascii="BC Sans" w:hAnsi="BC Sans"/>
-                <w:sz w:val="20"/>
-                <w:szCs w:val="20"/>
-                <w:lang w:val="en-CA"/>
-              </w:rPr>
-              <w:t>seizedFromLastName</w:t>
-            </w:r>
-            <w:proofErr w:type="spellEnd"/>
-            <w:r>
-              <w:rPr>
-                <w:rFonts w:ascii="BC Sans" w:hAnsi="BC Sans"/>
-                <w:sz w:val="20"/>
-                <w:szCs w:val="20"/>
-                <w:lang w:val="en-CA"/>
-              </w:rPr>
-              <w:t>}</w:t>
+              <w:t>{d.exhibits[i].seizedFromLastName}</w:t>
             </w:r>
           </w:p>
         </w:tc>
@@ -3853,67 +2483,7 @@
                 <w:szCs w:val="20"/>
                 <w:lang w:val="en-CA"/>
               </w:rPr>
-              <w:t>{</w:t>
-            </w:r>
-            <w:proofErr w:type="spellStart"/>
-            <w:r>
-              <w:rPr>
-                <w:rFonts w:ascii="BC Sans" w:hAnsi="BC Sans"/>
-                <w:sz w:val="20"/>
-                <w:szCs w:val="20"/>
-                <w:lang w:val="en-CA"/>
-              </w:rPr>
-              <w:t>d.exhibits</w:t>
-            </w:r>
-            <w:proofErr w:type="spellEnd"/>
-            <w:r>
-              <w:rPr>
-                <w:rFonts w:ascii="BC Sans" w:hAnsi="BC Sans"/>
-                <w:sz w:val="20"/>
-                <w:szCs w:val="20"/>
-                <w:lang w:val="en-CA"/>
-              </w:rPr>
-              <w:t>[</w:t>
-            </w:r>
-            <w:proofErr w:type="spellStart"/>
-            <w:r>
-              <w:rPr>
-                <w:rFonts w:ascii="BC Sans" w:hAnsi="BC Sans"/>
-                <w:sz w:val="20"/>
-                <w:szCs w:val="20"/>
-                <w:lang w:val="en-CA"/>
-              </w:rPr>
-              <w:t>i</w:t>
-            </w:r>
-            <w:proofErr w:type="spellEnd"/>
-            <w:r>
-              <w:rPr>
-                <w:rFonts w:ascii="BC Sans" w:hAnsi="BC Sans"/>
-                <w:sz w:val="20"/>
-                <w:szCs w:val="20"/>
-                <w:lang w:val="en-CA"/>
-              </w:rPr>
-              <w:t>].</w:t>
-            </w:r>
-            <w:proofErr w:type="spellStart"/>
-            <w:r>
-              <w:rPr>
-                <w:rFonts w:ascii="BC Sans" w:hAnsi="BC Sans"/>
-                <w:sz w:val="20"/>
-                <w:szCs w:val="20"/>
-                <w:lang w:val="en-CA"/>
-              </w:rPr>
-              <w:t>seizedFromAddress</w:t>
-            </w:r>
-            <w:proofErr w:type="spellEnd"/>
-            <w:r>
-              <w:rPr>
-                <w:rFonts w:ascii="BC Sans" w:hAnsi="BC Sans"/>
-                <w:sz w:val="20"/>
-                <w:szCs w:val="20"/>
-                <w:lang w:val="en-CA"/>
-              </w:rPr>
-              <w:t>}</w:t>
+              <w:t>{d.exhibits[i].seizedFromAddress}</w:t>
             </w:r>
           </w:p>
         </w:tc>
@@ -4076,16 +2646,7 @@
           <w:sz w:val="20"/>
           <w:szCs w:val="20"/>
         </w:rPr>
-        <w:t>{</w:t>
-      </w:r>
-      <w:proofErr w:type="spellStart"/>
-      <w:r>
-        <w:rPr>
-          <w:rFonts w:ascii="BC Sans" w:hAnsi="BC Sans"/>
-          <w:sz w:val="20"/>
-          <w:szCs w:val="20"/>
-        </w:rPr>
-        <w:t>d.</w:t>
+        <w:t>{d.</w:t>
       </w:r>
       <w:r>
         <w:rPr>
@@ -4095,7 +2656,6 @@
         </w:rPr>
         <w:t>exhibits</w:t>
       </w:r>
-      <w:proofErr w:type="spellEnd"/>
       <w:r>
         <w:rPr>
           <w:rFonts w:ascii="BC Sans" w:hAnsi="BC Sans"/>
@@ -4110,16 +2670,7 @@
           <w:sz w:val="20"/>
           <w:szCs w:val="20"/>
         </w:rPr>
-        <w:t>.</w:t>
-      </w:r>
-      <w:proofErr w:type="spellStart"/>
-      <w:r>
-        <w:rPr>
-          <w:rFonts w:ascii="BC Sans" w:hAnsi="BC Sans"/>
-          <w:sz w:val="20"/>
-          <w:szCs w:val="20"/>
-        </w:rPr>
-        <w:t>exhibit</w:t>
+        <w:t>.exhibit</w:t>
       </w:r>
       <w:r>
         <w:rPr>
@@ -4137,7 +2688,6 @@
         </w:rPr>
         <w:t>Number</w:t>
       </w:r>
-      <w:proofErr w:type="spellEnd"/>
       <w:r>
         <w:rPr>
           <w:rFonts w:ascii="BC Sans" w:hAnsi="BC Sans"/>
@@ -4189,47 +2739,7 @@
                 <w:sz w:val="20"/>
                 <w:szCs w:val="20"/>
               </w:rPr>
-              <w:t>Attachment {</w:t>
-            </w:r>
-            <w:proofErr w:type="spellStart"/>
-            <w:r>
-              <w:rPr>
-                <w:rFonts w:ascii="BC Sans" w:hAnsi="BC Sans"/>
-                <w:caps w:val="0"/>
-                <w:sz w:val="20"/>
-                <w:szCs w:val="20"/>
-              </w:rPr>
-              <w:t>d.attachments</w:t>
-            </w:r>
-            <w:proofErr w:type="spellEnd"/>
-            <w:r>
-              <w:rPr>
-                <w:rFonts w:ascii="BC Sans" w:hAnsi="BC Sans"/>
-                <w:caps w:val="0"/>
-                <w:sz w:val="20"/>
-                <w:szCs w:val="20"/>
-              </w:rPr>
-              <w:t>[</w:t>
-            </w:r>
-            <w:proofErr w:type="spellStart"/>
-            <w:r>
-              <w:rPr>
-                <w:rFonts w:ascii="BC Sans" w:hAnsi="BC Sans"/>
-                <w:caps w:val="0"/>
-                <w:sz w:val="20"/>
-                <w:szCs w:val="20"/>
-              </w:rPr>
-              <w:t>i</w:t>
-            </w:r>
-            <w:proofErr w:type="spellEnd"/>
-            <w:r>
-              <w:rPr>
-                <w:rFonts w:ascii="BC Sans" w:hAnsi="BC Sans"/>
-                <w:caps w:val="0"/>
-                <w:sz w:val="20"/>
-                <w:szCs w:val="20"/>
-              </w:rPr>
-              <w:t>].</w:t>
+              <w:t>Attachment {d.attachments[i].</w:t>
             </w:r>
             <w:r>
               <w:rPr>
@@ -4311,67 +2821,7 @@
                 <w:szCs w:val="20"/>
                 <w:lang w:val="en-CA"/>
               </w:rPr>
-              <w:t>{</w:t>
-            </w:r>
-            <w:proofErr w:type="spellStart"/>
-            <w:r>
-              <w:rPr>
-                <w:rFonts w:ascii="BC Sans" w:hAnsi="BC Sans"/>
-                <w:sz w:val="20"/>
-                <w:szCs w:val="20"/>
-                <w:lang w:val="en-CA"/>
-              </w:rPr>
-              <w:t>d.attachments</w:t>
-            </w:r>
-            <w:proofErr w:type="spellEnd"/>
-            <w:r>
-              <w:rPr>
-                <w:rFonts w:ascii="BC Sans" w:hAnsi="BC Sans"/>
-                <w:sz w:val="20"/>
-                <w:szCs w:val="20"/>
-                <w:lang w:val="en-CA"/>
-              </w:rPr>
-              <w:t>[</w:t>
-            </w:r>
-            <w:proofErr w:type="spellStart"/>
-            <w:r>
-              <w:rPr>
-                <w:rFonts w:ascii="BC Sans" w:hAnsi="BC Sans"/>
-                <w:sz w:val="20"/>
-                <w:szCs w:val="20"/>
-                <w:lang w:val="en-CA"/>
-              </w:rPr>
-              <w:t>i</w:t>
-            </w:r>
-            <w:proofErr w:type="spellEnd"/>
-            <w:r>
-              <w:rPr>
-                <w:rFonts w:ascii="BC Sans" w:hAnsi="BC Sans"/>
-                <w:sz w:val="20"/>
-                <w:szCs w:val="20"/>
-                <w:lang w:val="en-CA"/>
-              </w:rPr>
-              <w:t>].</w:t>
-            </w:r>
-            <w:proofErr w:type="spellStart"/>
-            <w:r>
-              <w:rPr>
-                <w:rFonts w:ascii="BC Sans" w:hAnsi="BC Sans"/>
-                <w:sz w:val="20"/>
-                <w:szCs w:val="20"/>
-                <w:lang w:val="en-CA"/>
-              </w:rPr>
-              <w:t>fileType</w:t>
-            </w:r>
-            <w:proofErr w:type="spellEnd"/>
-            <w:r>
-              <w:rPr>
-                <w:rFonts w:ascii="BC Sans" w:hAnsi="BC Sans"/>
-                <w:sz w:val="20"/>
-                <w:szCs w:val="20"/>
-                <w:lang w:val="en-CA"/>
-              </w:rPr>
-              <w:t>}</w:t>
+              <w:t>{d.attachments[i].fileType}</w:t>
             </w:r>
           </w:p>
         </w:tc>
@@ -4441,67 +2891,7 @@
                 <w:szCs w:val="20"/>
                 <w:lang w:val="en-CA"/>
               </w:rPr>
-              <w:t>{</w:t>
-            </w:r>
-            <w:proofErr w:type="spellStart"/>
-            <w:r>
-              <w:rPr>
-                <w:rFonts w:ascii="BC Sans" w:hAnsi="BC Sans"/>
-                <w:sz w:val="20"/>
-                <w:szCs w:val="20"/>
-                <w:lang w:val="en-CA"/>
-              </w:rPr>
-              <w:t>d.attachments</w:t>
-            </w:r>
-            <w:proofErr w:type="spellEnd"/>
-            <w:r>
-              <w:rPr>
-                <w:rFonts w:ascii="BC Sans" w:hAnsi="BC Sans"/>
-                <w:sz w:val="20"/>
-                <w:szCs w:val="20"/>
-                <w:lang w:val="en-CA"/>
-              </w:rPr>
-              <w:t>[</w:t>
-            </w:r>
-            <w:proofErr w:type="spellStart"/>
-            <w:r>
-              <w:rPr>
-                <w:rFonts w:ascii="BC Sans" w:hAnsi="BC Sans"/>
-                <w:sz w:val="20"/>
-                <w:szCs w:val="20"/>
-                <w:lang w:val="en-CA"/>
-              </w:rPr>
-              <w:t>i</w:t>
-            </w:r>
-            <w:proofErr w:type="spellEnd"/>
-            <w:r>
-              <w:rPr>
-                <w:rFonts w:ascii="BC Sans" w:hAnsi="BC Sans"/>
-                <w:sz w:val="20"/>
-                <w:szCs w:val="20"/>
-                <w:lang w:val="en-CA"/>
-              </w:rPr>
-              <w:t>].</w:t>
-            </w:r>
-            <w:proofErr w:type="spellStart"/>
-            <w:r>
-              <w:rPr>
-                <w:rFonts w:ascii="BC Sans" w:hAnsi="BC Sans"/>
-                <w:sz w:val="20"/>
-                <w:szCs w:val="20"/>
-                <w:lang w:val="en-CA"/>
-              </w:rPr>
-              <w:t>sequenceNumber</w:t>
-            </w:r>
-            <w:proofErr w:type="spellEnd"/>
-            <w:r>
-              <w:rPr>
-                <w:rFonts w:ascii="BC Sans" w:hAnsi="BC Sans"/>
-                <w:sz w:val="20"/>
-                <w:szCs w:val="20"/>
-                <w:lang w:val="en-CA"/>
-              </w:rPr>
-              <w:t>}</w:t>
+              <w:t>{d.attachments[i].sequenceNumber}</w:t>
             </w:r>
           </w:p>
         </w:tc>
@@ -4565,47 +2955,7 @@
                 <w:szCs w:val="20"/>
                 <w:lang w:val="en-CA"/>
               </w:rPr>
-              <w:t>{</w:t>
-            </w:r>
-            <w:proofErr w:type="spellStart"/>
-            <w:r>
-              <w:rPr>
-                <w:rFonts w:ascii="BC Sans" w:hAnsi="BC Sans"/>
-                <w:sz w:val="20"/>
-                <w:szCs w:val="20"/>
-                <w:lang w:val="en-CA"/>
-              </w:rPr>
-              <w:t>d.attachments</w:t>
-            </w:r>
-            <w:proofErr w:type="spellEnd"/>
-            <w:r>
-              <w:rPr>
-                <w:rFonts w:ascii="BC Sans" w:hAnsi="BC Sans"/>
-                <w:sz w:val="20"/>
-                <w:szCs w:val="20"/>
-                <w:lang w:val="en-CA"/>
-              </w:rPr>
-              <w:t>[</w:t>
-            </w:r>
-            <w:proofErr w:type="spellStart"/>
-            <w:r>
-              <w:rPr>
-                <w:rFonts w:ascii="BC Sans" w:hAnsi="BC Sans"/>
-                <w:sz w:val="20"/>
-                <w:szCs w:val="20"/>
-                <w:lang w:val="en-CA"/>
-              </w:rPr>
-              <w:t>i</w:t>
-            </w:r>
-            <w:proofErr w:type="spellEnd"/>
-            <w:r>
-              <w:rPr>
-                <w:rFonts w:ascii="BC Sans" w:hAnsi="BC Sans"/>
-                <w:sz w:val="20"/>
-                <w:szCs w:val="20"/>
-                <w:lang w:val="en-CA"/>
-              </w:rPr>
-              <w:t>].description}</w:t>
+              <w:t>{d.attachments[i].description}</w:t>
             </w:r>
           </w:p>
         </w:tc>
@@ -4668,47 +3018,7 @@
                 <w:szCs w:val="20"/>
                 <w:lang w:val="en-CA"/>
               </w:rPr>
-              <w:t>{</w:t>
-            </w:r>
-            <w:proofErr w:type="spellStart"/>
-            <w:r>
-              <w:rPr>
-                <w:rFonts w:ascii="BC Sans" w:hAnsi="BC Sans"/>
-                <w:sz w:val="20"/>
-                <w:szCs w:val="20"/>
-                <w:lang w:val="en-CA"/>
-              </w:rPr>
-              <w:t>d.attachments</w:t>
-            </w:r>
-            <w:proofErr w:type="spellEnd"/>
-            <w:r>
-              <w:rPr>
-                <w:rFonts w:ascii="BC Sans" w:hAnsi="BC Sans"/>
-                <w:sz w:val="20"/>
-                <w:szCs w:val="20"/>
-                <w:lang w:val="en-CA"/>
-              </w:rPr>
-              <w:t>[</w:t>
-            </w:r>
-            <w:proofErr w:type="spellStart"/>
-            <w:r>
-              <w:rPr>
-                <w:rFonts w:ascii="BC Sans" w:hAnsi="BC Sans"/>
-                <w:sz w:val="20"/>
-                <w:szCs w:val="20"/>
-                <w:lang w:val="en-CA"/>
-              </w:rPr>
-              <w:t>i</w:t>
-            </w:r>
-            <w:proofErr w:type="spellEnd"/>
-            <w:r>
-              <w:rPr>
-                <w:rFonts w:ascii="BC Sans" w:hAnsi="BC Sans"/>
-                <w:sz w:val="20"/>
-                <w:szCs w:val="20"/>
-                <w:lang w:val="en-CA"/>
-              </w:rPr>
-              <w:t>].title}</w:t>
+              <w:t>{d.attachments[i].title}</w:t>
             </w:r>
           </w:p>
         </w:tc>
@@ -4840,57 +3150,7 @@
                 <w:szCs w:val="20"/>
                 <w:lang w:val="en-CA"/>
               </w:rPr>
-              <w:t>{</w:t>
-            </w:r>
-            <w:proofErr w:type="spellStart"/>
-            <w:r>
-              <w:rPr>
-                <w:rFonts w:ascii="BC Sans" w:hAnsi="BC Sans"/>
-                <w:sz w:val="20"/>
-                <w:szCs w:val="20"/>
-                <w:lang w:val="en-CA"/>
-              </w:rPr>
-              <w:t>d.attachments</w:t>
-            </w:r>
-            <w:proofErr w:type="spellEnd"/>
-            <w:r>
-              <w:rPr>
-                <w:rFonts w:ascii="BC Sans" w:hAnsi="BC Sans"/>
-                <w:sz w:val="20"/>
-                <w:szCs w:val="20"/>
-                <w:lang w:val="en-CA"/>
-              </w:rPr>
-              <w:t>[</w:t>
-            </w:r>
-            <w:proofErr w:type="spellStart"/>
-            <w:r>
-              <w:rPr>
-                <w:rFonts w:ascii="BC Sans" w:hAnsi="BC Sans"/>
-                <w:sz w:val="20"/>
-                <w:szCs w:val="20"/>
-                <w:lang w:val="en-CA"/>
-              </w:rPr>
-              <w:t>i</w:t>
-            </w:r>
-            <w:proofErr w:type="spellEnd"/>
-            <w:r>
-              <w:rPr>
-                <w:rFonts w:ascii="BC Sans" w:hAnsi="BC Sans"/>
-                <w:sz w:val="20"/>
-                <w:szCs w:val="20"/>
-                <w:lang w:val="en-CA"/>
-              </w:rPr>
-              <w:t>].</w:t>
-            </w:r>
-            <w:proofErr w:type="spellStart"/>
-            <w:r>
-              <w:rPr>
-                <w:rFonts w:ascii="BC Sans" w:hAnsi="BC Sans"/>
-                <w:sz w:val="20"/>
-                <w:szCs w:val="20"/>
-                <w:lang w:val="en-CA"/>
-              </w:rPr>
-              <w:t>takenBy</w:t>
+              <w:t>{d.attachments[i].takenBy</w:t>
             </w:r>
             <w:r>
               <w:rPr>
@@ -4901,7 +3161,6 @@
               </w:rPr>
               <w:t>.lastName</w:t>
             </w:r>
-            <w:proofErr w:type="spellEnd"/>
             <w:r>
               <w:rPr>
                 <w:rFonts w:ascii="BC Sans" w:hAnsi="BC Sans"/>
@@ -4982,85 +3241,7 @@
                 <w:szCs w:val="20"/>
                 <w:lang w:val="en-CA"/>
               </w:rPr>
-              <w:t>{</w:t>
-            </w:r>
-            <w:proofErr w:type="spellStart"/>
-            <w:r>
-              <w:rPr>
-                <w:rFonts w:ascii="BC Sans" w:hAnsi="BC Sans"/>
-                <w:b w:val="0"/>
-                <w:bCs w:val="0"/>
-                <w:caps w:val="0"/>
-                <w:sz w:val="20"/>
-                <w:szCs w:val="20"/>
-                <w:lang w:val="en-CA"/>
-              </w:rPr>
-              <w:t>d.attachments</w:t>
-            </w:r>
-            <w:proofErr w:type="spellEnd"/>
-            <w:r>
-              <w:rPr>
-                <w:rFonts w:ascii="BC Sans" w:hAnsi="BC Sans"/>
-                <w:b w:val="0"/>
-                <w:bCs w:val="0"/>
-                <w:caps w:val="0"/>
-                <w:sz w:val="20"/>
-                <w:szCs w:val="20"/>
-                <w:lang w:val="en-CA"/>
-              </w:rPr>
-              <w:t>[</w:t>
-            </w:r>
-            <w:proofErr w:type="spellStart"/>
-            <w:r>
-              <w:rPr>
-                <w:rFonts w:ascii="BC Sans" w:hAnsi="BC Sans"/>
-                <w:b w:val="0"/>
-                <w:bCs w:val="0"/>
-                <w:caps w:val="0"/>
-                <w:sz w:val="20"/>
-                <w:szCs w:val="20"/>
-                <w:lang w:val="en-CA"/>
-              </w:rPr>
-              <w:t>i</w:t>
-            </w:r>
-            <w:proofErr w:type="spellEnd"/>
-            <w:r>
-              <w:rPr>
-                <w:rFonts w:ascii="BC Sans" w:hAnsi="BC Sans"/>
-                <w:b w:val="0"/>
-                <w:bCs w:val="0"/>
-                <w:caps w:val="0"/>
-                <w:sz w:val="20"/>
-                <w:szCs w:val="20"/>
-                <w:lang w:val="en-CA"/>
-              </w:rPr>
-              <w:t>].</w:t>
-            </w:r>
-            <w:proofErr w:type="spellStart"/>
-            <w:r>
-              <w:rPr>
-                <w:rFonts w:ascii="BC Sans" w:hAnsi="BC Sans"/>
-                <w:b w:val="0"/>
-                <w:bCs w:val="0"/>
-                <w:caps w:val="0"/>
-                <w:sz w:val="20"/>
-                <w:szCs w:val="20"/>
-                <w:lang w:val="en-CA"/>
-              </w:rPr>
-              <w:t>takenBy.lastName:hideEnd</w:t>
-            </w:r>
-            <w:proofErr w:type="spellEnd"/>
-            <w:r>
-              <w:rPr>
-                <w:rFonts w:ascii="BC Sans" w:hAnsi="BC Sans"/>
-                <w:b w:val="0"/>
-                <w:bCs w:val="0"/>
-                <w:caps w:val="0"/>
-                <w:sz w:val="20"/>
-                <w:szCs w:val="20"/>
-                <w:lang w:val="en-CA"/>
-              </w:rPr>
-              <w:t>}</w:t>
+              <w:t>{d.attachments[i].takenBy.lastName:hideEnd}</w:t>
             </w:r>
             <w:r>
               <w:rPr>
@@ -5174,16 +3355,7 @@
           <w:sz w:val="20"/>
           <w:szCs w:val="20"/>
         </w:rPr>
-        <w:t>{</w:t>
-      </w:r>
-      <w:proofErr w:type="spellStart"/>
-      <w:r>
-        <w:rPr>
-          <w:rFonts w:ascii="BC Sans" w:hAnsi="BC Sans"/>
-          <w:sz w:val="20"/>
-          <w:szCs w:val="20"/>
-        </w:rPr>
-        <w:t>d.</w:t>
+        <w:t>{d.</w:t>
       </w:r>
       <w:r>
         <w:rPr>
@@ -5193,7 +3365,6 @@
         </w:rPr>
         <w:t>attachments</w:t>
       </w:r>
-      <w:proofErr w:type="spellEnd"/>
       <w:r>
         <w:rPr>
           <w:rFonts w:ascii="BC Sans" w:hAnsi="BC Sans"/>
@@ -5489,7 +3660,6 @@
             </w:rPr>
             <w:t>Report printed on {</w:t>
           </w:r>
-          <w:proofErr w:type="spellStart"/>
           <w:r>
             <w:rPr>
               <w:rFonts w:ascii="BC Sans" w:eastAsia="BC Sans" w:hAnsi="BC Sans" w:cs="BC Sans"/>
@@ -5514,7 +3684,6 @@
             </w:rPr>
             <w:t>generatedOn</w:t>
           </w:r>
-          <w:proofErr w:type="spellEnd"/>
           <w:r>
             <w:rPr>
               <w:rFonts w:ascii="BC Sans" w:eastAsia="BC Sans" w:hAnsi="BC Sans" w:cs="BC Sans"/>
@@ -7059,6 +5228,15 @@
 </file>
 
 <file path=customXml/item2.xml><?xml version="1.0" encoding="utf-8"?>
+<?mso-contentType ?>
+<FormTemplates xmlns="http://schemas.microsoft.com/sharepoint/v3/contenttype/forms">
+  <Display>DocumentLibraryForm</Display>
+  <Edit>DocumentLibraryForm</Edit>
+  <New>DocumentLibraryForm</New>
+</FormTemplates>
+</file>
+
+<file path=customXml/item3.xml><?xml version="1.0" encoding="utf-8"?>
 <ct:contentTypeSchema xmlns:ct="http://schemas.microsoft.com/office/2006/metadata/contentType" xmlns:ma="http://schemas.microsoft.com/office/2006/metadata/properties/metaAttributes" ct:_="" ma:_="" ma:contentTypeName="Document" ma:contentTypeID="0x010100ED0089B3ED392A4CB3C10705735CFAD3" ma:contentTypeVersion="15" ma:contentTypeDescription="Create a new document." ma:contentTypeScope="" ma:versionID="e9715c4352d5d9c94cf397f6db7911f6">
   <xsd:schema xmlns:xsd="http://www.w3.org/2001/XMLSchema" xmlns:xs="http://www.w3.org/2001/XMLSchema" xmlns:p="http://schemas.microsoft.com/office/2006/metadata/properties" xmlns:ns2="aa9c99c1-69c1-4b58-9df5-4d4796c46f8a" xmlns:ns3="cbeac988-4fd5-47cf-ad03-89cc7678fa90" targetNamespace="http://schemas.microsoft.com/office/2006/metadata/properties" ma:root="true" ma:fieldsID="4a7b24a40f906d6832371abf7aef78d6" ns2:_="" ns3:_="">
     <xsd:import namespace="aa9c99c1-69c1-4b58-9df5-4d4796c46f8a"/>
@@ -7293,15 +5471,6 @@
 </ct:contentTypeSchema>
 </file>
 
-<file path=customXml/item3.xml><?xml version="1.0" encoding="utf-8"?>
-<?mso-contentType ?>
-<FormTemplates xmlns="http://schemas.microsoft.com/sharepoint/v3/contenttype/forms">
-  <Display>DocumentLibraryForm</Display>
-  <Edit>DocumentLibraryForm</Edit>
-  <New>DocumentLibraryForm</New>
-</FormTemplates>
-</file>
-
 <file path=customXml/itemProps1.xml><?xml version="1.0" encoding="utf-8"?>
 <ds:datastoreItem xmlns:ds="http://schemas.openxmlformats.org/officeDocument/2006/customXml" ds:itemID="{C6C5DCE0-D69C-4B6E-96D9-C69B23DE6D4A}">
   <ds:schemaRefs>
@@ -7314,6 +5483,14 @@
 </file>
 
 <file path=customXml/itemProps2.xml><?xml version="1.0" encoding="utf-8"?>
+<ds:datastoreItem xmlns:ds="http://schemas.openxmlformats.org/officeDocument/2006/customXml" ds:itemID="{4BECF9F2-3A10-48CC-8D31-4F6E8664527E}">
+  <ds:schemaRefs>
+    <ds:schemaRef ds:uri="http://schemas.microsoft.com/sharepoint/v3/contenttype/forms"/>
+  </ds:schemaRefs>
+</ds:datastoreItem>
+</file>
+
+<file path=customXml/itemProps3.xml><?xml version="1.0" encoding="utf-8"?>
 <ds:datastoreItem xmlns:ds="http://schemas.openxmlformats.org/officeDocument/2006/customXml" ds:itemID="{26FF9410-7F49-4DD5-9478-D670A139DF54}">
   <ds:schemaRefs>
     <ds:schemaRef ds:uri="http://schemas.microsoft.com/office/2006/metadata/contentType"/>
@@ -7330,12 +5507,4 @@
     <ds:schemaRef ds:uri="http://schemas.microsoft.com/internal/obd"/>
   </ds:schemaRefs>
 </ds:datastoreItem>
-</file>
-
-<file path=customXml/itemProps3.xml><?xml version="1.0" encoding="utf-8"?>
-<ds:datastoreItem xmlns:ds="http://schemas.openxmlformats.org/officeDocument/2006/customXml" ds:itemID="{4BECF9F2-3A10-48CC-8D31-4F6E8664527E}">
-  <ds:schemaRefs>
-    <ds:schemaRef ds:uri="http://schemas.microsoft.com/sharepoint/v3/contenttype/forms"/>
-  </ds:schemaRefs>
-</ds:datastoreItem>
 </file>
--- a/backend/templates/task/CDOGS-TDR-TEMPLATE-v1.docx
+++ b/backend/templates/task/CDOGS-TDR-TEMPLATE-v1.docx
@@ -1,6 +1,6 @@
 
 <file path=word/document.xml><?xml version="1.0" encoding="utf-8"?>
-<w:document xmlns:wpc="http://schemas.microsoft.com/office/word/2010/wordprocessingCanvas" xmlns:cx="http://schemas.microsoft.com/office/drawing/2014/chartex" xmlns:cx1="http://schemas.microsoft.com/office/drawing/2015/9/8/chartex" xmlns:cx2="http://schemas.microsoft.com/office/drawing/2015/10/21/chartex" xmlns:cx3="http://schemas.microsoft.com/office/drawing/2016/5/9/chartex" xmlns:cx4="http://schemas.microsoft.com/office/drawing/2016/5/10/chartex" xmlns:cx5="http://schemas.microsoft.com/office/drawing/2016/5/11/chartex" xmlns:cx6="http://schemas.microsoft.com/office/drawing/2016/5/12/chartex" xmlns:cx7="http://schemas.microsoft.com/office/drawing/2016/5/13/chartex" xmlns:cx8="http://schemas.microsoft.com/office/drawing/2016/5/14/chartex" xmlns:mc="http://schemas.openxmlformats.org/markup-compatibility/2006" xmlns:aink="http://schemas.microsoft.com/office/drawing/2016/ink" xmlns:am3d="http://schemas.microsoft.com/office/drawing/2017/model3d" xmlns:o="urn:schemas-microsoft-com:office:office" xmlns:oel="http://schemas.microsoft.com/office/2019/extlst" xmlns:r="http://schemas.openxmlformats.org/officeDocument/2006/relationships" xmlns:m="http://schemas.openxmlformats.org/officeDocument/2006/math" xmlns:v="urn:schemas-microsoft-com:vml" xmlns:wp14="http://schemas.microsoft.com/office/word/2010/wordprocessingDrawing" xmlns:wp="http://schemas.openxmlformats.org/drawingml/2006/wordprocessingDrawing" xmlns:w10="urn:schemas-microsoft-com:office:word" xmlns:w="http://schemas.openxmlformats.org/wordprocessingml/2006/main" xmlns:w14="http://schemas.microsoft.com/office/word/2010/wordml" xmlns:w15="http://schemas.microsoft.com/office/word/2012/wordml" xmlns:w16cex="http://schemas.microsoft.com/office/word/2018/wordml/cex" xmlns:w16cid="http://schemas.microsoft.com/office/word/2016/wordml/cid" xmlns:w16="http://schemas.microsoft.com/office/word/2018/wordml" xmlns:w16du="http://schemas.microsoft.com/office/word/2023/wordml/word16du" xmlns:w16sdtdh="http://schemas.microsoft.com/office/word/2020/wordml/sdtdatahash" xmlns:w16sdtfl="http://schemas.microsoft.com/office/word/2024/wordml/sdtformatlock" xmlns:w16se="http://schemas.microsoft.com/office/word/2015/wordml/symex" xmlns:wpg="http://schemas.microsoft.com/office/word/2010/wordprocessingGroup" xmlns:wpi="http://schemas.microsoft.com/office/word/2010/wordprocessingInk" xmlns:wne="http://schemas.microsoft.com/office/word/2006/wordml" xmlns:wps="http://schemas.microsoft.com/office/word/2010/wordprocessingShape" mc:Ignorable="w14 w15 w16se w16cid w16 w16cex w16sdtdh w16sdtfl w16du wp14">
+<w:document xmlns:wpc="http://schemas.microsoft.com/office/word/2010/wordprocessingCanvas" xmlns:cx="http://schemas.microsoft.com/office/drawing/2014/chartex" xmlns:cx1="http://schemas.microsoft.com/office/drawing/2015/9/8/chartex" xmlns:cx2="http://schemas.microsoft.com/office/drawing/2015/10/21/chartex" xmlns:cx3="http://schemas.microsoft.com/office/drawing/2016/5/9/chartex" xmlns:cx4="http://schemas.microsoft.com/office/drawing/2016/5/10/chartex" xmlns:cx5="http://schemas.microsoft.com/office/drawing/2016/5/11/chartex" xmlns:cx6="http://schemas.microsoft.com/office/drawing/2016/5/12/chartex" xmlns:cx7="http://schemas.microsoft.com/office/drawing/2016/5/13/chartex" xmlns:cx8="http://schemas.microsoft.com/office/drawing/2016/5/14/chartex" xmlns:mc="http://schemas.openxmlformats.org/markup-compatibility/2006" xmlns:aink="http://schemas.microsoft.com/office/drawing/2016/ink" xmlns:am3d="http://schemas.microsoft.com/office/drawing/2017/model3d" xmlns:o="urn:schemas-microsoft-com:office:office" xmlns:oel="http://schemas.microsoft.com/office/2019/extlst" xmlns:r="http://schemas.openxmlformats.org/officeDocument/2006/relationships" xmlns:m="http://schemas.openxmlformats.org/officeDocument/2006/math" xmlns:v="urn:schemas-microsoft-com:vml" xmlns:wp14="http://schemas.microsoft.com/office/word/2010/wordprocessingDrawing" xmlns:wp="http://schemas.openxmlformats.org/drawingml/2006/wordprocessingDrawing" xmlns:w10="urn:schemas-microsoft-com:office:word" xmlns:w="http://schemas.openxmlformats.org/wordprocessingml/2006/main" xmlns:w14="http://schemas.microsoft.com/office/word/2010/wordml" xmlns:w15="http://schemas.microsoft.com/office/word/2012/wordml" xmlns:w16cei="http://schemas.microsoft.com/office/word/2026/wordml/cei" xmlns:w16cex="http://schemas.microsoft.com/office/word/2018/wordml/cex" xmlns:w16cid="http://schemas.microsoft.com/office/word/2016/wordml/cid" xmlns:w16="http://schemas.microsoft.com/office/word/2018/wordml" xmlns:w16du="http://schemas.microsoft.com/office/word/2023/wordml/word16du" xmlns:w16sdtdh="http://schemas.microsoft.com/office/word/2020/wordml/sdtdatahash" xmlns:w16sdtfl="http://schemas.microsoft.com/office/word/2024/wordml/sdtformatlock" xmlns:w16se="http://schemas.microsoft.com/office/word/2015/wordml/symex" xmlns:wpg="http://schemas.microsoft.com/office/word/2010/wordprocessingGroup" xmlns:wpi="http://schemas.microsoft.com/office/word/2010/wordprocessingInk" xmlns:wne="http://schemas.microsoft.com/office/word/2006/wordml" xmlns:wps="http://schemas.microsoft.com/office/word/2010/wordprocessingShape" mc:Ignorable="w14 w15 w16se w16cid w16 w16cex w16sdtdh w16sdtfl w16du wp14">
   <w:body>
     <w:p>
       <w:pPr>
@@ -68,7 +68,6 @@
                 <w:szCs w:val="20"/>
               </w:rPr>
             </w:pPr>
-            <w:proofErr w:type="gramStart"/>
             <w:r>
               <w:rPr>
                 <w:rFonts w:ascii="BC Sans" w:eastAsia="Times New Roman" w:hAnsi="BC Sans" w:cs="Times New Roman"/>
@@ -113,7 +112,6 @@
               </w:rPr>
               <w:t>{</w:t>
             </w:r>
-            <w:proofErr w:type="spellStart"/>
             <w:r>
               <w:rPr>
                 <w:rFonts w:ascii="BC Sans" w:eastAsia="Times New Roman" w:hAnsi="BC Sans" w:cs="Times New Roman"/>
@@ -155,8 +153,6 @@
               </w:rPr>
               <w:t>Label</w:t>
             </w:r>
-            <w:proofErr w:type="spellEnd"/>
-            <w:proofErr w:type="gramEnd"/>
             <w:r>
               <w:rPr>
                 <w:rFonts w:ascii="BC Sans" w:eastAsia="Times New Roman" w:hAnsi="BC Sans" w:cs="Times New Roman"/>
@@ -188,9 +184,8 @@
                 <w:sz w:val="20"/>
                 <w:szCs w:val="20"/>
               </w:rPr>
-              <w:t xml:space="preserve">Task </w:t>
-            </w:r>
-            <w:proofErr w:type="gramStart"/>
+              <w:t>Task number</w:t>
+            </w:r>
             <w:r>
               <w:rPr>
                 <w:rFonts w:ascii="BC Sans" w:eastAsia="Times New Roman" w:hAnsi="BC Sans" w:cs="Times New Roman"/>
@@ -200,20 +195,8 @@
                 <w:sz w:val="20"/>
                 <w:szCs w:val="20"/>
               </w:rPr>
-              <w:t>number</w:t>
-            </w:r>
-            <w:r>
-              <w:rPr>
-                <w:rFonts w:ascii="BC Sans" w:eastAsia="Times New Roman" w:hAnsi="BC Sans" w:cs="Times New Roman"/>
-                <w:b w:val="0"/>
-                <w:bCs w:val="0"/>
-                <w:color w:val="000000" w:themeColor="text1"/>
-                <w:sz w:val="20"/>
-                <w:szCs w:val="20"/>
-              </w:rPr>
               <w:t>: {</w:t>
             </w:r>
-            <w:proofErr w:type="spellStart"/>
             <w:r>
               <w:rPr>
                 <w:rFonts w:ascii="BC Sans" w:eastAsia="Times New Roman" w:hAnsi="BC Sans" w:cs="Times New Roman"/>
@@ -246,8 +229,6 @@
               </w:rPr>
               <w:t>taskNumber</w:t>
             </w:r>
-            <w:proofErr w:type="spellEnd"/>
-            <w:proofErr w:type="gramEnd"/>
             <w:r>
               <w:rPr>
                 <w:rFonts w:ascii="BC Sans" w:eastAsia="Times New Roman" w:hAnsi="BC Sans" w:cs="Times New Roman"/>
@@ -422,8 +403,6 @@
               </w:rPr>
               <w:t>{</w:t>
             </w:r>
-            <w:proofErr w:type="spellStart"/>
-            <w:proofErr w:type="gramStart"/>
             <w:r>
               <w:rPr>
                 <w:rFonts w:ascii="BC Sans" w:eastAsia="Times New Roman" w:hAnsi="BC Sans" w:cs="Times New Roman"/>
@@ -431,122 +410,12 @@
                 <w:sz w:val="20"/>
                 <w:szCs w:val="20"/>
               </w:rPr>
-              <w:t>d</w:t>
+              <w:t>d.taskCategory</w:t>
             </w:r>
             <w:r>
               <w:rPr>
                 <w:rFonts w:ascii="BC Sans" w:eastAsia="Times New Roman" w:hAnsi="BC Sans" w:cs="Times New Roman"/>
                 <w:color w:val="000000" w:themeColor="text1"/>
-                <w:sz w:val="20"/>
-                <w:szCs w:val="20"/>
-              </w:rPr>
-              <w:t>.</w:t>
-            </w:r>
-            <w:r>
-              <w:rPr>
-                <w:rFonts w:ascii="BC Sans" w:eastAsia="Times New Roman" w:hAnsi="BC Sans" w:cs="Times New Roman"/>
-                <w:color w:val="000000" w:themeColor="text1"/>
-                <w:sz w:val="20"/>
-                <w:szCs w:val="20"/>
-              </w:rPr>
-              <w:t>taskType.category</w:t>
-            </w:r>
-            <w:proofErr w:type="gramEnd"/>
-            <w:r>
-              <w:rPr>
-                <w:rFonts w:ascii="BC Sans" w:eastAsia="Times New Roman" w:hAnsi="BC Sans" w:cs="Times New Roman"/>
-                <w:color w:val="000000" w:themeColor="text1"/>
-                <w:sz w:val="20"/>
-                <w:szCs w:val="20"/>
-              </w:rPr>
-              <w:t>.</w:t>
-            </w:r>
-            <w:proofErr w:type="gramStart"/>
-            <w:r>
-              <w:rPr>
-                <w:rFonts w:ascii="BC Sans" w:eastAsia="Times New Roman" w:hAnsi="BC Sans" w:cs="Times New Roman"/>
-                <w:color w:val="000000" w:themeColor="text1"/>
-                <w:sz w:val="20"/>
-                <w:szCs w:val="20"/>
-              </w:rPr>
-              <w:t>longDescription</w:t>
-            </w:r>
-            <w:proofErr w:type="spellEnd"/>
-            <w:r>
-              <w:rPr>
-                <w:rFonts w:ascii="BC Sans" w:eastAsia="Times New Roman" w:hAnsi="BC Sans" w:cs="Times New Roman"/>
-                <w:color w:val="000000" w:themeColor="text1"/>
-                <w:sz w:val="20"/>
-                <w:szCs w:val="20"/>
-              </w:rPr>
-              <w:t>}</w:t>
-            </w:r>
-            <w:r>
-              <w:rPr>
-                <w:rFonts w:ascii="BC Sans" w:eastAsia="Times New Roman" w:hAnsi="BC Sans" w:cs="Times New Roman"/>
-                <w:color w:val="000000" w:themeColor="text1"/>
-                <w:sz w:val="20"/>
-                <w:szCs w:val="20"/>
-              </w:rPr>
-              <w:t>{</w:t>
-            </w:r>
-            <w:r>
-              <w:rPr>
-                <w:rFonts w:ascii="BC Sans" w:eastAsia="Times New Roman" w:hAnsi="BC Sans" w:cs="Times New Roman"/>
-                <w:color w:val="000000" w:themeColor="text1"/>
-                <w:sz w:val="20"/>
-                <w:szCs w:val="20"/>
-              </w:rPr>
-              <w:t>d.</w:t>
-            </w:r>
-            <w:proofErr w:type="spellStart"/>
-            <w:r>
-              <w:rPr>
-                <w:rFonts w:ascii="BC Sans" w:eastAsia="Times New Roman" w:hAnsi="BC Sans" w:cs="Times New Roman"/>
-                <w:color w:val="000000" w:themeColor="text1"/>
-                <w:sz w:val="20"/>
-                <w:szCs w:val="20"/>
-                <w:lang w:val="en-CA"/>
-              </w:rPr>
-              <w:t>taskType.type</w:t>
-            </w:r>
-            <w:proofErr w:type="gramEnd"/>
-            <w:r>
-              <w:rPr>
-                <w:rFonts w:ascii="BC Sans" w:eastAsia="Times New Roman" w:hAnsi="BC Sans" w:cs="Times New Roman"/>
-                <w:color w:val="000000" w:themeColor="text1"/>
-                <w:sz w:val="20"/>
-                <w:szCs w:val="20"/>
-                <w:lang w:val="en-CA"/>
-              </w:rPr>
-              <w:t>.</w:t>
-            </w:r>
-            <w:proofErr w:type="gramStart"/>
-            <w:r>
-              <w:rPr>
-                <w:rFonts w:ascii="BC Sans" w:eastAsia="Times New Roman" w:hAnsi="BC Sans" w:cs="Times New Roman"/>
-                <w:color w:val="000000" w:themeColor="text1"/>
-                <w:sz w:val="20"/>
-                <w:szCs w:val="20"/>
-                <w:lang w:val="en-CA"/>
-              </w:rPr>
-              <w:t>longDescription:ifEM</w:t>
-            </w:r>
-            <w:proofErr w:type="gramEnd"/>
-            <w:r>
-              <w:rPr>
-                <w:rFonts w:ascii="BC Sans" w:eastAsia="Times New Roman" w:hAnsi="BC Sans" w:cs="Times New Roman"/>
-                <w:color w:val="000000" w:themeColor="text1"/>
-                <w:sz w:val="20"/>
-                <w:szCs w:val="20"/>
-                <w:lang w:val="en-CA"/>
-              </w:rPr>
-              <w:t>:hideBegin</w:t>
-            </w:r>
-            <w:proofErr w:type="spellEnd"/>
-            <w:r>
-              <w:rPr>
-                <w:rFonts w:ascii="BC Sans" w:hAnsi="BC Sans"/>
                 <w:sz w:val="20"/>
                 <w:szCs w:val="20"/>
               </w:rPr>
@@ -568,13 +437,14 @@
           </w:tcPr>
           <w:p>
             <w:pPr>
+              <w:spacing w:line="259" w:lineRule="auto"/>
               <w:rPr>
                 <w:rFonts w:ascii="BC Sans" w:hAnsi="BC Sans"/>
                 <w:b w:val="0"/>
                 <w:bCs w:val="0"/>
                 <w:caps w:val="0"/>
-                <w:sz w:val="20"/>
-                <w:szCs w:val="20"/>
+                <w:sz w:val="18"/>
+                <w:szCs w:val="18"/>
               </w:rPr>
             </w:pPr>
             <w:r>
@@ -586,21 +456,8 @@
                 <w:sz w:val="20"/>
                 <w:szCs w:val="20"/>
               </w:rPr>
-              <w:t xml:space="preserve">Task </w:t>
-            </w:r>
-            <w:proofErr w:type="gramStart"/>
-            <w:r>
-              <w:rPr>
-                <w:rFonts w:ascii="BC Sans" w:hAnsi="BC Sans"/>
-                <w:b w:val="0"/>
-                <w:bCs w:val="0"/>
-                <w:caps w:val="0"/>
-                <w:sz w:val="20"/>
-                <w:szCs w:val="20"/>
-              </w:rPr>
-              <w:t>sub category</w:t>
-            </w:r>
-            <w:proofErr w:type="gramEnd"/>
+              <w:t>Remarks</w:t>
+            </w:r>
           </w:p>
         </w:tc>
         <w:tc>
@@ -611,12 +468,13 @@
           </w:tcPr>
           <w:p>
             <w:pPr>
+              <w:spacing w:line="259" w:lineRule="auto"/>
               <w:cnfStyle w:val="000000000000" w:firstRow="0" w:lastRow="0" w:firstColumn="0" w:lastColumn="0" w:oddVBand="0" w:evenVBand="0" w:oddHBand="0" w:evenHBand="0" w:firstRowFirstColumn="0" w:firstRowLastColumn="0" w:lastRowFirstColumn="0" w:lastRowLastColumn="0"/>
               <w:rPr>
                 <w:rFonts w:ascii="BC Sans" w:eastAsia="Times New Roman" w:hAnsi="BC Sans" w:cs="Times New Roman"/>
                 <w:color w:val="000000" w:themeColor="text1"/>
-                <w:sz w:val="20"/>
-                <w:szCs w:val="20"/>
+                <w:sz w:val="18"/>
+                <w:szCs w:val="18"/>
               </w:rPr>
             </w:pPr>
             <w:r>
@@ -628,7 +486,6 @@
               </w:rPr>
               <w:t>{</w:t>
             </w:r>
-            <w:proofErr w:type="gramStart"/>
             <w:r>
               <w:rPr>
                 <w:rFonts w:ascii="BC Sans" w:eastAsia="Times New Roman" w:hAnsi="BC Sans" w:cs="Times New Roman"/>
@@ -647,32 +504,19 @@
               </w:rPr>
               <w:t>.</w:t>
             </w:r>
-            <w:proofErr w:type="spellStart"/>
             <w:r>
               <w:rPr>
                 <w:rFonts w:ascii="BC Sans" w:eastAsia="Times New Roman" w:hAnsi="BC Sans" w:cs="Times New Roman"/>
                 <w:color w:val="000000" w:themeColor="text1"/>
                 <w:sz w:val="20"/>
                 <w:szCs w:val="20"/>
-                <w:lang w:val="en-CA"/>
-              </w:rPr>
-              <w:t>taskType.type</w:t>
-            </w:r>
-            <w:proofErr w:type="gramEnd"/>
+              </w:rPr>
+              <w:t>remarks</w:t>
+            </w:r>
             <w:r>
               <w:rPr>
                 <w:rFonts w:ascii="BC Sans" w:eastAsia="Times New Roman" w:hAnsi="BC Sans" w:cs="Times New Roman"/>
                 <w:color w:val="000000" w:themeColor="text1"/>
-                <w:sz w:val="20"/>
-                <w:szCs w:val="20"/>
-                <w:lang w:val="en-CA"/>
-              </w:rPr>
-              <w:t>.longDescription</w:t>
-            </w:r>
-            <w:proofErr w:type="spellEnd"/>
-            <w:r>
-              <w:rPr>
-                <w:rFonts w:ascii="BC Sans" w:hAnsi="BC Sans"/>
                 <w:sz w:val="20"/>
                 <w:szCs w:val="20"/>
               </w:rPr>
@@ -692,6 +536,117 @@
             <w:tcW w:w="2700" w:type="dxa"/>
             <w:noWrap/>
             <w:vAlign w:val="center"/>
+            <w:hideMark/>
+          </w:tcPr>
+          <w:p>
+            <w:r>
+              <w:rPr>
+                <w:rFonts w:ascii="BC Sans" w:hAnsi="BC Sans"/>
+                <w:b w:val="0"/>
+                <w:bCs w:val="0"/>
+                <w:caps w:val="0"/>
+                <w:sz w:val="20"/>
+                <w:szCs w:val="20"/>
+              </w:rPr>
+              <w:t>Officer assigned</w:t>
+            </w:r>
+          </w:p>
+        </w:tc>
+        <w:tc>
+          <w:tcPr>
+            <w:tcW w:w="8216" w:type="dxa"/>
+            <w:noWrap/>
+            <w:vAlign w:val="center"/>
+            <w:hideMark/>
+          </w:tcPr>
+          <w:p>
+            <w:pPr>
+              <w:cnfStyle w:val="000000100000" w:firstRow="0" w:lastRow="0" w:firstColumn="0" w:lastColumn="0" w:oddVBand="0" w:evenVBand="0" w:oddHBand="1" w:evenHBand="0" w:firstRowFirstColumn="0" w:firstRowLastColumn="0" w:lastRowFirstColumn="0" w:lastRowLastColumn="0"/>
+              <w:rPr>
+                <w:rFonts w:ascii="BC Sans" w:eastAsia="Times New Roman" w:hAnsi="BC Sans" w:cs="Times New Roman"/>
+                <w:color w:val="000000"/>
+                <w:kern w:val="0"/>
+                <w:sz w:val="20"/>
+                <w:szCs w:val="20"/>
+                <w14:ligatures w14:val="none"/>
+              </w:rPr>
+            </w:pPr>
+            <w:r>
+              <w:rPr>
+                <w:rFonts w:ascii="BC Sans" w:eastAsia="Times New Roman" w:hAnsi="BC Sans" w:cs="Times New Roman"/>
+                <w:color w:val="000000"/>
+                <w:kern w:val="0"/>
+                <w:sz w:val="20"/>
+                <w:szCs w:val="20"/>
+                <w14:ligatures w14:val="none"/>
+              </w:rPr>
+              <w:t>{</w:t>
+            </w:r>
+            <w:r>
+              <w:rPr>
+                <w:rFonts w:ascii="BC Sans" w:eastAsia="Times New Roman" w:hAnsi="BC Sans" w:cs="Times New Roman"/>
+                <w:color w:val="000000"/>
+                <w:kern w:val="0"/>
+                <w:sz w:val="20"/>
+                <w:szCs w:val="20"/>
+                <w14:ligatures w14:val="none"/>
+              </w:rPr>
+              <w:t>d</w:t>
+            </w:r>
+            <w:r>
+              <w:rPr>
+                <w:rFonts w:ascii="BC Sans" w:eastAsia="Times New Roman" w:hAnsi="BC Sans" w:cs="Times New Roman"/>
+                <w:color w:val="000000" w:themeColor="text1"/>
+                <w:sz w:val="20"/>
+                <w:szCs w:val="20"/>
+              </w:rPr>
+              <w:t>.</w:t>
+            </w:r>
+            <w:r>
+              <w:rPr>
+                <w:rFonts w:ascii="BC Sans" w:eastAsia="Times New Roman" w:hAnsi="BC Sans" w:cs="Times New Roman"/>
+                <w:color w:val="000000" w:themeColor="text1"/>
+                <w:sz w:val="20"/>
+                <w:szCs w:val="20"/>
+              </w:rPr>
+              <w:t>assignedUser.lastName</w:t>
+            </w:r>
+            <w:r>
+              <w:rPr>
+                <w:rFonts w:ascii="BC Sans" w:eastAsia="Times New Roman" w:hAnsi="BC Sans" w:cs="Times New Roman"/>
+                <w:color w:val="000000"/>
+                <w:kern w:val="0"/>
+                <w:sz w:val="20"/>
+                <w:szCs w:val="20"/>
+                <w14:ligatures w14:val="none"/>
+              </w:rPr>
+              <w:t>}</w:t>
+            </w:r>
+            <w:r>
+              <w:rPr>
+                <w:rFonts w:ascii="BC Sans" w:eastAsia="Times New Roman" w:hAnsi="BC Sans" w:cs="Times New Roman"/>
+                <w:color w:val="000000"/>
+                <w:kern w:val="0"/>
+                <w:sz w:val="20"/>
+                <w:szCs w:val="20"/>
+                <w14:ligatures w14:val="none"/>
+              </w:rPr>
+              <w:t>, {d.assignedUser.firstName}</w:t>
+            </w:r>
+          </w:p>
+        </w:tc>
+      </w:tr>
+      <w:tr>
+        <w:trPr>
+          <w:trHeight w:val="360"/>
+        </w:trPr>
+        <w:tc>
+          <w:tcPr>
+            <w:cnfStyle w:val="001000000000" w:firstRow="0" w:lastRow="0" w:firstColumn="1" w:lastColumn="0" w:oddVBand="0" w:evenVBand="0" w:oddHBand="0" w:evenHBand="0" w:firstRowFirstColumn="0" w:firstRowLastColumn="0" w:lastRowFirstColumn="0" w:lastRowLastColumn="0"/>
+            <w:tcW w:w="2700" w:type="dxa"/>
+            <w:noWrap/>
+            <w:vAlign w:val="center"/>
+            <w:hideMark/>
           </w:tcPr>
           <w:p>
             <w:pPr>
@@ -714,163 +669,7 @@
                 <w:sz w:val="20"/>
                 <w:szCs w:val="20"/>
               </w:rPr>
-              <w:t>{</w:t>
-            </w:r>
-            <w:proofErr w:type="spellStart"/>
-            <w:proofErr w:type="gramStart"/>
-            <w:r>
-              <w:rPr>
-                <w:rFonts w:ascii="BC Sans" w:hAnsi="BC Sans"/>
-                <w:b w:val="0"/>
-                <w:bCs w:val="0"/>
-                <w:caps w:val="0"/>
-                <w:sz w:val="20"/>
-                <w:szCs w:val="20"/>
-              </w:rPr>
-              <w:t>d.taskType.type</w:t>
-            </w:r>
-            <w:proofErr w:type="gramEnd"/>
-            <w:r>
-              <w:rPr>
-                <w:rFonts w:ascii="BC Sans" w:hAnsi="BC Sans"/>
-                <w:b w:val="0"/>
-                <w:bCs w:val="0"/>
-                <w:caps w:val="0"/>
-                <w:sz w:val="20"/>
-                <w:szCs w:val="20"/>
-              </w:rPr>
-              <w:t>.</w:t>
-            </w:r>
-            <w:proofErr w:type="gramStart"/>
-            <w:r>
-              <w:rPr>
-                <w:rFonts w:ascii="BC Sans" w:hAnsi="BC Sans"/>
-                <w:b w:val="0"/>
-                <w:bCs w:val="0"/>
-                <w:caps w:val="0"/>
-                <w:sz w:val="20"/>
-                <w:szCs w:val="20"/>
-              </w:rPr>
-              <w:t>longDescription:hideEnd</w:t>
-            </w:r>
-            <w:proofErr w:type="spellEnd"/>
-            <w:proofErr w:type="gramEnd"/>
-            <w:r>
-              <w:rPr>
-                <w:rFonts w:ascii="BC Sans" w:hAnsi="BC Sans"/>
-                <w:b w:val="0"/>
-                <w:bCs w:val="0"/>
-                <w:caps w:val="0"/>
-                <w:sz w:val="20"/>
-                <w:szCs w:val="20"/>
-              </w:rPr>
-              <w:t>}</w:t>
-            </w:r>
-            <w:r>
-              <w:rPr>
-                <w:rFonts w:ascii="BC Sans" w:hAnsi="BC Sans"/>
-                <w:b w:val="0"/>
-                <w:bCs w:val="0"/>
-                <w:caps w:val="0"/>
-                <w:sz w:val="20"/>
-                <w:szCs w:val="20"/>
-              </w:rPr>
-              <w:t>Remarks</w:t>
-            </w:r>
-          </w:p>
-        </w:tc>
-        <w:tc>
-          <w:tcPr>
-            <w:tcW w:w="8216" w:type="dxa"/>
-            <w:noWrap/>
-            <w:vAlign w:val="center"/>
-          </w:tcPr>
-          <w:p>
-            <w:pPr>
-              <w:spacing w:line="259" w:lineRule="auto"/>
-              <w:cnfStyle w:val="000000100000" w:firstRow="0" w:lastRow="0" w:firstColumn="0" w:lastColumn="0" w:oddVBand="0" w:evenVBand="0" w:oddHBand="1" w:evenHBand="0" w:firstRowFirstColumn="0" w:firstRowLastColumn="0" w:lastRowFirstColumn="0" w:lastRowLastColumn="0"/>
-              <w:rPr>
-                <w:rFonts w:ascii="BC Sans" w:eastAsia="Times New Roman" w:hAnsi="BC Sans" w:cs="Times New Roman"/>
-                <w:color w:val="000000" w:themeColor="text1"/>
-                <w:sz w:val="18"/>
-                <w:szCs w:val="18"/>
-              </w:rPr>
-            </w:pPr>
-            <w:r>
-              <w:rPr>
-                <w:rFonts w:ascii="BC Sans" w:eastAsia="Times New Roman" w:hAnsi="BC Sans" w:cs="Times New Roman"/>
-                <w:color w:val="000000" w:themeColor="text1"/>
-                <w:sz w:val="20"/>
-                <w:szCs w:val="20"/>
-              </w:rPr>
-              <w:t>{</w:t>
-            </w:r>
-            <w:proofErr w:type="spellStart"/>
-            <w:proofErr w:type="gramStart"/>
-            <w:r>
-              <w:rPr>
-                <w:rFonts w:ascii="BC Sans" w:eastAsia="Times New Roman" w:hAnsi="BC Sans" w:cs="Times New Roman"/>
-                <w:color w:val="000000" w:themeColor="text1"/>
-                <w:sz w:val="20"/>
-                <w:szCs w:val="20"/>
-              </w:rPr>
-              <w:t>d</w:t>
-            </w:r>
-            <w:r>
-              <w:rPr>
-                <w:rFonts w:ascii="BC Sans" w:eastAsia="Times New Roman" w:hAnsi="BC Sans" w:cs="Times New Roman"/>
-                <w:color w:val="000000" w:themeColor="text1"/>
-                <w:sz w:val="20"/>
-                <w:szCs w:val="20"/>
-              </w:rPr>
-              <w:t>.</w:t>
-            </w:r>
-            <w:r>
-              <w:rPr>
-                <w:rFonts w:ascii="BC Sans" w:eastAsia="Times New Roman" w:hAnsi="BC Sans" w:cs="Times New Roman"/>
-                <w:color w:val="000000" w:themeColor="text1"/>
-                <w:sz w:val="20"/>
-                <w:szCs w:val="20"/>
-              </w:rPr>
-              <w:t>remarks</w:t>
-            </w:r>
-            <w:proofErr w:type="spellEnd"/>
-            <w:proofErr w:type="gramEnd"/>
-            <w:r>
-              <w:rPr>
-                <w:rFonts w:ascii="BC Sans" w:eastAsia="Times New Roman" w:hAnsi="BC Sans" w:cs="Times New Roman"/>
-                <w:color w:val="000000" w:themeColor="text1"/>
-                <w:sz w:val="20"/>
-                <w:szCs w:val="20"/>
-              </w:rPr>
-              <w:t>}</w:t>
-            </w:r>
-          </w:p>
-        </w:tc>
-      </w:tr>
-      <w:tr>
-        <w:trPr>
-          <w:trHeight w:val="360"/>
-        </w:trPr>
-        <w:tc>
-          <w:tcPr>
-            <w:cnfStyle w:val="001000000000" w:firstRow="0" w:lastRow="0" w:firstColumn="1" w:lastColumn="0" w:oddVBand="0" w:evenVBand="0" w:oddHBand="0" w:evenHBand="0" w:firstRowFirstColumn="0" w:firstRowLastColumn="0" w:lastRowFirstColumn="0" w:lastRowLastColumn="0"/>
-            <w:tcW w:w="2700" w:type="dxa"/>
-            <w:noWrap/>
-            <w:vAlign w:val="center"/>
-            <w:hideMark/>
-          </w:tcPr>
-          <w:p>
-            <w:r>
-              <w:rPr>
-                <w:rFonts w:ascii="BC Sans" w:hAnsi="BC Sans"/>
-                <w:b w:val="0"/>
-                <w:bCs w:val="0"/>
-                <w:caps w:val="0"/>
-                <w:sz w:val="20"/>
-                <w:szCs w:val="20"/>
-              </w:rPr>
-              <w:t>Officer assigned</w:t>
+              <w:t>Due date</w:t>
             </w:r>
           </w:p>
         </w:tc>
@@ -883,40 +682,32 @@
           </w:tcPr>
           <w:p>
             <w:pPr>
+              <w:spacing w:line="259" w:lineRule="auto"/>
               <w:cnfStyle w:val="000000000000" w:firstRow="0" w:lastRow="0" w:firstColumn="0" w:lastColumn="0" w:oddVBand="0" w:evenVBand="0" w:oddHBand="0" w:evenHBand="0" w:firstRowFirstColumn="0" w:firstRowLastColumn="0" w:lastRowFirstColumn="0" w:lastRowLastColumn="0"/>
               <w:rPr>
                 <w:rFonts w:ascii="BC Sans" w:eastAsia="Times New Roman" w:hAnsi="BC Sans" w:cs="Times New Roman"/>
-                <w:color w:val="000000"/>
-                <w:kern w:val="0"/>
-                <w:sz w:val="20"/>
-                <w:szCs w:val="20"/>
-                <w14:ligatures w14:val="none"/>
-              </w:rPr>
-            </w:pPr>
-            <w:r>
-              <w:rPr>
-                <w:rFonts w:ascii="BC Sans" w:eastAsia="Times New Roman" w:hAnsi="BC Sans" w:cs="Times New Roman"/>
-                <w:color w:val="000000"/>
-                <w:kern w:val="0"/>
-                <w:sz w:val="20"/>
-                <w:szCs w:val="20"/>
-                <w14:ligatures w14:val="none"/>
+                <w:color w:val="000000" w:themeColor="text1"/>
+                <w:sz w:val="18"/>
+                <w:szCs w:val="18"/>
+              </w:rPr>
+            </w:pPr>
+            <w:r>
+              <w:rPr>
+                <w:rFonts w:ascii="BC Sans" w:hAnsi="BC Sans" w:cs="BC Sans Light"/>
+                <w:sz w:val="20"/>
+                <w:szCs w:val="20"/>
+              </w:rPr>
+              <w:t>{d.dueDate}</w:t>
+            </w:r>
+            <w:r>
+              <w:rPr>
+                <w:rFonts w:ascii="BC Sans" w:eastAsia="Times New Roman" w:hAnsi="BC Sans" w:cs="Times New Roman"/>
+                <w:color w:val="000000" w:themeColor="text1"/>
+                <w:sz w:val="20"/>
+                <w:szCs w:val="20"/>
               </w:rPr>
               <w:t>{</w:t>
             </w:r>
-            <w:proofErr w:type="spellStart"/>
-            <w:proofErr w:type="gramStart"/>
-            <w:r>
-              <w:rPr>
-                <w:rFonts w:ascii="BC Sans" w:eastAsia="Times New Roman" w:hAnsi="BC Sans" w:cs="Times New Roman"/>
-                <w:color w:val="000000"/>
-                <w:kern w:val="0"/>
-                <w:sz w:val="20"/>
-                <w:szCs w:val="20"/>
-                <w14:ligatures w14:val="none"/>
-              </w:rPr>
-              <w:t>d</w:t>
-            </w:r>
             <w:r>
               <w:rPr>
                 <w:rFonts w:ascii="BC Sans" w:eastAsia="Times New Roman" w:hAnsi="BC Sans" w:cs="Times New Roman"/>
@@ -924,7 +715,7 @@
                 <w:sz w:val="20"/>
                 <w:szCs w:val="20"/>
               </w:rPr>
-              <w:t>.</w:t>
+              <w:t>d.</w:t>
             </w:r>
             <w:r>
               <w:rPr>
@@ -932,56 +723,15 @@
                 <w:color w:val="000000" w:themeColor="text1"/>
                 <w:sz w:val="20"/>
                 <w:szCs w:val="20"/>
-              </w:rPr>
-              <w:t>assignedUser.lastName</w:t>
-            </w:r>
-            <w:proofErr w:type="spellEnd"/>
-            <w:proofErr w:type="gramEnd"/>
-            <w:r>
-              <w:rPr>
-                <w:rFonts w:ascii="BC Sans" w:eastAsia="Times New Roman" w:hAnsi="BC Sans" w:cs="Times New Roman"/>
-                <w:color w:val="000000"/>
-                <w:kern w:val="0"/>
-                <w:sz w:val="20"/>
-                <w:szCs w:val="20"/>
-                <w14:ligatures w14:val="none"/>
-              </w:rPr>
-              <w:t>}</w:t>
-            </w:r>
-            <w:r>
-              <w:rPr>
-                <w:rFonts w:ascii="BC Sans" w:eastAsia="Times New Roman" w:hAnsi="BC Sans" w:cs="Times New Roman"/>
-                <w:color w:val="000000"/>
-                <w:kern w:val="0"/>
-                <w:sz w:val="20"/>
-                <w:szCs w:val="20"/>
-                <w14:ligatures w14:val="none"/>
-              </w:rPr>
-              <w:t>, {</w:t>
-            </w:r>
-            <w:proofErr w:type="spellStart"/>
-            <w:proofErr w:type="gramStart"/>
-            <w:r>
-              <w:rPr>
-                <w:rFonts w:ascii="BC Sans" w:eastAsia="Times New Roman" w:hAnsi="BC Sans" w:cs="Times New Roman"/>
-                <w:color w:val="000000"/>
-                <w:kern w:val="0"/>
-                <w:sz w:val="20"/>
-                <w:szCs w:val="20"/>
-                <w14:ligatures w14:val="none"/>
-              </w:rPr>
-              <w:t>d.assignedUser.firstName</w:t>
-            </w:r>
-            <w:proofErr w:type="spellEnd"/>
-            <w:proofErr w:type="gramEnd"/>
-            <w:r>
-              <w:rPr>
-                <w:rFonts w:ascii="BC Sans" w:eastAsia="Times New Roman" w:hAnsi="BC Sans" w:cs="Times New Roman"/>
-                <w:color w:val="000000"/>
-                <w:kern w:val="0"/>
-                <w:sz w:val="20"/>
-                <w:szCs w:val="20"/>
-                <w14:ligatures w14:val="none"/>
+                <w:lang w:val="en-CA"/>
+              </w:rPr>
+              <w:t>description:ifEM:hideBegin</w:t>
+            </w:r>
+            <w:r>
+              <w:rPr>
+                <w:rFonts w:ascii="BC Sans" w:hAnsi="BC Sans"/>
+                <w:sz w:val="20"/>
+                <w:szCs w:val="20"/>
               </w:rPr>
               <w:t>}</w:t>
             </w:r>
@@ -999,30 +749,25 @@
             <w:tcW w:w="2700" w:type="dxa"/>
             <w:noWrap/>
             <w:vAlign w:val="center"/>
-            <w:hideMark/>
-          </w:tcPr>
-          <w:p>
-            <w:pPr>
-              <w:spacing w:line="259" w:lineRule="auto"/>
+          </w:tcPr>
+          <w:p>
+            <w:pPr>
+              <w:rPr>
+                <w:rFonts w:ascii="BC Sans" w:hAnsi="BC Sans"/>
+                <w:sz w:val="20"/>
+                <w:szCs w:val="20"/>
+              </w:rPr>
+            </w:pPr>
+            <w:r>
               <w:rPr>
                 <w:rFonts w:ascii="BC Sans" w:hAnsi="BC Sans"/>
                 <w:b w:val="0"/>
                 <w:bCs w:val="0"/>
                 <w:caps w:val="0"/>
-                <w:sz w:val="18"/>
-                <w:szCs w:val="18"/>
-              </w:rPr>
-            </w:pPr>
-            <w:r>
-              <w:rPr>
-                <w:rFonts w:ascii="BC Sans" w:hAnsi="BC Sans"/>
-                <w:b w:val="0"/>
-                <w:bCs w:val="0"/>
-                <w:caps w:val="0"/>
-                <w:sz w:val="20"/>
-                <w:szCs w:val="20"/>
-              </w:rPr>
-              <w:t>Due date</w:t>
+                <w:sz w:val="20"/>
+                <w:szCs w:val="20"/>
+              </w:rPr>
+              <w:t>Task detail</w:t>
             </w:r>
           </w:p>
         </w:tc>
@@ -1031,186 +776,23 @@
             <w:tcW w:w="8216" w:type="dxa"/>
             <w:noWrap/>
             <w:vAlign w:val="center"/>
-            <w:hideMark/>
-          </w:tcPr>
-          <w:p>
-            <w:pPr>
-              <w:spacing w:line="259" w:lineRule="auto"/>
+          </w:tcPr>
+          <w:p>
+            <w:pPr>
               <w:cnfStyle w:val="000000100000" w:firstRow="0" w:lastRow="0" w:firstColumn="0" w:lastColumn="0" w:oddVBand="0" w:evenVBand="0" w:oddHBand="1" w:evenHBand="0" w:firstRowFirstColumn="0" w:firstRowLastColumn="0" w:lastRowFirstColumn="0" w:lastRowLastColumn="0"/>
               <w:rPr>
-                <w:rFonts w:ascii="BC Sans" w:eastAsia="Times New Roman" w:hAnsi="BC Sans" w:cs="Times New Roman"/>
-                <w:color w:val="000000" w:themeColor="text1"/>
-                <w:sz w:val="18"/>
-                <w:szCs w:val="18"/>
-              </w:rPr>
-            </w:pPr>
-            <w:r>
-              <w:rPr>
                 <w:rFonts w:ascii="BC Sans" w:hAnsi="BC Sans" w:cs="BC Sans Light"/>
                 <w:sz w:val="20"/>
                 <w:szCs w:val="20"/>
               </w:rPr>
-              <w:t>{</w:t>
-            </w:r>
-            <w:proofErr w:type="spellStart"/>
-            <w:proofErr w:type="gramStart"/>
+            </w:pPr>
             <w:r>
               <w:rPr>
                 <w:rFonts w:ascii="BC Sans" w:hAnsi="BC Sans" w:cs="BC Sans Light"/>
                 <w:sz w:val="20"/>
                 <w:szCs w:val="20"/>
               </w:rPr>
-              <w:t>d.dueDate</w:t>
-            </w:r>
-            <w:proofErr w:type="spellEnd"/>
-            <w:proofErr w:type="gramEnd"/>
-            <w:r>
-              <w:rPr>
-                <w:rFonts w:ascii="BC Sans" w:hAnsi="BC Sans" w:cs="BC Sans Light"/>
-                <w:sz w:val="20"/>
-                <w:szCs w:val="20"/>
-              </w:rPr>
-              <w:t>}</w:t>
-            </w:r>
-            <w:r>
-              <w:rPr>
-                <w:rFonts w:ascii="BC Sans" w:eastAsia="Times New Roman" w:hAnsi="BC Sans" w:cs="Times New Roman"/>
-                <w:color w:val="000000" w:themeColor="text1"/>
-                <w:sz w:val="20"/>
-                <w:szCs w:val="20"/>
-              </w:rPr>
-              <w:t>{</w:t>
-            </w:r>
-            <w:proofErr w:type="gramStart"/>
-            <w:r>
-              <w:rPr>
-                <w:rFonts w:ascii="BC Sans" w:eastAsia="Times New Roman" w:hAnsi="BC Sans" w:cs="Times New Roman"/>
-                <w:color w:val="000000" w:themeColor="text1"/>
-                <w:sz w:val="20"/>
-                <w:szCs w:val="20"/>
-              </w:rPr>
-              <w:t>d.</w:t>
-            </w:r>
-            <w:proofErr w:type="spellStart"/>
-            <w:r>
-              <w:rPr>
-                <w:rFonts w:ascii="BC Sans" w:eastAsia="Times New Roman" w:hAnsi="BC Sans" w:cs="Times New Roman"/>
-                <w:color w:val="000000" w:themeColor="text1"/>
-                <w:sz w:val="20"/>
-                <w:szCs w:val="20"/>
-                <w:lang w:val="en-CA"/>
-              </w:rPr>
-              <w:t>description</w:t>
-            </w:r>
-            <w:proofErr w:type="gramEnd"/>
-            <w:r>
-              <w:rPr>
-                <w:rFonts w:ascii="BC Sans" w:eastAsia="Times New Roman" w:hAnsi="BC Sans" w:cs="Times New Roman"/>
-                <w:color w:val="000000" w:themeColor="text1"/>
-                <w:sz w:val="20"/>
-                <w:szCs w:val="20"/>
-                <w:lang w:val="en-CA"/>
-              </w:rPr>
-              <w:t>:</w:t>
-            </w:r>
-            <w:proofErr w:type="gramStart"/>
-            <w:r>
-              <w:rPr>
-                <w:rFonts w:ascii="BC Sans" w:eastAsia="Times New Roman" w:hAnsi="BC Sans" w:cs="Times New Roman"/>
-                <w:color w:val="000000" w:themeColor="text1"/>
-                <w:sz w:val="20"/>
-                <w:szCs w:val="20"/>
-                <w:lang w:val="en-CA"/>
-              </w:rPr>
-              <w:t>ifEM:hideBegin</w:t>
-            </w:r>
-            <w:proofErr w:type="spellEnd"/>
-            <w:proofErr w:type="gramEnd"/>
-            <w:r>
-              <w:rPr>
-                <w:rFonts w:ascii="BC Sans" w:hAnsi="BC Sans"/>
-                <w:sz w:val="20"/>
-                <w:szCs w:val="20"/>
-              </w:rPr>
-              <w:t>}</w:t>
-            </w:r>
-          </w:p>
-        </w:tc>
-      </w:tr>
-      <w:tr>
-        <w:trPr>
-          <w:trHeight w:val="360"/>
-        </w:trPr>
-        <w:tc>
-          <w:tcPr>
-            <w:cnfStyle w:val="001000000000" w:firstRow="0" w:lastRow="0" w:firstColumn="1" w:lastColumn="0" w:oddVBand="0" w:evenVBand="0" w:oddHBand="0" w:evenHBand="0" w:firstRowFirstColumn="0" w:firstRowLastColumn="0" w:lastRowFirstColumn="0" w:lastRowLastColumn="0"/>
-            <w:tcW w:w="2700" w:type="dxa"/>
-            <w:noWrap/>
-            <w:vAlign w:val="center"/>
-          </w:tcPr>
-          <w:p>
-            <w:pPr>
-              <w:rPr>
-                <w:rFonts w:ascii="BC Sans" w:hAnsi="BC Sans"/>
-                <w:sz w:val="20"/>
-                <w:szCs w:val="20"/>
-              </w:rPr>
-            </w:pPr>
-            <w:r>
-              <w:rPr>
-                <w:rFonts w:ascii="BC Sans" w:hAnsi="BC Sans"/>
-                <w:b w:val="0"/>
-                <w:bCs w:val="0"/>
-                <w:caps w:val="0"/>
-                <w:sz w:val="20"/>
-                <w:szCs w:val="20"/>
-              </w:rPr>
-              <w:t>Task detail</w:t>
-            </w:r>
-          </w:p>
-        </w:tc>
-        <w:tc>
-          <w:tcPr>
-            <w:tcW w:w="8216" w:type="dxa"/>
-            <w:noWrap/>
-            <w:vAlign w:val="center"/>
-          </w:tcPr>
-          <w:p>
-            <w:pPr>
-              <w:cnfStyle w:val="000000000000" w:firstRow="0" w:lastRow="0" w:firstColumn="0" w:lastColumn="0" w:oddVBand="0" w:evenVBand="0" w:oddHBand="0" w:evenHBand="0" w:firstRowFirstColumn="0" w:firstRowLastColumn="0" w:lastRowFirstColumn="0" w:lastRowLastColumn="0"/>
-              <w:rPr>
-                <w:rFonts w:ascii="BC Sans" w:hAnsi="BC Sans" w:cs="BC Sans Light"/>
-                <w:sz w:val="20"/>
-                <w:szCs w:val="20"/>
-              </w:rPr>
-            </w:pPr>
-            <w:r>
-              <w:rPr>
-                <w:rFonts w:ascii="BC Sans" w:hAnsi="BC Sans" w:cs="BC Sans Light"/>
-                <w:sz w:val="20"/>
-                <w:szCs w:val="20"/>
-              </w:rPr>
-              <w:t>{</w:t>
-            </w:r>
-            <w:proofErr w:type="spellStart"/>
-            <w:proofErr w:type="gramStart"/>
-            <w:r>
-              <w:rPr>
-                <w:rFonts w:ascii="BC Sans" w:hAnsi="BC Sans" w:cs="BC Sans Light"/>
-                <w:sz w:val="20"/>
-                <w:szCs w:val="20"/>
-              </w:rPr>
-              <w:t>d.description</w:t>
-            </w:r>
-            <w:proofErr w:type="spellEnd"/>
-            <w:proofErr w:type="gramEnd"/>
-            <w:r>
-              <w:rPr>
-                <w:rFonts w:ascii="BC Sans" w:hAnsi="BC Sans" w:cs="BC Sans Light"/>
-                <w:sz w:val="20"/>
-                <w:szCs w:val="20"/>
-              </w:rPr>
-              <w:t>}</w:t>
+              <w:t>{d.description}</w:t>
             </w:r>
             <w:r>
               <w:rPr>
@@ -1244,7 +826,6 @@
         </w:rPr>
         <w:t>{</w:t>
       </w:r>
-      <w:proofErr w:type="gramStart"/>
       <w:r>
         <w:rPr>
           <w:rFonts w:ascii="BC Sans" w:eastAsia="Times New Roman" w:hAnsi="BC Sans" w:cs="Times New Roman"/>
@@ -1254,7 +835,6 @@
         </w:rPr>
         <w:t>d.</w:t>
       </w:r>
-      <w:proofErr w:type="spellStart"/>
       <w:r>
         <w:rPr>
           <w:rFonts w:ascii="BC Sans" w:eastAsia="Times New Roman" w:hAnsi="BC Sans" w:cs="Times New Roman"/>
@@ -1263,32 +843,8 @@
           <w:szCs w:val="20"/>
           <w:lang w:val="en-CA"/>
         </w:rPr>
-        <w:t>description</w:t>
+        <w:t>description:ifEM:hideEnd</w:t>
       </w:r>
-      <w:proofErr w:type="gramEnd"/>
-      <w:r>
-        <w:rPr>
-          <w:rFonts w:ascii="BC Sans" w:eastAsia="Times New Roman" w:hAnsi="BC Sans" w:cs="Times New Roman"/>
-          <w:color w:val="000000" w:themeColor="text1"/>
-          <w:sz w:val="20"/>
-          <w:szCs w:val="20"/>
-          <w:lang w:val="en-CA"/>
-        </w:rPr>
-        <w:t>:</w:t>
-      </w:r>
-      <w:proofErr w:type="gramStart"/>
-      <w:r>
-        <w:rPr>
-          <w:rFonts w:ascii="BC Sans" w:eastAsia="Times New Roman" w:hAnsi="BC Sans" w:cs="Times New Roman"/>
-          <w:color w:val="000000" w:themeColor="text1"/>
-          <w:sz w:val="20"/>
-          <w:szCs w:val="20"/>
-          <w:lang w:val="en-CA"/>
-        </w:rPr>
-        <w:t>ifEM:hideEnd</w:t>
-      </w:r>
-      <w:proofErr w:type="spellEnd"/>
-      <w:proofErr w:type="gramEnd"/>
       <w:r>
         <w:rPr>
           <w:rFonts w:ascii="BC Sans" w:hAnsi="BC Sans"/>
@@ -1303,63 +859,7 @@
           <w:sz w:val="20"/>
           <w:szCs w:val="20"/>
         </w:rPr>
-        <w:t>{</w:t>
-      </w:r>
-      <w:proofErr w:type="spellStart"/>
-      <w:proofErr w:type="gramStart"/>
-      <w:r>
-        <w:rPr>
-          <w:rFonts w:ascii="BC Sans" w:hAnsi="BC Sans"/>
-          <w:sz w:val="20"/>
-          <w:szCs w:val="20"/>
-        </w:rPr>
-        <w:t>d.hasDiaryDates</w:t>
-      </w:r>
-      <w:proofErr w:type="gramEnd"/>
-      <w:r>
-        <w:rPr>
-          <w:rFonts w:ascii="BC Sans" w:hAnsi="BC Sans"/>
-          <w:sz w:val="20"/>
-          <w:szCs w:val="20"/>
-        </w:rPr>
-        <w:t>:ifEQ</w:t>
-      </w:r>
-      <w:proofErr w:type="spellEnd"/>
-      <w:r>
-        <w:rPr>
-          <w:rFonts w:ascii="BC Sans" w:hAnsi="BC Sans"/>
-          <w:sz w:val="20"/>
-          <w:szCs w:val="20"/>
-        </w:rPr>
-        <w:t>(true</w:t>
-      </w:r>
-      <w:proofErr w:type="gramStart"/>
-      <w:r>
-        <w:rPr>
-          <w:rFonts w:ascii="BC Sans" w:hAnsi="BC Sans"/>
-          <w:sz w:val="20"/>
-          <w:szCs w:val="20"/>
-        </w:rPr>
-        <w:t>):</w:t>
-      </w:r>
-      <w:proofErr w:type="spellStart"/>
-      <w:r>
-        <w:rPr>
-          <w:rFonts w:ascii="BC Sans" w:hAnsi="BC Sans"/>
-          <w:sz w:val="20"/>
-          <w:szCs w:val="20"/>
-        </w:rPr>
-        <w:t>showBegin</w:t>
-      </w:r>
-      <w:proofErr w:type="spellEnd"/>
-      <w:proofErr w:type="gramEnd"/>
-      <w:r>
-        <w:rPr>
-          <w:rFonts w:ascii="BC Sans" w:hAnsi="BC Sans"/>
-          <w:sz w:val="20"/>
-          <w:szCs w:val="20"/>
-        </w:rPr>
-        <w:t>}</w:t>
+        <w:t>{d.hasDiaryDates:ifEQ(true):showBegin}</w:t>
       </w:r>
     </w:p>
     <w:tbl>
@@ -1533,83 +1033,7 @@
                 <w:sz w:val="20"/>
                 <w:szCs w:val="20"/>
               </w:rPr>
-              <w:t>{</w:t>
-            </w:r>
-            <w:proofErr w:type="spellStart"/>
-            <w:proofErr w:type="gramStart"/>
-            <w:r>
-              <w:rPr>
-                <w:rFonts w:ascii="BC Sans" w:hAnsi="BC Sans"/>
-                <w:b w:val="0"/>
-                <w:bCs w:val="0"/>
-                <w:caps w:val="0"/>
-                <w:sz w:val="20"/>
-                <w:szCs w:val="20"/>
-              </w:rPr>
-              <w:t>d.diaryDates</w:t>
-            </w:r>
-            <w:proofErr w:type="spellEnd"/>
-            <w:proofErr w:type="gramEnd"/>
-            <w:r>
-              <w:rPr>
-                <w:rFonts w:ascii="BC Sans" w:hAnsi="BC Sans"/>
-                <w:b w:val="0"/>
-                <w:bCs w:val="0"/>
-                <w:caps w:val="0"/>
-                <w:sz w:val="20"/>
-                <w:szCs w:val="20"/>
-              </w:rPr>
-              <w:t>[</w:t>
-            </w:r>
-            <w:proofErr w:type="spellStart"/>
-            <w:r>
-              <w:rPr>
-                <w:rFonts w:ascii="BC Sans" w:hAnsi="BC Sans"/>
-                <w:b w:val="0"/>
-                <w:bCs w:val="0"/>
-                <w:caps w:val="0"/>
-                <w:sz w:val="20"/>
-                <w:szCs w:val="20"/>
-              </w:rPr>
-              <w:t>i</w:t>
-            </w:r>
-            <w:proofErr w:type="spellEnd"/>
-            <w:proofErr w:type="gramStart"/>
-            <w:r>
-              <w:rPr>
-                <w:rFonts w:ascii="BC Sans" w:hAnsi="BC Sans"/>
-                <w:b w:val="0"/>
-                <w:bCs w:val="0"/>
-                <w:caps w:val="0"/>
-                <w:sz w:val="20"/>
-                <w:szCs w:val="20"/>
-              </w:rPr>
-              <w:t>].</w:t>
-            </w:r>
-            <w:proofErr w:type="spellStart"/>
-            <w:r>
-              <w:rPr>
-                <w:rFonts w:ascii="BC Sans" w:hAnsi="BC Sans"/>
-                <w:b w:val="0"/>
-                <w:bCs w:val="0"/>
-                <w:caps w:val="0"/>
-                <w:sz w:val="20"/>
-                <w:szCs w:val="20"/>
-              </w:rPr>
-              <w:t>dueDate</w:t>
-            </w:r>
-            <w:proofErr w:type="spellEnd"/>
-            <w:proofErr w:type="gramEnd"/>
-            <w:r>
-              <w:rPr>
-                <w:rFonts w:ascii="BC Sans" w:hAnsi="BC Sans"/>
-                <w:b w:val="0"/>
-                <w:bCs w:val="0"/>
-                <w:caps w:val="0"/>
-                <w:sz w:val="20"/>
-                <w:szCs w:val="20"/>
-              </w:rPr>
-              <w:t>}</w:t>
+              <w:t>{d.diaryDates[i].dueDate}</w:t>
             </w:r>
           </w:p>
         </w:tc>
@@ -1637,60 +1061,7 @@
                 <w:sz w:val="18"/>
                 <w:szCs w:val="18"/>
               </w:rPr>
-              <w:t>{</w:t>
-            </w:r>
-            <w:proofErr w:type="spellStart"/>
-            <w:proofErr w:type="gramStart"/>
-            <w:r>
-              <w:rPr>
-                <w:rFonts w:ascii="BC Sans" w:eastAsia="Times New Roman" w:hAnsi="BC Sans" w:cs="Times New Roman"/>
-                <w:color w:val="000000" w:themeColor="text1"/>
-                <w:sz w:val="18"/>
-                <w:szCs w:val="18"/>
-              </w:rPr>
-              <w:t>d.diaryDates</w:t>
-            </w:r>
-            <w:proofErr w:type="spellEnd"/>
-            <w:proofErr w:type="gramEnd"/>
-            <w:r>
-              <w:rPr>
-                <w:rFonts w:ascii="BC Sans" w:eastAsia="Times New Roman" w:hAnsi="BC Sans" w:cs="Times New Roman"/>
-                <w:color w:val="000000" w:themeColor="text1"/>
-                <w:sz w:val="18"/>
-                <w:szCs w:val="18"/>
-              </w:rPr>
-              <w:t>[</w:t>
-            </w:r>
-            <w:proofErr w:type="spellStart"/>
-            <w:r>
-              <w:rPr>
-                <w:rFonts w:ascii="BC Sans" w:eastAsia="Times New Roman" w:hAnsi="BC Sans" w:cs="Times New Roman"/>
-                <w:color w:val="000000" w:themeColor="text1"/>
-                <w:sz w:val="18"/>
-                <w:szCs w:val="18"/>
-              </w:rPr>
-              <w:t>i</w:t>
-            </w:r>
-            <w:proofErr w:type="spellEnd"/>
-            <w:proofErr w:type="gramStart"/>
-            <w:r>
-              <w:rPr>
-                <w:rFonts w:ascii="BC Sans" w:eastAsia="Times New Roman" w:hAnsi="BC Sans" w:cs="Times New Roman"/>
-                <w:color w:val="000000" w:themeColor="text1"/>
-                <w:sz w:val="18"/>
-                <w:szCs w:val="18"/>
-              </w:rPr>
-              <w:t>].description</w:t>
-            </w:r>
-            <w:proofErr w:type="gramEnd"/>
-            <w:r>
-              <w:rPr>
-                <w:rFonts w:ascii="BC Sans" w:eastAsia="Times New Roman" w:hAnsi="BC Sans" w:cs="Times New Roman"/>
-                <w:color w:val="000000" w:themeColor="text1"/>
-                <w:sz w:val="18"/>
-                <w:szCs w:val="18"/>
-              </w:rPr>
-              <w:t>}</w:t>
+              <w:t>{d.diaryDates[i].description}</w:t>
             </w:r>
           </w:p>
         </w:tc>
@@ -1726,70 +1097,7 @@
                 <w:sz w:val="20"/>
                 <w:szCs w:val="20"/>
               </w:rPr>
-              <w:t>{</w:t>
-            </w:r>
-            <w:proofErr w:type="spellStart"/>
-            <w:proofErr w:type="gramStart"/>
-            <w:r>
-              <w:rPr>
-                <w:rFonts w:ascii="BC Sans" w:hAnsi="BC Sans"/>
-                <w:b w:val="0"/>
-                <w:bCs w:val="0"/>
-                <w:caps w:val="0"/>
-                <w:sz w:val="20"/>
-                <w:szCs w:val="20"/>
-              </w:rPr>
-              <w:t>d.diaryDates</w:t>
-            </w:r>
-            <w:proofErr w:type="spellEnd"/>
-            <w:proofErr w:type="gramEnd"/>
-            <w:r>
-              <w:rPr>
-                <w:rFonts w:ascii="BC Sans" w:hAnsi="BC Sans"/>
-                <w:b w:val="0"/>
-                <w:bCs w:val="0"/>
-                <w:caps w:val="0"/>
-                <w:sz w:val="20"/>
-                <w:szCs w:val="20"/>
-              </w:rPr>
-              <w:t>[i+1</w:t>
-            </w:r>
-            <w:proofErr w:type="gramStart"/>
-            <w:r>
-              <w:rPr>
-                <w:rFonts w:ascii="BC Sans" w:hAnsi="BC Sans"/>
-                <w:b w:val="0"/>
-                <w:bCs w:val="0"/>
-                <w:caps w:val="0"/>
-                <w:sz w:val="20"/>
-                <w:szCs w:val="20"/>
-              </w:rPr>
-              <w:t>].</w:t>
-            </w:r>
-            <w:proofErr w:type="spellStart"/>
-            <w:r>
-              <w:rPr>
-                <w:rFonts w:ascii="BC Sans" w:hAnsi="BC Sans"/>
-                <w:b w:val="0"/>
-                <w:bCs w:val="0"/>
-                <w:caps w:val="0"/>
-                <w:sz w:val="20"/>
-                <w:szCs w:val="20"/>
-              </w:rPr>
-              <w:t>dueDate</w:t>
-            </w:r>
-            <w:proofErr w:type="spellEnd"/>
-            <w:proofErr w:type="gramEnd"/>
-            <w:r>
-              <w:rPr>
-                <w:rFonts w:ascii="BC Sans" w:hAnsi="BC Sans"/>
-                <w:b w:val="0"/>
-                <w:bCs w:val="0"/>
-                <w:caps w:val="0"/>
-                <w:sz w:val="20"/>
-                <w:szCs w:val="20"/>
-              </w:rPr>
-              <w:t>}</w:t>
+              <w:t>{d.diaryDates[i+1].dueDate}</w:t>
             </w:r>
           </w:p>
         </w:tc>
@@ -1816,49 +1124,7 @@
                 <w:sz w:val="18"/>
                 <w:szCs w:val="18"/>
               </w:rPr>
-              <w:t>{</w:t>
-            </w:r>
-            <w:proofErr w:type="spellStart"/>
-            <w:proofErr w:type="gramStart"/>
-            <w:r>
-              <w:rPr>
-                <w:rFonts w:ascii="BC Sans" w:eastAsia="Times New Roman" w:hAnsi="BC Sans" w:cs="Times New Roman"/>
-                <w:color w:val="000000" w:themeColor="text1"/>
-                <w:sz w:val="18"/>
-                <w:szCs w:val="18"/>
-              </w:rPr>
-              <w:t>d.diaryDates</w:t>
-            </w:r>
-            <w:proofErr w:type="spellEnd"/>
-            <w:proofErr w:type="gramEnd"/>
-            <w:r>
-              <w:rPr>
-                <w:rFonts w:ascii="BC Sans" w:eastAsia="Times New Roman" w:hAnsi="BC Sans" w:cs="Times New Roman"/>
-                <w:color w:val="000000" w:themeColor="text1"/>
-                <w:sz w:val="18"/>
-                <w:szCs w:val="18"/>
-              </w:rPr>
-              <w:t>[i+1</w:t>
-            </w:r>
-            <w:proofErr w:type="gramStart"/>
-            <w:r>
-              <w:rPr>
-                <w:rFonts w:ascii="BC Sans" w:eastAsia="Times New Roman" w:hAnsi="BC Sans" w:cs="Times New Roman"/>
-                <w:color w:val="000000" w:themeColor="text1"/>
-                <w:sz w:val="18"/>
-                <w:szCs w:val="18"/>
-              </w:rPr>
-              <w:t>].description</w:t>
-            </w:r>
-            <w:proofErr w:type="gramEnd"/>
-            <w:r>
-              <w:rPr>
-                <w:rFonts w:ascii="BC Sans" w:eastAsia="Times New Roman" w:hAnsi="BC Sans" w:cs="Times New Roman"/>
-                <w:color w:val="000000" w:themeColor="text1"/>
-                <w:sz w:val="18"/>
-                <w:szCs w:val="18"/>
-              </w:rPr>
-              <w:t>}</w:t>
+              <w:t>{d.diaryDates[i+1].description}</w:t>
             </w:r>
           </w:p>
         </w:tc>
@@ -1881,34 +1147,7 @@
           <w:sz w:val="20"/>
           <w:szCs w:val="20"/>
         </w:rPr>
-        <w:t>{</w:t>
-      </w:r>
-      <w:proofErr w:type="gramStart"/>
-      <w:r>
-        <w:rPr>
-          <w:rFonts w:ascii="BC Sans" w:hAnsi="BC Sans"/>
-          <w:sz w:val="20"/>
-          <w:szCs w:val="20"/>
-        </w:rPr>
-        <w:t>d.hasDiaryDates</w:t>
-      </w:r>
-      <w:proofErr w:type="gramEnd"/>
-      <w:r>
-        <w:rPr>
-          <w:rFonts w:ascii="BC Sans" w:hAnsi="BC Sans"/>
-          <w:sz w:val="20"/>
-          <w:szCs w:val="20"/>
-        </w:rPr>
-        <w:t>:</w:t>
-      </w:r>
-      <w:proofErr w:type="gramStart"/>
-      <w:r>
-        <w:rPr>
-          <w:rFonts w:ascii="BC Sans" w:hAnsi="BC Sans"/>
-          <w:sz w:val="20"/>
-          <w:szCs w:val="20"/>
-        </w:rPr>
-        <w:t>showEnd}{d.</w:t>
+        <w:t>{d.hasDiaryDates:showEnd}{d.</w:t>
       </w:r>
       <w:r>
         <w:rPr>
@@ -1918,32 +1157,13 @@
         </w:rPr>
         <w:t>hasActivityNotes</w:t>
       </w:r>
-      <w:proofErr w:type="gramEnd"/>
       <w:r>
         <w:rPr>
           <w:rFonts w:ascii="BC Sans" w:hAnsi="BC Sans"/>
           <w:sz w:val="20"/>
           <w:szCs w:val="20"/>
         </w:rPr>
-        <w:t>:ifEQ(true</w:t>
-      </w:r>
-      <w:proofErr w:type="gramStart"/>
-      <w:r>
-        <w:rPr>
-          <w:rFonts w:ascii="BC Sans" w:hAnsi="BC Sans"/>
-          <w:sz w:val="20"/>
-          <w:szCs w:val="20"/>
-        </w:rPr>
-        <w:t>):showBegin</w:t>
-      </w:r>
-      <w:proofErr w:type="gramEnd"/>
-      <w:r>
-        <w:rPr>
-          <w:rFonts w:ascii="BC Sans" w:hAnsi="BC Sans"/>
-          <w:sz w:val="20"/>
-          <w:szCs w:val="20"/>
-        </w:rPr>
-        <w:t>}</w:t>
+        <w:t>:ifEQ(true):showBegin}</w:t>
       </w:r>
     </w:p>
     <w:tbl>
@@ -2101,83 +1321,7 @@
                 <w:sz w:val="20"/>
                 <w:szCs w:val="20"/>
               </w:rPr>
-              <w:t>{</w:t>
-            </w:r>
-            <w:proofErr w:type="spellStart"/>
-            <w:proofErr w:type="gramStart"/>
-            <w:r>
-              <w:rPr>
-                <w:rFonts w:ascii="BC Sans" w:hAnsi="BC Sans"/>
-                <w:b w:val="0"/>
-                <w:bCs w:val="0"/>
-                <w:caps w:val="0"/>
-                <w:sz w:val="20"/>
-                <w:szCs w:val="20"/>
-              </w:rPr>
-              <w:t>d.activityNotes</w:t>
-            </w:r>
-            <w:proofErr w:type="spellEnd"/>
-            <w:proofErr w:type="gramEnd"/>
-            <w:r>
-              <w:rPr>
-                <w:rFonts w:ascii="BC Sans" w:hAnsi="BC Sans"/>
-                <w:b w:val="0"/>
-                <w:bCs w:val="0"/>
-                <w:caps w:val="0"/>
-                <w:sz w:val="20"/>
-                <w:szCs w:val="20"/>
-              </w:rPr>
-              <w:t>[</w:t>
-            </w:r>
-            <w:proofErr w:type="spellStart"/>
-            <w:r>
-              <w:rPr>
-                <w:rFonts w:ascii="BC Sans" w:hAnsi="BC Sans"/>
-                <w:b w:val="0"/>
-                <w:bCs w:val="0"/>
-                <w:caps w:val="0"/>
-                <w:sz w:val="20"/>
-                <w:szCs w:val="20"/>
-              </w:rPr>
-              <w:t>i</w:t>
-            </w:r>
-            <w:proofErr w:type="spellEnd"/>
-            <w:proofErr w:type="gramStart"/>
-            <w:r>
-              <w:rPr>
-                <w:rFonts w:ascii="BC Sans" w:hAnsi="BC Sans"/>
-                <w:b w:val="0"/>
-                <w:bCs w:val="0"/>
-                <w:caps w:val="0"/>
-                <w:sz w:val="20"/>
-                <w:szCs w:val="20"/>
-              </w:rPr>
-              <w:t>].</w:t>
-            </w:r>
-            <w:proofErr w:type="spellStart"/>
-            <w:r>
-              <w:rPr>
-                <w:rFonts w:ascii="BC Sans" w:hAnsi="BC Sans"/>
-                <w:b w:val="0"/>
-                <w:bCs w:val="0"/>
-                <w:caps w:val="0"/>
-                <w:sz w:val="20"/>
-                <w:szCs w:val="20"/>
-              </w:rPr>
-              <w:t>contentText</w:t>
-            </w:r>
-            <w:proofErr w:type="spellEnd"/>
-            <w:proofErr w:type="gramEnd"/>
-            <w:r>
-              <w:rPr>
-                <w:rFonts w:ascii="BC Sans" w:hAnsi="BC Sans"/>
-                <w:b w:val="0"/>
-                <w:bCs w:val="0"/>
-                <w:caps w:val="0"/>
-                <w:sz w:val="20"/>
-                <w:szCs w:val="20"/>
-              </w:rPr>
-              <w:t>}</w:t>
+              <w:t>{d.activityNotes[i].contentText}</w:t>
             </w:r>
           </w:p>
         </w:tc>
@@ -2208,10 +1352,8 @@
                 <w:sz w:val="18"/>
                 <w:szCs w:val="18"/>
               </w:rPr>
-              <w:t>{</w:t>
-            </w:r>
-            <w:proofErr w:type="spellStart"/>
-            <w:proofErr w:type="gramStart"/>
+              <w:t>{d.activityNotes[i].actionedDate}</w:t>
+            </w:r>
             <w:r>
               <w:rPr>
                 <w:rFonts w:ascii="BC Sans" w:eastAsia="Times New Roman" w:hAnsi="BC Sans" w:cs="Times New Roman"/>
@@ -2219,133 +1361,7 @@
                 <w:sz w:val="18"/>
                 <w:szCs w:val="18"/>
               </w:rPr>
-              <w:t>d.activityNotes</w:t>
-            </w:r>
-            <w:proofErr w:type="spellEnd"/>
-            <w:proofErr w:type="gramEnd"/>
-            <w:r>
-              <w:rPr>
-                <w:rFonts w:ascii="BC Sans" w:eastAsia="Times New Roman" w:hAnsi="BC Sans" w:cs="Times New Roman"/>
-                <w:color w:val="000000" w:themeColor="text1"/>
-                <w:sz w:val="18"/>
-                <w:szCs w:val="18"/>
-              </w:rPr>
-              <w:t>[</w:t>
-            </w:r>
-            <w:proofErr w:type="spellStart"/>
-            <w:r>
-              <w:rPr>
-                <w:rFonts w:ascii="BC Sans" w:eastAsia="Times New Roman" w:hAnsi="BC Sans" w:cs="Times New Roman"/>
-                <w:color w:val="000000" w:themeColor="text1"/>
-                <w:sz w:val="18"/>
-                <w:szCs w:val="18"/>
-              </w:rPr>
-              <w:t>i</w:t>
-            </w:r>
-            <w:proofErr w:type="spellEnd"/>
-            <w:proofErr w:type="gramStart"/>
-            <w:r>
-              <w:rPr>
-                <w:rFonts w:ascii="BC Sans" w:eastAsia="Times New Roman" w:hAnsi="BC Sans" w:cs="Times New Roman"/>
-                <w:color w:val="000000" w:themeColor="text1"/>
-                <w:sz w:val="18"/>
-                <w:szCs w:val="18"/>
-              </w:rPr>
-              <w:t>].</w:t>
-            </w:r>
-            <w:proofErr w:type="spellStart"/>
-            <w:r>
-              <w:rPr>
-                <w:rFonts w:ascii="BC Sans" w:eastAsia="Times New Roman" w:hAnsi="BC Sans" w:cs="Times New Roman"/>
-                <w:color w:val="000000" w:themeColor="text1"/>
-                <w:sz w:val="18"/>
-                <w:szCs w:val="18"/>
-              </w:rPr>
-              <w:t>actionedDate</w:t>
-            </w:r>
-            <w:proofErr w:type="spellEnd"/>
-            <w:proofErr w:type="gramEnd"/>
-            <w:r>
-              <w:rPr>
-                <w:rFonts w:ascii="BC Sans" w:eastAsia="Times New Roman" w:hAnsi="BC Sans" w:cs="Times New Roman"/>
-                <w:color w:val="000000" w:themeColor="text1"/>
-                <w:sz w:val="18"/>
-                <w:szCs w:val="18"/>
-              </w:rPr>
-              <w:t>}</w:t>
-            </w:r>
-            <w:r>
-              <w:rPr>
-                <w:rFonts w:ascii="BC Sans" w:eastAsia="Times New Roman" w:hAnsi="BC Sans" w:cs="Times New Roman"/>
-                <w:color w:val="000000" w:themeColor="text1"/>
-                <w:sz w:val="18"/>
-                <w:szCs w:val="18"/>
-              </w:rPr>
-              <w:t xml:space="preserve"> {</w:t>
-            </w:r>
-            <w:proofErr w:type="spellStart"/>
-            <w:proofErr w:type="gramStart"/>
-            <w:r>
-              <w:rPr>
-                <w:rFonts w:ascii="BC Sans" w:eastAsia="Times New Roman" w:hAnsi="BC Sans" w:cs="Times New Roman"/>
-                <w:color w:val="000000" w:themeColor="text1"/>
-                <w:sz w:val="18"/>
-                <w:szCs w:val="18"/>
-              </w:rPr>
-              <w:t>d.activityNotes</w:t>
-            </w:r>
-            <w:proofErr w:type="spellEnd"/>
-            <w:proofErr w:type="gramEnd"/>
-            <w:r>
-              <w:rPr>
-                <w:rFonts w:ascii="BC Sans" w:eastAsia="Times New Roman" w:hAnsi="BC Sans" w:cs="Times New Roman"/>
-                <w:color w:val="000000" w:themeColor="text1"/>
-                <w:sz w:val="18"/>
-                <w:szCs w:val="18"/>
-              </w:rPr>
-              <w:t>[</w:t>
-            </w:r>
-            <w:proofErr w:type="spellStart"/>
-            <w:r>
-              <w:rPr>
-                <w:rFonts w:ascii="BC Sans" w:eastAsia="Times New Roman" w:hAnsi="BC Sans" w:cs="Times New Roman"/>
-                <w:color w:val="000000" w:themeColor="text1"/>
-                <w:sz w:val="18"/>
-                <w:szCs w:val="18"/>
-              </w:rPr>
-              <w:t>i</w:t>
-            </w:r>
-            <w:proofErr w:type="spellEnd"/>
-            <w:proofErr w:type="gramStart"/>
-            <w:r>
-              <w:rPr>
-                <w:rFonts w:ascii="BC Sans" w:eastAsia="Times New Roman" w:hAnsi="BC Sans" w:cs="Times New Roman"/>
-                <w:color w:val="000000" w:themeColor="text1"/>
-                <w:sz w:val="18"/>
-                <w:szCs w:val="18"/>
-              </w:rPr>
-              <w:t>].</w:t>
-            </w:r>
-            <w:proofErr w:type="spellStart"/>
-            <w:r>
-              <w:rPr>
-                <w:rFonts w:ascii="BC Sans" w:eastAsia="Times New Roman" w:hAnsi="BC Sans" w:cs="Times New Roman"/>
-                <w:color w:val="000000" w:themeColor="text1"/>
-                <w:sz w:val="18"/>
-                <w:szCs w:val="18"/>
-              </w:rPr>
-              <w:t>actionedTime</w:t>
-            </w:r>
-            <w:proofErr w:type="spellEnd"/>
-            <w:proofErr w:type="gramEnd"/>
-            <w:r>
-              <w:rPr>
-                <w:rFonts w:ascii="BC Sans" w:eastAsia="Times New Roman" w:hAnsi="BC Sans" w:cs="Times New Roman"/>
-                <w:color w:val="000000" w:themeColor="text1"/>
-                <w:sz w:val="18"/>
-                <w:szCs w:val="18"/>
-              </w:rPr>
-              <w:t>}</w:t>
+              <w:t xml:space="preserve"> {d.activityNotes[i].actionedTime}</w:t>
             </w:r>
           </w:p>
         </w:tc>
@@ -2373,49 +1389,7 @@
                 <w:sz w:val="18"/>
                 <w:szCs w:val="18"/>
               </w:rPr>
-              <w:t>{</w:t>
-            </w:r>
-            <w:proofErr w:type="spellStart"/>
-            <w:proofErr w:type="gramStart"/>
-            <w:r>
-              <w:rPr>
-                <w:rFonts w:ascii="BC Sans" w:eastAsia="Times New Roman" w:hAnsi="BC Sans" w:cs="Times New Roman"/>
-                <w:color w:val="000000" w:themeColor="text1"/>
-                <w:sz w:val="18"/>
-                <w:szCs w:val="18"/>
-              </w:rPr>
-              <w:t>d.activityNotes</w:t>
-            </w:r>
-            <w:proofErr w:type="spellEnd"/>
-            <w:proofErr w:type="gramEnd"/>
-            <w:r>
-              <w:rPr>
-                <w:rFonts w:ascii="BC Sans" w:eastAsia="Times New Roman" w:hAnsi="BC Sans" w:cs="Times New Roman"/>
-                <w:color w:val="000000" w:themeColor="text1"/>
-                <w:sz w:val="18"/>
-                <w:szCs w:val="18"/>
-              </w:rPr>
-              <w:t>[</w:t>
-            </w:r>
-            <w:proofErr w:type="spellStart"/>
-            <w:r>
-              <w:rPr>
-                <w:rFonts w:ascii="BC Sans" w:eastAsia="Times New Roman" w:hAnsi="BC Sans" w:cs="Times New Roman"/>
-                <w:color w:val="000000" w:themeColor="text1"/>
-                <w:sz w:val="18"/>
-                <w:szCs w:val="18"/>
-              </w:rPr>
-              <w:t>i</w:t>
-            </w:r>
-            <w:proofErr w:type="spellEnd"/>
-            <w:r>
-              <w:rPr>
-                <w:rFonts w:ascii="BC Sans" w:eastAsia="Times New Roman" w:hAnsi="BC Sans" w:cs="Times New Roman"/>
-                <w:color w:val="000000" w:themeColor="text1"/>
-                <w:sz w:val="18"/>
-                <w:szCs w:val="18"/>
-              </w:rPr>
-              <w:t>].</w:t>
+              <w:t>{d.activityNotes[i].</w:t>
             </w:r>
             <w:r>
               <w:rPr>
@@ -2428,7 +1402,6 @@
               </w:rPr>
               <w:t xml:space="preserve"> </w:t>
             </w:r>
-            <w:proofErr w:type="spellStart"/>
             <w:r>
               <w:rPr>
                 <w:rFonts w:ascii="BC Sans" w:eastAsia="Times New Roman" w:hAnsi="BC Sans" w:cs="Times New Roman"/>
@@ -2445,68 +1418,7 @@
                 <w:sz w:val="18"/>
                 <w:szCs w:val="18"/>
               </w:rPr>
-              <w:t>.</w:t>
-            </w:r>
-            <w:proofErr w:type="gramStart"/>
-            <w:r>
-              <w:rPr>
-                <w:rFonts w:ascii="BC Sans" w:eastAsia="Times New Roman" w:hAnsi="BC Sans" w:cs="Times New Roman"/>
-                <w:color w:val="000000" w:themeColor="text1"/>
-                <w:sz w:val="18"/>
-                <w:szCs w:val="18"/>
-              </w:rPr>
-              <w:t>lastName</w:t>
-            </w:r>
-            <w:proofErr w:type="spellEnd"/>
-            <w:r>
-              <w:rPr>
-                <w:rFonts w:ascii="BC Sans" w:eastAsia="Times New Roman" w:hAnsi="BC Sans" w:cs="Times New Roman"/>
-                <w:color w:val="000000" w:themeColor="text1"/>
-                <w:sz w:val="18"/>
-                <w:szCs w:val="18"/>
-              </w:rPr>
-              <w:t>}, {</w:t>
-            </w:r>
-            <w:proofErr w:type="spellStart"/>
-            <w:r>
-              <w:rPr>
-                <w:rFonts w:ascii="BC Sans" w:eastAsia="Times New Roman" w:hAnsi="BC Sans" w:cs="Times New Roman"/>
-                <w:color w:val="000000" w:themeColor="text1"/>
-                <w:sz w:val="18"/>
-                <w:szCs w:val="18"/>
-              </w:rPr>
-              <w:t>d.activityNotes</w:t>
-            </w:r>
-            <w:proofErr w:type="spellEnd"/>
-            <w:proofErr w:type="gramEnd"/>
-            <w:r>
-              <w:rPr>
-                <w:rFonts w:ascii="BC Sans" w:eastAsia="Times New Roman" w:hAnsi="BC Sans" w:cs="Times New Roman"/>
-                <w:color w:val="000000" w:themeColor="text1"/>
-                <w:sz w:val="18"/>
-                <w:szCs w:val="18"/>
-              </w:rPr>
-              <w:t>[</w:t>
-            </w:r>
-            <w:proofErr w:type="spellStart"/>
-            <w:r>
-              <w:rPr>
-                <w:rFonts w:ascii="BC Sans" w:eastAsia="Times New Roman" w:hAnsi="BC Sans" w:cs="Times New Roman"/>
-                <w:color w:val="000000" w:themeColor="text1"/>
-                <w:sz w:val="18"/>
-                <w:szCs w:val="18"/>
-              </w:rPr>
-              <w:t>i</w:t>
-            </w:r>
-            <w:proofErr w:type="spellEnd"/>
-            <w:r>
-              <w:rPr>
-                <w:rFonts w:ascii="BC Sans" w:eastAsia="Times New Roman" w:hAnsi="BC Sans" w:cs="Times New Roman"/>
-                <w:color w:val="000000" w:themeColor="text1"/>
-                <w:sz w:val="18"/>
-                <w:szCs w:val="18"/>
-              </w:rPr>
-              <w:t>].</w:t>
+              <w:t>.lastName}, {d.activityNotes[i].</w:t>
             </w:r>
             <w:r>
               <w:rPr>
@@ -2519,7 +1431,6 @@
               </w:rPr>
               <w:t xml:space="preserve"> </w:t>
             </w:r>
-            <w:proofErr w:type="spellStart"/>
             <w:r>
               <w:rPr>
                 <w:rFonts w:ascii="BC Sans" w:eastAsia="Times New Roman" w:hAnsi="BC Sans" w:cs="Times New Roman"/>
@@ -2536,17 +1447,7 @@
                 <w:sz w:val="18"/>
                 <w:szCs w:val="18"/>
               </w:rPr>
-              <w:t>.firstName</w:t>
-            </w:r>
-            <w:proofErr w:type="spellEnd"/>
-            <w:r>
-              <w:rPr>
-                <w:rFonts w:ascii="BC Sans" w:eastAsia="Times New Roman" w:hAnsi="BC Sans" w:cs="Times New Roman"/>
-                <w:color w:val="000000" w:themeColor="text1"/>
-                <w:sz w:val="18"/>
-                <w:szCs w:val="18"/>
-              </w:rPr>
-              <w:t>}</w:t>
+              <w:t>.firstName}</w:t>
             </w:r>
           </w:p>
         </w:tc>
@@ -2582,70 +1483,7 @@
                 <w:sz w:val="20"/>
                 <w:szCs w:val="20"/>
               </w:rPr>
-              <w:t>{</w:t>
-            </w:r>
-            <w:proofErr w:type="spellStart"/>
-            <w:proofErr w:type="gramStart"/>
-            <w:r>
-              <w:rPr>
-                <w:rFonts w:ascii="BC Sans" w:hAnsi="BC Sans"/>
-                <w:b w:val="0"/>
-                <w:bCs w:val="0"/>
-                <w:caps w:val="0"/>
-                <w:sz w:val="20"/>
-                <w:szCs w:val="20"/>
-              </w:rPr>
-              <w:t>d.activityNotes</w:t>
-            </w:r>
-            <w:proofErr w:type="spellEnd"/>
-            <w:proofErr w:type="gramEnd"/>
-            <w:r>
-              <w:rPr>
-                <w:rFonts w:ascii="BC Sans" w:hAnsi="BC Sans"/>
-                <w:b w:val="0"/>
-                <w:bCs w:val="0"/>
-                <w:caps w:val="0"/>
-                <w:sz w:val="20"/>
-                <w:szCs w:val="20"/>
-              </w:rPr>
-              <w:t>[i+1</w:t>
-            </w:r>
-            <w:proofErr w:type="gramStart"/>
-            <w:r>
-              <w:rPr>
-                <w:rFonts w:ascii="BC Sans" w:hAnsi="BC Sans"/>
-                <w:b w:val="0"/>
-                <w:bCs w:val="0"/>
-                <w:caps w:val="0"/>
-                <w:sz w:val="20"/>
-                <w:szCs w:val="20"/>
-              </w:rPr>
-              <w:t>].</w:t>
-            </w:r>
-            <w:proofErr w:type="spellStart"/>
-            <w:r>
-              <w:rPr>
-                <w:rFonts w:ascii="BC Sans" w:hAnsi="BC Sans"/>
-                <w:b w:val="0"/>
-                <w:bCs w:val="0"/>
-                <w:caps w:val="0"/>
-                <w:sz w:val="20"/>
-                <w:szCs w:val="20"/>
-              </w:rPr>
-              <w:t>contentText</w:t>
-            </w:r>
-            <w:proofErr w:type="spellEnd"/>
-            <w:proofErr w:type="gramEnd"/>
-            <w:r>
-              <w:rPr>
-                <w:rFonts w:ascii="BC Sans" w:hAnsi="BC Sans"/>
-                <w:b w:val="0"/>
-                <w:bCs w:val="0"/>
-                <w:caps w:val="0"/>
-                <w:sz w:val="20"/>
-                <w:szCs w:val="20"/>
-              </w:rPr>
-              <w:t>}</w:t>
+              <w:t>{d.activityNotes[i+1].contentText}</w:t>
             </w:r>
           </w:p>
         </w:tc>
@@ -2675,10 +1513,8 @@
                 <w:sz w:val="18"/>
                 <w:szCs w:val="18"/>
               </w:rPr>
-              <w:t>{</w:t>
-            </w:r>
-            <w:proofErr w:type="spellStart"/>
-            <w:proofErr w:type="gramStart"/>
+              <w:t>{d.activityNotes[i+1].actionedDate}</w:t>
+            </w:r>
             <w:r>
               <w:rPr>
                 <w:rFonts w:ascii="BC Sans" w:eastAsia="Times New Roman" w:hAnsi="BC Sans" w:cs="Times New Roman"/>
@@ -2686,111 +1522,7 @@
                 <w:sz w:val="18"/>
                 <w:szCs w:val="18"/>
               </w:rPr>
-              <w:t>d.activityNotes</w:t>
-            </w:r>
-            <w:proofErr w:type="spellEnd"/>
-            <w:proofErr w:type="gramEnd"/>
-            <w:r>
-              <w:rPr>
-                <w:rFonts w:ascii="BC Sans" w:eastAsia="Times New Roman" w:hAnsi="BC Sans" w:cs="Times New Roman"/>
-                <w:color w:val="000000" w:themeColor="text1"/>
-                <w:sz w:val="18"/>
-                <w:szCs w:val="18"/>
-              </w:rPr>
-              <w:t>[i+1</w:t>
-            </w:r>
-            <w:proofErr w:type="gramStart"/>
-            <w:r>
-              <w:rPr>
-                <w:rFonts w:ascii="BC Sans" w:eastAsia="Times New Roman" w:hAnsi="BC Sans" w:cs="Times New Roman"/>
-                <w:color w:val="000000" w:themeColor="text1"/>
-                <w:sz w:val="18"/>
-                <w:szCs w:val="18"/>
-              </w:rPr>
-              <w:t>].</w:t>
-            </w:r>
-            <w:proofErr w:type="spellStart"/>
-            <w:r>
-              <w:rPr>
-                <w:rFonts w:ascii="BC Sans" w:eastAsia="Times New Roman" w:hAnsi="BC Sans" w:cs="Times New Roman"/>
-                <w:color w:val="000000" w:themeColor="text1"/>
-                <w:sz w:val="18"/>
-                <w:szCs w:val="18"/>
-              </w:rPr>
-              <w:t>actionedDate</w:t>
-            </w:r>
-            <w:proofErr w:type="spellEnd"/>
-            <w:proofErr w:type="gramEnd"/>
-            <w:r>
-              <w:rPr>
-                <w:rFonts w:ascii="BC Sans" w:eastAsia="Times New Roman" w:hAnsi="BC Sans" w:cs="Times New Roman"/>
-                <w:color w:val="000000" w:themeColor="text1"/>
-                <w:sz w:val="18"/>
-                <w:szCs w:val="18"/>
-              </w:rPr>
-              <w:t>}</w:t>
-            </w:r>
-            <w:r>
-              <w:rPr>
-                <w:rFonts w:ascii="BC Sans" w:eastAsia="Times New Roman" w:hAnsi="BC Sans" w:cs="Times New Roman"/>
-                <w:color w:val="000000" w:themeColor="text1"/>
-                <w:sz w:val="18"/>
-                <w:szCs w:val="18"/>
-              </w:rPr>
-              <w:t xml:space="preserve"> {</w:t>
-            </w:r>
-            <w:proofErr w:type="spellStart"/>
-            <w:proofErr w:type="gramStart"/>
-            <w:r>
-              <w:rPr>
-                <w:rFonts w:ascii="BC Sans" w:eastAsia="Times New Roman" w:hAnsi="BC Sans" w:cs="Times New Roman"/>
-                <w:color w:val="000000" w:themeColor="text1"/>
-                <w:sz w:val="18"/>
-                <w:szCs w:val="18"/>
-              </w:rPr>
-              <w:t>d.activityNotes</w:t>
-            </w:r>
-            <w:proofErr w:type="spellEnd"/>
-            <w:proofErr w:type="gramEnd"/>
-            <w:r>
-              <w:rPr>
-                <w:rFonts w:ascii="BC Sans" w:eastAsia="Times New Roman" w:hAnsi="BC Sans" w:cs="Times New Roman"/>
-                <w:color w:val="000000" w:themeColor="text1"/>
-                <w:sz w:val="18"/>
-                <w:szCs w:val="18"/>
-              </w:rPr>
-              <w:t>[i+1</w:t>
-            </w:r>
-            <w:proofErr w:type="gramStart"/>
-            <w:r>
-              <w:rPr>
-                <w:rFonts w:ascii="BC Sans" w:eastAsia="Times New Roman" w:hAnsi="BC Sans" w:cs="Times New Roman"/>
-                <w:color w:val="000000" w:themeColor="text1"/>
-                <w:sz w:val="18"/>
-                <w:szCs w:val="18"/>
-              </w:rPr>
-              <w:t>].</w:t>
-            </w:r>
-            <w:proofErr w:type="spellStart"/>
-            <w:r>
-              <w:rPr>
-                <w:rFonts w:ascii="BC Sans" w:eastAsia="Times New Roman" w:hAnsi="BC Sans" w:cs="Times New Roman"/>
-                <w:color w:val="000000" w:themeColor="text1"/>
-                <w:sz w:val="18"/>
-                <w:szCs w:val="18"/>
-              </w:rPr>
-              <w:t>actionedTime</w:t>
-            </w:r>
-            <w:proofErr w:type="spellEnd"/>
-            <w:proofErr w:type="gramEnd"/>
-            <w:r>
-              <w:rPr>
-                <w:rFonts w:ascii="BC Sans" w:eastAsia="Times New Roman" w:hAnsi="BC Sans" w:cs="Times New Roman"/>
-                <w:color w:val="000000" w:themeColor="text1"/>
-                <w:sz w:val="18"/>
-                <w:szCs w:val="18"/>
-              </w:rPr>
-              <w:t>}</w:t>
+              <w:t xml:space="preserve"> {d.activityNotes[i+1].actionedTime}</w:t>
             </w:r>
           </w:p>
         </w:tc>
@@ -2818,29 +1550,7 @@
                 <w:sz w:val="18"/>
                 <w:szCs w:val="18"/>
               </w:rPr>
-              <w:t>{</w:t>
-            </w:r>
-            <w:proofErr w:type="spellStart"/>
-            <w:proofErr w:type="gramStart"/>
-            <w:r>
-              <w:rPr>
-                <w:rFonts w:ascii="BC Sans" w:eastAsia="Times New Roman" w:hAnsi="BC Sans" w:cs="Times New Roman"/>
-                <w:color w:val="000000" w:themeColor="text1"/>
-                <w:sz w:val="18"/>
-                <w:szCs w:val="18"/>
-              </w:rPr>
-              <w:t>d.activityNotes</w:t>
-            </w:r>
-            <w:proofErr w:type="spellEnd"/>
-            <w:proofErr w:type="gramEnd"/>
-            <w:r>
-              <w:rPr>
-                <w:rFonts w:ascii="BC Sans" w:eastAsia="Times New Roman" w:hAnsi="BC Sans" w:cs="Times New Roman"/>
-                <w:color w:val="000000" w:themeColor="text1"/>
-                <w:sz w:val="18"/>
-                <w:szCs w:val="18"/>
-              </w:rPr>
-              <w:t>[i+1].</w:t>
+              <w:t>{d.activityNotes[i+1].</w:t>
             </w:r>
             <w:r>
               <w:rPr>
@@ -2853,7 +1563,6 @@
               </w:rPr>
               <w:t xml:space="preserve"> </w:t>
             </w:r>
-            <w:proofErr w:type="spellStart"/>
             <w:r>
               <w:rPr>
                 <w:rFonts w:ascii="BC Sans" w:eastAsia="Times New Roman" w:hAnsi="BC Sans" w:cs="Times New Roman"/>
@@ -2870,48 +1579,7 @@
                 <w:sz w:val="18"/>
                 <w:szCs w:val="18"/>
               </w:rPr>
-              <w:t>.</w:t>
-            </w:r>
-            <w:proofErr w:type="gramStart"/>
-            <w:r>
-              <w:rPr>
-                <w:rFonts w:ascii="BC Sans" w:eastAsia="Times New Roman" w:hAnsi="BC Sans" w:cs="Times New Roman"/>
-                <w:color w:val="000000" w:themeColor="text1"/>
-                <w:sz w:val="18"/>
-                <w:szCs w:val="18"/>
-              </w:rPr>
-              <w:t>lastName</w:t>
-            </w:r>
-            <w:proofErr w:type="spellEnd"/>
-            <w:r>
-              <w:rPr>
-                <w:rFonts w:ascii="BC Sans" w:eastAsia="Times New Roman" w:hAnsi="BC Sans" w:cs="Times New Roman"/>
-                <w:color w:val="000000" w:themeColor="text1"/>
-                <w:sz w:val="18"/>
-                <w:szCs w:val="18"/>
-              </w:rPr>
-              <w:t>}, {</w:t>
-            </w:r>
-            <w:proofErr w:type="spellStart"/>
-            <w:r>
-              <w:rPr>
-                <w:rFonts w:ascii="BC Sans" w:eastAsia="Times New Roman" w:hAnsi="BC Sans" w:cs="Times New Roman"/>
-                <w:color w:val="000000" w:themeColor="text1"/>
-                <w:sz w:val="18"/>
-                <w:szCs w:val="18"/>
-              </w:rPr>
-              <w:t>d.activityNotes</w:t>
-            </w:r>
-            <w:proofErr w:type="spellEnd"/>
-            <w:proofErr w:type="gramEnd"/>
-            <w:r>
-              <w:rPr>
-                <w:rFonts w:ascii="BC Sans" w:eastAsia="Times New Roman" w:hAnsi="BC Sans" w:cs="Times New Roman"/>
-                <w:color w:val="000000" w:themeColor="text1"/>
-                <w:sz w:val="18"/>
-                <w:szCs w:val="18"/>
-              </w:rPr>
-              <w:t>[i+1].</w:t>
+              <w:t>.lastName}, {d.activityNotes[i+1].</w:t>
             </w:r>
             <w:r>
               <w:rPr>
@@ -2924,7 +1592,6 @@
               </w:rPr>
               <w:t xml:space="preserve"> </w:t>
             </w:r>
-            <w:proofErr w:type="spellStart"/>
             <w:r>
               <w:rPr>
                 <w:rFonts w:ascii="BC Sans" w:eastAsia="Times New Roman" w:hAnsi="BC Sans" w:cs="Times New Roman"/>
@@ -2941,17 +1608,7 @@
                 <w:sz w:val="18"/>
                 <w:szCs w:val="18"/>
               </w:rPr>
-              <w:t>.firstName</w:t>
-            </w:r>
-            <w:proofErr w:type="spellEnd"/>
-            <w:r>
-              <w:rPr>
-                <w:rFonts w:ascii="BC Sans" w:eastAsia="Times New Roman" w:hAnsi="BC Sans" w:cs="Times New Roman"/>
-                <w:color w:val="000000" w:themeColor="text1"/>
-                <w:sz w:val="18"/>
-                <w:szCs w:val="18"/>
-              </w:rPr>
-              <w:t>}</w:t>
+              <w:t>.firstName}</w:t>
             </w:r>
           </w:p>
         </w:tc>
@@ -2972,17 +1629,7 @@
           <w:sz w:val="20"/>
           <w:szCs w:val="20"/>
         </w:rPr>
-        <w:t>{</w:t>
-      </w:r>
-      <w:proofErr w:type="spellStart"/>
-      <w:proofErr w:type="gramStart"/>
-      <w:r>
-        <w:rPr>
-          <w:rFonts w:ascii="BC Sans" w:hAnsi="BC Sans"/>
-          <w:sz w:val="20"/>
-          <w:szCs w:val="20"/>
-        </w:rPr>
-        <w:t>d.</w:t>
+        <w:t>{d.</w:t>
       </w:r>
       <w:r>
         <w:rPr>
@@ -2992,23 +1639,13 @@
         </w:rPr>
         <w:t>hasActivityNotes</w:t>
       </w:r>
-      <w:proofErr w:type="gramEnd"/>
       <w:r>
         <w:rPr>
           <w:rFonts w:ascii="BC Sans" w:hAnsi="BC Sans"/>
           <w:sz w:val="20"/>
           <w:szCs w:val="20"/>
         </w:rPr>
-        <w:t>:showEnd</w:t>
-      </w:r>
-      <w:proofErr w:type="spellEnd"/>
-      <w:r>
-        <w:rPr>
-          <w:rFonts w:ascii="BC Sans" w:hAnsi="BC Sans"/>
-          <w:sz w:val="20"/>
-          <w:szCs w:val="20"/>
-        </w:rPr>
-        <w:t>}</w:t>
+        <w:t>:showEnd}</w:t>
       </w:r>
     </w:p>
     <w:tbl>
@@ -3062,9 +1699,8 @@
                 <w:sz w:val="20"/>
                 <w:szCs w:val="20"/>
               </w:rPr>
-              <w:t>Exhibit #{</w:t>
-            </w:r>
-            <w:proofErr w:type="gramStart"/>
+              <w:t>Exhibit #{d.exhibits[i].exhibit</w:t>
+            </w:r>
             <w:r>
               <w:rPr>
                 <w:rFonts w:ascii="BC Sans" w:hAnsi="BC Sans"/>
@@ -3073,9 +1709,8 @@
                 <w:sz w:val="20"/>
                 <w:szCs w:val="20"/>
               </w:rPr>
-              <w:t>d.exhibits</w:t>
-            </w:r>
-            <w:proofErr w:type="gramEnd"/>
+              <w:t>Display</w:t>
+            </w:r>
             <w:r>
               <w:rPr>
                 <w:rFonts w:ascii="BC Sans" w:hAnsi="BC Sans"/>
@@ -3084,49 +1719,7 @@
                 <w:sz w:val="20"/>
                 <w:szCs w:val="20"/>
               </w:rPr>
-              <w:t>[i</w:t>
-            </w:r>
-            <w:proofErr w:type="gramStart"/>
-            <w:r>
-              <w:rPr>
-                <w:rFonts w:ascii="BC Sans" w:hAnsi="BC Sans"/>
-                <w:b/>
-                <w:bCs/>
-                <w:sz w:val="20"/>
-                <w:szCs w:val="20"/>
-              </w:rPr>
-              <w:t>].exhibit</w:t>
-            </w:r>
-            <w:r>
-              <w:rPr>
-                <w:rFonts w:ascii="BC Sans" w:hAnsi="BC Sans"/>
-                <w:b/>
-                <w:bCs/>
-                <w:sz w:val="20"/>
-                <w:szCs w:val="20"/>
-              </w:rPr>
-              <w:t>Display</w:t>
-            </w:r>
-            <w:r>
-              <w:rPr>
-                <w:rFonts w:ascii="BC Sans" w:hAnsi="BC Sans"/>
-                <w:b/>
-                <w:bCs/>
-                <w:sz w:val="20"/>
-                <w:szCs w:val="20"/>
-              </w:rPr>
-              <w:t>Number</w:t>
-            </w:r>
-            <w:proofErr w:type="gramEnd"/>
-            <w:r>
-              <w:rPr>
-                <w:rFonts w:ascii="BC Sans" w:hAnsi="BC Sans"/>
-                <w:b/>
-                <w:bCs/>
-                <w:sz w:val="20"/>
-                <w:szCs w:val="20"/>
-              </w:rPr>
-              <w:t>}</w:t>
+              <w:t>Number}</w:t>
             </w:r>
           </w:p>
         </w:tc>
@@ -3196,71 +1789,7 @@
                 <w:szCs w:val="20"/>
                 <w:lang w:val="en-CA"/>
               </w:rPr>
-              <w:t>{</w:t>
-            </w:r>
-            <w:proofErr w:type="spellStart"/>
-            <w:proofErr w:type="gramStart"/>
-            <w:r>
-              <w:rPr>
-                <w:rFonts w:ascii="BC Sans" w:hAnsi="BC Sans"/>
-                <w:sz w:val="20"/>
-                <w:szCs w:val="20"/>
-                <w:lang w:val="en-CA"/>
-              </w:rPr>
-              <w:t>d.exhibits</w:t>
-            </w:r>
-            <w:proofErr w:type="spellEnd"/>
-            <w:proofErr w:type="gramEnd"/>
-            <w:r>
-              <w:rPr>
-                <w:rFonts w:ascii="BC Sans" w:hAnsi="BC Sans"/>
-                <w:sz w:val="20"/>
-                <w:szCs w:val="20"/>
-                <w:lang w:val="en-CA"/>
-              </w:rPr>
-              <w:t>[</w:t>
-            </w:r>
-            <w:proofErr w:type="spellStart"/>
-            <w:r>
-              <w:rPr>
-                <w:rFonts w:ascii="BC Sans" w:hAnsi="BC Sans"/>
-                <w:sz w:val="20"/>
-                <w:szCs w:val="20"/>
-                <w:lang w:val="en-CA"/>
-              </w:rPr>
-              <w:t>i</w:t>
-            </w:r>
-            <w:proofErr w:type="spellEnd"/>
-            <w:proofErr w:type="gramStart"/>
-            <w:r>
-              <w:rPr>
-                <w:rFonts w:ascii="BC Sans" w:hAnsi="BC Sans"/>
-                <w:sz w:val="20"/>
-                <w:szCs w:val="20"/>
-                <w:lang w:val="en-CA"/>
-              </w:rPr>
-              <w:t>].</w:t>
-            </w:r>
-            <w:proofErr w:type="spellStart"/>
-            <w:r>
-              <w:rPr>
-                <w:rFonts w:ascii="BC Sans" w:hAnsi="BC Sans"/>
-                <w:sz w:val="20"/>
-                <w:szCs w:val="20"/>
-                <w:lang w:val="en-CA"/>
-              </w:rPr>
-              <w:t>propertyType</w:t>
-            </w:r>
-            <w:proofErr w:type="spellEnd"/>
-            <w:proofErr w:type="gramEnd"/>
-            <w:r>
-              <w:rPr>
-                <w:rFonts w:ascii="BC Sans" w:hAnsi="BC Sans"/>
-                <w:sz w:val="20"/>
-                <w:szCs w:val="20"/>
-                <w:lang w:val="en-CA"/>
-              </w:rPr>
-              <w:t>}</w:t>
+              <w:t>{d.exhibits[i].propertyType}</w:t>
             </w:r>
           </w:p>
         </w:tc>
@@ -3329,60 +1858,7 @@
                 <w:szCs w:val="20"/>
                 <w:lang w:val="en-CA"/>
               </w:rPr>
-              <w:t>{</w:t>
-            </w:r>
-            <w:proofErr w:type="spellStart"/>
-            <w:proofErr w:type="gramStart"/>
-            <w:r>
-              <w:rPr>
-                <w:rFonts w:ascii="BC Sans" w:hAnsi="BC Sans"/>
-                <w:sz w:val="20"/>
-                <w:szCs w:val="20"/>
-                <w:lang w:val="en-CA"/>
-              </w:rPr>
-              <w:t>d.exhibits</w:t>
-            </w:r>
-            <w:proofErr w:type="spellEnd"/>
-            <w:proofErr w:type="gramEnd"/>
-            <w:r>
-              <w:rPr>
-                <w:rFonts w:ascii="BC Sans" w:hAnsi="BC Sans"/>
-                <w:sz w:val="20"/>
-                <w:szCs w:val="20"/>
-                <w:lang w:val="en-CA"/>
-              </w:rPr>
-              <w:t>[</w:t>
-            </w:r>
-            <w:proofErr w:type="spellStart"/>
-            <w:r>
-              <w:rPr>
-                <w:rFonts w:ascii="BC Sans" w:hAnsi="BC Sans"/>
-                <w:sz w:val="20"/>
-                <w:szCs w:val="20"/>
-                <w:lang w:val="en-CA"/>
-              </w:rPr>
-              <w:t>i</w:t>
-            </w:r>
-            <w:proofErr w:type="spellEnd"/>
-            <w:proofErr w:type="gramStart"/>
-            <w:r>
-              <w:rPr>
-                <w:rFonts w:ascii="BC Sans" w:hAnsi="BC Sans"/>
-                <w:sz w:val="20"/>
-                <w:szCs w:val="20"/>
-                <w:lang w:val="en-CA"/>
-              </w:rPr>
-              <w:t>].description</w:t>
-            </w:r>
-            <w:proofErr w:type="gramEnd"/>
-            <w:r>
-              <w:rPr>
-                <w:rFonts w:ascii="BC Sans" w:hAnsi="BC Sans"/>
-                <w:sz w:val="20"/>
-                <w:szCs w:val="20"/>
-                <w:lang w:val="en-CA"/>
-              </w:rPr>
-              <w:t>}</w:t>
+              <w:t>{d.exhibits[i].description}</w:t>
             </w:r>
           </w:p>
         </w:tc>
@@ -3451,60 +1927,7 @@
                 <w:szCs w:val="20"/>
                 <w:lang w:val="en-CA"/>
               </w:rPr>
-              <w:t>{</w:t>
-            </w:r>
-            <w:proofErr w:type="spellStart"/>
-            <w:proofErr w:type="gramStart"/>
-            <w:r>
-              <w:rPr>
-                <w:rFonts w:ascii="BC Sans" w:hAnsi="BC Sans"/>
-                <w:sz w:val="20"/>
-                <w:szCs w:val="20"/>
-                <w:lang w:val="en-CA"/>
-              </w:rPr>
-              <w:t>d.exhibits</w:t>
-            </w:r>
-            <w:proofErr w:type="spellEnd"/>
-            <w:proofErr w:type="gramEnd"/>
-            <w:r>
-              <w:rPr>
-                <w:rFonts w:ascii="BC Sans" w:hAnsi="BC Sans"/>
-                <w:sz w:val="20"/>
-                <w:szCs w:val="20"/>
-                <w:lang w:val="en-CA"/>
-              </w:rPr>
-              <w:t>[</w:t>
-            </w:r>
-            <w:proofErr w:type="spellStart"/>
-            <w:r>
-              <w:rPr>
-                <w:rFonts w:ascii="BC Sans" w:hAnsi="BC Sans"/>
-                <w:sz w:val="20"/>
-                <w:szCs w:val="20"/>
-                <w:lang w:val="en-CA"/>
-              </w:rPr>
-              <w:t>i</w:t>
-            </w:r>
-            <w:proofErr w:type="spellEnd"/>
-            <w:proofErr w:type="gramStart"/>
-            <w:r>
-              <w:rPr>
-                <w:rFonts w:ascii="BC Sans" w:hAnsi="BC Sans"/>
-                <w:sz w:val="20"/>
-                <w:szCs w:val="20"/>
-                <w:lang w:val="en-CA"/>
-              </w:rPr>
-              <w:t>].quantity</w:t>
-            </w:r>
-            <w:proofErr w:type="gramEnd"/>
-            <w:r>
-              <w:rPr>
-                <w:rFonts w:ascii="BC Sans" w:hAnsi="BC Sans"/>
-                <w:sz w:val="20"/>
-                <w:szCs w:val="20"/>
-                <w:lang w:val="en-CA"/>
-              </w:rPr>
-              <w:t>}</w:t>
+              <w:t>{d.exhibits[i].quantity}</w:t>
             </w:r>
           </w:p>
         </w:tc>
@@ -3573,135 +1996,7 @@
                 <w:szCs w:val="20"/>
                 <w:lang w:val="en-CA"/>
               </w:rPr>
-              <w:t>{</w:t>
-            </w:r>
-            <w:proofErr w:type="spellStart"/>
-            <w:proofErr w:type="gramStart"/>
-            <w:r>
-              <w:rPr>
-                <w:rFonts w:ascii="BC Sans" w:hAnsi="BC Sans"/>
-                <w:sz w:val="20"/>
-                <w:szCs w:val="20"/>
-                <w:lang w:val="en-CA"/>
-              </w:rPr>
-              <w:t>d.exhibits</w:t>
-            </w:r>
-            <w:proofErr w:type="spellEnd"/>
-            <w:proofErr w:type="gramEnd"/>
-            <w:r>
-              <w:rPr>
-                <w:rFonts w:ascii="BC Sans" w:hAnsi="BC Sans"/>
-                <w:sz w:val="20"/>
-                <w:szCs w:val="20"/>
-                <w:lang w:val="en-CA"/>
-              </w:rPr>
-              <w:t>[</w:t>
-            </w:r>
-            <w:proofErr w:type="spellStart"/>
-            <w:r>
-              <w:rPr>
-                <w:rFonts w:ascii="BC Sans" w:hAnsi="BC Sans"/>
-                <w:sz w:val="20"/>
-                <w:szCs w:val="20"/>
-                <w:lang w:val="en-CA"/>
-              </w:rPr>
-              <w:t>i</w:t>
-            </w:r>
-            <w:proofErr w:type="spellEnd"/>
-            <w:proofErr w:type="gramStart"/>
-            <w:r>
-              <w:rPr>
-                <w:rFonts w:ascii="BC Sans" w:hAnsi="BC Sans"/>
-                <w:sz w:val="20"/>
-                <w:szCs w:val="20"/>
-                <w:lang w:val="en-CA"/>
-              </w:rPr>
-              <w:t>].</w:t>
-            </w:r>
-            <w:proofErr w:type="spellStart"/>
-            <w:r>
-              <w:rPr>
-                <w:rFonts w:ascii="BC Sans" w:hAnsi="BC Sans"/>
-                <w:sz w:val="20"/>
-                <w:szCs w:val="20"/>
-                <w:lang w:val="en-CA"/>
-              </w:rPr>
-              <w:t>collectedBy.lastName</w:t>
-            </w:r>
-            <w:proofErr w:type="spellEnd"/>
-            <w:proofErr w:type="gramEnd"/>
-            <w:r>
-              <w:rPr>
-                <w:rFonts w:ascii="BC Sans" w:hAnsi="BC Sans"/>
-                <w:sz w:val="20"/>
-                <w:szCs w:val="20"/>
-                <w:lang w:val="en-CA"/>
-              </w:rPr>
-              <w:t>}, {</w:t>
-            </w:r>
-            <w:proofErr w:type="spellStart"/>
-            <w:proofErr w:type="gramStart"/>
-            <w:r>
-              <w:rPr>
-                <w:rFonts w:ascii="BC Sans" w:hAnsi="BC Sans"/>
-                <w:sz w:val="20"/>
-                <w:szCs w:val="20"/>
-                <w:lang w:val="en-CA"/>
-              </w:rPr>
-              <w:t>d.exhibits</w:t>
-            </w:r>
-            <w:proofErr w:type="spellEnd"/>
-            <w:proofErr w:type="gramEnd"/>
-            <w:r>
-              <w:rPr>
-                <w:rFonts w:ascii="BC Sans" w:hAnsi="BC Sans"/>
-                <w:sz w:val="20"/>
-                <w:szCs w:val="20"/>
-                <w:lang w:val="en-CA"/>
-              </w:rPr>
-              <w:t>[</w:t>
-            </w:r>
-            <w:proofErr w:type="spellStart"/>
-            <w:r>
-              <w:rPr>
-                <w:rFonts w:ascii="BC Sans" w:hAnsi="BC Sans"/>
-                <w:sz w:val="20"/>
-                <w:szCs w:val="20"/>
-                <w:lang w:val="en-CA"/>
-              </w:rPr>
-              <w:t>i</w:t>
-            </w:r>
-            <w:proofErr w:type="spellEnd"/>
-            <w:proofErr w:type="gramStart"/>
-            <w:r>
-              <w:rPr>
-                <w:rFonts w:ascii="BC Sans" w:hAnsi="BC Sans"/>
-                <w:sz w:val="20"/>
-                <w:szCs w:val="20"/>
-                <w:lang w:val="en-CA"/>
-              </w:rPr>
-              <w:t>].</w:t>
-            </w:r>
-            <w:proofErr w:type="spellStart"/>
-            <w:r>
-              <w:rPr>
-                <w:rFonts w:ascii="BC Sans" w:hAnsi="BC Sans"/>
-                <w:sz w:val="20"/>
-                <w:szCs w:val="20"/>
-                <w:lang w:val="en-CA"/>
-              </w:rPr>
-              <w:t>collectedBy.firstName</w:t>
-            </w:r>
-            <w:proofErr w:type="spellEnd"/>
-            <w:proofErr w:type="gramEnd"/>
-            <w:r>
-              <w:rPr>
-                <w:rFonts w:ascii="BC Sans" w:hAnsi="BC Sans"/>
-                <w:sz w:val="20"/>
-                <w:szCs w:val="20"/>
-                <w:lang w:val="en-CA"/>
-              </w:rPr>
-              <w:t>}</w:t>
+              <w:t>{d.exhibits[i].collectedBy.lastName}, {d.exhibits[i].collectedBy.firstName}</w:t>
             </w:r>
           </w:p>
         </w:tc>
@@ -3770,144 +2065,16 @@
                 <w:szCs w:val="20"/>
                 <w:lang w:val="en-CA"/>
               </w:rPr>
-              <w:t>{</w:t>
-            </w:r>
-            <w:proofErr w:type="spellStart"/>
-            <w:proofErr w:type="gramStart"/>
-            <w:r>
-              <w:rPr>
-                <w:rFonts w:ascii="BC Sans" w:hAnsi="BC Sans"/>
-                <w:sz w:val="20"/>
-                <w:szCs w:val="20"/>
-                <w:lang w:val="en-CA"/>
-              </w:rPr>
-              <w:t>d.exhibits</w:t>
-            </w:r>
-            <w:proofErr w:type="spellEnd"/>
-            <w:proofErr w:type="gramEnd"/>
-            <w:r>
-              <w:rPr>
-                <w:rFonts w:ascii="BC Sans" w:hAnsi="BC Sans"/>
-                <w:sz w:val="20"/>
-                <w:szCs w:val="20"/>
-                <w:lang w:val="en-CA"/>
-              </w:rPr>
-              <w:t>[</w:t>
-            </w:r>
-            <w:proofErr w:type="spellStart"/>
-            <w:r>
-              <w:rPr>
-                <w:rFonts w:ascii="BC Sans" w:hAnsi="BC Sans"/>
-                <w:sz w:val="20"/>
-                <w:szCs w:val="20"/>
-                <w:lang w:val="en-CA"/>
-              </w:rPr>
-              <w:t>i</w:t>
-            </w:r>
-            <w:proofErr w:type="spellEnd"/>
-            <w:proofErr w:type="gramStart"/>
-            <w:r>
-              <w:rPr>
-                <w:rFonts w:ascii="BC Sans" w:hAnsi="BC Sans"/>
-                <w:sz w:val="20"/>
-                <w:szCs w:val="20"/>
-                <w:lang w:val="en-CA"/>
-              </w:rPr>
-              <w:t>].</w:t>
-            </w:r>
-            <w:proofErr w:type="spellStart"/>
-            <w:r>
-              <w:rPr>
-                <w:rFonts w:ascii="BC Sans" w:hAnsi="BC Sans"/>
-                <w:sz w:val="20"/>
-                <w:szCs w:val="20"/>
-                <w:lang w:val="en-CA"/>
-              </w:rPr>
-              <w:t>dateCollected</w:t>
-            </w:r>
-            <w:proofErr w:type="spellEnd"/>
-            <w:proofErr w:type="gramEnd"/>
-            <w:r>
-              <w:rPr>
-                <w:rFonts w:ascii="BC Sans" w:hAnsi="BC Sans"/>
-                <w:sz w:val="20"/>
-                <w:szCs w:val="20"/>
-                <w:lang w:val="en-CA"/>
-              </w:rPr>
-              <w:t>}</w:t>
-            </w:r>
-            <w:r>
-              <w:rPr>
-                <w:rFonts w:ascii="BC Sans" w:hAnsi="BC Sans"/>
-                <w:sz w:val="20"/>
-                <w:szCs w:val="20"/>
-                <w:lang w:val="en-CA"/>
-              </w:rPr>
-              <w:t xml:space="preserve"> {</w:t>
-            </w:r>
-            <w:proofErr w:type="spellStart"/>
-            <w:proofErr w:type="gramStart"/>
-            <w:r>
-              <w:rPr>
-                <w:rFonts w:ascii="BC Sans" w:hAnsi="BC Sans"/>
-                <w:sz w:val="20"/>
-                <w:szCs w:val="20"/>
-                <w:lang w:val="en-CA"/>
-              </w:rPr>
-              <w:t>d.exhibits</w:t>
-            </w:r>
-            <w:proofErr w:type="spellEnd"/>
-            <w:proofErr w:type="gramEnd"/>
-            <w:r>
-              <w:rPr>
-                <w:rFonts w:ascii="BC Sans" w:hAnsi="BC Sans"/>
-                <w:sz w:val="20"/>
-                <w:szCs w:val="20"/>
-                <w:lang w:val="en-CA"/>
-              </w:rPr>
-              <w:t>[</w:t>
-            </w:r>
-            <w:proofErr w:type="spellStart"/>
-            <w:r>
-              <w:rPr>
-                <w:rFonts w:ascii="BC Sans" w:hAnsi="BC Sans"/>
-                <w:sz w:val="20"/>
-                <w:szCs w:val="20"/>
-                <w:lang w:val="en-CA"/>
-              </w:rPr>
-              <w:t>i</w:t>
-            </w:r>
-            <w:proofErr w:type="spellEnd"/>
-            <w:proofErr w:type="gramStart"/>
-            <w:r>
-              <w:rPr>
-                <w:rFonts w:ascii="BC Sans" w:hAnsi="BC Sans"/>
-                <w:sz w:val="20"/>
-                <w:szCs w:val="20"/>
-                <w:lang w:val="en-CA"/>
-              </w:rPr>
-              <w:t>].</w:t>
-            </w:r>
-            <w:proofErr w:type="spellStart"/>
-            <w:r>
-              <w:rPr>
-                <w:rFonts w:ascii="BC Sans" w:hAnsi="BC Sans"/>
-                <w:sz w:val="20"/>
-                <w:szCs w:val="20"/>
-                <w:lang w:val="en-CA"/>
-              </w:rPr>
-              <w:t>intakeTime</w:t>
-            </w:r>
-            <w:proofErr w:type="spellEnd"/>
-            <w:proofErr w:type="gramEnd"/>
-            <w:r>
-              <w:rPr>
-                <w:rFonts w:ascii="BC Sans" w:hAnsi="BC Sans"/>
-                <w:sz w:val="20"/>
-                <w:szCs w:val="20"/>
-                <w:lang w:val="en-CA"/>
-              </w:rPr>
-              <w:t xml:space="preserve"> }</w:t>
+              <w:t>{d.exhibits[i].dateCollected}</w:t>
+            </w:r>
+            <w:r>
+              <w:rPr>
+                <w:rFonts w:ascii="BC Sans" w:hAnsi="BC Sans"/>
+                <w:sz w:val="20"/>
+                <w:szCs w:val="20"/>
+                <w:lang w:val="en-CA"/>
+              </w:rPr>
+              <w:t xml:space="preserve"> {d.exhibits[i].intakeTime }</w:t>
             </w:r>
           </w:p>
         </w:tc>
@@ -3976,71 +2143,7 @@
                 <w:szCs w:val="20"/>
                 <w:lang w:val="en-CA"/>
               </w:rPr>
-              <w:t>{</w:t>
-            </w:r>
-            <w:proofErr w:type="spellStart"/>
-            <w:proofErr w:type="gramStart"/>
-            <w:r>
-              <w:rPr>
-                <w:rFonts w:ascii="BC Sans" w:hAnsi="BC Sans"/>
-                <w:sz w:val="20"/>
-                <w:szCs w:val="20"/>
-                <w:lang w:val="en-CA"/>
-              </w:rPr>
-              <w:t>d.exhibits</w:t>
-            </w:r>
-            <w:proofErr w:type="spellEnd"/>
-            <w:proofErr w:type="gramEnd"/>
-            <w:r>
-              <w:rPr>
-                <w:rFonts w:ascii="BC Sans" w:hAnsi="BC Sans"/>
-                <w:sz w:val="20"/>
-                <w:szCs w:val="20"/>
-                <w:lang w:val="en-CA"/>
-              </w:rPr>
-              <w:t>[</w:t>
-            </w:r>
-            <w:proofErr w:type="spellStart"/>
-            <w:r>
-              <w:rPr>
-                <w:rFonts w:ascii="BC Sans" w:hAnsi="BC Sans"/>
-                <w:sz w:val="20"/>
-                <w:szCs w:val="20"/>
-                <w:lang w:val="en-CA"/>
-              </w:rPr>
-              <w:t>i</w:t>
-            </w:r>
-            <w:proofErr w:type="spellEnd"/>
-            <w:proofErr w:type="gramStart"/>
-            <w:r>
-              <w:rPr>
-                <w:rFonts w:ascii="BC Sans" w:hAnsi="BC Sans"/>
-                <w:sz w:val="20"/>
-                <w:szCs w:val="20"/>
-                <w:lang w:val="en-CA"/>
-              </w:rPr>
-              <w:t>].</w:t>
-            </w:r>
-            <w:proofErr w:type="spellStart"/>
-            <w:r>
-              <w:rPr>
-                <w:rFonts w:ascii="BC Sans" w:hAnsi="BC Sans"/>
-                <w:sz w:val="20"/>
-                <w:szCs w:val="20"/>
-                <w:lang w:val="en-CA"/>
-              </w:rPr>
-              <w:t>locationOfIntake</w:t>
-            </w:r>
-            <w:proofErr w:type="spellEnd"/>
-            <w:proofErr w:type="gramEnd"/>
-            <w:r>
-              <w:rPr>
-                <w:rFonts w:ascii="BC Sans" w:hAnsi="BC Sans"/>
-                <w:sz w:val="20"/>
-                <w:szCs w:val="20"/>
-                <w:lang w:val="en-CA"/>
-              </w:rPr>
-              <w:t>}</w:t>
+              <w:t>{d.exhibits[i].locationOfIntake}</w:t>
             </w:r>
           </w:p>
         </w:tc>
@@ -4110,66 +2213,16 @@
                 <w:szCs w:val="20"/>
                 <w:lang w:val="en-CA"/>
               </w:rPr>
-              <w:t>{</w:t>
-            </w:r>
-            <w:proofErr w:type="gramStart"/>
-            <w:r>
-              <w:rPr>
-                <w:rFonts w:ascii="BC Sans" w:hAnsi="BC Sans"/>
-                <w:sz w:val="20"/>
-                <w:szCs w:val="20"/>
-                <w:lang w:val="en-CA"/>
-              </w:rPr>
-              <w:t>d.exhibits</w:t>
-            </w:r>
-            <w:proofErr w:type="gramEnd"/>
-            <w:r>
-              <w:rPr>
-                <w:rFonts w:ascii="BC Sans" w:hAnsi="BC Sans"/>
-                <w:sz w:val="20"/>
-                <w:szCs w:val="20"/>
-                <w:lang w:val="en-CA"/>
-              </w:rPr>
-              <w:t>[i</w:t>
-            </w:r>
-            <w:proofErr w:type="gramStart"/>
-            <w:r>
-              <w:rPr>
-                <w:rFonts w:ascii="BC Sans" w:hAnsi="BC Sans"/>
-                <w:sz w:val="20"/>
-                <w:szCs w:val="20"/>
-                <w:lang w:val="en-CA"/>
-              </w:rPr>
-              <w:t>].propertyTagNumber</w:t>
-            </w:r>
-            <w:proofErr w:type="gramEnd"/>
-            <w:r>
-              <w:rPr>
-                <w:rFonts w:ascii="BC Sans" w:hAnsi="BC Sans"/>
-                <w:sz w:val="20"/>
-                <w:szCs w:val="20"/>
-                <w:lang w:val="en-CA"/>
-              </w:rPr>
-              <w:t>}</w:t>
-            </w:r>
-            <w:r>
-              <w:rPr>
-                <w:rFonts w:ascii="BC Sans" w:hAnsi="BC Sans"/>
-                <w:sz w:val="20"/>
-                <w:szCs w:val="20"/>
-                <w:lang w:val="en-CA"/>
-              </w:rPr>
-              <w:t>{</w:t>
-            </w:r>
-            <w:proofErr w:type="gramStart"/>
-            <w:r>
-              <w:rPr>
-                <w:rFonts w:ascii="BC Sans" w:hAnsi="BC Sans"/>
-                <w:sz w:val="20"/>
-                <w:szCs w:val="20"/>
-                <w:lang w:val="en-CA"/>
-              </w:rPr>
-              <w:t>d.</w:t>
+              <w:t>{d.exhibits[i].propertyTagNumber}</w:t>
+            </w:r>
+            <w:r>
+              <w:rPr>
+                <w:rFonts w:ascii="BC Sans" w:hAnsi="BC Sans"/>
+                <w:sz w:val="20"/>
+                <w:szCs w:val="20"/>
+                <w:lang w:val="en-CA"/>
+              </w:rPr>
+              <w:t>{d.</w:t>
             </w:r>
             <w:r>
               <w:rPr>
@@ -4180,25 +2233,14 @@
               </w:rPr>
               <w:t>exhibits</w:t>
             </w:r>
-            <w:proofErr w:type="gramEnd"/>
-            <w:r>
-              <w:rPr>
-                <w:rFonts w:ascii="BC Sans" w:hAnsi="BC Sans"/>
-                <w:sz w:val="20"/>
-                <w:szCs w:val="20"/>
-                <w:lang w:val="en-CA"/>
-              </w:rPr>
-              <w:t>[i</w:t>
-            </w:r>
-            <w:proofErr w:type="gramStart"/>
-            <w:r>
-              <w:rPr>
-                <w:rFonts w:ascii="BC Sans" w:hAnsi="BC Sans"/>
-                <w:sz w:val="20"/>
-                <w:szCs w:val="20"/>
-                <w:lang w:val="en-CA"/>
-              </w:rPr>
-              <w:t>].</w:t>
+            <w:r>
+              <w:rPr>
+                <w:rFonts w:ascii="BC Sans" w:hAnsi="BC Sans"/>
+                <w:sz w:val="20"/>
+                <w:szCs w:val="20"/>
+                <w:lang w:val="en-CA"/>
+              </w:rPr>
+              <w:t>[i].</w:t>
             </w:r>
             <w:r>
               <w:rPr>
@@ -4209,7 +2251,6 @@
               </w:rPr>
               <w:t>isSeized</w:t>
             </w:r>
-            <w:proofErr w:type="gramEnd"/>
             <w:r>
               <w:rPr>
                 <w:rFonts w:ascii="BC Sans" w:hAnsi="BC Sans"/>
@@ -4226,36 +2267,16 @@
                 <w:szCs w:val="20"/>
                 <w:lang w:val="en-CA"/>
               </w:rPr>
-              <w:t>Q(false</w:t>
-            </w:r>
-            <w:proofErr w:type="gramStart"/>
-            <w:r>
-              <w:rPr>
-                <w:rFonts w:ascii="BC Sans" w:hAnsi="BC Sans"/>
-                <w:sz w:val="20"/>
-                <w:szCs w:val="20"/>
-                <w:lang w:val="en-CA"/>
-              </w:rPr>
-              <w:t>)</w:t>
-            </w:r>
-            <w:r>
-              <w:rPr>
-                <w:rFonts w:ascii="BC Sans" w:hAnsi="BC Sans"/>
-                <w:sz w:val="20"/>
-                <w:szCs w:val="20"/>
-                <w:lang w:val="en-CA"/>
-              </w:rPr>
-              <w:t>:hideBegin</w:t>
-            </w:r>
-            <w:proofErr w:type="gramEnd"/>
-            <w:r>
-              <w:rPr>
-                <w:rFonts w:ascii="BC Sans" w:hAnsi="BC Sans"/>
-                <w:sz w:val="20"/>
-                <w:szCs w:val="20"/>
-                <w:lang w:val="en-CA"/>
-              </w:rPr>
-              <w:t>}</w:t>
+              <w:t>Q(false)</w:t>
+            </w:r>
+            <w:r>
+              <w:rPr>
+                <w:rFonts w:ascii="BC Sans" w:hAnsi="BC Sans"/>
+                <w:sz w:val="20"/>
+                <w:szCs w:val="20"/>
+                <w:lang w:val="en-CA"/>
+              </w:rPr>
+              <w:t>:hideBegin}</w:t>
             </w:r>
           </w:p>
         </w:tc>
@@ -4324,71 +2345,7 @@
                 <w:szCs w:val="20"/>
                 <w:lang w:val="en-CA"/>
               </w:rPr>
-              <w:t>{</w:t>
-            </w:r>
-            <w:proofErr w:type="spellStart"/>
-            <w:proofErr w:type="gramStart"/>
-            <w:r>
-              <w:rPr>
-                <w:rFonts w:ascii="BC Sans" w:hAnsi="BC Sans"/>
-                <w:sz w:val="20"/>
-                <w:szCs w:val="20"/>
-                <w:lang w:val="en-CA"/>
-              </w:rPr>
-              <w:t>d.exhibits</w:t>
-            </w:r>
-            <w:proofErr w:type="spellEnd"/>
-            <w:proofErr w:type="gramEnd"/>
-            <w:r>
-              <w:rPr>
-                <w:rFonts w:ascii="BC Sans" w:hAnsi="BC Sans"/>
-                <w:sz w:val="20"/>
-                <w:szCs w:val="20"/>
-                <w:lang w:val="en-CA"/>
-              </w:rPr>
-              <w:t>[</w:t>
-            </w:r>
-            <w:proofErr w:type="spellStart"/>
-            <w:r>
-              <w:rPr>
-                <w:rFonts w:ascii="BC Sans" w:hAnsi="BC Sans"/>
-                <w:sz w:val="20"/>
-                <w:szCs w:val="20"/>
-                <w:lang w:val="en-CA"/>
-              </w:rPr>
-              <w:t>i</w:t>
-            </w:r>
-            <w:proofErr w:type="spellEnd"/>
-            <w:proofErr w:type="gramStart"/>
-            <w:r>
-              <w:rPr>
-                <w:rFonts w:ascii="BC Sans" w:hAnsi="BC Sans"/>
-                <w:sz w:val="20"/>
-                <w:szCs w:val="20"/>
-                <w:lang w:val="en-CA"/>
-              </w:rPr>
-              <w:t>].</w:t>
-            </w:r>
-            <w:proofErr w:type="spellStart"/>
-            <w:r>
-              <w:rPr>
-                <w:rFonts w:ascii="BC Sans" w:hAnsi="BC Sans"/>
-                <w:sz w:val="20"/>
-                <w:szCs w:val="20"/>
-                <w:lang w:val="en-CA"/>
-              </w:rPr>
-              <w:t>seizedFromFirstName</w:t>
-            </w:r>
-            <w:proofErr w:type="spellEnd"/>
-            <w:proofErr w:type="gramEnd"/>
-            <w:r>
-              <w:rPr>
-                <w:rFonts w:ascii="BC Sans" w:hAnsi="BC Sans"/>
-                <w:sz w:val="20"/>
-                <w:szCs w:val="20"/>
-                <w:lang w:val="en-CA"/>
-              </w:rPr>
-              <w:t>}</w:t>
+              <w:t>{d.exhibits[i].seizedFromFirstName}</w:t>
             </w:r>
           </w:p>
         </w:tc>
@@ -4457,71 +2414,7 @@
                 <w:szCs w:val="20"/>
                 <w:lang w:val="en-CA"/>
               </w:rPr>
-              <w:t>{</w:t>
-            </w:r>
-            <w:proofErr w:type="spellStart"/>
-            <w:proofErr w:type="gramStart"/>
-            <w:r>
-              <w:rPr>
-                <w:rFonts w:ascii="BC Sans" w:hAnsi="BC Sans"/>
-                <w:sz w:val="20"/>
-                <w:szCs w:val="20"/>
-                <w:lang w:val="en-CA"/>
-              </w:rPr>
-              <w:t>d.exhibits</w:t>
-            </w:r>
-            <w:proofErr w:type="spellEnd"/>
-            <w:proofErr w:type="gramEnd"/>
-            <w:r>
-              <w:rPr>
-                <w:rFonts w:ascii="BC Sans" w:hAnsi="BC Sans"/>
-                <w:sz w:val="20"/>
-                <w:szCs w:val="20"/>
-                <w:lang w:val="en-CA"/>
-              </w:rPr>
-              <w:t>[</w:t>
-            </w:r>
-            <w:proofErr w:type="spellStart"/>
-            <w:r>
-              <w:rPr>
-                <w:rFonts w:ascii="BC Sans" w:hAnsi="BC Sans"/>
-                <w:sz w:val="20"/>
-                <w:szCs w:val="20"/>
-                <w:lang w:val="en-CA"/>
-              </w:rPr>
-              <w:t>i</w:t>
-            </w:r>
-            <w:proofErr w:type="spellEnd"/>
-            <w:proofErr w:type="gramStart"/>
-            <w:r>
-              <w:rPr>
-                <w:rFonts w:ascii="BC Sans" w:hAnsi="BC Sans"/>
-                <w:sz w:val="20"/>
-                <w:szCs w:val="20"/>
-                <w:lang w:val="en-CA"/>
-              </w:rPr>
-              <w:t>].</w:t>
-            </w:r>
-            <w:proofErr w:type="spellStart"/>
-            <w:r>
-              <w:rPr>
-                <w:rFonts w:ascii="BC Sans" w:hAnsi="BC Sans"/>
-                <w:sz w:val="20"/>
-                <w:szCs w:val="20"/>
-                <w:lang w:val="en-CA"/>
-              </w:rPr>
-              <w:t>seizedFromLastName</w:t>
-            </w:r>
-            <w:proofErr w:type="spellEnd"/>
-            <w:proofErr w:type="gramEnd"/>
-            <w:r>
-              <w:rPr>
-                <w:rFonts w:ascii="BC Sans" w:hAnsi="BC Sans"/>
-                <w:sz w:val="20"/>
-                <w:szCs w:val="20"/>
-                <w:lang w:val="en-CA"/>
-              </w:rPr>
-              <w:t>}</w:t>
+              <w:t>{d.exhibits[i].seizedFromLastName}</w:t>
             </w:r>
           </w:p>
         </w:tc>
@@ -4558,7 +2451,6 @@
                 <w:szCs w:val="20"/>
                 <w:lang w:val="en-CA"/>
               </w:rPr>
-              <w:lastRenderedPageBreak/>
               <w:t>Seized from address</w:t>
             </w:r>
           </w:p>
@@ -4591,71 +2483,7 @@
                 <w:szCs w:val="20"/>
                 <w:lang w:val="en-CA"/>
               </w:rPr>
-              <w:t>{</w:t>
-            </w:r>
-            <w:proofErr w:type="spellStart"/>
-            <w:proofErr w:type="gramStart"/>
-            <w:r>
-              <w:rPr>
-                <w:rFonts w:ascii="BC Sans" w:hAnsi="BC Sans"/>
-                <w:sz w:val="20"/>
-                <w:szCs w:val="20"/>
-                <w:lang w:val="en-CA"/>
-              </w:rPr>
-              <w:t>d.exhibits</w:t>
-            </w:r>
-            <w:proofErr w:type="spellEnd"/>
-            <w:proofErr w:type="gramEnd"/>
-            <w:r>
-              <w:rPr>
-                <w:rFonts w:ascii="BC Sans" w:hAnsi="BC Sans"/>
-                <w:sz w:val="20"/>
-                <w:szCs w:val="20"/>
-                <w:lang w:val="en-CA"/>
-              </w:rPr>
-              <w:t>[</w:t>
-            </w:r>
-            <w:proofErr w:type="spellStart"/>
-            <w:r>
-              <w:rPr>
-                <w:rFonts w:ascii="BC Sans" w:hAnsi="BC Sans"/>
-                <w:sz w:val="20"/>
-                <w:szCs w:val="20"/>
-                <w:lang w:val="en-CA"/>
-              </w:rPr>
-              <w:t>i</w:t>
-            </w:r>
-            <w:proofErr w:type="spellEnd"/>
-            <w:proofErr w:type="gramStart"/>
-            <w:r>
-              <w:rPr>
-                <w:rFonts w:ascii="BC Sans" w:hAnsi="BC Sans"/>
-                <w:sz w:val="20"/>
-                <w:szCs w:val="20"/>
-                <w:lang w:val="en-CA"/>
-              </w:rPr>
-              <w:t>].</w:t>
-            </w:r>
-            <w:proofErr w:type="spellStart"/>
-            <w:r>
-              <w:rPr>
-                <w:rFonts w:ascii="BC Sans" w:hAnsi="BC Sans"/>
-                <w:sz w:val="20"/>
-                <w:szCs w:val="20"/>
-                <w:lang w:val="en-CA"/>
-              </w:rPr>
-              <w:t>seizedFromAddress</w:t>
-            </w:r>
-            <w:proofErr w:type="spellEnd"/>
-            <w:proofErr w:type="gramEnd"/>
-            <w:r>
-              <w:rPr>
-                <w:rFonts w:ascii="BC Sans" w:hAnsi="BC Sans"/>
-                <w:sz w:val="20"/>
-                <w:szCs w:val="20"/>
-                <w:lang w:val="en-CA"/>
-              </w:rPr>
-              <w:t>}</w:t>
+              <w:t>{d.exhibits[i].seizedFromAddress}</w:t>
             </w:r>
           </w:p>
         </w:tc>
@@ -4724,66 +2552,16 @@
                 <w:szCs w:val="20"/>
                 <w:lang w:val="en-CA"/>
               </w:rPr>
-              <w:t>{</w:t>
-            </w:r>
-            <w:proofErr w:type="gramStart"/>
-            <w:r>
-              <w:rPr>
-                <w:rFonts w:ascii="BC Sans" w:hAnsi="BC Sans"/>
-                <w:sz w:val="20"/>
-                <w:szCs w:val="20"/>
-                <w:lang w:val="en-CA"/>
-              </w:rPr>
-              <w:t>d.exhibits</w:t>
-            </w:r>
-            <w:proofErr w:type="gramEnd"/>
-            <w:r>
-              <w:rPr>
-                <w:rFonts w:ascii="BC Sans" w:hAnsi="BC Sans"/>
-                <w:sz w:val="20"/>
-                <w:szCs w:val="20"/>
-                <w:lang w:val="en-CA"/>
-              </w:rPr>
-              <w:t>[i</w:t>
-            </w:r>
-            <w:proofErr w:type="gramStart"/>
-            <w:r>
-              <w:rPr>
-                <w:rFonts w:ascii="BC Sans" w:hAnsi="BC Sans"/>
-                <w:sz w:val="20"/>
-                <w:szCs w:val="20"/>
-                <w:lang w:val="en-CA"/>
-              </w:rPr>
-              <w:t>].seizedFromPhoneNumber</w:t>
-            </w:r>
-            <w:proofErr w:type="gramEnd"/>
-            <w:r>
-              <w:rPr>
-                <w:rFonts w:ascii="BC Sans" w:hAnsi="BC Sans"/>
-                <w:sz w:val="20"/>
-                <w:szCs w:val="20"/>
-                <w:lang w:val="en-CA"/>
-              </w:rPr>
-              <w:t>}</w:t>
-            </w:r>
-            <w:r>
-              <w:rPr>
-                <w:rFonts w:ascii="BC Sans" w:hAnsi="BC Sans"/>
-                <w:sz w:val="20"/>
-                <w:szCs w:val="20"/>
-                <w:lang w:val="en-CA"/>
-              </w:rPr>
-              <w:t>{</w:t>
-            </w:r>
-            <w:proofErr w:type="gramStart"/>
-            <w:r>
-              <w:rPr>
-                <w:rFonts w:ascii="BC Sans" w:hAnsi="BC Sans"/>
-                <w:sz w:val="20"/>
-                <w:szCs w:val="20"/>
-                <w:lang w:val="en-CA"/>
-              </w:rPr>
-              <w:t>d.</w:t>
+              <w:t>{d.exhibits[i].seizedFromPhoneNumber}</w:t>
+            </w:r>
+            <w:r>
+              <w:rPr>
+                <w:rFonts w:ascii="BC Sans" w:hAnsi="BC Sans"/>
+                <w:sz w:val="20"/>
+                <w:szCs w:val="20"/>
+                <w:lang w:val="en-CA"/>
+              </w:rPr>
+              <w:t>{d.</w:t>
             </w:r>
             <w:r>
               <w:rPr>
@@ -4794,25 +2572,14 @@
               </w:rPr>
               <w:t>exhibits</w:t>
             </w:r>
-            <w:proofErr w:type="gramEnd"/>
-            <w:r>
-              <w:rPr>
-                <w:rFonts w:ascii="BC Sans" w:hAnsi="BC Sans"/>
-                <w:sz w:val="20"/>
-                <w:szCs w:val="20"/>
-                <w:lang w:val="en-CA"/>
-              </w:rPr>
-              <w:t>[i</w:t>
-            </w:r>
-            <w:proofErr w:type="gramStart"/>
-            <w:r>
-              <w:rPr>
-                <w:rFonts w:ascii="BC Sans" w:hAnsi="BC Sans"/>
-                <w:sz w:val="20"/>
-                <w:szCs w:val="20"/>
-                <w:lang w:val="en-CA"/>
-              </w:rPr>
-              <w:t>].</w:t>
+            <w:r>
+              <w:rPr>
+                <w:rFonts w:ascii="BC Sans" w:hAnsi="BC Sans"/>
+                <w:sz w:val="20"/>
+                <w:szCs w:val="20"/>
+                <w:lang w:val="en-CA"/>
+              </w:rPr>
+              <w:t>[i].</w:t>
             </w:r>
             <w:r>
               <w:rPr>
@@ -4823,7 +2590,6 @@
               </w:rPr>
               <w:t>isSeized</w:t>
             </w:r>
-            <w:proofErr w:type="gramEnd"/>
             <w:r>
               <w:rPr>
                 <w:rFonts w:ascii="BC Sans" w:hAnsi="BC Sans"/>
@@ -4880,17 +2646,7 @@
           <w:sz w:val="20"/>
           <w:szCs w:val="20"/>
         </w:rPr>
-        <w:t>{</w:t>
-      </w:r>
-      <w:proofErr w:type="spellStart"/>
-      <w:proofErr w:type="gramStart"/>
-      <w:r>
-        <w:rPr>
-          <w:rFonts w:ascii="BC Sans" w:hAnsi="BC Sans"/>
-          <w:sz w:val="20"/>
-          <w:szCs w:val="20"/>
-        </w:rPr>
-        <w:t>d.</w:t>
+        <w:t>{d.</w:t>
       </w:r>
       <w:r>
         <w:rPr>
@@ -4900,24 +2656,13 @@
         </w:rPr>
         <w:t>exhibits</w:t>
       </w:r>
-      <w:proofErr w:type="spellEnd"/>
-      <w:proofErr w:type="gramEnd"/>
       <w:r>
         <w:rPr>
           <w:rFonts w:ascii="BC Sans" w:hAnsi="BC Sans"/>
           <w:sz w:val="20"/>
           <w:szCs w:val="20"/>
         </w:rPr>
-        <w:t>[i+1</w:t>
-      </w:r>
-      <w:proofErr w:type="gramStart"/>
-      <w:r>
-        <w:rPr>
-          <w:rFonts w:ascii="BC Sans" w:hAnsi="BC Sans"/>
-          <w:sz w:val="20"/>
-          <w:szCs w:val="20"/>
-        </w:rPr>
-        <w:t>]</w:t>
+        <w:t>[i+1]</w:t>
       </w:r>
       <w:r>
         <w:rPr>
@@ -4925,16 +2670,7 @@
           <w:sz w:val="20"/>
           <w:szCs w:val="20"/>
         </w:rPr>
-        <w:t>.</w:t>
-      </w:r>
-      <w:proofErr w:type="spellStart"/>
-      <w:r>
-        <w:rPr>
-          <w:rFonts w:ascii="BC Sans" w:hAnsi="BC Sans"/>
-          <w:sz w:val="20"/>
-          <w:szCs w:val="20"/>
-        </w:rPr>
-        <w:t>exhibit</w:t>
+        <w:t>.exhibit</w:t>
       </w:r>
       <w:r>
         <w:rPr>
@@ -4952,8 +2688,6 @@
         </w:rPr>
         <w:t>Number</w:t>
       </w:r>
-      <w:proofErr w:type="spellEnd"/>
-      <w:proofErr w:type="gramEnd"/>
       <w:r>
         <w:rPr>
           <w:rFonts w:ascii="BC Sans" w:hAnsi="BC Sans"/>
@@ -5005,49 +2739,7 @@
                 <w:sz w:val="20"/>
                 <w:szCs w:val="20"/>
               </w:rPr>
-              <w:t>Attachment {</w:t>
-            </w:r>
-            <w:proofErr w:type="spellStart"/>
-            <w:proofErr w:type="gramStart"/>
-            <w:r>
-              <w:rPr>
-                <w:rFonts w:ascii="BC Sans" w:hAnsi="BC Sans"/>
-                <w:caps w:val="0"/>
-                <w:sz w:val="20"/>
-                <w:szCs w:val="20"/>
-              </w:rPr>
-              <w:t>d.attachments</w:t>
-            </w:r>
-            <w:proofErr w:type="spellEnd"/>
-            <w:proofErr w:type="gramEnd"/>
-            <w:r>
-              <w:rPr>
-                <w:rFonts w:ascii="BC Sans" w:hAnsi="BC Sans"/>
-                <w:caps w:val="0"/>
-                <w:sz w:val="20"/>
-                <w:szCs w:val="20"/>
-              </w:rPr>
-              <w:t>[</w:t>
-            </w:r>
-            <w:proofErr w:type="spellStart"/>
-            <w:r>
-              <w:rPr>
-                <w:rFonts w:ascii="BC Sans" w:hAnsi="BC Sans"/>
-                <w:caps w:val="0"/>
-                <w:sz w:val="20"/>
-                <w:szCs w:val="20"/>
-              </w:rPr>
-              <w:t>i</w:t>
-            </w:r>
-            <w:proofErr w:type="spellEnd"/>
-            <w:r>
-              <w:rPr>
-                <w:rFonts w:ascii="BC Sans" w:hAnsi="BC Sans"/>
-                <w:caps w:val="0"/>
-                <w:sz w:val="20"/>
-                <w:szCs w:val="20"/>
-              </w:rPr>
-              <w:t>].</w:t>
+              <w:t>Attachment {d.attachments[i].</w:t>
             </w:r>
             <w:r>
               <w:rPr>
@@ -5129,71 +2821,7 @@
                 <w:szCs w:val="20"/>
                 <w:lang w:val="en-CA"/>
               </w:rPr>
-              <w:t>{</w:t>
-            </w:r>
-            <w:proofErr w:type="spellStart"/>
-            <w:proofErr w:type="gramStart"/>
-            <w:r>
-              <w:rPr>
-                <w:rFonts w:ascii="BC Sans" w:hAnsi="BC Sans"/>
-                <w:sz w:val="20"/>
-                <w:szCs w:val="20"/>
-                <w:lang w:val="en-CA"/>
-              </w:rPr>
-              <w:t>d.attachments</w:t>
-            </w:r>
-            <w:proofErr w:type="spellEnd"/>
-            <w:proofErr w:type="gramEnd"/>
-            <w:r>
-              <w:rPr>
-                <w:rFonts w:ascii="BC Sans" w:hAnsi="BC Sans"/>
-                <w:sz w:val="20"/>
-                <w:szCs w:val="20"/>
-                <w:lang w:val="en-CA"/>
-              </w:rPr>
-              <w:t>[</w:t>
-            </w:r>
-            <w:proofErr w:type="spellStart"/>
-            <w:r>
-              <w:rPr>
-                <w:rFonts w:ascii="BC Sans" w:hAnsi="BC Sans"/>
-                <w:sz w:val="20"/>
-                <w:szCs w:val="20"/>
-                <w:lang w:val="en-CA"/>
-              </w:rPr>
-              <w:t>i</w:t>
-            </w:r>
-            <w:proofErr w:type="spellEnd"/>
-            <w:proofErr w:type="gramStart"/>
-            <w:r>
-              <w:rPr>
-                <w:rFonts w:ascii="BC Sans" w:hAnsi="BC Sans"/>
-                <w:sz w:val="20"/>
-                <w:szCs w:val="20"/>
-                <w:lang w:val="en-CA"/>
-              </w:rPr>
-              <w:t>].</w:t>
-            </w:r>
-            <w:proofErr w:type="spellStart"/>
-            <w:r>
-              <w:rPr>
-                <w:rFonts w:ascii="BC Sans" w:hAnsi="BC Sans"/>
-                <w:sz w:val="20"/>
-                <w:szCs w:val="20"/>
-                <w:lang w:val="en-CA"/>
-              </w:rPr>
-              <w:t>fileType</w:t>
-            </w:r>
-            <w:proofErr w:type="spellEnd"/>
-            <w:proofErr w:type="gramEnd"/>
-            <w:r>
-              <w:rPr>
-                <w:rFonts w:ascii="BC Sans" w:hAnsi="BC Sans"/>
-                <w:sz w:val="20"/>
-                <w:szCs w:val="20"/>
-                <w:lang w:val="en-CA"/>
-              </w:rPr>
-              <w:t>}</w:t>
+              <w:t>{d.attachments[i].fileType}</w:t>
             </w:r>
           </w:p>
         </w:tc>
@@ -5263,71 +2891,7 @@
                 <w:szCs w:val="20"/>
                 <w:lang w:val="en-CA"/>
               </w:rPr>
-              <w:t>{</w:t>
-            </w:r>
-            <w:proofErr w:type="spellStart"/>
-            <w:proofErr w:type="gramStart"/>
-            <w:r>
-              <w:rPr>
-                <w:rFonts w:ascii="BC Sans" w:hAnsi="BC Sans"/>
-                <w:sz w:val="20"/>
-                <w:szCs w:val="20"/>
-                <w:lang w:val="en-CA"/>
-              </w:rPr>
-              <w:t>d.attachments</w:t>
-            </w:r>
-            <w:proofErr w:type="spellEnd"/>
-            <w:proofErr w:type="gramEnd"/>
-            <w:r>
-              <w:rPr>
-                <w:rFonts w:ascii="BC Sans" w:hAnsi="BC Sans"/>
-                <w:sz w:val="20"/>
-                <w:szCs w:val="20"/>
-                <w:lang w:val="en-CA"/>
-              </w:rPr>
-              <w:t>[</w:t>
-            </w:r>
-            <w:proofErr w:type="spellStart"/>
-            <w:r>
-              <w:rPr>
-                <w:rFonts w:ascii="BC Sans" w:hAnsi="BC Sans"/>
-                <w:sz w:val="20"/>
-                <w:szCs w:val="20"/>
-                <w:lang w:val="en-CA"/>
-              </w:rPr>
-              <w:t>i</w:t>
-            </w:r>
-            <w:proofErr w:type="spellEnd"/>
-            <w:proofErr w:type="gramStart"/>
-            <w:r>
-              <w:rPr>
-                <w:rFonts w:ascii="BC Sans" w:hAnsi="BC Sans"/>
-                <w:sz w:val="20"/>
-                <w:szCs w:val="20"/>
-                <w:lang w:val="en-CA"/>
-              </w:rPr>
-              <w:t>].</w:t>
-            </w:r>
-            <w:proofErr w:type="spellStart"/>
-            <w:r>
-              <w:rPr>
-                <w:rFonts w:ascii="BC Sans" w:hAnsi="BC Sans"/>
-                <w:sz w:val="20"/>
-                <w:szCs w:val="20"/>
-                <w:lang w:val="en-CA"/>
-              </w:rPr>
-              <w:t>sequenceNumber</w:t>
-            </w:r>
-            <w:proofErr w:type="spellEnd"/>
-            <w:proofErr w:type="gramEnd"/>
-            <w:r>
-              <w:rPr>
-                <w:rFonts w:ascii="BC Sans" w:hAnsi="BC Sans"/>
-                <w:sz w:val="20"/>
-                <w:szCs w:val="20"/>
-                <w:lang w:val="en-CA"/>
-              </w:rPr>
-              <w:t>}</w:t>
+              <w:t>{d.attachments[i].sequenceNumber}</w:t>
             </w:r>
           </w:p>
         </w:tc>
@@ -5391,60 +2955,7 @@
                 <w:szCs w:val="20"/>
                 <w:lang w:val="en-CA"/>
               </w:rPr>
-              <w:t>{</w:t>
-            </w:r>
-            <w:proofErr w:type="spellStart"/>
-            <w:proofErr w:type="gramStart"/>
-            <w:r>
-              <w:rPr>
-                <w:rFonts w:ascii="BC Sans" w:hAnsi="BC Sans"/>
-                <w:sz w:val="20"/>
-                <w:szCs w:val="20"/>
-                <w:lang w:val="en-CA"/>
-              </w:rPr>
-              <w:t>d.attachments</w:t>
-            </w:r>
-            <w:proofErr w:type="spellEnd"/>
-            <w:proofErr w:type="gramEnd"/>
-            <w:r>
-              <w:rPr>
-                <w:rFonts w:ascii="BC Sans" w:hAnsi="BC Sans"/>
-                <w:sz w:val="20"/>
-                <w:szCs w:val="20"/>
-                <w:lang w:val="en-CA"/>
-              </w:rPr>
-              <w:t>[</w:t>
-            </w:r>
-            <w:proofErr w:type="spellStart"/>
-            <w:r>
-              <w:rPr>
-                <w:rFonts w:ascii="BC Sans" w:hAnsi="BC Sans"/>
-                <w:sz w:val="20"/>
-                <w:szCs w:val="20"/>
-                <w:lang w:val="en-CA"/>
-              </w:rPr>
-              <w:t>i</w:t>
-            </w:r>
-            <w:proofErr w:type="spellEnd"/>
-            <w:proofErr w:type="gramStart"/>
-            <w:r>
-              <w:rPr>
-                <w:rFonts w:ascii="BC Sans" w:hAnsi="BC Sans"/>
-                <w:sz w:val="20"/>
-                <w:szCs w:val="20"/>
-                <w:lang w:val="en-CA"/>
-              </w:rPr>
-              <w:t>].description</w:t>
-            </w:r>
-            <w:proofErr w:type="gramEnd"/>
-            <w:r>
-              <w:rPr>
-                <w:rFonts w:ascii="BC Sans" w:hAnsi="BC Sans"/>
-                <w:sz w:val="20"/>
-                <w:szCs w:val="20"/>
-                <w:lang w:val="en-CA"/>
-              </w:rPr>
-              <w:t>}</w:t>
+              <w:t>{d.attachments[i].description}</w:t>
             </w:r>
           </w:p>
         </w:tc>
@@ -5507,60 +3018,7 @@
                 <w:szCs w:val="20"/>
                 <w:lang w:val="en-CA"/>
               </w:rPr>
-              <w:t>{</w:t>
-            </w:r>
-            <w:proofErr w:type="spellStart"/>
-            <w:proofErr w:type="gramStart"/>
-            <w:r>
-              <w:rPr>
-                <w:rFonts w:ascii="BC Sans" w:hAnsi="BC Sans"/>
-                <w:sz w:val="20"/>
-                <w:szCs w:val="20"/>
-                <w:lang w:val="en-CA"/>
-              </w:rPr>
-              <w:t>d.attachments</w:t>
-            </w:r>
-            <w:proofErr w:type="spellEnd"/>
-            <w:proofErr w:type="gramEnd"/>
-            <w:r>
-              <w:rPr>
-                <w:rFonts w:ascii="BC Sans" w:hAnsi="BC Sans"/>
-                <w:sz w:val="20"/>
-                <w:szCs w:val="20"/>
-                <w:lang w:val="en-CA"/>
-              </w:rPr>
-              <w:t>[</w:t>
-            </w:r>
-            <w:proofErr w:type="spellStart"/>
-            <w:r>
-              <w:rPr>
-                <w:rFonts w:ascii="BC Sans" w:hAnsi="BC Sans"/>
-                <w:sz w:val="20"/>
-                <w:szCs w:val="20"/>
-                <w:lang w:val="en-CA"/>
-              </w:rPr>
-              <w:t>i</w:t>
-            </w:r>
-            <w:proofErr w:type="spellEnd"/>
-            <w:proofErr w:type="gramStart"/>
-            <w:r>
-              <w:rPr>
-                <w:rFonts w:ascii="BC Sans" w:hAnsi="BC Sans"/>
-                <w:sz w:val="20"/>
-                <w:szCs w:val="20"/>
-                <w:lang w:val="en-CA"/>
-              </w:rPr>
-              <w:t>].title</w:t>
-            </w:r>
-            <w:proofErr w:type="gramEnd"/>
-            <w:r>
-              <w:rPr>
-                <w:rFonts w:ascii="BC Sans" w:hAnsi="BC Sans"/>
-                <w:sz w:val="20"/>
-                <w:szCs w:val="20"/>
-                <w:lang w:val="en-CA"/>
-              </w:rPr>
-              <w:t>}</w:t>
+              <w:t>{d.attachments[i].title}</w:t>
             </w:r>
           </w:p>
         </w:tc>
@@ -5622,116 +3080,16 @@
                 <w:szCs w:val="20"/>
                 <w:lang w:val="en-CA"/>
               </w:rPr>
-              <w:t>{</w:t>
-            </w:r>
-            <w:proofErr w:type="gramStart"/>
-            <w:r>
-              <w:rPr>
-                <w:rFonts w:ascii="BC Sans" w:hAnsi="BC Sans"/>
-                <w:sz w:val="20"/>
-                <w:szCs w:val="20"/>
-                <w:lang w:val="en-CA"/>
-              </w:rPr>
-              <w:t>d.attachments</w:t>
-            </w:r>
-            <w:proofErr w:type="gramEnd"/>
-            <w:r>
-              <w:rPr>
-                <w:rFonts w:ascii="BC Sans" w:hAnsi="BC Sans"/>
-                <w:sz w:val="20"/>
-                <w:szCs w:val="20"/>
-                <w:lang w:val="en-CA"/>
-              </w:rPr>
-              <w:t>[i</w:t>
-            </w:r>
-            <w:proofErr w:type="gramStart"/>
-            <w:r>
-              <w:rPr>
-                <w:rFonts w:ascii="BC Sans" w:hAnsi="BC Sans"/>
-                <w:sz w:val="20"/>
-                <w:szCs w:val="20"/>
-                <w:lang w:val="en-CA"/>
-              </w:rPr>
-              <w:t>].date</w:t>
-            </w:r>
-            <w:proofErr w:type="gramEnd"/>
-            <w:r>
-              <w:rPr>
-                <w:rFonts w:ascii="BC Sans" w:hAnsi="BC Sans"/>
-                <w:sz w:val="20"/>
-                <w:szCs w:val="20"/>
-                <w:lang w:val="en-CA"/>
-              </w:rPr>
-              <w:t>}</w:t>
-            </w:r>
-            <w:r>
-              <w:rPr>
-                <w:rFonts w:ascii="BC Sans" w:hAnsi="BC Sans"/>
-                <w:sz w:val="20"/>
-                <w:szCs w:val="20"/>
-                <w:lang w:val="en-CA"/>
-              </w:rPr>
-              <w:t>{</w:t>
-            </w:r>
-            <w:proofErr w:type="gramStart"/>
-            <w:r>
-              <w:rPr>
-                <w:rFonts w:ascii="BC Sans" w:hAnsi="BC Sans"/>
-                <w:sz w:val="20"/>
-                <w:szCs w:val="20"/>
-                <w:lang w:val="en-CA"/>
-              </w:rPr>
-              <w:t>d.attachments</w:t>
-            </w:r>
-            <w:proofErr w:type="gramEnd"/>
-            <w:r>
-              <w:rPr>
-                <w:rFonts w:ascii="BC Sans" w:hAnsi="BC Sans"/>
-                <w:sz w:val="20"/>
-                <w:szCs w:val="20"/>
-                <w:lang w:val="en-CA"/>
-              </w:rPr>
-              <w:t>[i</w:t>
-            </w:r>
-            <w:proofErr w:type="gramStart"/>
-            <w:r>
-              <w:rPr>
-                <w:rFonts w:ascii="BC Sans" w:hAnsi="BC Sans"/>
-                <w:sz w:val="20"/>
-                <w:szCs w:val="20"/>
-                <w:lang w:val="en-CA"/>
-              </w:rPr>
-              <w:t>].takenBy.lastName</w:t>
-            </w:r>
-            <w:proofErr w:type="gramEnd"/>
-            <w:r>
-              <w:rPr>
-                <w:rFonts w:ascii="BC Sans" w:hAnsi="BC Sans"/>
-                <w:sz w:val="20"/>
-                <w:szCs w:val="20"/>
-                <w:lang w:val="en-CA"/>
-              </w:rPr>
-              <w:t>:</w:t>
-            </w:r>
-            <w:proofErr w:type="gramStart"/>
-            <w:r>
-              <w:rPr>
-                <w:rFonts w:ascii="BC Sans" w:hAnsi="BC Sans"/>
-                <w:sz w:val="20"/>
-                <w:szCs w:val="20"/>
-                <w:lang w:val="en-CA"/>
-              </w:rPr>
-              <w:t>ifEM:hideBegin</w:t>
-            </w:r>
-            <w:proofErr w:type="gramEnd"/>
-            <w:r>
-              <w:rPr>
-                <w:rFonts w:ascii="BC Sans" w:hAnsi="BC Sans"/>
-                <w:sz w:val="20"/>
-                <w:szCs w:val="20"/>
-                <w:lang w:val="en-CA"/>
-              </w:rPr>
-              <w:t>}</w:t>
+              <w:t>{d.attachments[i].date}</w:t>
+            </w:r>
+            <w:r>
+              <w:rPr>
+                <w:rFonts w:ascii="BC Sans" w:hAnsi="BC Sans"/>
+                <w:sz w:val="20"/>
+                <w:szCs w:val="20"/>
+                <w:lang w:val="en-CA"/>
+              </w:rPr>
+              <w:t>{d.attachments[i].takenBy.lastName:ifEM:hideBegin}</w:t>
             </w:r>
           </w:p>
         </w:tc>
@@ -5792,60 +3150,7 @@
                 <w:szCs w:val="20"/>
                 <w:lang w:val="en-CA"/>
               </w:rPr>
-              <w:t>{</w:t>
-            </w:r>
-            <w:proofErr w:type="spellStart"/>
-            <w:proofErr w:type="gramStart"/>
-            <w:r>
-              <w:rPr>
-                <w:rFonts w:ascii="BC Sans" w:hAnsi="BC Sans"/>
-                <w:sz w:val="20"/>
-                <w:szCs w:val="20"/>
-                <w:lang w:val="en-CA"/>
-              </w:rPr>
-              <w:t>d.attachments</w:t>
-            </w:r>
-            <w:proofErr w:type="spellEnd"/>
-            <w:proofErr w:type="gramEnd"/>
-            <w:r>
-              <w:rPr>
-                <w:rFonts w:ascii="BC Sans" w:hAnsi="BC Sans"/>
-                <w:sz w:val="20"/>
-                <w:szCs w:val="20"/>
-                <w:lang w:val="en-CA"/>
-              </w:rPr>
-              <w:t>[</w:t>
-            </w:r>
-            <w:proofErr w:type="spellStart"/>
-            <w:r>
-              <w:rPr>
-                <w:rFonts w:ascii="BC Sans" w:hAnsi="BC Sans"/>
-                <w:sz w:val="20"/>
-                <w:szCs w:val="20"/>
-                <w:lang w:val="en-CA"/>
-              </w:rPr>
-              <w:t>i</w:t>
-            </w:r>
-            <w:proofErr w:type="spellEnd"/>
-            <w:proofErr w:type="gramStart"/>
-            <w:r>
-              <w:rPr>
-                <w:rFonts w:ascii="BC Sans" w:hAnsi="BC Sans"/>
-                <w:sz w:val="20"/>
-                <w:szCs w:val="20"/>
-                <w:lang w:val="en-CA"/>
-              </w:rPr>
-              <w:t>].</w:t>
-            </w:r>
-            <w:proofErr w:type="spellStart"/>
-            <w:r>
-              <w:rPr>
-                <w:rFonts w:ascii="BC Sans" w:hAnsi="BC Sans"/>
-                <w:sz w:val="20"/>
-                <w:szCs w:val="20"/>
-                <w:lang w:val="en-CA"/>
-              </w:rPr>
-              <w:t>takenBy</w:t>
+              <w:t>{d.attachments[i].takenBy</w:t>
             </w:r>
             <w:r>
               <w:rPr>
@@ -5856,8 +3161,6 @@
               </w:rPr>
               <w:t>.lastName</w:t>
             </w:r>
-            <w:proofErr w:type="spellEnd"/>
-            <w:proofErr w:type="gramEnd"/>
             <w:r>
               <w:rPr>
                 <w:rFonts w:ascii="BC Sans" w:hAnsi="BC Sans"/>
@@ -5874,86 +3177,16 @@
                 <w:szCs w:val="20"/>
                 <w:lang w:val="en-CA"/>
               </w:rPr>
-              <w:t>, {</w:t>
-            </w:r>
-            <w:proofErr w:type="gramStart"/>
-            <w:r>
-              <w:rPr>
-                <w:rFonts w:ascii="BC Sans" w:hAnsi="BC Sans"/>
-                <w:sz w:val="20"/>
-                <w:szCs w:val="20"/>
-                <w:lang w:val="en-CA"/>
-              </w:rPr>
-              <w:t>d.attachments</w:t>
-            </w:r>
-            <w:proofErr w:type="gramEnd"/>
-            <w:r>
-              <w:rPr>
-                <w:rFonts w:ascii="BC Sans" w:hAnsi="BC Sans"/>
-                <w:sz w:val="20"/>
-                <w:szCs w:val="20"/>
-                <w:lang w:val="en-CA"/>
-              </w:rPr>
-              <w:t>[i</w:t>
-            </w:r>
-            <w:proofErr w:type="gramStart"/>
-            <w:r>
-              <w:rPr>
-                <w:rFonts w:ascii="BC Sans" w:hAnsi="BC Sans"/>
-                <w:sz w:val="20"/>
-                <w:szCs w:val="20"/>
-                <w:lang w:val="en-CA"/>
-              </w:rPr>
-              <w:t>].takenBy.firstName</w:t>
-            </w:r>
-            <w:proofErr w:type="gramEnd"/>
-            <w:r>
-              <w:rPr>
-                <w:rFonts w:ascii="BC Sans" w:hAnsi="BC Sans"/>
-                <w:sz w:val="20"/>
-                <w:szCs w:val="20"/>
-                <w:lang w:val="en-CA"/>
-              </w:rPr>
-              <w:t>}</w:t>
-            </w:r>
-            <w:r>
-              <w:rPr>
-                <w:rFonts w:ascii="BC Sans" w:hAnsi="BC Sans"/>
-                <w:sz w:val="20"/>
-                <w:szCs w:val="20"/>
-                <w:lang w:val="en-CA"/>
-              </w:rPr>
-              <w:t>{</w:t>
-            </w:r>
-            <w:proofErr w:type="gramStart"/>
-            <w:r>
-              <w:rPr>
-                <w:rFonts w:ascii="BC Sans" w:hAnsi="BC Sans"/>
-                <w:sz w:val="20"/>
-                <w:szCs w:val="20"/>
-                <w:lang w:val="en-CA"/>
-              </w:rPr>
-              <w:t>d.attachments</w:t>
-            </w:r>
-            <w:proofErr w:type="gramEnd"/>
-            <w:r>
-              <w:rPr>
-                <w:rFonts w:ascii="BC Sans" w:hAnsi="BC Sans"/>
-                <w:sz w:val="20"/>
-                <w:szCs w:val="20"/>
-                <w:lang w:val="en-CA"/>
-              </w:rPr>
-              <w:t>[i</w:t>
-            </w:r>
-            <w:proofErr w:type="gramStart"/>
-            <w:r>
-              <w:rPr>
-                <w:rFonts w:ascii="BC Sans" w:hAnsi="BC Sans"/>
-                <w:sz w:val="20"/>
-                <w:szCs w:val="20"/>
-                <w:lang w:val="en-CA"/>
-              </w:rPr>
-              <w:t>].takenBy.</w:t>
+              <w:t>, {d.attachments[i].takenBy.firstName}</w:t>
+            </w:r>
+            <w:r>
+              <w:rPr>
+                <w:rFonts w:ascii="BC Sans" w:hAnsi="BC Sans"/>
+                <w:sz w:val="20"/>
+                <w:szCs w:val="20"/>
+                <w:lang w:val="en-CA"/>
+              </w:rPr>
+              <w:t>{d.attachments[i].takenBy.</w:t>
             </w:r>
             <w:r>
               <w:rPr>
@@ -5964,35 +3197,14 @@
               </w:rPr>
               <w:t>location</w:t>
             </w:r>
-            <w:proofErr w:type="gramEnd"/>
-            <w:r>
-              <w:rPr>
-                <w:rFonts w:ascii="BC Sans" w:hAnsi="BC Sans"/>
-                <w:sz w:val="20"/>
-                <w:szCs w:val="20"/>
-                <w:lang w:val="en-CA"/>
-              </w:rPr>
-              <w:t>:</w:t>
-            </w:r>
-            <w:proofErr w:type="gramStart"/>
-            <w:r>
-              <w:rPr>
-                <w:rFonts w:ascii="BC Sans" w:hAnsi="BC Sans"/>
-                <w:sz w:val="20"/>
-                <w:szCs w:val="20"/>
-                <w:lang w:val="en-CA"/>
-              </w:rPr>
-              <w:t>ifEM:hideBegin</w:t>
-            </w:r>
-            <w:proofErr w:type="gramEnd"/>
-            <w:r>
-              <w:rPr>
-                <w:rFonts w:ascii="BC Sans" w:hAnsi="BC Sans"/>
-                <w:sz w:val="20"/>
-                <w:szCs w:val="20"/>
-                <w:lang w:val="en-CA"/>
-              </w:rPr>
-              <w:t>}</w:t>
+            <w:r>
+              <w:rPr>
+                <w:rFonts w:ascii="BC Sans" w:hAnsi="BC Sans"/>
+                <w:sz w:val="20"/>
+                <w:szCs w:val="20"/>
+                <w:lang w:val="en-CA"/>
+              </w:rPr>
+              <w:t>:ifEM:hideBegin}</w:t>
             </w:r>
           </w:p>
         </w:tc>
@@ -6029,10 +3241,8 @@
                 <w:szCs w:val="20"/>
                 <w:lang w:val="en-CA"/>
               </w:rPr>
-              <w:t>{</w:t>
-            </w:r>
-            <w:proofErr w:type="spellStart"/>
-            <w:proofErr w:type="gramStart"/>
+              <w:t>{d.attachments[i].takenBy.lastName:hideEnd}</w:t>
+            </w:r>
             <w:r>
               <w:rPr>
                 <w:rFonts w:ascii="BC Sans" w:hAnsi="BC Sans"/>
@@ -6043,114 +3253,8 @@
                 <w:szCs w:val="20"/>
                 <w:lang w:val="en-CA"/>
               </w:rPr>
-              <w:t>d.attachments</w:t>
-            </w:r>
-            <w:proofErr w:type="spellEnd"/>
-            <w:proofErr w:type="gramEnd"/>
-            <w:r>
-              <w:rPr>
-                <w:rFonts w:ascii="BC Sans" w:hAnsi="BC Sans"/>
-                <w:b w:val="0"/>
-                <w:bCs w:val="0"/>
-                <w:caps w:val="0"/>
-                <w:sz w:val="20"/>
-                <w:szCs w:val="20"/>
-                <w:lang w:val="en-CA"/>
-              </w:rPr>
-              <w:t>[</w:t>
-            </w:r>
-            <w:proofErr w:type="spellStart"/>
-            <w:r>
-              <w:rPr>
-                <w:rFonts w:ascii="BC Sans" w:hAnsi="BC Sans"/>
-                <w:b w:val="0"/>
-                <w:bCs w:val="0"/>
-                <w:caps w:val="0"/>
-                <w:sz w:val="20"/>
-                <w:szCs w:val="20"/>
-                <w:lang w:val="en-CA"/>
-              </w:rPr>
-              <w:t>i</w:t>
-            </w:r>
-            <w:proofErr w:type="spellEnd"/>
-            <w:proofErr w:type="gramStart"/>
-            <w:r>
-              <w:rPr>
-                <w:rFonts w:ascii="BC Sans" w:hAnsi="BC Sans"/>
-                <w:b w:val="0"/>
-                <w:bCs w:val="0"/>
-                <w:caps w:val="0"/>
-                <w:sz w:val="20"/>
-                <w:szCs w:val="20"/>
-                <w:lang w:val="en-CA"/>
-              </w:rPr>
-              <w:t>].</w:t>
-            </w:r>
-            <w:proofErr w:type="spellStart"/>
-            <w:r>
-              <w:rPr>
-                <w:rFonts w:ascii="BC Sans" w:hAnsi="BC Sans"/>
-                <w:b w:val="0"/>
-                <w:bCs w:val="0"/>
-                <w:caps w:val="0"/>
-                <w:sz w:val="20"/>
-                <w:szCs w:val="20"/>
-                <w:lang w:val="en-CA"/>
-              </w:rPr>
-              <w:t>takenBy.lastName</w:t>
-            </w:r>
-            <w:proofErr w:type="gramEnd"/>
-            <w:r>
-              <w:rPr>
-                <w:rFonts w:ascii="BC Sans" w:hAnsi="BC Sans"/>
-                <w:b w:val="0"/>
-                <w:bCs w:val="0"/>
-                <w:caps w:val="0"/>
-                <w:sz w:val="20"/>
-                <w:szCs w:val="20"/>
-                <w:lang w:val="en-CA"/>
-              </w:rPr>
-              <w:t>:</w:t>
-            </w:r>
-            <w:proofErr w:type="gramStart"/>
-            <w:r>
-              <w:rPr>
-                <w:rFonts w:ascii="BC Sans" w:hAnsi="BC Sans"/>
-                <w:b w:val="0"/>
-                <w:bCs w:val="0"/>
-                <w:caps w:val="0"/>
-                <w:sz w:val="20"/>
-                <w:szCs w:val="20"/>
-                <w:lang w:val="en-CA"/>
-              </w:rPr>
-              <w:t>hideEnd</w:t>
-            </w:r>
-            <w:proofErr w:type="spellEnd"/>
-            <w:r>
-              <w:rPr>
-                <w:rFonts w:ascii="BC Sans" w:hAnsi="BC Sans"/>
-                <w:b w:val="0"/>
-                <w:bCs w:val="0"/>
-                <w:caps w:val="0"/>
-                <w:sz w:val="20"/>
-                <w:szCs w:val="20"/>
-                <w:lang w:val="en-CA"/>
-              </w:rPr>
-              <w:t>}</w:t>
-            </w:r>
-            <w:r>
-              <w:rPr>
-                <w:rFonts w:ascii="BC Sans" w:hAnsi="BC Sans"/>
-                <w:b w:val="0"/>
-                <w:bCs w:val="0"/>
-                <w:caps w:val="0"/>
-                <w:sz w:val="20"/>
-                <w:szCs w:val="20"/>
-                <w:lang w:val="en-CA"/>
-              </w:rPr>
               <w:t>Location</w:t>
             </w:r>
-            <w:proofErr w:type="gramEnd"/>
           </w:p>
         </w:tc>
         <w:tc>
@@ -6174,86 +3278,16 @@
                 <w:szCs w:val="20"/>
                 <w:lang w:val="en-CA"/>
               </w:rPr>
-              <w:t>{</w:t>
-            </w:r>
-            <w:proofErr w:type="gramStart"/>
-            <w:r>
-              <w:rPr>
-                <w:rFonts w:ascii="BC Sans" w:hAnsi="BC Sans"/>
-                <w:sz w:val="20"/>
-                <w:szCs w:val="20"/>
-                <w:lang w:val="en-CA"/>
-              </w:rPr>
-              <w:t>d.attachments</w:t>
-            </w:r>
-            <w:proofErr w:type="gramEnd"/>
-            <w:r>
-              <w:rPr>
-                <w:rFonts w:ascii="BC Sans" w:hAnsi="BC Sans"/>
-                <w:sz w:val="20"/>
-                <w:szCs w:val="20"/>
-                <w:lang w:val="en-CA"/>
-              </w:rPr>
-              <w:t>[i</w:t>
-            </w:r>
-            <w:proofErr w:type="gramStart"/>
-            <w:r>
-              <w:rPr>
-                <w:rFonts w:ascii="BC Sans" w:hAnsi="BC Sans"/>
-                <w:sz w:val="20"/>
-                <w:szCs w:val="20"/>
-                <w:lang w:val="en-CA"/>
-              </w:rPr>
-              <w:t>].location</w:t>
-            </w:r>
-            <w:proofErr w:type="gramEnd"/>
-            <w:r>
-              <w:rPr>
-                <w:rFonts w:ascii="BC Sans" w:hAnsi="BC Sans"/>
-                <w:sz w:val="20"/>
-                <w:szCs w:val="20"/>
-                <w:lang w:val="en-CA"/>
-              </w:rPr>
-              <w:t>}</w:t>
-            </w:r>
-            <w:r>
-              <w:rPr>
-                <w:rFonts w:ascii="BC Sans" w:hAnsi="BC Sans"/>
-                <w:sz w:val="20"/>
-                <w:szCs w:val="20"/>
-                <w:lang w:val="en-CA"/>
-              </w:rPr>
-              <w:t>{</w:t>
-            </w:r>
-            <w:proofErr w:type="gramStart"/>
-            <w:r>
-              <w:rPr>
-                <w:rFonts w:ascii="BC Sans" w:hAnsi="BC Sans"/>
-                <w:sz w:val="20"/>
-                <w:szCs w:val="20"/>
-                <w:lang w:val="en-CA"/>
-              </w:rPr>
-              <w:t>d.attachments</w:t>
-            </w:r>
-            <w:proofErr w:type="gramEnd"/>
-            <w:r>
-              <w:rPr>
-                <w:rFonts w:ascii="BC Sans" w:hAnsi="BC Sans"/>
-                <w:sz w:val="20"/>
-                <w:szCs w:val="20"/>
-                <w:lang w:val="en-CA"/>
-              </w:rPr>
-              <w:t>[i</w:t>
-            </w:r>
-            <w:proofErr w:type="gramStart"/>
-            <w:r>
-              <w:rPr>
-                <w:rFonts w:ascii="BC Sans" w:hAnsi="BC Sans"/>
-                <w:sz w:val="20"/>
-                <w:szCs w:val="20"/>
-                <w:lang w:val="en-CA"/>
-              </w:rPr>
-              <w:t>].takenBy.</w:t>
+              <w:t>{d.attachments[i].location}</w:t>
+            </w:r>
+            <w:r>
+              <w:rPr>
+                <w:rFonts w:ascii="BC Sans" w:hAnsi="BC Sans"/>
+                <w:sz w:val="20"/>
+                <w:szCs w:val="20"/>
+                <w:lang w:val="en-CA"/>
+              </w:rPr>
+              <w:t>{d.attachments[i].takenBy.</w:t>
             </w:r>
             <w:r>
               <w:rPr>
@@ -6264,7 +3298,6 @@
               </w:rPr>
               <w:t>location</w:t>
             </w:r>
-            <w:proofErr w:type="gramEnd"/>
             <w:r>
               <w:rPr>
                 <w:rFonts w:ascii="BC Sans" w:hAnsi="BC Sans"/>
@@ -6322,17 +3355,7 @@
           <w:sz w:val="20"/>
           <w:szCs w:val="20"/>
         </w:rPr>
-        <w:t>{</w:t>
-      </w:r>
-      <w:proofErr w:type="spellStart"/>
-      <w:proofErr w:type="gramStart"/>
-      <w:r>
-        <w:rPr>
-          <w:rFonts w:ascii="BC Sans" w:hAnsi="BC Sans"/>
-          <w:sz w:val="20"/>
-          <w:szCs w:val="20"/>
-        </w:rPr>
-        <w:t>d.</w:t>
+        <w:t>{d.</w:t>
       </w:r>
       <w:r>
         <w:rPr>
@@ -6342,8 +3365,6 @@
         </w:rPr>
         <w:t>attachments</w:t>
       </w:r>
-      <w:proofErr w:type="spellEnd"/>
-      <w:proofErr w:type="gramEnd"/>
       <w:r>
         <w:rPr>
           <w:rFonts w:ascii="BC Sans" w:hAnsi="BC Sans"/>
@@ -6420,7 +3441,7 @@
 </file>
 
 <file path=word/endnotes.xml><?xml version="1.0" encoding="utf-8"?>
-<w:endnotes xmlns:wpc="http://schemas.microsoft.com/office/word/2010/wordprocessingCanvas" xmlns:cx="http://schemas.microsoft.com/office/drawing/2014/chartex" xmlns:cx1="http://schemas.microsoft.com/office/drawing/2015/9/8/chartex" xmlns:cx2="http://schemas.microsoft.com/office/drawing/2015/10/21/chartex" xmlns:cx3="http://schemas.microsoft.com/office/drawing/2016/5/9/chartex" xmlns:cx4="http://schemas.microsoft.com/office/drawing/2016/5/10/chartex" xmlns:cx5="http://schemas.microsoft.com/office/drawing/2016/5/11/chartex" xmlns:cx6="http://schemas.microsoft.com/office/drawing/2016/5/12/chartex" xmlns:cx7="http://schemas.microsoft.com/office/drawing/2016/5/13/chartex" xmlns:cx8="http://schemas.microsoft.com/office/drawing/2016/5/14/chartex" xmlns:mc="http://schemas.openxmlformats.org/markup-compatibility/2006" xmlns:aink="http://schemas.microsoft.com/office/drawing/2016/ink" xmlns:am3d="http://schemas.microsoft.com/office/drawing/2017/model3d" xmlns:o="urn:schemas-microsoft-com:office:office" xmlns:oel="http://schemas.microsoft.com/office/2019/extlst" xmlns:r="http://schemas.openxmlformats.org/officeDocument/2006/relationships" xmlns:m="http://schemas.openxmlformats.org/officeDocument/2006/math" xmlns:v="urn:schemas-microsoft-com:vml" xmlns:wp14="http://schemas.microsoft.com/office/word/2010/wordprocessingDrawing" xmlns:wp="http://schemas.openxmlformats.org/drawingml/2006/wordprocessingDrawing" xmlns:w10="urn:schemas-microsoft-com:office:word" xmlns:w="http://schemas.openxmlformats.org/wordprocessingml/2006/main" xmlns:w14="http://schemas.microsoft.com/office/word/2010/wordml" xmlns:w15="http://schemas.microsoft.com/office/word/2012/wordml" xmlns:w16cex="http://schemas.microsoft.com/office/word/2018/wordml/cex" xmlns:w16cid="http://schemas.microsoft.com/office/word/2016/wordml/cid" xmlns:w16="http://schemas.microsoft.com/office/word/2018/wordml" xmlns:w16du="http://schemas.microsoft.com/office/word/2023/wordml/word16du" xmlns:w16sdtdh="http://schemas.microsoft.com/office/word/2020/wordml/sdtdatahash" xmlns:w16sdtfl="http://schemas.microsoft.com/office/word/2024/wordml/sdtformatlock" xmlns:w16se="http://schemas.microsoft.com/office/word/2015/wordml/symex" xmlns:wpg="http://schemas.microsoft.com/office/word/2010/wordprocessingGroup" xmlns:wpi="http://schemas.microsoft.com/office/word/2010/wordprocessingInk" xmlns:wne="http://schemas.microsoft.com/office/word/2006/wordml" xmlns:wps="http://schemas.microsoft.com/office/word/2010/wordprocessingShape" mc:Ignorable="w14 w15 w16se w16cid w16 w16cex w16sdtdh w16sdtfl w16du wp14">
+<w:endnotes xmlns:wpc="http://schemas.microsoft.com/office/word/2010/wordprocessingCanvas" xmlns:cx="http://schemas.microsoft.com/office/drawing/2014/chartex" xmlns:cx1="http://schemas.microsoft.com/office/drawing/2015/9/8/chartex" xmlns:cx2="http://schemas.microsoft.com/office/drawing/2015/10/21/chartex" xmlns:cx3="http://schemas.microsoft.com/office/drawing/2016/5/9/chartex" xmlns:cx4="http://schemas.microsoft.com/office/drawing/2016/5/10/chartex" xmlns:cx5="http://schemas.microsoft.com/office/drawing/2016/5/11/chartex" xmlns:cx6="http://schemas.microsoft.com/office/drawing/2016/5/12/chartex" xmlns:cx7="http://schemas.microsoft.com/office/drawing/2016/5/13/chartex" xmlns:cx8="http://schemas.microsoft.com/office/drawing/2016/5/14/chartex" xmlns:mc="http://schemas.openxmlformats.org/markup-compatibility/2006" xmlns:aink="http://schemas.microsoft.com/office/drawing/2016/ink" xmlns:am3d="http://schemas.microsoft.com/office/drawing/2017/model3d" xmlns:o="urn:schemas-microsoft-com:office:office" xmlns:oel="http://schemas.microsoft.com/office/2019/extlst" xmlns:r="http://schemas.openxmlformats.org/officeDocument/2006/relationships" xmlns:m="http://schemas.openxmlformats.org/officeDocument/2006/math" xmlns:v="urn:schemas-microsoft-com:vml" xmlns:wp14="http://schemas.microsoft.com/office/word/2010/wordprocessingDrawing" xmlns:wp="http://schemas.openxmlformats.org/drawingml/2006/wordprocessingDrawing" xmlns:w10="urn:schemas-microsoft-com:office:word" xmlns:w="http://schemas.openxmlformats.org/wordprocessingml/2006/main" xmlns:w14="http://schemas.microsoft.com/office/word/2010/wordml" xmlns:w15="http://schemas.microsoft.com/office/word/2012/wordml" xmlns:w16cei="http://schemas.microsoft.com/office/word/2026/wordml/cei" xmlns:w16cex="http://schemas.microsoft.com/office/word/2018/wordml/cex" xmlns:w16cid="http://schemas.microsoft.com/office/word/2016/wordml/cid" xmlns:w16="http://schemas.microsoft.com/office/word/2018/wordml" xmlns:w16du="http://schemas.microsoft.com/office/word/2023/wordml/word16du" xmlns:w16sdtdh="http://schemas.microsoft.com/office/word/2020/wordml/sdtdatahash" xmlns:w16sdtfl="http://schemas.microsoft.com/office/word/2024/wordml/sdtformatlock" xmlns:w16se="http://schemas.microsoft.com/office/word/2015/wordml/symex" xmlns:wpg="http://schemas.microsoft.com/office/word/2010/wordprocessingGroup" xmlns:wpi="http://schemas.microsoft.com/office/word/2010/wordprocessingInk" xmlns:wne="http://schemas.microsoft.com/office/word/2006/wordml" xmlns:wps="http://schemas.microsoft.com/office/word/2010/wordprocessingShape" mc:Ignorable="w14 w15 w16se w16cid w16 w16cex w16sdtdh w16sdtfl w16du wp14">
   <w:endnote w:type="separator" w:id="-1">
     <w:p>
       <w:pPr>
@@ -6445,7 +3466,7 @@
 </file>
 
 <file path=word/footer1.xml><?xml version="1.0" encoding="utf-8"?>
-<w:ftr xmlns:wpc="http://schemas.microsoft.com/office/word/2010/wordprocessingCanvas" xmlns:cx="http://schemas.microsoft.com/office/drawing/2014/chartex" xmlns:cx1="http://schemas.microsoft.com/office/drawing/2015/9/8/chartex" xmlns:cx2="http://schemas.microsoft.com/office/drawing/2015/10/21/chartex" xmlns:cx3="http://schemas.microsoft.com/office/drawing/2016/5/9/chartex" xmlns:cx4="http://schemas.microsoft.com/office/drawing/2016/5/10/chartex" xmlns:cx5="http://schemas.microsoft.com/office/drawing/2016/5/11/chartex" xmlns:cx6="http://schemas.microsoft.com/office/drawing/2016/5/12/chartex" xmlns:cx7="http://schemas.microsoft.com/office/drawing/2016/5/13/chartex" xmlns:cx8="http://schemas.microsoft.com/office/drawing/2016/5/14/chartex" xmlns:mc="http://schemas.openxmlformats.org/markup-compatibility/2006" xmlns:aink="http://schemas.microsoft.com/office/drawing/2016/ink" xmlns:am3d="http://schemas.microsoft.com/office/drawing/2017/model3d" xmlns:o="urn:schemas-microsoft-com:office:office" xmlns:oel="http://schemas.microsoft.com/office/2019/extlst" xmlns:r="http://schemas.openxmlformats.org/officeDocument/2006/relationships" xmlns:m="http://schemas.openxmlformats.org/officeDocument/2006/math" xmlns:v="urn:schemas-microsoft-com:vml" xmlns:wp14="http://schemas.microsoft.com/office/word/2010/wordprocessingDrawing" xmlns:wp="http://schemas.openxmlformats.org/drawingml/2006/wordprocessingDrawing" xmlns:w10="urn:schemas-microsoft-com:office:word" xmlns:w="http://schemas.openxmlformats.org/wordprocessingml/2006/main" xmlns:w14="http://schemas.microsoft.com/office/word/2010/wordml" xmlns:w15="http://schemas.microsoft.com/office/word/2012/wordml" xmlns:w16cex="http://schemas.microsoft.com/office/word/2018/wordml/cex" xmlns:w16cid="http://schemas.microsoft.com/office/word/2016/wordml/cid" xmlns:w16="http://schemas.microsoft.com/office/word/2018/wordml" xmlns:w16du="http://schemas.microsoft.com/office/word/2023/wordml/word16du" xmlns:w16sdtdh="http://schemas.microsoft.com/office/word/2020/wordml/sdtdatahash" xmlns:w16sdtfl="http://schemas.microsoft.com/office/word/2024/wordml/sdtformatlock" xmlns:w16se="http://schemas.microsoft.com/office/word/2015/wordml/symex" xmlns:wpg="http://schemas.microsoft.com/office/word/2010/wordprocessingGroup" xmlns:wpi="http://schemas.microsoft.com/office/word/2010/wordprocessingInk" xmlns:wne="http://schemas.microsoft.com/office/word/2006/wordml" xmlns:wps="http://schemas.microsoft.com/office/word/2010/wordprocessingShape" mc:Ignorable="w14 w15 w16se w16cid w16 w16cex w16sdtdh w16sdtfl w16du wp14">
+<w:ftr xmlns:wpc="http://schemas.microsoft.com/office/word/2010/wordprocessingCanvas" xmlns:cx="http://schemas.microsoft.com/office/drawing/2014/chartex" xmlns:cx1="http://schemas.microsoft.com/office/drawing/2015/9/8/chartex" xmlns:cx2="http://schemas.microsoft.com/office/drawing/2015/10/21/chartex" xmlns:cx3="http://schemas.microsoft.com/office/drawing/2016/5/9/chartex" xmlns:cx4="http://schemas.microsoft.com/office/drawing/2016/5/10/chartex" xmlns:cx5="http://schemas.microsoft.com/office/drawing/2016/5/11/chartex" xmlns:cx6="http://schemas.microsoft.com/office/drawing/2016/5/12/chartex" xmlns:cx7="http://schemas.microsoft.com/office/drawing/2016/5/13/chartex" xmlns:cx8="http://schemas.microsoft.com/office/drawing/2016/5/14/chartex" xmlns:mc="http://schemas.openxmlformats.org/markup-compatibility/2006" xmlns:aink="http://schemas.microsoft.com/office/drawing/2016/ink" xmlns:am3d="http://schemas.microsoft.com/office/drawing/2017/model3d" xmlns:o="urn:schemas-microsoft-com:office:office" xmlns:oel="http://schemas.microsoft.com/office/2019/extlst" xmlns:r="http://schemas.openxmlformats.org/officeDocument/2006/relationships" xmlns:m="http://schemas.openxmlformats.org/officeDocument/2006/math" xmlns:v="urn:schemas-microsoft-com:vml" xmlns:wp14="http://schemas.microsoft.com/office/word/2010/wordprocessingDrawing" xmlns:wp="http://schemas.openxmlformats.org/drawingml/2006/wordprocessingDrawing" xmlns:w10="urn:schemas-microsoft-com:office:word" xmlns:w="http://schemas.openxmlformats.org/wordprocessingml/2006/main" xmlns:w14="http://schemas.microsoft.com/office/word/2010/wordml" xmlns:w15="http://schemas.microsoft.com/office/word/2012/wordml" xmlns:w16cei="http://schemas.microsoft.com/office/word/2026/wordml/cei" xmlns:w16cex="http://schemas.microsoft.com/office/word/2018/wordml/cex" xmlns:w16cid="http://schemas.microsoft.com/office/word/2016/wordml/cid" xmlns:w16="http://schemas.microsoft.com/office/word/2018/wordml" xmlns:w16du="http://schemas.microsoft.com/office/word/2023/wordml/word16du" xmlns:w16sdtdh="http://schemas.microsoft.com/office/word/2020/wordml/sdtdatahash" xmlns:w16sdtfl="http://schemas.microsoft.com/office/word/2024/wordml/sdtformatlock" xmlns:w16se="http://schemas.microsoft.com/office/word/2015/wordml/symex" xmlns:wpg="http://schemas.microsoft.com/office/word/2010/wordprocessingGroup" xmlns:wpi="http://schemas.microsoft.com/office/word/2010/wordprocessingInk" xmlns:wne="http://schemas.microsoft.com/office/word/2006/wordml" xmlns:wps="http://schemas.microsoft.com/office/word/2010/wordprocessingShape" mc:Ignorable="w14 w15 w16se w16cid w16 w16cex w16sdtdh w16sdtfl w16du wp14">
   <w:tbl>
     <w:tblPr>
       <w:tblW w:w="0" w:type="auto"/>
@@ -6506,7 +3527,7 @@
 </file>
 
 <file path=word/footnotes.xml><?xml version="1.0" encoding="utf-8"?>
-<w:footnotes xmlns:wpc="http://schemas.microsoft.com/office/word/2010/wordprocessingCanvas" xmlns:cx="http://schemas.microsoft.com/office/drawing/2014/chartex" xmlns:cx1="http://schemas.microsoft.com/office/drawing/2015/9/8/chartex" xmlns:cx2="http://schemas.microsoft.com/office/drawing/2015/10/21/chartex" xmlns:cx3="http://schemas.microsoft.com/office/drawing/2016/5/9/chartex" xmlns:cx4="http://schemas.microsoft.com/office/drawing/2016/5/10/chartex" xmlns:cx5="http://schemas.microsoft.com/office/drawing/2016/5/11/chartex" xmlns:cx6="http://schemas.microsoft.com/office/drawing/2016/5/12/chartex" xmlns:cx7="http://schemas.microsoft.com/office/drawing/2016/5/13/chartex" xmlns:cx8="http://schemas.microsoft.com/office/drawing/2016/5/14/chartex" xmlns:mc="http://schemas.openxmlformats.org/markup-compatibility/2006" xmlns:aink="http://schemas.microsoft.com/office/drawing/2016/ink" xmlns:am3d="http://schemas.microsoft.com/office/drawing/2017/model3d" xmlns:o="urn:schemas-microsoft-com:office:office" xmlns:oel="http://schemas.microsoft.com/office/2019/extlst" xmlns:r="http://schemas.openxmlformats.org/officeDocument/2006/relationships" xmlns:m="http://schemas.openxmlformats.org/officeDocument/2006/math" xmlns:v="urn:schemas-microsoft-com:vml" xmlns:wp14="http://schemas.microsoft.com/office/word/2010/wordprocessingDrawing" xmlns:wp="http://schemas.openxmlformats.org/drawingml/2006/wordprocessingDrawing" xmlns:w10="urn:schemas-microsoft-com:office:word" xmlns:w="http://schemas.openxmlformats.org/wordprocessingml/2006/main" xmlns:w14="http://schemas.microsoft.com/office/word/2010/wordml" xmlns:w15="http://schemas.microsoft.com/office/word/2012/wordml" xmlns:w16cex="http://schemas.microsoft.com/office/word/2018/wordml/cex" xmlns:w16cid="http://schemas.microsoft.com/office/word/2016/wordml/cid" xmlns:w16="http://schemas.microsoft.com/office/word/2018/wordml" xmlns:w16du="http://schemas.microsoft.com/office/word/2023/wordml/word16du" xmlns:w16sdtdh="http://schemas.microsoft.com/office/word/2020/wordml/sdtdatahash" xmlns:w16sdtfl="http://schemas.microsoft.com/office/word/2024/wordml/sdtformatlock" xmlns:w16se="http://schemas.microsoft.com/office/word/2015/wordml/symex" xmlns:wpg="http://schemas.microsoft.com/office/word/2010/wordprocessingGroup" xmlns:wpi="http://schemas.microsoft.com/office/word/2010/wordprocessingInk" xmlns:wne="http://schemas.microsoft.com/office/word/2006/wordml" xmlns:wps="http://schemas.microsoft.com/office/word/2010/wordprocessingShape" mc:Ignorable="w14 w15 w16se w16cid w16 w16cex w16sdtdh w16sdtfl w16du wp14">
+<w:footnotes xmlns:wpc="http://schemas.microsoft.com/office/word/2010/wordprocessingCanvas" xmlns:cx="http://schemas.microsoft.com/office/drawing/2014/chartex" xmlns:cx1="http://schemas.microsoft.com/office/drawing/2015/9/8/chartex" xmlns:cx2="http://schemas.microsoft.com/office/drawing/2015/10/21/chartex" xmlns:cx3="http://schemas.microsoft.com/office/drawing/2016/5/9/chartex" xmlns:cx4="http://schemas.microsoft.com/office/drawing/2016/5/10/chartex" xmlns:cx5="http://schemas.microsoft.com/office/drawing/2016/5/11/chartex" xmlns:cx6="http://schemas.microsoft.com/office/drawing/2016/5/12/chartex" xmlns:cx7="http://schemas.microsoft.com/office/drawing/2016/5/13/chartex" xmlns:cx8="http://schemas.microsoft.com/office/drawing/2016/5/14/chartex" xmlns:mc="http://schemas.openxmlformats.org/markup-compatibility/2006" xmlns:aink="http://schemas.microsoft.com/office/drawing/2016/ink" xmlns:am3d="http://schemas.microsoft.com/office/drawing/2017/model3d" xmlns:o="urn:schemas-microsoft-com:office:office" xmlns:oel="http://schemas.microsoft.com/office/2019/extlst" xmlns:r="http://schemas.openxmlformats.org/officeDocument/2006/relationships" xmlns:m="http://schemas.openxmlformats.org/officeDocument/2006/math" xmlns:v="urn:schemas-microsoft-com:vml" xmlns:wp14="http://schemas.microsoft.com/office/word/2010/wordprocessingDrawing" xmlns:wp="http://schemas.openxmlformats.org/drawingml/2006/wordprocessingDrawing" xmlns:w10="urn:schemas-microsoft-com:office:word" xmlns:w="http://schemas.openxmlformats.org/wordprocessingml/2006/main" xmlns:w14="http://schemas.microsoft.com/office/word/2010/wordml" xmlns:w15="http://schemas.microsoft.com/office/word/2012/wordml" xmlns:w16cei="http://schemas.microsoft.com/office/word/2026/wordml/cei" xmlns:w16cex="http://schemas.microsoft.com/office/word/2018/wordml/cex" xmlns:w16cid="http://schemas.microsoft.com/office/word/2016/wordml/cid" xmlns:w16="http://schemas.microsoft.com/office/word/2018/wordml" xmlns:w16du="http://schemas.microsoft.com/office/word/2023/wordml/word16du" xmlns:w16sdtdh="http://schemas.microsoft.com/office/word/2020/wordml/sdtdatahash" xmlns:w16sdtfl="http://schemas.microsoft.com/office/word/2024/wordml/sdtformatlock" xmlns:w16se="http://schemas.microsoft.com/office/word/2015/wordml/symex" xmlns:wpg="http://schemas.microsoft.com/office/word/2010/wordprocessingGroup" xmlns:wpi="http://schemas.microsoft.com/office/word/2010/wordprocessingInk" xmlns:wne="http://schemas.microsoft.com/office/word/2006/wordml" xmlns:wps="http://schemas.microsoft.com/office/word/2010/wordprocessingShape" mc:Ignorable="w14 w15 w16se w16cid w16 w16cex w16sdtdh w16sdtfl w16du wp14">
   <w:footnote w:type="separator" w:id="-1">
     <w:p>
       <w:pPr>
@@ -6531,7 +3552,7 @@
 </file>
 
 <file path=word/header1.xml><?xml version="1.0" encoding="utf-8"?>
-<w:hdr xmlns:wpc="http://schemas.microsoft.com/office/word/2010/wordprocessingCanvas" xmlns:cx="http://schemas.microsoft.com/office/drawing/2014/chartex" xmlns:cx1="http://schemas.microsoft.com/office/drawing/2015/9/8/chartex" xmlns:cx2="http://schemas.microsoft.com/office/drawing/2015/10/21/chartex" xmlns:cx3="http://schemas.microsoft.com/office/drawing/2016/5/9/chartex" xmlns:cx4="http://schemas.microsoft.com/office/drawing/2016/5/10/chartex" xmlns:cx5="http://schemas.microsoft.com/office/drawing/2016/5/11/chartex" xmlns:cx6="http://schemas.microsoft.com/office/drawing/2016/5/12/chartex" xmlns:cx7="http://schemas.microsoft.com/office/drawing/2016/5/13/chartex" xmlns:cx8="http://schemas.microsoft.com/office/drawing/2016/5/14/chartex" xmlns:mc="http://schemas.openxmlformats.org/markup-compatibility/2006" xmlns:aink="http://schemas.microsoft.com/office/drawing/2016/ink" xmlns:am3d="http://schemas.microsoft.com/office/drawing/2017/model3d" xmlns:o="urn:schemas-microsoft-com:office:office" xmlns:oel="http://schemas.microsoft.com/office/2019/extlst" xmlns:r="http://schemas.openxmlformats.org/officeDocument/2006/relationships" xmlns:m="http://schemas.openxmlformats.org/officeDocument/2006/math" xmlns:v="urn:schemas-microsoft-com:vml" xmlns:wp14="http://schemas.microsoft.com/office/word/2010/wordprocessingDrawing" xmlns:wp="http://schemas.openxmlformats.org/drawingml/2006/wordprocessingDrawing" xmlns:w10="urn:schemas-microsoft-com:office:word" xmlns:w="http://schemas.openxmlformats.org/wordprocessingml/2006/main" xmlns:w14="http://schemas.microsoft.com/office/word/2010/wordml" xmlns:w15="http://schemas.microsoft.com/office/word/2012/wordml" xmlns:w16cex="http://schemas.microsoft.com/office/word/2018/wordml/cex" xmlns:w16cid="http://schemas.microsoft.com/office/word/2016/wordml/cid" xmlns:w16="http://schemas.microsoft.com/office/word/2018/wordml" xmlns:w16du="http://schemas.microsoft.com/office/word/2023/wordml/word16du" xmlns:w16sdtdh="http://schemas.microsoft.com/office/word/2020/wordml/sdtdatahash" xmlns:w16sdtfl="http://schemas.microsoft.com/office/word/2024/wordml/sdtformatlock" xmlns:w16se="http://schemas.microsoft.com/office/word/2015/wordml/symex" xmlns:wpg="http://schemas.microsoft.com/office/word/2010/wordprocessingGroup" xmlns:wpi="http://schemas.microsoft.com/office/word/2010/wordprocessingInk" xmlns:wne="http://schemas.microsoft.com/office/word/2006/wordml" xmlns:wps="http://schemas.microsoft.com/office/word/2010/wordprocessingShape" mc:Ignorable="w14 w15 w16se w16cid w16 w16cex w16sdtdh w16sdtfl w16du wp14">
+<w:hdr xmlns:wpc="http://schemas.microsoft.com/office/word/2010/wordprocessingCanvas" xmlns:cx="http://schemas.microsoft.com/office/drawing/2014/chartex" xmlns:cx1="http://schemas.microsoft.com/office/drawing/2015/9/8/chartex" xmlns:cx2="http://schemas.microsoft.com/office/drawing/2015/10/21/chartex" xmlns:cx3="http://schemas.microsoft.com/office/drawing/2016/5/9/chartex" xmlns:cx4="http://schemas.microsoft.com/office/drawing/2016/5/10/chartex" xmlns:cx5="http://schemas.microsoft.com/office/drawing/2016/5/11/chartex" xmlns:cx6="http://schemas.microsoft.com/office/drawing/2016/5/12/chartex" xmlns:cx7="http://schemas.microsoft.com/office/drawing/2016/5/13/chartex" xmlns:cx8="http://schemas.microsoft.com/office/drawing/2016/5/14/chartex" xmlns:mc="http://schemas.openxmlformats.org/markup-compatibility/2006" xmlns:aink="http://schemas.microsoft.com/office/drawing/2016/ink" xmlns:am3d="http://schemas.microsoft.com/office/drawing/2017/model3d" xmlns:o="urn:schemas-microsoft-com:office:office" xmlns:oel="http://schemas.microsoft.com/office/2019/extlst" xmlns:r="http://schemas.openxmlformats.org/officeDocument/2006/relationships" xmlns:m="http://schemas.openxmlformats.org/officeDocument/2006/math" xmlns:v="urn:schemas-microsoft-com:vml" xmlns:wp14="http://schemas.microsoft.com/office/word/2010/wordprocessingDrawing" xmlns:wp="http://schemas.openxmlformats.org/drawingml/2006/wordprocessingDrawing" xmlns:w10="urn:schemas-microsoft-com:office:word" xmlns:w="http://schemas.openxmlformats.org/wordprocessingml/2006/main" xmlns:w14="http://schemas.microsoft.com/office/word/2010/wordml" xmlns:w15="http://schemas.microsoft.com/office/word/2012/wordml" xmlns:w16cei="http://schemas.microsoft.com/office/word/2026/wordml/cei" xmlns:w16cex="http://schemas.microsoft.com/office/word/2018/wordml/cex" xmlns:w16cid="http://schemas.microsoft.com/office/word/2016/wordml/cid" xmlns:w16="http://schemas.microsoft.com/office/word/2018/wordml" xmlns:w16du="http://schemas.microsoft.com/office/word/2023/wordml/word16du" xmlns:w16sdtdh="http://schemas.microsoft.com/office/word/2020/wordml/sdtdatahash" xmlns:w16sdtfl="http://schemas.microsoft.com/office/word/2024/wordml/sdtformatlock" xmlns:w16se="http://schemas.microsoft.com/office/word/2015/wordml/symex" xmlns:wpg="http://schemas.microsoft.com/office/word/2010/wordprocessingGroup" xmlns:wpi="http://schemas.microsoft.com/office/word/2010/wordprocessingInk" xmlns:wne="http://schemas.microsoft.com/office/word/2006/wordml" xmlns:wps="http://schemas.microsoft.com/office/word/2010/wordprocessingShape" mc:Ignorable="w14 w15 w16se w16cid w16 w16cex w16sdtdh w16sdtfl w16du wp14">
   <w:tbl>
     <w:tblPr>
       <w:tblW w:w="10802" w:type="dxa"/>
@@ -6639,8 +3660,6 @@
             </w:rPr>
             <w:t>Report printed on {</w:t>
           </w:r>
-          <w:proofErr w:type="spellStart"/>
-          <w:proofErr w:type="gramStart"/>
           <w:r>
             <w:rPr>
               <w:rFonts w:ascii="BC Sans" w:eastAsia="BC Sans" w:hAnsi="BC Sans" w:cs="BC Sans"/>
@@ -6665,8 +3684,6 @@
             </w:rPr>
             <w:t>generatedOn</w:t>
           </w:r>
-          <w:proofErr w:type="spellEnd"/>
-          <w:proofErr w:type="gramEnd"/>
           <w:r>
             <w:rPr>
               <w:rFonts w:ascii="BC Sans" w:eastAsia="BC Sans" w:hAnsi="BC Sans" w:cs="BC Sans"/>

--- a/backend/templates/task/CDOGS-TDR-TEMPLATE-v1.docx
+++ b/backend/templates/task/CDOGS-TDR-TEMPLATE-v1.docx
@@ -112,6 +112,7 @@
               </w:rPr>
               <w:t>{</w:t>
             </w:r>
+            <w:proofErr w:type="spellStart"/>
             <w:r>
               <w:rPr>
                 <w:rFonts w:ascii="BC Sans" w:eastAsia="Times New Roman" w:hAnsi="BC Sans" w:cs="Times New Roman"/>
@@ -153,6 +154,7 @@
               </w:rPr>
               <w:t>Label</w:t>
             </w:r>
+            <w:proofErr w:type="spellEnd"/>
             <w:r>
               <w:rPr>
                 <w:rFonts w:ascii="BC Sans" w:eastAsia="Times New Roman" w:hAnsi="BC Sans" w:cs="Times New Roman"/>
@@ -197,6 +199,7 @@
               </w:rPr>
               <w:t>: {</w:t>
             </w:r>
+            <w:proofErr w:type="spellStart"/>
             <w:r>
               <w:rPr>
                 <w:rFonts w:ascii="BC Sans" w:eastAsia="Times New Roman" w:hAnsi="BC Sans" w:cs="Times New Roman"/>
@@ -229,6 +232,7 @@
               </w:rPr>
               <w:t>taskNumber</w:t>
             </w:r>
+            <w:proofErr w:type="spellEnd"/>
             <w:r>
               <w:rPr>
                 <w:rFonts w:ascii="BC Sans" w:eastAsia="Times New Roman" w:hAnsi="BC Sans" w:cs="Times New Roman"/>
@@ -403,6 +407,7 @@
               </w:rPr>
               <w:t>{</w:t>
             </w:r>
+            <w:proofErr w:type="spellStart"/>
             <w:r>
               <w:rPr>
                 <w:rFonts w:ascii="BC Sans" w:eastAsia="Times New Roman" w:hAnsi="BC Sans" w:cs="Times New Roman"/>
@@ -412,6 +417,7 @@
               </w:rPr>
               <w:t>d.taskCategory</w:t>
             </w:r>
+            <w:proofErr w:type="spellEnd"/>
             <w:r>
               <w:rPr>
                 <w:rFonts w:ascii="BC Sans" w:eastAsia="Times New Roman" w:hAnsi="BC Sans" w:cs="Times New Roman"/>
@@ -456,7 +462,7 @@
                 <w:sz w:val="20"/>
                 <w:szCs w:val="20"/>
               </w:rPr>
-              <w:t>Remarks</w:t>
+              <w:t>Subject</w:t>
             </w:r>
           </w:p>
         </w:tc>
@@ -486,6 +492,7 @@
               </w:rPr>
               <w:t>{</w:t>
             </w:r>
+            <w:proofErr w:type="spellStart"/>
             <w:r>
               <w:rPr>
                 <w:rFonts w:ascii="BC Sans" w:eastAsia="Times New Roman" w:hAnsi="BC Sans" w:cs="Times New Roman"/>
@@ -511,8 +518,9 @@
                 <w:sz w:val="20"/>
                 <w:szCs w:val="20"/>
               </w:rPr>
-              <w:t>remarks</w:t>
-            </w:r>
+              <w:t>subject</w:t>
+            </w:r>
+            <w:proofErr w:type="spellEnd"/>
             <w:r>
               <w:rPr>
                 <w:rFonts w:ascii="BC Sans" w:eastAsia="Times New Roman" w:hAnsi="BC Sans" w:cs="Times New Roman"/>
@@ -582,6 +590,7 @@
               </w:rPr>
               <w:t>{</w:t>
             </w:r>
+            <w:proofErr w:type="spellStart"/>
             <w:r>
               <w:rPr>
                 <w:rFonts w:ascii="BC Sans" w:eastAsia="Times New Roman" w:hAnsi="BC Sans" w:cs="Times New Roman"/>
@@ -611,6 +620,7 @@
               </w:rPr>
               <w:t>assignedUser.lastName</w:t>
             </w:r>
+            <w:proofErr w:type="spellEnd"/>
             <w:r>
               <w:rPr>
                 <w:rFonts w:ascii="BC Sans" w:eastAsia="Times New Roman" w:hAnsi="BC Sans" w:cs="Times New Roman"/>
@@ -631,7 +641,31 @@
                 <w:szCs w:val="20"/>
                 <w14:ligatures w14:val="none"/>
               </w:rPr>
-              <w:t>, {d.assignedUser.firstName}</w:t>
+              <w:t>, {</w:t>
+            </w:r>
+            <w:proofErr w:type="spellStart"/>
+            <w:r>
+              <w:rPr>
+                <w:rFonts w:ascii="BC Sans" w:eastAsia="Times New Roman" w:hAnsi="BC Sans" w:cs="Times New Roman"/>
+                <w:color w:val="000000"/>
+                <w:kern w:val="0"/>
+                <w:sz w:val="20"/>
+                <w:szCs w:val="20"/>
+                <w14:ligatures w14:val="none"/>
+              </w:rPr>
+              <w:t>d.assignedUser.firstName</w:t>
+            </w:r>
+            <w:proofErr w:type="spellEnd"/>
+            <w:r>
+              <w:rPr>
+                <w:rFonts w:ascii="BC Sans" w:eastAsia="Times New Roman" w:hAnsi="BC Sans" w:cs="Times New Roman"/>
+                <w:color w:val="000000"/>
+                <w:kern w:val="0"/>
+                <w:sz w:val="20"/>
+                <w:szCs w:val="20"/>
+                <w14:ligatures w14:val="none"/>
+              </w:rPr>
+              <w:t>}</w:t>
             </w:r>
           </w:p>
         </w:tc>
@@ -697,17 +731,35 @@
                 <w:sz w:val="20"/>
                 <w:szCs w:val="20"/>
               </w:rPr>
-              <w:t>{d.dueDate}</w:t>
-            </w:r>
-            <w:r>
-              <w:rPr>
-                <w:rFonts w:ascii="BC Sans" w:eastAsia="Times New Roman" w:hAnsi="BC Sans" w:cs="Times New Roman"/>
-                <w:color w:val="000000" w:themeColor="text1"/>
-                <w:sz w:val="20"/>
-                <w:szCs w:val="20"/>
-              </w:rPr>
               <w:t>{</w:t>
             </w:r>
+            <w:proofErr w:type="spellStart"/>
+            <w:r>
+              <w:rPr>
+                <w:rFonts w:ascii="BC Sans" w:hAnsi="BC Sans" w:cs="BC Sans Light"/>
+                <w:sz w:val="20"/>
+                <w:szCs w:val="20"/>
+              </w:rPr>
+              <w:t>d.dueDate</w:t>
+            </w:r>
+            <w:proofErr w:type="spellEnd"/>
+            <w:r>
+              <w:rPr>
+                <w:rFonts w:ascii="BC Sans" w:hAnsi="BC Sans" w:cs="BC Sans Light"/>
+                <w:sz w:val="20"/>
+                <w:szCs w:val="20"/>
+              </w:rPr>
+              <w:t>}</w:t>
+            </w:r>
+            <w:r>
+              <w:rPr>
+                <w:rFonts w:ascii="BC Sans" w:eastAsia="Times New Roman" w:hAnsi="BC Sans" w:cs="Times New Roman"/>
+                <w:color w:val="000000" w:themeColor="text1"/>
+                <w:sz w:val="20"/>
+                <w:szCs w:val="20"/>
+              </w:rPr>
+              <w:t>{</w:t>
+            </w:r>
             <w:r>
               <w:rPr>
                 <w:rFonts w:ascii="BC Sans" w:eastAsia="Times New Roman" w:hAnsi="BC Sans" w:cs="Times New Roman"/>
@@ -717,6 +769,7 @@
               </w:rPr>
               <w:t>d.</w:t>
             </w:r>
+            <w:proofErr w:type="spellStart"/>
             <w:r>
               <w:rPr>
                 <w:rFonts w:ascii="BC Sans" w:eastAsia="Times New Roman" w:hAnsi="BC Sans" w:cs="Times New Roman"/>
@@ -727,6 +780,7 @@
               </w:rPr>
               <w:t>description:ifEM:hideBegin</w:t>
             </w:r>
+            <w:proofErr w:type="spellEnd"/>
             <w:r>
               <w:rPr>
                 <w:rFonts w:ascii="BC Sans" w:hAnsi="BC Sans"/>
@@ -792,7 +846,25 @@
                 <w:sz w:val="20"/>
                 <w:szCs w:val="20"/>
               </w:rPr>
-              <w:t>{d.description}</w:t>
+              <w:t>{</w:t>
+            </w:r>
+            <w:proofErr w:type="spellStart"/>
+            <w:r>
+              <w:rPr>
+                <w:rFonts w:ascii="BC Sans" w:hAnsi="BC Sans" w:cs="BC Sans Light"/>
+                <w:sz w:val="20"/>
+                <w:szCs w:val="20"/>
+              </w:rPr>
+              <w:t>d.description</w:t>
+            </w:r>
+            <w:proofErr w:type="spellEnd"/>
+            <w:r>
+              <w:rPr>
+                <w:rFonts w:ascii="BC Sans" w:hAnsi="BC Sans" w:cs="BC Sans Light"/>
+                <w:sz w:val="20"/>
+                <w:szCs w:val="20"/>
+              </w:rPr>
+              <w:t>}</w:t>
             </w:r>
             <w:r>
               <w:rPr>
@@ -835,6 +907,7 @@
         </w:rPr>
         <w:t>d.</w:t>
       </w:r>
+      <w:proofErr w:type="spellStart"/>
       <w:r>
         <w:rPr>
           <w:rFonts w:ascii="BC Sans" w:eastAsia="Times New Roman" w:hAnsi="BC Sans" w:cs="Times New Roman"/>
@@ -845,6 +918,7 @@
         </w:rPr>
         <w:t>description:ifEM:hideEnd</w:t>
       </w:r>
+      <w:proofErr w:type="spellEnd"/>
       <w:r>
         <w:rPr>
           <w:rFonts w:ascii="BC Sans" w:hAnsi="BC Sans"/>
@@ -859,7 +933,43 @@
           <w:sz w:val="20"/>
           <w:szCs w:val="20"/>
         </w:rPr>
-        <w:t>{d.hasDiaryDates:ifEQ(true):showBegin}</w:t>
+        <w:t>{</w:t>
+      </w:r>
+      <w:proofErr w:type="spellStart"/>
+      <w:r>
+        <w:rPr>
+          <w:rFonts w:ascii="BC Sans" w:hAnsi="BC Sans"/>
+          <w:sz w:val="20"/>
+          <w:szCs w:val="20"/>
+        </w:rPr>
+        <w:t>d.hasDiaryDates:ifEQ</w:t>
+      </w:r>
+      <w:proofErr w:type="spellEnd"/>
+      <w:r>
+        <w:rPr>
+          <w:rFonts w:ascii="BC Sans" w:hAnsi="BC Sans"/>
+          <w:sz w:val="20"/>
+          <w:szCs w:val="20"/>
+        </w:rPr>
+        <w:t>(true):</w:t>
+      </w:r>
+      <w:proofErr w:type="spellStart"/>
+      <w:r>
+        <w:rPr>
+          <w:rFonts w:ascii="BC Sans" w:hAnsi="BC Sans"/>
+          <w:sz w:val="20"/>
+          <w:szCs w:val="20"/>
+        </w:rPr>
+        <w:t>showBegin</w:t>
+      </w:r>
+      <w:proofErr w:type="spellEnd"/>
+      <w:r>
+        <w:rPr>
+          <w:rFonts w:ascii="BC Sans" w:hAnsi="BC Sans"/>
+          <w:sz w:val="20"/>
+          <w:szCs w:val="20"/>
+        </w:rPr>
+        <w:t>}</w:t>
       </w:r>
     </w:p>
     <w:tbl>
@@ -1033,7 +1143,79 @@
                 <w:sz w:val="20"/>
                 <w:szCs w:val="20"/>
               </w:rPr>
-              <w:t>{d.diaryDates[i].dueDate}</w:t>
+              <w:t>{</w:t>
+            </w:r>
+            <w:proofErr w:type="spellStart"/>
+            <w:r>
+              <w:rPr>
+                <w:rFonts w:ascii="BC Sans" w:hAnsi="BC Sans"/>
+                <w:b w:val="0"/>
+                <w:bCs w:val="0"/>
+                <w:caps w:val="0"/>
+                <w:sz w:val="20"/>
+                <w:szCs w:val="20"/>
+              </w:rPr>
+              <w:t>d.diaryDates</w:t>
+            </w:r>
+            <w:proofErr w:type="spellEnd"/>
+            <w:r>
+              <w:rPr>
+                <w:rFonts w:ascii="BC Sans" w:hAnsi="BC Sans"/>
+                <w:b w:val="0"/>
+                <w:bCs w:val="0"/>
+                <w:caps w:val="0"/>
+                <w:sz w:val="20"/>
+                <w:szCs w:val="20"/>
+              </w:rPr>
+              <w:t>[</w:t>
+            </w:r>
+            <w:proofErr w:type="spellStart"/>
+            <w:r>
+              <w:rPr>
+                <w:rFonts w:ascii="BC Sans" w:hAnsi="BC Sans"/>
+                <w:b w:val="0"/>
+                <w:bCs w:val="0"/>
+                <w:caps w:val="0"/>
+                <w:sz w:val="20"/>
+                <w:szCs w:val="20"/>
+              </w:rPr>
+              <w:t>i</w:t>
+            </w:r>
+            <w:proofErr w:type="spellEnd"/>
+            <w:r>
+              <w:rPr>
+                <w:rFonts w:ascii="BC Sans" w:hAnsi="BC Sans"/>
+                <w:b w:val="0"/>
+                <w:bCs w:val="0"/>
+                <w:caps w:val="0"/>
+                <w:sz w:val="20"/>
+                <w:szCs w:val="20"/>
+              </w:rPr>
+              <w:t>].</w:t>
+            </w:r>
+            <w:proofErr w:type="spellStart"/>
+            <w:r>
+              <w:rPr>
+                <w:rFonts w:ascii="BC Sans" w:hAnsi="BC Sans"/>
+                <w:b w:val="0"/>
+                <w:bCs w:val="0"/>
+                <w:caps w:val="0"/>
+                <w:sz w:val="20"/>
+                <w:szCs w:val="20"/>
+              </w:rPr>
+              <w:t>dueDate</w:t>
+            </w:r>
+            <w:proofErr w:type="spellEnd"/>
+            <w:r>
+              <w:rPr>
+                <w:rFonts w:ascii="BC Sans" w:hAnsi="BC Sans"/>
+                <w:b w:val="0"/>
+                <w:bCs w:val="0"/>
+                <w:caps w:val="0"/>
+                <w:sz w:val="20"/>
+                <w:szCs w:val="20"/>
+              </w:rPr>
+              <w:t>}</w:t>
             </w:r>
           </w:p>
         </w:tc>
@@ -1061,7 +1243,47 @@
                 <w:sz w:val="18"/>
                 <w:szCs w:val="18"/>
               </w:rPr>
-              <w:t>{d.diaryDates[i].description}</w:t>
+              <w:t>{</w:t>
+            </w:r>
+            <w:proofErr w:type="spellStart"/>
+            <w:r>
+              <w:rPr>
+                <w:rFonts w:ascii="BC Sans" w:eastAsia="Times New Roman" w:hAnsi="BC Sans" w:cs="Times New Roman"/>
+                <w:color w:val="000000" w:themeColor="text1"/>
+                <w:sz w:val="18"/>
+                <w:szCs w:val="18"/>
+              </w:rPr>
+              <w:t>d.diaryDates</w:t>
+            </w:r>
+            <w:proofErr w:type="spellEnd"/>
+            <w:r>
+              <w:rPr>
+                <w:rFonts w:ascii="BC Sans" w:eastAsia="Times New Roman" w:hAnsi="BC Sans" w:cs="Times New Roman"/>
+                <w:color w:val="000000" w:themeColor="text1"/>
+                <w:sz w:val="18"/>
+                <w:szCs w:val="18"/>
+              </w:rPr>
+              <w:t>[</w:t>
+            </w:r>
+            <w:proofErr w:type="spellStart"/>
+            <w:r>
+              <w:rPr>
+                <w:rFonts w:ascii="BC Sans" w:eastAsia="Times New Roman" w:hAnsi="BC Sans" w:cs="Times New Roman"/>
+                <w:color w:val="000000" w:themeColor="text1"/>
+                <w:sz w:val="18"/>
+                <w:szCs w:val="18"/>
+              </w:rPr>
+              <w:t>i</w:t>
+            </w:r>
+            <w:proofErr w:type="spellEnd"/>
+            <w:r>
+              <w:rPr>
+                <w:rFonts w:ascii="BC Sans" w:eastAsia="Times New Roman" w:hAnsi="BC Sans" w:cs="Times New Roman"/>
+                <w:color w:val="000000" w:themeColor="text1"/>
+                <w:sz w:val="18"/>
+                <w:szCs w:val="18"/>
+              </w:rPr>
+              <w:t>].description}</w:t>
             </w:r>
           </w:p>
         </w:tc>
@@ -1097,7 +1319,55 @@
                 <w:sz w:val="20"/>
                 <w:szCs w:val="20"/>
               </w:rPr>
-              <w:t>{d.diaryDates[i+1].dueDate}</w:t>
+              <w:t>{</w:t>
+            </w:r>
+            <w:proofErr w:type="spellStart"/>
+            <w:r>
+              <w:rPr>
+                <w:rFonts w:ascii="BC Sans" w:hAnsi="BC Sans"/>
+                <w:b w:val="0"/>
+                <w:bCs w:val="0"/>
+                <w:caps w:val="0"/>
+                <w:sz w:val="20"/>
+                <w:szCs w:val="20"/>
+              </w:rPr>
+              <w:t>d.diaryDates</w:t>
+            </w:r>
+            <w:proofErr w:type="spellEnd"/>
+            <w:r>
+              <w:rPr>
+                <w:rFonts w:ascii="BC Sans" w:hAnsi="BC Sans"/>
+                <w:b w:val="0"/>
+                <w:bCs w:val="0"/>
+                <w:caps w:val="0"/>
+                <w:sz w:val="20"/>
+                <w:szCs w:val="20"/>
+              </w:rPr>
+              <w:t>[i+1].</w:t>
+            </w:r>
+            <w:proofErr w:type="spellStart"/>
+            <w:r>
+              <w:rPr>
+                <w:rFonts w:ascii="BC Sans" w:hAnsi="BC Sans"/>
+                <w:b w:val="0"/>
+                <w:bCs w:val="0"/>
+                <w:caps w:val="0"/>
+                <w:sz w:val="20"/>
+                <w:szCs w:val="20"/>
+              </w:rPr>
+              <w:t>dueDate</w:t>
+            </w:r>
+            <w:proofErr w:type="spellEnd"/>
+            <w:r>
+              <w:rPr>
+                <w:rFonts w:ascii="BC Sans" w:hAnsi="BC Sans"/>
+                <w:b w:val="0"/>
+                <w:bCs w:val="0"/>
+                <w:caps w:val="0"/>
+                <w:sz w:val="20"/>
+                <w:szCs w:val="20"/>
+              </w:rPr>
+              <w:t>}</w:t>
             </w:r>
           </w:p>
         </w:tc>
@@ -1124,7 +1394,27 @@
                 <w:sz w:val="18"/>
                 <w:szCs w:val="18"/>
               </w:rPr>
-              <w:t>{d.diaryDates[i+1].description}</w:t>
+              <w:t>{</w:t>
+            </w:r>
+            <w:proofErr w:type="spellStart"/>
+            <w:r>
+              <w:rPr>
+                <w:rFonts w:ascii="BC Sans" w:eastAsia="Times New Roman" w:hAnsi="BC Sans" w:cs="Times New Roman"/>
+                <w:color w:val="000000" w:themeColor="text1"/>
+                <w:sz w:val="18"/>
+                <w:szCs w:val="18"/>
+              </w:rPr>
+              <w:t>d.diaryDates</w:t>
+            </w:r>
+            <w:proofErr w:type="spellEnd"/>
+            <w:r>
+              <w:rPr>
+                <w:rFonts w:ascii="BC Sans" w:eastAsia="Times New Roman" w:hAnsi="BC Sans" w:cs="Times New Roman"/>
+                <w:color w:val="000000" w:themeColor="text1"/>
+                <w:sz w:val="18"/>
+                <w:szCs w:val="18"/>
+              </w:rPr>
+              <w:t>[i+1].description}</w:t>
             </w:r>
           </w:p>
         </w:tc>
@@ -1321,7 +1611,79 @@
                 <w:sz w:val="20"/>
                 <w:szCs w:val="20"/>
               </w:rPr>
-              <w:t>{d.activityNotes[i].contentText}</w:t>
+              <w:t>{</w:t>
+            </w:r>
+            <w:proofErr w:type="spellStart"/>
+            <w:r>
+              <w:rPr>
+                <w:rFonts w:ascii="BC Sans" w:hAnsi="BC Sans"/>
+                <w:b w:val="0"/>
+                <w:bCs w:val="0"/>
+                <w:caps w:val="0"/>
+                <w:sz w:val="20"/>
+                <w:szCs w:val="20"/>
+              </w:rPr>
+              <w:t>d.activityNotes</w:t>
+            </w:r>
+            <w:proofErr w:type="spellEnd"/>
+            <w:r>
+              <w:rPr>
+                <w:rFonts w:ascii="BC Sans" w:hAnsi="BC Sans"/>
+                <w:b w:val="0"/>
+                <w:bCs w:val="0"/>
+                <w:caps w:val="0"/>
+                <w:sz w:val="20"/>
+                <w:szCs w:val="20"/>
+              </w:rPr>
+              <w:t>[</w:t>
+            </w:r>
+            <w:proofErr w:type="spellStart"/>
+            <w:r>
+              <w:rPr>
+                <w:rFonts w:ascii="BC Sans" w:hAnsi="BC Sans"/>
+                <w:b w:val="0"/>
+                <w:bCs w:val="0"/>
+                <w:caps w:val="0"/>
+                <w:sz w:val="20"/>
+                <w:szCs w:val="20"/>
+              </w:rPr>
+              <w:t>i</w:t>
+            </w:r>
+            <w:proofErr w:type="spellEnd"/>
+            <w:r>
+              <w:rPr>
+                <w:rFonts w:ascii="BC Sans" w:hAnsi="BC Sans"/>
+                <w:b w:val="0"/>
+                <w:bCs w:val="0"/>
+                <w:caps w:val="0"/>
+                <w:sz w:val="20"/>
+                <w:szCs w:val="20"/>
+              </w:rPr>
+              <w:t>].</w:t>
+            </w:r>
+            <w:proofErr w:type="spellStart"/>
+            <w:r>
+              <w:rPr>
+                <w:rFonts w:ascii="BC Sans" w:hAnsi="BC Sans"/>
+                <w:b w:val="0"/>
+                <w:bCs w:val="0"/>
+                <w:caps w:val="0"/>
+                <w:sz w:val="20"/>
+                <w:szCs w:val="20"/>
+              </w:rPr>
+              <w:t>contentText</w:t>
+            </w:r>
+            <w:proofErr w:type="spellEnd"/>
+            <w:r>
+              <w:rPr>
+                <w:rFonts w:ascii="BC Sans" w:hAnsi="BC Sans"/>
+                <w:b w:val="0"/>
+                <w:bCs w:val="0"/>
+                <w:caps w:val="0"/>
+                <w:sz w:val="20"/>
+                <w:szCs w:val="20"/>
+              </w:rPr>
+              <w:t>}</w:t>
             </w:r>
           </w:p>
         </w:tc>
@@ -1352,8 +1714,9 @@
                 <w:sz w:val="18"/>
                 <w:szCs w:val="18"/>
               </w:rPr>
-              <w:t>{d.activityNotes[i].actionedDate}</w:t>
-            </w:r>
+              <w:t>{</w:t>
+            </w:r>
+            <w:proofErr w:type="spellStart"/>
             <w:r>
               <w:rPr>
                 <w:rFonts w:ascii="BC Sans" w:eastAsia="Times New Roman" w:hAnsi="BC Sans" w:cs="Times New Roman"/>
@@ -1361,7 +1724,126 @@
                 <w:sz w:val="18"/>
                 <w:szCs w:val="18"/>
               </w:rPr>
-              <w:t xml:space="preserve"> {d.activityNotes[i].actionedTime}</w:t>
+              <w:t>d.activityNotes</w:t>
+            </w:r>
+            <w:proofErr w:type="spellEnd"/>
+            <w:r>
+              <w:rPr>
+                <w:rFonts w:ascii="BC Sans" w:eastAsia="Times New Roman" w:hAnsi="BC Sans" w:cs="Times New Roman"/>
+                <w:color w:val="000000" w:themeColor="text1"/>
+                <w:sz w:val="18"/>
+                <w:szCs w:val="18"/>
+              </w:rPr>
+              <w:t>[</w:t>
+            </w:r>
+            <w:proofErr w:type="spellStart"/>
+            <w:r>
+              <w:rPr>
+                <w:rFonts w:ascii="BC Sans" w:eastAsia="Times New Roman" w:hAnsi="BC Sans" w:cs="Times New Roman"/>
+                <w:color w:val="000000" w:themeColor="text1"/>
+                <w:sz w:val="18"/>
+                <w:szCs w:val="18"/>
+              </w:rPr>
+              <w:t>i</w:t>
+            </w:r>
+            <w:proofErr w:type="spellEnd"/>
+            <w:r>
+              <w:rPr>
+                <w:rFonts w:ascii="BC Sans" w:eastAsia="Times New Roman" w:hAnsi="BC Sans" w:cs="Times New Roman"/>
+                <w:color w:val="000000" w:themeColor="text1"/>
+                <w:sz w:val="18"/>
+                <w:szCs w:val="18"/>
+              </w:rPr>
+              <w:t>].</w:t>
+            </w:r>
+            <w:proofErr w:type="spellStart"/>
+            <w:r>
+              <w:rPr>
+                <w:rFonts w:ascii="BC Sans" w:eastAsia="Times New Roman" w:hAnsi="BC Sans" w:cs="Times New Roman"/>
+                <w:color w:val="000000" w:themeColor="text1"/>
+                <w:sz w:val="18"/>
+                <w:szCs w:val="18"/>
+              </w:rPr>
+              <w:t>actionedDate</w:t>
+            </w:r>
+            <w:proofErr w:type="spellEnd"/>
+            <w:r>
+              <w:rPr>
+                <w:rFonts w:ascii="BC Sans" w:eastAsia="Times New Roman" w:hAnsi="BC Sans" w:cs="Times New Roman"/>
+                <w:color w:val="000000" w:themeColor="text1"/>
+                <w:sz w:val="18"/>
+                <w:szCs w:val="18"/>
+              </w:rPr>
+              <w:t>}</w:t>
+            </w:r>
+            <w:r>
+              <w:rPr>
+                <w:rFonts w:ascii="BC Sans" w:eastAsia="Times New Roman" w:hAnsi="BC Sans" w:cs="Times New Roman"/>
+                <w:color w:val="000000" w:themeColor="text1"/>
+                <w:sz w:val="18"/>
+                <w:szCs w:val="18"/>
+              </w:rPr>
+              <w:t xml:space="preserve"> {</w:t>
+            </w:r>
+            <w:proofErr w:type="spellStart"/>
+            <w:r>
+              <w:rPr>
+                <w:rFonts w:ascii="BC Sans" w:eastAsia="Times New Roman" w:hAnsi="BC Sans" w:cs="Times New Roman"/>
+                <w:color w:val="000000" w:themeColor="text1"/>
+                <w:sz w:val="18"/>
+                <w:szCs w:val="18"/>
+              </w:rPr>
+              <w:t>d.activityNotes</w:t>
+            </w:r>
+            <w:proofErr w:type="spellEnd"/>
+            <w:r>
+              <w:rPr>
+                <w:rFonts w:ascii="BC Sans" w:eastAsia="Times New Roman" w:hAnsi="BC Sans" w:cs="Times New Roman"/>
+                <w:color w:val="000000" w:themeColor="text1"/>
+                <w:sz w:val="18"/>
+                <w:szCs w:val="18"/>
+              </w:rPr>
+              <w:t>[</w:t>
+            </w:r>
+            <w:proofErr w:type="spellStart"/>
+            <w:r>
+              <w:rPr>
+                <w:rFonts w:ascii="BC Sans" w:eastAsia="Times New Roman" w:hAnsi="BC Sans" w:cs="Times New Roman"/>
+                <w:color w:val="000000" w:themeColor="text1"/>
+                <w:sz w:val="18"/>
+                <w:szCs w:val="18"/>
+              </w:rPr>
+              <w:t>i</w:t>
+            </w:r>
+            <w:proofErr w:type="spellEnd"/>
+            <w:r>
+              <w:rPr>
+                <w:rFonts w:ascii="BC Sans" w:eastAsia="Times New Roman" w:hAnsi="BC Sans" w:cs="Times New Roman"/>
+                <w:color w:val="000000" w:themeColor="text1"/>
+                <w:sz w:val="18"/>
+                <w:szCs w:val="18"/>
+              </w:rPr>
+              <w:t>].</w:t>
+            </w:r>
+            <w:proofErr w:type="spellStart"/>
+            <w:r>
+              <w:rPr>
+                <w:rFonts w:ascii="BC Sans" w:eastAsia="Times New Roman" w:hAnsi="BC Sans" w:cs="Times New Roman"/>
+                <w:color w:val="000000" w:themeColor="text1"/>
+                <w:sz w:val="18"/>
+                <w:szCs w:val="18"/>
+              </w:rPr>
+              <w:t>actionedTime</w:t>
+            </w:r>
+            <w:proofErr w:type="spellEnd"/>
+            <w:r>
+              <w:rPr>
+                <w:rFonts w:ascii="BC Sans" w:eastAsia="Times New Roman" w:hAnsi="BC Sans" w:cs="Times New Roman"/>
+                <w:color w:val="000000" w:themeColor="text1"/>
+                <w:sz w:val="18"/>
+                <w:szCs w:val="18"/>
+              </w:rPr>
+              <w:t>}</w:t>
             </w:r>
           </w:p>
         </w:tc>
@@ -1389,7 +1871,47 @@
                 <w:sz w:val="18"/>
                 <w:szCs w:val="18"/>
               </w:rPr>
-              <w:t>{d.activityNotes[i].</w:t>
+              <w:t>{</w:t>
+            </w:r>
+            <w:proofErr w:type="spellStart"/>
+            <w:r>
+              <w:rPr>
+                <w:rFonts w:ascii="BC Sans" w:eastAsia="Times New Roman" w:hAnsi="BC Sans" w:cs="Times New Roman"/>
+                <w:color w:val="000000" w:themeColor="text1"/>
+                <w:sz w:val="18"/>
+                <w:szCs w:val="18"/>
+              </w:rPr>
+              <w:t>d.activityNotes</w:t>
+            </w:r>
+            <w:proofErr w:type="spellEnd"/>
+            <w:r>
+              <w:rPr>
+                <w:rFonts w:ascii="BC Sans" w:eastAsia="Times New Roman" w:hAnsi="BC Sans" w:cs="Times New Roman"/>
+                <w:color w:val="000000" w:themeColor="text1"/>
+                <w:sz w:val="18"/>
+                <w:szCs w:val="18"/>
+              </w:rPr>
+              <w:t>[</w:t>
+            </w:r>
+            <w:proofErr w:type="spellStart"/>
+            <w:r>
+              <w:rPr>
+                <w:rFonts w:ascii="BC Sans" w:eastAsia="Times New Roman" w:hAnsi="BC Sans" w:cs="Times New Roman"/>
+                <w:color w:val="000000" w:themeColor="text1"/>
+                <w:sz w:val="18"/>
+                <w:szCs w:val="18"/>
+              </w:rPr>
+              <w:t>i</w:t>
+            </w:r>
+            <w:proofErr w:type="spellEnd"/>
+            <w:r>
+              <w:rPr>
+                <w:rFonts w:ascii="BC Sans" w:eastAsia="Times New Roman" w:hAnsi="BC Sans" w:cs="Times New Roman"/>
+                <w:color w:val="000000" w:themeColor="text1"/>
+                <w:sz w:val="18"/>
+                <w:szCs w:val="18"/>
+              </w:rPr>
+              <w:t>].</w:t>
             </w:r>
             <w:r>
               <w:rPr>
@@ -1402,6 +1924,7 @@
               </w:rPr>
               <w:t xml:space="preserve"> </w:t>
             </w:r>
+            <w:proofErr w:type="spellStart"/>
             <w:r>
               <w:rPr>
                 <w:rFonts w:ascii="BC Sans" w:eastAsia="Times New Roman" w:hAnsi="BC Sans" w:cs="Times New Roman"/>
@@ -1418,7 +1941,57 @@
                 <w:sz w:val="18"/>
                 <w:szCs w:val="18"/>
               </w:rPr>
-              <w:t>.lastName}, {d.activityNotes[i].</w:t>
+              <w:t>.lastName</w:t>
+            </w:r>
+            <w:proofErr w:type="spellEnd"/>
+            <w:r>
+              <w:rPr>
+                <w:rFonts w:ascii="BC Sans" w:eastAsia="Times New Roman" w:hAnsi="BC Sans" w:cs="Times New Roman"/>
+                <w:color w:val="000000" w:themeColor="text1"/>
+                <w:sz w:val="18"/>
+                <w:szCs w:val="18"/>
+              </w:rPr>
+              <w:t>}, {</w:t>
+            </w:r>
+            <w:proofErr w:type="spellStart"/>
+            <w:r>
+              <w:rPr>
+                <w:rFonts w:ascii="BC Sans" w:eastAsia="Times New Roman" w:hAnsi="BC Sans" w:cs="Times New Roman"/>
+                <w:color w:val="000000" w:themeColor="text1"/>
+                <w:sz w:val="18"/>
+                <w:szCs w:val="18"/>
+              </w:rPr>
+              <w:t>d.activityNotes</w:t>
+            </w:r>
+            <w:proofErr w:type="spellEnd"/>
+            <w:r>
+              <w:rPr>
+                <w:rFonts w:ascii="BC Sans" w:eastAsia="Times New Roman" w:hAnsi="BC Sans" w:cs="Times New Roman"/>
+                <w:color w:val="000000" w:themeColor="text1"/>
+                <w:sz w:val="18"/>
+                <w:szCs w:val="18"/>
+              </w:rPr>
+              <w:t>[</w:t>
+            </w:r>
+            <w:proofErr w:type="spellStart"/>
+            <w:r>
+              <w:rPr>
+                <w:rFonts w:ascii="BC Sans" w:eastAsia="Times New Roman" w:hAnsi="BC Sans" w:cs="Times New Roman"/>
+                <w:color w:val="000000" w:themeColor="text1"/>
+                <w:sz w:val="18"/>
+                <w:szCs w:val="18"/>
+              </w:rPr>
+              <w:t>i</w:t>
+            </w:r>
+            <w:proofErr w:type="spellEnd"/>
+            <w:r>
+              <w:rPr>
+                <w:rFonts w:ascii="BC Sans" w:eastAsia="Times New Roman" w:hAnsi="BC Sans" w:cs="Times New Roman"/>
+                <w:color w:val="000000" w:themeColor="text1"/>
+                <w:sz w:val="18"/>
+                <w:szCs w:val="18"/>
+              </w:rPr>
+              <w:t>].</w:t>
             </w:r>
             <w:r>
               <w:rPr>
@@ -1431,6 +2004,7 @@
               </w:rPr>
               <w:t xml:space="preserve"> </w:t>
             </w:r>
+            <w:proofErr w:type="spellStart"/>
             <w:r>
               <w:rPr>
                 <w:rFonts w:ascii="BC Sans" w:eastAsia="Times New Roman" w:hAnsi="BC Sans" w:cs="Times New Roman"/>
@@ -1447,7 +2021,17 @@
                 <w:sz w:val="18"/>
                 <w:szCs w:val="18"/>
               </w:rPr>
-              <w:t>.firstName}</w:t>
+              <w:t>.firstName</w:t>
+            </w:r>
+            <w:proofErr w:type="spellEnd"/>
+            <w:r>
+              <w:rPr>
+                <w:rFonts w:ascii="BC Sans" w:eastAsia="Times New Roman" w:hAnsi="BC Sans" w:cs="Times New Roman"/>
+                <w:color w:val="000000" w:themeColor="text1"/>
+                <w:sz w:val="18"/>
+                <w:szCs w:val="18"/>
+              </w:rPr>
+              <w:t>}</w:t>
             </w:r>
           </w:p>
         </w:tc>
@@ -1483,7 +2067,55 @@
                 <w:sz w:val="20"/>
                 <w:szCs w:val="20"/>
               </w:rPr>
-              <w:t>{d.activityNotes[i+1].contentText}</w:t>
+              <w:t>{</w:t>
+            </w:r>
+            <w:proofErr w:type="spellStart"/>
+            <w:r>
+              <w:rPr>
+                <w:rFonts w:ascii="BC Sans" w:hAnsi="BC Sans"/>
+                <w:b w:val="0"/>
+                <w:bCs w:val="0"/>
+                <w:caps w:val="0"/>
+                <w:sz w:val="20"/>
+                <w:szCs w:val="20"/>
+              </w:rPr>
+              <w:t>d.activityNotes</w:t>
+            </w:r>
+            <w:proofErr w:type="spellEnd"/>
+            <w:r>
+              <w:rPr>
+                <w:rFonts w:ascii="BC Sans" w:hAnsi="BC Sans"/>
+                <w:b w:val="0"/>
+                <w:bCs w:val="0"/>
+                <w:caps w:val="0"/>
+                <w:sz w:val="20"/>
+                <w:szCs w:val="20"/>
+              </w:rPr>
+              <w:t>[i+1].</w:t>
+            </w:r>
+            <w:proofErr w:type="spellStart"/>
+            <w:r>
+              <w:rPr>
+                <w:rFonts w:ascii="BC Sans" w:hAnsi="BC Sans"/>
+                <w:b w:val="0"/>
+                <w:bCs w:val="0"/>
+                <w:caps w:val="0"/>
+                <w:sz w:val="20"/>
+                <w:szCs w:val="20"/>
+              </w:rPr>
+              <w:t>contentText</w:t>
+            </w:r>
+            <w:proofErr w:type="spellEnd"/>
+            <w:r>
+              <w:rPr>
+                <w:rFonts w:ascii="BC Sans" w:hAnsi="BC Sans"/>
+                <w:b w:val="0"/>
+                <w:bCs w:val="0"/>
+                <w:caps w:val="0"/>
+                <w:sz w:val="20"/>
+                <w:szCs w:val="20"/>
+              </w:rPr>
+              <w:t>}</w:t>
             </w:r>
           </w:p>
         </w:tc>
@@ -1513,8 +2145,9 @@
                 <w:sz w:val="18"/>
                 <w:szCs w:val="18"/>
               </w:rPr>
-              <w:t>{d.activityNotes[i+1].actionedDate}</w:t>
-            </w:r>
+              <w:t>{</w:t>
+            </w:r>
+            <w:proofErr w:type="spellStart"/>
             <w:r>
               <w:rPr>
                 <w:rFonts w:ascii="BC Sans" w:eastAsia="Times New Roman" w:hAnsi="BC Sans" w:cs="Times New Roman"/>
@@ -1522,7 +2155,86 @@
                 <w:sz w:val="18"/>
                 <w:szCs w:val="18"/>
               </w:rPr>
-              <w:t xml:space="preserve"> {d.activityNotes[i+1].actionedTime}</w:t>
+              <w:t>d.activityNotes</w:t>
+            </w:r>
+            <w:proofErr w:type="spellEnd"/>
+            <w:r>
+              <w:rPr>
+                <w:rFonts w:ascii="BC Sans" w:eastAsia="Times New Roman" w:hAnsi="BC Sans" w:cs="Times New Roman"/>
+                <w:color w:val="000000" w:themeColor="text1"/>
+                <w:sz w:val="18"/>
+                <w:szCs w:val="18"/>
+              </w:rPr>
+              <w:t>[i+1].</w:t>
+            </w:r>
+            <w:proofErr w:type="spellStart"/>
+            <w:r>
+              <w:rPr>
+                <w:rFonts w:ascii="BC Sans" w:eastAsia="Times New Roman" w:hAnsi="BC Sans" w:cs="Times New Roman"/>
+                <w:color w:val="000000" w:themeColor="text1"/>
+                <w:sz w:val="18"/>
+                <w:szCs w:val="18"/>
+              </w:rPr>
+              <w:t>actionedDate</w:t>
+            </w:r>
+            <w:proofErr w:type="spellEnd"/>
+            <w:r>
+              <w:rPr>
+                <w:rFonts w:ascii="BC Sans" w:eastAsia="Times New Roman" w:hAnsi="BC Sans" w:cs="Times New Roman"/>
+                <w:color w:val="000000" w:themeColor="text1"/>
+                <w:sz w:val="18"/>
+                <w:szCs w:val="18"/>
+              </w:rPr>
+              <w:t>}</w:t>
+            </w:r>
+            <w:r>
+              <w:rPr>
+                <w:rFonts w:ascii="BC Sans" w:eastAsia="Times New Roman" w:hAnsi="BC Sans" w:cs="Times New Roman"/>
+                <w:color w:val="000000" w:themeColor="text1"/>
+                <w:sz w:val="18"/>
+                <w:szCs w:val="18"/>
+              </w:rPr>
+              <w:t xml:space="preserve"> {</w:t>
+            </w:r>
+            <w:proofErr w:type="spellStart"/>
+            <w:r>
+              <w:rPr>
+                <w:rFonts w:ascii="BC Sans" w:eastAsia="Times New Roman" w:hAnsi="BC Sans" w:cs="Times New Roman"/>
+                <w:color w:val="000000" w:themeColor="text1"/>
+                <w:sz w:val="18"/>
+                <w:szCs w:val="18"/>
+              </w:rPr>
+              <w:t>d.activityNotes</w:t>
+            </w:r>
+            <w:proofErr w:type="spellEnd"/>
+            <w:r>
+              <w:rPr>
+                <w:rFonts w:ascii="BC Sans" w:eastAsia="Times New Roman" w:hAnsi="BC Sans" w:cs="Times New Roman"/>
+                <w:color w:val="000000" w:themeColor="text1"/>
+                <w:sz w:val="18"/>
+                <w:szCs w:val="18"/>
+              </w:rPr>
+              <w:t>[i+1].</w:t>
+            </w:r>
+            <w:proofErr w:type="spellStart"/>
+            <w:r>
+              <w:rPr>
+                <w:rFonts w:ascii="BC Sans" w:eastAsia="Times New Roman" w:hAnsi="BC Sans" w:cs="Times New Roman"/>
+                <w:color w:val="000000" w:themeColor="text1"/>
+                <w:sz w:val="18"/>
+                <w:szCs w:val="18"/>
+              </w:rPr>
+              <w:t>actionedTime</w:t>
+            </w:r>
+            <w:proofErr w:type="spellEnd"/>
+            <w:r>
+              <w:rPr>
+                <w:rFonts w:ascii="BC Sans" w:eastAsia="Times New Roman" w:hAnsi="BC Sans" w:cs="Times New Roman"/>
+                <w:color w:val="000000" w:themeColor="text1"/>
+                <w:sz w:val="18"/>
+                <w:szCs w:val="18"/>
+              </w:rPr>
+              <w:t>}</w:t>
             </w:r>
           </w:p>
         </w:tc>
@@ -1550,7 +2262,27 @@
                 <w:sz w:val="18"/>
                 <w:szCs w:val="18"/>
               </w:rPr>
-              <w:t>{d.activityNotes[i+1].</w:t>
+              <w:t>{</w:t>
+            </w:r>
+            <w:proofErr w:type="spellStart"/>
+            <w:r>
+              <w:rPr>
+                <w:rFonts w:ascii="BC Sans" w:eastAsia="Times New Roman" w:hAnsi="BC Sans" w:cs="Times New Roman"/>
+                <w:color w:val="000000" w:themeColor="text1"/>
+                <w:sz w:val="18"/>
+                <w:szCs w:val="18"/>
+              </w:rPr>
+              <w:t>d.activityNotes</w:t>
+            </w:r>
+            <w:proofErr w:type="spellEnd"/>
+            <w:r>
+              <w:rPr>
+                <w:rFonts w:ascii="BC Sans" w:eastAsia="Times New Roman" w:hAnsi="BC Sans" w:cs="Times New Roman"/>
+                <w:color w:val="000000" w:themeColor="text1"/>
+                <w:sz w:val="18"/>
+                <w:szCs w:val="18"/>
+              </w:rPr>
+              <w:t>[i+1].</w:t>
             </w:r>
             <w:r>
               <w:rPr>
@@ -1563,6 +2295,7 @@
               </w:rPr>
               <w:t xml:space="preserve"> </w:t>
             </w:r>
+            <w:proofErr w:type="spellStart"/>
             <w:r>
               <w:rPr>
                 <w:rFonts w:ascii="BC Sans" w:eastAsia="Times New Roman" w:hAnsi="BC Sans" w:cs="Times New Roman"/>
@@ -1579,7 +2312,37 @@
                 <w:sz w:val="18"/>
                 <w:szCs w:val="18"/>
               </w:rPr>
-              <w:t>.lastName}, {d.activityNotes[i+1].</w:t>
+              <w:t>.lastName</w:t>
+            </w:r>
+            <w:proofErr w:type="spellEnd"/>
+            <w:r>
+              <w:rPr>
+                <w:rFonts w:ascii="BC Sans" w:eastAsia="Times New Roman" w:hAnsi="BC Sans" w:cs="Times New Roman"/>
+                <w:color w:val="000000" w:themeColor="text1"/>
+                <w:sz w:val="18"/>
+                <w:szCs w:val="18"/>
+              </w:rPr>
+              <w:t>}, {</w:t>
+            </w:r>
+            <w:proofErr w:type="spellStart"/>
+            <w:r>
+              <w:rPr>
+                <w:rFonts w:ascii="BC Sans" w:eastAsia="Times New Roman" w:hAnsi="BC Sans" w:cs="Times New Roman"/>
+                <w:color w:val="000000" w:themeColor="text1"/>
+                <w:sz w:val="18"/>
+                <w:szCs w:val="18"/>
+              </w:rPr>
+              <w:t>d.activityNotes</w:t>
+            </w:r>
+            <w:proofErr w:type="spellEnd"/>
+            <w:r>
+              <w:rPr>
+                <w:rFonts w:ascii="BC Sans" w:eastAsia="Times New Roman" w:hAnsi="BC Sans" w:cs="Times New Roman"/>
+                <w:color w:val="000000" w:themeColor="text1"/>
+                <w:sz w:val="18"/>
+                <w:szCs w:val="18"/>
+              </w:rPr>
+              <w:t>[i+1].</w:t>
             </w:r>
             <w:r>
               <w:rPr>
@@ -1592,6 +2355,7 @@
               </w:rPr>
               <w:t xml:space="preserve"> </w:t>
             </w:r>
+            <w:proofErr w:type="spellStart"/>
             <w:r>
               <w:rPr>
                 <w:rFonts w:ascii="BC Sans" w:eastAsia="Times New Roman" w:hAnsi="BC Sans" w:cs="Times New Roman"/>
@@ -1608,7 +2372,17 @@
                 <w:sz w:val="18"/>
                 <w:szCs w:val="18"/>
               </w:rPr>
-              <w:t>.firstName}</w:t>
+              <w:t>.firstName</w:t>
+            </w:r>
+            <w:proofErr w:type="spellEnd"/>
+            <w:r>
+              <w:rPr>
+                <w:rFonts w:ascii="BC Sans" w:eastAsia="Times New Roman" w:hAnsi="BC Sans" w:cs="Times New Roman"/>
+                <w:color w:val="000000" w:themeColor="text1"/>
+                <w:sz w:val="18"/>
+                <w:szCs w:val="18"/>
+              </w:rPr>
+              <w:t>}</w:t>
             </w:r>
           </w:p>
         </w:tc>
@@ -1629,7 +2403,16 @@
           <w:sz w:val="20"/>
           <w:szCs w:val="20"/>
         </w:rPr>
-        <w:t>{d.</w:t>
+        <w:t>{</w:t>
+      </w:r>
+      <w:proofErr w:type="spellStart"/>
+      <w:r>
+        <w:rPr>
+          <w:rFonts w:ascii="BC Sans" w:hAnsi="BC Sans"/>
+          <w:sz w:val="20"/>
+          <w:szCs w:val="20"/>
+        </w:rPr>
+        <w:t>d.</w:t>
       </w:r>
       <w:r>
         <w:rPr>
@@ -1645,7 +2428,16 @@
           <w:sz w:val="20"/>
           <w:szCs w:val="20"/>
         </w:rPr>
-        <w:t>:showEnd}</w:t>
+        <w:t>:showEnd</w:t>
+      </w:r>
+      <w:proofErr w:type="spellEnd"/>
+      <w:r>
+        <w:rPr>
+          <w:rFonts w:ascii="BC Sans" w:hAnsi="BC Sans"/>
+          <w:sz w:val="20"/>
+          <w:szCs w:val="20"/>
+        </w:rPr>
+        <w:t>}</w:t>
       </w:r>
     </w:p>
     <w:tbl>
@@ -1789,7 +2581,67 @@
                 <w:szCs w:val="20"/>
                 <w:lang w:val="en-CA"/>
               </w:rPr>
-              <w:t>{d.exhibits[i].propertyType}</w:t>
+              <w:t>{</w:t>
+            </w:r>
+            <w:proofErr w:type="spellStart"/>
+            <w:r>
+              <w:rPr>
+                <w:rFonts w:ascii="BC Sans" w:hAnsi="BC Sans"/>
+                <w:sz w:val="20"/>
+                <w:szCs w:val="20"/>
+                <w:lang w:val="en-CA"/>
+              </w:rPr>
+              <w:t>d.exhibits</w:t>
+            </w:r>
+            <w:proofErr w:type="spellEnd"/>
+            <w:r>
+              <w:rPr>
+                <w:rFonts w:ascii="BC Sans" w:hAnsi="BC Sans"/>
+                <w:sz w:val="20"/>
+                <w:szCs w:val="20"/>
+                <w:lang w:val="en-CA"/>
+              </w:rPr>
+              <w:t>[</w:t>
+            </w:r>
+            <w:proofErr w:type="spellStart"/>
+            <w:r>
+              <w:rPr>
+                <w:rFonts w:ascii="BC Sans" w:hAnsi="BC Sans"/>
+                <w:sz w:val="20"/>
+                <w:szCs w:val="20"/>
+                <w:lang w:val="en-CA"/>
+              </w:rPr>
+              <w:t>i</w:t>
+            </w:r>
+            <w:proofErr w:type="spellEnd"/>
+            <w:r>
+              <w:rPr>
+                <w:rFonts w:ascii="BC Sans" w:hAnsi="BC Sans"/>
+                <w:sz w:val="20"/>
+                <w:szCs w:val="20"/>
+                <w:lang w:val="en-CA"/>
+              </w:rPr>
+              <w:t>].</w:t>
+            </w:r>
+            <w:proofErr w:type="spellStart"/>
+            <w:r>
+              <w:rPr>
+                <w:rFonts w:ascii="BC Sans" w:hAnsi="BC Sans"/>
+                <w:sz w:val="20"/>
+                <w:szCs w:val="20"/>
+                <w:lang w:val="en-CA"/>
+              </w:rPr>
+              <w:t>propertyType</w:t>
+            </w:r>
+            <w:proofErr w:type="spellEnd"/>
+            <w:r>
+              <w:rPr>
+                <w:rFonts w:ascii="BC Sans" w:hAnsi="BC Sans"/>
+                <w:sz w:val="20"/>
+                <w:szCs w:val="20"/>
+                <w:lang w:val="en-CA"/>
+              </w:rPr>
+              <w:t>}</w:t>
             </w:r>
           </w:p>
         </w:tc>
@@ -1858,7 +2710,47 @@
                 <w:szCs w:val="20"/>
                 <w:lang w:val="en-CA"/>
               </w:rPr>
-              <w:t>{d.exhibits[i].description}</w:t>
+              <w:t>{</w:t>
+            </w:r>
+            <w:proofErr w:type="spellStart"/>
+            <w:r>
+              <w:rPr>
+                <w:rFonts w:ascii="BC Sans" w:hAnsi="BC Sans"/>
+                <w:sz w:val="20"/>
+                <w:szCs w:val="20"/>
+                <w:lang w:val="en-CA"/>
+              </w:rPr>
+              <w:t>d.exhibits</w:t>
+            </w:r>
+            <w:proofErr w:type="spellEnd"/>
+            <w:r>
+              <w:rPr>
+                <w:rFonts w:ascii="BC Sans" w:hAnsi="BC Sans"/>
+                <w:sz w:val="20"/>
+                <w:szCs w:val="20"/>
+                <w:lang w:val="en-CA"/>
+              </w:rPr>
+              <w:t>[</w:t>
+            </w:r>
+            <w:proofErr w:type="spellStart"/>
+            <w:r>
+              <w:rPr>
+                <w:rFonts w:ascii="BC Sans" w:hAnsi="BC Sans"/>
+                <w:sz w:val="20"/>
+                <w:szCs w:val="20"/>
+                <w:lang w:val="en-CA"/>
+              </w:rPr>
+              <w:t>i</w:t>
+            </w:r>
+            <w:proofErr w:type="spellEnd"/>
+            <w:r>
+              <w:rPr>
+                <w:rFonts w:ascii="BC Sans" w:hAnsi="BC Sans"/>
+                <w:sz w:val="20"/>
+                <w:szCs w:val="20"/>
+                <w:lang w:val="en-CA"/>
+              </w:rPr>
+              <w:t>].description}</w:t>
             </w:r>
           </w:p>
         </w:tc>
@@ -1927,7 +2819,47 @@
                 <w:szCs w:val="20"/>
                 <w:lang w:val="en-CA"/>
               </w:rPr>
-              <w:t>{d.exhibits[i].quantity}</w:t>
+              <w:t>{</w:t>
+            </w:r>
+            <w:proofErr w:type="spellStart"/>
+            <w:r>
+              <w:rPr>
+                <w:rFonts w:ascii="BC Sans" w:hAnsi="BC Sans"/>
+                <w:sz w:val="20"/>
+                <w:szCs w:val="20"/>
+                <w:lang w:val="en-CA"/>
+              </w:rPr>
+              <w:t>d.exhibits</w:t>
+            </w:r>
+            <w:proofErr w:type="spellEnd"/>
+            <w:r>
+              <w:rPr>
+                <w:rFonts w:ascii="BC Sans" w:hAnsi="BC Sans"/>
+                <w:sz w:val="20"/>
+                <w:szCs w:val="20"/>
+                <w:lang w:val="en-CA"/>
+              </w:rPr>
+              <w:t>[</w:t>
+            </w:r>
+            <w:proofErr w:type="spellStart"/>
+            <w:r>
+              <w:rPr>
+                <w:rFonts w:ascii="BC Sans" w:hAnsi="BC Sans"/>
+                <w:sz w:val="20"/>
+                <w:szCs w:val="20"/>
+                <w:lang w:val="en-CA"/>
+              </w:rPr>
+              <w:t>i</w:t>
+            </w:r>
+            <w:proofErr w:type="spellEnd"/>
+            <w:r>
+              <w:rPr>
+                <w:rFonts w:ascii="BC Sans" w:hAnsi="BC Sans"/>
+                <w:sz w:val="20"/>
+                <w:szCs w:val="20"/>
+                <w:lang w:val="en-CA"/>
+              </w:rPr>
+              <w:t>].quantity}</w:t>
             </w:r>
           </w:p>
         </w:tc>
@@ -1996,7 +2928,127 @@
                 <w:szCs w:val="20"/>
                 <w:lang w:val="en-CA"/>
               </w:rPr>
-              <w:t>{d.exhibits[i].collectedBy.lastName}, {d.exhibits[i].collectedBy.firstName}</w:t>
+              <w:t>{</w:t>
+            </w:r>
+            <w:proofErr w:type="spellStart"/>
+            <w:r>
+              <w:rPr>
+                <w:rFonts w:ascii="BC Sans" w:hAnsi="BC Sans"/>
+                <w:sz w:val="20"/>
+                <w:szCs w:val="20"/>
+                <w:lang w:val="en-CA"/>
+              </w:rPr>
+              <w:t>d.exhibits</w:t>
+            </w:r>
+            <w:proofErr w:type="spellEnd"/>
+            <w:r>
+              <w:rPr>
+                <w:rFonts w:ascii="BC Sans" w:hAnsi="BC Sans"/>
+                <w:sz w:val="20"/>
+                <w:szCs w:val="20"/>
+                <w:lang w:val="en-CA"/>
+              </w:rPr>
+              <w:t>[</w:t>
+            </w:r>
+            <w:proofErr w:type="spellStart"/>
+            <w:r>
+              <w:rPr>
+                <w:rFonts w:ascii="BC Sans" w:hAnsi="BC Sans"/>
+                <w:sz w:val="20"/>
+                <w:szCs w:val="20"/>
+                <w:lang w:val="en-CA"/>
+              </w:rPr>
+              <w:t>i</w:t>
+            </w:r>
+            <w:proofErr w:type="spellEnd"/>
+            <w:r>
+              <w:rPr>
+                <w:rFonts w:ascii="BC Sans" w:hAnsi="BC Sans"/>
+                <w:sz w:val="20"/>
+                <w:szCs w:val="20"/>
+                <w:lang w:val="en-CA"/>
+              </w:rPr>
+              <w:t>].</w:t>
+            </w:r>
+            <w:proofErr w:type="spellStart"/>
+            <w:r>
+              <w:rPr>
+                <w:rFonts w:ascii="BC Sans" w:hAnsi="BC Sans"/>
+                <w:sz w:val="20"/>
+                <w:szCs w:val="20"/>
+                <w:lang w:val="en-CA"/>
+              </w:rPr>
+              <w:t>collectedBy.lastName</w:t>
+            </w:r>
+            <w:proofErr w:type="spellEnd"/>
+            <w:r>
+              <w:rPr>
+                <w:rFonts w:ascii="BC Sans" w:hAnsi="BC Sans"/>
+                <w:sz w:val="20"/>
+                <w:szCs w:val="20"/>
+                <w:lang w:val="en-CA"/>
+              </w:rPr>
+              <w:t>}, {</w:t>
+            </w:r>
+            <w:proofErr w:type="spellStart"/>
+            <w:r>
+              <w:rPr>
+                <w:rFonts w:ascii="BC Sans" w:hAnsi="BC Sans"/>
+                <w:sz w:val="20"/>
+                <w:szCs w:val="20"/>
+                <w:lang w:val="en-CA"/>
+              </w:rPr>
+              <w:t>d.exhibits</w:t>
+            </w:r>
+            <w:proofErr w:type="spellEnd"/>
+            <w:r>
+              <w:rPr>
+                <w:rFonts w:ascii="BC Sans" w:hAnsi="BC Sans"/>
+                <w:sz w:val="20"/>
+                <w:szCs w:val="20"/>
+                <w:lang w:val="en-CA"/>
+              </w:rPr>
+              <w:t>[</w:t>
+            </w:r>
+            <w:proofErr w:type="spellStart"/>
+            <w:r>
+              <w:rPr>
+                <w:rFonts w:ascii="BC Sans" w:hAnsi="BC Sans"/>
+                <w:sz w:val="20"/>
+                <w:szCs w:val="20"/>
+                <w:lang w:val="en-CA"/>
+              </w:rPr>
+              <w:t>i</w:t>
+            </w:r>
+            <w:proofErr w:type="spellEnd"/>
+            <w:r>
+              <w:rPr>
+                <w:rFonts w:ascii="BC Sans" w:hAnsi="BC Sans"/>
+                <w:sz w:val="20"/>
+                <w:szCs w:val="20"/>
+                <w:lang w:val="en-CA"/>
+              </w:rPr>
+              <w:t>].</w:t>
+            </w:r>
+            <w:proofErr w:type="spellStart"/>
+            <w:r>
+              <w:rPr>
+                <w:rFonts w:ascii="BC Sans" w:hAnsi="BC Sans"/>
+                <w:sz w:val="20"/>
+                <w:szCs w:val="20"/>
+                <w:lang w:val="en-CA"/>
+              </w:rPr>
+              <w:t>collectedBy.firstName</w:t>
+            </w:r>
+            <w:proofErr w:type="spellEnd"/>
+            <w:r>
+              <w:rPr>
+                <w:rFonts w:ascii="BC Sans" w:hAnsi="BC Sans"/>
+                <w:sz w:val="20"/>
+                <w:szCs w:val="20"/>
+                <w:lang w:val="en-CA"/>
+              </w:rPr>
+              <w:t>}</w:t>
             </w:r>
           </w:p>
         </w:tc>
@@ -2065,16 +3117,136 @@
                 <w:szCs w:val="20"/>
                 <w:lang w:val="en-CA"/>
               </w:rPr>
-              <w:t>{d.exhibits[i].dateCollected}</w:t>
-            </w:r>
-            <w:r>
-              <w:rPr>
-                <w:rFonts w:ascii="BC Sans" w:hAnsi="BC Sans"/>
-                <w:sz w:val="20"/>
-                <w:szCs w:val="20"/>
-                <w:lang w:val="en-CA"/>
-              </w:rPr>
-              <w:t xml:space="preserve"> {d.exhibits[i].intakeTime }</w:t>
+              <w:t>{</w:t>
+            </w:r>
+            <w:proofErr w:type="spellStart"/>
+            <w:r>
+              <w:rPr>
+                <w:rFonts w:ascii="BC Sans" w:hAnsi="BC Sans"/>
+                <w:sz w:val="20"/>
+                <w:szCs w:val="20"/>
+                <w:lang w:val="en-CA"/>
+              </w:rPr>
+              <w:t>d.exhibits</w:t>
+            </w:r>
+            <w:proofErr w:type="spellEnd"/>
+            <w:r>
+              <w:rPr>
+                <w:rFonts w:ascii="BC Sans" w:hAnsi="BC Sans"/>
+                <w:sz w:val="20"/>
+                <w:szCs w:val="20"/>
+                <w:lang w:val="en-CA"/>
+              </w:rPr>
+              <w:t>[</w:t>
+            </w:r>
+            <w:proofErr w:type="spellStart"/>
+            <w:r>
+              <w:rPr>
+                <w:rFonts w:ascii="BC Sans" w:hAnsi="BC Sans"/>
+                <w:sz w:val="20"/>
+                <w:szCs w:val="20"/>
+                <w:lang w:val="en-CA"/>
+              </w:rPr>
+              <w:t>i</w:t>
+            </w:r>
+            <w:proofErr w:type="spellEnd"/>
+            <w:r>
+              <w:rPr>
+                <w:rFonts w:ascii="BC Sans" w:hAnsi="BC Sans"/>
+                <w:sz w:val="20"/>
+                <w:szCs w:val="20"/>
+                <w:lang w:val="en-CA"/>
+              </w:rPr>
+              <w:t>].</w:t>
+            </w:r>
+            <w:proofErr w:type="spellStart"/>
+            <w:r>
+              <w:rPr>
+                <w:rFonts w:ascii="BC Sans" w:hAnsi="BC Sans"/>
+                <w:sz w:val="20"/>
+                <w:szCs w:val="20"/>
+                <w:lang w:val="en-CA"/>
+              </w:rPr>
+              <w:t>dateCollected</w:t>
+            </w:r>
+            <w:proofErr w:type="spellEnd"/>
+            <w:r>
+              <w:rPr>
+                <w:rFonts w:ascii="BC Sans" w:hAnsi="BC Sans"/>
+                <w:sz w:val="20"/>
+                <w:szCs w:val="20"/>
+                <w:lang w:val="en-CA"/>
+              </w:rPr>
+              <w:t>}</w:t>
+            </w:r>
+            <w:r>
+              <w:rPr>
+                <w:rFonts w:ascii="BC Sans" w:hAnsi="BC Sans"/>
+                <w:sz w:val="20"/>
+                <w:szCs w:val="20"/>
+                <w:lang w:val="en-CA"/>
+              </w:rPr>
+              <w:t xml:space="preserve"> {</w:t>
+            </w:r>
+            <w:proofErr w:type="spellStart"/>
+            <w:r>
+              <w:rPr>
+                <w:rFonts w:ascii="BC Sans" w:hAnsi="BC Sans"/>
+                <w:sz w:val="20"/>
+                <w:szCs w:val="20"/>
+                <w:lang w:val="en-CA"/>
+              </w:rPr>
+              <w:t>d.exhibits</w:t>
+            </w:r>
+            <w:proofErr w:type="spellEnd"/>
+            <w:r>
+              <w:rPr>
+                <w:rFonts w:ascii="BC Sans" w:hAnsi="BC Sans"/>
+                <w:sz w:val="20"/>
+                <w:szCs w:val="20"/>
+                <w:lang w:val="en-CA"/>
+              </w:rPr>
+              <w:t>[</w:t>
+            </w:r>
+            <w:proofErr w:type="spellStart"/>
+            <w:r>
+              <w:rPr>
+                <w:rFonts w:ascii="BC Sans" w:hAnsi="BC Sans"/>
+                <w:sz w:val="20"/>
+                <w:szCs w:val="20"/>
+                <w:lang w:val="en-CA"/>
+              </w:rPr>
+              <w:t>i</w:t>
+            </w:r>
+            <w:proofErr w:type="spellEnd"/>
+            <w:r>
+              <w:rPr>
+                <w:rFonts w:ascii="BC Sans" w:hAnsi="BC Sans"/>
+                <w:sz w:val="20"/>
+                <w:szCs w:val="20"/>
+                <w:lang w:val="en-CA"/>
+              </w:rPr>
+              <w:t>].</w:t>
+            </w:r>
+            <w:proofErr w:type="spellStart"/>
+            <w:r>
+              <w:rPr>
+                <w:rFonts w:ascii="BC Sans" w:hAnsi="BC Sans"/>
+                <w:sz w:val="20"/>
+                <w:szCs w:val="20"/>
+                <w:lang w:val="en-CA"/>
+              </w:rPr>
+              <w:t>intakeTime</w:t>
+            </w:r>
+            <w:proofErr w:type="spellEnd"/>
+            <w:r>
+              <w:rPr>
+                <w:rFonts w:ascii="BC Sans" w:hAnsi="BC Sans"/>
+                <w:sz w:val="20"/>
+                <w:szCs w:val="20"/>
+                <w:lang w:val="en-CA"/>
+              </w:rPr>
+              <w:t xml:space="preserve"> }</w:t>
             </w:r>
           </w:p>
         </w:tc>
@@ -2143,7 +3315,67 @@
                 <w:szCs w:val="20"/>
                 <w:lang w:val="en-CA"/>
               </w:rPr>
-              <w:t>{d.exhibits[i].locationOfIntake}</w:t>
+              <w:t>{</w:t>
+            </w:r>
+            <w:proofErr w:type="spellStart"/>
+            <w:r>
+              <w:rPr>
+                <w:rFonts w:ascii="BC Sans" w:hAnsi="BC Sans"/>
+                <w:sz w:val="20"/>
+                <w:szCs w:val="20"/>
+                <w:lang w:val="en-CA"/>
+              </w:rPr>
+              <w:t>d.exhibits</w:t>
+            </w:r>
+            <w:proofErr w:type="spellEnd"/>
+            <w:r>
+              <w:rPr>
+                <w:rFonts w:ascii="BC Sans" w:hAnsi="BC Sans"/>
+                <w:sz w:val="20"/>
+                <w:szCs w:val="20"/>
+                <w:lang w:val="en-CA"/>
+              </w:rPr>
+              <w:t>[</w:t>
+            </w:r>
+            <w:proofErr w:type="spellStart"/>
+            <w:r>
+              <w:rPr>
+                <w:rFonts w:ascii="BC Sans" w:hAnsi="BC Sans"/>
+                <w:sz w:val="20"/>
+                <w:szCs w:val="20"/>
+                <w:lang w:val="en-CA"/>
+              </w:rPr>
+              <w:t>i</w:t>
+            </w:r>
+            <w:proofErr w:type="spellEnd"/>
+            <w:r>
+              <w:rPr>
+                <w:rFonts w:ascii="BC Sans" w:hAnsi="BC Sans"/>
+                <w:sz w:val="20"/>
+                <w:szCs w:val="20"/>
+                <w:lang w:val="en-CA"/>
+              </w:rPr>
+              <w:t>].</w:t>
+            </w:r>
+            <w:proofErr w:type="spellStart"/>
+            <w:r>
+              <w:rPr>
+                <w:rFonts w:ascii="BC Sans" w:hAnsi="BC Sans"/>
+                <w:sz w:val="20"/>
+                <w:szCs w:val="20"/>
+                <w:lang w:val="en-CA"/>
+              </w:rPr>
+              <w:t>locationOfIntake</w:t>
+            </w:r>
+            <w:proofErr w:type="spellEnd"/>
+            <w:r>
+              <w:rPr>
+                <w:rFonts w:ascii="BC Sans" w:hAnsi="BC Sans"/>
+                <w:sz w:val="20"/>
+                <w:szCs w:val="20"/>
+                <w:lang w:val="en-CA"/>
+              </w:rPr>
+              <w:t>}</w:t>
             </w:r>
           </w:p>
         </w:tc>
@@ -2345,7 +3577,67 @@
                 <w:szCs w:val="20"/>
                 <w:lang w:val="en-CA"/>
               </w:rPr>
-              <w:t>{d.exhibits[i].seizedFromFirstName}</w:t>
+              <w:t>{</w:t>
+            </w:r>
+            <w:proofErr w:type="spellStart"/>
+            <w:r>
+              <w:rPr>
+                <w:rFonts w:ascii="BC Sans" w:hAnsi="BC Sans"/>
+                <w:sz w:val="20"/>
+                <w:szCs w:val="20"/>
+                <w:lang w:val="en-CA"/>
+              </w:rPr>
+              <w:t>d.exhibits</w:t>
+            </w:r>
+            <w:proofErr w:type="spellEnd"/>
+            <w:r>
+              <w:rPr>
+                <w:rFonts w:ascii="BC Sans" w:hAnsi="BC Sans"/>
+                <w:sz w:val="20"/>
+                <w:szCs w:val="20"/>
+                <w:lang w:val="en-CA"/>
+              </w:rPr>
+              <w:t>[</w:t>
+            </w:r>
+            <w:proofErr w:type="spellStart"/>
+            <w:r>
+              <w:rPr>
+                <w:rFonts w:ascii="BC Sans" w:hAnsi="BC Sans"/>
+                <w:sz w:val="20"/>
+                <w:szCs w:val="20"/>
+                <w:lang w:val="en-CA"/>
+              </w:rPr>
+              <w:t>i</w:t>
+            </w:r>
+            <w:proofErr w:type="spellEnd"/>
+            <w:r>
+              <w:rPr>
+                <w:rFonts w:ascii="BC Sans" w:hAnsi="BC Sans"/>
+                <w:sz w:val="20"/>
+                <w:szCs w:val="20"/>
+                <w:lang w:val="en-CA"/>
+              </w:rPr>
+              <w:t>].</w:t>
+            </w:r>
+            <w:proofErr w:type="spellStart"/>
+            <w:r>
+              <w:rPr>
+                <w:rFonts w:ascii="BC Sans" w:hAnsi="BC Sans"/>
+                <w:sz w:val="20"/>
+                <w:szCs w:val="20"/>
+                <w:lang w:val="en-CA"/>
+              </w:rPr>
+              <w:t>seizedFromFirstName</w:t>
+            </w:r>
+            <w:proofErr w:type="spellEnd"/>
+            <w:r>
+              <w:rPr>
+                <w:rFonts w:ascii="BC Sans" w:hAnsi="BC Sans"/>
+                <w:sz w:val="20"/>
+                <w:szCs w:val="20"/>
+                <w:lang w:val="en-CA"/>
+              </w:rPr>
+              <w:t>}</w:t>
             </w:r>
           </w:p>
         </w:tc>
@@ -2414,7 +3706,67 @@
                 <w:szCs w:val="20"/>
                 <w:lang w:val="en-CA"/>
               </w:rPr>
-              <w:t>{d.exhibits[i].seizedFromLastName}</w:t>
+              <w:t>{</w:t>
+            </w:r>
+            <w:proofErr w:type="spellStart"/>
+            <w:r>
+              <w:rPr>
+                <w:rFonts w:ascii="BC Sans" w:hAnsi="BC Sans"/>
+                <w:sz w:val="20"/>
+                <w:szCs w:val="20"/>
+                <w:lang w:val="en-CA"/>
+              </w:rPr>
+              <w:t>d.exhibits</w:t>
+            </w:r>
+            <w:proofErr w:type="spellEnd"/>
+            <w:r>
+              <w:rPr>
+                <w:rFonts w:ascii="BC Sans" w:hAnsi="BC Sans"/>
+                <w:sz w:val="20"/>
+                <w:szCs w:val="20"/>
+                <w:lang w:val="en-CA"/>
+              </w:rPr>
+              <w:t>[</w:t>
+            </w:r>
+            <w:proofErr w:type="spellStart"/>
+            <w:r>
+              <w:rPr>
+                <w:rFonts w:ascii="BC Sans" w:hAnsi="BC Sans"/>
+                <w:sz w:val="20"/>
+                <w:szCs w:val="20"/>
+                <w:lang w:val="en-CA"/>
+              </w:rPr>
+              <w:t>i</w:t>
+            </w:r>
+            <w:proofErr w:type="spellEnd"/>
+            <w:r>
+              <w:rPr>
+                <w:rFonts w:ascii="BC Sans" w:hAnsi="BC Sans"/>
+                <w:sz w:val="20"/>
+                <w:szCs w:val="20"/>
+                <w:lang w:val="en-CA"/>
+              </w:rPr>
+              <w:t>].</w:t>
+            </w:r>
+            <w:proofErr w:type="spellStart"/>
+            <w:r>
+              <w:rPr>
+                <w:rFonts w:ascii="BC Sans" w:hAnsi="BC Sans"/>
+                <w:sz w:val="20"/>
+                <w:szCs w:val="20"/>
+                <w:lang w:val="en-CA"/>
+              </w:rPr>
+              <w:t>seizedFromLastName</w:t>
+            </w:r>
+            <w:proofErr w:type="spellEnd"/>
+            <w:r>
+              <w:rPr>
+                <w:rFonts w:ascii="BC Sans" w:hAnsi="BC Sans"/>
+                <w:sz w:val="20"/>
+                <w:szCs w:val="20"/>
+                <w:lang w:val="en-CA"/>
+              </w:rPr>
+              <w:t>}</w:t>
             </w:r>
           </w:p>
         </w:tc>
@@ -2483,7 +3835,67 @@
                 <w:szCs w:val="20"/>
                 <w:lang w:val="en-CA"/>
               </w:rPr>
-              <w:t>{d.exhibits[i].seizedFromAddress}</w:t>
+              <w:t>{</w:t>
+            </w:r>
+            <w:proofErr w:type="spellStart"/>
+            <w:r>
+              <w:rPr>
+                <w:rFonts w:ascii="BC Sans" w:hAnsi="BC Sans"/>
+                <w:sz w:val="20"/>
+                <w:szCs w:val="20"/>
+                <w:lang w:val="en-CA"/>
+              </w:rPr>
+              <w:t>d.exhibits</w:t>
+            </w:r>
+            <w:proofErr w:type="spellEnd"/>
+            <w:r>
+              <w:rPr>
+                <w:rFonts w:ascii="BC Sans" w:hAnsi="BC Sans"/>
+                <w:sz w:val="20"/>
+                <w:szCs w:val="20"/>
+                <w:lang w:val="en-CA"/>
+              </w:rPr>
+              <w:t>[</w:t>
+            </w:r>
+            <w:proofErr w:type="spellStart"/>
+            <w:r>
+              <w:rPr>
+                <w:rFonts w:ascii="BC Sans" w:hAnsi="BC Sans"/>
+                <w:sz w:val="20"/>
+                <w:szCs w:val="20"/>
+                <w:lang w:val="en-CA"/>
+              </w:rPr>
+              <w:t>i</w:t>
+            </w:r>
+            <w:proofErr w:type="spellEnd"/>
+            <w:r>
+              <w:rPr>
+                <w:rFonts w:ascii="BC Sans" w:hAnsi="BC Sans"/>
+                <w:sz w:val="20"/>
+                <w:szCs w:val="20"/>
+                <w:lang w:val="en-CA"/>
+              </w:rPr>
+              <w:t>].</w:t>
+            </w:r>
+            <w:proofErr w:type="spellStart"/>
+            <w:r>
+              <w:rPr>
+                <w:rFonts w:ascii="BC Sans" w:hAnsi="BC Sans"/>
+                <w:sz w:val="20"/>
+                <w:szCs w:val="20"/>
+                <w:lang w:val="en-CA"/>
+              </w:rPr>
+              <w:t>seizedFromAddress</w:t>
+            </w:r>
+            <w:proofErr w:type="spellEnd"/>
+            <w:r>
+              <w:rPr>
+                <w:rFonts w:ascii="BC Sans" w:hAnsi="BC Sans"/>
+                <w:sz w:val="20"/>
+                <w:szCs w:val="20"/>
+                <w:lang w:val="en-CA"/>
+              </w:rPr>
+              <w:t>}</w:t>
             </w:r>
           </w:p>
         </w:tc>
@@ -2646,7 +4058,16 @@
           <w:sz w:val="20"/>
           <w:szCs w:val="20"/>
         </w:rPr>
-        <w:t>{d.</w:t>
+        <w:t>{</w:t>
+      </w:r>
+      <w:proofErr w:type="spellStart"/>
+      <w:r>
+        <w:rPr>
+          <w:rFonts w:ascii="BC Sans" w:hAnsi="BC Sans"/>
+          <w:sz w:val="20"/>
+          <w:szCs w:val="20"/>
+        </w:rPr>
+        <w:t>d.</w:t>
       </w:r>
       <w:r>
         <w:rPr>
@@ -2656,6 +4077,7 @@
         </w:rPr>
         <w:t>exhibits</w:t>
       </w:r>
+      <w:proofErr w:type="spellEnd"/>
       <w:r>
         <w:rPr>
           <w:rFonts w:ascii="BC Sans" w:hAnsi="BC Sans"/>
@@ -2670,7 +4092,16 @@
           <w:sz w:val="20"/>
           <w:szCs w:val="20"/>
         </w:rPr>
-        <w:t>.exhibit</w:t>
+        <w:t>.</w:t>
+      </w:r>
+      <w:proofErr w:type="spellStart"/>
+      <w:r>
+        <w:rPr>
+          <w:rFonts w:ascii="BC Sans" w:hAnsi="BC Sans"/>
+          <w:sz w:val="20"/>
+          <w:szCs w:val="20"/>
+        </w:rPr>
+        <w:t>exhibit</w:t>
       </w:r>
       <w:r>
         <w:rPr>
@@ -2688,6 +4119,7 @@
         </w:rPr>
         <w:t>Number</w:t>
       </w:r>
+      <w:proofErr w:type="spellEnd"/>
       <w:r>
         <w:rPr>
           <w:rFonts w:ascii="BC Sans" w:hAnsi="BC Sans"/>
@@ -2739,7 +4171,47 @@
                 <w:sz w:val="20"/>
                 <w:szCs w:val="20"/>
               </w:rPr>
-              <w:t>Attachment {d.attachments[i].</w:t>
+              <w:t>Attachment {</w:t>
+            </w:r>
+            <w:proofErr w:type="spellStart"/>
+            <w:r>
+              <w:rPr>
+                <w:rFonts w:ascii="BC Sans" w:hAnsi="BC Sans"/>
+                <w:caps w:val="0"/>
+                <w:sz w:val="20"/>
+                <w:szCs w:val="20"/>
+              </w:rPr>
+              <w:t>d.attachments</w:t>
+            </w:r>
+            <w:proofErr w:type="spellEnd"/>
+            <w:r>
+              <w:rPr>
+                <w:rFonts w:ascii="BC Sans" w:hAnsi="BC Sans"/>
+                <w:caps w:val="0"/>
+                <w:sz w:val="20"/>
+                <w:szCs w:val="20"/>
+              </w:rPr>
+              <w:t>[</w:t>
+            </w:r>
+            <w:proofErr w:type="spellStart"/>
+            <w:r>
+              <w:rPr>
+                <w:rFonts w:ascii="BC Sans" w:hAnsi="BC Sans"/>
+                <w:caps w:val="0"/>
+                <w:sz w:val="20"/>
+                <w:szCs w:val="20"/>
+              </w:rPr>
+              <w:t>i</w:t>
+            </w:r>
+            <w:proofErr w:type="spellEnd"/>
+            <w:r>
+              <w:rPr>
+                <w:rFonts w:ascii="BC Sans" w:hAnsi="BC Sans"/>
+                <w:caps w:val="0"/>
+                <w:sz w:val="20"/>
+                <w:szCs w:val="20"/>
+              </w:rPr>
+              <w:t>].</w:t>
             </w:r>
             <w:r>
               <w:rPr>
@@ -2821,7 +4293,67 @@
                 <w:szCs w:val="20"/>
                 <w:lang w:val="en-CA"/>
               </w:rPr>
-              <w:t>{d.attachments[i].fileType}</w:t>
+              <w:t>{</w:t>
+            </w:r>
+            <w:proofErr w:type="spellStart"/>
+            <w:r>
+              <w:rPr>
+                <w:rFonts w:ascii="BC Sans" w:hAnsi="BC Sans"/>
+                <w:sz w:val="20"/>
+                <w:szCs w:val="20"/>
+                <w:lang w:val="en-CA"/>
+              </w:rPr>
+              <w:t>d.attachments</w:t>
+            </w:r>
+            <w:proofErr w:type="spellEnd"/>
+            <w:r>
+              <w:rPr>
+                <w:rFonts w:ascii="BC Sans" w:hAnsi="BC Sans"/>
+                <w:sz w:val="20"/>
+                <w:szCs w:val="20"/>
+                <w:lang w:val="en-CA"/>
+              </w:rPr>
+              <w:t>[</w:t>
+            </w:r>
+            <w:proofErr w:type="spellStart"/>
+            <w:r>
+              <w:rPr>
+                <w:rFonts w:ascii="BC Sans" w:hAnsi="BC Sans"/>
+                <w:sz w:val="20"/>
+                <w:szCs w:val="20"/>
+                <w:lang w:val="en-CA"/>
+              </w:rPr>
+              <w:t>i</w:t>
+            </w:r>
+            <w:proofErr w:type="spellEnd"/>
+            <w:r>
+              <w:rPr>
+                <w:rFonts w:ascii="BC Sans" w:hAnsi="BC Sans"/>
+                <w:sz w:val="20"/>
+                <w:szCs w:val="20"/>
+                <w:lang w:val="en-CA"/>
+              </w:rPr>
+              <w:t>].</w:t>
+            </w:r>
+            <w:proofErr w:type="spellStart"/>
+            <w:r>
+              <w:rPr>
+                <w:rFonts w:ascii="BC Sans" w:hAnsi="BC Sans"/>
+                <w:sz w:val="20"/>
+                <w:szCs w:val="20"/>
+                <w:lang w:val="en-CA"/>
+              </w:rPr>
+              <w:t>fileType</w:t>
+            </w:r>
+            <w:proofErr w:type="spellEnd"/>
+            <w:r>
+              <w:rPr>
+                <w:rFonts w:ascii="BC Sans" w:hAnsi="BC Sans"/>
+                <w:sz w:val="20"/>
+                <w:szCs w:val="20"/>
+                <w:lang w:val="en-CA"/>
+              </w:rPr>
+              <w:t>}</w:t>
             </w:r>
           </w:p>
         </w:tc>
@@ -2891,7 +4423,67 @@
                 <w:szCs w:val="20"/>
                 <w:lang w:val="en-CA"/>
               </w:rPr>
-              <w:t>{d.attachments[i].sequenceNumber}</w:t>
+              <w:t>{</w:t>
+            </w:r>
+            <w:proofErr w:type="spellStart"/>
+            <w:r>
+              <w:rPr>
+                <w:rFonts w:ascii="BC Sans" w:hAnsi="BC Sans"/>
+                <w:sz w:val="20"/>
+                <w:szCs w:val="20"/>
+                <w:lang w:val="en-CA"/>
+              </w:rPr>
+              <w:t>d.attachments</w:t>
+            </w:r>
+            <w:proofErr w:type="spellEnd"/>
+            <w:r>
+              <w:rPr>
+                <w:rFonts w:ascii="BC Sans" w:hAnsi="BC Sans"/>
+                <w:sz w:val="20"/>
+                <w:szCs w:val="20"/>
+                <w:lang w:val="en-CA"/>
+              </w:rPr>
+              <w:t>[</w:t>
+            </w:r>
+            <w:proofErr w:type="spellStart"/>
+            <w:r>
+              <w:rPr>
+                <w:rFonts w:ascii="BC Sans" w:hAnsi="BC Sans"/>
+                <w:sz w:val="20"/>
+                <w:szCs w:val="20"/>
+                <w:lang w:val="en-CA"/>
+              </w:rPr>
+              <w:t>i</w:t>
+            </w:r>
+            <w:proofErr w:type="spellEnd"/>
+            <w:r>
+              <w:rPr>
+                <w:rFonts w:ascii="BC Sans" w:hAnsi="BC Sans"/>
+                <w:sz w:val="20"/>
+                <w:szCs w:val="20"/>
+                <w:lang w:val="en-CA"/>
+              </w:rPr>
+              <w:t>].</w:t>
+            </w:r>
+            <w:proofErr w:type="spellStart"/>
+            <w:r>
+              <w:rPr>
+                <w:rFonts w:ascii="BC Sans" w:hAnsi="BC Sans"/>
+                <w:sz w:val="20"/>
+                <w:szCs w:val="20"/>
+                <w:lang w:val="en-CA"/>
+              </w:rPr>
+              <w:t>sequenceNumber</w:t>
+            </w:r>
+            <w:proofErr w:type="spellEnd"/>
+            <w:r>
+              <w:rPr>
+                <w:rFonts w:ascii="BC Sans" w:hAnsi="BC Sans"/>
+                <w:sz w:val="20"/>
+                <w:szCs w:val="20"/>
+                <w:lang w:val="en-CA"/>
+              </w:rPr>
+              <w:t>}</w:t>
             </w:r>
           </w:p>
         </w:tc>
@@ -2955,7 +4547,47 @@
                 <w:szCs w:val="20"/>
                 <w:lang w:val="en-CA"/>
               </w:rPr>
-              <w:t>{d.attachments[i].description}</w:t>
+              <w:t>{</w:t>
+            </w:r>
+            <w:proofErr w:type="spellStart"/>
+            <w:r>
+              <w:rPr>
+                <w:rFonts w:ascii="BC Sans" w:hAnsi="BC Sans"/>
+                <w:sz w:val="20"/>
+                <w:szCs w:val="20"/>
+                <w:lang w:val="en-CA"/>
+              </w:rPr>
+              <w:t>d.attachments</w:t>
+            </w:r>
+            <w:proofErr w:type="spellEnd"/>
+            <w:r>
+              <w:rPr>
+                <w:rFonts w:ascii="BC Sans" w:hAnsi="BC Sans"/>
+                <w:sz w:val="20"/>
+                <w:szCs w:val="20"/>
+                <w:lang w:val="en-CA"/>
+              </w:rPr>
+              <w:t>[</w:t>
+            </w:r>
+            <w:proofErr w:type="spellStart"/>
+            <w:r>
+              <w:rPr>
+                <w:rFonts w:ascii="BC Sans" w:hAnsi="BC Sans"/>
+                <w:sz w:val="20"/>
+                <w:szCs w:val="20"/>
+                <w:lang w:val="en-CA"/>
+              </w:rPr>
+              <w:t>i</w:t>
+            </w:r>
+            <w:proofErr w:type="spellEnd"/>
+            <w:r>
+              <w:rPr>
+                <w:rFonts w:ascii="BC Sans" w:hAnsi="BC Sans"/>
+                <w:sz w:val="20"/>
+                <w:szCs w:val="20"/>
+                <w:lang w:val="en-CA"/>
+              </w:rPr>
+              <w:t>].description}</w:t>
             </w:r>
           </w:p>
         </w:tc>
@@ -3018,7 +4650,47 @@
                 <w:szCs w:val="20"/>
                 <w:lang w:val="en-CA"/>
               </w:rPr>
-              <w:t>{d.attachments[i].title}</w:t>
+              <w:t>{</w:t>
+            </w:r>
+            <w:proofErr w:type="spellStart"/>
+            <w:r>
+              <w:rPr>
+                <w:rFonts w:ascii="BC Sans" w:hAnsi="BC Sans"/>
+                <w:sz w:val="20"/>
+                <w:szCs w:val="20"/>
+                <w:lang w:val="en-CA"/>
+              </w:rPr>
+              <w:t>d.attachments</w:t>
+            </w:r>
+            <w:proofErr w:type="spellEnd"/>
+            <w:r>
+              <w:rPr>
+                <w:rFonts w:ascii="BC Sans" w:hAnsi="BC Sans"/>
+                <w:sz w:val="20"/>
+                <w:szCs w:val="20"/>
+                <w:lang w:val="en-CA"/>
+              </w:rPr>
+              <w:t>[</w:t>
+            </w:r>
+            <w:proofErr w:type="spellStart"/>
+            <w:r>
+              <w:rPr>
+                <w:rFonts w:ascii="BC Sans" w:hAnsi="BC Sans"/>
+                <w:sz w:val="20"/>
+                <w:szCs w:val="20"/>
+                <w:lang w:val="en-CA"/>
+              </w:rPr>
+              <w:t>i</w:t>
+            </w:r>
+            <w:proofErr w:type="spellEnd"/>
+            <w:r>
+              <w:rPr>
+                <w:rFonts w:ascii="BC Sans" w:hAnsi="BC Sans"/>
+                <w:sz w:val="20"/>
+                <w:szCs w:val="20"/>
+                <w:lang w:val="en-CA"/>
+              </w:rPr>
+              <w:t>].title}</w:t>
             </w:r>
           </w:p>
         </w:tc>
@@ -3150,7 +4822,57 @@
                 <w:szCs w:val="20"/>
                 <w:lang w:val="en-CA"/>
               </w:rPr>
-              <w:t>{d.attachments[i].takenBy</w:t>
+              <w:t>{</w:t>
+            </w:r>
+            <w:proofErr w:type="spellStart"/>
+            <w:r>
+              <w:rPr>
+                <w:rFonts w:ascii="BC Sans" w:hAnsi="BC Sans"/>
+                <w:sz w:val="20"/>
+                <w:szCs w:val="20"/>
+                <w:lang w:val="en-CA"/>
+              </w:rPr>
+              <w:t>d.attachments</w:t>
+            </w:r>
+            <w:proofErr w:type="spellEnd"/>
+            <w:r>
+              <w:rPr>
+                <w:rFonts w:ascii="BC Sans" w:hAnsi="BC Sans"/>
+                <w:sz w:val="20"/>
+                <w:szCs w:val="20"/>
+                <w:lang w:val="en-CA"/>
+              </w:rPr>
+              <w:t>[</w:t>
+            </w:r>
+            <w:proofErr w:type="spellStart"/>
+            <w:r>
+              <w:rPr>
+                <w:rFonts w:ascii="BC Sans" w:hAnsi="BC Sans"/>
+                <w:sz w:val="20"/>
+                <w:szCs w:val="20"/>
+                <w:lang w:val="en-CA"/>
+              </w:rPr>
+              <w:t>i</w:t>
+            </w:r>
+            <w:proofErr w:type="spellEnd"/>
+            <w:r>
+              <w:rPr>
+                <w:rFonts w:ascii="BC Sans" w:hAnsi="BC Sans"/>
+                <w:sz w:val="20"/>
+                <w:szCs w:val="20"/>
+                <w:lang w:val="en-CA"/>
+              </w:rPr>
+              <w:t>].</w:t>
+            </w:r>
+            <w:proofErr w:type="spellStart"/>
+            <w:r>
+              <w:rPr>
+                <w:rFonts w:ascii="BC Sans" w:hAnsi="BC Sans"/>
+                <w:sz w:val="20"/>
+                <w:szCs w:val="20"/>
+                <w:lang w:val="en-CA"/>
+              </w:rPr>
+              <w:t>takenBy</w:t>
             </w:r>
             <w:r>
               <w:rPr>
@@ -3161,6 +4883,7 @@
               </w:rPr>
               <w:t>.lastName</w:t>
             </w:r>
+            <w:proofErr w:type="spellEnd"/>
             <w:r>
               <w:rPr>
                 <w:rFonts w:ascii="BC Sans" w:hAnsi="BC Sans"/>
@@ -3241,7 +4964,85 @@
                 <w:szCs w:val="20"/>
                 <w:lang w:val="en-CA"/>
               </w:rPr>
-              <w:t>{d.attachments[i].takenBy.lastName:hideEnd}</w:t>
+              <w:t>{</w:t>
+            </w:r>
+            <w:proofErr w:type="spellStart"/>
+            <w:r>
+              <w:rPr>
+                <w:rFonts w:ascii="BC Sans" w:hAnsi="BC Sans"/>
+                <w:b w:val="0"/>
+                <w:bCs w:val="0"/>
+                <w:caps w:val="0"/>
+                <w:sz w:val="20"/>
+                <w:szCs w:val="20"/>
+                <w:lang w:val="en-CA"/>
+              </w:rPr>
+              <w:t>d.attachments</w:t>
+            </w:r>
+            <w:proofErr w:type="spellEnd"/>
+            <w:r>
+              <w:rPr>
+                <w:rFonts w:ascii="BC Sans" w:hAnsi="BC Sans"/>
+                <w:b w:val="0"/>
+                <w:bCs w:val="0"/>
+                <w:caps w:val="0"/>
+                <w:sz w:val="20"/>
+                <w:szCs w:val="20"/>
+                <w:lang w:val="en-CA"/>
+              </w:rPr>
+              <w:t>[</w:t>
+            </w:r>
+            <w:proofErr w:type="spellStart"/>
+            <w:r>
+              <w:rPr>
+                <w:rFonts w:ascii="BC Sans" w:hAnsi="BC Sans"/>
+                <w:b w:val="0"/>
+                <w:bCs w:val="0"/>
+                <w:caps w:val="0"/>
+                <w:sz w:val="20"/>
+                <w:szCs w:val="20"/>
+                <w:lang w:val="en-CA"/>
+              </w:rPr>
+              <w:t>i</w:t>
+            </w:r>
+            <w:proofErr w:type="spellEnd"/>
+            <w:r>
+              <w:rPr>
+                <w:rFonts w:ascii="BC Sans" w:hAnsi="BC Sans"/>
+                <w:b w:val="0"/>
+                <w:bCs w:val="0"/>
+                <w:caps w:val="0"/>
+                <w:sz w:val="20"/>
+                <w:szCs w:val="20"/>
+                <w:lang w:val="en-CA"/>
+              </w:rPr>
+              <w:t>].</w:t>
+            </w:r>
+            <w:proofErr w:type="spellStart"/>
+            <w:r>
+              <w:rPr>
+                <w:rFonts w:ascii="BC Sans" w:hAnsi="BC Sans"/>
+                <w:b w:val="0"/>
+                <w:bCs w:val="0"/>
+                <w:caps w:val="0"/>
+                <w:sz w:val="20"/>
+                <w:szCs w:val="20"/>
+                <w:lang w:val="en-CA"/>
+              </w:rPr>
+              <w:t>takenBy.lastName:hideEnd</w:t>
+            </w:r>
+            <w:proofErr w:type="spellEnd"/>
+            <w:r>
+              <w:rPr>
+                <w:rFonts w:ascii="BC Sans" w:hAnsi="BC Sans"/>
+                <w:b w:val="0"/>
+                <w:bCs w:val="0"/>
+                <w:caps w:val="0"/>
+                <w:sz w:val="20"/>
+                <w:szCs w:val="20"/>
+                <w:lang w:val="en-CA"/>
+              </w:rPr>
+              <w:t>}</w:t>
             </w:r>
             <w:r>
               <w:rPr>
@@ -3355,7 +5156,16 @@
           <w:sz w:val="20"/>
           <w:szCs w:val="20"/>
         </w:rPr>
-        <w:t>{d.</w:t>
+        <w:t>{</w:t>
+      </w:r>
+      <w:proofErr w:type="spellStart"/>
+      <w:r>
+        <w:rPr>
+          <w:rFonts w:ascii="BC Sans" w:hAnsi="BC Sans"/>
+          <w:sz w:val="20"/>
+          <w:szCs w:val="20"/>
+        </w:rPr>
+        <w:t>d.</w:t>
       </w:r>
       <w:r>
         <w:rPr>
@@ -3365,6 +5175,7 @@
         </w:rPr>
         <w:t>attachments</w:t>
       </w:r>
+      <w:proofErr w:type="spellEnd"/>
       <w:r>
         <w:rPr>
           <w:rFonts w:ascii="BC Sans" w:hAnsi="BC Sans"/>
@@ -3660,6 +5471,7 @@
             </w:rPr>
             <w:t>Report printed on {</w:t>
           </w:r>
+          <w:proofErr w:type="spellStart"/>
           <w:r>
             <w:rPr>
               <w:rFonts w:ascii="BC Sans" w:eastAsia="BC Sans" w:hAnsi="BC Sans" w:cs="BC Sans"/>
@@ -3684,6 +5496,7 @@
             </w:rPr>
             <w:t>generatedOn</w:t>
           </w:r>
+          <w:proofErr w:type="spellEnd"/>
           <w:r>
             <w:rPr>
               <w:rFonts w:ascii="BC Sans" w:eastAsia="BC Sans" w:hAnsi="BC Sans" w:cs="BC Sans"/>
@@ -5228,15 +7041,6 @@
 </file>
 
 <file path=customXml/item2.xml><?xml version="1.0" encoding="utf-8"?>
-<?mso-contentType ?>
-<FormTemplates xmlns="http://schemas.microsoft.com/sharepoint/v3/contenttype/forms">
-  <Display>DocumentLibraryForm</Display>
-  <Edit>DocumentLibraryForm</Edit>
-  <New>DocumentLibraryForm</New>
-</FormTemplates>
-</file>
-
-<file path=customXml/item3.xml><?xml version="1.0" encoding="utf-8"?>
 <ct:contentTypeSchema xmlns:ct="http://schemas.microsoft.com/office/2006/metadata/contentType" xmlns:ma="http://schemas.microsoft.com/office/2006/metadata/properties/metaAttributes" ct:_="" ma:_="" ma:contentTypeName="Document" ma:contentTypeID="0x010100ED0089B3ED392A4CB3C10705735CFAD3" ma:contentTypeVersion="15" ma:contentTypeDescription="Create a new document." ma:contentTypeScope="" ma:versionID="e9715c4352d5d9c94cf397f6db7911f6">
   <xsd:schema xmlns:xsd="http://www.w3.org/2001/XMLSchema" xmlns:xs="http://www.w3.org/2001/XMLSchema" xmlns:p="http://schemas.microsoft.com/office/2006/metadata/properties" xmlns:ns2="aa9c99c1-69c1-4b58-9df5-4d4796c46f8a" xmlns:ns3="cbeac988-4fd5-47cf-ad03-89cc7678fa90" targetNamespace="http://schemas.microsoft.com/office/2006/metadata/properties" ma:root="true" ma:fieldsID="4a7b24a40f906d6832371abf7aef78d6" ns2:_="" ns3:_="">
     <xsd:import namespace="aa9c99c1-69c1-4b58-9df5-4d4796c46f8a"/>
@@ -5471,6 +7275,15 @@
 </ct:contentTypeSchema>
 </file>
 
+<file path=customXml/item3.xml><?xml version="1.0" encoding="utf-8"?>
+<?mso-contentType ?>
+<FormTemplates xmlns="http://schemas.microsoft.com/sharepoint/v3/contenttype/forms">
+  <Display>DocumentLibraryForm</Display>
+  <Edit>DocumentLibraryForm</Edit>
+  <New>DocumentLibraryForm</New>
+</FormTemplates>
+</file>
+
 <file path=customXml/itemProps1.xml><?xml version="1.0" encoding="utf-8"?>
 <ds:datastoreItem xmlns:ds="http://schemas.openxmlformats.org/officeDocument/2006/customXml" ds:itemID="{C6C5DCE0-D69C-4B6E-96D9-C69B23DE6D4A}">
   <ds:schemaRefs>
@@ -5483,14 +7296,6 @@
 </file>
 
 <file path=customXml/itemProps2.xml><?xml version="1.0" encoding="utf-8"?>
-<ds:datastoreItem xmlns:ds="http://schemas.openxmlformats.org/officeDocument/2006/customXml" ds:itemID="{4BECF9F2-3A10-48CC-8D31-4F6E8664527E}">
-  <ds:schemaRefs>
-    <ds:schemaRef ds:uri="http://schemas.microsoft.com/sharepoint/v3/contenttype/forms"/>
-  </ds:schemaRefs>
-</ds:datastoreItem>
-</file>
-
-<file path=customXml/itemProps3.xml><?xml version="1.0" encoding="utf-8"?>
 <ds:datastoreItem xmlns:ds="http://schemas.openxmlformats.org/officeDocument/2006/customXml" ds:itemID="{26FF9410-7F49-4DD5-9478-D670A139DF54}">
   <ds:schemaRefs>
     <ds:schemaRef ds:uri="http://schemas.microsoft.com/office/2006/metadata/contentType"/>
@@ -5507,4 +7312,12 @@
     <ds:schemaRef ds:uri="http://schemas.microsoft.com/internal/obd"/>
   </ds:schemaRefs>
 </ds:datastoreItem>
+</file>
+
+<file path=customXml/itemProps3.xml><?xml version="1.0" encoding="utf-8"?>
+<ds:datastoreItem xmlns:ds="http://schemas.openxmlformats.org/officeDocument/2006/customXml" ds:itemID="{4BECF9F2-3A10-48CC-8D31-4F6E8664527E}">
+  <ds:schemaRefs>
+    <ds:schemaRef ds:uri="http://schemas.microsoft.com/sharepoint/v3/contenttype/forms"/>
+  </ds:schemaRefs>
+</ds:datastoreItem>
 </file>